--- a/doc/Change log.docx
+++ b/doc/Change log.docx
@@ -44,23 +44,7 @@
     </w:p>
     <w:p>
       <w:r>
-        <w:t>Note: For complex changes, tag the source file lines with:</w:t>
-      </w:r>
-      <w:proofErr w:type="gramStart"/>
-      <w:r>
-        <w:t xml:space="preserve">  ;</w:t>
-      </w:r>
-      <w:proofErr w:type="gramEnd"/>
-      <w:r>
-        <w:t>@month-year (</w:t>
-      </w:r>
-      <w:proofErr w:type="gramStart"/>
-      <w:r>
-        <w:t>e.g. ;</w:t>
-      </w:r>
-      <w:proofErr w:type="gramEnd"/>
-      <w:r>
-        <w:t xml:space="preserve">@3-16). </w:t>
+        <w:t xml:space="preserve">Note: For complex changes, tag the source file lines with:  ;@month-year (e.g. ;@3-16). </w:t>
       </w:r>
     </w:p>
     <w:p>
@@ -74,51 +58,7 @@
         <w:rPr>
           <w:lang w:val="en-AU"/>
         </w:rPr>
-        <w:t>2</w:t>
-      </w:r>
-      <w:r>
-        <w:rPr>
-          <w:lang w:val="en-AU"/>
-        </w:rPr>
-        <w:t>9</w:t>
-      </w:r>
-      <w:r>
-        <w:rPr>
-          <w:lang w:val="en-AU"/>
-        </w:rPr>
-        <w:t xml:space="preserve"> Apr</w:t>
-      </w:r>
-      <w:r>
-        <w:rPr>
-          <w:lang w:val="en-AU"/>
-        </w:rPr>
-        <w:t xml:space="preserve"> - 5 </w:t>
-      </w:r>
-      <w:proofErr w:type="gramStart"/>
-      <w:r>
-        <w:rPr>
-          <w:lang w:val="en-AU"/>
-        </w:rPr>
-        <w:t>May</w:t>
-      </w:r>
-      <w:r>
-        <w:rPr>
-          <w:lang w:val="en-AU"/>
-        </w:rPr>
-        <w:t>,</w:t>
-      </w:r>
-      <w:proofErr w:type="gramEnd"/>
-      <w:r>
-        <w:rPr>
-          <w:lang w:val="en-AU"/>
-        </w:rPr>
-        <w:t xml:space="preserve"> 202</w:t>
-      </w:r>
-      <w:r>
-        <w:rPr>
-          <w:lang w:val="en-AU"/>
-        </w:rPr>
-        <w:t>6</w:t>
+        <w:t>12 May, 2026</w:t>
       </w:r>
     </w:p>
     <w:p>
@@ -129,6 +69,61 @@
         </w:numPr>
       </w:pPr>
       <w:r>
+        <w:t>Include all source docx and tables, etc.</w:t>
+      </w:r>
+    </w:p>
+    <w:p>
+      <w:pPr>
+        <w:pStyle w:val="Heading3"/>
+        <w:rPr>
+          <w:lang w:val="en-AU"/>
+        </w:rPr>
+      </w:pPr>
+      <w:r>
+        <w:rPr>
+          <w:lang w:val="en-AU"/>
+        </w:rPr>
+        <w:t>2</w:t>
+      </w:r>
+      <w:r>
+        <w:rPr>
+          <w:lang w:val="en-AU"/>
+        </w:rPr>
+        <w:t>9</w:t>
+      </w:r>
+      <w:r>
+        <w:rPr>
+          <w:lang w:val="en-AU"/>
+        </w:rPr>
+        <w:t xml:space="preserve"> Apr</w:t>
+      </w:r>
+      <w:r>
+        <w:rPr>
+          <w:lang w:val="en-AU"/>
+        </w:rPr>
+        <w:t xml:space="preserve"> - 5 May</w:t>
+      </w:r>
+      <w:r>
+        <w:rPr>
+          <w:lang w:val="en-AU"/>
+        </w:rPr>
+        <w:t>, 202</w:t>
+      </w:r>
+      <w:r>
+        <w:rPr>
+          <w:lang w:val="en-AU"/>
+        </w:rPr>
+        <w:t>6</w:t>
+      </w:r>
+    </w:p>
+    <w:p>
+      <w:pPr>
+        <w:numPr>
+          <w:ilvl w:val="0"/>
+          <w:numId w:val="83"/>
+        </w:numPr>
+      </w:pPr>
+      <w:r>
         <w:t>Main GeoPIXE</w:t>
       </w:r>
     </w:p>
@@ -136,7 +131,7 @@
       <w:pPr>
         <w:numPr>
           <w:ilvl w:val="1"/>
-          <w:numId w:val="78"/>
+          <w:numId w:val="83"/>
         </w:numPr>
       </w:pPr>
       <w:proofErr w:type="spellStart"/>
@@ -149,7 +144,7 @@
       <w:pPr>
         <w:numPr>
           <w:ilvl w:val="2"/>
-          <w:numId w:val="78"/>
+          <w:numId w:val="83"/>
         </w:numPr>
       </w:pPr>
       <w:r>
@@ -176,7 +171,7 @@
       <w:pPr>
         <w:numPr>
           <w:ilvl w:val="1"/>
-          <w:numId w:val="78"/>
+          <w:numId w:val="83"/>
         </w:numPr>
       </w:pPr>
       <w:proofErr w:type="spellStart"/>
@@ -189,23 +184,15 @@
       <w:pPr>
         <w:numPr>
           <w:ilvl w:val="2"/>
-          <w:numId w:val="78"/>
-        </w:numPr>
-      </w:pPr>
-      <w:r>
-        <w:t>Remove (*pp</w:t>
-      </w:r>
-      <w:proofErr w:type="gramStart"/>
-      <w:r>
-        <w:t>).</w:t>
-      </w:r>
-      <w:proofErr w:type="spellStart"/>
-      <w:r>
-        <w:t>energy</w:t>
-      </w:r>
-      <w:proofErr w:type="gramEnd"/>
-      <w:r>
-        <w:t>_cal_file</w:t>
+          <w:numId w:val="83"/>
+        </w:numPr>
+      </w:pPr>
+      <w:r>
+        <w:t>Remove (*pp).</w:t>
+      </w:r>
+      <w:proofErr w:type="spellStart"/>
+      <w:r>
+        <w:t>energy_cal_file</w:t>
       </w:r>
       <w:proofErr w:type="spellEnd"/>
       <w:r>
@@ -216,7 +203,7 @@
       <w:pPr>
         <w:numPr>
           <w:ilvl w:val="2"/>
-          <w:numId w:val="78"/>
+          <w:numId w:val="83"/>
         </w:numPr>
       </w:pPr>
       <w:r>
@@ -227,7 +214,7 @@
       <w:pPr>
         <w:numPr>
           <w:ilvl w:val="2"/>
-          <w:numId w:val="78"/>
+          <w:numId w:val="83"/>
         </w:numPr>
       </w:pPr>
       <w:r>
@@ -305,7 +292,7 @@
       <w:pPr>
         <w:numPr>
           <w:ilvl w:val="1"/>
-          <w:numId w:val="78"/>
+          <w:numId w:val="83"/>
         </w:numPr>
       </w:pPr>
       <w:proofErr w:type="spellStart"/>
@@ -377,7 +364,7 @@
       <w:pPr>
         <w:numPr>
           <w:ilvl w:val="2"/>
-          <w:numId w:val="78"/>
+          <w:numId w:val="83"/>
         </w:numPr>
       </w:pPr>
       <w:r>
@@ -407,7 +394,7 @@
       <w:pPr>
         <w:numPr>
           <w:ilvl w:val="1"/>
-          <w:numId w:val="78"/>
+          <w:numId w:val="83"/>
         </w:numPr>
       </w:pPr>
       <w:proofErr w:type="spellStart"/>
@@ -436,7 +423,7 @@
       <w:pPr>
         <w:numPr>
           <w:ilvl w:val="2"/>
-          <w:numId w:val="78"/>
+          <w:numId w:val="83"/>
         </w:numPr>
       </w:pPr>
       <w:r>
@@ -447,7 +434,7 @@
       <w:pPr>
         <w:numPr>
           <w:ilvl w:val="2"/>
-          <w:numId w:val="78"/>
+          <w:numId w:val="83"/>
         </w:numPr>
       </w:pPr>
       <w:r>
@@ -466,7 +453,7 @@
       <w:pPr>
         <w:numPr>
           <w:ilvl w:val="1"/>
-          <w:numId w:val="78"/>
+          <w:numId w:val="83"/>
         </w:numPr>
       </w:pPr>
       <w:r>
@@ -477,7 +464,7 @@
       <w:pPr>
         <w:numPr>
           <w:ilvl w:val="2"/>
-          <w:numId w:val="78"/>
+          <w:numId w:val="83"/>
         </w:numPr>
       </w:pPr>
       <w:r>
@@ -496,7 +483,7 @@
       <w:pPr>
         <w:numPr>
           <w:ilvl w:val="1"/>
-          <w:numId w:val="78"/>
+          <w:numId w:val="83"/>
         </w:numPr>
       </w:pPr>
       <w:proofErr w:type="spellStart"/>
@@ -509,7 +496,7 @@
       <w:pPr>
         <w:numPr>
           <w:ilvl w:val="2"/>
-          <w:numId w:val="78"/>
+          <w:numId w:val="83"/>
         </w:numPr>
       </w:pPr>
       <w:r>
@@ -538,7 +525,7 @@
       <w:pPr>
         <w:numPr>
           <w:ilvl w:val="1"/>
-          <w:numId w:val="78"/>
+          <w:numId w:val="83"/>
         </w:numPr>
       </w:pPr>
       <w:proofErr w:type="spellStart"/>
@@ -551,7 +538,7 @@
       <w:pPr>
         <w:numPr>
           <w:ilvl w:val="2"/>
-          <w:numId w:val="78"/>
+          <w:numId w:val="83"/>
         </w:numPr>
       </w:pPr>
       <w:r>
@@ -561,33 +548,12 @@
     <w:p>
       <w:pPr>
         <w:numPr>
-          <w:ilvl w:val="1"/>
-          <w:numId w:val="78"/>
-        </w:numPr>
-      </w:pPr>
-      <w:proofErr w:type="spellStart"/>
-      <w:r>
-        <w:t>Image_Load_DA_spectrum_refit</w:t>
-      </w:r>
-      <w:proofErr w:type="spellEnd"/>
-    </w:p>
-    <w:p>
-      <w:pPr>
-        <w:numPr>
-          <w:ilvl w:val="2"/>
-          <w:numId w:val="78"/>
-        </w:numPr>
-      </w:pPr>
-      <w:r>
-        <w:t xml:space="preserve">Looks up DA </w:t>
-      </w:r>
-      <w:proofErr w:type="spellStart"/>
-      <w:r>
-        <w:t>spec_file</w:t>
-      </w:r>
-      <w:proofErr w:type="spellEnd"/>
-      <w:r>
-        <w:t xml:space="preserve"> and sends a Notify to </w:t>
+          <w:ilvl w:val="2"/>
+          <w:numId w:val="83"/>
+        </w:numPr>
+      </w:pPr>
+      <w:r>
+        <w:t xml:space="preserve">These are sent top the </w:t>
       </w:r>
       <w:r>
         <w:rPr>
@@ -597,18 +563,7 @@
         <w:t>Spectrum Display</w:t>
       </w:r>
       <w:r>
-        <w:t xml:space="preserve"> to load it.</w:t>
-      </w:r>
-    </w:p>
-    <w:p>
-      <w:pPr>
-        <w:numPr>
-          <w:ilvl w:val="2"/>
-          <w:numId w:val="78"/>
-        </w:numPr>
-      </w:pPr>
-      <w:r>
-        <w:t xml:space="preserve">Looks up the PCM file (starts assuming same name as DA matrix file) and sends a Notify to </w:t>
+        <w:t xml:space="preserve"> and </w:t>
       </w:r>
       <w:r>
         <w:rPr>
@@ -618,6 +573,48 @@
         <w:t>Fit Setup</w:t>
       </w:r>
       <w:r>
+        <w:t xml:space="preserve"> windows to load the SPEC and PCM files, respectively. A pop-up advises the user what to do next.</w:t>
+      </w:r>
+    </w:p>
+    <w:p>
+      <w:pPr>
+        <w:numPr>
+          <w:ilvl w:val="1"/>
+          <w:numId w:val="83"/>
+        </w:numPr>
+      </w:pPr>
+      <w:proofErr w:type="spellStart"/>
+      <w:r>
+        <w:t>Image_Load_DA_spectrum_refit</w:t>
+      </w:r>
+      <w:proofErr w:type="spellEnd"/>
+    </w:p>
+    <w:p>
+      <w:pPr>
+        <w:numPr>
+          <w:ilvl w:val="2"/>
+          <w:numId w:val="83"/>
+        </w:numPr>
+      </w:pPr>
+      <w:r>
+        <w:t xml:space="preserve">Looks up DA </w:t>
+      </w:r>
+      <w:proofErr w:type="spellStart"/>
+      <w:r>
+        <w:t>spec_file</w:t>
+      </w:r>
+      <w:proofErr w:type="spellEnd"/>
+      <w:r>
+        <w:t xml:space="preserve"> and sends a Notify to </w:t>
+      </w:r>
+      <w:r>
+        <w:rPr>
+          <w:i/>
+          <w:iCs/>
+        </w:rPr>
+        <w:t>Spectrum Display</w:t>
+      </w:r>
+      <w:r>
         <w:t xml:space="preserve"> to load it.</w:t>
       </w:r>
     </w:p>
@@ -625,7 +622,28 @@
       <w:pPr>
         <w:numPr>
           <w:ilvl w:val="2"/>
-          <w:numId w:val="78"/>
+          <w:numId w:val="83"/>
+        </w:numPr>
+      </w:pPr>
+      <w:r>
+        <w:t xml:space="preserve">Looks up the PCM file (starts assuming same name as DA matrix file) and sends a Notify to </w:t>
+      </w:r>
+      <w:r>
+        <w:rPr>
+          <w:i/>
+          <w:iCs/>
+        </w:rPr>
+        <w:t>Fit Setup</w:t>
+      </w:r>
+      <w:r>
+        <w:t xml:space="preserve"> to load it.</w:t>
+      </w:r>
+    </w:p>
+    <w:p>
+      <w:pPr>
+        <w:numPr>
+          <w:ilvl w:val="2"/>
+          <w:numId w:val="83"/>
         </w:numPr>
       </w:pPr>
       <w:r>
@@ -636,7 +654,7 @@
       <w:pPr>
         <w:numPr>
           <w:ilvl w:val="1"/>
-          <w:numId w:val="78"/>
+          <w:numId w:val="83"/>
         </w:numPr>
       </w:pPr>
       <w:proofErr w:type="spellStart"/>
@@ -649,7 +667,7 @@
       <w:pPr>
         <w:numPr>
           <w:ilvl w:val="2"/>
-          <w:numId w:val="78"/>
+          <w:numId w:val="83"/>
         </w:numPr>
       </w:pPr>
       <w:r>
@@ -688,7 +706,7 @@
       <w:pPr>
         <w:numPr>
           <w:ilvl w:val="1"/>
-          <w:numId w:val="78"/>
+          <w:numId w:val="83"/>
         </w:numPr>
       </w:pPr>
       <w:proofErr w:type="spellStart"/>
@@ -701,7 +719,7 @@
       <w:pPr>
         <w:numPr>
           <w:ilvl w:val="2"/>
-          <w:numId w:val="78"/>
+          <w:numId w:val="83"/>
         </w:numPr>
       </w:pPr>
       <w:r>
@@ -712,7 +730,7 @@
       <w:pPr>
         <w:numPr>
           <w:ilvl w:val="1"/>
-          <w:numId w:val="78"/>
+          <w:numId w:val="83"/>
         </w:numPr>
       </w:pPr>
       <w:proofErr w:type="spellStart"/>
@@ -725,7 +743,7 @@
       <w:pPr>
         <w:numPr>
           <w:ilvl w:val="2"/>
-          <w:numId w:val="78"/>
+          <w:numId w:val="83"/>
         </w:numPr>
       </w:pPr>
       <w:r>
@@ -736,7 +754,7 @@
       <w:pPr>
         <w:numPr>
           <w:ilvl w:val="1"/>
-          <w:numId w:val="78"/>
+          <w:numId w:val="83"/>
         </w:numPr>
       </w:pPr>
       <w:proofErr w:type="spellStart"/>
@@ -755,7 +773,7 @@
       <w:pPr>
         <w:numPr>
           <w:ilvl w:val="2"/>
-          <w:numId w:val="78"/>
+          <w:numId w:val="83"/>
         </w:numPr>
       </w:pPr>
       <w:r>
@@ -785,7 +803,7 @@
       <w:pPr>
         <w:numPr>
           <w:ilvl w:val="1"/>
-          <w:numId w:val="78"/>
+          <w:numId w:val="83"/>
         </w:numPr>
       </w:pPr>
       <w:proofErr w:type="spellStart"/>
@@ -798,7 +816,7 @@
       <w:pPr>
         <w:numPr>
           <w:ilvl w:val="2"/>
-          <w:numId w:val="78"/>
+          <w:numId w:val="83"/>
         </w:numPr>
       </w:pPr>
       <w:r>
@@ -823,7 +841,7 @@
       <w:pPr>
         <w:numPr>
           <w:ilvl w:val="2"/>
-          <w:numId w:val="78"/>
+          <w:numId w:val="83"/>
         </w:numPr>
       </w:pPr>
       <w:r>
@@ -834,7 +852,7 @@
       <w:pPr>
         <w:numPr>
           <w:ilvl w:val="2"/>
-          <w:numId w:val="78"/>
+          <w:numId w:val="83"/>
         </w:numPr>
       </w:pPr>
       <w:r>
@@ -845,7 +863,7 @@
       <w:pPr>
         <w:numPr>
           <w:ilvl w:val="1"/>
-          <w:numId w:val="78"/>
+          <w:numId w:val="83"/>
         </w:numPr>
       </w:pPr>
       <w:proofErr w:type="spellStart"/>
@@ -858,10 +876,11 @@
       <w:pPr>
         <w:numPr>
           <w:ilvl w:val="2"/>
-          <w:numId w:val="78"/>
-        </w:numPr>
-      </w:pPr>
-      <w:r>
+          <w:numId w:val="83"/>
+        </w:numPr>
+      </w:pPr>
+      <w:r>
+        <w:lastRenderedPageBreak/>
         <w:t>After a YIELD save, it will advise to also save LCM with same name.</w:t>
       </w:r>
     </w:p>
@@ -869,7 +888,7 @@
       <w:pPr>
         <w:numPr>
           <w:ilvl w:val="1"/>
-          <w:numId w:val="78"/>
+          <w:numId w:val="83"/>
         </w:numPr>
         <w:rPr>
           <w:highlight w:val="yellow"/>
@@ -886,7 +905,7 @@
       <w:pPr>
         <w:numPr>
           <w:ilvl w:val="0"/>
-          <w:numId w:val="78"/>
+          <w:numId w:val="83"/>
         </w:numPr>
       </w:pPr>
       <w:r>
@@ -920,7 +939,6 @@
         </w:numPr>
       </w:pPr>
       <w:r>
-        <w:lastRenderedPageBreak/>
         <w:t>Version 9.0</w:t>
       </w:r>
     </w:p>
@@ -928,7 +946,7 @@
       <w:pPr>
         <w:numPr>
           <w:ilvl w:val="0"/>
-          <w:numId w:val="78"/>
+          <w:numId w:val="83"/>
         </w:numPr>
       </w:pPr>
       <w:r>
@@ -950,7 +968,7 @@
       <w:pPr>
         <w:numPr>
           <w:ilvl w:val="0"/>
-          <w:numId w:val="78"/>
+          <w:numId w:val="83"/>
         </w:numPr>
       </w:pPr>
       <w:r>
@@ -979,27 +997,13 @@
         <w:rPr>
           <w:lang w:val="en-AU"/>
         </w:rPr>
-        <w:t xml:space="preserve">24 </w:t>
-      </w:r>
-      <w:proofErr w:type="gramStart"/>
+        <w:t>24 Apr</w:t>
+      </w:r>
       <w:r>
         <w:rPr>
           <w:lang w:val="en-AU"/>
         </w:rPr>
-        <w:t>Apr</w:t>
-      </w:r>
-      <w:r>
-        <w:rPr>
-          <w:lang w:val="en-AU"/>
-        </w:rPr>
-        <w:t>,</w:t>
-      </w:r>
-      <w:proofErr w:type="gramEnd"/>
-      <w:r>
-        <w:rPr>
-          <w:lang w:val="en-AU"/>
-        </w:rPr>
-        <w:t xml:space="preserve"> 202</w:t>
+        <w:t>, 202</w:t>
       </w:r>
       <w:r>
         <w:rPr>
@@ -1293,35 +1297,19 @@
         </w:numPr>
       </w:pPr>
       <w:r>
-        <w:t>Copy EVT ‘(*p</w:t>
-      </w:r>
-      <w:proofErr w:type="gramStart"/>
-      <w:r>
-        <w:t>).</w:t>
-      </w:r>
-      <w:proofErr w:type="spellStart"/>
-      <w:r>
-        <w:t>energy</w:t>
-      </w:r>
-      <w:proofErr w:type="gramEnd"/>
-      <w:r>
-        <w:t>_cal_file</w:t>
-      </w:r>
-      <w:proofErr w:type="spellEnd"/>
-      <w:r>
-        <w:t>’ into new ‘(*pp</w:t>
-      </w:r>
-      <w:proofErr w:type="gramStart"/>
-      <w:r>
-        <w:t>).</w:t>
-      </w:r>
-      <w:proofErr w:type="spellStart"/>
-      <w:r>
-        <w:t>energy</w:t>
-      </w:r>
-      <w:proofErr w:type="gramEnd"/>
-      <w:r>
-        <w:t>_cal_file</w:t>
+        <w:t>Copy EVT ‘(*p).</w:t>
+      </w:r>
+      <w:proofErr w:type="spellStart"/>
+      <w:r>
+        <w:t>energy_cal_file</w:t>
+      </w:r>
+      <w:proofErr w:type="spellEnd"/>
+      <w:r>
+        <w:t>’ into new ‘(*pp).</w:t>
+      </w:r>
+      <w:proofErr w:type="spellStart"/>
+      <w:r>
+        <w:t>energy_cal_file</w:t>
       </w:r>
       <w:proofErr w:type="spellEnd"/>
       <w:r>
@@ -1374,27 +1362,13 @@
         <w:rPr>
           <w:lang w:val="en-AU"/>
         </w:rPr>
-        <w:t xml:space="preserve"> </w:t>
-      </w:r>
-      <w:proofErr w:type="gramStart"/>
+        <w:t xml:space="preserve"> Apr</w:t>
+      </w:r>
       <w:r>
         <w:rPr>
           <w:lang w:val="en-AU"/>
         </w:rPr>
-        <w:t>Apr</w:t>
-      </w:r>
-      <w:r>
-        <w:rPr>
-          <w:lang w:val="en-AU"/>
-        </w:rPr>
-        <w:t>,</w:t>
-      </w:r>
-      <w:proofErr w:type="gramEnd"/>
-      <w:r>
-        <w:rPr>
-          <w:lang w:val="en-AU"/>
-        </w:rPr>
-        <w:t xml:space="preserve"> 202</w:t>
+        <w:t>, 202</w:t>
       </w:r>
       <w:r>
         <w:rPr>
@@ -1622,27 +1596,13 @@
         <w:rPr>
           <w:lang w:val="en-AU"/>
         </w:rPr>
-        <w:t xml:space="preserve">8 </w:t>
-      </w:r>
-      <w:proofErr w:type="gramStart"/>
+        <w:t>8 Apr</w:t>
+      </w:r>
       <w:r>
         <w:rPr>
           <w:lang w:val="en-AU"/>
         </w:rPr>
-        <w:t>Apr</w:t>
-      </w:r>
-      <w:r>
-        <w:rPr>
-          <w:lang w:val="en-AU"/>
-        </w:rPr>
-        <w:t>,</w:t>
-      </w:r>
-      <w:proofErr w:type="gramEnd"/>
-      <w:r>
-        <w:rPr>
-          <w:lang w:val="en-AU"/>
-        </w:rPr>
-        <w:t xml:space="preserve"> 202</w:t>
+        <w:t>, 202</w:t>
       </w:r>
       <w:r>
         <w:rPr>
@@ -1760,6 +1720,7 @@
         </w:numPr>
       </w:pPr>
       <w:r>
+        <w:lastRenderedPageBreak/>
         <w:t>Main GeoPIXE</w:t>
       </w:r>
     </w:p>
@@ -1790,18 +1751,13 @@
       </w:r>
       <w:proofErr w:type="spellEnd"/>
       <w:r>
-        <w:t>’ to enable logging to ~</w:t>
-      </w:r>
-      <w:proofErr w:type="gramStart"/>
-      <w:r>
-        <w:t>/.</w:t>
+        <w:t>’ to enable logging to ~/.</w:t>
       </w:r>
       <w:proofErr w:type="spellStart"/>
       <w:r>
         <w:t>geopixe</w:t>
       </w:r>
       <w:proofErr w:type="spellEnd"/>
-      <w:proofErr w:type="gramEnd"/>
       <w:r>
         <w:t>/</w:t>
       </w:r>
@@ -1841,7 +1797,6 @@
         </w:numPr>
       </w:pPr>
       <w:r>
-        <w:lastRenderedPageBreak/>
         <w:t xml:space="preserve">also </w:t>
       </w:r>
       <w:r>
@@ -2345,27 +2300,13 @@
         <w:rPr>
           <w:lang w:val="en-AU"/>
         </w:rPr>
-        <w:t xml:space="preserve">2 </w:t>
-      </w:r>
-      <w:proofErr w:type="gramStart"/>
+        <w:t>2 Apr</w:t>
+      </w:r>
       <w:r>
         <w:rPr>
           <w:lang w:val="en-AU"/>
         </w:rPr>
-        <w:t>Apr</w:t>
-      </w:r>
-      <w:r>
-        <w:rPr>
-          <w:lang w:val="en-AU"/>
-        </w:rPr>
-        <w:t>,</w:t>
-      </w:r>
-      <w:proofErr w:type="gramEnd"/>
-      <w:r>
-        <w:rPr>
-          <w:lang w:val="en-AU"/>
-        </w:rPr>
-        <w:t xml:space="preserve"> 202</w:t>
+        <w:t>, 202</w:t>
       </w:r>
       <w:r>
         <w:rPr>
@@ -2397,19 +2338,11 @@
       </w:r>
       <w:proofErr w:type="spellStart"/>
       <w:r>
-        <w:t>geopixe_</w:t>
-      </w:r>
-      <w:proofErr w:type="gramStart"/>
-      <w:r>
-        <w:t>scale</w:t>
-      </w:r>
-      <w:proofErr w:type="spellEnd"/>
-      <w:r>
-        <w:t>(</w:t>
-      </w:r>
-      <w:proofErr w:type="gramEnd"/>
-      <w:r>
-        <w:t>)’ to scale all GUIs to default font</w:t>
+        <w:t>geopixe_scale</w:t>
+      </w:r>
+      <w:proofErr w:type="spellEnd"/>
+      <w:r>
+        <w:t>()’ to scale all GUIs to default font</w:t>
       </w:r>
     </w:p>
     <w:p>
@@ -2432,19 +2365,11 @@
       </w:r>
       <w:proofErr w:type="spellStart"/>
       <w:r>
-        <w:t>graphics_y_</w:t>
-      </w:r>
-      <w:proofErr w:type="gramStart"/>
-      <w:r>
-        <w:t>scale</w:t>
-      </w:r>
-      <w:proofErr w:type="spellEnd"/>
-      <w:r>
-        <w:t>(</w:t>
-      </w:r>
-      <w:proofErr w:type="gramEnd"/>
-      <w:r>
-        <w:t>)</w:t>
+        <w:t>graphics_y_scale</w:t>
+      </w:r>
+      <w:proofErr w:type="spellEnd"/>
+      <w:r>
+        <w:t>()</w:t>
       </w:r>
       <w:r>
         <w:t>’ in ‘</w:t>
@@ -2516,27 +2441,13 @@
         <w:rPr>
           <w:lang w:val="en-AU"/>
         </w:rPr>
-        <w:t xml:space="preserve"> </w:t>
-      </w:r>
-      <w:proofErr w:type="gramStart"/>
+        <w:t xml:space="preserve"> Mar</w:t>
+      </w:r>
       <w:r>
         <w:rPr>
           <w:lang w:val="en-AU"/>
         </w:rPr>
-        <w:t>Mar</w:t>
-      </w:r>
-      <w:r>
-        <w:rPr>
-          <w:lang w:val="en-AU"/>
-        </w:rPr>
-        <w:t>,</w:t>
-      </w:r>
-      <w:proofErr w:type="gramEnd"/>
-      <w:r>
-        <w:rPr>
-          <w:lang w:val="en-AU"/>
-        </w:rPr>
-        <w:t xml:space="preserve"> 202</w:t>
+        <w:t>, 202</w:t>
       </w:r>
       <w:r>
         <w:rPr>
@@ -2842,6 +2753,7 @@
         </w:numPr>
       </w:pPr>
       <w:r>
+        <w:lastRenderedPageBreak/>
         <w:t>Version, 8.9r</w:t>
       </w:r>
     </w:p>
@@ -2899,7 +2811,6 @@
         </w:numPr>
       </w:pPr>
       <w:r>
-        <w:lastRenderedPageBreak/>
         <w:t>Make it an “array” detector by default, unlike the simple FalconX device.</w:t>
       </w:r>
     </w:p>
@@ -2914,27 +2825,13 @@
         <w:rPr>
           <w:lang w:val="en-AU"/>
         </w:rPr>
-        <w:t xml:space="preserve">24 </w:t>
-      </w:r>
-      <w:proofErr w:type="gramStart"/>
+        <w:t>24 Mar</w:t>
+      </w:r>
       <w:r>
         <w:rPr>
           <w:lang w:val="en-AU"/>
         </w:rPr>
-        <w:t>Mar</w:t>
-      </w:r>
-      <w:r>
-        <w:rPr>
-          <w:lang w:val="en-AU"/>
-        </w:rPr>
-        <w:t>,</w:t>
-      </w:r>
-      <w:proofErr w:type="gramEnd"/>
-      <w:r>
-        <w:rPr>
-          <w:lang w:val="en-AU"/>
-        </w:rPr>
-        <w:t xml:space="preserve"> 202</w:t>
+        <w:t>, 202</w:t>
       </w:r>
       <w:r>
         <w:rPr>
@@ -2973,15 +2870,7 @@
         </w:numPr>
       </w:pPr>
       <w:r>
-        <w:t xml:space="preserve">Constrains Clear </w:t>
-      </w:r>
-      <w:proofErr w:type="gramStart"/>
-      <w:r>
-        <w:t>X  border</w:t>
-      </w:r>
-      <w:proofErr w:type="gramEnd"/>
-      <w:r>
-        <w:t xml:space="preserve"> to at least 1 for this to work.</w:t>
+        <w:t>Constrains Clear X  border to at least 1 for this to work.</w:t>
       </w:r>
     </w:p>
     <w:p>
@@ -3047,15 +2936,7 @@
         </w:numPr>
       </w:pPr>
       <w:r>
-        <w:t>Restrict Y increment action to windows between [</w:t>
-      </w:r>
-      <w:proofErr w:type="gramStart"/>
-      <w:r>
-        <w:t>2,xmargin</w:t>
-      </w:r>
-      <w:proofErr w:type="gramEnd"/>
-      <w:r>
-        <w:t>] only (and similar at X max margin). This ignores spurious X=0 values.</w:t>
+        <w:t>Restrict Y increment action to windows between [2,xmargin] only (and similar at X max margin). This ignores spurious X=0 values.</w:t>
       </w:r>
     </w:p>
     <w:p>
@@ -3148,27 +3029,13 @@
         <w:rPr>
           <w:lang w:val="en-AU"/>
         </w:rPr>
-        <w:t xml:space="preserve"> </w:t>
-      </w:r>
-      <w:proofErr w:type="gramStart"/>
+        <w:t xml:space="preserve"> Mar</w:t>
+      </w:r>
       <w:r>
         <w:rPr>
           <w:lang w:val="en-AU"/>
         </w:rPr>
-        <w:t>Mar</w:t>
-      </w:r>
-      <w:r>
-        <w:rPr>
-          <w:lang w:val="en-AU"/>
-        </w:rPr>
-        <w:t>,</w:t>
-      </w:r>
-      <w:proofErr w:type="gramEnd"/>
-      <w:r>
-        <w:rPr>
-          <w:lang w:val="en-AU"/>
-        </w:rPr>
-        <w:t xml:space="preserve"> 202</w:t>
+        <w:t>, 202</w:t>
       </w:r>
       <w:r>
         <w:rPr>
@@ -3262,19 +3129,11 @@
       </w:r>
       <w:proofErr w:type="spellStart"/>
       <w:r>
-        <w:t>geopixe_</w:t>
-      </w:r>
-      <w:proofErr w:type="gramStart"/>
-      <w:r>
-        <w:t>scale</w:t>
-      </w:r>
-      <w:proofErr w:type="spellEnd"/>
-      <w:r>
-        <w:t>(</w:t>
-      </w:r>
-      <w:proofErr w:type="gramEnd"/>
-      <w:r>
-        <w:t>) function to scale size and offsets in widgets.</w:t>
+        <w:t>geopixe_scale</w:t>
+      </w:r>
+      <w:proofErr w:type="spellEnd"/>
+      <w:r>
+        <w:t>() function to scale size and offsets in widgets.</w:t>
       </w:r>
     </w:p>
     <w:p>
@@ -3287,19 +3146,11 @@
       </w:pPr>
       <w:proofErr w:type="spellStart"/>
       <w:r>
-        <w:t>Os_</w:t>
-      </w:r>
-      <w:proofErr w:type="gramStart"/>
-      <w:r>
-        <w:t>type</w:t>
-      </w:r>
-      <w:proofErr w:type="spellEnd"/>
-      <w:r>
-        <w:t>(</w:t>
-      </w:r>
-      <w:proofErr w:type="gramEnd"/>
-      <w:r>
-        <w:t>)</w:t>
+        <w:t>Os_type</w:t>
+      </w:r>
+      <w:proofErr w:type="spellEnd"/>
+      <w:r>
+        <w:t>()</w:t>
       </w:r>
     </w:p>
     <w:p>
@@ -3507,19 +3358,11 @@
         <w:rPr>
           <w:u w:val="single"/>
         </w:rPr>
-        <w:t xml:space="preserve">                    arch   </w:t>
-      </w:r>
-      <w:proofErr w:type="gramStart"/>
-      <w:r>
-        <w:rPr>
-          <w:u w:val="single"/>
-        </w:rPr>
-        <w:t xml:space="preserve">  </w:t>
+        <w:t xml:space="preserve">                    arch     </w:t>
       </w:r>
       <w:r>
         <w:t>.</w:t>
       </w:r>
-      <w:proofErr w:type="gramEnd"/>
       <w:r>
         <w:t xml:space="preserve">      </w:t>
       </w:r>
@@ -3758,19 +3601,11 @@
         <w:t>G</w:t>
       </w:r>
       <w:r>
-        <w:t>eopixe_</w:t>
-      </w:r>
-      <w:proofErr w:type="gramStart"/>
-      <w:r>
-        <w:t>scale</w:t>
-      </w:r>
-      <w:proofErr w:type="spellEnd"/>
-      <w:r>
-        <w:t>(</w:t>
-      </w:r>
-      <w:proofErr w:type="gramEnd"/>
-      <w:r>
-        <w:t>)</w:t>
+        <w:t>eopixe_scale</w:t>
+      </w:r>
+      <w:proofErr w:type="spellEnd"/>
+      <w:r>
+        <w:t>()</w:t>
       </w:r>
     </w:p>
     <w:p>
@@ -3834,15 +3669,7 @@
         </w:numPr>
       </w:pPr>
       <w:r>
-        <w:t xml:space="preserve">Constrains Clear </w:t>
-      </w:r>
-      <w:proofErr w:type="gramStart"/>
-      <w:r>
-        <w:t>X  border</w:t>
-      </w:r>
-      <w:proofErr w:type="gramEnd"/>
-      <w:r>
-        <w:t xml:space="preserve"> to at least 1 for this to work.</w:t>
+        <w:t>Constrains Clear X  border to at least 1 for this to work.</w:t>
       </w:r>
     </w:p>
     <w:p>
@@ -3868,27 +3695,13 @@
         <w:rPr>
           <w:lang w:val="en-AU"/>
         </w:rPr>
-        <w:t xml:space="preserve"> </w:t>
-      </w:r>
-      <w:proofErr w:type="gramStart"/>
+        <w:t xml:space="preserve"> Mar</w:t>
+      </w:r>
       <w:r>
         <w:rPr>
           <w:lang w:val="en-AU"/>
         </w:rPr>
-        <w:t>Mar</w:t>
-      </w:r>
-      <w:r>
-        <w:rPr>
-          <w:lang w:val="en-AU"/>
-        </w:rPr>
-        <w:t>,</w:t>
-      </w:r>
-      <w:proofErr w:type="gramEnd"/>
-      <w:r>
-        <w:rPr>
-          <w:lang w:val="en-AU"/>
-        </w:rPr>
-        <w:t xml:space="preserve"> 202</w:t>
+        <w:t>, 202</w:t>
       </w:r>
       <w:r>
         <w:rPr>
@@ -3916,6 +3729,7 @@
         </w:numPr>
       </w:pPr>
       <w:r>
+        <w:lastRenderedPageBreak/>
         <w:t>A new parameter ‘</w:t>
       </w:r>
       <w:proofErr w:type="spellStart"/>
@@ -3936,19 +3750,11 @@
       </w:r>
       <w:proofErr w:type="spellStart"/>
       <w:r>
-        <w:t>Graphics_y_</w:t>
-      </w:r>
-      <w:proofErr w:type="gramStart"/>
-      <w:r>
-        <w:t>scale</w:t>
-      </w:r>
-      <w:proofErr w:type="spellEnd"/>
-      <w:r>
-        <w:t>(</w:t>
-      </w:r>
-      <w:proofErr w:type="gramEnd"/>
-      <w:r>
-        <w:t>)’) is defined on startup, which gives a scaling of widgets from normal OS behaviour.</w:t>
+        <w:t>Graphics_y_scale</w:t>
+      </w:r>
+      <w:proofErr w:type="spellEnd"/>
+      <w:r>
+        <w:t>()’) is defined on startup, which gives a scaling of widgets from normal OS behaviour.</w:t>
       </w:r>
     </w:p>
     <w:p>
@@ -3994,7 +3800,6 @@
         </w:numPr>
       </w:pPr>
       <w:r>
-        <w:lastRenderedPageBreak/>
         <w:t xml:space="preserve">Retain=2 stops working under Linux </w:t>
       </w:r>
       <w:r>
@@ -4012,15 +3817,7 @@
         </w:numPr>
       </w:pPr>
       <w:r>
-        <w:t xml:space="preserve">Try </w:t>
-      </w:r>
-      <w:proofErr w:type="gramStart"/>
-      <w:r>
-        <w:t>retain</w:t>
-      </w:r>
-      <w:proofErr w:type="gramEnd"/>
-      <w:r>
-        <w:t xml:space="preserve">=0, expose=1 on </w:t>
+        <w:t xml:space="preserve">Try retain=0, expose=1 on </w:t>
       </w:r>
       <w:proofErr w:type="spellStart"/>
       <w:r>
@@ -4031,12 +3828,10 @@
         <w:t xml:space="preserve"> and detect </w:t>
       </w:r>
       <w:proofErr w:type="spellStart"/>
-      <w:proofErr w:type="gramStart"/>
       <w:r>
         <w:t>event.type</w:t>
       </w:r>
       <w:proofErr w:type="spellEnd"/>
-      <w:proofErr w:type="gramEnd"/>
       <w:r>
         <w:t xml:space="preserve"> = 3,4 to redraw.</w:t>
       </w:r>
@@ -4243,19 +4038,11 @@
       </w:r>
       <w:proofErr w:type="spellStart"/>
       <w:r>
-        <w:t>Graphics_y_</w:t>
-      </w:r>
-      <w:proofErr w:type="gramStart"/>
-      <w:r>
-        <w:t>scale</w:t>
-      </w:r>
-      <w:proofErr w:type="spellEnd"/>
-      <w:r>
-        <w:t>(</w:t>
-      </w:r>
-      <w:proofErr w:type="gramEnd"/>
-      <w:r>
-        <w:t>)’), which gives a scaling of widgets from normal OS behaviour.</w:t>
+        <w:t>Graphics_y_scale</w:t>
+      </w:r>
+      <w:proofErr w:type="spellEnd"/>
+      <w:r>
+        <w:t>()’), which gives a scaling of widgets from normal OS behaviour.</w:t>
       </w:r>
     </w:p>
     <w:p>
@@ -4474,27 +4261,13 @@
         <w:rPr>
           <w:lang w:val="en-AU"/>
         </w:rPr>
-        <w:t xml:space="preserve">10 </w:t>
-      </w:r>
-      <w:proofErr w:type="gramStart"/>
+        <w:t>10 Mar</w:t>
+      </w:r>
       <w:r>
         <w:rPr>
           <w:lang w:val="en-AU"/>
         </w:rPr>
-        <w:t>Mar</w:t>
-      </w:r>
-      <w:r>
-        <w:rPr>
-          <w:lang w:val="en-AU"/>
-        </w:rPr>
-        <w:t>,</w:t>
-      </w:r>
-      <w:proofErr w:type="gramEnd"/>
-      <w:r>
-        <w:rPr>
-          <w:lang w:val="en-AU"/>
-        </w:rPr>
-        <w:t xml:space="preserve"> 202</w:t>
+        <w:t>, 202</w:t>
       </w:r>
       <w:r>
         <w:rPr>
@@ -4657,11 +4430,7 @@
         </w:numPr>
       </w:pPr>
       <w:r>
-        <w:t xml:space="preserve">Also </w:t>
-      </w:r>
-      <w:proofErr w:type="gramStart"/>
-      <w:r>
-        <w:t xml:space="preserve">sends </w:t>
+        <w:t xml:space="preserve">Also sends </w:t>
       </w:r>
       <w:r>
         <w:t xml:space="preserve"> </w:t>
@@ -4673,7 +4442,6 @@
         </w:rPr>
         <w:t>notify</w:t>
       </w:r>
-      <w:proofErr w:type="gramEnd"/>
       <w:r>
         <w:t>, 'image-analyze-mark'</w:t>
       </w:r>
@@ -4689,6 +4457,7 @@
         </w:numPr>
       </w:pPr>
       <w:r>
+        <w:lastRenderedPageBreak/>
         <w:t>Version, 8.9</w:t>
       </w:r>
       <w:r>
@@ -4706,27 +4475,13 @@
         <w:rPr>
           <w:lang w:val="en-AU"/>
         </w:rPr>
-        <w:t xml:space="preserve">5 </w:t>
-      </w:r>
-      <w:proofErr w:type="gramStart"/>
+        <w:t>5 Mar</w:t>
+      </w:r>
       <w:r>
         <w:rPr>
           <w:lang w:val="en-AU"/>
         </w:rPr>
-        <w:t>Mar</w:t>
-      </w:r>
-      <w:r>
-        <w:rPr>
-          <w:lang w:val="en-AU"/>
-        </w:rPr>
-        <w:t>,</w:t>
-      </w:r>
-      <w:proofErr w:type="gramEnd"/>
-      <w:r>
-        <w:rPr>
-          <w:lang w:val="en-AU"/>
-        </w:rPr>
-        <w:t xml:space="preserve"> 202</w:t>
+        <w:t>, 202</w:t>
       </w:r>
       <w:r>
         <w:rPr>
@@ -4767,7 +4522,6 @@
         </w:numPr>
       </w:pPr>
       <w:r>
-        <w:lastRenderedPageBreak/>
         <w:t>Fix display of zoom view with hold of Middle mouse button (or scroll wheel).</w:t>
       </w:r>
     </w:p>
@@ -4804,27 +4558,13 @@
         <w:rPr>
           <w:lang w:val="en-AU"/>
         </w:rPr>
-        <w:t xml:space="preserve">2 </w:t>
-      </w:r>
-      <w:proofErr w:type="gramStart"/>
+        <w:t>2 Mar</w:t>
+      </w:r>
       <w:r>
         <w:rPr>
           <w:lang w:val="en-AU"/>
         </w:rPr>
-        <w:t>Mar</w:t>
-      </w:r>
-      <w:r>
-        <w:rPr>
-          <w:lang w:val="en-AU"/>
-        </w:rPr>
-        <w:t>,</w:t>
-      </w:r>
-      <w:proofErr w:type="gramEnd"/>
-      <w:r>
-        <w:rPr>
-          <w:lang w:val="en-AU"/>
-        </w:rPr>
-        <w:t xml:space="preserve"> 202</w:t>
+        <w:t>, 202</w:t>
       </w:r>
       <w:r>
         <w:rPr>
@@ -4901,26 +4641,16 @@
         </w:numPr>
       </w:pPr>
       <w:r>
-        <w:t xml:space="preserve">Care was needed </w:t>
-      </w:r>
-      <w:proofErr w:type="gramStart"/>
-      <w:r>
-        <w:t>because,</w:t>
-      </w:r>
-      <w:proofErr w:type="gramEnd"/>
-      <w:r>
-        <w:t xml:space="preserve"> now, some points along the ‘z’ projection may have zero conc or charge values.</w:t>
+        <w:t>Care was needed because, now, some points along the ‘z’ projection may have zero conc or charge values.</w:t>
       </w:r>
       <w:r>
         <w:t xml:space="preserve"> This was done by keeping the original ‘q’ from the shape as ‘q0’ to provide the starting </w:t>
       </w:r>
       <w:proofErr w:type="spellStart"/>
-      <w:proofErr w:type="gramStart"/>
       <w:r>
         <w:t>x,y</w:t>
       </w:r>
       <w:proofErr w:type="spellEnd"/>
-      <w:proofErr w:type="gramEnd"/>
       <w:r>
         <w:t xml:space="preserve"> and hence z for the profile.</w:t>
       </w:r>
@@ -5201,7 +4931,6 @@
         </w:rPr>
         <w:t xml:space="preserve"> </w:t>
       </w:r>
-      <w:proofErr w:type="gramStart"/>
       <w:r>
         <w:rPr>
           <w:lang w:val="en-AU"/>
@@ -5212,14 +4941,7 @@
         <w:rPr>
           <w:lang w:val="en-AU"/>
         </w:rPr>
-        <w:t>,</w:t>
-      </w:r>
-      <w:proofErr w:type="gramEnd"/>
-      <w:r>
-        <w:rPr>
-          <w:lang w:val="en-AU"/>
-        </w:rPr>
-        <w:t xml:space="preserve"> 202</w:t>
+        <w:t>, 202</w:t>
       </w:r>
       <w:r>
         <w:rPr>
@@ -5291,6 +5013,7 @@
       </w:pPr>
       <w:proofErr w:type="spellStart"/>
       <w:r>
+        <w:lastRenderedPageBreak/>
         <w:t>wizard_standards_callback_image_done</w:t>
       </w:r>
       <w:proofErr w:type="spellEnd"/>
@@ -5368,7 +5091,6 @@
         <w:rPr>
           <w:lang w:val="en-AU"/>
         </w:rPr>
-        <w:lastRenderedPageBreak/>
         <w:t>25</w:t>
       </w:r>
       <w:r>
@@ -5377,7 +5099,6 @@
         </w:rPr>
         <w:t xml:space="preserve"> </w:t>
       </w:r>
-      <w:proofErr w:type="gramStart"/>
       <w:r>
         <w:rPr>
           <w:lang w:val="en-AU"/>
@@ -5388,14 +5109,7 @@
         <w:rPr>
           <w:lang w:val="en-AU"/>
         </w:rPr>
-        <w:t>,</w:t>
-      </w:r>
-      <w:proofErr w:type="gramEnd"/>
-      <w:r>
-        <w:rPr>
-          <w:lang w:val="en-AU"/>
-        </w:rPr>
-        <w:t xml:space="preserve"> 202</w:t>
+        <w:t>, 202</w:t>
       </w:r>
       <w:r>
         <w:rPr>
@@ -5423,15 +5137,7 @@
         </w:numPr>
       </w:pPr>
       <w:r>
-        <w:t xml:space="preserve">The Fortran libs were missing additions for the FalconX since 2023. The </w:t>
-      </w:r>
-      <w:proofErr w:type="gramStart"/>
-      <w:r>
-        <w:t>Open Source</w:t>
-      </w:r>
-      <w:proofErr w:type="gramEnd"/>
-      <w:r>
-        <w:t xml:space="preserve"> version was older (v53).</w:t>
+        <w:t>The Fortran libs were missing additions for the FalconX since 2023. The Open Source version was older (v53).</w:t>
       </w:r>
     </w:p>
     <w:p>
@@ -5494,7 +5200,6 @@
         </w:rPr>
         <w:t xml:space="preserve"> </w:t>
       </w:r>
-      <w:proofErr w:type="gramStart"/>
       <w:r>
         <w:rPr>
           <w:lang w:val="en-AU"/>
@@ -5505,14 +5210,7 @@
         <w:rPr>
           <w:lang w:val="en-AU"/>
         </w:rPr>
-        <w:t>,</w:t>
-      </w:r>
-      <w:proofErr w:type="gramEnd"/>
-      <w:r>
-        <w:rPr>
-          <w:lang w:val="en-AU"/>
-        </w:rPr>
-        <w:t xml:space="preserve"> 202</w:t>
+        <w:t>, 202</w:t>
       </w:r>
       <w:r>
         <w:rPr>
@@ -5615,7 +5313,6 @@
         </w:rPr>
         <w:t xml:space="preserve"> </w:t>
       </w:r>
-      <w:proofErr w:type="gramStart"/>
       <w:r>
         <w:rPr>
           <w:lang w:val="en-AU"/>
@@ -5626,14 +5323,7 @@
         <w:rPr>
           <w:lang w:val="en-AU"/>
         </w:rPr>
-        <w:t>,</w:t>
-      </w:r>
-      <w:proofErr w:type="gramEnd"/>
-      <w:r>
-        <w:rPr>
-          <w:lang w:val="en-AU"/>
-        </w:rPr>
-        <w:t xml:space="preserve"> 202</w:t>
+        <w:t>, 202</w:t>
       </w:r>
       <w:r>
         <w:rPr>
@@ -5916,7 +5606,6 @@
         </w:rPr>
         <w:t xml:space="preserve"> </w:t>
       </w:r>
-      <w:proofErr w:type="gramStart"/>
       <w:r>
         <w:rPr>
           <w:lang w:val="en-AU"/>
@@ -5927,14 +5616,7 @@
         <w:rPr>
           <w:lang w:val="en-AU"/>
         </w:rPr>
-        <w:t>,</w:t>
-      </w:r>
-      <w:proofErr w:type="gramEnd"/>
-      <w:r>
-        <w:rPr>
-          <w:lang w:val="en-AU"/>
-        </w:rPr>
-        <w:t xml:space="preserve"> 202</w:t>
+        <w:t>, 202</w:t>
       </w:r>
       <w:r>
         <w:rPr>
@@ -6054,7 +5736,6 @@
         </w:rPr>
         <w:t xml:space="preserve"> </w:t>
       </w:r>
-      <w:proofErr w:type="gramStart"/>
       <w:r>
         <w:rPr>
           <w:lang w:val="en-AU"/>
@@ -6065,14 +5746,7 @@
         <w:rPr>
           <w:lang w:val="en-AU"/>
         </w:rPr>
-        <w:t>,</w:t>
-      </w:r>
-      <w:proofErr w:type="gramEnd"/>
-      <w:r>
-        <w:rPr>
-          <w:lang w:val="en-AU"/>
-        </w:rPr>
-        <w:t xml:space="preserve"> 202</w:t>
+        <w:t>, 202</w:t>
       </w:r>
       <w:r>
         <w:rPr>
@@ -6156,19 +5830,11 @@
         </w:numPr>
       </w:pPr>
       <w:r>
-        <w:t xml:space="preserve">Add ‘size’ keyword to be able to </w:t>
-      </w:r>
-      <w:proofErr w:type="gramStart"/>
-      <w:r>
-        <w:t>adjust !</w:t>
-      </w:r>
-      <w:proofErr w:type="spellStart"/>
-      <w:r>
-        <w:t>p</w:t>
-      </w:r>
-      <w:proofErr w:type="gramEnd"/>
-      <w:r>
-        <w:t>.charsize</w:t>
+        <w:t>Add ‘size’ keyword to be able to adjust !</w:t>
+      </w:r>
+      <w:proofErr w:type="spellStart"/>
+      <w:r>
+        <w:t>p.charsize</w:t>
       </w:r>
       <w:proofErr w:type="spellEnd"/>
       <w:r>
@@ -6196,6 +5862,7 @@
         </w:numPr>
       </w:pPr>
       <w:r>
+        <w:lastRenderedPageBreak/>
         <w:t>New embedded HTML browser in GeoPIXE to display help docs.</w:t>
       </w:r>
       <w:r>
@@ -6262,7 +5929,6 @@
         </w:numPr>
       </w:pPr>
       <w:r>
-        <w:lastRenderedPageBreak/>
         <w:t>Add a new “GeoPIXE Overview” doc and HTML.</w:t>
       </w:r>
     </w:p>
@@ -6296,7 +5962,6 @@
         </w:rPr>
         <w:t xml:space="preserve"> </w:t>
       </w:r>
-      <w:proofErr w:type="gramStart"/>
       <w:r>
         <w:rPr>
           <w:lang w:val="en-AU"/>
@@ -6307,14 +5972,7 @@
         <w:rPr>
           <w:lang w:val="en-AU"/>
         </w:rPr>
-        <w:t>,</w:t>
-      </w:r>
-      <w:proofErr w:type="gramEnd"/>
-      <w:r>
-        <w:rPr>
-          <w:lang w:val="en-AU"/>
-        </w:rPr>
-        <w:t xml:space="preserve"> 202</w:t>
+        <w:t>, 202</w:t>
       </w:r>
       <w:r>
         <w:rPr>
@@ -6585,35 +6243,14 @@
       </w:r>
       <w:proofErr w:type="spellStart"/>
       <w:r>
-        <w:t>image_</w:t>
-      </w:r>
-      <w:proofErr w:type="gramStart"/>
-      <w:r>
-        <w:t>lib.dylib</w:t>
-      </w:r>
-      <w:proofErr w:type="spellEnd"/>
-      <w:proofErr w:type="gramEnd"/>
-      <w:r>
-        <w:t>’ first, then based on architecture: 'image_</w:t>
-      </w:r>
-      <w:proofErr w:type="gramStart"/>
-      <w:r>
-        <w:t>lib.arm64.dylib</w:t>
-      </w:r>
-      <w:proofErr w:type="gramEnd"/>
-      <w:r>
-        <w:t xml:space="preserve">' or </w:t>
-      </w:r>
-      <w:r>
-        <w:t>'image_</w:t>
-      </w:r>
-      <w:proofErr w:type="gramStart"/>
-      <w:r>
-        <w:t>lib.64bit.dylib</w:t>
-      </w:r>
-      <w:proofErr w:type="gramEnd"/>
-      <w:r>
-        <w:t>'</w:t>
+        <w:t>image_lib.dylib</w:t>
+      </w:r>
+      <w:proofErr w:type="spellEnd"/>
+      <w:r>
+        <w:t xml:space="preserve">’ first, then based on architecture: 'image_lib.arm64.dylib' or </w:t>
+      </w:r>
+      <w:r>
+        <w:t>'image_lib.64bit.dylib'</w:t>
       </w:r>
       <w:r>
         <w:t>.</w:t>
@@ -6655,19 +6292,11 @@
       </w:r>
       <w:proofErr w:type="spellStart"/>
       <w:r>
-        <w:t>geopixe_</w:t>
-      </w:r>
-      <w:proofErr w:type="gramStart"/>
-      <w:r>
-        <w:t>environment</w:t>
-      </w:r>
-      <w:proofErr w:type="spellEnd"/>
-      <w:r>
-        <w:t>(</w:t>
-      </w:r>
-      <w:proofErr w:type="gramEnd"/>
-      <w:r>
-        <w:t>).</w:t>
+        <w:t>geopixe_environment</w:t>
+      </w:r>
+      <w:proofErr w:type="spellEnd"/>
+      <w:r>
+        <w:t>().</w:t>
       </w:r>
     </w:p>
     <w:p>
@@ -6724,7 +6353,6 @@
         </w:rPr>
         <w:t xml:space="preserve"> </w:t>
       </w:r>
-      <w:proofErr w:type="gramStart"/>
       <w:r>
         <w:rPr>
           <w:lang w:val="en-AU"/>
@@ -6735,14 +6363,7 @@
         <w:rPr>
           <w:lang w:val="en-AU"/>
         </w:rPr>
-        <w:t>,</w:t>
-      </w:r>
-      <w:proofErr w:type="gramEnd"/>
-      <w:r>
-        <w:rPr>
-          <w:lang w:val="en-AU"/>
-        </w:rPr>
-        <w:t xml:space="preserve"> 202</w:t>
+        <w:t>, 202</w:t>
       </w:r>
       <w:r>
         <w:rPr>
@@ -6839,14 +6460,9 @@
       </w:r>
       <w:proofErr w:type="spellStart"/>
       <w:r>
-        <w:t>wset_</w:t>
-      </w:r>
-      <w:proofErr w:type="gramStart"/>
-      <w:r>
-        <w:t>done</w:t>
-      </w:r>
-      <w:proofErr w:type="spellEnd"/>
-      <w:proofErr w:type="gramEnd"/>
+        <w:t>wset_done</w:t>
+      </w:r>
+      <w:proofErr w:type="spellEnd"/>
       <w:r>
         <w:t xml:space="preserve"> then adjust plot region.</w:t>
       </w:r>
@@ -6905,6 +6521,7 @@
         <w:rPr>
           <w:lang w:val="en-AU"/>
         </w:rPr>
+        <w:lastRenderedPageBreak/>
         <w:t>20</w:t>
       </w:r>
       <w:r>
@@ -6913,7 +6530,6 @@
         </w:rPr>
         <w:t xml:space="preserve"> </w:t>
       </w:r>
-      <w:proofErr w:type="gramStart"/>
       <w:r>
         <w:rPr>
           <w:lang w:val="en-AU"/>
@@ -6924,14 +6540,7 @@
         <w:rPr>
           <w:lang w:val="en-AU"/>
         </w:rPr>
-        <w:t>,</w:t>
-      </w:r>
-      <w:proofErr w:type="gramEnd"/>
-      <w:r>
-        <w:rPr>
-          <w:lang w:val="en-AU"/>
-        </w:rPr>
-        <w:t xml:space="preserve"> 202</w:t>
+        <w:t>, 202</w:t>
       </w:r>
       <w:r>
         <w:rPr>
@@ -7010,7 +6619,6 @@
         </w:rPr>
         <w:t xml:space="preserve"> </w:t>
       </w:r>
-      <w:proofErr w:type="gramStart"/>
       <w:r>
         <w:rPr>
           <w:lang w:val="en-AU"/>
@@ -7021,14 +6629,7 @@
         <w:rPr>
           <w:lang w:val="en-AU"/>
         </w:rPr>
-        <w:t>,</w:t>
-      </w:r>
-      <w:proofErr w:type="gramEnd"/>
-      <w:r>
-        <w:rPr>
-          <w:lang w:val="en-AU"/>
-        </w:rPr>
-        <w:t xml:space="preserve"> 202</w:t>
+        <w:t>, 202</w:t>
       </w:r>
       <w:r>
         <w:rPr>
@@ -7057,7 +6658,6 @@
       </w:pPr>
       <w:proofErr w:type="spellStart"/>
       <w:r>
-        <w:lastRenderedPageBreak/>
         <w:t>Image_eventcb</w:t>
       </w:r>
       <w:proofErr w:type="spellEnd"/>
@@ -7163,15 +6763,7 @@
         <w:t xml:space="preserve"> </w:t>
       </w:r>
       <w:r>
-        <w:t xml:space="preserve">for X and Y histograms and the new </w:t>
-      </w:r>
-      <w:proofErr w:type="gramStart"/>
-      <w:r>
-        <w:t>X,Y</w:t>
-      </w:r>
-      <w:proofErr w:type="gramEnd"/>
-      <w:r>
-        <w:t xml:space="preserve"> draw widgets.</w:t>
+        <w:t>for X and Y histograms and the new X,Y draw widgets.</w:t>
       </w:r>
     </w:p>
     <w:p>
@@ -7216,15 +6808,7 @@
       </w:r>
       <w:proofErr w:type="spellEnd"/>
       <w:r>
-        <w:t xml:space="preserve"> for </w:t>
-      </w:r>
-      <w:proofErr w:type="gramStart"/>
-      <w:r>
-        <w:t>X,Y</w:t>
-      </w:r>
-      <w:proofErr w:type="gramEnd"/>
-      <w:r>
-        <w:t xml:space="preserve"> </w:t>
+        <w:t xml:space="preserve"> for X,Y </w:t>
       </w:r>
       <w:r>
         <w:t xml:space="preserve">histogram </w:t>
@@ -7275,15 +6859,7 @@
       </w:r>
       <w:proofErr w:type="spellEnd"/>
       <w:r>
-        <w:t xml:space="preserve"> for </w:t>
-      </w:r>
-      <w:proofErr w:type="gramStart"/>
-      <w:r>
-        <w:t>X,Y</w:t>
-      </w:r>
-      <w:proofErr w:type="gramEnd"/>
-      <w:r>
-        <w:t xml:space="preserve"> </w:t>
+        <w:t xml:space="preserve"> for X,Y </w:t>
       </w:r>
       <w:r>
         <w:t xml:space="preserve">histogram </w:t>
@@ -7331,23 +6907,7 @@
         </w:numPr>
       </w:pPr>
       <w:r>
-        <w:t xml:space="preserve">Added plots for </w:t>
-      </w:r>
-      <w:proofErr w:type="gramStart"/>
-      <w:r>
-        <w:t>X,Y</w:t>
-      </w:r>
-      <w:proofErr w:type="gramEnd"/>
-      <w:r>
-        <w:t xml:space="preserve"> histograms on the </w:t>
-      </w:r>
-      <w:proofErr w:type="gramStart"/>
-      <w:r>
-        <w:t>X,Y</w:t>
-      </w:r>
-      <w:proofErr w:type="gramEnd"/>
-      <w:r>
-        <w:t xml:space="preserve"> tabs draw areas.</w:t>
+        <w:t>Added plots for X,Y histograms on the X,Y tabs draw areas.</w:t>
       </w:r>
     </w:p>
     <w:p>
@@ -7358,15 +6918,7 @@
         </w:numPr>
       </w:pPr>
       <w:r>
-        <w:t>Needed to detect image (*p</w:t>
-      </w:r>
-      <w:proofErr w:type="gramStart"/>
-      <w:r>
-        <w:t>).type</w:t>
-      </w:r>
-      <w:proofErr w:type="gramEnd"/>
-      <w:r>
-        <w:t xml:space="preserve"> and whether element/planes are “</w:t>
+        <w:t>Needed to detect image (*p).type and whether element/planes are “</w:t>
       </w:r>
       <w:proofErr w:type="spellStart"/>
       <w:r>
@@ -7408,7 +6960,6 @@
         <w:t>pstate</w:t>
       </w:r>
       <w:proofErr w:type="spellEnd"/>
-      <w:proofErr w:type="gramStart"/>
       <w:r>
         <w:t>).</w:t>
       </w:r>
@@ -7421,7 +6972,6 @@
         <w:t>drawX</w:t>
       </w:r>
       <w:proofErr w:type="spellEnd"/>
-      <w:proofErr w:type="gramEnd"/>
       <w:r>
         <w:rPr>
           <w:i/>
@@ -7445,7 +6995,6 @@
         <w:t>pstate</w:t>
       </w:r>
       <w:proofErr w:type="spellEnd"/>
-      <w:proofErr w:type="gramStart"/>
       <w:r>
         <w:rPr>
           <w:i/>
@@ -7469,18 +7018,12 @@
         <w:t>Y</w:t>
       </w:r>
       <w:proofErr w:type="spellEnd"/>
-      <w:proofErr w:type="gramEnd"/>
       <w:r>
         <w:t xml:space="preserve"> when</w:t>
       </w:r>
       <w:r>
-        <w:t xml:space="preserve"> zoom level changes using “0”, “+”, “</w:t>
-      </w:r>
-      <w:proofErr w:type="gramStart"/>
-      <w:r>
-        <w:t>-“ buttons</w:t>
-      </w:r>
-      <w:proofErr w:type="gramEnd"/>
+        <w:t xml:space="preserve"> zoom level changes using “0”, “+”, “-“ buttons</w:t>
+      </w:r>
     </w:p>
     <w:p>
       <w:pPr>
@@ -7501,7 +7044,6 @@
         </w:rPr>
         <w:t xml:space="preserve"> </w:t>
       </w:r>
-      <w:proofErr w:type="gramStart"/>
       <w:r>
         <w:rPr>
           <w:lang w:val="en-AU"/>
@@ -7512,14 +7054,7 @@
         <w:rPr>
           <w:lang w:val="en-AU"/>
         </w:rPr>
-        <w:t>,</w:t>
-      </w:r>
-      <w:proofErr w:type="gramEnd"/>
-      <w:r>
-        <w:rPr>
-          <w:lang w:val="en-AU"/>
-        </w:rPr>
-        <w:t xml:space="preserve"> 2025</w:t>
+        <w:t>, 2025</w:t>
       </w:r>
     </w:p>
     <w:p>
@@ -7797,13 +7332,8 @@
         </w:numPr>
       </w:pPr>
       <w:r>
-        <w:t xml:space="preserve">In its Timer event code, </w:t>
-      </w:r>
-      <w:proofErr w:type="gramStart"/>
-      <w:r>
-        <w:t>call  “</w:t>
-      </w:r>
-      <w:proofErr w:type="gramEnd"/>
+        <w:t>In its Timer event code, call  “</w:t>
+      </w:r>
       <w:r>
         <w:t>notify, 'batch-operations-open'</w:t>
       </w:r>
@@ -7869,6 +7399,7 @@
         <w:rPr>
           <w:lang w:val="en-AU"/>
         </w:rPr>
+        <w:lastRenderedPageBreak/>
         <w:t>28</w:t>
       </w:r>
       <w:r>
@@ -7877,7 +7408,6 @@
         </w:rPr>
         <w:t xml:space="preserve"> </w:t>
       </w:r>
-      <w:proofErr w:type="gramStart"/>
       <w:r>
         <w:rPr>
           <w:lang w:val="en-AU"/>
@@ -7888,14 +7418,7 @@
         <w:rPr>
           <w:lang w:val="en-AU"/>
         </w:rPr>
-        <w:t>,</w:t>
-      </w:r>
-      <w:proofErr w:type="gramEnd"/>
-      <w:r>
-        <w:rPr>
-          <w:lang w:val="en-AU"/>
-        </w:rPr>
-        <w:t xml:space="preserve"> 2025</w:t>
+        <w:t>, 2025</w:t>
       </w:r>
     </w:p>
     <w:p>
@@ -7967,18 +7490,13 @@
       </w:r>
       <w:proofErr w:type="spellStart"/>
       <w:r>
-        <w:t>file_</w:t>
-      </w:r>
-      <w:proofErr w:type="gramStart"/>
-      <w:r>
-        <w:t>requester</w:t>
+        <w:t>file_requester</w:t>
       </w:r>
       <w:proofErr w:type="spellEnd"/>
       <w:r>
         <w:t>( /</w:t>
       </w:r>
       <w:proofErr w:type="spellStart"/>
-      <w:proofErr w:type="gramEnd"/>
       <w:r>
         <w:t>skip_if_exists</w:t>
       </w:r>
@@ -8006,7 +7524,6 @@
         </w:numPr>
       </w:pPr>
       <w:r>
-        <w:lastRenderedPageBreak/>
         <w:t>Clear processing table if blog or analysis paths are changed.</w:t>
       </w:r>
     </w:p>
@@ -8080,7 +7597,6 @@
         </w:rPr>
         <w:t xml:space="preserve"> </w:t>
       </w:r>
-      <w:proofErr w:type="gramStart"/>
       <w:r>
         <w:rPr>
           <w:lang w:val="en-AU"/>
@@ -8091,14 +7607,7 @@
         <w:rPr>
           <w:lang w:val="en-AU"/>
         </w:rPr>
-        <w:t>,</w:t>
-      </w:r>
-      <w:proofErr w:type="gramEnd"/>
-      <w:r>
-        <w:rPr>
-          <w:lang w:val="en-AU"/>
-        </w:rPr>
-        <w:t xml:space="preserve"> 2025</w:t>
+        <w:t>, 2025</w:t>
       </w:r>
     </w:p>
     <w:p>
@@ -8159,23 +7668,7 @@
         </w:numPr>
       </w:pPr>
       <w:r>
-        <w:t>Needs to send (*</w:t>
-      </w:r>
-      <w:proofErr w:type="gramStart"/>
-      <w:r>
-        <w:t>p)[</w:t>
-      </w:r>
-      <w:proofErr w:type="gramEnd"/>
-      <w:r>
-        <w:t>j</w:t>
-      </w:r>
-      <w:proofErr w:type="gramStart"/>
-      <w:r>
-        <w:t>].charge</w:t>
-      </w:r>
-      <w:proofErr w:type="gramEnd"/>
-      <w:r>
-        <w:t xml:space="preserve"> for devices that need it specified (i.e. no flux measure).</w:t>
+        <w:t>Needs to send (*p)[j].charge for devices that need it specified (i.e. no flux measure).</w:t>
       </w:r>
     </w:p>
     <w:p>
@@ -8386,11 +7879,7 @@
         <w:t xml:space="preserve">, or if </w:t>
       </w:r>
       <w:r>
-        <w:t>(*pd</w:t>
-      </w:r>
-      <w:proofErr w:type="gramStart"/>
-      <w:r>
-        <w:t>).</w:t>
+        <w:t>(*pd).</w:t>
       </w:r>
       <w:r>
         <w:rPr>
@@ -8399,7 +7888,6 @@
         </w:rPr>
         <w:t>save</w:t>
       </w:r>
-      <w:proofErr w:type="gramEnd"/>
       <w:r>
         <w:t xml:space="preserve"> gets set in 'save-batch'.</w:t>
       </w:r>
@@ -8503,15 +7991,7 @@
       </w:r>
       <w:proofErr w:type="spellEnd"/>
       <w:r>
-        <w:t>’ with /notify (</w:t>
-      </w:r>
-      <w:proofErr w:type="gramStart"/>
-      <w:r>
-        <w:t>actually is</w:t>
-      </w:r>
-      <w:proofErr w:type="gramEnd"/>
-      <w:r>
-        <w:t xml:space="preserve"> the default).</w:t>
+        <w:t>’ with /notify (actually is the default).</w:t>
       </w:r>
     </w:p>
     <w:p>
@@ -8569,17 +8049,12 @@
       <w:r>
         <w:t>_</w:t>
       </w:r>
-      <w:proofErr w:type="gramStart"/>
       <w:r>
         <w:t>char</w:t>
       </w:r>
       <w:proofErr w:type="spellEnd"/>
       <w:r>
-        <w:t>(</w:t>
-      </w:r>
-      <w:proofErr w:type="gramEnd"/>
-      <w:r>
-        <w:t xml:space="preserve">) </w:t>
+        <w:t xml:space="preserve">() </w:t>
       </w:r>
       <w:r>
         <w:t>eq</w:t>
@@ -8629,19 +8104,11 @@
       </w:r>
       <w:proofErr w:type="spellStart"/>
       <w:r>
-        <w:t>multi_</w:t>
-      </w:r>
-      <w:proofErr w:type="gramStart"/>
-      <w:r>
-        <w:t>char</w:t>
-      </w:r>
-      <w:proofErr w:type="spellEnd"/>
-      <w:r>
-        <w:t>(</w:t>
-      </w:r>
-      <w:proofErr w:type="gramEnd"/>
-      <w:r>
-        <w:t>)</w:t>
+        <w:t>multi_char</w:t>
+      </w:r>
+      <w:proofErr w:type="spellEnd"/>
+      <w:r>
+        <w:t>()</w:t>
       </w:r>
       <w:r>
         <w:t xml:space="preserve"> before detector number.</w:t>
@@ -8728,6 +8195,7 @@
       </w:pPr>
       <w:proofErr w:type="spellStart"/>
       <w:r>
+        <w:lastRenderedPageBreak/>
         <w:t>Scan_dir_evt</w:t>
       </w:r>
       <w:proofErr w:type="spellEnd"/>
@@ -8760,19 +8228,11 @@
       </w:r>
       <w:proofErr w:type="spellStart"/>
       <w:r>
-        <w:t>multi_</w:t>
-      </w:r>
-      <w:proofErr w:type="gramStart"/>
-      <w:r>
-        <w:t>char</w:t>
-      </w:r>
-      <w:proofErr w:type="spellEnd"/>
-      <w:r>
-        <w:t>(</w:t>
-      </w:r>
-      <w:proofErr w:type="gramEnd"/>
-      <w:r>
-        <w:t>)</w:t>
+        <w:t>multi_char</w:t>
+      </w:r>
+      <w:proofErr w:type="spellEnd"/>
+      <w:r>
+        <w:t>()</w:t>
       </w:r>
       <w:r>
         <w:t xml:space="preserve"> before detector number.</w:t>
@@ -8808,7 +8268,6 @@
         </w:rPr>
         <w:t xml:space="preserve"> </w:t>
       </w:r>
-      <w:proofErr w:type="gramStart"/>
       <w:r>
         <w:rPr>
           <w:lang w:val="en-AU"/>
@@ -8819,14 +8278,7 @@
         <w:rPr>
           <w:lang w:val="en-AU"/>
         </w:rPr>
-        <w:t>,</w:t>
-      </w:r>
-      <w:proofErr w:type="gramEnd"/>
-      <w:r>
-        <w:rPr>
-          <w:lang w:val="en-AU"/>
-        </w:rPr>
-        <w:t xml:space="preserve"> 2025</w:t>
+        <w:t>, 2025</w:t>
       </w:r>
     </w:p>
     <w:p>
@@ -8849,7 +8301,6 @@
       </w:pPr>
       <w:proofErr w:type="spellStart"/>
       <w:r>
-        <w:lastRenderedPageBreak/>
         <w:t>wizard_batch_callback_image_done</w:t>
       </w:r>
       <w:proofErr w:type="spellEnd"/>
@@ -8873,22 +8324,12 @@
         <w:t>’ returned from EVT to be a struct {</w:t>
       </w:r>
       <w:proofErr w:type="spellStart"/>
-      <w:proofErr w:type="gramStart"/>
       <w:r>
         <w:t>files:sret</w:t>
       </w:r>
       <w:proofErr w:type="spellEnd"/>
-      <w:proofErr w:type="gramEnd"/>
-      <w:r>
-        <w:t xml:space="preserve">, </w:t>
-      </w:r>
-      <w:proofErr w:type="gramStart"/>
-      <w:r>
-        <w:t>stats:{</w:t>
-      </w:r>
-      <w:proofErr w:type="gramEnd"/>
-      <w:r>
-        <w:t>}}</w:t>
+      <w:r>
+        <w:t>, stats:{}}</w:t>
       </w:r>
     </w:p>
     <w:p>
@@ -8931,7 +8372,6 @@
         <w:t>pstate</w:t>
       </w:r>
       <w:proofErr w:type="spellEnd"/>
-      <w:proofErr w:type="gramStart"/>
       <w:r>
         <w:t>).</w:t>
       </w:r>
@@ -8940,7 +8380,6 @@
         <w:t>presults</w:t>
       </w:r>
       <w:proofErr w:type="spellEnd"/>
-      <w:proofErr w:type="gramEnd"/>
     </w:p>
     <w:p>
       <w:pPr>
@@ -8997,7 +8436,6 @@
         <w:t>pstate</w:t>
       </w:r>
       <w:proofErr w:type="spellEnd"/>
-      <w:proofErr w:type="gramStart"/>
       <w:r>
         <w:t>).</w:t>
       </w:r>
@@ -9006,7 +8444,6 @@
         <w:t>pDevObj</w:t>
       </w:r>
       <w:proofErr w:type="spellEnd"/>
-      <w:proofErr w:type="gramEnd"/>
       <w:r>
         <w:t>) to those in the loaded DAI file in (*(*</w:t>
       </w:r>
@@ -9015,7 +8452,6 @@
         <w:t>pstate</w:t>
       </w:r>
       <w:proofErr w:type="spellEnd"/>
-      <w:proofErr w:type="gramStart"/>
       <w:r>
         <w:t>).</w:t>
       </w:r>
@@ -9032,7 +8468,6 @@
         <w:t>DevObj</w:t>
       </w:r>
       <w:proofErr w:type="spellEnd"/>
-      <w:proofErr w:type="gramEnd"/>
       <w:r>
         <w:t>.</w:t>
       </w:r>
@@ -9095,13 +8530,8 @@
         <w:t>pstate</w:t>
       </w:r>
       <w:proofErr w:type="spellEnd"/>
-      <w:proofErr w:type="gramStart"/>
-      <w:r>
-        <w:t>).busy</w:t>
-      </w:r>
-      <w:proofErr w:type="gramEnd"/>
-      <w:r>
-        <w:t xml:space="preserve">) </w:t>
+      <w:r>
+        <w:t xml:space="preserve">).busy) </w:t>
       </w:r>
       <w:r>
         <w:t>in table green.</w:t>
@@ -9135,13 +8565,8 @@
         <w:t>pstate</w:t>
       </w:r>
       <w:proofErr w:type="spellEnd"/>
-      <w:proofErr w:type="gramStart"/>
-      <w:r>
-        <w:t>).busy</w:t>
-      </w:r>
-      <w:proofErr w:type="gramEnd"/>
-      <w:r>
-        <w:t xml:space="preserve"> = 1 just before Notify ‘wizard-action’.</w:t>
+      <w:r>
+        <w:t>).busy = 1 just before Notify ‘wizard-action’.</w:t>
       </w:r>
     </w:p>
     <w:p>
@@ -9203,17 +8628,12 @@
         <w:t>pstate</w:t>
       </w:r>
       <w:proofErr w:type="spellEnd"/>
-      <w:proofErr w:type="gramStart"/>
       <w:r>
         <w:t>).</w:t>
       </w:r>
       <w:proofErr w:type="spellStart"/>
       <w:r>
-        <w:t>message</w:t>
-      </w:r>
-      <w:proofErr w:type="gramEnd"/>
-      <w:r>
-        <w:t>.pwizard</w:t>
+        <w:t>message.pwizard</w:t>
       </w:r>
       <w:proofErr w:type="spellEnd"/>
       <w:r>
@@ -9224,17 +8644,12 @@
         <w:t>pstate</w:t>
       </w:r>
       <w:proofErr w:type="spellEnd"/>
-      <w:proofErr w:type="gramStart"/>
       <w:r>
         <w:t>).</w:t>
       </w:r>
       <w:proofErr w:type="spellStart"/>
       <w:r>
-        <w:t>message</w:t>
-      </w:r>
-      <w:proofErr w:type="gramEnd"/>
-      <w:r>
-        <w:t>.pwindow</w:t>
+        <w:t>message.pwindow</w:t>
       </w:r>
       <w:proofErr w:type="spellEnd"/>
       <w:r>
@@ -9300,17 +8715,12 @@
         <w:t>pstate</w:t>
       </w:r>
       <w:proofErr w:type="spellEnd"/>
-      <w:proofErr w:type="gramStart"/>
       <w:r>
         <w:t>).</w:t>
       </w:r>
       <w:proofErr w:type="spellStart"/>
       <w:r>
-        <w:t>message</w:t>
-      </w:r>
-      <w:proofErr w:type="gramEnd"/>
-      <w:r>
-        <w:t>.pwizard</w:t>
+        <w:t>message.pwizard</w:t>
       </w:r>
       <w:proofErr w:type="spellEnd"/>
       <w:r>
@@ -9321,17 +8731,12 @@
         <w:t>pstate</w:t>
       </w:r>
       <w:proofErr w:type="spellEnd"/>
-      <w:proofErr w:type="gramStart"/>
       <w:r>
         <w:t>).</w:t>
       </w:r>
       <w:proofErr w:type="spellStart"/>
       <w:r>
-        <w:t>message</w:t>
-      </w:r>
-      <w:proofErr w:type="gramEnd"/>
-      <w:r>
-        <w:t>.pwindow</w:t>
+        <w:t>message.pwindow</w:t>
       </w:r>
       <w:proofErr w:type="spellEnd"/>
       <w:r>
@@ -9408,17 +8813,12 @@
         <w:t>pstate</w:t>
       </w:r>
       <w:proofErr w:type="spellEnd"/>
-      <w:proofErr w:type="gramStart"/>
       <w:r>
         <w:t>).</w:t>
       </w:r>
       <w:proofErr w:type="spellStart"/>
       <w:r>
-        <w:t>message</w:t>
-      </w:r>
-      <w:proofErr w:type="gramEnd"/>
-      <w:r>
-        <w:t>.pwizard</w:t>
+        <w:t>message.pwizard</w:t>
       </w:r>
       <w:proofErr w:type="spellEnd"/>
       <w:r>
@@ -9429,17 +8829,12 @@
         <w:t>pstate</w:t>
       </w:r>
       <w:proofErr w:type="spellEnd"/>
-      <w:proofErr w:type="gramStart"/>
       <w:r>
         <w:t>).</w:t>
       </w:r>
       <w:proofErr w:type="spellStart"/>
       <w:r>
-        <w:t>message</w:t>
-      </w:r>
-      <w:proofErr w:type="gramEnd"/>
-      <w:r>
-        <w:t>.pwindow</w:t>
+        <w:t>message.pwindow</w:t>
       </w:r>
       <w:proofErr w:type="spellEnd"/>
       <w:r>
@@ -9514,41 +8909,23 @@
         </w:numPr>
       </w:pPr>
       <w:r>
-        <w:t>The (*pd</w:t>
-      </w:r>
-      <w:proofErr w:type="gramStart"/>
-      <w:r>
-        <w:t>).</w:t>
+        <w:t>The (*pd).</w:t>
       </w:r>
       <w:proofErr w:type="spellStart"/>
       <w:r>
         <w:t>pnew</w:t>
       </w:r>
       <w:proofErr w:type="spellEnd"/>
-      <w:proofErr w:type="gramEnd"/>
-      <w:r>
-        <w:t xml:space="preserve"> return is now a </w:t>
-      </w:r>
-      <w:proofErr w:type="gramStart"/>
-      <w:r>
-        <w:t>struct  {</w:t>
+      <w:r>
+        <w:t xml:space="preserve"> return is now a struct  {</w:t>
       </w:r>
       <w:proofErr w:type="spellStart"/>
       <w:r>
         <w:t>files:sret</w:t>
       </w:r>
       <w:proofErr w:type="spellEnd"/>
-      <w:proofErr w:type="gramEnd"/>
-      <w:r>
-        <w:t xml:space="preserve">, </w:t>
-      </w:r>
-      <w:proofErr w:type="gramStart"/>
-      <w:r>
-        <w:t>stats:{</w:t>
-      </w:r>
-      <w:proofErr w:type="gramEnd"/>
-      <w:r>
-        <w:t xml:space="preserve">}}. </w:t>
+      <w:r>
+        <w:t xml:space="preserve">, stats:{}}. </w:t>
       </w:r>
     </w:p>
     <w:p>
@@ -9595,6 +8972,7 @@
       </w:pPr>
       <w:proofErr w:type="spellStart"/>
       <w:r>
+        <w:lastRenderedPageBreak/>
         <w:t>Wizard_window_count</w:t>
       </w:r>
       <w:proofErr w:type="spellEnd"/>
@@ -9648,7 +9026,6 @@
         </w:rPr>
         <w:t xml:space="preserve"> </w:t>
       </w:r>
-      <w:proofErr w:type="gramStart"/>
       <w:r>
         <w:rPr>
           <w:lang w:val="en-AU"/>
@@ -9659,14 +9036,7 @@
         <w:rPr>
           <w:lang w:val="en-AU"/>
         </w:rPr>
-        <w:t>,</w:t>
-      </w:r>
-      <w:proofErr w:type="gramEnd"/>
-      <w:r>
-        <w:rPr>
-          <w:lang w:val="en-AU"/>
-        </w:rPr>
-        <w:t xml:space="preserve"> 2025</w:t>
+        <w:t>, 2025</w:t>
       </w:r>
     </w:p>
     <w:p>
@@ -9688,7 +9058,6 @@
         </w:numPr>
       </w:pPr>
       <w:r>
-        <w:lastRenderedPageBreak/>
         <w:t xml:space="preserve">Move test on looping to event return instead of in callback. </w:t>
       </w:r>
     </w:p>
@@ -9749,15 +9118,7 @@
         </w:numPr>
       </w:pPr>
       <w:r>
-        <w:t xml:space="preserve">This is done in the event routine, so no need for a loop </w:t>
-      </w:r>
-      <w:proofErr w:type="gramStart"/>
-      <w:r>
-        <w:t>check</w:t>
-      </w:r>
-      <w:proofErr w:type="gramEnd"/>
-      <w:r>
-        <w:t xml:space="preserve"> in a callback routine.</w:t>
+        <w:t>This is done in the event routine, so no need for a loop check in a callback routine.</w:t>
       </w:r>
     </w:p>
     <w:p>
@@ -9850,15 +9211,7 @@
         </w:numPr>
       </w:pPr>
       <w:r>
-        <w:t xml:space="preserve">This is done in the event routine, so no need for a loop </w:t>
-      </w:r>
-      <w:proofErr w:type="gramStart"/>
-      <w:r>
-        <w:t>check</w:t>
-      </w:r>
-      <w:proofErr w:type="gramEnd"/>
-      <w:r>
-        <w:t xml:space="preserve"> in a callback routine.</w:t>
+        <w:t>This is done in the event routine, so no need for a loop check in a callback routine.</w:t>
       </w:r>
     </w:p>
     <w:p>
@@ -9963,13 +9316,8 @@
         <w:t>/</w:t>
       </w:r>
       <w:proofErr w:type="spellStart"/>
-      <w:proofErr w:type="gramStart"/>
-      <w:r>
-        <w:t>wizard</w:t>
-      </w:r>
-      <w:proofErr w:type="gramEnd"/>
-      <w:r>
-        <w:t>_notify</w:t>
+      <w:r>
+        <w:t>wizard_notify</w:t>
       </w:r>
       <w:proofErr w:type="spellEnd"/>
     </w:p>
@@ -10063,13 +9411,8 @@
           <w:numId w:val="57"/>
         </w:numPr>
       </w:pPr>
-      <w:proofErr w:type="gramStart"/>
-      <w:r>
-        <w:t>Wizard</w:t>
-      </w:r>
-      <w:proofErr w:type="gramEnd"/>
-      <w:r>
-        <w:t xml:space="preserve"> notify ‘sort-image’ now passes ‘load’ and ‘skip’ flags and returns the ‘output’ filename and ‘charge’.</w:t>
+      <w:r>
+        <w:t>Wizard notify ‘sort-image’ now passes ‘load’ and ‘skip’ flags and returns the ‘output’ filename and ‘charge’.</w:t>
       </w:r>
     </w:p>
     <w:p>
@@ -10182,32 +9525,17 @@
         <w:t>pstate</w:t>
       </w:r>
       <w:proofErr w:type="spellEnd"/>
-      <w:proofErr w:type="gramStart"/>
-      <w:r>
-        <w:t>).file</w:t>
-      </w:r>
-      <w:proofErr w:type="gramEnd"/>
-      <w:r>
-        <w:t xml:space="preserve"> to match (*(*</w:t>
+      <w:r>
+        <w:t>).file to match (*(*</w:t>
       </w:r>
       <w:proofErr w:type="spellStart"/>
       <w:r>
         <w:t>pstate</w:t>
       </w:r>
       <w:proofErr w:type="spellEnd"/>
-      <w:proofErr w:type="gramStart"/>
-      <w:r>
-        <w:t>).p</w:t>
-      </w:r>
-      <w:proofErr w:type="gramEnd"/>
-      <w:r>
-        <w:t>)</w:t>
-      </w:r>
-      <w:proofErr w:type="gramStart"/>
-      <w:r>
-        <w:t>).file</w:t>
-      </w:r>
-      <w:proofErr w:type="gramEnd"/>
+      <w:r>
+        <w:t>).p)).file</w:t>
+      </w:r>
     </w:p>
     <w:p>
       <w:pPr>
@@ -10279,6 +9607,7 @@
         <w:rPr>
           <w:lang w:val="en-AU"/>
         </w:rPr>
+        <w:lastRenderedPageBreak/>
         <w:t>8</w:t>
       </w:r>
       <w:r>
@@ -10287,7 +9616,6 @@
         </w:rPr>
         <w:t xml:space="preserve"> </w:t>
       </w:r>
-      <w:proofErr w:type="gramStart"/>
       <w:r>
         <w:rPr>
           <w:lang w:val="en-AU"/>
@@ -10298,14 +9626,7 @@
         <w:rPr>
           <w:lang w:val="en-AU"/>
         </w:rPr>
-        <w:t>,</w:t>
-      </w:r>
-      <w:proofErr w:type="gramEnd"/>
-      <w:r>
-        <w:rPr>
-          <w:lang w:val="en-AU"/>
-        </w:rPr>
-        <w:t xml:space="preserve"> 2025</w:t>
+        <w:t>, 2025</w:t>
       </w:r>
     </w:p>
     <w:p>
@@ -10349,7 +9670,6 @@
         </w:rPr>
         <w:t xml:space="preserve"> </w:t>
       </w:r>
-      <w:proofErr w:type="gramStart"/>
       <w:r>
         <w:rPr>
           <w:lang w:val="en-AU"/>
@@ -10360,14 +9680,7 @@
         <w:rPr>
           <w:lang w:val="en-AU"/>
         </w:rPr>
-        <w:t>,</w:t>
-      </w:r>
-      <w:proofErr w:type="gramEnd"/>
-      <w:r>
-        <w:rPr>
-          <w:lang w:val="en-AU"/>
-        </w:rPr>
-        <w:t xml:space="preserve"> 2025</w:t>
+        <w:t>, 2025</w:t>
       </w:r>
     </w:p>
     <w:p>
@@ -10390,7 +9703,6 @@
       </w:pPr>
       <w:proofErr w:type="spellStart"/>
       <w:r>
-        <w:lastRenderedPageBreak/>
         <w:t>OnButton_Image_Process_Get</w:t>
       </w:r>
       <w:proofErr w:type="spellEnd"/>
@@ -10462,15 +9774,7 @@
         </w:numPr>
       </w:pPr>
       <w:r>
-        <w:t>‘</w:t>
-      </w:r>
-      <w:proofErr w:type="gramStart"/>
-      <w:r>
-        <w:t>image</w:t>
-      </w:r>
-      <w:proofErr w:type="gramEnd"/>
-      <w:r>
-        <w:t>-process’ Notify event now uses ‘</w:t>
+        <w:t>‘image-process’ Notify event now uses ‘</w:t>
       </w:r>
       <w:proofErr w:type="spellStart"/>
       <w:r>
@@ -10508,15 +9812,7 @@
         </w:numPr>
       </w:pPr>
       <w:r>
-        <w:t>This sets display parameters in (*p</w:t>
-      </w:r>
-      <w:proofErr w:type="gramStart"/>
-      <w:r>
-        <w:t>).options</w:t>
-      </w:r>
-      <w:proofErr w:type="gramEnd"/>
-      <w:r>
-        <w:t xml:space="preserve"> for image struct ‘p’</w:t>
+        <w:t>This sets display parameters in (*p).options for image struct ‘p’</w:t>
       </w:r>
       <w:r>
         <w:t xml:space="preserve"> from Batch Wizard</w:t>
@@ -10606,15 +9902,7 @@
         </w:numPr>
       </w:pPr>
       <w:r>
-        <w:t xml:space="preserve">To </w:t>
-      </w:r>
-      <w:proofErr w:type="gramStart"/>
-      <w:r>
-        <w:t>actually apply</w:t>
-      </w:r>
-      <w:proofErr w:type="gramEnd"/>
-      <w:r>
-        <w:t xml:space="preserve"> the ops.</w:t>
+        <w:t>To actually apply the ops.</w:t>
       </w:r>
     </w:p>
     <w:p>
@@ -10719,21 +10007,7 @@
         <w:rPr>
           <w:lang w:val="en-AU"/>
         </w:rPr>
-        <w:t xml:space="preserve">17 </w:t>
-      </w:r>
-      <w:proofErr w:type="gramStart"/>
-      <w:r>
-        <w:rPr>
-          <w:lang w:val="en-AU"/>
-        </w:rPr>
-        <w:t>Sep,</w:t>
-      </w:r>
-      <w:proofErr w:type="gramEnd"/>
-      <w:r>
-        <w:rPr>
-          <w:lang w:val="en-AU"/>
-        </w:rPr>
-        <w:t xml:space="preserve"> 2025</w:t>
+        <w:t>17 Sep, 2025</w:t>
       </w:r>
     </w:p>
     <w:p>
@@ -10999,6 +10273,7 @@
         </w:numPr>
       </w:pPr>
       <w:r>
+        <w:lastRenderedPageBreak/>
         <w:t>Use a case insensitive compare between operation retrieved from image file and the operations list in ‘</w:t>
       </w:r>
       <w:proofErr w:type="spellStart"/>
@@ -11058,7 +10333,6 @@
         </w:numPr>
       </w:pPr>
       <w:r>
-        <w:lastRenderedPageBreak/>
         <w:t xml:space="preserve">For ‘wizard-action’ notify, command ‘sort-image’, now recognizes tags ‘skip’ (skip sort if DAI exists) and ‘load’ (load images if found). This is preparation for a </w:t>
       </w:r>
       <w:r>
@@ -11152,15 +10426,7 @@
         </w:numPr>
       </w:pPr>
       <w:r>
-        <w:t>‘</w:t>
-      </w:r>
-      <w:proofErr w:type="gramStart"/>
-      <w:r>
-        <w:t>image</w:t>
-      </w:r>
-      <w:proofErr w:type="gramEnd"/>
-      <w:r>
-        <w:t>-process’ Notify event now uses ‘</w:t>
+        <w:t>‘image-process’ Notify event now uses ‘</w:t>
       </w:r>
       <w:proofErr w:type="spellStart"/>
       <w:r>
@@ -11198,15 +10464,7 @@
         </w:numPr>
       </w:pPr>
       <w:r>
-        <w:t>This sets display parameters in (*p</w:t>
-      </w:r>
-      <w:proofErr w:type="gramStart"/>
-      <w:r>
-        <w:t>).options</w:t>
-      </w:r>
-      <w:proofErr w:type="gramEnd"/>
-      <w:r>
-        <w:t xml:space="preserve"> for image struct ‘p’ from Batch Wizard.</w:t>
+        <w:t>This sets display parameters in (*p).options for image struct ‘p’ from Batch Wizard.</w:t>
       </w:r>
     </w:p>
     <w:p>
@@ -11290,15 +10548,7 @@
         </w:numPr>
       </w:pPr>
       <w:r>
-        <w:t xml:space="preserve">To </w:t>
-      </w:r>
-      <w:proofErr w:type="gramStart"/>
-      <w:r>
-        <w:t>actually apply</w:t>
-      </w:r>
-      <w:proofErr w:type="gramEnd"/>
-      <w:r>
-        <w:t xml:space="preserve"> the ops.</w:t>
+        <w:t>To actually apply the ops.</w:t>
       </w:r>
     </w:p>
     <w:p>
@@ -11420,21 +10670,7 @@
         <w:rPr>
           <w:lang w:val="en-AU"/>
         </w:rPr>
-        <w:t xml:space="preserve">9 </w:t>
-      </w:r>
-      <w:proofErr w:type="gramStart"/>
-      <w:r>
-        <w:rPr>
-          <w:lang w:val="en-AU"/>
-        </w:rPr>
-        <w:t>Sep,</w:t>
-      </w:r>
-      <w:proofErr w:type="gramEnd"/>
-      <w:r>
-        <w:rPr>
-          <w:lang w:val="en-AU"/>
-        </w:rPr>
-        <w:t xml:space="preserve"> 2025</w:t>
+        <w:t>9 Sep, 2025</w:t>
       </w:r>
     </w:p>
     <w:p>
@@ -11464,15 +10700,7 @@
         <w:t xml:space="preserve">the </w:t>
       </w:r>
       <w:r>
-        <w:t xml:space="preserve">neighbourhood of zero pixels (using “shift”) breaks down for zeroes on image edges. </w:t>
-      </w:r>
-      <w:proofErr w:type="gramStart"/>
-      <w:r>
-        <w:t>This  causing</w:t>
-      </w:r>
-      <w:proofErr w:type="gramEnd"/>
-      <w:r>
-        <w:t xml:space="preserve"> “wrapping” which is bad if the left/right or top/bottom edges are greatly contrasting. Used “</w:t>
+        <w:t>neighbourhood of zero pixels (using “shift”) breaks down for zeroes on image edges. This  causing “wrapping” which is bad if the left/right or top/bottom edges are greatly contrasting. Used “</w:t>
       </w:r>
       <w:proofErr w:type="spellStart"/>
       <w:r>
@@ -11483,12 +10711,10 @@
         <w:t xml:space="preserve">” to extend the image 2 pixels in </w:t>
       </w:r>
       <w:proofErr w:type="spellStart"/>
-      <w:proofErr w:type="gramStart"/>
       <w:r>
         <w:t>x,y</w:t>
       </w:r>
       <w:proofErr w:type="spellEnd"/>
-      <w:proofErr w:type="gramEnd"/>
       <w:r>
         <w:t xml:space="preserve"> (as used for various digital filters). </w:t>
       </w:r>
@@ -11585,21 +10811,7 @@
         <w:rPr>
           <w:lang w:val="en-AU"/>
         </w:rPr>
-        <w:t xml:space="preserve"> </w:t>
-      </w:r>
-      <w:proofErr w:type="gramStart"/>
-      <w:r>
-        <w:rPr>
-          <w:lang w:val="en-AU"/>
-        </w:rPr>
-        <w:t>Aug,</w:t>
-      </w:r>
-      <w:proofErr w:type="gramEnd"/>
-      <w:r>
-        <w:rPr>
-          <w:lang w:val="en-AU"/>
-        </w:rPr>
-        <w:t xml:space="preserve"> 2025</w:t>
+        <w:t xml:space="preserve"> Aug, 2025</w:t>
       </w:r>
     </w:p>
     <w:p>
@@ -11646,21 +10858,7 @@
         <w:rPr>
           <w:lang w:val="en-AU"/>
         </w:rPr>
-        <w:t xml:space="preserve">12 </w:t>
-      </w:r>
-      <w:proofErr w:type="gramStart"/>
-      <w:r>
-        <w:rPr>
-          <w:lang w:val="en-AU"/>
-        </w:rPr>
-        <w:t>Aug,</w:t>
-      </w:r>
-      <w:proofErr w:type="gramEnd"/>
-      <w:r>
-        <w:rPr>
-          <w:lang w:val="en-AU"/>
-        </w:rPr>
-        <w:t xml:space="preserve"> 2025</w:t>
+        <w:t>12 Aug, 2025</w:t>
       </w:r>
     </w:p>
     <w:p>
@@ -11697,6 +10895,7 @@
         </w:numPr>
       </w:pPr>
       <w:r>
+        <w:lastRenderedPageBreak/>
         <w:t>Use ‘</w:t>
       </w:r>
       <w:proofErr w:type="spellStart"/>
@@ -11784,7 +10983,6 @@
       </w:pPr>
       <w:proofErr w:type="spellStart"/>
       <w:r>
-        <w:lastRenderedPageBreak/>
         <w:t>Grow_tree</w:t>
       </w:r>
       <w:proofErr w:type="spellEnd"/>
@@ -11848,12 +11046,10 @@
         <w:t>Pass file “</w:t>
       </w:r>
       <w:proofErr w:type="spellStart"/>
-      <w:proofErr w:type="gramStart"/>
       <w:r>
         <w:t>find”pattern</w:t>
       </w:r>
       <w:proofErr w:type="spellEnd"/>
-      <w:proofErr w:type="gramEnd"/>
       <w:r>
         <w:t xml:space="preserve"> to ‘</w:t>
       </w:r>
@@ -11951,21 +11147,7 @@
         <w:rPr>
           <w:lang w:val="en-AU"/>
         </w:rPr>
-        <w:t xml:space="preserve">5 </w:t>
-      </w:r>
-      <w:proofErr w:type="gramStart"/>
-      <w:r>
-        <w:rPr>
-          <w:lang w:val="en-AU"/>
-        </w:rPr>
-        <w:t>Aug,</w:t>
-      </w:r>
-      <w:proofErr w:type="gramEnd"/>
-      <w:r>
-        <w:rPr>
-          <w:lang w:val="en-AU"/>
-        </w:rPr>
-        <w:t xml:space="preserve"> 2025</w:t>
+        <w:t>5 Aug, 2025</w:t>
       </w:r>
     </w:p>
     <w:p>
@@ -12151,15 +11333,7 @@
         </w:numPr>
       </w:pPr>
       <w:r>
-        <w:t>For SXRF (z1=</w:t>
-      </w:r>
-      <w:proofErr w:type="gramStart"/>
-      <w:r>
-        <w:t>0,a</w:t>
-      </w:r>
-      <w:proofErr w:type="gramEnd"/>
-      <w:r>
-        <w:t>1=0)</w:t>
+        <w:t>For SXRF (z1=0,a1=0)</w:t>
       </w:r>
       <w:r>
         <w:t>,</w:t>
@@ -12168,12 +11342,10 @@
         <w:t xml:space="preserve"> a mono beam (</w:t>
       </w:r>
       <w:proofErr w:type="spellStart"/>
-      <w:proofErr w:type="gramStart"/>
       <w:r>
         <w:t>beam.continuum</w:t>
       </w:r>
       <w:proofErr w:type="spellEnd"/>
-      <w:proofErr w:type="gramEnd"/>
       <w:r>
         <w:t>=0)</w:t>
       </w:r>
@@ -12342,21 +11514,7 @@
         <w:rPr>
           <w:lang w:val="en-AU"/>
         </w:rPr>
-        <w:t xml:space="preserve">27 </w:t>
-      </w:r>
-      <w:proofErr w:type="gramStart"/>
-      <w:r>
-        <w:rPr>
-          <w:lang w:val="en-AU"/>
-        </w:rPr>
-        <w:t>July,</w:t>
-      </w:r>
-      <w:proofErr w:type="gramEnd"/>
-      <w:r>
-        <w:rPr>
-          <w:lang w:val="en-AU"/>
-        </w:rPr>
-        <w:t xml:space="preserve"> 2025</w:t>
+        <w:t>27 July, 2025</w:t>
       </w:r>
     </w:p>
     <w:p>
@@ -12470,7 +11628,6 @@
         <w:t>pstate</w:t>
       </w:r>
       <w:proofErr w:type="spellEnd"/>
-      <w:proofErr w:type="gramStart"/>
       <w:r>
         <w:t>).</w:t>
       </w:r>
@@ -12479,7 +11636,6 @@
         <w:t>DevObj</w:t>
       </w:r>
       <w:proofErr w:type="spellEnd"/>
-      <w:proofErr w:type="gramEnd"/>
       <w:r>
         <w:t xml:space="preserve"> to *(*</w:t>
       </w:r>
@@ -12488,7 +11644,6 @@
         <w:t>pstate</w:t>
       </w:r>
       <w:proofErr w:type="spellEnd"/>
-      <w:proofErr w:type="gramStart"/>
       <w:r>
         <w:t>).</w:t>
       </w:r>
@@ -12497,7 +11652,6 @@
         <w:t>pDevObj</w:t>
       </w:r>
       <w:proofErr w:type="spellEnd"/>
-      <w:proofErr w:type="gramEnd"/>
       <w:r>
         <w:t xml:space="preserve"> throughout.</w:t>
       </w:r>
@@ -12514,21 +11668,8 @@
         <w:rPr>
           <w:lang w:val="en-AU"/>
         </w:rPr>
-        <w:t xml:space="preserve">22 </w:t>
-      </w:r>
-      <w:proofErr w:type="gramStart"/>
-      <w:r>
-        <w:rPr>
-          <w:lang w:val="en-AU"/>
-        </w:rPr>
-        <w:t>July,</w:t>
-      </w:r>
-      <w:proofErr w:type="gramEnd"/>
-      <w:r>
-        <w:rPr>
-          <w:lang w:val="en-AU"/>
-        </w:rPr>
-        <w:t xml:space="preserve"> 2025</w:t>
+        <w:lastRenderedPageBreak/>
+        <w:t>22 July, 2025</w:t>
       </w:r>
     </w:p>
     <w:p>
@@ -12563,7 +11704,6 @@
         </w:numPr>
       </w:pPr>
       <w:r>
-        <w:lastRenderedPageBreak/>
         <w:t>When comparing ‘</w:t>
       </w:r>
       <w:proofErr w:type="spellStart"/>
@@ -12572,15 +11712,7 @@
       </w:r>
       <w:proofErr w:type="spellEnd"/>
       <w:r>
-        <w:t xml:space="preserve">’ index (channel) to list of </w:t>
-      </w:r>
-      <w:proofErr w:type="gramStart"/>
-      <w:r>
-        <w:t>ADC</w:t>
-      </w:r>
-      <w:proofErr w:type="gramEnd"/>
-      <w:r>
-        <w:t xml:space="preserve"> #s found in file (‘n’), needed to add the offset: (*pp[</w:t>
+        <w:t>’ index (channel) to list of ADC #s found in file (‘n’), needed to add the offset: (*pp[</w:t>
       </w:r>
       <w:r>
         <w:rPr>
@@ -12590,11 +11722,7 @@
         <w:t>0</w:t>
       </w:r>
       <w:r>
-        <w:t>]</w:t>
-      </w:r>
-      <w:proofErr w:type="gramStart"/>
-      <w:r>
-        <w:t>).</w:t>
+        <w:t>]).</w:t>
       </w:r>
       <w:proofErr w:type="spellStart"/>
       <w:r>
@@ -12605,7 +11733,6 @@
         <w:t>DevObj</w:t>
       </w:r>
       <w:proofErr w:type="spellEnd"/>
-      <w:proofErr w:type="gramEnd"/>
       <w:r>
         <w:t>-&gt;</w:t>
       </w:r>
@@ -12615,23 +11742,11 @@
           <w:b/>
           <w:bCs/>
         </w:rPr>
-        <w:t>start_</w:t>
-      </w:r>
-      <w:proofErr w:type="gramStart"/>
-      <w:r>
-        <w:rPr>
-          <w:b/>
-          <w:bCs/>
-        </w:rPr>
-        <w:t>adc</w:t>
-      </w:r>
-      <w:proofErr w:type="spellEnd"/>
-      <w:r>
-        <w:t>(</w:t>
-      </w:r>
-      <w:proofErr w:type="gramEnd"/>
-      <w:r>
-        <w:t>)</w:t>
+        <w:t>start_adc</w:t>
+      </w:r>
+      <w:proofErr w:type="spellEnd"/>
+      <w:r>
+        <w:t>()</w:t>
       </w:r>
     </w:p>
     <w:p>
@@ -12761,15 +11876,7 @@
         </w:numPr>
       </w:pPr>
       <w:r>
-        <w:t xml:space="preserve">Check to see if the filename of the current images </w:t>
-      </w:r>
-      <w:proofErr w:type="gramStart"/>
-      <w:r>
-        <w:t>match</w:t>
-      </w:r>
-      <w:proofErr w:type="gramEnd"/>
-      <w:r>
-        <w:t xml:space="preserve"> the filename of the images used to create the regions in the image table. </w:t>
+        <w:t xml:space="preserve">Check to see if the filename of the current images match the filename of the images used to create the regions in the image table. </w:t>
       </w:r>
     </w:p>
     <w:p>
@@ -12805,21 +11912,7 @@
         <w:rPr>
           <w:lang w:val="en-AU"/>
         </w:rPr>
-        <w:t xml:space="preserve">10 </w:t>
-      </w:r>
-      <w:proofErr w:type="gramStart"/>
-      <w:r>
-        <w:rPr>
-          <w:lang w:val="en-AU"/>
-        </w:rPr>
-        <w:t>July,</w:t>
-      </w:r>
-      <w:proofErr w:type="gramEnd"/>
-      <w:r>
-        <w:rPr>
-          <w:lang w:val="en-AU"/>
-        </w:rPr>
-        <w:t xml:space="preserve"> 2025</w:t>
+        <w:t>10 July, 2025</w:t>
       </w:r>
     </w:p>
     <w:p>
@@ -12892,21 +11985,7 @@
         <w:rPr>
           <w:lang w:val="en-AU"/>
         </w:rPr>
-        <w:t xml:space="preserve">30 </w:t>
-      </w:r>
-      <w:proofErr w:type="gramStart"/>
-      <w:r>
-        <w:rPr>
-          <w:lang w:val="en-AU"/>
-        </w:rPr>
-        <w:t>June,</w:t>
-      </w:r>
-      <w:proofErr w:type="gramEnd"/>
-      <w:r>
-        <w:rPr>
-          <w:lang w:val="en-AU"/>
-        </w:rPr>
-        <w:t xml:space="preserve"> 2025</w:t>
+        <w:t>30 June, 2025</w:t>
       </w:r>
     </w:p>
     <w:p>
@@ -13092,21 +12171,7 @@
         <w:rPr>
           <w:lang w:val="en-AU"/>
         </w:rPr>
-        <w:t xml:space="preserve">24 </w:t>
-      </w:r>
-      <w:proofErr w:type="gramStart"/>
-      <w:r>
-        <w:rPr>
-          <w:lang w:val="en-AU"/>
-        </w:rPr>
-        <w:t>June,</w:t>
-      </w:r>
-      <w:proofErr w:type="gramEnd"/>
-      <w:r>
-        <w:rPr>
-          <w:lang w:val="en-AU"/>
-        </w:rPr>
-        <w:t xml:space="preserve"> 2025</w:t>
+        <w:t>24 June, 2025</w:t>
       </w:r>
     </w:p>
     <w:p>
@@ -13143,15 +12208,7 @@
         </w:numPr>
       </w:pPr>
       <w:r>
-        <w:t xml:space="preserve">Use same approach as for “areas” </w:t>
-      </w:r>
-      <w:proofErr w:type="gramStart"/>
-      <w:r>
-        <w:t>on line</w:t>
-      </w:r>
-      <w:proofErr w:type="gramEnd"/>
-      <w:r>
-        <w:t xml:space="preserve"> profiles (traverse, project, project, Spline8, etc.) to detect non-elemental image planes and great these ‘as is’ in counts, such as for “Rate” and specials as listed in “</w:t>
+        <w:t>Use same approach as for “areas” on line profiles (traverse, project, project, Spline8, etc.) to detect non-elemental image planes and great these ‘as is’ in counts, such as for “Rate” and specials as listed in “</w:t>
       </w:r>
       <w:proofErr w:type="spellStart"/>
       <w:r>
@@ -13173,13 +12230,8 @@
         <w:t>‘</w:t>
       </w:r>
       <w:proofErr w:type="spellStart"/>
-      <w:proofErr w:type="gramStart"/>
-      <w:r>
-        <w:t>misc</w:t>
-      </w:r>
-      <w:proofErr w:type="gramEnd"/>
-      <w:r>
-        <w:t>_special</w:t>
+      <w:r>
+        <w:t>misc_special</w:t>
       </w:r>
       <w:proofErr w:type="spellEnd"/>
       <w:r>
@@ -13250,6 +12302,7 @@
         </w:numPr>
       </w:pPr>
       <w:r>
+        <w:lastRenderedPageBreak/>
         <w:t>Add “c/s” as a special element as alternative to “Rate”.</w:t>
       </w:r>
     </w:p>
@@ -13302,7 +12355,6 @@
       </w:pPr>
       <w:proofErr w:type="spellStart"/>
       <w:r>
-        <w:lastRenderedPageBreak/>
         <w:t>Layer_setup</w:t>
       </w:r>
       <w:proofErr w:type="spellEnd"/>
@@ -13388,21 +12440,7 @@
         <w:rPr>
           <w:lang w:val="en-AU"/>
         </w:rPr>
-        <w:t xml:space="preserve">10 </w:t>
-      </w:r>
-      <w:proofErr w:type="gramStart"/>
-      <w:r>
-        <w:rPr>
-          <w:lang w:val="en-AU"/>
-        </w:rPr>
-        <w:t>June,</w:t>
-      </w:r>
-      <w:proofErr w:type="gramEnd"/>
-      <w:r>
-        <w:rPr>
-          <w:lang w:val="en-AU"/>
-        </w:rPr>
-        <w:t xml:space="preserve"> 2025</w:t>
+        <w:t>10 June, 2025</w:t>
       </w:r>
     </w:p>
     <w:p>
@@ -13442,17 +12480,12 @@
         <w:t xml:space="preserve">Try to fix error when doing regions for STIM and ion scattering, where </w:t>
       </w:r>
       <w:proofErr w:type="spellStart"/>
-      <w:proofErr w:type="gramStart"/>
       <w:r>
         <w:t>el</w:t>
       </w:r>
       <w:proofErr w:type="spellEnd"/>
       <w:r>
-        <w:t>[</w:t>
-      </w:r>
-      <w:proofErr w:type="gramEnd"/>
-      <w:r>
-        <w:t>2] index becomes illegal.</w:t>
+        <w:t>[2] index becomes illegal.</w:t>
       </w:r>
     </w:p>
     <w:p>
@@ -13484,23 +12517,7 @@
       </w:r>
       <w:proofErr w:type="spellEnd"/>
       <w:r>
-        <w:t xml:space="preserve"> for </w:t>
-      </w:r>
-      <w:proofErr w:type="gramStart"/>
-      <w:r>
-        <w:t>lab .source</w:t>
-      </w:r>
-      <w:proofErr w:type="gramEnd"/>
-      <w:r>
-        <w:t xml:space="preserve"> </w:t>
-      </w:r>
-      <w:proofErr w:type="gramStart"/>
-      <w:r>
-        <w:t>and .pink</w:t>
-      </w:r>
-      <w:proofErr w:type="gramEnd"/>
-      <w:r>
-        <w:t xml:space="preserve"> beam files.</w:t>
+        <w:t xml:space="preserve"> for lab .source and .pink beam files.</w:t>
       </w:r>
     </w:p>
     <w:p>
@@ -13605,15 +12622,7 @@
       </w:r>
       <w:proofErr w:type="spellEnd"/>
       <w:r>
-        <w:t xml:space="preserve"> for yield </w:t>
-      </w:r>
-      <w:proofErr w:type="gramStart"/>
-      <w:r>
-        <w:t>calc .yield</w:t>
-      </w:r>
-      <w:proofErr w:type="gramEnd"/>
-      <w:r>
-        <w:t xml:space="preserve"> files.</w:t>
+        <w:t xml:space="preserve"> for yield calc .yield files.</w:t>
       </w:r>
     </w:p>
     <w:p>
@@ -13692,21 +12701,7 @@
         <w:rPr>
           <w:lang w:val="en-AU"/>
         </w:rPr>
-        <w:t xml:space="preserve">3 </w:t>
-      </w:r>
-      <w:proofErr w:type="gramStart"/>
-      <w:r>
-        <w:rPr>
-          <w:lang w:val="en-AU"/>
-        </w:rPr>
-        <w:t>June,</w:t>
-      </w:r>
-      <w:proofErr w:type="gramEnd"/>
-      <w:r>
-        <w:rPr>
-          <w:lang w:val="en-AU"/>
-        </w:rPr>
-        <w:t xml:space="preserve"> 2025</w:t>
+        <w:t>3 June, 2025</w:t>
       </w:r>
     </w:p>
     <w:p>
@@ -13967,21 +12962,7 @@
         <w:rPr>
           <w:lang w:val="en-AU"/>
         </w:rPr>
-        <w:t xml:space="preserve">28 </w:t>
-      </w:r>
-      <w:proofErr w:type="gramStart"/>
-      <w:r>
-        <w:rPr>
-          <w:lang w:val="en-AU"/>
-        </w:rPr>
-        <w:t>Apr,</w:t>
-      </w:r>
-      <w:proofErr w:type="gramEnd"/>
-      <w:r>
-        <w:rPr>
-          <w:lang w:val="en-AU"/>
-        </w:rPr>
-        <w:t xml:space="preserve"> 2025</w:t>
+        <w:t>28 Apr, 2025</w:t>
       </w:r>
     </w:p>
     <w:p>
@@ -14151,15 +13132,14 @@
         </w:numPr>
       </w:pPr>
       <w:r>
+        <w:lastRenderedPageBreak/>
         <w:t>Detect ‘</w:t>
       </w:r>
       <w:proofErr w:type="spellStart"/>
-      <w:proofErr w:type="gramStart"/>
       <w:r>
         <w:t>options.ShowALLregions</w:t>
       </w:r>
       <w:proofErr w:type="spellEnd"/>
-      <w:proofErr w:type="gramEnd"/>
       <w:r>
         <w:t>’ true and loop through all regions (if found) and use ‘</w:t>
       </w:r>
@@ -14194,22 +13174,7 @@
         <w:rPr>
           <w:lang w:val="en-AU"/>
         </w:rPr>
-        <w:lastRenderedPageBreak/>
-        <w:t xml:space="preserve">8 </w:t>
-      </w:r>
-      <w:proofErr w:type="gramStart"/>
-      <w:r>
-        <w:rPr>
-          <w:lang w:val="en-AU"/>
-        </w:rPr>
-        <w:t>Apr,</w:t>
-      </w:r>
-      <w:proofErr w:type="gramEnd"/>
-      <w:r>
-        <w:rPr>
-          <w:lang w:val="en-AU"/>
-        </w:rPr>
-        <w:t xml:space="preserve"> 2025</w:t>
+        <w:t>8 Apr, 2025</w:t>
       </w:r>
     </w:p>
     <w:p>
@@ -14359,21 +13324,7 @@
         <w:rPr>
           <w:lang w:val="en-AU"/>
         </w:rPr>
-        <w:t xml:space="preserve">1 </w:t>
-      </w:r>
-      <w:proofErr w:type="gramStart"/>
-      <w:r>
-        <w:rPr>
-          <w:lang w:val="en-AU"/>
-        </w:rPr>
-        <w:t>Apr,</w:t>
-      </w:r>
-      <w:proofErr w:type="gramEnd"/>
-      <w:r>
-        <w:rPr>
-          <w:lang w:val="en-AU"/>
-        </w:rPr>
-        <w:t xml:space="preserve"> 2025</w:t>
+        <w:t>1 Apr, 2025</w:t>
       </w:r>
     </w:p>
     <w:p>
@@ -14457,15 +13408,7 @@
         </w:numPr>
       </w:pPr>
       <w:r>
-        <w:t xml:space="preserve">Bug with the selection of </w:t>
-      </w:r>
-      <w:proofErr w:type="gramStart"/>
-      <w:r>
-        <w:t>a</w:t>
-      </w:r>
-      <w:proofErr w:type="gramEnd"/>
-      <w:r>
-        <w:t xml:space="preserve"> ADC # in the </w:t>
+        <w:t xml:space="preserve">Bug with the selection of a ADC # in the </w:t>
       </w:r>
       <w:r>
         <w:rPr>
@@ -14548,16 +13491,11 @@
       </w:r>
       <w:proofErr w:type="spellEnd"/>
       <w:r>
-        <w:t>(obj</w:t>
-      </w:r>
-      <w:proofErr w:type="gramStart"/>
-      <w:r>
-        <w:t xml:space="preserve">), </w:t>
+        <w:t xml:space="preserve">(obj), </w:t>
       </w:r>
       <w:r>
         <w:t xml:space="preserve">  </w:t>
       </w:r>
-      <w:proofErr w:type="gramEnd"/>
       <w:r>
         <w:t>clipped at zero,</w:t>
       </w:r>
@@ -14667,21 +13605,7 @@
         <w:rPr>
           <w:lang w:val="en-AU"/>
         </w:rPr>
-        <w:t xml:space="preserve">27 </w:t>
-      </w:r>
-      <w:proofErr w:type="gramStart"/>
-      <w:r>
-        <w:rPr>
-          <w:lang w:val="en-AU"/>
-        </w:rPr>
-        <w:t>Mar,</w:t>
-      </w:r>
-      <w:proofErr w:type="gramEnd"/>
-      <w:r>
-        <w:rPr>
-          <w:lang w:val="en-AU"/>
-        </w:rPr>
-        <w:t xml:space="preserve"> 2025</w:t>
+        <w:t>27 Mar, 2025</w:t>
       </w:r>
     </w:p>
     <w:p>
@@ -14726,15 +13650,7 @@
       </w:r>
       <w:proofErr w:type="spellEnd"/>
       <w:r>
-        <w:t xml:space="preserve"> window, when resized (either by dragging the window size or using the “+”, “</w:t>
-      </w:r>
-      <w:proofErr w:type="gramStart"/>
-      <w:r>
-        <w:t>-“ buttons</w:t>
-      </w:r>
-      <w:proofErr w:type="gramEnd"/>
-      <w:r>
-        <w:t xml:space="preserve">) it sometimes displays the image offset in Y, with grey beneath and the top of the image truncated. This only happens when the whole image is visible and hence (normally) the scroll bars disappear. </w:t>
+        <w:t xml:space="preserve"> window, when resized (either by dragging the window size or using the “+”, “-“ buttons) it sometimes displays the image offset in Y, with grey beneath and the top of the image truncated. This only happens when the whole image is visible and hence (normally) the scroll bars disappear. </w:t>
       </w:r>
     </w:p>
     <w:p>
@@ -14745,15 +13661,7 @@
         </w:numPr>
       </w:pPr>
       <w:r>
-        <w:t xml:space="preserve">This only happens under </w:t>
-      </w:r>
-      <w:proofErr w:type="gramStart"/>
-      <w:r>
-        <w:t>Linux, and</w:t>
-      </w:r>
-      <w:proofErr w:type="gramEnd"/>
-      <w:r>
-        <w:t xml:space="preserve"> has persisted through IDL 8.8 to 9.1.</w:t>
+        <w:t>This only happens under Linux, and has persisted through IDL 8.8 to 9.1.</w:t>
       </w:r>
     </w:p>
     <w:p>
@@ -14856,6 +13764,7 @@
       </w:pPr>
       <w:proofErr w:type="spellStart"/>
       <w:r>
+        <w:lastRenderedPageBreak/>
         <w:t>Set_image_view</w:t>
       </w:r>
       <w:proofErr w:type="spellEnd"/>
@@ -14887,12 +13796,10 @@
         <w:t>’ to prevent Y scroll bars going in setting ‘</w:t>
       </w:r>
       <w:proofErr w:type="spellStart"/>
-      <w:proofErr w:type="gramStart"/>
       <w:r>
         <w:t>new.w</w:t>
       </w:r>
       <w:proofErr w:type="spellEnd"/>
-      <w:proofErr w:type="gramEnd"/>
       <w:r>
         <w:t>’, ‘</w:t>
       </w:r>
@@ -14926,7 +13833,6 @@
         </w:numPr>
       </w:pPr>
       <w:r>
-        <w:lastRenderedPageBreak/>
         <w:t>Add new offsets ‘</w:t>
       </w:r>
       <w:proofErr w:type="spellStart"/>
@@ -14957,21 +13863,7 @@
         <w:rPr>
           <w:lang w:val="en-AU"/>
         </w:rPr>
-        <w:t xml:space="preserve">24 </w:t>
-      </w:r>
-      <w:proofErr w:type="gramStart"/>
-      <w:r>
-        <w:rPr>
-          <w:lang w:val="en-AU"/>
-        </w:rPr>
-        <w:t>Mar,</w:t>
-      </w:r>
-      <w:proofErr w:type="gramEnd"/>
-      <w:r>
-        <w:rPr>
-          <w:lang w:val="en-AU"/>
-        </w:rPr>
-        <w:t xml:space="preserve"> 2025</w:t>
+        <w:t>24 Mar, 2025</w:t>
       </w:r>
     </w:p>
     <w:p>
@@ -15017,15 +13909,7 @@
         </w:numPr>
       </w:pPr>
       <w:r>
-        <w:t>‘</w:t>
-      </w:r>
-      <w:proofErr w:type="gramStart"/>
-      <w:r>
-        <w:t>calculate</w:t>
-      </w:r>
-      <w:proofErr w:type="gramEnd"/>
-      <w:r>
-        <w:t>-button’ event:</w:t>
+        <w:t>‘calculate-button’ event:</w:t>
       </w:r>
     </w:p>
     <w:p>
@@ -15039,22 +13923,18 @@
         <w:t xml:space="preserve">Only assign </w:t>
       </w:r>
       <w:proofErr w:type="spellStart"/>
-      <w:proofErr w:type="gramStart"/>
       <w:r>
         <w:t>beam.continuum</w:t>
       </w:r>
       <w:proofErr w:type="spellEnd"/>
-      <w:proofErr w:type="gramEnd"/>
       <w:r>
         <w:t xml:space="preserve"> and </w:t>
       </w:r>
       <w:proofErr w:type="spellStart"/>
-      <w:proofErr w:type="gramStart"/>
       <w:r>
         <w:t>beam.energy</w:t>
       </w:r>
       <w:proofErr w:type="spellEnd"/>
-      <w:proofErr w:type="gramEnd"/>
       <w:r>
         <w:t xml:space="preserve"> i</w:t>
       </w:r>
@@ -15167,21 +14047,7 @@
         <w:rPr>
           <w:lang w:val="en-AU"/>
         </w:rPr>
-        <w:t xml:space="preserve">24 </w:t>
-      </w:r>
-      <w:proofErr w:type="gramStart"/>
-      <w:r>
-        <w:rPr>
-          <w:lang w:val="en-AU"/>
-        </w:rPr>
-        <w:t>Mar,</w:t>
-      </w:r>
-      <w:proofErr w:type="gramEnd"/>
-      <w:r>
-        <w:rPr>
-          <w:lang w:val="en-AU"/>
-        </w:rPr>
-        <w:t xml:space="preserve"> 2025</w:t>
+        <w:t>24 Mar, 2025</w:t>
       </w:r>
     </w:p>
     <w:p>
@@ -15241,21 +14107,7 @@
         <w:rPr>
           <w:lang w:val="en-AU"/>
         </w:rPr>
-        <w:t xml:space="preserve"> </w:t>
-      </w:r>
-      <w:proofErr w:type="gramStart"/>
-      <w:r>
-        <w:rPr>
-          <w:lang w:val="en-AU"/>
-        </w:rPr>
-        <w:t>Mar,</w:t>
-      </w:r>
-      <w:proofErr w:type="gramEnd"/>
-      <w:r>
-        <w:rPr>
-          <w:lang w:val="en-AU"/>
-        </w:rPr>
-        <w:t xml:space="preserve"> 2025</w:t>
+        <w:t xml:space="preserve"> Mar, 2025</w:t>
       </w:r>
     </w:p>
     <w:p>
@@ -15360,21 +14212,7 @@
         <w:rPr>
           <w:lang w:val="en-AU"/>
         </w:rPr>
-        <w:t xml:space="preserve">5 </w:t>
-      </w:r>
-      <w:proofErr w:type="gramStart"/>
-      <w:r>
-        <w:rPr>
-          <w:lang w:val="en-AU"/>
-        </w:rPr>
-        <w:t>Mar,</w:t>
-      </w:r>
-      <w:proofErr w:type="gramEnd"/>
-      <w:r>
-        <w:rPr>
-          <w:lang w:val="en-AU"/>
-        </w:rPr>
-        <w:t xml:space="preserve"> 2025</w:t>
+        <w:t>5 Mar, 2025</w:t>
       </w:r>
     </w:p>
     <w:p>
@@ -15412,7 +14250,6 @@
         <w:t xml:space="preserve">Add set </w:t>
       </w:r>
       <w:proofErr w:type="spellStart"/>
-      <w:proofErr w:type="gramStart"/>
       <w:r>
         <w:rPr>
           <w:i/>
@@ -15421,7 +14258,6 @@
         <w:t>antialias.enable</w:t>
       </w:r>
       <w:proofErr w:type="spellEnd"/>
-      <w:proofErr w:type="gramEnd"/>
       <w:r>
         <w:t>, once and for all to enable antialiasing in the Maia FPGA pipeline to prevent aliasing using Linearization and Gain-trimming.</w:t>
       </w:r>
@@ -15471,21 +14307,7 @@
         <w:rPr>
           <w:lang w:val="en-AU"/>
         </w:rPr>
-        <w:t xml:space="preserve">4 </w:t>
-      </w:r>
-      <w:proofErr w:type="gramStart"/>
-      <w:r>
-        <w:rPr>
-          <w:lang w:val="en-AU"/>
-        </w:rPr>
-        <w:t>Mar,</w:t>
-      </w:r>
-      <w:proofErr w:type="gramEnd"/>
-      <w:r>
-        <w:rPr>
-          <w:lang w:val="en-AU"/>
-        </w:rPr>
-        <w:t xml:space="preserve"> 2025</w:t>
+        <w:t>4 Mar, 2025</w:t>
       </w:r>
     </w:p>
     <w:p>
@@ -15590,21 +14412,7 @@
         <w:rPr>
           <w:lang w:val="en-AU"/>
         </w:rPr>
-        <w:t xml:space="preserve">17 </w:t>
-      </w:r>
-      <w:proofErr w:type="gramStart"/>
-      <w:r>
-        <w:rPr>
-          <w:lang w:val="en-AU"/>
-        </w:rPr>
-        <w:t>Feb,</w:t>
-      </w:r>
-      <w:proofErr w:type="gramEnd"/>
-      <w:r>
-        <w:rPr>
-          <w:lang w:val="en-AU"/>
-        </w:rPr>
-        <w:t xml:space="preserve"> 2025</w:t>
+        <w:t>17 Feb, 2025</w:t>
       </w:r>
     </w:p>
     <w:p>
@@ -15626,6 +14434,7 @@
         </w:numPr>
       </w:pPr>
       <w:r>
+        <w:lastRenderedPageBreak/>
         <w:t>Reads P06 tree of NXS files into spectra.</w:t>
       </w:r>
     </w:p>
@@ -15680,7 +14489,6 @@
         </w:numPr>
       </w:pPr>
       <w:r>
-        <w:lastRenderedPageBreak/>
         <w:t>Fixed errors in bin/ scripts for this.</w:t>
       </w:r>
     </w:p>
@@ -15724,15 +14532,7 @@
         </w:numPr>
       </w:pPr>
       <w:r>
-        <w:t xml:space="preserve">Fixed bug in </w:t>
-      </w:r>
-      <w:proofErr w:type="gramStart"/>
-      <w:r>
-        <w:t>LED[</w:t>
-      </w:r>
-      <w:proofErr w:type="gramEnd"/>
-      <w:r>
-        <w:t>3] used to flag all background processes running.</w:t>
+        <w:t>Fixed bug in LED[3] used to flag all background processes running.</w:t>
       </w:r>
     </w:p>
     <w:p>
@@ -15746,21 +14546,7 @@
         <w:rPr>
           <w:lang w:val="en-AU"/>
         </w:rPr>
-        <w:t xml:space="preserve">12 </w:t>
-      </w:r>
-      <w:proofErr w:type="gramStart"/>
-      <w:r>
-        <w:rPr>
-          <w:lang w:val="en-AU"/>
-        </w:rPr>
-        <w:t>Feb,</w:t>
-      </w:r>
-      <w:proofErr w:type="gramEnd"/>
-      <w:r>
-        <w:rPr>
-          <w:lang w:val="en-AU"/>
-        </w:rPr>
-        <w:t xml:space="preserve"> 2025</w:t>
+        <w:t>12 Feb, 2025</w:t>
       </w:r>
     </w:p>
     <w:p>
@@ -15831,21 +14617,7 @@
         <w:rPr>
           <w:lang w:val="en-AU"/>
         </w:rPr>
-        <w:t xml:space="preserve">4 </w:t>
-      </w:r>
-      <w:proofErr w:type="gramStart"/>
-      <w:r>
-        <w:rPr>
-          <w:lang w:val="en-AU"/>
-        </w:rPr>
-        <w:t>Feb,</w:t>
-      </w:r>
-      <w:proofErr w:type="gramEnd"/>
-      <w:r>
-        <w:rPr>
-          <w:lang w:val="en-AU"/>
-        </w:rPr>
-        <w:t xml:space="preserve"> 2025</w:t>
+        <w:t>4 Feb, 2025</w:t>
       </w:r>
     </w:p>
     <w:p>
@@ -15963,19 +14735,11 @@
       </w:r>
       <w:proofErr w:type="spellStart"/>
       <w:r>
-        <w:t>python_</w:t>
-      </w:r>
-      <w:proofErr w:type="gramStart"/>
-      <w:r>
-        <w:t>valid</w:t>
-      </w:r>
-      <w:proofErr w:type="spellEnd"/>
-      <w:r>
-        <w:t>(</w:t>
-      </w:r>
-      <w:proofErr w:type="gramEnd"/>
-      <w:r>
-        <w:t>)’.</w:t>
+        <w:t>python_valid</w:t>
+      </w:r>
+      <w:proofErr w:type="spellEnd"/>
+      <w:r>
+        <w:t>()’.</w:t>
       </w:r>
     </w:p>
     <w:p>
@@ -15989,21 +14753,7 @@
         <w:rPr>
           <w:lang w:val="en-AU"/>
         </w:rPr>
-        <w:t xml:space="preserve">27 </w:t>
-      </w:r>
-      <w:proofErr w:type="gramStart"/>
-      <w:r>
-        <w:rPr>
-          <w:lang w:val="en-AU"/>
-        </w:rPr>
-        <w:t>Jan,</w:t>
-      </w:r>
-      <w:proofErr w:type="gramEnd"/>
-      <w:r>
-        <w:rPr>
-          <w:lang w:val="en-AU"/>
-        </w:rPr>
-        <w:t xml:space="preserve"> 2025</w:t>
+        <w:t>27 Jan, 2025</w:t>
       </w:r>
     </w:p>
     <w:p>
@@ -16076,13 +14826,8 @@
         <w:t xml:space="preserve"> path2 (</w:t>
       </w:r>
       <w:proofErr w:type="spellStart"/>
-      <w:proofErr w:type="gramStart"/>
-      <w:r>
-        <w:t>prefs.path</w:t>
-      </w:r>
-      <w:proofErr w:type="gramEnd"/>
-      <w:r>
-        <w:t>.config</w:t>
+      <w:r>
+        <w:t>prefs.path.config</w:t>
       </w:r>
       <w:proofErr w:type="spellEnd"/>
       <w:r>
@@ -16185,6 +14930,7 @@
         </w:numPr>
       </w:pPr>
       <w:r>
+        <w:lastRenderedPageBreak/>
         <w:t>Make detector Layout behave similarly, inheriting the path for the detector file.</w:t>
       </w:r>
     </w:p>
@@ -16221,7 +14967,6 @@
         </w:numPr>
       </w:pPr>
       <w:r>
-        <w:lastRenderedPageBreak/>
         <w:t xml:space="preserve">This SAV file then gets included in the next compile in that project (a nasty habit of IDL). </w:t>
       </w:r>
     </w:p>
@@ -16341,21 +15086,7 @@
         <w:rPr>
           <w:lang w:val="en-AU"/>
         </w:rPr>
-        <w:t xml:space="preserve">20 </w:t>
-      </w:r>
-      <w:proofErr w:type="gramStart"/>
-      <w:r>
-        <w:rPr>
-          <w:lang w:val="en-AU"/>
-        </w:rPr>
-        <w:t>Jan,</w:t>
-      </w:r>
-      <w:proofErr w:type="gramEnd"/>
-      <w:r>
-        <w:rPr>
-          <w:lang w:val="en-AU"/>
-        </w:rPr>
-        <w:t xml:space="preserve"> 2025</w:t>
+        <w:t>20 Jan, 2025</w:t>
       </w:r>
     </w:p>
     <w:p>
@@ -16417,21 +15148,7 @@
         <w:rPr>
           <w:lang w:val="en-AU"/>
         </w:rPr>
-        <w:t xml:space="preserve">10 </w:t>
-      </w:r>
-      <w:proofErr w:type="gramStart"/>
-      <w:r>
-        <w:rPr>
-          <w:lang w:val="en-AU"/>
-        </w:rPr>
-        <w:t>Jan,</w:t>
-      </w:r>
-      <w:proofErr w:type="gramEnd"/>
-      <w:r>
-        <w:rPr>
-          <w:lang w:val="en-AU"/>
-        </w:rPr>
-        <w:t xml:space="preserve"> 2025</w:t>
+        <w:t>10 Jan, 2025</w:t>
       </w:r>
     </w:p>
     <w:p>
@@ -16507,21 +15224,7 @@
         <w:rPr>
           <w:lang w:val="en-AU"/>
         </w:rPr>
-        <w:t xml:space="preserve">8 </w:t>
-      </w:r>
-      <w:proofErr w:type="gramStart"/>
-      <w:r>
-        <w:rPr>
-          <w:lang w:val="en-AU"/>
-        </w:rPr>
-        <w:t>Jan,</w:t>
-      </w:r>
-      <w:proofErr w:type="gramEnd"/>
-      <w:r>
-        <w:rPr>
-          <w:lang w:val="en-AU"/>
-        </w:rPr>
-        <w:t xml:space="preserve"> 2025</w:t>
+        <w:t>8 Jan, 2025</w:t>
       </w:r>
     </w:p>
     <w:p>
@@ -16714,21 +15417,7 @@
         <w:rPr>
           <w:lang w:val="en-AU"/>
         </w:rPr>
-        <w:t xml:space="preserve">7 </w:t>
-      </w:r>
-      <w:proofErr w:type="gramStart"/>
-      <w:r>
-        <w:rPr>
-          <w:lang w:val="en-AU"/>
-        </w:rPr>
-        <w:t>Jan,</w:t>
-      </w:r>
-      <w:proofErr w:type="gramEnd"/>
-      <w:r>
-        <w:rPr>
-          <w:lang w:val="en-AU"/>
-        </w:rPr>
-        <w:t xml:space="preserve"> 2025</w:t>
+        <w:t>7 Jan, 2025</w:t>
       </w:r>
     </w:p>
     <w:p>
@@ -16756,19 +15445,11 @@
       </w:r>
       <w:proofErr w:type="spellStart"/>
       <w:r>
-        <w:t>file_</w:t>
-      </w:r>
-      <w:proofErr w:type="gramStart"/>
-      <w:r>
-        <w:t>requester</w:t>
-      </w:r>
-      <w:proofErr w:type="spellEnd"/>
-      <w:r>
-        <w:t>( /</w:t>
-      </w:r>
-      <w:proofErr w:type="gramEnd"/>
-      <w:r>
-        <w:t>read, /</w:t>
+        <w:t>file_requester</w:t>
+      </w:r>
+      <w:proofErr w:type="spellEnd"/>
+      <w:r>
+        <w:t>( /read, /</w:t>
       </w:r>
       <w:proofErr w:type="spellStart"/>
       <w:r>
@@ -16877,6 +15558,7 @@
         </w:numPr>
       </w:pPr>
       <w:r>
+        <w:lastRenderedPageBreak/>
         <w:t>Firstly, I forgot I was in “develop” when upgrading the Workspace in IDL 9.1.</w:t>
       </w:r>
     </w:p>
@@ -16918,7 +15600,6 @@
         </w:numPr>
       </w:pPr>
       <w:r>
-        <w:lastRenderedPageBreak/>
         <w:t>Deleted the sav files and fix bat, git Add and Commit.</w:t>
       </w:r>
     </w:p>
@@ -16944,21 +15625,7 @@
         <w:rPr>
           <w:lang w:val="en-AU"/>
         </w:rPr>
-        <w:t xml:space="preserve">3 </w:t>
-      </w:r>
-      <w:proofErr w:type="gramStart"/>
-      <w:r>
-        <w:rPr>
-          <w:lang w:val="en-AU"/>
-        </w:rPr>
-        <w:t>Dec,</w:t>
-      </w:r>
-      <w:proofErr w:type="gramEnd"/>
-      <w:r>
-        <w:rPr>
-          <w:lang w:val="en-AU"/>
-        </w:rPr>
-        <w:t xml:space="preserve"> 2024</w:t>
+        <w:t>3 Dec, 2024</w:t>
       </w:r>
     </w:p>
     <w:p>
@@ -17180,21 +15847,7 @@
         <w:rPr>
           <w:lang w:val="en-AU"/>
         </w:rPr>
-        <w:t xml:space="preserve">20 </w:t>
-      </w:r>
-      <w:proofErr w:type="gramStart"/>
-      <w:r>
-        <w:rPr>
-          <w:lang w:val="en-AU"/>
-        </w:rPr>
-        <w:t>Nov,</w:t>
-      </w:r>
-      <w:proofErr w:type="gramEnd"/>
-      <w:r>
-        <w:rPr>
-          <w:lang w:val="en-AU"/>
-        </w:rPr>
-        <w:t xml:space="preserve"> 2024</w:t>
+        <w:t>20 Nov, 2024</w:t>
       </w:r>
     </w:p>
     <w:p>
@@ -17241,21 +15894,7 @@
         <w:rPr>
           <w:lang w:val="en-AU"/>
         </w:rPr>
-        <w:t xml:space="preserve">11 </w:t>
-      </w:r>
-      <w:proofErr w:type="gramStart"/>
-      <w:r>
-        <w:rPr>
-          <w:lang w:val="en-AU"/>
-        </w:rPr>
-        <w:t>Nov,</w:t>
-      </w:r>
-      <w:proofErr w:type="gramEnd"/>
-      <w:r>
-        <w:rPr>
-          <w:lang w:val="en-AU"/>
-        </w:rPr>
-        <w:t xml:space="preserve"> 2024</w:t>
+        <w:t>11 Nov, 2024</w:t>
       </w:r>
     </w:p>
     <w:p>
@@ -17427,15 +16066,7 @@
         </w:numPr>
       </w:pPr>
       <w:r>
-        <w:t xml:space="preserve">Make </w:t>
-      </w:r>
-      <w:proofErr w:type="gramStart"/>
-      <w:r>
-        <w:t>sure !path</w:t>
-      </w:r>
-      <w:proofErr w:type="gramEnd"/>
-      <w:r>
-        <w:t xml:space="preserve"> is not cumulative as projects are processed.</w:t>
+        <w:t>Make sure !path is not cumulative as projects are processed.</w:t>
       </w:r>
     </w:p>
     <w:p>
@@ -17449,12 +16080,10 @@
         <w:t>Output ‘</w:t>
       </w:r>
       <w:proofErr w:type="spellStart"/>
-      <w:proofErr w:type="gramStart"/>
       <w:r>
         <w:t>build.spro</w:t>
       </w:r>
       <w:proofErr w:type="spellEnd"/>
-      <w:proofErr w:type="gramEnd"/>
       <w:r>
         <w:t>’ always to “main” dir.</w:t>
       </w:r>
@@ -17494,21 +16123,7 @@
         <w:rPr>
           <w:lang w:val="en-AU"/>
         </w:rPr>
-        <w:t xml:space="preserve">28 </w:t>
-      </w:r>
-      <w:proofErr w:type="gramStart"/>
-      <w:r>
-        <w:rPr>
-          <w:lang w:val="en-AU"/>
-        </w:rPr>
-        <w:t>Oct,</w:t>
-      </w:r>
-      <w:proofErr w:type="gramEnd"/>
-      <w:r>
-        <w:rPr>
-          <w:lang w:val="en-AU"/>
-        </w:rPr>
-        <w:t xml:space="preserve"> 2024</w:t>
+        <w:t>28 Oct, 2024</w:t>
       </w:r>
     </w:p>
     <w:p>
@@ -17613,6 +16228,7 @@
         </w:numPr>
       </w:pPr>
       <w:r>
+        <w:lastRenderedPageBreak/>
         <w:t>Fortunately, these parameters do not get used - they are for info only. However, the ’</w:t>
       </w:r>
       <w:proofErr w:type="spellStart"/>
@@ -17657,7 +16273,6 @@
         </w:numPr>
       </w:pPr>
       <w:r>
-        <w:lastRenderedPageBreak/>
         <w:t>This will mean some instances of PFR file in between remain switched, which will be flagged harmlessly by ‘</w:t>
       </w:r>
       <w:proofErr w:type="spellStart"/>
@@ -17717,15 +16332,7 @@
       </w:r>
       <w:proofErr w:type="spellEnd"/>
       <w:r>
-        <w:t xml:space="preserve"> lines inherit normal </w:t>
-      </w:r>
-      <w:proofErr w:type="gramStart"/>
-      <w:r>
-        <w:t>In</w:t>
-      </w:r>
-      <w:proofErr w:type="gramEnd"/>
-      <w:r>
-        <w:t xml:space="preserve"> </w:t>
+        <w:t xml:space="preserve"> lines inherit normal In </w:t>
       </w:r>
       <w:proofErr w:type="spellStart"/>
       <w:r>
@@ -17785,15 +16392,7 @@
       </w:r>
       <w:proofErr w:type="spellEnd"/>
       <w:r>
-        <w:t xml:space="preserve"> </w:t>
-      </w:r>
-      <w:proofErr w:type="gramStart"/>
-      <w:r>
-        <w:t>at the moment</w:t>
-      </w:r>
-      <w:proofErr w:type="gramEnd"/>
-      <w:r>
-        <w:t>.</w:t>
+        <w:t xml:space="preserve"> at the moment.</w:t>
       </w:r>
     </w:p>
     <w:p>
@@ -17888,24 +16487,13 @@
         <w:t>U</w:t>
       </w:r>
       <w:r>
-        <w:t xml:space="preserve">se -Z for Compton peaks from source lines (mark all changes </w:t>
-      </w:r>
-      <w:proofErr w:type="gramStart"/>
-      <w:r>
-        <w:t xml:space="preserve">with </w:t>
+        <w:t xml:space="preserve">se -Z for Compton peaks from source lines (mark all changes with </w:t>
       </w:r>
       <w:r>
         <w:rPr>
           <w:highlight w:val="yellow"/>
         </w:rPr>
-        <w:t>;</w:t>
-      </w:r>
-      <w:proofErr w:type="gramEnd"/>
-      <w:r>
-        <w:rPr>
-          <w:highlight w:val="yellow"/>
-        </w:rPr>
-        <w:t>@10-24</w:t>
+        <w:t>;@10-24</w:t>
       </w:r>
       <w:r>
         <w:t>).</w:t>
@@ -17971,18 +16559,10 @@
       </w:r>
       <w:proofErr w:type="spellEnd"/>
       <w:r>
-        <w:t xml:space="preserve"> </w:t>
-      </w:r>
-      <w:proofErr w:type="gramStart"/>
-      <w:r>
-        <w:t xml:space="preserve">int </w:t>
-      </w:r>
-      <w:r>
-        <w:t>here</w:t>
-      </w:r>
-      <w:proofErr w:type="gramEnd"/>
-      <w:r>
-        <w:t xml:space="preserve"> </w:t>
+        <w:t xml:space="preserve"> int </w:t>
+      </w:r>
+      <w:r>
+        <w:t xml:space="preserve">here </w:t>
       </w:r>
       <w:r>
         <w:t>(done now in ‘</w:t>
@@ -18079,21 +16659,7 @@
         <w:rPr>
           <w:lang w:val="en-AU"/>
         </w:rPr>
-        <w:t xml:space="preserve"> </w:t>
-      </w:r>
-      <w:proofErr w:type="gramStart"/>
-      <w:r>
-        <w:rPr>
-          <w:lang w:val="en-AU"/>
-        </w:rPr>
-        <w:t>Oct,</w:t>
-      </w:r>
-      <w:proofErr w:type="gramEnd"/>
-      <w:r>
-        <w:rPr>
-          <w:lang w:val="en-AU"/>
-        </w:rPr>
-        <w:t xml:space="preserve"> 2024</w:t>
+        <w:t xml:space="preserve"> Oct, 2024</w:t>
       </w:r>
     </w:p>
     <w:p>
@@ -18123,15 +16689,7 @@
         <w:t>Lab source model</w:t>
       </w:r>
       <w:r>
-        <w:t xml:space="preserve"> results </w:t>
-      </w:r>
-      <w:proofErr w:type="gramStart"/>
-      <w:r>
-        <w:t>(.source</w:t>
-      </w:r>
-      <w:proofErr w:type="gramEnd"/>
-      <w:r>
-        <w:t xml:space="preserve"> files) as a step towards a unit test for the </w:t>
+        <w:t xml:space="preserve"> results (.source files) as a step towards a unit test for the </w:t>
       </w:r>
       <w:r>
         <w:t xml:space="preserve">lab </w:t>
@@ -18151,12 +16709,10 @@
         <w:t xml:space="preserve">Checks </w:t>
       </w:r>
       <w:proofErr w:type="spellStart"/>
-      <w:proofErr w:type="gramStart"/>
       <w:r>
         <w:t>beam.model</w:t>
       </w:r>
       <w:proofErr w:type="spellEnd"/>
-      <w:proofErr w:type="gramEnd"/>
       <w:r>
         <w:t xml:space="preserve"> should be “1”.</w:t>
       </w:r>
@@ -18318,12 +16874,10 @@
         <w:t xml:space="preserve">Checks </w:t>
       </w:r>
       <w:proofErr w:type="spellStart"/>
-      <w:proofErr w:type="gramStart"/>
       <w:r>
         <w:t>beam.model</w:t>
       </w:r>
       <w:proofErr w:type="spellEnd"/>
-      <w:proofErr w:type="gramEnd"/>
       <w:r>
         <w:t xml:space="preserve"> should be “2”.</w:t>
       </w:r>
@@ -18415,12 +16969,10 @@
         <w:t xml:space="preserve">’ depending on </w:t>
       </w:r>
       <w:proofErr w:type="spellStart"/>
-      <w:proofErr w:type="gramStart"/>
       <w:r>
         <w:t>beam.model</w:t>
       </w:r>
       <w:proofErr w:type="spellEnd"/>
-      <w:proofErr w:type="gramEnd"/>
       <w:r>
         <w:t>.</w:t>
       </w:r>
@@ -18436,12 +16988,10 @@
         <w:t xml:space="preserve">Tests for consistent </w:t>
       </w:r>
       <w:proofErr w:type="spellStart"/>
-      <w:proofErr w:type="gramStart"/>
       <w:r>
         <w:t>beam.model</w:t>
       </w:r>
       <w:proofErr w:type="spellEnd"/>
-      <w:proofErr w:type="gramEnd"/>
       <w:r>
         <w:t>.</w:t>
       </w:r>
@@ -18457,21 +17007,7 @@
         <w:rPr>
           <w:lang w:val="en-AU"/>
         </w:rPr>
-        <w:t xml:space="preserve">7 </w:t>
-      </w:r>
-      <w:proofErr w:type="gramStart"/>
-      <w:r>
-        <w:rPr>
-          <w:lang w:val="en-AU"/>
-        </w:rPr>
-        <w:t>Oct,</w:t>
-      </w:r>
-      <w:proofErr w:type="gramEnd"/>
-      <w:r>
-        <w:rPr>
-          <w:lang w:val="en-AU"/>
-        </w:rPr>
-        <w:t xml:space="preserve"> 2024</w:t>
+        <w:t>7 Oct, 2024</w:t>
       </w:r>
     </w:p>
     <w:p>
@@ -18485,13 +17021,8 @@
         <w:t>/</w:t>
       </w:r>
       <w:proofErr w:type="spellStart"/>
-      <w:proofErr w:type="gramStart"/>
-      <w:r>
-        <w:t>sec</w:t>
-      </w:r>
-      <w:proofErr w:type="gramEnd"/>
-      <w:r>
-        <w:t>_fl</w:t>
+      <w:r>
+        <w:t>sec_fl</w:t>
       </w:r>
       <w:proofErr w:type="spellEnd"/>
       <w:r>
@@ -18551,6 +17082,7 @@
         </w:numPr>
       </w:pPr>
       <w:r>
+        <w:lastRenderedPageBreak/>
         <w:t xml:space="preserve">Remove </w:t>
       </w:r>
       <w:proofErr w:type="spellStart"/>
@@ -18617,7 +17149,6 @@
       </w:pPr>
       <w:proofErr w:type="spellStart"/>
       <w:r>
-        <w:lastRenderedPageBreak/>
         <w:t>Compare_yields</w:t>
       </w:r>
       <w:proofErr w:type="spellEnd"/>
@@ -18630,15 +17161,7 @@
         </w:numPr>
       </w:pPr>
       <w:r>
-        <w:t xml:space="preserve">New routine to compare yield calculation results </w:t>
-      </w:r>
-      <w:proofErr w:type="gramStart"/>
-      <w:r>
-        <w:t>(.yield</w:t>
-      </w:r>
-      <w:proofErr w:type="gramEnd"/>
-      <w:r>
-        <w:t xml:space="preserve"> file</w:t>
+        <w:t>New routine to compare yield calculation results (.yield file</w:t>
       </w:r>
       <w:r>
         <w:t>s</w:t>
@@ -18702,17 +17225,12 @@
         <w:t xml:space="preserve">If first </w:t>
       </w:r>
       <w:proofErr w:type="spellStart"/>
-      <w:proofErr w:type="gramStart"/>
       <w:r>
         <w:t>agv</w:t>
       </w:r>
       <w:proofErr w:type="spellEnd"/>
       <w:r>
-        <w:t>[</w:t>
-      </w:r>
-      <w:proofErr w:type="gramEnd"/>
-      <w:r>
-        <w:t>0] is NOT a GCF file name, then assume a simple command execution, with three arguments: “command, files (string vector in stringify format), output”.</w:t>
+        <w:t>[0] is NOT a GCF file name, then assume a simple command execution, with three arguments: “command, files (string vector in stringify format), output”.</w:t>
       </w:r>
     </w:p>
     <w:p>
@@ -18767,13 +17285,8 @@
         <w:t xml:space="preserve">Routine to convert index vector ‘q’ into a 3D array to vectors of the indices for </w:t>
       </w:r>
       <w:proofErr w:type="spellStart"/>
-      <w:proofErr w:type="gramStart"/>
-      <w:r>
-        <w:t>x,y</w:t>
-      </w:r>
-      <w:proofErr w:type="gramEnd"/>
-      <w:r>
-        <w:t>,z</w:t>
+      <w:r>
+        <w:t>x,y,z</w:t>
       </w:r>
       <w:proofErr w:type="spellEnd"/>
       <w:r>
@@ -18839,21 +17352,7 @@
         <w:rPr>
           <w:lang w:val="en-AU"/>
         </w:rPr>
-        <w:t xml:space="preserve">2 </w:t>
-      </w:r>
-      <w:proofErr w:type="gramStart"/>
-      <w:r>
-        <w:rPr>
-          <w:lang w:val="en-AU"/>
-        </w:rPr>
-        <w:t>Oct,</w:t>
-      </w:r>
-      <w:proofErr w:type="gramEnd"/>
-      <w:r>
-        <w:rPr>
-          <w:lang w:val="en-AU"/>
-        </w:rPr>
-        <w:t xml:space="preserve"> 2024</w:t>
+        <w:t>2 Oct, 2024</w:t>
       </w:r>
     </w:p>
     <w:p>
@@ -18875,15 +17374,7 @@
         </w:numPr>
       </w:pPr>
       <w:r>
-        <w:t xml:space="preserve">This is identical with current ‘main’ </w:t>
-      </w:r>
-      <w:proofErr w:type="gramStart"/>
-      <w:r>
-        <w:t>at the moment</w:t>
-      </w:r>
-      <w:proofErr w:type="gramEnd"/>
-      <w:r>
-        <w:t>.</w:t>
+        <w:t>This is identical with current ‘main’ at the moment.</w:t>
       </w:r>
     </w:p>
     <w:p>
@@ -18894,15 +17385,7 @@
         </w:numPr>
       </w:pPr>
       <w:r>
-        <w:t xml:space="preserve">Recommend </w:t>
-      </w:r>
-      <w:proofErr w:type="gramStart"/>
-      <w:r>
-        <w:t>to make</w:t>
-      </w:r>
-      <w:proofErr w:type="gramEnd"/>
-      <w:r>
-        <w:t xml:space="preserve"> other branches off ‘develop’ for feature additions and other fixes.</w:t>
+        <w:t>Recommend to make other branches off ‘develop’ for feature additions and other fixes.</w:t>
       </w:r>
     </w:p>
     <w:p>
@@ -18916,21 +17399,7 @@
         <w:rPr>
           <w:lang w:val="en-AU"/>
         </w:rPr>
-        <w:t xml:space="preserve">1 </w:t>
-      </w:r>
-      <w:proofErr w:type="gramStart"/>
-      <w:r>
-        <w:rPr>
-          <w:lang w:val="en-AU"/>
-        </w:rPr>
-        <w:t>Oct,</w:t>
-      </w:r>
-      <w:proofErr w:type="gramEnd"/>
-      <w:r>
-        <w:rPr>
-          <w:lang w:val="en-AU"/>
-        </w:rPr>
-        <w:t xml:space="preserve"> 2024</w:t>
+        <w:t>1 Oct, 2024</w:t>
       </w:r>
     </w:p>
     <w:p>
@@ -19063,13 +17532,8 @@
           <w:numId w:val="17"/>
         </w:numPr>
       </w:pPr>
-      <w:proofErr w:type="gramStart"/>
-      <w:r>
-        <w:t>Similar to</w:t>
-      </w:r>
-      <w:proofErr w:type="gramEnd"/>
-      <w:r>
-        <w:t xml:space="preserve"> DMX binary, but limits size of DA matrix (compressed if necessary).</w:t>
+      <w:r>
+        <w:t>Similar to DMX binary, but limits size of DA matrix (compressed if necessary).</w:t>
       </w:r>
     </w:p>
     <w:p>
@@ -19276,21 +17740,8 @@
         <w:rPr>
           <w:lang w:val="en-AU"/>
         </w:rPr>
-        <w:t xml:space="preserve">4 </w:t>
-      </w:r>
-      <w:proofErr w:type="gramStart"/>
-      <w:r>
-        <w:rPr>
-          <w:lang w:val="en-AU"/>
-        </w:rPr>
-        <w:t>June,</w:t>
-      </w:r>
-      <w:proofErr w:type="gramEnd"/>
-      <w:r>
-        <w:rPr>
-          <w:lang w:val="en-AU"/>
-        </w:rPr>
-        <w:t xml:space="preserve"> 2024</w:t>
+        <w:lastRenderedPageBreak/>
+        <w:t>4 June, 2024</w:t>
       </w:r>
     </w:p>
     <w:p>
@@ -19327,7 +17778,6 @@
         </w:numPr>
       </w:pPr>
       <w:r>
-        <w:lastRenderedPageBreak/>
         <w:t>Only check second string in label for “/X” and “/Y”, not whole label, which may include path components with these sub-strings. Only want to test the post-fix tags.</w:t>
       </w:r>
     </w:p>
@@ -19362,13 +17812,8 @@
           <w:numId w:val="16"/>
         </w:numPr>
       </w:pPr>
-      <w:proofErr w:type="gramStart"/>
-      <w:r>
-        <w:t>Do  not</w:t>
-      </w:r>
-      <w:proofErr w:type="gramEnd"/>
-      <w:r>
-        <w:t xml:space="preserve"> set “On” zero if serial is blank.</w:t>
+      <w:r>
+        <w:t>Do  not set “On” zero if serial is blank.</w:t>
       </w:r>
     </w:p>
     <w:p>
@@ -19415,21 +17860,7 @@
         <w:rPr>
           <w:lang w:val="en-AU"/>
         </w:rPr>
-        <w:t xml:space="preserve">3 </w:t>
-      </w:r>
-      <w:proofErr w:type="gramStart"/>
-      <w:r>
-        <w:rPr>
-          <w:lang w:val="en-AU"/>
-        </w:rPr>
-        <w:t>June,</w:t>
-      </w:r>
-      <w:proofErr w:type="gramEnd"/>
-      <w:r>
-        <w:rPr>
-          <w:lang w:val="en-AU"/>
-        </w:rPr>
-        <w:t xml:space="preserve"> 2024</w:t>
+        <w:t>3 June, 2024</w:t>
       </w:r>
     </w:p>
     <w:p>
@@ -19466,15 +17897,7 @@
         <w:t xml:space="preserve">X </w:t>
       </w:r>
       <w:r>
-        <w:t xml:space="preserve">values, expressed as “correct X by one for every ‘n’ Y </w:t>
-      </w:r>
-      <w:proofErr w:type="gramStart"/>
-      <w:r>
-        <w:t>rows</w:t>
-      </w:r>
-      <w:proofErr w:type="gramEnd"/>
-      <w:r>
-        <w:t>”, with this set via a droplist</w:t>
+        <w:t>values, expressed as “correct X by one for every ‘n’ Y rows”, with this set via a droplist</w:t>
       </w:r>
       <w:r>
         <w:t>.</w:t>
@@ -19510,15 +17933,7 @@
         </w:numPr>
       </w:pPr>
       <w:r>
-        <w:t xml:space="preserve">This will require this new </w:t>
-      </w:r>
-      <w:proofErr w:type="gramStart"/>
-      <w:r>
-        <w:t>version  Maia</w:t>
-      </w:r>
-      <w:proofErr w:type="gramEnd"/>
-      <w:r>
-        <w:t xml:space="preserve"> device to read DAI file.</w:t>
+        <w:t>This will require this new version  Maia device to read DAI file.</w:t>
       </w:r>
     </w:p>
     <w:p>
@@ -19540,44 +17955,18 @@
         <w:t xml:space="preserve">’ - corrects x1 by y1 (i.e. </w:t>
       </w:r>
       <w:r>
-        <w:t xml:space="preserve">x1 = x1 - </w:t>
-      </w:r>
-      <w:proofErr w:type="gramStart"/>
-      <w:r>
-        <w:t>long( y</w:t>
-      </w:r>
-      <w:proofErr w:type="gramEnd"/>
-      <w:r>
-        <w:t>1 / float(</w:t>
-      </w:r>
-      <w:proofErr w:type="spellStart"/>
-      <w:proofErr w:type="gramStart"/>
-      <w:r>
-        <w:t>self.sort</w:t>
-      </w:r>
-      <w:proofErr w:type="gramEnd"/>
-      <w:r>
-        <w:t>_</w:t>
-      </w:r>
-      <w:proofErr w:type="gramStart"/>
-      <w:r>
-        <w:t>options.skew</w:t>
-      </w:r>
-      <w:proofErr w:type="gramEnd"/>
-      <w:r>
-        <w:t>.x</w:t>
-      </w:r>
-      <w:proofErr w:type="spellEnd"/>
-      <w:proofErr w:type="gramStart"/>
+        <w:t>x1 = x1 - long( y1 / float(</w:t>
+      </w:r>
+      <w:proofErr w:type="spellStart"/>
+      <w:r>
+        <w:t>self.sort_options.skew.x</w:t>
+      </w:r>
+      <w:proofErr w:type="spellEnd"/>
       <w:r>
         <w:t xml:space="preserve">) </w:t>
       </w:r>
       <w:r>
-        <w:t>)</w:t>
-      </w:r>
-      <w:proofErr w:type="gramEnd"/>
-      <w:r>
-        <w:t xml:space="preserve">. This is done before any </w:t>
+        <w:t xml:space="preserve">). This is done before any </w:t>
       </w:r>
       <w:proofErr w:type="spellStart"/>
       <w:r>
@@ -19588,15 +17977,7 @@
         <w:t>, so should work fine in cluster mode.</w:t>
       </w:r>
       <w:r>
-        <w:t xml:space="preserve"> Also done before any flip axis options, so applies to raw X</w:t>
-      </w:r>
-      <w:proofErr w:type="gramStart"/>
-      <w:r>
-        <w:t>1,Y</w:t>
-      </w:r>
-      <w:proofErr w:type="gramEnd"/>
-      <w:r>
-        <w:t>1.</w:t>
+        <w:t xml:space="preserve"> Also done before any flip axis options, so applies to raw X1,Y1.</w:t>
       </w:r>
     </w:p>
     <w:p>
@@ -19710,21 +18091,7 @@
         <w:rPr>
           <w:lang w:val="en-AU"/>
         </w:rPr>
-        <w:t xml:space="preserve">31 </w:t>
-      </w:r>
-      <w:proofErr w:type="gramStart"/>
-      <w:r>
-        <w:rPr>
-          <w:lang w:val="en-AU"/>
-        </w:rPr>
-        <w:t>May,</w:t>
-      </w:r>
-      <w:proofErr w:type="gramEnd"/>
-      <w:r>
-        <w:rPr>
-          <w:lang w:val="en-AU"/>
-        </w:rPr>
-        <w:t xml:space="preserve"> 2024</w:t>
+        <w:t>31 May, 2024</w:t>
       </w:r>
     </w:p>
     <w:p>
@@ -19958,21 +18325,7 @@
         <w:rPr>
           <w:lang w:val="en-AU"/>
         </w:rPr>
-        <w:t xml:space="preserve"> </w:t>
-      </w:r>
-      <w:proofErr w:type="gramStart"/>
-      <w:r>
-        <w:rPr>
-          <w:lang w:val="en-AU"/>
-        </w:rPr>
-        <w:t>May,</w:t>
-      </w:r>
-      <w:proofErr w:type="gramEnd"/>
-      <w:r>
-        <w:rPr>
-          <w:lang w:val="en-AU"/>
-        </w:rPr>
-        <w:t xml:space="preserve"> 2024</w:t>
+        <w:t xml:space="preserve"> May, 2024</w:t>
       </w:r>
     </w:p>
     <w:p>
@@ -20043,6 +18396,7 @@
         </w:numPr>
       </w:pPr>
       <w:r>
+        <w:lastRenderedPageBreak/>
         <w:t xml:space="preserve">We don’t want to set </w:t>
       </w:r>
       <w:proofErr w:type="spellStart"/>
@@ -20120,7 +18474,6 @@
         </w:numPr>
       </w:pPr>
       <w:r>
-        <w:lastRenderedPageBreak/>
         <w:t xml:space="preserve">Simply, </w:t>
       </w:r>
       <w:r>
@@ -20464,21 +18817,7 @@
         <w:rPr>
           <w:lang w:val="en-AU"/>
         </w:rPr>
-        <w:t xml:space="preserve">15 </w:t>
-      </w:r>
-      <w:proofErr w:type="gramStart"/>
-      <w:r>
-        <w:rPr>
-          <w:lang w:val="en-AU"/>
-        </w:rPr>
-        <w:t>May,</w:t>
-      </w:r>
-      <w:proofErr w:type="gramEnd"/>
-      <w:r>
-        <w:rPr>
-          <w:lang w:val="en-AU"/>
-        </w:rPr>
-        <w:t xml:space="preserve"> 2024</w:t>
+        <w:t>15 May, 2024</w:t>
       </w:r>
     </w:p>
     <w:p>
@@ -20679,15 +19018,7 @@
       </w:r>
       <w:proofErr w:type="spellEnd"/>
       <w:r>
-        <w:t xml:space="preserve">) to search local tree </w:t>
-      </w:r>
-      <w:proofErr w:type="gramStart"/>
-      <w:r>
-        <w:t>and also</w:t>
-      </w:r>
-      <w:proofErr w:type="gramEnd"/>
-      <w:r>
-        <w:t xml:space="preserve"> along ‘path’ tree for a file match.</w:t>
+        <w:t>) to search local tree and also along ‘path’ tree for a file match.</w:t>
       </w:r>
     </w:p>
     <w:p>
@@ -20701,21 +19032,7 @@
         <w:rPr>
           <w:lang w:val="en-AU"/>
         </w:rPr>
-        <w:t xml:space="preserve">6 </w:t>
-      </w:r>
-      <w:proofErr w:type="gramStart"/>
-      <w:r>
-        <w:rPr>
-          <w:lang w:val="en-AU"/>
-        </w:rPr>
-        <w:t>May,</w:t>
-      </w:r>
-      <w:proofErr w:type="gramEnd"/>
-      <w:r>
-        <w:rPr>
-          <w:lang w:val="en-AU"/>
-        </w:rPr>
-        <w:t xml:space="preserve"> 2024</w:t>
+        <w:t>6 May, 2024</w:t>
       </w:r>
     </w:p>
     <w:p>
@@ -20897,6 +19214,7 @@
         </w:numPr>
       </w:pPr>
       <w:r>
+        <w:lastRenderedPageBreak/>
         <w:t xml:space="preserve">Set </w:t>
       </w:r>
       <w:r>
@@ -20942,16 +19260,7 @@
         </w:numPr>
       </w:pPr>
       <w:r>
-        <w:lastRenderedPageBreak/>
-        <w:t>(*p</w:t>
-      </w:r>
-      <w:proofErr w:type="gramStart"/>
-      <w:r>
-        <w:t>).source</w:t>
-      </w:r>
-      <w:proofErr w:type="gramEnd"/>
-      <w:r>
-        <w:t xml:space="preserve"> is now a pointer to either a lab source or pink beam ‘beam’ struct</w:t>
+        <w:t>(*p).source is now a pointer to either a lab source or pink beam ‘beam’ struct</w:t>
       </w:r>
     </w:p>
     <w:p>
@@ -20962,29 +19271,13 @@
         </w:numPr>
       </w:pPr>
       <w:r>
-        <w:t>(*p</w:t>
-      </w:r>
-      <w:proofErr w:type="gramStart"/>
-      <w:r>
-        <w:t>).source</w:t>
-      </w:r>
-      <w:proofErr w:type="gramEnd"/>
-      <w:r>
-        <w:t xml:space="preserve"> </w:t>
+        <w:t xml:space="preserve">(*p).source </w:t>
       </w:r>
       <w:r>
         <w:sym w:font="Wingdings" w:char="F0E0"/>
       </w:r>
       <w:r>
-        <w:t xml:space="preserve"> *(*p</w:t>
-      </w:r>
-      <w:proofErr w:type="gramStart"/>
-      <w:r>
-        <w:t>).source</w:t>
-      </w:r>
-      <w:proofErr w:type="gramEnd"/>
-      <w:r>
-        <w:t xml:space="preserve"> in most places.</w:t>
+        <w:t xml:space="preserve"> *(*p).source in most places.</w:t>
       </w:r>
     </w:p>
     <w:p>
@@ -20995,15 +19288,7 @@
         </w:numPr>
       </w:pPr>
       <w:r>
-        <w:t xml:space="preserve">Cater for ‘new-pink’ Notify event, </w:t>
-      </w:r>
-      <w:proofErr w:type="gramStart"/>
-      <w:r>
-        <w:t>similar to</w:t>
-      </w:r>
-      <w:proofErr w:type="gramEnd"/>
-      <w:r>
-        <w:t xml:space="preserve"> new-source.</w:t>
+        <w:t>Cater for ‘new-pink’ Notify event, similar to new-source.</w:t>
       </w:r>
     </w:p>
     <w:p>
@@ -21014,15 +19299,7 @@
         </w:numPr>
       </w:pPr>
       <w:r>
-        <w:t>‘</w:t>
-      </w:r>
-      <w:proofErr w:type="gramStart"/>
-      <w:r>
-        <w:t>beam</w:t>
-      </w:r>
-      <w:proofErr w:type="gramEnd"/>
-      <w:r>
-        <w:t>-mode’ now just handles lab and pink in “else”.</w:t>
+        <w:t>‘beam-mode’ now just handles lab and pink in “else”.</w:t>
       </w:r>
     </w:p>
     <w:p>
@@ -21033,31 +19310,7 @@
         </w:numPr>
       </w:pPr>
       <w:r>
-        <w:t>‘</w:t>
-      </w:r>
-      <w:proofErr w:type="gramStart"/>
-      <w:r>
-        <w:t>load</w:t>
-      </w:r>
-      <w:proofErr w:type="gramEnd"/>
-      <w:r>
-        <w:t xml:space="preserve">-source’ now handles cases of </w:t>
-      </w:r>
-      <w:proofErr w:type="gramStart"/>
-      <w:r>
-        <w:t>6:lab</w:t>
-      </w:r>
-      <w:proofErr w:type="gramEnd"/>
-      <w:r>
-        <w:t xml:space="preserve">, </w:t>
-      </w:r>
-      <w:proofErr w:type="gramStart"/>
-      <w:r>
-        <w:t>7:pink</w:t>
-      </w:r>
-      <w:proofErr w:type="gramEnd"/>
-      <w:r>
-        <w:t xml:space="preserve"> beam.</w:t>
+        <w:t>‘load-source’ now handles cases of 6:lab, 7:pink beam.</w:t>
       </w:r>
     </w:p>
     <w:p>
@@ -21068,15 +19321,7 @@
         </w:numPr>
       </w:pPr>
       <w:r>
-        <w:t>‘</w:t>
-      </w:r>
-      <w:proofErr w:type="gramStart"/>
-      <w:r>
-        <w:t>new</w:t>
-      </w:r>
-      <w:proofErr w:type="gramEnd"/>
-      <w:r>
-        <w:t>-source’ launches ‘</w:t>
+        <w:t>‘new-source’ launches ‘</w:t>
       </w:r>
       <w:proofErr w:type="spellStart"/>
       <w:r>
@@ -21095,12 +19340,10 @@
         <w:t xml:space="preserve">’ according to </w:t>
       </w:r>
       <w:proofErr w:type="spellStart"/>
-      <w:proofErr w:type="gramStart"/>
       <w:r>
         <w:t>beam.mode</w:t>
       </w:r>
       <w:proofErr w:type="spellEnd"/>
-      <w:proofErr w:type="gramEnd"/>
       <w:r>
         <w:t>.</w:t>
       </w:r>
@@ -21167,15 +19410,7 @@
       </w:r>
       <w:proofErr w:type="spellEnd"/>
       <w:r>
-        <w:t>[</w:t>
-      </w:r>
-      <w:proofErr w:type="gramStart"/>
-      <w:r>
-        <w:t>1:*</w:t>
-      </w:r>
-      <w:proofErr w:type="gramEnd"/>
-      <w:r>
-        <w:t xml:space="preserve">,q] = 0.0” for the zero ‘q’ array, to avoid </w:t>
+        <w:t xml:space="preserve">[1:*,q] = 0.0” for the zero ‘q’ array, to avoid </w:t>
       </w:r>
       <w:proofErr w:type="spellStart"/>
       <w:r>
@@ -21213,31 +19448,15 @@
         </w:numPr>
       </w:pPr>
       <w:r>
-        <w:t xml:space="preserve">Q = </w:t>
-      </w:r>
-      <w:proofErr w:type="gramStart"/>
-      <w:r>
-        <w:t>where( (</w:t>
-      </w:r>
-      <w:proofErr w:type="gramEnd"/>
-      <w:r>
-        <w:t>zero eq 1) or (finite(</w:t>
-      </w:r>
-      <w:proofErr w:type="spellStart"/>
-      <w:r>
-        <w:t>rel_</w:t>
-      </w:r>
-      <w:proofErr w:type="gramStart"/>
-      <w:r>
-        <w:t>int</w:t>
-      </w:r>
-      <w:proofErr w:type="spellEnd"/>
-      <w:r>
-        <w:t>[1,*</w:t>
-      </w:r>
-      <w:proofErr w:type="gramEnd"/>
-      <w:r>
-        <w:t>]) eq 0))</w:t>
+        <w:t>Q = where( (zero eq 1) or (finite(</w:t>
+      </w:r>
+      <w:proofErr w:type="spellStart"/>
+      <w:r>
+        <w:t>rel_int</w:t>
+      </w:r>
+      <w:proofErr w:type="spellEnd"/>
+      <w:r>
+        <w:t>[1,*]) eq 0))</w:t>
       </w:r>
     </w:p>
     <w:p>
@@ -21248,15 +19467,7 @@
         </w:numPr>
       </w:pPr>
       <w:r>
-        <w:t xml:space="preserve">Catch all /0 conditions that </w:t>
-      </w:r>
-      <w:proofErr w:type="gramStart"/>
-      <w:r>
-        <w:t>affect:</w:t>
-      </w:r>
-      <w:proofErr w:type="gramEnd"/>
-      <w:r>
-        <w:t xml:space="preserve"> </w:t>
+        <w:t xml:space="preserve">Catch all /0 conditions that affect: </w:t>
       </w:r>
       <w:proofErr w:type="spellStart"/>
       <w:r>
@@ -21384,12 +19595,10 @@
         <w:t xml:space="preserve">Write </w:t>
       </w:r>
       <w:proofErr w:type="spellStart"/>
-      <w:proofErr w:type="gramStart"/>
       <w:r>
         <w:t>beam.model</w:t>
       </w:r>
       <w:proofErr w:type="spellEnd"/>
-      <w:proofErr w:type="gramEnd"/>
       <w:r>
         <w:t xml:space="preserve"> before beam, if ‘</w:t>
       </w:r>
@@ -21510,12 +19719,10 @@
         <w:t xml:space="preserve">=’ to remap </w:t>
       </w:r>
       <w:proofErr w:type="spellStart"/>
-      <w:proofErr w:type="gramStart"/>
       <w:r>
         <w:t>E,data</w:t>
       </w:r>
       <w:proofErr w:type="spellEnd"/>
-      <w:proofErr w:type="gramEnd"/>
       <w:r>
         <w:t xml:space="preserve"> onto a given energy vector.</w:t>
       </w:r>
@@ -21617,30 +19824,12 @@
         </w:numPr>
       </w:pPr>
       <w:proofErr w:type="spellStart"/>
-      <w:proofErr w:type="gramStart"/>
       <w:r>
         <w:t>pink.energy</w:t>
       </w:r>
       <w:proofErr w:type="spellEnd"/>
-      <w:proofErr w:type="gramEnd"/>
-      <w:r>
-        <w:t xml:space="preserve"> = </w:t>
-      </w:r>
-      <w:proofErr w:type="gramStart"/>
-      <w:r>
-        <w:t>E[</w:t>
-      </w:r>
-      <w:proofErr w:type="gramEnd"/>
-      <w:r>
-        <w:t xml:space="preserve"> </w:t>
-      </w:r>
-      <w:proofErr w:type="gramStart"/>
-      <w:r>
-        <w:t>max(where(</w:t>
-      </w:r>
-      <w:proofErr w:type="gramEnd"/>
-      <w:r>
-        <w:t xml:space="preserve">spec </w:t>
+      <w:r>
+        <w:t xml:space="preserve"> = E[ max(where(spec </w:t>
       </w:r>
       <w:proofErr w:type="spellStart"/>
       <w:r>
@@ -21648,13 +19837,8 @@
       </w:r>
       <w:proofErr w:type="spellEnd"/>
       <w:r>
-        <w:t xml:space="preserve"> 1.0e-10)</w:t>
-      </w:r>
-      <w:proofErr w:type="gramStart"/>
-      <w:r>
-        <w:t>) ]</w:t>
-      </w:r>
-      <w:proofErr w:type="gramEnd"/>
+        <w:t xml:space="preserve"> 1.0e-10)) ]</w:t>
+      </w:r>
     </w:p>
     <w:p>
       <w:pPr>
@@ -21795,12 +19979,10 @@
         <w:t xml:space="preserve">’ based on </w:t>
       </w:r>
       <w:proofErr w:type="spellStart"/>
-      <w:proofErr w:type="gramStart"/>
       <w:r>
         <w:t>beam.model</w:t>
       </w:r>
       <w:proofErr w:type="spellEnd"/>
-      <w:proofErr w:type="gramEnd"/>
     </w:p>
     <w:p>
       <w:pPr>
@@ -21818,15 +20000,7 @@
       </w:r>
       <w:proofErr w:type="spellEnd"/>
       <w:r>
-        <w:t xml:space="preserve"> beam </w:t>
-      </w:r>
-      <w:proofErr w:type="gramStart"/>
-      <w:r>
-        <w:t>these return</w:t>
-      </w:r>
-      <w:proofErr w:type="gramEnd"/>
-      <w:r>
-        <w:t xml:space="preserve"> passively.</w:t>
+        <w:t xml:space="preserve"> beam these return passively.</w:t>
       </w:r>
     </w:p>
     <w:p>
@@ -21851,21 +20025,7 @@
         <w:rPr>
           <w:lang w:val="en-AU"/>
         </w:rPr>
-        <w:t xml:space="preserve">22 </w:t>
-      </w:r>
-      <w:proofErr w:type="gramStart"/>
-      <w:r>
-        <w:rPr>
-          <w:lang w:val="en-AU"/>
-        </w:rPr>
-        <w:t>Apr,</w:t>
-      </w:r>
-      <w:proofErr w:type="gramEnd"/>
-      <w:r>
-        <w:rPr>
-          <w:lang w:val="en-AU"/>
-        </w:rPr>
-        <w:t xml:space="preserve"> 2024</w:t>
+        <w:t>22 Apr, 2024</w:t>
       </w:r>
     </w:p>
     <w:p>
@@ -21935,6 +20095,7 @@
       </w:pPr>
       <w:proofErr w:type="spellStart"/>
       <w:r>
+        <w:lastRenderedPageBreak/>
         <w:t>Maia_launch_initial</w:t>
       </w:r>
       <w:proofErr w:type="spellEnd"/>
@@ -21987,7 +20148,6 @@
         </w:numPr>
       </w:pPr>
       <w:r>
-        <w:lastRenderedPageBreak/>
         <w:t>Only setup groups shared memory is number &gt; 0</w:t>
       </w:r>
     </w:p>
@@ -22128,19 +20288,11 @@
         </w:numPr>
       </w:pPr>
       <w:r>
-        <w:t>Test for (*pm</w:t>
-      </w:r>
-      <w:proofErr w:type="gramStart"/>
-      <w:r>
-        <w:t>).</w:t>
-      </w:r>
-      <w:proofErr w:type="spellStart"/>
-      <w:r>
-        <w:t>number</w:t>
-      </w:r>
-      <w:proofErr w:type="gramEnd"/>
-      <w:r>
-        <w:t>.spectra</w:t>
+        <w:t>Test for (*pm).</w:t>
+      </w:r>
+      <w:proofErr w:type="spellStart"/>
+      <w:r>
+        <w:t>number.spectra</w:t>
       </w:r>
       <w:proofErr w:type="spellEnd"/>
       <w:r>
@@ -22249,21 +20401,7 @@
         <w:rPr>
           <w:lang w:val="en-AU"/>
         </w:rPr>
-        <w:t xml:space="preserve">8 </w:t>
-      </w:r>
-      <w:proofErr w:type="gramStart"/>
-      <w:r>
-        <w:rPr>
-          <w:lang w:val="en-AU"/>
-        </w:rPr>
-        <w:t>Apr,</w:t>
-      </w:r>
-      <w:proofErr w:type="gramEnd"/>
-      <w:r>
-        <w:rPr>
-          <w:lang w:val="en-AU"/>
-        </w:rPr>
-        <w:t xml:space="preserve"> 2024</w:t>
+        <w:t>8 Apr, 2024</w:t>
       </w:r>
     </w:p>
     <w:p>
@@ -22305,7 +20443,6 @@
         <w:t>pstate</w:t>
       </w:r>
       <w:proofErr w:type="spellEnd"/>
-      <w:proofErr w:type="gramStart"/>
       <w:r>
         <w:t>).p).</w:t>
       </w:r>
@@ -22314,7 +20451,6 @@
         <w:t>pfile</w:t>
       </w:r>
       <w:proofErr w:type="spellEnd"/>
-      <w:proofErr w:type="gramEnd"/>
       <w:r>
         <w:t xml:space="preserve"> (array) for files, rather than (*</w:t>
       </w:r>
@@ -22323,13 +20459,8 @@
         <w:t>pstate</w:t>
       </w:r>
       <w:proofErr w:type="spellEnd"/>
-      <w:proofErr w:type="gramStart"/>
-      <w:r>
-        <w:t>).file</w:t>
-      </w:r>
-      <w:proofErr w:type="gramEnd"/>
-      <w:r>
-        <w:t xml:space="preserve"> (concatenated list).</w:t>
+      <w:r>
+        <w:t>).file (concatenated list).</w:t>
       </w:r>
     </w:p>
     <w:p>
@@ -22343,21 +20474,7 @@
         <w:rPr>
           <w:lang w:val="en-AU"/>
         </w:rPr>
-        <w:t xml:space="preserve">14 </w:t>
-      </w:r>
-      <w:proofErr w:type="gramStart"/>
-      <w:r>
-        <w:rPr>
-          <w:lang w:val="en-AU"/>
-        </w:rPr>
-        <w:t>Feb,</w:t>
-      </w:r>
-      <w:proofErr w:type="gramEnd"/>
-      <w:r>
-        <w:rPr>
-          <w:lang w:val="en-AU"/>
-        </w:rPr>
-        <w:t xml:space="preserve"> 2024</w:t>
+        <w:t>14 Feb, 2024</w:t>
       </w:r>
     </w:p>
     <w:p>
@@ -22436,7 +20553,6 @@
         </w:rPr>
         <w:t xml:space="preserve">27 </w:t>
       </w:r>
-      <w:proofErr w:type="gramStart"/>
       <w:r>
         <w:rPr>
           <w:lang w:val="en-AU"/>
@@ -22447,14 +20563,7 @@
         <w:rPr>
           <w:lang w:val="en-AU"/>
         </w:rPr>
-        <w:t>,</w:t>
-      </w:r>
-      <w:proofErr w:type="gramEnd"/>
-      <w:r>
-        <w:rPr>
-          <w:lang w:val="en-AU"/>
-        </w:rPr>
-        <w:t xml:space="preserve"> 2023</w:t>
+        <w:t>, 2023</w:t>
       </w:r>
     </w:p>
     <w:p>
@@ -22534,21 +20643,7 @@
         <w:rPr>
           <w:lang w:val="en-AU"/>
         </w:rPr>
-        <w:t xml:space="preserve">24 </w:t>
-      </w:r>
-      <w:proofErr w:type="gramStart"/>
-      <w:r>
-        <w:rPr>
-          <w:lang w:val="en-AU"/>
-        </w:rPr>
-        <w:t>Nov,</w:t>
-      </w:r>
-      <w:proofErr w:type="gramEnd"/>
-      <w:r>
-        <w:rPr>
-          <w:lang w:val="en-AU"/>
-        </w:rPr>
-        <w:t xml:space="preserve"> 2023</w:t>
+        <w:t>24 Nov, 2023</w:t>
       </w:r>
     </w:p>
     <w:p>
@@ -22665,21 +20760,7 @@
         <w:rPr>
           <w:lang w:val="en-AU"/>
         </w:rPr>
-        <w:t xml:space="preserve">8 </w:t>
-      </w:r>
-      <w:proofErr w:type="gramStart"/>
-      <w:r>
-        <w:rPr>
-          <w:lang w:val="en-AU"/>
-        </w:rPr>
-        <w:t>May,</w:t>
-      </w:r>
-      <w:proofErr w:type="gramEnd"/>
-      <w:r>
-        <w:rPr>
-          <w:lang w:val="en-AU"/>
-        </w:rPr>
-        <w:t xml:space="preserve"> 2023</w:t>
+        <w:t>8 May, 2023</w:t>
       </w:r>
     </w:p>
     <w:p>
@@ -22701,15 +20782,7 @@
         </w:numPr>
       </w:pPr>
       <w:r>
-        <w:t xml:space="preserve">Removed modules with </w:t>
-      </w:r>
-      <w:proofErr w:type="gramStart"/>
-      <w:r>
-        <w:t>non CSIRO</w:t>
-      </w:r>
-      <w:proofErr w:type="gramEnd"/>
-      <w:r>
-        <w:t xml:space="preserve"> code, although the code had been supplied by the laboratories to enable an import object or plugin to be devised for their data and attribution was included.</w:t>
+        <w:t>Removed modules with non CSIRO code, although the code had been supplied by the laboratories to enable an import object or plugin to be devised for their data and attribution was included.</w:t>
       </w:r>
     </w:p>
     <w:p>
@@ -22720,6 +20793,7 @@
         </w:numPr>
       </w:pPr>
       <w:r>
+        <w:lastRenderedPageBreak/>
         <w:t>These include:</w:t>
       </w:r>
     </w:p>
@@ -22742,7 +20816,6 @@
         </w:numPr>
       </w:pPr>
       <w:r>
-        <w:lastRenderedPageBreak/>
         <w:t xml:space="preserve">“APS LST”, “ESRF EDF”, “GSE-CARS MCA”, “Lund VME”, “NSLS MCA”, “NSLS </w:t>
       </w:r>
       <w:proofErr w:type="spellStart"/>
@@ -22818,15 +20891,7 @@
         <w:t>c</w:t>
       </w:r>
       <w:r>
-        <w:t xml:space="preserve">erned </w:t>
-      </w:r>
-      <w:proofErr w:type="gramStart"/>
-      <w:r>
-        <w:t>at a later time</w:t>
-      </w:r>
-      <w:proofErr w:type="gramEnd"/>
-      <w:r>
-        <w:t>.</w:t>
+        <w:t>erned at a later time.</w:t>
       </w:r>
     </w:p>
     <w:p>
@@ -22893,11 +20958,9 @@
           <w:numId w:val="3"/>
         </w:numPr>
       </w:pPr>
-      <w:proofErr w:type="gramStart"/>
       <w:r>
         <w:t>.metadata</w:t>
       </w:r>
-      <w:proofErr w:type="gramEnd"/>
     </w:p>
     <w:p>
       <w:pPr>
@@ -22955,11 +21018,9 @@
         <w:t>org.eclipse.core.resources</w:t>
       </w:r>
       <w:proofErr w:type="spellEnd"/>
-      <w:proofErr w:type="gramStart"/>
       <w:r>
         <w:t>/.history</w:t>
       </w:r>
-      <w:proofErr w:type="gramEnd"/>
     </w:p>
     <w:p>
       <w:pPr>
@@ -22969,13 +21030,8 @@
         </w:numPr>
       </w:pPr>
       <w:r>
-        <w:t>.metadata/.plugins/org.eclipse.ltk.core.refactoring</w:t>
-      </w:r>
-      <w:proofErr w:type="gramStart"/>
-      <w:r>
-        <w:t>/.refactorings</w:t>
-      </w:r>
-      <w:proofErr w:type="gramEnd"/>
+        <w:t>.metadata/.plugins/org.eclipse.ltk.core.refactoring/.refactorings</w:t>
+      </w:r>
     </w:p>
     <w:p>
       <w:pPr>
@@ -22988,21 +21044,7 @@
         <w:rPr>
           <w:lang w:val="en-AU"/>
         </w:rPr>
-        <w:t xml:space="preserve">21 </w:t>
-      </w:r>
-      <w:proofErr w:type="gramStart"/>
-      <w:r>
-        <w:rPr>
-          <w:lang w:val="en-AU"/>
-        </w:rPr>
-        <w:t>Dec,</w:t>
-      </w:r>
-      <w:proofErr w:type="gramEnd"/>
-      <w:r>
-        <w:rPr>
-          <w:lang w:val="en-AU"/>
-        </w:rPr>
-        <w:t xml:space="preserve"> 2022</w:t>
+        <w:t>21 Dec, 2022</w:t>
       </w:r>
     </w:p>
     <w:p>
@@ -23028,32 +21070,20 @@
         <w:t>Build a script “</w:t>
       </w:r>
       <w:proofErr w:type="spellStart"/>
-      <w:proofErr w:type="gramStart"/>
       <w:r>
         <w:t>build.spro</w:t>
       </w:r>
       <w:proofErr w:type="spellEnd"/>
-      <w:proofErr w:type="gramEnd"/>
       <w:r>
         <w:t>” to be used (use: “@</w:t>
       </w:r>
       <w:proofErr w:type="spellStart"/>
-      <w:proofErr w:type="gramStart"/>
       <w:r>
         <w:t>build.spro</w:t>
       </w:r>
       <w:proofErr w:type="spellEnd"/>
-      <w:proofErr w:type="gramEnd"/>
-      <w:r>
-        <w:t xml:space="preserve">”) to selectively build the SAV </w:t>
-      </w:r>
-      <w:proofErr w:type="gramStart"/>
-      <w:r>
-        <w:t>files,.</w:t>
-      </w:r>
-      <w:proofErr w:type="gramEnd"/>
-      <w:r>
-        <w:t xml:space="preserve"> by </w:t>
+      <w:r>
+        <w:t xml:space="preserve">”) to selectively build the SAV files,. by </w:t>
       </w:r>
       <w:proofErr w:type="spellStart"/>
       <w:r>
@@ -23088,23 +21118,7 @@
         </w:numPr>
       </w:pPr>
       <w:r>
-        <w:t xml:space="preserve">This avoids issue with poor control </w:t>
-      </w:r>
-      <w:proofErr w:type="gramStart"/>
-      <w:r>
-        <w:t>of !PATH</w:t>
-      </w:r>
-      <w:proofErr w:type="gramEnd"/>
-      <w:r>
-        <w:t xml:space="preserve"> and using </w:t>
-      </w:r>
-      <w:proofErr w:type="gramStart"/>
-      <w:r>
-        <w:t>‘.compile</w:t>
-      </w:r>
-      <w:proofErr w:type="gramEnd"/>
-      <w:r>
-        <w:t>’ by file-name, rather than ‘</w:t>
+        <w:t>This avoids issue with poor control of !PATH and using ‘.compile’ by file-name, rather than ‘</w:t>
       </w:r>
       <w:proofErr w:type="spellStart"/>
       <w:r>
@@ -23122,17 +21136,12 @@
           <w:numId w:val="2"/>
         </w:numPr>
       </w:pPr>
-      <w:proofErr w:type="gramStart"/>
       <w:r>
         <w:t>Does .</w:t>
       </w:r>
       <w:proofErr w:type="spellStart"/>
       <w:r>
-        <w:t>full</w:t>
-      </w:r>
-      <w:proofErr w:type="gramEnd"/>
-      <w:r>
-        <w:t>_reset_session</w:t>
+        <w:t>full_reset_session</w:t>
       </w:r>
       <w:proofErr w:type="spellEnd"/>
       <w:r>
@@ -23169,13 +21178,8 @@
           <w:numId w:val="2"/>
         </w:numPr>
       </w:pPr>
-      <w:proofErr w:type="gramStart"/>
-      <w:r>
-        <w:t>!PATH</w:t>
-      </w:r>
-      <w:proofErr w:type="gramEnd"/>
-      <w:r>
-        <w:t xml:space="preserve"> built afresh for each project build to include whole “main” tree plus the project.</w:t>
+      <w:r>
+        <w:t>!PATH built afresh for each project build to include whole “main” tree plus the project.</w:t>
       </w:r>
     </w:p>
     <w:p>
@@ -23489,6 +21493,7 @@
         </w:numPr>
       </w:pPr>
       <w:r>
+        <w:lastRenderedPageBreak/>
         <w:t xml:space="preserve">Some get renamed: </w:t>
       </w:r>
       <w:proofErr w:type="spellStart"/>
@@ -23537,7 +21542,6 @@
         </w:numPr>
       </w:pPr>
       <w:r>
-        <w:lastRenderedPageBreak/>
         <w:t>‘</w:t>
       </w:r>
       <w:proofErr w:type="spellStart"/>
@@ -23638,12 +21642,10 @@
         <w:t>Use ‘builder’ (pops up index selection) to select which classes to build, which creates “</w:t>
       </w:r>
       <w:proofErr w:type="spellStart"/>
-      <w:proofErr w:type="gramStart"/>
       <w:r>
         <w:t>build.spro</w:t>
       </w:r>
       <w:proofErr w:type="spellEnd"/>
-      <w:proofErr w:type="gramEnd"/>
       <w:r>
         <w:t>” (note: this will be in “</w:t>
       </w:r>
@@ -23656,28 +21658,21 @@
         <w:t>” for runtime execution and “main” for IDLDE execution).</w:t>
       </w:r>
       <w:r>
-        <w:t xml:space="preserve"> A pop-up reminds the user </w:t>
-      </w:r>
-      <w:proofErr w:type="gramStart"/>
-      <w:r>
-        <w:t>of  “</w:t>
+        <w:t xml:space="preserve"> A pop-up reminds the user of  “</w:t>
       </w:r>
       <w:proofErr w:type="spellStart"/>
       <w:r>
         <w:t>build.spro</w:t>
       </w:r>
       <w:proofErr w:type="spellEnd"/>
-      <w:proofErr w:type="gramEnd"/>
       <w:r>
         <w:t>”, its path and the need to run “@</w:t>
       </w:r>
       <w:proofErr w:type="spellStart"/>
-      <w:proofErr w:type="gramStart"/>
       <w:r>
         <w:t>build.spro</w:t>
       </w:r>
       <w:proofErr w:type="spellEnd"/>
-      <w:proofErr w:type="gramEnd"/>
       <w:r>
         <w:t xml:space="preserve">” from the </w:t>
       </w:r>
@@ -23702,12 +21697,10 @@
         <w:t>“@</w:t>
       </w:r>
       <w:proofErr w:type="spellStart"/>
-      <w:proofErr w:type="gramStart"/>
       <w:r>
         <w:t>build.spro</w:t>
       </w:r>
       <w:proofErr w:type="spellEnd"/>
-      <w:proofErr w:type="gramEnd"/>
       <w:r>
         <w:t>” from IDL command line to build</w:t>
       </w:r>
@@ -26173,6 +24166,92 @@
     </w:lvl>
   </w:abstractNum>
   <w:abstractNum w:abstractNumId="19" w15:restartNumberingAfterBreak="0">
+    <w:nsid w:val="229F5551"/>
+    <w:multiLevelType w:val="hybridMultilevel"/>
+    <w:tmpl w:val="214CC6C4"/>
+    <w:lvl w:ilvl="0" w:tplc="FFFFFFFF">
+      <w:start w:val="1"/>
+      <w:numFmt w:val="decimal"/>
+      <w:lvlText w:val="%1."/>
+      <w:lvlJc w:val="left"/>
+      <w:pPr>
+        <w:ind w:left="720" w:hanging="360"/>
+      </w:pPr>
+    </w:lvl>
+    <w:lvl w:ilvl="1" w:tplc="FFFFFFFF">
+      <w:start w:val="1"/>
+      <w:numFmt w:val="lowerLetter"/>
+      <w:lvlText w:val="%2."/>
+      <w:lvlJc w:val="left"/>
+      <w:pPr>
+        <w:ind w:left="1440" w:hanging="360"/>
+      </w:pPr>
+    </w:lvl>
+    <w:lvl w:ilvl="2" w:tplc="FFFFFFFF">
+      <w:start w:val="1"/>
+      <w:numFmt w:val="lowerRoman"/>
+      <w:lvlText w:val="%3."/>
+      <w:lvlJc w:val="right"/>
+      <w:pPr>
+        <w:ind w:left="2160" w:hanging="180"/>
+      </w:pPr>
+    </w:lvl>
+    <w:lvl w:ilvl="3" w:tplc="FFFFFFFF">
+      <w:start w:val="1"/>
+      <w:numFmt w:val="decimal"/>
+      <w:lvlText w:val="%4."/>
+      <w:lvlJc w:val="left"/>
+      <w:pPr>
+        <w:ind w:left="2880" w:hanging="360"/>
+      </w:pPr>
+    </w:lvl>
+    <w:lvl w:ilvl="4" w:tplc="FFFFFFFF">
+      <w:start w:val="1"/>
+      <w:numFmt w:val="lowerLetter"/>
+      <w:lvlText w:val="%5."/>
+      <w:lvlJc w:val="left"/>
+      <w:pPr>
+        <w:ind w:left="3600" w:hanging="360"/>
+      </w:pPr>
+    </w:lvl>
+    <w:lvl w:ilvl="5" w:tplc="FFFFFFFF">
+      <w:start w:val="1"/>
+      <w:numFmt w:val="lowerRoman"/>
+      <w:lvlText w:val="%6."/>
+      <w:lvlJc w:val="right"/>
+      <w:pPr>
+        <w:ind w:left="4320" w:hanging="180"/>
+      </w:pPr>
+    </w:lvl>
+    <w:lvl w:ilvl="6" w:tplc="FFFFFFFF" w:tentative="1">
+      <w:start w:val="1"/>
+      <w:numFmt w:val="decimal"/>
+      <w:lvlText w:val="%7."/>
+      <w:lvlJc w:val="left"/>
+      <w:pPr>
+        <w:ind w:left="5040" w:hanging="360"/>
+      </w:pPr>
+    </w:lvl>
+    <w:lvl w:ilvl="7" w:tplc="FFFFFFFF" w:tentative="1">
+      <w:start w:val="1"/>
+      <w:numFmt w:val="lowerLetter"/>
+      <w:lvlText w:val="%8."/>
+      <w:lvlJc w:val="left"/>
+      <w:pPr>
+        <w:ind w:left="5760" w:hanging="360"/>
+      </w:pPr>
+    </w:lvl>
+    <w:lvl w:ilvl="8" w:tplc="FFFFFFFF" w:tentative="1">
+      <w:start w:val="1"/>
+      <w:numFmt w:val="lowerRoman"/>
+      <w:lvlText w:val="%9."/>
+      <w:lvlJc w:val="right"/>
+      <w:pPr>
+        <w:ind w:left="6480" w:hanging="180"/>
+      </w:pPr>
+    </w:lvl>
+  </w:abstractNum>
+  <w:abstractNum w:abstractNumId="20" w15:restartNumberingAfterBreak="0">
     <w:nsid w:val="23163984"/>
     <w:multiLevelType w:val="hybridMultilevel"/>
     <w:tmpl w:val="214CC6C4"/>
@@ -26258,7 +24337,7 @@
       </w:pPr>
     </w:lvl>
   </w:abstractNum>
-  <w:abstractNum w:abstractNumId="20" w15:restartNumberingAfterBreak="0">
+  <w:abstractNum w:abstractNumId="21" w15:restartNumberingAfterBreak="0">
     <w:nsid w:val="24A86A6C"/>
     <w:multiLevelType w:val="hybridMultilevel"/>
     <w:tmpl w:val="214CC6C4"/>
@@ -26344,7 +24423,7 @@
       </w:pPr>
     </w:lvl>
   </w:abstractNum>
-  <w:abstractNum w:abstractNumId="21" w15:restartNumberingAfterBreak="0">
+  <w:abstractNum w:abstractNumId="22" w15:restartNumberingAfterBreak="0">
     <w:nsid w:val="275B156F"/>
     <w:multiLevelType w:val="hybridMultilevel"/>
     <w:tmpl w:val="214CC6C4"/>
@@ -26430,7 +24509,7 @@
       </w:pPr>
     </w:lvl>
   </w:abstractNum>
-  <w:abstractNum w:abstractNumId="22" w15:restartNumberingAfterBreak="0">
+  <w:abstractNum w:abstractNumId="23" w15:restartNumberingAfterBreak="0">
     <w:nsid w:val="28090D24"/>
     <w:multiLevelType w:val="hybridMultilevel"/>
     <w:tmpl w:val="214CC6C4"/>
@@ -26516,7 +24595,7 @@
       </w:pPr>
     </w:lvl>
   </w:abstractNum>
-  <w:abstractNum w:abstractNumId="23" w15:restartNumberingAfterBreak="0">
+  <w:abstractNum w:abstractNumId="24" w15:restartNumberingAfterBreak="0">
     <w:nsid w:val="2BBE5C5D"/>
     <w:multiLevelType w:val="hybridMultilevel"/>
     <w:tmpl w:val="214CC6C4"/>
@@ -26602,7 +24681,7 @@
       </w:pPr>
     </w:lvl>
   </w:abstractNum>
-  <w:abstractNum w:abstractNumId="24" w15:restartNumberingAfterBreak="0">
+  <w:abstractNum w:abstractNumId="25" w15:restartNumberingAfterBreak="0">
     <w:nsid w:val="2ED42603"/>
     <w:multiLevelType w:val="hybridMultilevel"/>
     <w:tmpl w:val="214CC6C4"/>
@@ -26688,7 +24767,7 @@
       </w:pPr>
     </w:lvl>
   </w:abstractNum>
-  <w:abstractNum w:abstractNumId="25" w15:restartNumberingAfterBreak="0">
+  <w:abstractNum w:abstractNumId="26" w15:restartNumberingAfterBreak="0">
     <w:nsid w:val="2F545F49"/>
     <w:multiLevelType w:val="hybridMultilevel"/>
     <w:tmpl w:val="214CC6C4"/>
@@ -26774,7 +24853,7 @@
       </w:pPr>
     </w:lvl>
   </w:abstractNum>
-  <w:abstractNum w:abstractNumId="26" w15:restartNumberingAfterBreak="0">
+  <w:abstractNum w:abstractNumId="27" w15:restartNumberingAfterBreak="0">
     <w:nsid w:val="2F731835"/>
     <w:multiLevelType w:val="hybridMultilevel"/>
     <w:tmpl w:val="214CC6C4"/>
@@ -26860,7 +24939,7 @@
       </w:pPr>
     </w:lvl>
   </w:abstractNum>
-  <w:abstractNum w:abstractNumId="27" w15:restartNumberingAfterBreak="0">
+  <w:abstractNum w:abstractNumId="28" w15:restartNumberingAfterBreak="0">
     <w:nsid w:val="32326CBE"/>
     <w:multiLevelType w:val="hybridMultilevel"/>
     <w:tmpl w:val="214CC6C4"/>
@@ -26946,7 +25025,7 @@
       </w:pPr>
     </w:lvl>
   </w:abstractNum>
-  <w:abstractNum w:abstractNumId="28" w15:restartNumberingAfterBreak="0">
+  <w:abstractNum w:abstractNumId="29" w15:restartNumberingAfterBreak="0">
     <w:nsid w:val="32A949EB"/>
     <w:multiLevelType w:val="hybridMultilevel"/>
     <w:tmpl w:val="214CC6C4"/>
@@ -27032,7 +25111,7 @@
       </w:pPr>
     </w:lvl>
   </w:abstractNum>
-  <w:abstractNum w:abstractNumId="29" w15:restartNumberingAfterBreak="0">
+  <w:abstractNum w:abstractNumId="30" w15:restartNumberingAfterBreak="0">
     <w:nsid w:val="33231170"/>
     <w:multiLevelType w:val="hybridMultilevel"/>
     <w:tmpl w:val="214CC6C4"/>
@@ -27118,7 +25197,7 @@
       </w:pPr>
     </w:lvl>
   </w:abstractNum>
-  <w:abstractNum w:abstractNumId="30" w15:restartNumberingAfterBreak="0">
+  <w:abstractNum w:abstractNumId="31" w15:restartNumberingAfterBreak="0">
     <w:nsid w:val="335B6E8D"/>
     <w:multiLevelType w:val="hybridMultilevel"/>
     <w:tmpl w:val="214CC6C4"/>
@@ -27204,7 +25283,7 @@
       </w:pPr>
     </w:lvl>
   </w:abstractNum>
-  <w:abstractNum w:abstractNumId="31" w15:restartNumberingAfterBreak="0">
+  <w:abstractNum w:abstractNumId="32" w15:restartNumberingAfterBreak="0">
     <w:nsid w:val="355B2568"/>
     <w:multiLevelType w:val="hybridMultilevel"/>
     <w:tmpl w:val="214CC6C4"/>
@@ -27290,7 +25369,7 @@
       </w:pPr>
     </w:lvl>
   </w:abstractNum>
-  <w:abstractNum w:abstractNumId="32" w15:restartNumberingAfterBreak="0">
+  <w:abstractNum w:abstractNumId="33" w15:restartNumberingAfterBreak="0">
     <w:nsid w:val="356645B8"/>
     <w:multiLevelType w:val="hybridMultilevel"/>
     <w:tmpl w:val="214CC6C4"/>
@@ -27376,7 +25455,7 @@
       </w:pPr>
     </w:lvl>
   </w:abstractNum>
-  <w:abstractNum w:abstractNumId="33" w15:restartNumberingAfterBreak="0">
+  <w:abstractNum w:abstractNumId="34" w15:restartNumberingAfterBreak="0">
     <w:nsid w:val="35B806D1"/>
     <w:multiLevelType w:val="hybridMultilevel"/>
     <w:tmpl w:val="214CC6C4"/>
@@ -27462,7 +25541,7 @@
       </w:pPr>
     </w:lvl>
   </w:abstractNum>
-  <w:abstractNum w:abstractNumId="34" w15:restartNumberingAfterBreak="0">
+  <w:abstractNum w:abstractNumId="35" w15:restartNumberingAfterBreak="0">
     <w:nsid w:val="37C0055A"/>
     <w:multiLevelType w:val="hybridMultilevel"/>
     <w:tmpl w:val="214CC6C4"/>
@@ -27548,7 +25627,7 @@
       </w:pPr>
     </w:lvl>
   </w:abstractNum>
-  <w:abstractNum w:abstractNumId="35" w15:restartNumberingAfterBreak="0">
+  <w:abstractNum w:abstractNumId="36" w15:restartNumberingAfterBreak="0">
     <w:nsid w:val="383C1F2F"/>
     <w:multiLevelType w:val="hybridMultilevel"/>
     <w:tmpl w:val="214CC6C4"/>
@@ -27634,7 +25713,7 @@
       </w:pPr>
     </w:lvl>
   </w:abstractNum>
-  <w:abstractNum w:abstractNumId="36" w15:restartNumberingAfterBreak="0">
+  <w:abstractNum w:abstractNumId="37" w15:restartNumberingAfterBreak="0">
     <w:nsid w:val="38677977"/>
     <w:multiLevelType w:val="hybridMultilevel"/>
     <w:tmpl w:val="214CC6C4"/>
@@ -27720,7 +25799,7 @@
       </w:pPr>
     </w:lvl>
   </w:abstractNum>
-  <w:abstractNum w:abstractNumId="37" w15:restartNumberingAfterBreak="0">
+  <w:abstractNum w:abstractNumId="38" w15:restartNumberingAfterBreak="0">
     <w:nsid w:val="39E017C7"/>
     <w:multiLevelType w:val="hybridMultilevel"/>
     <w:tmpl w:val="214CC6C4"/>
@@ -27806,7 +25885,7 @@
       </w:pPr>
     </w:lvl>
   </w:abstractNum>
-  <w:abstractNum w:abstractNumId="38" w15:restartNumberingAfterBreak="0">
+  <w:abstractNum w:abstractNumId="39" w15:restartNumberingAfterBreak="0">
     <w:nsid w:val="3A906D54"/>
     <w:multiLevelType w:val="hybridMultilevel"/>
     <w:tmpl w:val="214CC6C4"/>
@@ -27892,7 +25971,7 @@
       </w:pPr>
     </w:lvl>
   </w:abstractNum>
-  <w:abstractNum w:abstractNumId="39" w15:restartNumberingAfterBreak="0">
+  <w:abstractNum w:abstractNumId="40" w15:restartNumberingAfterBreak="0">
     <w:nsid w:val="3D360724"/>
     <w:multiLevelType w:val="hybridMultilevel"/>
     <w:tmpl w:val="214CC6C4"/>
@@ -27978,7 +26057,7 @@
       </w:pPr>
     </w:lvl>
   </w:abstractNum>
-  <w:abstractNum w:abstractNumId="40" w15:restartNumberingAfterBreak="0">
+  <w:abstractNum w:abstractNumId="41" w15:restartNumberingAfterBreak="0">
     <w:nsid w:val="3DF10524"/>
     <w:multiLevelType w:val="hybridMultilevel"/>
     <w:tmpl w:val="214CC6C4"/>
@@ -28064,7 +26143,7 @@
       </w:pPr>
     </w:lvl>
   </w:abstractNum>
-  <w:abstractNum w:abstractNumId="41" w15:restartNumberingAfterBreak="0">
+  <w:abstractNum w:abstractNumId="42" w15:restartNumberingAfterBreak="0">
     <w:nsid w:val="3F097101"/>
     <w:multiLevelType w:val="hybridMultilevel"/>
     <w:tmpl w:val="214CC6C4"/>
@@ -28150,7 +26229,7 @@
       </w:pPr>
     </w:lvl>
   </w:abstractNum>
-  <w:abstractNum w:abstractNumId="42" w15:restartNumberingAfterBreak="0">
+  <w:abstractNum w:abstractNumId="43" w15:restartNumberingAfterBreak="0">
     <w:nsid w:val="41A638B2"/>
     <w:multiLevelType w:val="hybridMultilevel"/>
     <w:tmpl w:val="214CC6C4"/>
@@ -28236,7 +26315,7 @@
       </w:pPr>
     </w:lvl>
   </w:abstractNum>
-  <w:abstractNum w:abstractNumId="43" w15:restartNumberingAfterBreak="0">
+  <w:abstractNum w:abstractNumId="44" w15:restartNumberingAfterBreak="0">
     <w:nsid w:val="420D41AB"/>
     <w:multiLevelType w:val="hybridMultilevel"/>
     <w:tmpl w:val="214CC6C4"/>
@@ -28322,7 +26401,7 @@
       </w:pPr>
     </w:lvl>
   </w:abstractNum>
-  <w:abstractNum w:abstractNumId="44" w15:restartNumberingAfterBreak="0">
+  <w:abstractNum w:abstractNumId="45" w15:restartNumberingAfterBreak="0">
     <w:nsid w:val="436129C1"/>
     <w:multiLevelType w:val="hybridMultilevel"/>
     <w:tmpl w:val="214CC6C4"/>
@@ -28408,7 +26487,7 @@
       </w:pPr>
     </w:lvl>
   </w:abstractNum>
-  <w:abstractNum w:abstractNumId="45" w15:restartNumberingAfterBreak="0">
+  <w:abstractNum w:abstractNumId="46" w15:restartNumberingAfterBreak="0">
     <w:nsid w:val="438D310E"/>
     <w:multiLevelType w:val="hybridMultilevel"/>
     <w:tmpl w:val="3DFEBE78"/>
@@ -28494,7 +26573,7 @@
       </w:pPr>
     </w:lvl>
   </w:abstractNum>
-  <w:abstractNum w:abstractNumId="46" w15:restartNumberingAfterBreak="0">
+  <w:abstractNum w:abstractNumId="47" w15:restartNumberingAfterBreak="0">
     <w:nsid w:val="45F80AA2"/>
     <w:multiLevelType w:val="hybridMultilevel"/>
     <w:tmpl w:val="214CC6C4"/>
@@ -28580,7 +26659,7 @@
       </w:pPr>
     </w:lvl>
   </w:abstractNum>
-  <w:abstractNum w:abstractNumId="47" w15:restartNumberingAfterBreak="0">
+  <w:abstractNum w:abstractNumId="48" w15:restartNumberingAfterBreak="0">
     <w:nsid w:val="46D104B0"/>
     <w:multiLevelType w:val="hybridMultilevel"/>
     <w:tmpl w:val="214CC6C4"/>
@@ -28666,7 +26745,7 @@
       </w:pPr>
     </w:lvl>
   </w:abstractNum>
-  <w:abstractNum w:abstractNumId="48" w15:restartNumberingAfterBreak="0">
+  <w:abstractNum w:abstractNumId="49" w15:restartNumberingAfterBreak="0">
     <w:nsid w:val="48424B8D"/>
     <w:multiLevelType w:val="hybridMultilevel"/>
     <w:tmpl w:val="214CC6C4"/>
@@ -28752,7 +26831,7 @@
       </w:pPr>
     </w:lvl>
   </w:abstractNum>
-  <w:abstractNum w:abstractNumId="49" w15:restartNumberingAfterBreak="0">
+  <w:abstractNum w:abstractNumId="50" w15:restartNumberingAfterBreak="0">
     <w:nsid w:val="48E719F4"/>
     <w:multiLevelType w:val="hybridMultilevel"/>
     <w:tmpl w:val="214CC6C4"/>
@@ -28838,7 +26917,7 @@
       </w:pPr>
     </w:lvl>
   </w:abstractNum>
-  <w:abstractNum w:abstractNumId="50" w15:restartNumberingAfterBreak="0">
+  <w:abstractNum w:abstractNumId="51" w15:restartNumberingAfterBreak="0">
     <w:nsid w:val="4A276C6F"/>
     <w:multiLevelType w:val="hybridMultilevel"/>
     <w:tmpl w:val="214CC6C4"/>
@@ -28924,7 +27003,7 @@
       </w:pPr>
     </w:lvl>
   </w:abstractNum>
-  <w:abstractNum w:abstractNumId="51" w15:restartNumberingAfterBreak="0">
+  <w:abstractNum w:abstractNumId="52" w15:restartNumberingAfterBreak="0">
     <w:nsid w:val="4ACD66FA"/>
     <w:multiLevelType w:val="hybridMultilevel"/>
     <w:tmpl w:val="214CC6C4"/>
@@ -29010,7 +27089,7 @@
       </w:pPr>
     </w:lvl>
   </w:abstractNum>
-  <w:abstractNum w:abstractNumId="52" w15:restartNumberingAfterBreak="0">
+  <w:abstractNum w:abstractNumId="53" w15:restartNumberingAfterBreak="0">
     <w:nsid w:val="4B205F99"/>
     <w:multiLevelType w:val="hybridMultilevel"/>
     <w:tmpl w:val="214CC6C4"/>
@@ -29096,7 +27175,7 @@
       </w:pPr>
     </w:lvl>
   </w:abstractNum>
-  <w:abstractNum w:abstractNumId="53" w15:restartNumberingAfterBreak="0">
+  <w:abstractNum w:abstractNumId="54" w15:restartNumberingAfterBreak="0">
     <w:nsid w:val="4B7F04E2"/>
     <w:multiLevelType w:val="hybridMultilevel"/>
     <w:tmpl w:val="214CC6C4"/>
@@ -29182,7 +27261,7 @@
       </w:pPr>
     </w:lvl>
   </w:abstractNum>
-  <w:abstractNum w:abstractNumId="54" w15:restartNumberingAfterBreak="0">
+  <w:abstractNum w:abstractNumId="55" w15:restartNumberingAfterBreak="0">
     <w:nsid w:val="4D9A4F4C"/>
     <w:multiLevelType w:val="hybridMultilevel"/>
     <w:tmpl w:val="214CC6C4"/>
@@ -29268,7 +27347,7 @@
       </w:pPr>
     </w:lvl>
   </w:abstractNum>
-  <w:abstractNum w:abstractNumId="55" w15:restartNumberingAfterBreak="0">
+  <w:abstractNum w:abstractNumId="56" w15:restartNumberingAfterBreak="0">
     <w:nsid w:val="4FB81408"/>
     <w:multiLevelType w:val="hybridMultilevel"/>
     <w:tmpl w:val="214CC6C4"/>
@@ -29354,7 +27433,7 @@
       </w:pPr>
     </w:lvl>
   </w:abstractNum>
-  <w:abstractNum w:abstractNumId="56" w15:restartNumberingAfterBreak="0">
+  <w:abstractNum w:abstractNumId="57" w15:restartNumberingAfterBreak="0">
     <w:nsid w:val="56833A85"/>
     <w:multiLevelType w:val="hybridMultilevel"/>
     <w:tmpl w:val="214CC6C4"/>
@@ -29440,7 +27519,7 @@
       </w:pPr>
     </w:lvl>
   </w:abstractNum>
-  <w:abstractNum w:abstractNumId="57" w15:restartNumberingAfterBreak="0">
+  <w:abstractNum w:abstractNumId="58" w15:restartNumberingAfterBreak="0">
     <w:nsid w:val="56C643E7"/>
     <w:multiLevelType w:val="hybridMultilevel"/>
     <w:tmpl w:val="214CC6C4"/>
@@ -29526,7 +27605,7 @@
       </w:pPr>
     </w:lvl>
   </w:abstractNum>
-  <w:abstractNum w:abstractNumId="58" w15:restartNumberingAfterBreak="0">
+  <w:abstractNum w:abstractNumId="59" w15:restartNumberingAfterBreak="0">
     <w:nsid w:val="59654531"/>
     <w:multiLevelType w:val="hybridMultilevel"/>
     <w:tmpl w:val="214CC6C4"/>
@@ -29612,7 +27691,7 @@
       </w:pPr>
     </w:lvl>
   </w:abstractNum>
-  <w:abstractNum w:abstractNumId="59" w15:restartNumberingAfterBreak="0">
+  <w:abstractNum w:abstractNumId="60" w15:restartNumberingAfterBreak="0">
     <w:nsid w:val="59CA6D97"/>
     <w:multiLevelType w:val="hybridMultilevel"/>
     <w:tmpl w:val="214CC6C4"/>
@@ -29698,7 +27777,7 @@
       </w:pPr>
     </w:lvl>
   </w:abstractNum>
-  <w:abstractNum w:abstractNumId="60" w15:restartNumberingAfterBreak="0">
+  <w:abstractNum w:abstractNumId="61" w15:restartNumberingAfterBreak="0">
     <w:nsid w:val="60085356"/>
     <w:multiLevelType w:val="hybridMultilevel"/>
     <w:tmpl w:val="214CC6C4"/>
@@ -29784,7 +27863,7 @@
       </w:pPr>
     </w:lvl>
   </w:abstractNum>
-  <w:abstractNum w:abstractNumId="61" w15:restartNumberingAfterBreak="0">
+  <w:abstractNum w:abstractNumId="62" w15:restartNumberingAfterBreak="0">
     <w:nsid w:val="61513B38"/>
     <w:multiLevelType w:val="hybridMultilevel"/>
     <w:tmpl w:val="4D926568"/>
@@ -29870,7 +27949,7 @@
       </w:pPr>
     </w:lvl>
   </w:abstractNum>
-  <w:abstractNum w:abstractNumId="62" w15:restartNumberingAfterBreak="0">
+  <w:abstractNum w:abstractNumId="63" w15:restartNumberingAfterBreak="0">
     <w:nsid w:val="62686DE9"/>
     <w:multiLevelType w:val="hybridMultilevel"/>
     <w:tmpl w:val="214CC6C4"/>
@@ -29956,7 +28035,7 @@
       </w:pPr>
     </w:lvl>
   </w:abstractNum>
-  <w:abstractNum w:abstractNumId="63" w15:restartNumberingAfterBreak="0">
+  <w:abstractNum w:abstractNumId="64" w15:restartNumberingAfterBreak="0">
     <w:nsid w:val="64B53F9E"/>
     <w:multiLevelType w:val="hybridMultilevel"/>
     <w:tmpl w:val="214CC6C4"/>
@@ -30042,7 +28121,7 @@
       </w:pPr>
     </w:lvl>
   </w:abstractNum>
-  <w:abstractNum w:abstractNumId="64" w15:restartNumberingAfterBreak="0">
+  <w:abstractNum w:abstractNumId="65" w15:restartNumberingAfterBreak="0">
     <w:nsid w:val="64EC6FC0"/>
     <w:multiLevelType w:val="hybridMultilevel"/>
     <w:tmpl w:val="214CC6C4"/>
@@ -30128,7 +28207,7 @@
       </w:pPr>
     </w:lvl>
   </w:abstractNum>
-  <w:abstractNum w:abstractNumId="65" w15:restartNumberingAfterBreak="0">
+  <w:abstractNum w:abstractNumId="66" w15:restartNumberingAfterBreak="0">
     <w:nsid w:val="65466AFA"/>
     <w:multiLevelType w:val="hybridMultilevel"/>
     <w:tmpl w:val="214CC6C4"/>
@@ -30214,7 +28293,7 @@
       </w:pPr>
     </w:lvl>
   </w:abstractNum>
-  <w:abstractNum w:abstractNumId="66" w15:restartNumberingAfterBreak="0">
+  <w:abstractNum w:abstractNumId="67" w15:restartNumberingAfterBreak="0">
     <w:nsid w:val="65972C68"/>
     <w:multiLevelType w:val="hybridMultilevel"/>
     <w:tmpl w:val="214CC6C4"/>
@@ -30300,7 +28379,7 @@
       </w:pPr>
     </w:lvl>
   </w:abstractNum>
-  <w:abstractNum w:abstractNumId="67" w15:restartNumberingAfterBreak="0">
+  <w:abstractNum w:abstractNumId="68" w15:restartNumberingAfterBreak="0">
     <w:nsid w:val="68167485"/>
     <w:multiLevelType w:val="hybridMultilevel"/>
     <w:tmpl w:val="214CC6C4"/>
@@ -30386,7 +28465,7 @@
       </w:pPr>
     </w:lvl>
   </w:abstractNum>
-  <w:abstractNum w:abstractNumId="68" w15:restartNumberingAfterBreak="0">
+  <w:abstractNum w:abstractNumId="69" w15:restartNumberingAfterBreak="0">
     <w:nsid w:val="692A3DFA"/>
     <w:multiLevelType w:val="hybridMultilevel"/>
     <w:tmpl w:val="214CC6C4"/>
@@ -30472,7 +28551,7 @@
       </w:pPr>
     </w:lvl>
   </w:abstractNum>
-  <w:abstractNum w:abstractNumId="69" w15:restartNumberingAfterBreak="0">
+  <w:abstractNum w:abstractNumId="70" w15:restartNumberingAfterBreak="0">
     <w:nsid w:val="6AD95314"/>
     <w:multiLevelType w:val="hybridMultilevel"/>
     <w:tmpl w:val="214CC6C4"/>
@@ -30558,7 +28637,7 @@
       </w:pPr>
     </w:lvl>
   </w:abstractNum>
-  <w:abstractNum w:abstractNumId="70" w15:restartNumberingAfterBreak="0">
+  <w:abstractNum w:abstractNumId="71" w15:restartNumberingAfterBreak="0">
     <w:nsid w:val="6B085590"/>
     <w:multiLevelType w:val="hybridMultilevel"/>
     <w:tmpl w:val="214CC6C4"/>
@@ -30644,7 +28723,7 @@
       </w:pPr>
     </w:lvl>
   </w:abstractNum>
-  <w:abstractNum w:abstractNumId="71" w15:restartNumberingAfterBreak="0">
+  <w:abstractNum w:abstractNumId="72" w15:restartNumberingAfterBreak="0">
     <w:nsid w:val="6C802E67"/>
     <w:multiLevelType w:val="hybridMultilevel"/>
     <w:tmpl w:val="214CC6C4"/>
@@ -30730,7 +28809,7 @@
       </w:pPr>
     </w:lvl>
   </w:abstractNum>
-  <w:abstractNum w:abstractNumId="72" w15:restartNumberingAfterBreak="0">
+  <w:abstractNum w:abstractNumId="73" w15:restartNumberingAfterBreak="0">
     <w:nsid w:val="6EC96476"/>
     <w:multiLevelType w:val="hybridMultilevel"/>
     <w:tmpl w:val="3DFEBE78"/>
@@ -30816,7 +28895,7 @@
       </w:pPr>
     </w:lvl>
   </w:abstractNum>
-  <w:abstractNum w:abstractNumId="73" w15:restartNumberingAfterBreak="0">
+  <w:abstractNum w:abstractNumId="74" w15:restartNumberingAfterBreak="0">
     <w:nsid w:val="726B52C1"/>
     <w:multiLevelType w:val="hybridMultilevel"/>
     <w:tmpl w:val="214CC6C4"/>
@@ -30902,7 +28981,7 @@
       </w:pPr>
     </w:lvl>
   </w:abstractNum>
-  <w:abstractNum w:abstractNumId="74" w15:restartNumberingAfterBreak="0">
+  <w:abstractNum w:abstractNumId="75" w15:restartNumberingAfterBreak="0">
     <w:nsid w:val="728B0421"/>
     <w:multiLevelType w:val="hybridMultilevel"/>
     <w:tmpl w:val="214CC6C4"/>
@@ -30988,7 +29067,7 @@
       </w:pPr>
     </w:lvl>
   </w:abstractNum>
-  <w:abstractNum w:abstractNumId="75" w15:restartNumberingAfterBreak="0">
+  <w:abstractNum w:abstractNumId="76" w15:restartNumberingAfterBreak="0">
     <w:nsid w:val="73401E16"/>
     <w:multiLevelType w:val="hybridMultilevel"/>
     <w:tmpl w:val="214CC6C4"/>
@@ -31074,7 +29153,7 @@
       </w:pPr>
     </w:lvl>
   </w:abstractNum>
-  <w:abstractNum w:abstractNumId="76" w15:restartNumberingAfterBreak="0">
+  <w:abstractNum w:abstractNumId="77" w15:restartNumberingAfterBreak="0">
     <w:nsid w:val="75336A05"/>
     <w:multiLevelType w:val="hybridMultilevel"/>
     <w:tmpl w:val="214CC6C4"/>
@@ -31160,7 +29239,7 @@
       </w:pPr>
     </w:lvl>
   </w:abstractNum>
-  <w:abstractNum w:abstractNumId="77" w15:restartNumberingAfterBreak="0">
+  <w:abstractNum w:abstractNumId="78" w15:restartNumberingAfterBreak="0">
     <w:nsid w:val="779B3DB6"/>
     <w:multiLevelType w:val="hybridMultilevel"/>
     <w:tmpl w:val="214CC6C4"/>
@@ -31246,7 +29325,7 @@
       </w:pPr>
     </w:lvl>
   </w:abstractNum>
-  <w:abstractNum w:abstractNumId="78" w15:restartNumberingAfterBreak="0">
+  <w:abstractNum w:abstractNumId="79" w15:restartNumberingAfterBreak="0">
     <w:nsid w:val="7B23524C"/>
     <w:multiLevelType w:val="hybridMultilevel"/>
     <w:tmpl w:val="214CC6C4"/>
@@ -31332,7 +29411,7 @@
       </w:pPr>
     </w:lvl>
   </w:abstractNum>
-  <w:abstractNum w:abstractNumId="79" w15:restartNumberingAfterBreak="0">
+  <w:abstractNum w:abstractNumId="80" w15:restartNumberingAfterBreak="0">
     <w:nsid w:val="7B8572AA"/>
     <w:multiLevelType w:val="hybridMultilevel"/>
     <w:tmpl w:val="214CC6C4"/>
@@ -31418,7 +29497,7 @@
       </w:pPr>
     </w:lvl>
   </w:abstractNum>
-  <w:abstractNum w:abstractNumId="80" w15:restartNumberingAfterBreak="0">
+  <w:abstractNum w:abstractNumId="81" w15:restartNumberingAfterBreak="0">
     <w:nsid w:val="7BD85F1F"/>
     <w:multiLevelType w:val="hybridMultilevel"/>
     <w:tmpl w:val="214CC6C4"/>
@@ -31504,7 +29583,7 @@
       </w:pPr>
     </w:lvl>
   </w:abstractNum>
-  <w:abstractNum w:abstractNumId="81" w15:restartNumberingAfterBreak="0">
+  <w:abstractNum w:abstractNumId="82" w15:restartNumberingAfterBreak="0">
     <w:nsid w:val="7BE25365"/>
     <w:multiLevelType w:val="hybridMultilevel"/>
     <w:tmpl w:val="214CC6C4"/>
@@ -31591,28 +29670,28 @@
     </w:lvl>
   </w:abstractNum>
   <w:num w:numId="1" w16cid:durableId="689641893">
-    <w:abstractNumId w:val="40"/>
+    <w:abstractNumId w:val="41"/>
   </w:num>
   <w:num w:numId="2" w16cid:durableId="1714230517">
-    <w:abstractNumId w:val="56"/>
+    <w:abstractNumId w:val="57"/>
   </w:num>
   <w:num w:numId="3" w16cid:durableId="602418336">
-    <w:abstractNumId w:val="33"/>
+    <w:abstractNumId w:val="34"/>
   </w:num>
   <w:num w:numId="4" w16cid:durableId="319892333">
-    <w:abstractNumId w:val="61"/>
+    <w:abstractNumId w:val="62"/>
   </w:num>
   <w:num w:numId="5" w16cid:durableId="1682078939">
-    <w:abstractNumId w:val="67"/>
+    <w:abstractNumId w:val="68"/>
   </w:num>
   <w:num w:numId="6" w16cid:durableId="69352654">
-    <w:abstractNumId w:val="81"/>
+    <w:abstractNumId w:val="82"/>
   </w:num>
   <w:num w:numId="7" w16cid:durableId="399905843">
     <w:abstractNumId w:val="7"/>
   </w:num>
   <w:num w:numId="8" w16cid:durableId="1951157062">
-    <w:abstractNumId w:val="20"/>
+    <w:abstractNumId w:val="21"/>
   </w:num>
   <w:num w:numId="9" w16cid:durableId="646978431">
     <w:abstractNumId w:val="1"/>
@@ -31621,49 +29700,49 @@
     <w:abstractNumId w:val="5"/>
   </w:num>
   <w:num w:numId="11" w16cid:durableId="618218708">
-    <w:abstractNumId w:val="50"/>
+    <w:abstractNumId w:val="51"/>
   </w:num>
   <w:num w:numId="12" w16cid:durableId="1832019268">
-    <w:abstractNumId w:val="37"/>
+    <w:abstractNumId w:val="38"/>
   </w:num>
   <w:num w:numId="13" w16cid:durableId="2082213922">
-    <w:abstractNumId w:val="38"/>
+    <w:abstractNumId w:val="39"/>
   </w:num>
   <w:num w:numId="14" w16cid:durableId="1738477231">
-    <w:abstractNumId w:val="30"/>
+    <w:abstractNumId w:val="31"/>
   </w:num>
   <w:num w:numId="15" w16cid:durableId="1288660286">
-    <w:abstractNumId w:val="42"/>
+    <w:abstractNumId w:val="43"/>
   </w:num>
   <w:num w:numId="16" w16cid:durableId="1466973576">
-    <w:abstractNumId w:val="51"/>
+    <w:abstractNumId w:val="52"/>
   </w:num>
   <w:num w:numId="17" w16cid:durableId="1965962244">
-    <w:abstractNumId w:val="53"/>
+    <w:abstractNumId w:val="54"/>
   </w:num>
   <w:num w:numId="18" w16cid:durableId="857428966">
+    <w:abstractNumId w:val="56"/>
+  </w:num>
+  <w:num w:numId="19" w16cid:durableId="1102727235">
+    <w:abstractNumId w:val="80"/>
+  </w:num>
+  <w:num w:numId="20" w16cid:durableId="1825009635">
     <w:abstractNumId w:val="55"/>
   </w:num>
-  <w:num w:numId="19" w16cid:durableId="1102727235">
-    <w:abstractNumId w:val="79"/>
-  </w:num>
-  <w:num w:numId="20" w16cid:durableId="1825009635">
-    <w:abstractNumId w:val="54"/>
-  </w:num>
   <w:num w:numId="21" w16cid:durableId="1057817951">
-    <w:abstractNumId w:val="57"/>
+    <w:abstractNumId w:val="58"/>
   </w:num>
   <w:num w:numId="22" w16cid:durableId="1840851271">
-    <w:abstractNumId w:val="73"/>
+    <w:abstractNumId w:val="74"/>
   </w:num>
   <w:num w:numId="23" w16cid:durableId="31004759">
     <w:abstractNumId w:val="4"/>
   </w:num>
   <w:num w:numId="24" w16cid:durableId="196084434">
-    <w:abstractNumId w:val="44"/>
+    <w:abstractNumId w:val="45"/>
   </w:num>
   <w:num w:numId="25" w16cid:durableId="1765566772">
-    <w:abstractNumId w:val="21"/>
+    <w:abstractNumId w:val="22"/>
   </w:num>
   <w:num w:numId="26" w16cid:durableId="2051343699">
     <w:abstractNumId w:val="18"/>
@@ -31672,13 +29751,13 @@
     <w:abstractNumId w:val="12"/>
   </w:num>
   <w:num w:numId="28" w16cid:durableId="1531380620">
+    <w:abstractNumId w:val="76"/>
+  </w:num>
+  <w:num w:numId="29" w16cid:durableId="557712069">
     <w:abstractNumId w:val="75"/>
   </w:num>
-  <w:num w:numId="29" w16cid:durableId="557712069">
-    <w:abstractNumId w:val="74"/>
-  </w:num>
   <w:num w:numId="30" w16cid:durableId="1426002138">
-    <w:abstractNumId w:val="60"/>
+    <w:abstractNumId w:val="61"/>
   </w:num>
   <w:num w:numId="31" w16cid:durableId="1782995960">
     <w:abstractNumId w:val="9"/>
@@ -31687,7 +29766,7 @@
     <w:abstractNumId w:val="0"/>
   </w:num>
   <w:num w:numId="33" w16cid:durableId="1618559931">
-    <w:abstractNumId w:val="66"/>
+    <w:abstractNumId w:val="67"/>
   </w:num>
   <w:num w:numId="34" w16cid:durableId="1400901532">
     <w:abstractNumId w:val="16"/>
@@ -31699,40 +29778,40 @@
     <w:abstractNumId w:val="8"/>
   </w:num>
   <w:num w:numId="37" w16cid:durableId="2038775239">
-    <w:abstractNumId w:val="24"/>
+    <w:abstractNumId w:val="25"/>
   </w:num>
   <w:num w:numId="38" w16cid:durableId="649556783">
-    <w:abstractNumId w:val="77"/>
+    <w:abstractNumId w:val="78"/>
   </w:num>
   <w:num w:numId="39" w16cid:durableId="1653750230">
-    <w:abstractNumId w:val="69"/>
+    <w:abstractNumId w:val="70"/>
   </w:num>
   <w:num w:numId="40" w16cid:durableId="938491575">
-    <w:abstractNumId w:val="58"/>
+    <w:abstractNumId w:val="59"/>
   </w:num>
   <w:num w:numId="41" w16cid:durableId="282228440">
-    <w:abstractNumId w:val="59"/>
+    <w:abstractNumId w:val="60"/>
   </w:num>
   <w:num w:numId="42" w16cid:durableId="1852640132">
-    <w:abstractNumId w:val="71"/>
+    <w:abstractNumId w:val="72"/>
   </w:num>
   <w:num w:numId="43" w16cid:durableId="1346899273">
     <w:abstractNumId w:val="13"/>
   </w:num>
   <w:num w:numId="44" w16cid:durableId="209463670">
-    <w:abstractNumId w:val="35"/>
+    <w:abstractNumId w:val="36"/>
   </w:num>
   <w:num w:numId="45" w16cid:durableId="1180044402">
-    <w:abstractNumId w:val="70"/>
+    <w:abstractNumId w:val="71"/>
   </w:num>
   <w:num w:numId="46" w16cid:durableId="581186852">
-    <w:abstractNumId w:val="48"/>
+    <w:abstractNumId w:val="49"/>
   </w:num>
   <w:num w:numId="47" w16cid:durableId="114033196">
-    <w:abstractNumId w:val="76"/>
+    <w:abstractNumId w:val="77"/>
   </w:num>
   <w:num w:numId="48" w16cid:durableId="1500274313">
-    <w:abstractNumId w:val="22"/>
+    <w:abstractNumId w:val="23"/>
   </w:num>
   <w:num w:numId="49" w16cid:durableId="1362121190">
     <w:abstractNumId w:val="17"/>
@@ -31741,100 +29820,103 @@
     <w:abstractNumId w:val="2"/>
   </w:num>
   <w:num w:numId="51" w16cid:durableId="71323068">
-    <w:abstractNumId w:val="43"/>
+    <w:abstractNumId w:val="44"/>
   </w:num>
   <w:num w:numId="52" w16cid:durableId="791824026">
     <w:abstractNumId w:val="11"/>
   </w:num>
   <w:num w:numId="53" w16cid:durableId="1858884855">
-    <w:abstractNumId w:val="26"/>
+    <w:abstractNumId w:val="27"/>
   </w:num>
   <w:num w:numId="54" w16cid:durableId="743839652">
     <w:abstractNumId w:val="14"/>
   </w:num>
   <w:num w:numId="55" w16cid:durableId="319189279">
-    <w:abstractNumId w:val="41"/>
+    <w:abstractNumId w:val="42"/>
   </w:num>
   <w:num w:numId="56" w16cid:durableId="1084959942">
-    <w:abstractNumId w:val="52"/>
+    <w:abstractNumId w:val="53"/>
   </w:num>
   <w:num w:numId="57" w16cid:durableId="551775919">
     <w:abstractNumId w:val="15"/>
   </w:num>
   <w:num w:numId="58" w16cid:durableId="449978646">
-    <w:abstractNumId w:val="23"/>
+    <w:abstractNumId w:val="24"/>
   </w:num>
   <w:num w:numId="59" w16cid:durableId="147091717">
-    <w:abstractNumId w:val="34"/>
+    <w:abstractNumId w:val="35"/>
   </w:num>
   <w:num w:numId="60" w16cid:durableId="83651720">
-    <w:abstractNumId w:val="27"/>
+    <w:abstractNumId w:val="28"/>
   </w:num>
   <w:num w:numId="61" w16cid:durableId="669069174">
+    <w:abstractNumId w:val="30"/>
+  </w:num>
+  <w:num w:numId="62" w16cid:durableId="1481843890">
+    <w:abstractNumId w:val="66"/>
+  </w:num>
+  <w:num w:numId="63" w16cid:durableId="410079372">
+    <w:abstractNumId w:val="37"/>
+  </w:num>
+  <w:num w:numId="64" w16cid:durableId="811677477">
+    <w:abstractNumId w:val="26"/>
+  </w:num>
+  <w:num w:numId="65" w16cid:durableId="817649347">
+    <w:abstractNumId w:val="40"/>
+  </w:num>
+  <w:num w:numId="66" w16cid:durableId="2128037891">
+    <w:abstractNumId w:val="48"/>
+  </w:num>
+  <w:num w:numId="67" w16cid:durableId="1726219145">
+    <w:abstractNumId w:val="79"/>
+  </w:num>
+  <w:num w:numId="68" w16cid:durableId="1766615434">
+    <w:abstractNumId w:val="65"/>
+  </w:num>
+  <w:num w:numId="69" w16cid:durableId="280234627">
     <w:abstractNumId w:val="29"/>
   </w:num>
-  <w:num w:numId="62" w16cid:durableId="1481843890">
-    <w:abstractNumId w:val="65"/>
-  </w:num>
-  <w:num w:numId="63" w16cid:durableId="410079372">
-    <w:abstractNumId w:val="36"/>
-  </w:num>
-  <w:num w:numId="64" w16cid:durableId="811677477">
-    <w:abstractNumId w:val="25"/>
-  </w:num>
-  <w:num w:numId="65" w16cid:durableId="817649347">
-    <w:abstractNumId w:val="39"/>
-  </w:num>
-  <w:num w:numId="66" w16cid:durableId="2128037891">
-    <w:abstractNumId w:val="47"/>
-  </w:num>
-  <w:num w:numId="67" w16cid:durableId="1726219145">
-    <w:abstractNumId w:val="78"/>
-  </w:num>
-  <w:num w:numId="68" w16cid:durableId="1766615434">
-    <w:abstractNumId w:val="64"/>
-  </w:num>
-  <w:num w:numId="69" w16cid:durableId="280234627">
-    <w:abstractNumId w:val="28"/>
-  </w:num>
   <w:num w:numId="70" w16cid:durableId="1207910607">
-    <w:abstractNumId w:val="62"/>
+    <w:abstractNumId w:val="63"/>
   </w:num>
   <w:num w:numId="71" w16cid:durableId="1640526067">
     <w:abstractNumId w:val="3"/>
   </w:num>
   <w:num w:numId="72" w16cid:durableId="1480685150">
-    <w:abstractNumId w:val="49"/>
+    <w:abstractNumId w:val="50"/>
   </w:num>
   <w:num w:numId="73" w16cid:durableId="1902905193">
-    <w:abstractNumId w:val="32"/>
+    <w:abstractNumId w:val="33"/>
   </w:num>
   <w:num w:numId="74" w16cid:durableId="1699814716">
-    <w:abstractNumId w:val="68"/>
+    <w:abstractNumId w:val="69"/>
   </w:num>
   <w:num w:numId="75" w16cid:durableId="1095246353">
-    <w:abstractNumId w:val="19"/>
+    <w:abstractNumId w:val="20"/>
   </w:num>
   <w:num w:numId="76" w16cid:durableId="1478064906">
-    <w:abstractNumId w:val="63"/>
+    <w:abstractNumId w:val="64"/>
   </w:num>
   <w:num w:numId="77" w16cid:durableId="153382077">
     <w:abstractNumId w:val="6"/>
   </w:num>
   <w:num w:numId="78" w16cid:durableId="1038506737">
-    <w:abstractNumId w:val="31"/>
+    <w:abstractNumId w:val="32"/>
   </w:num>
   <w:num w:numId="79" w16cid:durableId="370769239">
+    <w:abstractNumId w:val="47"/>
+  </w:num>
+  <w:num w:numId="80" w16cid:durableId="1923443751">
+    <w:abstractNumId w:val="81"/>
+  </w:num>
+  <w:num w:numId="81" w16cid:durableId="1046220979">
     <w:abstractNumId w:val="46"/>
   </w:num>
-  <w:num w:numId="80" w16cid:durableId="1923443751">
-    <w:abstractNumId w:val="80"/>
+  <w:num w:numId="82" w16cid:durableId="1474832525">
+    <w:abstractNumId w:val="73"/>
   </w:num>
-  <w:num w:numId="81" w16cid:durableId="1046220979">
-    <w:abstractNumId w:val="45"/>
-  </w:num>
-  <w:num w:numId="82" w16cid:durableId="1474832525">
-    <w:abstractNumId w:val="72"/>
+  <w:num w:numId="83" w16cid:durableId="1246305922">
+    <w:abstractNumId w:val="19"/>
   </w:num>
   <w:numIdMacAtCleanup w:val="82"/>
 </w:numbering>

--- a/doc/Change log.docx
+++ b/doc/Change log.docx
@@ -58,7 +58,13 @@
         <w:rPr>
           <w:lang w:val="en-AU"/>
         </w:rPr>
-        <w:t>12 May, 2026</w:t>
+        <w:t>20</w:t>
+      </w:r>
+      <w:r>
+        <w:rPr>
+          <w:lang w:val="en-AU"/>
+        </w:rPr>
+        <w:t xml:space="preserve"> May, 2026</w:t>
       </w:r>
     </w:p>
     <w:p>
@@ -69,1266 +75,388 @@
         </w:numPr>
       </w:pPr>
       <w:r>
-        <w:t>Include all source docx and tables, etc.</w:t>
-      </w:r>
-    </w:p>
-    <w:p>
-      <w:pPr>
-        <w:pStyle w:val="Heading3"/>
-        <w:rPr>
-          <w:lang w:val="en-AU"/>
-        </w:rPr>
-      </w:pPr>
-      <w:r>
-        <w:rPr>
-          <w:lang w:val="en-AU"/>
-        </w:rPr>
-        <w:t>2</w:t>
-      </w:r>
-      <w:r>
-        <w:rPr>
-          <w:lang w:val="en-AU"/>
-        </w:rPr>
-        <w:t>9</w:t>
-      </w:r>
-      <w:r>
-        <w:rPr>
-          <w:lang w:val="en-AU"/>
-        </w:rPr>
-        <w:t xml:space="preserve"> Apr</w:t>
-      </w:r>
-      <w:r>
-        <w:rPr>
-          <w:lang w:val="en-AU"/>
-        </w:rPr>
-        <w:t xml:space="preserve"> - 5 May</w:t>
-      </w:r>
-      <w:r>
-        <w:rPr>
-          <w:lang w:val="en-AU"/>
-        </w:rPr>
-        <w:t>, 202</w:t>
-      </w:r>
-      <w:r>
-        <w:rPr>
-          <w:lang w:val="en-AU"/>
-        </w:rPr>
-        <w:t>6</w:t>
+        <w:t>Main GeoPIXE</w:t>
+      </w:r>
+    </w:p>
+    <w:p>
+      <w:pPr>
+        <w:numPr>
+          <w:ilvl w:val="1"/>
+          <w:numId w:val="78"/>
+        </w:numPr>
+      </w:pPr>
+      <w:proofErr w:type="spellStart"/>
+      <w:r>
+        <w:t>Da_evt</w:t>
+      </w:r>
+      <w:proofErr w:type="spellEnd"/>
+    </w:p>
+    <w:p>
+      <w:pPr>
+        <w:numPr>
+          <w:ilvl w:val="2"/>
+          <w:numId w:val="78"/>
+        </w:numPr>
+      </w:pPr>
+      <w:r>
+        <w:t xml:space="preserve">Take care if log=0. Only use </w:t>
+      </w:r>
+      <w:proofErr w:type="spellStart"/>
+      <w:r>
+        <w:t>gprint</w:t>
+      </w:r>
+      <w:proofErr w:type="spellEnd"/>
+      <w:r>
+        <w:t xml:space="preserve"> and fix ‘help, output=’ lines.</w:t>
+      </w:r>
+    </w:p>
+    <w:p>
+      <w:pPr>
+        <w:numPr>
+          <w:ilvl w:val="1"/>
+          <w:numId w:val="78"/>
+        </w:numPr>
+      </w:pPr>
+      <w:proofErr w:type="spellStart"/>
+      <w:r>
+        <w:t>Read_da</w:t>
+      </w:r>
+      <w:proofErr w:type="spellEnd"/>
+      <w:r>
+        <w:t xml:space="preserve">, </w:t>
+      </w:r>
+      <w:proofErr w:type="spellStart"/>
+      <w:r>
+        <w:t>Read_maia</w:t>
+      </w:r>
+      <w:proofErr w:type="spellEnd"/>
+      <w:r>
+        <w:t xml:space="preserve">, </w:t>
+      </w:r>
+      <w:proofErr w:type="spellStart"/>
+      <w:r>
+        <w:t>throttle_q</w:t>
+      </w:r>
+      <w:proofErr w:type="spellEnd"/>
+      <w:r>
+        <w:t xml:space="preserve">, </w:t>
+      </w:r>
+      <w:proofErr w:type="spellStart"/>
+      <w:r>
+        <w:t>read_buffer</w:t>
+      </w:r>
+      <w:proofErr w:type="spellEnd"/>
+      <w:r>
+        <w:t xml:space="preserve">, </w:t>
+      </w:r>
+      <w:proofErr w:type="spellStart"/>
+      <w:r>
+        <w:t>geopixe_defaults</w:t>
+      </w:r>
+      <w:proofErr w:type="spellEnd"/>
+      <w:r>
+        <w:t xml:space="preserve">, </w:t>
+      </w:r>
+      <w:r>
+        <w:t xml:space="preserve">startup, </w:t>
+      </w:r>
+      <w:proofErr w:type="spellStart"/>
+      <w:r>
+        <w:t>read_mpdam</w:t>
+      </w:r>
+      <w:proofErr w:type="spellEnd"/>
+      <w:r>
+        <w:t xml:space="preserve">, </w:t>
+      </w:r>
+      <w:proofErr w:type="spellStart"/>
+      <w:r>
+        <w:t>unstringify</w:t>
+      </w:r>
+      <w:proofErr w:type="spellEnd"/>
+    </w:p>
+    <w:p>
+      <w:pPr>
+        <w:numPr>
+          <w:ilvl w:val="2"/>
+          <w:numId w:val="78"/>
+        </w:numPr>
+      </w:pPr>
+      <w:r>
+        <w:t>Use ‘</w:t>
+      </w:r>
+      <w:proofErr w:type="spellStart"/>
+      <w:r>
+        <w:t>gprint</w:t>
+      </w:r>
+      <w:proofErr w:type="spellEnd"/>
+      <w:r>
+        <w:t xml:space="preserve">’ instead of ‘print’, so errors get </w:t>
+      </w:r>
+      <w:proofErr w:type="spellStart"/>
+      <w:r>
+        <w:t>catch’ed</w:t>
+      </w:r>
+      <w:proofErr w:type="spellEnd"/>
+      <w:r>
+        <w:t>.</w:t>
+      </w:r>
+    </w:p>
+    <w:p>
+      <w:pPr>
+        <w:numPr>
+          <w:ilvl w:val="1"/>
+          <w:numId w:val="78"/>
+        </w:numPr>
+      </w:pPr>
+      <w:proofErr w:type="spellStart"/>
+      <w:r>
+        <w:t>Parallel_worker</w:t>
+      </w:r>
+      <w:proofErr w:type="spellEnd"/>
+      <w:r>
+        <w:t xml:space="preserve"> routines</w:t>
+      </w:r>
+    </w:p>
+    <w:p>
+      <w:pPr>
+        <w:numPr>
+          <w:ilvl w:val="2"/>
+          <w:numId w:val="78"/>
+        </w:numPr>
+      </w:pPr>
+      <w:r>
+        <w:t>Use ‘</w:t>
+      </w:r>
+      <w:proofErr w:type="spellStart"/>
+      <w:r>
+        <w:t>gprint</w:t>
+      </w:r>
+      <w:r>
+        <w:t>f</w:t>
+      </w:r>
+      <w:proofErr w:type="spellEnd"/>
+      <w:r>
+        <w:t>’ instead of ‘</w:t>
+      </w:r>
+      <w:proofErr w:type="spellStart"/>
+      <w:r>
+        <w:t>print</w:t>
+      </w:r>
+      <w:r>
+        <w:t>f</w:t>
+      </w:r>
+      <w:proofErr w:type="spellEnd"/>
+      <w:r>
+        <w:t xml:space="preserve">’, so errors get </w:t>
+      </w:r>
+      <w:proofErr w:type="spellStart"/>
+      <w:r>
+        <w:t>catch’ed</w:t>
+      </w:r>
+      <w:proofErr w:type="spellEnd"/>
+      <w:r>
+        <w:t>.</w:t>
+      </w:r>
+    </w:p>
+    <w:p>
+      <w:pPr>
+        <w:numPr>
+          <w:ilvl w:val="1"/>
+          <w:numId w:val="78"/>
+        </w:numPr>
+      </w:pPr>
+      <w:proofErr w:type="spellStart"/>
+      <w:r>
+        <w:t>Read_geopixe_image</w:t>
+      </w:r>
+      <w:proofErr w:type="spellEnd"/>
+    </w:p>
+    <w:p>
+      <w:pPr>
+        <w:numPr>
+          <w:ilvl w:val="2"/>
+          <w:numId w:val="78"/>
+        </w:numPr>
+      </w:pPr>
+      <w:r>
+        <w:t>Use ‘</w:t>
+      </w:r>
+      <w:proofErr w:type="spellStart"/>
+      <w:r>
+        <w:t>gprintf</w:t>
+      </w:r>
+      <w:proofErr w:type="spellEnd"/>
+      <w:r>
+        <w:t>’ instead of ‘</w:t>
+      </w:r>
+      <w:proofErr w:type="spellStart"/>
+      <w:r>
+        <w:t>printf</w:t>
+      </w:r>
+      <w:proofErr w:type="spellEnd"/>
+      <w:r>
+        <w:t xml:space="preserve">’, so errors get </w:t>
+      </w:r>
+      <w:proofErr w:type="spellStart"/>
+      <w:r>
+        <w:t>catch’ed</w:t>
+      </w:r>
+      <w:proofErr w:type="spellEnd"/>
+      <w:r>
+        <w:t>.</w:t>
+      </w:r>
+    </w:p>
+    <w:p>
+      <w:pPr>
+        <w:numPr>
+          <w:ilvl w:val="1"/>
+          <w:numId w:val="78"/>
+        </w:numPr>
+      </w:pPr>
+      <w:proofErr w:type="spellStart"/>
+      <w:r>
+        <w:t>Gprint</w:t>
+      </w:r>
+      <w:proofErr w:type="spellEnd"/>
+    </w:p>
+    <w:p>
+      <w:pPr>
+        <w:numPr>
+          <w:ilvl w:val="2"/>
+          <w:numId w:val="78"/>
+        </w:numPr>
+      </w:pPr>
+      <w:r>
+        <w:t>Add an error catch, to ignore print errors (e.g. in background process in cluster mode, when logging is disabled).</w:t>
+      </w:r>
+    </w:p>
+    <w:p>
+      <w:pPr>
+        <w:numPr>
+          <w:ilvl w:val="2"/>
+          <w:numId w:val="78"/>
+        </w:numPr>
+      </w:pPr>
+      <w:r>
+        <w:t xml:space="preserve">Just count </w:t>
+      </w:r>
+      <w:proofErr w:type="spellStart"/>
+      <w:r>
+        <w:t>args</w:t>
+      </w:r>
+      <w:proofErr w:type="spellEnd"/>
+      <w:r>
+        <w:t xml:space="preserve"> that are not null</w:t>
+      </w:r>
+      <w:r>
+        <w:t xml:space="preserve"> to set ‘</w:t>
+      </w:r>
+      <w:proofErr w:type="spellStart"/>
+      <w:r>
+        <w:t>narg</w:t>
+      </w:r>
+      <w:proofErr w:type="spellEnd"/>
+      <w:r>
+        <w:t>’ for case.</w:t>
+      </w:r>
+    </w:p>
+    <w:p>
+      <w:pPr>
+        <w:numPr>
+          <w:ilvl w:val="1"/>
+          <w:numId w:val="78"/>
+        </w:numPr>
+      </w:pPr>
+      <w:proofErr w:type="spellStart"/>
+      <w:r>
+        <w:t>Gprintf</w:t>
+      </w:r>
+      <w:proofErr w:type="spellEnd"/>
+      <w:r>
+        <w:t xml:space="preserve">, </w:t>
+      </w:r>
+      <w:proofErr w:type="spellStart"/>
+      <w:r>
+        <w:t>lun</w:t>
+      </w:r>
+      <w:proofErr w:type="spellEnd"/>
+    </w:p>
+    <w:p>
+      <w:pPr>
+        <w:numPr>
+          <w:ilvl w:val="2"/>
+          <w:numId w:val="78"/>
+        </w:numPr>
+      </w:pPr>
+      <w:r>
+        <w:t>Calls ’</w:t>
+      </w:r>
+      <w:proofErr w:type="spellStart"/>
+      <w:r>
+        <w:t>gprint</w:t>
+      </w:r>
+      <w:proofErr w:type="spellEnd"/>
+      <w:r>
+        <w:t xml:space="preserve"> output=</w:t>
+      </w:r>
+      <w:proofErr w:type="spellStart"/>
+      <w:r>
+        <w:t>lun</w:t>
+      </w:r>
+      <w:proofErr w:type="spellEnd"/>
+      <w:r>
+        <w:t>’.</w:t>
+      </w:r>
+    </w:p>
+    <w:p>
+      <w:pPr>
+        <w:numPr>
+          <w:ilvl w:val="1"/>
+          <w:numId w:val="78"/>
+        </w:numPr>
+      </w:pPr>
+      <w:r>
+        <w:t>Version 9.0</w:t>
+      </w:r>
+      <w:r>
+        <w:t>a</w:t>
       </w:r>
     </w:p>
     <w:p>
       <w:pPr>
         <w:numPr>
           <w:ilvl w:val="0"/>
-          <w:numId w:val="83"/>
-        </w:numPr>
-      </w:pPr>
-      <w:r>
-        <w:t>Main GeoPIXE</w:t>
-      </w:r>
-    </w:p>
-    <w:p>
-      <w:pPr>
-        <w:numPr>
-          <w:ilvl w:val="1"/>
-          <w:numId w:val="83"/>
-        </w:numPr>
-      </w:pPr>
-      <w:proofErr w:type="spellStart"/>
-      <w:r>
-        <w:t>Read_geopixe_image</w:t>
-      </w:r>
-      <w:proofErr w:type="spellEnd"/>
-    </w:p>
-    <w:p>
-      <w:pPr>
-        <w:numPr>
-          <w:ilvl w:val="2"/>
-          <w:numId w:val="83"/>
-        </w:numPr>
-      </w:pPr>
-      <w:r>
-        <w:t>Read ‘</w:t>
-      </w:r>
-      <w:proofErr w:type="spellStart"/>
-      <w:r>
-        <w:t>energy_cal_file</w:t>
-      </w:r>
-      <w:proofErr w:type="spellEnd"/>
-      <w:r>
-        <w:t>’ was in wrong place. Now before read ‘</w:t>
-      </w:r>
-      <w:proofErr w:type="spellStart"/>
-      <w:r>
-        <w:t>has_flux</w:t>
-      </w:r>
-      <w:proofErr w:type="spellEnd"/>
-      <w:r>
-        <w:t>’.</w:t>
-      </w:r>
-    </w:p>
-    <w:p>
-      <w:pPr>
-        <w:numPr>
-          <w:ilvl w:val="1"/>
-          <w:numId w:val="83"/>
-        </w:numPr>
-      </w:pPr>
-      <w:proofErr w:type="spellStart"/>
-      <w:r>
-        <w:t>Evt_start</w:t>
-      </w:r>
-      <w:proofErr w:type="spellEnd"/>
-    </w:p>
-    <w:p>
-      <w:pPr>
-        <w:numPr>
-          <w:ilvl w:val="2"/>
-          <w:numId w:val="83"/>
-        </w:numPr>
-      </w:pPr>
-      <w:r>
-        <w:t>Remove (*pp).</w:t>
-      </w:r>
-      <w:proofErr w:type="spellStart"/>
-      <w:r>
-        <w:t>energy_cal_file</w:t>
-      </w:r>
-      <w:proofErr w:type="spellEnd"/>
-      <w:r>
-        <w:t xml:space="preserve"> setting after sort. </w:t>
-      </w:r>
-    </w:p>
-    <w:p>
-      <w:pPr>
-        <w:numPr>
-          <w:ilvl w:val="2"/>
-          <w:numId w:val="83"/>
-        </w:numPr>
-      </w:pPr>
-      <w:r>
-        <w:t>It needs to be passed to sort routines as an arg.</w:t>
-      </w:r>
-    </w:p>
-    <w:p>
-      <w:pPr>
-        <w:numPr>
-          <w:ilvl w:val="2"/>
-          <w:numId w:val="83"/>
-        </w:numPr>
-      </w:pPr>
-      <w:r>
-        <w:t xml:space="preserve">Fixed for </w:t>
-      </w:r>
-      <w:r>
-        <w:t xml:space="preserve">calls to </w:t>
-      </w:r>
-      <w:proofErr w:type="spellStart"/>
-      <w:r>
-        <w:t>da_evt</w:t>
-      </w:r>
-      <w:proofErr w:type="spellEnd"/>
-      <w:r>
-        <w:t xml:space="preserve">, </w:t>
-      </w:r>
-      <w:proofErr w:type="spellStart"/>
-      <w:r>
-        <w:t>cut_avt</w:t>
-      </w:r>
-      <w:proofErr w:type="spellEnd"/>
-      <w:r>
-        <w:t xml:space="preserve">, </w:t>
-      </w:r>
-      <w:proofErr w:type="spellStart"/>
-      <w:r>
-        <w:t>cube_evt</w:t>
-      </w:r>
-      <w:proofErr w:type="spellEnd"/>
-      <w:r>
-        <w:t xml:space="preserve">, </w:t>
-      </w:r>
-      <w:r>
-        <w:t xml:space="preserve">da_xstep_evt2, </w:t>
-      </w:r>
-      <w:proofErr w:type="spellStart"/>
-      <w:r>
-        <w:t>cut_xstep_evt</w:t>
-      </w:r>
-      <w:proofErr w:type="spellEnd"/>
-      <w:r>
-        <w:t xml:space="preserve">, </w:t>
-      </w:r>
-      <w:proofErr w:type="spellStart"/>
-      <w:r>
-        <w:t>xanes_da_evt</w:t>
-      </w:r>
-      <w:proofErr w:type="spellEnd"/>
-      <w:r>
-        <w:t xml:space="preserve">, </w:t>
-      </w:r>
-      <w:proofErr w:type="spellStart"/>
-      <w:r>
-        <w:t>xanes_single_da_evt</w:t>
-      </w:r>
-      <w:proofErr w:type="spellEnd"/>
-      <w:r>
-        <w:t xml:space="preserve">, </w:t>
-      </w:r>
-      <w:proofErr w:type="spellStart"/>
-      <w:r>
-        <w:t>da_evt_stack</w:t>
-      </w:r>
-      <w:proofErr w:type="spellEnd"/>
-      <w:r>
-        <w:t xml:space="preserve">, </w:t>
-      </w:r>
-      <w:proofErr w:type="spellStart"/>
-      <w:r>
-        <w:t>da_evt_tomo</w:t>
-      </w:r>
-      <w:proofErr w:type="spellEnd"/>
-    </w:p>
-    <w:p>
-      <w:pPr>
-        <w:numPr>
-          <w:ilvl w:val="1"/>
-          <w:numId w:val="83"/>
-        </w:numPr>
-      </w:pPr>
-      <w:proofErr w:type="spellStart"/>
-      <w:r>
-        <w:t>Da_evt</w:t>
-      </w:r>
-      <w:proofErr w:type="spellEnd"/>
-      <w:r>
-        <w:t>, _</w:t>
-      </w:r>
-      <w:proofErr w:type="spellStart"/>
-      <w:r>
-        <w:t>avt</w:t>
-      </w:r>
-      <w:proofErr w:type="spellEnd"/>
-      <w:r>
-        <w:t xml:space="preserve">, </w:t>
-      </w:r>
-      <w:proofErr w:type="spellStart"/>
-      <w:r>
-        <w:t>cube_evt</w:t>
-      </w:r>
-      <w:proofErr w:type="spellEnd"/>
-      <w:r>
-        <w:t>,</w:t>
-      </w:r>
-      <w:r>
-        <w:t xml:space="preserve"> da_xstep_evt2, </w:t>
-      </w:r>
-      <w:proofErr w:type="spellStart"/>
-      <w:r>
-        <w:t>cut_xstep_evt</w:t>
-      </w:r>
-      <w:proofErr w:type="spellEnd"/>
-      <w:r>
-        <w:t xml:space="preserve">, </w:t>
-      </w:r>
-      <w:proofErr w:type="spellStart"/>
-      <w:r>
-        <w:t>xanes_da_evt</w:t>
-      </w:r>
-      <w:proofErr w:type="spellEnd"/>
-      <w:r>
-        <w:t xml:space="preserve">, </w:t>
-      </w:r>
-      <w:proofErr w:type="spellStart"/>
-      <w:r>
-        <w:t>xanes_single_da_evt</w:t>
-      </w:r>
-      <w:proofErr w:type="spellEnd"/>
-      <w:r>
-        <w:t xml:space="preserve">, </w:t>
-      </w:r>
-      <w:proofErr w:type="spellStart"/>
-      <w:r>
-        <w:t>da_evt_stack</w:t>
-      </w:r>
-      <w:proofErr w:type="spellEnd"/>
-      <w:r>
-        <w:t xml:space="preserve">, </w:t>
-      </w:r>
-      <w:proofErr w:type="spellStart"/>
-      <w:r>
-        <w:t>da_evt_tomo</w:t>
-      </w:r>
-      <w:proofErr w:type="spellEnd"/>
-    </w:p>
-    <w:p>
-      <w:pPr>
-        <w:numPr>
-          <w:ilvl w:val="2"/>
-          <w:numId w:val="83"/>
-        </w:numPr>
-      </w:pPr>
-      <w:r>
-        <w:t xml:space="preserve">Add </w:t>
-      </w:r>
-      <w:proofErr w:type="spellStart"/>
-      <w:r>
-        <w:t>arg</w:t>
-      </w:r>
-      <w:proofErr w:type="spellEnd"/>
-      <w:r>
-        <w:t xml:space="preserve"> for ‘</w:t>
-      </w:r>
-      <w:proofErr w:type="spellStart"/>
-      <w:r>
-        <w:t>energy_cal_file</w:t>
+          <w:numId w:val="78"/>
+        </w:numPr>
+      </w:pPr>
+      <w:r>
+        <w:t>Maia device</w:t>
+      </w:r>
+    </w:p>
+    <w:p>
+      <w:pPr>
+        <w:numPr>
+          <w:ilvl w:val="1"/>
+          <w:numId w:val="78"/>
+        </w:numPr>
+      </w:pPr>
+      <w:r>
+        <w:t>Replace all ‘print’ with ‘</w:t>
+      </w:r>
+      <w:proofErr w:type="spellStart"/>
+      <w:r>
+        <w:t>gprint</w:t>
       </w:r>
       <w:proofErr w:type="spellEnd"/>
       <w:r>
         <w:t>’</w:t>
       </w:r>
-      <w:r>
-        <w:t xml:space="preserve"> and pass to ‘image’ struct.</w:t>
-      </w:r>
-    </w:p>
-    <w:p>
-      <w:pPr>
-        <w:numPr>
-          <w:ilvl w:val="1"/>
-          <w:numId w:val="83"/>
-        </w:numPr>
-      </w:pPr>
-      <w:proofErr w:type="spellStart"/>
-      <w:r>
-        <w:t>Write_da</w:t>
-      </w:r>
-      <w:proofErr w:type="spellEnd"/>
-      <w:r>
-        <w:t xml:space="preserve">, </w:t>
-      </w:r>
-      <w:proofErr w:type="spellStart"/>
-      <w:r>
-        <w:t>read_da</w:t>
-      </w:r>
-      <w:proofErr w:type="spellEnd"/>
-      <w:r>
-        <w:t xml:space="preserve">, </w:t>
-      </w:r>
-      <w:proofErr w:type="spellStart"/>
-      <w:r>
-        <w:t>read_da_matrix</w:t>
-      </w:r>
-      <w:proofErr w:type="spellEnd"/>
-    </w:p>
-    <w:p>
-      <w:pPr>
-        <w:numPr>
-          <w:ilvl w:val="2"/>
-          <w:numId w:val="83"/>
-        </w:numPr>
-      </w:pPr>
-      <w:r>
-        <w:t>Now version -10</w:t>
-      </w:r>
-    </w:p>
-    <w:p>
-      <w:pPr>
-        <w:numPr>
-          <w:ilvl w:val="2"/>
-          <w:numId w:val="83"/>
-        </w:numPr>
-      </w:pPr>
-      <w:r>
-        <w:t>Adds ‘</w:t>
-      </w:r>
-      <w:proofErr w:type="spellStart"/>
-      <w:r>
-        <w:t>spec_file</w:t>
-      </w:r>
-      <w:proofErr w:type="spellEnd"/>
-      <w:r>
-        <w:t>’ (filename of the fitted spectrum) to the returned DA struct.</w:t>
-      </w:r>
-    </w:p>
-    <w:p>
-      <w:pPr>
-        <w:numPr>
-          <w:ilvl w:val="1"/>
-          <w:numId w:val="83"/>
-        </w:numPr>
-      </w:pPr>
-      <w:r>
-        <w:t>Calc_da_matrix2</w:t>
-      </w:r>
-    </w:p>
-    <w:p>
-      <w:pPr>
-        <w:numPr>
-          <w:ilvl w:val="2"/>
-          <w:numId w:val="83"/>
-        </w:numPr>
-      </w:pPr>
-      <w:r>
-        <w:t>Adds ‘</w:t>
-      </w:r>
-      <w:proofErr w:type="spellStart"/>
-      <w:r>
-        <w:t>spec_file</w:t>
-      </w:r>
-      <w:proofErr w:type="spellEnd"/>
-      <w:r>
-        <w:t>’ (filename of the fitted spectrum) to the returned DA struct.</w:t>
-      </w:r>
-    </w:p>
-    <w:p>
-      <w:pPr>
-        <w:numPr>
-          <w:ilvl w:val="1"/>
-          <w:numId w:val="83"/>
-        </w:numPr>
-      </w:pPr>
-      <w:proofErr w:type="spellStart"/>
-      <w:r>
-        <w:t>Image_da_preview</w:t>
-      </w:r>
-      <w:proofErr w:type="spellEnd"/>
-    </w:p>
-    <w:p>
-      <w:pPr>
-        <w:numPr>
-          <w:ilvl w:val="2"/>
-          <w:numId w:val="83"/>
-        </w:numPr>
-      </w:pPr>
-      <w:r>
-        <w:t>Now shows ‘version’ and ‘</w:t>
-      </w:r>
-      <w:proofErr w:type="spellStart"/>
-      <w:r>
-        <w:t>spec_file</w:t>
-      </w:r>
-      <w:proofErr w:type="spellEnd"/>
-      <w:r>
-        <w:t xml:space="preserve">’ for a DA matrix file in the </w:t>
-      </w:r>
-      <w:r>
-        <w:rPr>
-          <w:i/>
-          <w:iCs/>
-        </w:rPr>
-        <w:t>File Requester</w:t>
-      </w:r>
-      <w:r>
-        <w:t>, under “Details” in the preview area.</w:t>
-      </w:r>
-    </w:p>
-    <w:p>
-      <w:pPr>
-        <w:numPr>
-          <w:ilvl w:val="1"/>
-          <w:numId w:val="83"/>
-        </w:numPr>
-      </w:pPr>
-      <w:proofErr w:type="spellStart"/>
-      <w:r>
-        <w:t>Gimage</w:t>
-      </w:r>
-      <w:proofErr w:type="spellEnd"/>
-    </w:p>
-    <w:p>
-      <w:pPr>
-        <w:numPr>
-          <w:ilvl w:val="2"/>
-          <w:numId w:val="83"/>
-        </w:numPr>
-      </w:pPr>
-      <w:r>
-        <w:t>New menu “Load DA spectrum for refit” under “Process” to gather original SPEC file and PCM file to refit for a new DA matrix generation.</w:t>
-      </w:r>
-    </w:p>
-    <w:p>
-      <w:pPr>
-        <w:numPr>
-          <w:ilvl w:val="2"/>
-          <w:numId w:val="83"/>
-        </w:numPr>
-      </w:pPr>
-      <w:r>
-        <w:t xml:space="preserve">These are sent top the </w:t>
-      </w:r>
-      <w:r>
-        <w:rPr>
-          <w:i/>
-          <w:iCs/>
-        </w:rPr>
-        <w:t>Spectrum Display</w:t>
-      </w:r>
-      <w:r>
-        <w:t xml:space="preserve"> and </w:t>
-      </w:r>
-      <w:r>
-        <w:rPr>
-          <w:i/>
-          <w:iCs/>
-        </w:rPr>
-        <w:t>Fit Setup</w:t>
-      </w:r>
-      <w:r>
-        <w:t xml:space="preserve"> windows to load the SPEC and PCM files, respectively. A pop-up advises the user what to do next.</w:t>
-      </w:r>
-    </w:p>
-    <w:p>
-      <w:pPr>
-        <w:numPr>
-          <w:ilvl w:val="1"/>
-          <w:numId w:val="83"/>
-        </w:numPr>
-      </w:pPr>
-      <w:proofErr w:type="spellStart"/>
-      <w:r>
-        <w:t>Image_Load_DA_spectrum_refit</w:t>
-      </w:r>
-      <w:proofErr w:type="spellEnd"/>
-    </w:p>
-    <w:p>
-      <w:pPr>
-        <w:numPr>
-          <w:ilvl w:val="2"/>
-          <w:numId w:val="83"/>
-        </w:numPr>
-      </w:pPr>
-      <w:r>
-        <w:t xml:space="preserve">Looks up DA </w:t>
-      </w:r>
-      <w:proofErr w:type="spellStart"/>
-      <w:r>
-        <w:t>spec_file</w:t>
-      </w:r>
-      <w:proofErr w:type="spellEnd"/>
-      <w:r>
-        <w:t xml:space="preserve"> and sends a Notify to </w:t>
-      </w:r>
-      <w:r>
-        <w:rPr>
-          <w:i/>
-          <w:iCs/>
-        </w:rPr>
-        <w:t>Spectrum Display</w:t>
-      </w:r>
-      <w:r>
-        <w:t xml:space="preserve"> to load it.</w:t>
-      </w:r>
-    </w:p>
-    <w:p>
-      <w:pPr>
-        <w:numPr>
-          <w:ilvl w:val="2"/>
-          <w:numId w:val="83"/>
-        </w:numPr>
-      </w:pPr>
-      <w:r>
-        <w:t xml:space="preserve">Looks up the PCM file (starts assuming same name as DA matrix file) and sends a Notify to </w:t>
-      </w:r>
-      <w:r>
-        <w:rPr>
-          <w:i/>
-          <w:iCs/>
-        </w:rPr>
-        <w:t>Fit Setup</w:t>
-      </w:r>
-      <w:r>
-        <w:t xml:space="preserve"> to load it.</w:t>
-      </w:r>
-    </w:p>
-    <w:p>
-      <w:pPr>
-        <w:numPr>
-          <w:ilvl w:val="2"/>
-          <w:numId w:val="83"/>
-        </w:numPr>
-      </w:pPr>
-      <w:r>
-        <w:t>Pops up information instructions for next steps (fit, Generate DA).</w:t>
-      </w:r>
-    </w:p>
-    <w:p>
-      <w:pPr>
-        <w:numPr>
-          <w:ilvl w:val="1"/>
-          <w:numId w:val="83"/>
-        </w:numPr>
-      </w:pPr>
-      <w:proofErr w:type="spellStart"/>
-      <w:r>
-        <w:t>Spectrum_display</w:t>
-      </w:r>
-      <w:proofErr w:type="spellEnd"/>
-    </w:p>
-    <w:p>
-      <w:pPr>
-        <w:numPr>
-          <w:ilvl w:val="2"/>
-          <w:numId w:val="83"/>
-        </w:numPr>
-      </w:pPr>
-      <w:r>
-        <w:t xml:space="preserve">Register these for new </w:t>
-      </w:r>
-      <w:proofErr w:type="spellStart"/>
-      <w:r>
-        <w:t>Notifys</w:t>
-      </w:r>
-      <w:proofErr w:type="spellEnd"/>
-      <w:r>
-        <w:t>: “</w:t>
-      </w:r>
-      <w:r>
-        <w:t>fit-setup-load</w:t>
-      </w:r>
-      <w:r>
-        <w:t>” to pass to ‘</w:t>
-      </w:r>
-      <w:proofErr w:type="spellStart"/>
-      <w:r>
-        <w:t>fit_setup</w:t>
-      </w:r>
-      <w:proofErr w:type="spellEnd"/>
-      <w:r>
-        <w:t>’ and “</w:t>
-      </w:r>
-      <w:r>
-        <w:t>spectrum-load</w:t>
-      </w:r>
-      <w:r>
-        <w:t>” to load a new spectrum.</w:t>
-      </w:r>
-    </w:p>
-    <w:p>
-      <w:pPr>
-        <w:numPr>
-          <w:ilvl w:val="1"/>
-          <w:numId w:val="83"/>
-        </w:numPr>
-      </w:pPr>
-      <w:proofErr w:type="spellStart"/>
-      <w:r>
-        <w:t>OnNotify_Spectrum</w:t>
-      </w:r>
-      <w:proofErr w:type="spellEnd"/>
-    </w:p>
-    <w:p>
-      <w:pPr>
-        <w:numPr>
-          <w:ilvl w:val="2"/>
-          <w:numId w:val="83"/>
-        </w:numPr>
-      </w:pPr>
-      <w:r>
-        <w:t>Responds to a Notify, ‘spectrum-load’ to load a SPEC file.</w:t>
-      </w:r>
-    </w:p>
-    <w:p>
-      <w:pPr>
-        <w:numPr>
-          <w:ilvl w:val="1"/>
-          <w:numId w:val="83"/>
-        </w:numPr>
-      </w:pPr>
-      <w:proofErr w:type="spellStart"/>
-      <w:r>
-        <w:t>Spectrum_load</w:t>
-      </w:r>
-      <w:proofErr w:type="spellEnd"/>
-    </w:p>
-    <w:p>
-      <w:pPr>
-        <w:numPr>
-          <w:ilvl w:val="2"/>
-          <w:numId w:val="83"/>
-        </w:numPr>
-      </w:pPr>
-      <w:r>
-        <w:t>Can pass a filename ‘F1’ now.</w:t>
-      </w:r>
-    </w:p>
-    <w:p>
-      <w:pPr>
-        <w:numPr>
-          <w:ilvl w:val="1"/>
-          <w:numId w:val="83"/>
-        </w:numPr>
-      </w:pPr>
-      <w:proofErr w:type="spellStart"/>
-      <w:r>
-        <w:t>Spec</w:t>
-      </w:r>
-      <w:r>
-        <w:t>trum</w:t>
-      </w:r>
-      <w:r>
-        <w:t>_load_prep</w:t>
-      </w:r>
-      <w:proofErr w:type="spellEnd"/>
-    </w:p>
-    <w:p>
-      <w:pPr>
-        <w:numPr>
-          <w:ilvl w:val="2"/>
-          <w:numId w:val="83"/>
-        </w:numPr>
-      </w:pPr>
-      <w:r>
-        <w:t>If passed ‘F’ is present, use this</w:t>
-      </w:r>
-      <w:r>
-        <w:t xml:space="preserve"> and /</w:t>
-      </w:r>
-      <w:proofErr w:type="spellStart"/>
-      <w:r>
-        <w:t>skip_if_exists</w:t>
-      </w:r>
-      <w:proofErr w:type="spellEnd"/>
-      <w:r>
-        <w:t xml:space="preserve"> in ‘</w:t>
-      </w:r>
-      <w:proofErr w:type="spellStart"/>
-      <w:r>
-        <w:t>file_requester</w:t>
-      </w:r>
-      <w:proofErr w:type="spellEnd"/>
-      <w:r>
-        <w:t>’.</w:t>
-      </w:r>
-    </w:p>
-    <w:p>
-      <w:pPr>
-        <w:numPr>
-          <w:ilvl w:val="1"/>
-          <w:numId w:val="83"/>
-        </w:numPr>
-      </w:pPr>
-      <w:proofErr w:type="spellStart"/>
-      <w:r>
-        <w:t>Fit_setup</w:t>
-      </w:r>
-      <w:proofErr w:type="spellEnd"/>
-    </w:p>
-    <w:p>
-      <w:pPr>
-        <w:numPr>
-          <w:ilvl w:val="2"/>
-          <w:numId w:val="83"/>
-        </w:numPr>
-      </w:pPr>
-      <w:r>
-        <w:t xml:space="preserve">Register this for new </w:t>
-      </w:r>
-      <w:proofErr w:type="spellStart"/>
-      <w:r>
-        <w:t>Notifys</w:t>
-      </w:r>
-      <w:proofErr w:type="spellEnd"/>
-      <w:r>
-        <w:t>: “</w:t>
-      </w:r>
-      <w:r>
-        <w:t>fit-setup-load</w:t>
-      </w:r>
-      <w:r>
-        <w:t>” to load a PCM file.</w:t>
-      </w:r>
-    </w:p>
-    <w:p>
-      <w:pPr>
-        <w:numPr>
-          <w:ilvl w:val="2"/>
-          <w:numId w:val="83"/>
-        </w:numPr>
-      </w:pPr>
-      <w:r>
-        <w:t>Responds to a Notify, ‘fit-setup-load’ to load a PCM.</w:t>
-      </w:r>
-    </w:p>
-    <w:p>
-      <w:pPr>
-        <w:numPr>
-          <w:ilvl w:val="2"/>
-          <w:numId w:val="83"/>
-        </w:numPr>
-      </w:pPr>
-      <w:r>
-        <w:t>After a DA save, it will advise to also save PCM with same name.</w:t>
-      </w:r>
-    </w:p>
-    <w:p>
-      <w:pPr>
-        <w:numPr>
-          <w:ilvl w:val="1"/>
-          <w:numId w:val="83"/>
-        </w:numPr>
-      </w:pPr>
-      <w:proofErr w:type="spellStart"/>
-      <w:r>
-        <w:t>Layer_setup</w:t>
-      </w:r>
-      <w:proofErr w:type="spellEnd"/>
-    </w:p>
-    <w:p>
-      <w:pPr>
-        <w:numPr>
-          <w:ilvl w:val="2"/>
-          <w:numId w:val="83"/>
-        </w:numPr>
-      </w:pPr>
-      <w:r>
-        <w:lastRenderedPageBreak/>
-        <w:t>After a YIELD save, it will advise to also save LCM with same name.</w:t>
-      </w:r>
-    </w:p>
-    <w:p>
-      <w:pPr>
-        <w:numPr>
-          <w:ilvl w:val="1"/>
-          <w:numId w:val="83"/>
-        </w:numPr>
-        <w:rPr>
-          <w:highlight w:val="yellow"/>
-        </w:rPr>
-      </w:pPr>
-      <w:r>
-        <w:rPr>
-          <w:highlight w:val="yellow"/>
-        </w:rPr>
-        <w:t>Version 9.0</w:t>
-      </w:r>
     </w:p>
     <w:p>
       <w:pPr>
         <w:numPr>
           <w:ilvl w:val="0"/>
-          <w:numId w:val="83"/>
-        </w:numPr>
-      </w:pPr>
-      <w:r>
-        <w:t>Standards wizard</w:t>
-      </w:r>
-    </w:p>
-    <w:p>
-      <w:pPr>
-        <w:numPr>
-          <w:ilvl w:val="0"/>
-          <w:numId w:val="81"/>
-        </w:numPr>
-      </w:pPr>
-      <w:r>
-        <w:t xml:space="preserve">If the scan of files comes up with zero “On”, which means not found in “standards.csv”, then pop-up a warning to advise that the “resources” </w:t>
-      </w:r>
-      <w:proofErr w:type="spellStart"/>
-      <w:r>
-        <w:t>dir</w:t>
-      </w:r>
-      <w:proofErr w:type="spellEnd"/>
-      <w:r>
-        <w:t xml:space="preserve"> is probably incorrect.</w:t>
-      </w:r>
-    </w:p>
-    <w:p>
-      <w:pPr>
-        <w:numPr>
-          <w:ilvl w:val="0"/>
-          <w:numId w:val="81"/>
-        </w:numPr>
-      </w:pPr>
-      <w:r>
-        <w:t>Version 9.0</w:t>
-      </w:r>
-    </w:p>
-    <w:p>
-      <w:pPr>
-        <w:numPr>
-          <w:ilvl w:val="0"/>
-          <w:numId w:val="83"/>
-        </w:numPr>
-      </w:pPr>
-      <w:r>
-        <w:t>Depth wizard</w:t>
-      </w:r>
-    </w:p>
-    <w:p>
-      <w:pPr>
-        <w:numPr>
-          <w:ilvl w:val="0"/>
-          <w:numId w:val="81"/>
-        </w:numPr>
-      </w:pPr>
-      <w:r>
-        <w:t>Version 9.0</w:t>
-      </w:r>
-    </w:p>
-    <w:p>
-      <w:pPr>
-        <w:numPr>
-          <w:ilvl w:val="0"/>
-          <w:numId w:val="83"/>
-        </w:numPr>
-      </w:pPr>
-      <w:r>
-        <w:t>GUI Image Hotspots plugin</w:t>
-      </w:r>
-    </w:p>
-    <w:p>
-      <w:pPr>
-        <w:numPr>
-          <w:ilvl w:val="0"/>
-          <w:numId w:val="81"/>
-        </w:numPr>
-      </w:pPr>
-      <w:r>
-        <w:t>Added hotspots separation and extraction plugin</w:t>
-      </w:r>
-    </w:p>
-    <w:p>
-      <w:pPr>
-        <w:pStyle w:val="Heading3"/>
-        <w:rPr>
-          <w:lang w:val="en-AU"/>
-        </w:rPr>
-      </w:pPr>
-      <w:r>
-        <w:rPr>
-          <w:lang w:val="en-AU"/>
-        </w:rPr>
-        <w:t>24 Apr</w:t>
-      </w:r>
-      <w:r>
-        <w:rPr>
-          <w:lang w:val="en-AU"/>
-        </w:rPr>
-        <w:t>, 202</w:t>
-      </w:r>
-      <w:r>
-        <w:rPr>
-          <w:lang w:val="en-AU"/>
-        </w:rPr>
-        <w:t>6</w:t>
-      </w:r>
-    </w:p>
-    <w:p>
-      <w:pPr>
-        <w:numPr>
-          <w:ilvl w:val="0"/>
-          <w:numId w:val="80"/>
-        </w:numPr>
-      </w:pPr>
-      <w:r>
-        <w:t>Main GeoPIXE</w:t>
-      </w:r>
-    </w:p>
-    <w:p>
-      <w:pPr>
-        <w:numPr>
-          <w:ilvl w:val="1"/>
-          <w:numId w:val="80"/>
-        </w:numPr>
-      </w:pPr>
-      <w:r>
-        <w:t>Define</w:t>
-      </w:r>
-    </w:p>
-    <w:p>
-      <w:pPr>
-        <w:numPr>
-          <w:ilvl w:val="2"/>
-          <w:numId w:val="80"/>
-        </w:numPr>
-      </w:pPr>
-      <w:r>
-        <w:t>Image, Stack: Add ‘</w:t>
-      </w:r>
-      <w:proofErr w:type="spellStart"/>
-      <w:r>
-        <w:t>energy_cal_file</w:t>
-      </w:r>
-      <w:proofErr w:type="spellEnd"/>
-      <w:r>
-        <w:t>’</w:t>
-      </w:r>
-    </w:p>
-    <w:p>
-      <w:pPr>
-        <w:numPr>
-          <w:ilvl w:val="1"/>
-          <w:numId w:val="80"/>
-        </w:numPr>
-      </w:pPr>
-      <w:proofErr w:type="spellStart"/>
-      <w:r>
-        <w:t>Write_geopixe_image</w:t>
-      </w:r>
-      <w:proofErr w:type="spellEnd"/>
-    </w:p>
-    <w:p>
-      <w:pPr>
-        <w:numPr>
-          <w:ilvl w:val="2"/>
-          <w:numId w:val="80"/>
-        </w:numPr>
-      </w:pPr>
-      <w:r>
-        <w:t>Version -58</w:t>
-      </w:r>
-    </w:p>
-    <w:p>
-      <w:pPr>
-        <w:numPr>
-          <w:ilvl w:val="2"/>
-          <w:numId w:val="80"/>
-        </w:numPr>
-      </w:pPr>
-      <w:r>
-        <w:t>Write ‘</w:t>
-      </w:r>
-      <w:proofErr w:type="spellStart"/>
-      <w:r>
-        <w:t>energy_cal_file</w:t>
-      </w:r>
-      <w:proofErr w:type="spellEnd"/>
-      <w:r>
-        <w:t xml:space="preserve">’ before </w:t>
-      </w:r>
-      <w:proofErr w:type="spellStart"/>
-      <w:r>
-        <w:t>has_flux</w:t>
-      </w:r>
-      <w:proofErr w:type="spellEnd"/>
-      <w:r>
-        <w:t>, which gets skipped on /header read.</w:t>
-      </w:r>
-    </w:p>
-    <w:p>
-      <w:pPr>
-        <w:numPr>
-          <w:ilvl w:val="1"/>
-          <w:numId w:val="80"/>
-        </w:numPr>
-      </w:pPr>
-      <w:proofErr w:type="spellStart"/>
-      <w:r>
-        <w:t>Read_geopixe_image</w:t>
-      </w:r>
-      <w:proofErr w:type="spellEnd"/>
-    </w:p>
-    <w:p>
-      <w:pPr>
-        <w:numPr>
-          <w:ilvl w:val="2"/>
-          <w:numId w:val="80"/>
-        </w:numPr>
-      </w:pPr>
-      <w:r>
-        <w:t>Cater for version -58</w:t>
-      </w:r>
-    </w:p>
-    <w:p>
-      <w:pPr>
-        <w:numPr>
-          <w:ilvl w:val="2"/>
-          <w:numId w:val="80"/>
-        </w:numPr>
-      </w:pPr>
-      <w:r>
-        <w:t>Read ‘</w:t>
-      </w:r>
-      <w:proofErr w:type="spellStart"/>
-      <w:r>
-        <w:t>energy_cal_file</w:t>
-      </w:r>
-      <w:proofErr w:type="spellEnd"/>
-      <w:r>
-        <w:t xml:space="preserve">’ before </w:t>
-      </w:r>
-      <w:proofErr w:type="spellStart"/>
-      <w:r>
-        <w:t>has_flux</w:t>
-      </w:r>
-      <w:proofErr w:type="spellEnd"/>
-      <w:r>
-        <w:t>.</w:t>
-      </w:r>
-    </w:p>
-    <w:p>
-      <w:pPr>
-        <w:numPr>
-          <w:ilvl w:val="1"/>
-          <w:numId w:val="80"/>
-        </w:numPr>
-      </w:pPr>
-      <w:proofErr w:type="spellStart"/>
-      <w:r>
-        <w:t>Image_detail</w:t>
-      </w:r>
-      <w:proofErr w:type="spellEnd"/>
-    </w:p>
-    <w:p>
-      <w:pPr>
-        <w:numPr>
-          <w:ilvl w:val="2"/>
-          <w:numId w:val="80"/>
-        </w:numPr>
-      </w:pPr>
-      <w:r>
-        <w:t xml:space="preserve">Add energy </w:t>
-      </w:r>
-      <w:proofErr w:type="spellStart"/>
-      <w:r>
-        <w:t>cal</w:t>
-      </w:r>
-      <w:proofErr w:type="spellEnd"/>
-      <w:r>
-        <w:t xml:space="preserve"> file</w:t>
-      </w:r>
-    </w:p>
-    <w:p>
-      <w:pPr>
-        <w:numPr>
-          <w:ilvl w:val="1"/>
-          <w:numId w:val="80"/>
-        </w:numPr>
-      </w:pPr>
-      <w:proofErr w:type="spellStart"/>
-      <w:r>
-        <w:t>Evt</w:t>
-      </w:r>
-      <w:proofErr w:type="spellEnd"/>
-    </w:p>
-    <w:p>
-      <w:pPr>
-        <w:numPr>
-          <w:ilvl w:val="2"/>
-          <w:numId w:val="80"/>
-        </w:numPr>
-      </w:pPr>
-      <w:r>
-        <w:t>Add ‘</w:t>
-      </w:r>
-      <w:proofErr w:type="spellStart"/>
-      <w:r>
-        <w:t>energy_cal_file</w:t>
-      </w:r>
-      <w:proofErr w:type="spellEnd"/>
-      <w:r>
-        <w:t xml:space="preserve">’ to *p. </w:t>
-      </w:r>
-    </w:p>
-    <w:p>
-      <w:pPr>
-        <w:numPr>
-          <w:ilvl w:val="3"/>
-          <w:numId w:val="80"/>
-        </w:numPr>
-      </w:pPr>
-      <w:r>
-        <w:t xml:space="preserve">Set this when “Get” used and </w:t>
-      </w:r>
-      <w:proofErr w:type="spellStart"/>
-      <w:r>
-        <w:t>cal</w:t>
-      </w:r>
-      <w:proofErr w:type="spellEnd"/>
-      <w:r>
-        <w:t xml:space="preserve"> read (‘</w:t>
-      </w:r>
-      <w:proofErr w:type="spellStart"/>
-      <w:r>
-        <w:t>evt_getcal</w:t>
-      </w:r>
-      <w:proofErr w:type="spellEnd"/>
-      <w:r>
-        <w:t>’).</w:t>
-      </w:r>
-    </w:p>
-    <w:p>
-      <w:pPr>
-        <w:numPr>
-          <w:ilvl w:val="3"/>
-          <w:numId w:val="80"/>
-        </w:numPr>
-      </w:pPr>
-      <w:r>
-        <w:t>This also happens via Notify and Wizard actions.</w:t>
-      </w:r>
-    </w:p>
-    <w:p>
-      <w:pPr>
-        <w:numPr>
-          <w:ilvl w:val="2"/>
-          <w:numId w:val="80"/>
-        </w:numPr>
-      </w:pPr>
-      <w:r>
-        <w:t>Set ‘</w:t>
-      </w:r>
-      <w:proofErr w:type="spellStart"/>
-      <w:r>
-        <w:t>energy_cal_file</w:t>
-      </w:r>
-      <w:proofErr w:type="spellEnd"/>
-      <w:r>
-        <w:t>’ from template read (scan modes 0,2)</w:t>
-      </w:r>
-    </w:p>
-    <w:p>
-      <w:pPr>
-        <w:numPr>
-          <w:ilvl w:val="1"/>
-          <w:numId w:val="80"/>
-        </w:numPr>
-      </w:pPr>
-      <w:proofErr w:type="spellStart"/>
-      <w:r>
-        <w:t>Evt_start</w:t>
-      </w:r>
-      <w:proofErr w:type="spellEnd"/>
-    </w:p>
-    <w:p>
-      <w:pPr>
-        <w:numPr>
-          <w:ilvl w:val="2"/>
-          <w:numId w:val="80"/>
-        </w:numPr>
-      </w:pPr>
-      <w:r>
-        <w:t>Copy EVT ‘(*p).</w:t>
-      </w:r>
-      <w:proofErr w:type="spellStart"/>
-      <w:r>
-        <w:t>energy_cal_file</w:t>
-      </w:r>
-      <w:proofErr w:type="spellEnd"/>
-      <w:r>
-        <w:t>’ into new ‘(*pp).</w:t>
-      </w:r>
-      <w:proofErr w:type="spellStart"/>
-      <w:r>
-        <w:t>energy_cal_file</w:t>
-      </w:r>
-      <w:proofErr w:type="spellEnd"/>
-      <w:r>
-        <w:t>’ after ‘</w:t>
-      </w:r>
-      <w:proofErr w:type="spellStart"/>
-      <w:r>
-        <w:t>da_evt</w:t>
-      </w:r>
-      <w:proofErr w:type="spellEnd"/>
-      <w:r>
-        <w:t>’, etc.</w:t>
-      </w:r>
-    </w:p>
-    <w:p>
-      <w:pPr>
-        <w:numPr>
-          <w:ilvl w:val="1"/>
-          <w:numId w:val="80"/>
+          <w:numId w:val="78"/>
         </w:numPr>
         <w:rPr>
           <w:b/>
@@ -1342,11 +470,1093 @@
           <w:bCs/>
           <w:highlight w:val="yellow"/>
         </w:rPr>
+        <w:t>Log file option danger</w:t>
+      </w:r>
+      <w:r>
+        <w:rPr>
+          <w:b/>
+          <w:bCs/>
+        </w:rPr>
+        <w:t xml:space="preserve"> </w:t>
+      </w:r>
+    </w:p>
+    <w:p>
+      <w:pPr>
+        <w:numPr>
+          <w:ilvl w:val="1"/>
+          <w:numId w:val="78"/>
+        </w:numPr>
+      </w:pPr>
+      <w:r>
+        <w:t>If logging to a Log file for cluster mode is disabled (‘Cluster log 0’ in ‘</w:t>
+      </w:r>
+      <w:proofErr w:type="spellStart"/>
+      <w:r>
+        <w:t>geopixe.conf</w:t>
+      </w:r>
+      <w:proofErr w:type="spellEnd"/>
+      <w:r>
+        <w:t xml:space="preserve">’), then any print to the </w:t>
+      </w:r>
+      <w:proofErr w:type="spellStart"/>
+      <w:r>
+        <w:t>stdout</w:t>
+      </w:r>
+      <w:proofErr w:type="spellEnd"/>
+      <w:r>
+        <w:t xml:space="preserve"> that is </w:t>
+      </w:r>
+      <w:r>
+        <w:rPr>
+          <w:u w:val="single"/>
+        </w:rPr>
+        <w:t>not</w:t>
+      </w:r>
+      <w:r>
+        <w:t xml:space="preserve"> handled via ‘</w:t>
+      </w:r>
+      <w:proofErr w:type="spellStart"/>
+      <w:r>
+        <w:t>gprint</w:t>
+      </w:r>
+      <w:proofErr w:type="spellEnd"/>
+      <w:r>
+        <w:t>’ (which catches errors) will cause a fatal error and kill the spawned processes. No error message will be seen, and of course there is no log file to look at.</w:t>
+      </w:r>
+    </w:p>
+    <w:p>
+      <w:pPr>
+        <w:numPr>
+          <w:ilvl w:val="1"/>
+          <w:numId w:val="78"/>
+        </w:numPr>
+      </w:pPr>
+      <w:r>
+        <w:t>If this happens, enable log mode. A helpful trick is to add a prefix to any lines printed by ‘</w:t>
+      </w:r>
+      <w:proofErr w:type="spellStart"/>
+      <w:r>
+        <w:t>gprint</w:t>
+      </w:r>
+      <w:proofErr w:type="spellEnd"/>
+      <w:r>
+        <w:t>’</w:t>
+      </w:r>
+      <w:r>
+        <w:t xml:space="preserve">, so you might identify line printed in the log </w:t>
+      </w:r>
+      <w:r>
+        <w:rPr>
+          <w:u w:val="single"/>
+        </w:rPr>
+        <w:t>not</w:t>
+      </w:r>
+      <w:r>
+        <w:t xml:space="preserve"> by ‘</w:t>
+      </w:r>
+      <w:proofErr w:type="spellStart"/>
+      <w:r>
+        <w:t>gprint</w:t>
+      </w:r>
+      <w:proofErr w:type="spellEnd"/>
+      <w:r>
+        <w:t xml:space="preserve">’. </w:t>
+      </w:r>
+    </w:p>
+    <w:p>
+      <w:pPr>
+        <w:numPr>
+          <w:ilvl w:val="1"/>
+          <w:numId w:val="78"/>
+        </w:numPr>
+      </w:pPr>
+      <w:r>
+        <w:t>Then go looking for where these lines are printed from, and use ‘</w:t>
+      </w:r>
+      <w:proofErr w:type="spellStart"/>
+      <w:r>
+        <w:t>gprint</w:t>
+      </w:r>
+      <w:proofErr w:type="spellEnd"/>
+      <w:r>
+        <w:t>’ there, instead of a simple ‘print’ or ‘help’, etc.</w:t>
+      </w:r>
+    </w:p>
+    <w:p>
+      <w:pPr>
+        <w:numPr>
+          <w:ilvl w:val="1"/>
+          <w:numId w:val="78"/>
+        </w:numPr>
+      </w:pPr>
+      <w:r>
+        <w:t>Disable logging to test that all is now working without error.</w:t>
+      </w:r>
+    </w:p>
+    <w:p>
+      <w:pPr>
+        <w:numPr>
+          <w:ilvl w:val="1"/>
+          <w:numId w:val="78"/>
+        </w:numPr>
+        <w:rPr>
+          <w:highlight w:val="yellow"/>
+        </w:rPr>
+      </w:pPr>
+      <w:r>
+        <w:rPr>
+          <w:highlight w:val="yellow"/>
+        </w:rPr>
+        <w:t>Note: Some device objects may still use ‘print’ and cannot be used with logging disabled.</w:t>
+      </w:r>
+    </w:p>
+    <w:p>
+      <w:pPr>
+        <w:pStyle w:val="Heading3"/>
+        <w:rPr>
+          <w:lang w:val="en-AU"/>
+        </w:rPr>
+      </w:pPr>
+      <w:r>
+        <w:rPr>
+          <w:lang w:val="en-AU"/>
+        </w:rPr>
+        <w:t>12</w:t>
+      </w:r>
+      <w:r>
+        <w:rPr>
+          <w:lang w:val="en-AU"/>
+        </w:rPr>
+        <w:t xml:space="preserve"> May, 2026</w:t>
+      </w:r>
+    </w:p>
+    <w:p>
+      <w:pPr>
+        <w:numPr>
+          <w:ilvl w:val="0"/>
+          <w:numId w:val="84"/>
+        </w:numPr>
+      </w:pPr>
+      <w:r>
+        <w:t>Include all source docx and tables, etc.</w:t>
+      </w:r>
+    </w:p>
+    <w:p>
+      <w:pPr>
+        <w:pStyle w:val="Heading3"/>
+        <w:rPr>
+          <w:lang w:val="en-AU"/>
+        </w:rPr>
+      </w:pPr>
+      <w:r>
+        <w:rPr>
+          <w:lang w:val="en-AU"/>
+        </w:rPr>
+        <w:t>2</w:t>
+      </w:r>
+      <w:r>
+        <w:rPr>
+          <w:lang w:val="en-AU"/>
+        </w:rPr>
+        <w:t>9</w:t>
+      </w:r>
+      <w:r>
+        <w:rPr>
+          <w:lang w:val="en-AU"/>
+        </w:rPr>
+        <w:t xml:space="preserve"> Apr</w:t>
+      </w:r>
+      <w:r>
+        <w:rPr>
+          <w:lang w:val="en-AU"/>
+        </w:rPr>
+        <w:t xml:space="preserve"> - 5 May</w:t>
+      </w:r>
+      <w:r>
+        <w:rPr>
+          <w:lang w:val="en-AU"/>
+        </w:rPr>
+        <w:t>, 202</w:t>
+      </w:r>
+      <w:r>
+        <w:rPr>
+          <w:lang w:val="en-AU"/>
+        </w:rPr>
+        <w:t>6</w:t>
+      </w:r>
+    </w:p>
+    <w:p>
+      <w:pPr>
+        <w:numPr>
+          <w:ilvl w:val="0"/>
+          <w:numId w:val="83"/>
+        </w:numPr>
+      </w:pPr>
+      <w:r>
+        <w:t>Main GeoPIXE</w:t>
+      </w:r>
+    </w:p>
+    <w:p>
+      <w:pPr>
+        <w:numPr>
+          <w:ilvl w:val="1"/>
+          <w:numId w:val="83"/>
+        </w:numPr>
+      </w:pPr>
+      <w:proofErr w:type="spellStart"/>
+      <w:r>
+        <w:t>Read_geopixe_image</w:t>
+      </w:r>
+      <w:proofErr w:type="spellEnd"/>
+    </w:p>
+    <w:p>
+      <w:pPr>
+        <w:numPr>
+          <w:ilvl w:val="2"/>
+          <w:numId w:val="83"/>
+        </w:numPr>
+      </w:pPr>
+      <w:r>
+        <w:t>Read ‘</w:t>
+      </w:r>
+      <w:proofErr w:type="spellStart"/>
+      <w:r>
+        <w:t>energy_cal_file</w:t>
+      </w:r>
+      <w:proofErr w:type="spellEnd"/>
+      <w:r>
+        <w:t>’ was in wrong place. Now before read ‘</w:t>
+      </w:r>
+      <w:proofErr w:type="spellStart"/>
+      <w:r>
+        <w:t>has_flux</w:t>
+      </w:r>
+      <w:proofErr w:type="spellEnd"/>
+      <w:r>
+        <w:t>’.</w:t>
+      </w:r>
+    </w:p>
+    <w:p>
+      <w:pPr>
+        <w:numPr>
+          <w:ilvl w:val="1"/>
+          <w:numId w:val="83"/>
+        </w:numPr>
+      </w:pPr>
+      <w:proofErr w:type="spellStart"/>
+      <w:r>
+        <w:t>Evt_start</w:t>
+      </w:r>
+      <w:proofErr w:type="spellEnd"/>
+    </w:p>
+    <w:p>
+      <w:pPr>
+        <w:numPr>
+          <w:ilvl w:val="2"/>
+          <w:numId w:val="83"/>
+        </w:numPr>
+      </w:pPr>
+      <w:r>
+        <w:t>Remove (*pp).</w:t>
+      </w:r>
+      <w:proofErr w:type="spellStart"/>
+      <w:r>
+        <w:t>energy_cal_file</w:t>
+      </w:r>
+      <w:proofErr w:type="spellEnd"/>
+      <w:r>
+        <w:t xml:space="preserve"> setting after sort. </w:t>
+      </w:r>
+    </w:p>
+    <w:p>
+      <w:pPr>
+        <w:numPr>
+          <w:ilvl w:val="2"/>
+          <w:numId w:val="83"/>
+        </w:numPr>
+      </w:pPr>
+      <w:r>
+        <w:t>It needs to be passed to sort routines as an arg.</w:t>
+      </w:r>
+    </w:p>
+    <w:p>
+      <w:pPr>
+        <w:numPr>
+          <w:ilvl w:val="2"/>
+          <w:numId w:val="83"/>
+        </w:numPr>
+      </w:pPr>
+      <w:r>
+        <w:t xml:space="preserve">Fixed for </w:t>
+      </w:r>
+      <w:r>
+        <w:t xml:space="preserve">calls to </w:t>
+      </w:r>
+      <w:proofErr w:type="spellStart"/>
+      <w:r>
+        <w:t>da_evt</w:t>
+      </w:r>
+      <w:proofErr w:type="spellEnd"/>
+      <w:r>
+        <w:t xml:space="preserve">, </w:t>
+      </w:r>
+      <w:proofErr w:type="spellStart"/>
+      <w:r>
+        <w:t>cut_avt</w:t>
+      </w:r>
+      <w:proofErr w:type="spellEnd"/>
+      <w:r>
+        <w:t xml:space="preserve">, </w:t>
+      </w:r>
+      <w:proofErr w:type="spellStart"/>
+      <w:r>
+        <w:t>cube_evt</w:t>
+      </w:r>
+      <w:proofErr w:type="spellEnd"/>
+      <w:r>
+        <w:t xml:space="preserve">, </w:t>
+      </w:r>
+      <w:r>
+        <w:t xml:space="preserve">da_xstep_evt2, </w:t>
+      </w:r>
+      <w:proofErr w:type="spellStart"/>
+      <w:r>
+        <w:t>cut_xstep_evt</w:t>
+      </w:r>
+      <w:proofErr w:type="spellEnd"/>
+      <w:r>
+        <w:t xml:space="preserve">, </w:t>
+      </w:r>
+      <w:proofErr w:type="spellStart"/>
+      <w:r>
+        <w:t>xanes_da_evt</w:t>
+      </w:r>
+      <w:proofErr w:type="spellEnd"/>
+      <w:r>
+        <w:t xml:space="preserve">, </w:t>
+      </w:r>
+      <w:proofErr w:type="spellStart"/>
+      <w:r>
+        <w:t>xanes_single_da_evt</w:t>
+      </w:r>
+      <w:proofErr w:type="spellEnd"/>
+      <w:r>
+        <w:t xml:space="preserve">, </w:t>
+      </w:r>
+      <w:proofErr w:type="spellStart"/>
+      <w:r>
+        <w:t>da_evt_stack</w:t>
+      </w:r>
+      <w:proofErr w:type="spellEnd"/>
+      <w:r>
+        <w:t xml:space="preserve">, </w:t>
+      </w:r>
+      <w:proofErr w:type="spellStart"/>
+      <w:r>
+        <w:t>da_evt_tomo</w:t>
+      </w:r>
+      <w:proofErr w:type="spellEnd"/>
+    </w:p>
+    <w:p>
+      <w:pPr>
+        <w:numPr>
+          <w:ilvl w:val="1"/>
+          <w:numId w:val="83"/>
+        </w:numPr>
+      </w:pPr>
+      <w:proofErr w:type="spellStart"/>
+      <w:r>
+        <w:t>Da_evt</w:t>
+      </w:r>
+      <w:proofErr w:type="spellEnd"/>
+      <w:r>
+        <w:t>, _</w:t>
+      </w:r>
+      <w:proofErr w:type="spellStart"/>
+      <w:r>
+        <w:t>avt</w:t>
+      </w:r>
+      <w:proofErr w:type="spellEnd"/>
+      <w:r>
+        <w:t xml:space="preserve">, </w:t>
+      </w:r>
+      <w:proofErr w:type="spellStart"/>
+      <w:r>
+        <w:t>cube_evt</w:t>
+      </w:r>
+      <w:proofErr w:type="spellEnd"/>
+      <w:r>
+        <w:t>,</w:t>
+      </w:r>
+      <w:r>
+        <w:t xml:space="preserve"> da_xstep_evt2, </w:t>
+      </w:r>
+      <w:proofErr w:type="spellStart"/>
+      <w:r>
+        <w:t>cut_xstep_evt</w:t>
+      </w:r>
+      <w:proofErr w:type="spellEnd"/>
+      <w:r>
+        <w:t xml:space="preserve">, </w:t>
+      </w:r>
+      <w:proofErr w:type="spellStart"/>
+      <w:r>
+        <w:t>xanes_da_evt</w:t>
+      </w:r>
+      <w:proofErr w:type="spellEnd"/>
+      <w:r>
+        <w:t xml:space="preserve">, </w:t>
+      </w:r>
+      <w:proofErr w:type="spellStart"/>
+      <w:r>
+        <w:t>xanes_single_da_evt</w:t>
+      </w:r>
+      <w:proofErr w:type="spellEnd"/>
+      <w:r>
+        <w:t xml:space="preserve">, </w:t>
+      </w:r>
+      <w:proofErr w:type="spellStart"/>
+      <w:r>
+        <w:t>da_evt_stack</w:t>
+      </w:r>
+      <w:proofErr w:type="spellEnd"/>
+      <w:r>
+        <w:t xml:space="preserve">, </w:t>
+      </w:r>
+      <w:proofErr w:type="spellStart"/>
+      <w:r>
+        <w:t>da_evt_tomo</w:t>
+      </w:r>
+      <w:proofErr w:type="spellEnd"/>
+    </w:p>
+    <w:p>
+      <w:pPr>
+        <w:numPr>
+          <w:ilvl w:val="2"/>
+          <w:numId w:val="83"/>
+        </w:numPr>
+      </w:pPr>
+      <w:r>
+        <w:lastRenderedPageBreak/>
+        <w:t xml:space="preserve">Add </w:t>
+      </w:r>
+      <w:proofErr w:type="spellStart"/>
+      <w:r>
+        <w:t>arg</w:t>
+      </w:r>
+      <w:proofErr w:type="spellEnd"/>
+      <w:r>
+        <w:t xml:space="preserve"> for ‘</w:t>
+      </w:r>
+      <w:proofErr w:type="spellStart"/>
+      <w:r>
+        <w:t>energy_cal_file</w:t>
+      </w:r>
+      <w:proofErr w:type="spellEnd"/>
+      <w:r>
+        <w:t>’</w:t>
+      </w:r>
+      <w:r>
+        <w:t xml:space="preserve"> and pass to ‘image’ struct.</w:t>
+      </w:r>
+    </w:p>
+    <w:p>
+      <w:pPr>
+        <w:numPr>
+          <w:ilvl w:val="1"/>
+          <w:numId w:val="83"/>
+        </w:numPr>
+      </w:pPr>
+      <w:proofErr w:type="spellStart"/>
+      <w:r>
+        <w:t>Write_da</w:t>
+      </w:r>
+      <w:proofErr w:type="spellEnd"/>
+      <w:r>
+        <w:t xml:space="preserve">, </w:t>
+      </w:r>
+      <w:proofErr w:type="spellStart"/>
+      <w:r>
+        <w:t>read_da</w:t>
+      </w:r>
+      <w:proofErr w:type="spellEnd"/>
+      <w:r>
+        <w:t xml:space="preserve">, </w:t>
+      </w:r>
+      <w:proofErr w:type="spellStart"/>
+      <w:r>
+        <w:t>read_da_matrix</w:t>
+      </w:r>
+      <w:proofErr w:type="spellEnd"/>
+    </w:p>
+    <w:p>
+      <w:pPr>
+        <w:numPr>
+          <w:ilvl w:val="2"/>
+          <w:numId w:val="83"/>
+        </w:numPr>
+      </w:pPr>
+      <w:r>
+        <w:t>Now version -10</w:t>
+      </w:r>
+    </w:p>
+    <w:p>
+      <w:pPr>
+        <w:numPr>
+          <w:ilvl w:val="2"/>
+          <w:numId w:val="83"/>
+        </w:numPr>
+      </w:pPr>
+      <w:r>
+        <w:t>Adds ‘</w:t>
+      </w:r>
+      <w:proofErr w:type="spellStart"/>
+      <w:r>
+        <w:t>spec_file</w:t>
+      </w:r>
+      <w:proofErr w:type="spellEnd"/>
+      <w:r>
+        <w:t>’ (filename of the fitted spectrum) to the returned DA struct.</w:t>
+      </w:r>
+    </w:p>
+    <w:p>
+      <w:pPr>
+        <w:numPr>
+          <w:ilvl w:val="1"/>
+          <w:numId w:val="83"/>
+        </w:numPr>
+      </w:pPr>
+      <w:r>
+        <w:t>Calc_da_matrix2</w:t>
+      </w:r>
+    </w:p>
+    <w:p>
+      <w:pPr>
+        <w:numPr>
+          <w:ilvl w:val="2"/>
+          <w:numId w:val="83"/>
+        </w:numPr>
+      </w:pPr>
+      <w:r>
+        <w:t>Adds ‘</w:t>
+      </w:r>
+      <w:proofErr w:type="spellStart"/>
+      <w:r>
+        <w:t>spec_file</w:t>
+      </w:r>
+      <w:proofErr w:type="spellEnd"/>
+      <w:r>
+        <w:t>’ (filename of the fitted spectrum) to the returned DA struct.</w:t>
+      </w:r>
+    </w:p>
+    <w:p>
+      <w:pPr>
+        <w:numPr>
+          <w:ilvl w:val="1"/>
+          <w:numId w:val="83"/>
+        </w:numPr>
+      </w:pPr>
+      <w:proofErr w:type="spellStart"/>
+      <w:r>
+        <w:t>Image_da_preview</w:t>
+      </w:r>
+      <w:proofErr w:type="spellEnd"/>
+    </w:p>
+    <w:p>
+      <w:pPr>
+        <w:numPr>
+          <w:ilvl w:val="2"/>
+          <w:numId w:val="83"/>
+        </w:numPr>
+      </w:pPr>
+      <w:r>
+        <w:t>Now shows ‘version’ and ‘</w:t>
+      </w:r>
+      <w:proofErr w:type="spellStart"/>
+      <w:r>
+        <w:t>spec_file</w:t>
+      </w:r>
+      <w:proofErr w:type="spellEnd"/>
+      <w:r>
+        <w:t xml:space="preserve">’ for a DA matrix file in the </w:t>
+      </w:r>
+      <w:r>
+        <w:rPr>
+          <w:i/>
+          <w:iCs/>
+        </w:rPr>
+        <w:t>File Requester</w:t>
+      </w:r>
+      <w:r>
+        <w:t>, under “Details” in the preview area.</w:t>
+      </w:r>
+    </w:p>
+    <w:p>
+      <w:pPr>
+        <w:numPr>
+          <w:ilvl w:val="1"/>
+          <w:numId w:val="83"/>
+        </w:numPr>
+      </w:pPr>
+      <w:proofErr w:type="spellStart"/>
+      <w:r>
+        <w:t>Gimage</w:t>
+      </w:r>
+      <w:proofErr w:type="spellEnd"/>
+    </w:p>
+    <w:p>
+      <w:pPr>
+        <w:numPr>
+          <w:ilvl w:val="2"/>
+          <w:numId w:val="83"/>
+        </w:numPr>
+      </w:pPr>
+      <w:r>
+        <w:t>New menu “Load DA spectrum for refit” under “Process” to gather original SPEC file and PCM file to refit for a new DA matrix generation.</w:t>
+      </w:r>
+    </w:p>
+    <w:p>
+      <w:pPr>
+        <w:numPr>
+          <w:ilvl w:val="2"/>
+          <w:numId w:val="83"/>
+        </w:numPr>
+      </w:pPr>
+      <w:r>
+        <w:t xml:space="preserve">These are sent top the </w:t>
+      </w:r>
+      <w:r>
+        <w:rPr>
+          <w:i/>
+          <w:iCs/>
+        </w:rPr>
+        <w:t>Spectrum Display</w:t>
+      </w:r>
+      <w:r>
+        <w:t xml:space="preserve"> and </w:t>
+      </w:r>
+      <w:r>
+        <w:rPr>
+          <w:i/>
+          <w:iCs/>
+        </w:rPr>
+        <w:t>Fit Setup</w:t>
+      </w:r>
+      <w:r>
+        <w:t xml:space="preserve"> windows to load the SPEC and PCM files, respectively. A pop-up advises the user what to do next.</w:t>
+      </w:r>
+    </w:p>
+    <w:p>
+      <w:pPr>
+        <w:numPr>
+          <w:ilvl w:val="1"/>
+          <w:numId w:val="83"/>
+        </w:numPr>
+      </w:pPr>
+      <w:proofErr w:type="spellStart"/>
+      <w:r>
+        <w:t>Image_Load_DA_spectrum_refit</w:t>
+      </w:r>
+      <w:proofErr w:type="spellEnd"/>
+    </w:p>
+    <w:p>
+      <w:pPr>
+        <w:numPr>
+          <w:ilvl w:val="2"/>
+          <w:numId w:val="83"/>
+        </w:numPr>
+      </w:pPr>
+      <w:r>
+        <w:t xml:space="preserve">Looks up DA </w:t>
+      </w:r>
+      <w:proofErr w:type="spellStart"/>
+      <w:r>
+        <w:t>spec_file</w:t>
+      </w:r>
+      <w:proofErr w:type="spellEnd"/>
+      <w:r>
+        <w:t xml:space="preserve"> and sends a Notify to </w:t>
+      </w:r>
+      <w:r>
+        <w:rPr>
+          <w:i/>
+          <w:iCs/>
+        </w:rPr>
+        <w:t>Spectrum Display</w:t>
+      </w:r>
+      <w:r>
+        <w:t xml:space="preserve"> to load it.</w:t>
+      </w:r>
+    </w:p>
+    <w:p>
+      <w:pPr>
+        <w:numPr>
+          <w:ilvl w:val="2"/>
+          <w:numId w:val="83"/>
+        </w:numPr>
+      </w:pPr>
+      <w:r>
+        <w:t xml:space="preserve">Looks up the PCM file (starts assuming same name as DA matrix file) and sends a Notify to </w:t>
+      </w:r>
+      <w:r>
+        <w:rPr>
+          <w:i/>
+          <w:iCs/>
+        </w:rPr>
+        <w:t>Fit Setup</w:t>
+      </w:r>
+      <w:r>
+        <w:t xml:space="preserve"> to load it.</w:t>
+      </w:r>
+    </w:p>
+    <w:p>
+      <w:pPr>
+        <w:numPr>
+          <w:ilvl w:val="2"/>
+          <w:numId w:val="83"/>
+        </w:numPr>
+      </w:pPr>
+      <w:r>
+        <w:t>Pops up information instructions for next steps (fit, Generate DA).</w:t>
+      </w:r>
+    </w:p>
+    <w:p>
+      <w:pPr>
+        <w:numPr>
+          <w:ilvl w:val="1"/>
+          <w:numId w:val="83"/>
+        </w:numPr>
+      </w:pPr>
+      <w:proofErr w:type="spellStart"/>
+      <w:r>
+        <w:t>Spectrum_display</w:t>
+      </w:r>
+      <w:proofErr w:type="spellEnd"/>
+    </w:p>
+    <w:p>
+      <w:pPr>
+        <w:numPr>
+          <w:ilvl w:val="2"/>
+          <w:numId w:val="83"/>
+        </w:numPr>
+      </w:pPr>
+      <w:r>
+        <w:t xml:space="preserve">Register these for new </w:t>
+      </w:r>
+      <w:proofErr w:type="spellStart"/>
+      <w:r>
+        <w:t>Notifys</w:t>
+      </w:r>
+      <w:proofErr w:type="spellEnd"/>
+      <w:r>
+        <w:t>: “</w:t>
+      </w:r>
+      <w:r>
+        <w:t>fit-setup-load</w:t>
+      </w:r>
+      <w:r>
+        <w:t>” to pass to ‘</w:t>
+      </w:r>
+      <w:proofErr w:type="spellStart"/>
+      <w:r>
+        <w:t>fit_setup</w:t>
+      </w:r>
+      <w:proofErr w:type="spellEnd"/>
+      <w:r>
+        <w:t>’ and “</w:t>
+      </w:r>
+      <w:r>
+        <w:t>spectrum-load</w:t>
+      </w:r>
+      <w:r>
+        <w:t>” to load a new spectrum.</w:t>
+      </w:r>
+    </w:p>
+    <w:p>
+      <w:pPr>
+        <w:numPr>
+          <w:ilvl w:val="1"/>
+          <w:numId w:val="83"/>
+        </w:numPr>
+      </w:pPr>
+      <w:proofErr w:type="spellStart"/>
+      <w:r>
+        <w:t>OnNotify_Spectrum</w:t>
+      </w:r>
+      <w:proofErr w:type="spellEnd"/>
+    </w:p>
+    <w:p>
+      <w:pPr>
+        <w:numPr>
+          <w:ilvl w:val="2"/>
+          <w:numId w:val="83"/>
+        </w:numPr>
+      </w:pPr>
+      <w:r>
+        <w:t>Responds to a Notify, ‘spectrum-load’ to load a SPEC file.</w:t>
+      </w:r>
+    </w:p>
+    <w:p>
+      <w:pPr>
+        <w:numPr>
+          <w:ilvl w:val="1"/>
+          <w:numId w:val="83"/>
+        </w:numPr>
+      </w:pPr>
+      <w:proofErr w:type="spellStart"/>
+      <w:r>
+        <w:t>Spectrum_load</w:t>
+      </w:r>
+      <w:proofErr w:type="spellEnd"/>
+    </w:p>
+    <w:p>
+      <w:pPr>
+        <w:numPr>
+          <w:ilvl w:val="2"/>
+          <w:numId w:val="83"/>
+        </w:numPr>
+      </w:pPr>
+      <w:r>
+        <w:t>Can pass a filename ‘F1’ now.</w:t>
+      </w:r>
+    </w:p>
+    <w:p>
+      <w:pPr>
+        <w:numPr>
+          <w:ilvl w:val="1"/>
+          <w:numId w:val="83"/>
+        </w:numPr>
+      </w:pPr>
+      <w:proofErr w:type="spellStart"/>
+      <w:r>
+        <w:t>Spec</w:t>
+      </w:r>
+      <w:r>
+        <w:t>trum</w:t>
+      </w:r>
+      <w:r>
+        <w:t>_load_prep</w:t>
+      </w:r>
+      <w:proofErr w:type="spellEnd"/>
+    </w:p>
+    <w:p>
+      <w:pPr>
+        <w:numPr>
+          <w:ilvl w:val="2"/>
+          <w:numId w:val="83"/>
+        </w:numPr>
+      </w:pPr>
+      <w:r>
+        <w:t>If passed ‘F’ is present, use this</w:t>
+      </w:r>
+      <w:r>
+        <w:t xml:space="preserve"> and /</w:t>
+      </w:r>
+      <w:proofErr w:type="spellStart"/>
+      <w:r>
+        <w:t>skip_if_exists</w:t>
+      </w:r>
+      <w:proofErr w:type="spellEnd"/>
+      <w:r>
+        <w:t xml:space="preserve"> in ‘</w:t>
+      </w:r>
+      <w:proofErr w:type="spellStart"/>
+      <w:r>
+        <w:t>file_requester</w:t>
+      </w:r>
+      <w:proofErr w:type="spellEnd"/>
+      <w:r>
+        <w:t>’.</w:t>
+      </w:r>
+    </w:p>
+    <w:p>
+      <w:pPr>
+        <w:numPr>
+          <w:ilvl w:val="1"/>
+          <w:numId w:val="83"/>
+        </w:numPr>
+      </w:pPr>
+      <w:proofErr w:type="spellStart"/>
+      <w:r>
+        <w:t>Fit_setup</w:t>
+      </w:r>
+      <w:proofErr w:type="spellEnd"/>
+    </w:p>
+    <w:p>
+      <w:pPr>
+        <w:numPr>
+          <w:ilvl w:val="2"/>
+          <w:numId w:val="83"/>
+        </w:numPr>
+      </w:pPr>
+      <w:r>
+        <w:t xml:space="preserve">Register this for new </w:t>
+      </w:r>
+      <w:proofErr w:type="spellStart"/>
+      <w:r>
+        <w:t>Notifys</w:t>
+      </w:r>
+      <w:proofErr w:type="spellEnd"/>
+      <w:r>
+        <w:t>: “</w:t>
+      </w:r>
+      <w:r>
+        <w:t>fit-setup-load</w:t>
+      </w:r>
+      <w:r>
+        <w:t>” to load a PCM file.</w:t>
+      </w:r>
+    </w:p>
+    <w:p>
+      <w:pPr>
+        <w:numPr>
+          <w:ilvl w:val="2"/>
+          <w:numId w:val="83"/>
+        </w:numPr>
+      </w:pPr>
+      <w:r>
+        <w:t>Responds to a Notify, ‘fit-setup-load’ to load a PCM.</w:t>
+      </w:r>
+    </w:p>
+    <w:p>
+      <w:pPr>
+        <w:numPr>
+          <w:ilvl w:val="2"/>
+          <w:numId w:val="83"/>
+        </w:numPr>
+      </w:pPr>
+      <w:r>
+        <w:t>After a DA save, it will advise to also save PCM with same name.</w:t>
+      </w:r>
+    </w:p>
+    <w:p>
+      <w:pPr>
+        <w:numPr>
+          <w:ilvl w:val="1"/>
+          <w:numId w:val="83"/>
+        </w:numPr>
+      </w:pPr>
+      <w:proofErr w:type="spellStart"/>
+      <w:r>
+        <w:t>Layer_setup</w:t>
+      </w:r>
+      <w:proofErr w:type="spellEnd"/>
+    </w:p>
+    <w:p>
+      <w:pPr>
+        <w:numPr>
+          <w:ilvl w:val="2"/>
+          <w:numId w:val="83"/>
+        </w:numPr>
+      </w:pPr>
+      <w:r>
+        <w:t>After a YIELD save, it will advise to also save LCM with same name.</w:t>
+      </w:r>
+    </w:p>
+    <w:p>
+      <w:pPr>
+        <w:numPr>
+          <w:ilvl w:val="1"/>
+          <w:numId w:val="83"/>
+        </w:numPr>
+        <w:rPr>
+          <w:highlight w:val="yellow"/>
+        </w:rPr>
+      </w:pPr>
+      <w:r>
+        <w:rPr>
+          <w:highlight w:val="yellow"/>
+        </w:rPr>
         <w:t>Version 9.0</w:t>
       </w:r>
     </w:p>
     <w:p>
       <w:pPr>
+        <w:numPr>
+          <w:ilvl w:val="0"/>
+          <w:numId w:val="83"/>
+        </w:numPr>
+      </w:pPr>
+      <w:r>
+        <w:t>Standards wizard</w:t>
+      </w:r>
+    </w:p>
+    <w:p>
+      <w:pPr>
+        <w:numPr>
+          <w:ilvl w:val="0"/>
+          <w:numId w:val="81"/>
+        </w:numPr>
+      </w:pPr>
+      <w:r>
+        <w:t xml:space="preserve">If the scan of files comes up with zero “On”, which means not found in “standards.csv”, then pop-up a warning to advise that the “resources” </w:t>
+      </w:r>
+      <w:proofErr w:type="spellStart"/>
+      <w:r>
+        <w:t>dir</w:t>
+      </w:r>
+      <w:proofErr w:type="spellEnd"/>
+      <w:r>
+        <w:t xml:space="preserve"> is probably incorrect.</w:t>
+      </w:r>
+    </w:p>
+    <w:p>
+      <w:pPr>
+        <w:numPr>
+          <w:ilvl w:val="0"/>
+          <w:numId w:val="81"/>
+        </w:numPr>
+      </w:pPr>
+      <w:r>
+        <w:t>Version 9.0</w:t>
+      </w:r>
+    </w:p>
+    <w:p>
+      <w:pPr>
+        <w:numPr>
+          <w:ilvl w:val="0"/>
+          <w:numId w:val="83"/>
+        </w:numPr>
+      </w:pPr>
+      <w:r>
+        <w:t>Depth wizard</w:t>
+      </w:r>
+    </w:p>
+    <w:p>
+      <w:pPr>
+        <w:numPr>
+          <w:ilvl w:val="0"/>
+          <w:numId w:val="81"/>
+        </w:numPr>
+      </w:pPr>
+      <w:r>
+        <w:t>Version 9.0</w:t>
+      </w:r>
+    </w:p>
+    <w:p>
+      <w:pPr>
+        <w:numPr>
+          <w:ilvl w:val="0"/>
+          <w:numId w:val="83"/>
+        </w:numPr>
+      </w:pPr>
+      <w:r>
+        <w:t>GUI Image Hotspots plugin</w:t>
+      </w:r>
+    </w:p>
+    <w:p>
+      <w:pPr>
+        <w:numPr>
+          <w:ilvl w:val="0"/>
+          <w:numId w:val="81"/>
+        </w:numPr>
+      </w:pPr>
+      <w:r>
+        <w:t>Added hotspots separation and extraction plugin</w:t>
+      </w:r>
+    </w:p>
+    <w:p>
+      <w:pPr>
         <w:pStyle w:val="Heading3"/>
         <w:rPr>
           <w:lang w:val="en-AU"/>
@@ -1356,24 +1566,18 @@
         <w:rPr>
           <w:lang w:val="en-AU"/>
         </w:rPr>
-        <w:t>22</w:t>
+        <w:t>24 Apr</w:t>
       </w:r>
       <w:r>
         <w:rPr>
           <w:lang w:val="en-AU"/>
         </w:rPr>
-        <w:t xml:space="preserve"> Apr</w:t>
+        <w:t>, 202</w:t>
       </w:r>
       <w:r>
         <w:rPr>
           <w:lang w:val="en-AU"/>
         </w:rPr>
-        <w:t>, 202</w:t>
-      </w:r>
-      <w:r>
-        <w:rPr>
-          <w:lang w:val="en-AU"/>
-        </w:rPr>
         <w:t>6</w:t>
       </w:r>
     </w:p>
@@ -1381,7 +1585,7 @@
       <w:pPr>
         <w:numPr>
           <w:ilvl w:val="0"/>
-          <w:numId w:val="75"/>
+          <w:numId w:val="80"/>
         </w:numPr>
       </w:pPr>
       <w:r>
@@ -1392,7 +1596,172 @@
       <w:pPr>
         <w:numPr>
           <w:ilvl w:val="1"/>
-          <w:numId w:val="75"/>
+          <w:numId w:val="80"/>
+        </w:numPr>
+      </w:pPr>
+      <w:r>
+        <w:t>Define</w:t>
+      </w:r>
+    </w:p>
+    <w:p>
+      <w:pPr>
+        <w:numPr>
+          <w:ilvl w:val="2"/>
+          <w:numId w:val="80"/>
+        </w:numPr>
+      </w:pPr>
+      <w:r>
+        <w:t>Image, Stack: Add ‘</w:t>
+      </w:r>
+      <w:proofErr w:type="spellStart"/>
+      <w:r>
+        <w:t>energy_cal_file</w:t>
+      </w:r>
+      <w:proofErr w:type="spellEnd"/>
+      <w:r>
+        <w:t>’</w:t>
+      </w:r>
+    </w:p>
+    <w:p>
+      <w:pPr>
+        <w:numPr>
+          <w:ilvl w:val="1"/>
+          <w:numId w:val="80"/>
+        </w:numPr>
+      </w:pPr>
+      <w:proofErr w:type="spellStart"/>
+      <w:r>
+        <w:t>Write_geopixe_image</w:t>
+      </w:r>
+      <w:proofErr w:type="spellEnd"/>
+    </w:p>
+    <w:p>
+      <w:pPr>
+        <w:numPr>
+          <w:ilvl w:val="2"/>
+          <w:numId w:val="80"/>
+        </w:numPr>
+      </w:pPr>
+      <w:r>
+        <w:t>Version -58</w:t>
+      </w:r>
+    </w:p>
+    <w:p>
+      <w:pPr>
+        <w:numPr>
+          <w:ilvl w:val="2"/>
+          <w:numId w:val="80"/>
+        </w:numPr>
+      </w:pPr>
+      <w:r>
+        <w:t>Write ‘</w:t>
+      </w:r>
+      <w:proofErr w:type="spellStart"/>
+      <w:r>
+        <w:t>energy_cal_file</w:t>
+      </w:r>
+      <w:proofErr w:type="spellEnd"/>
+      <w:r>
+        <w:t xml:space="preserve">’ before </w:t>
+      </w:r>
+      <w:proofErr w:type="spellStart"/>
+      <w:r>
+        <w:t>has_flux</w:t>
+      </w:r>
+      <w:proofErr w:type="spellEnd"/>
+      <w:r>
+        <w:t>, which gets skipped on /header read.</w:t>
+      </w:r>
+    </w:p>
+    <w:p>
+      <w:pPr>
+        <w:numPr>
+          <w:ilvl w:val="1"/>
+          <w:numId w:val="80"/>
+        </w:numPr>
+      </w:pPr>
+      <w:proofErr w:type="spellStart"/>
+      <w:r>
+        <w:t>Read_geopixe_image</w:t>
+      </w:r>
+      <w:proofErr w:type="spellEnd"/>
+    </w:p>
+    <w:p>
+      <w:pPr>
+        <w:numPr>
+          <w:ilvl w:val="2"/>
+          <w:numId w:val="80"/>
+        </w:numPr>
+      </w:pPr>
+      <w:r>
+        <w:t>Cater for version -58</w:t>
+      </w:r>
+    </w:p>
+    <w:p>
+      <w:pPr>
+        <w:numPr>
+          <w:ilvl w:val="2"/>
+          <w:numId w:val="80"/>
+        </w:numPr>
+      </w:pPr>
+      <w:r>
+        <w:lastRenderedPageBreak/>
+        <w:t>Read ‘</w:t>
+      </w:r>
+      <w:proofErr w:type="spellStart"/>
+      <w:r>
+        <w:t>energy_cal_file</w:t>
+      </w:r>
+      <w:proofErr w:type="spellEnd"/>
+      <w:r>
+        <w:t xml:space="preserve">’ before </w:t>
+      </w:r>
+      <w:proofErr w:type="spellStart"/>
+      <w:r>
+        <w:t>has_flux</w:t>
+      </w:r>
+      <w:proofErr w:type="spellEnd"/>
+      <w:r>
+        <w:t>.</w:t>
+      </w:r>
+    </w:p>
+    <w:p>
+      <w:pPr>
+        <w:numPr>
+          <w:ilvl w:val="1"/>
+          <w:numId w:val="80"/>
+        </w:numPr>
+      </w:pPr>
+      <w:proofErr w:type="spellStart"/>
+      <w:r>
+        <w:t>Image_detail</w:t>
+      </w:r>
+      <w:proofErr w:type="spellEnd"/>
+    </w:p>
+    <w:p>
+      <w:pPr>
+        <w:numPr>
+          <w:ilvl w:val="2"/>
+          <w:numId w:val="80"/>
+        </w:numPr>
+      </w:pPr>
+      <w:r>
+        <w:t xml:space="preserve">Add energy </w:t>
+      </w:r>
+      <w:proofErr w:type="spellStart"/>
+      <w:r>
+        <w:t>cal</w:t>
+      </w:r>
+      <w:proofErr w:type="spellEnd"/>
+      <w:r>
+        <w:t xml:space="preserve"> file</w:t>
+      </w:r>
+    </w:p>
+    <w:p>
+      <w:pPr>
+        <w:numPr>
+          <w:ilvl w:val="1"/>
+          <w:numId w:val="80"/>
         </w:numPr>
       </w:pPr>
       <w:proofErr w:type="spellStart"/>
@@ -1405,177 +1774,378 @@
       <w:pPr>
         <w:numPr>
           <w:ilvl w:val="2"/>
-          <w:numId w:val="75"/>
-        </w:numPr>
-      </w:pPr>
-      <w:r>
-        <w:t xml:space="preserve">Wizard action notify ‘sort-image’ was missing setting these parameters passed in </w:t>
-      </w:r>
-      <w:proofErr w:type="spellStart"/>
-      <w:r>
-        <w:t>pdata</w:t>
-      </w:r>
-      <w:proofErr w:type="spellEnd"/>
-      <w:r>
-        <w:t>, now added:</w:t>
+          <w:numId w:val="80"/>
+        </w:numPr>
+      </w:pPr>
+      <w:r>
+        <w:t>Add ‘</w:t>
+      </w:r>
+      <w:proofErr w:type="spellStart"/>
+      <w:r>
+        <w:t>energy_cal_file</w:t>
+      </w:r>
+      <w:proofErr w:type="spellEnd"/>
+      <w:r>
+        <w:t xml:space="preserve">’ to *p. </w:t>
       </w:r>
     </w:p>
     <w:p>
       <w:pPr>
         <w:numPr>
           <w:ilvl w:val="3"/>
-          <w:numId w:val="75"/>
-        </w:numPr>
-      </w:pPr>
-      <w:proofErr w:type="spellStart"/>
-      <w:r>
-        <w:t>Xrange</w:t>
-      </w:r>
-      <w:proofErr w:type="spellEnd"/>
-      <w:r>
-        <w:t xml:space="preserve">, </w:t>
-      </w:r>
-      <w:proofErr w:type="spellStart"/>
-      <w:r>
-        <w:t>Yrange</w:t>
-      </w:r>
-      <w:proofErr w:type="spellEnd"/>
-      <w:r>
-        <w:t xml:space="preserve">, </w:t>
-      </w:r>
-      <w:proofErr w:type="spellStart"/>
-      <w:r>
-        <w:t>Xsize</w:t>
-      </w:r>
-      <w:proofErr w:type="spellEnd"/>
-      <w:r>
-        <w:t xml:space="preserve">, </w:t>
-      </w:r>
-      <w:proofErr w:type="spellStart"/>
-      <w:r>
-        <w:t>Ysize</w:t>
-      </w:r>
-      <w:proofErr w:type="spellEnd"/>
-    </w:p>
-    <w:p>
-      <w:pPr>
-        <w:numPr>
-          <w:ilvl w:val="0"/>
-          <w:numId w:val="75"/>
-        </w:numPr>
-      </w:pPr>
-      <w:r>
-        <w:t>Batch Wizard</w:t>
-      </w:r>
-    </w:p>
-    <w:p>
-      <w:pPr>
-        <w:numPr>
-          <w:ilvl w:val="1"/>
-          <w:numId w:val="75"/>
-        </w:numPr>
-      </w:pPr>
-      <w:proofErr w:type="spellStart"/>
-      <w:r>
-        <w:t>Wizard_batch_process_blog</w:t>
-      </w:r>
-      <w:proofErr w:type="spellEnd"/>
-    </w:p>
-    <w:p>
-      <w:pPr>
-        <w:numPr>
-          <w:ilvl w:val="2"/>
-          <w:numId w:val="75"/>
-        </w:numPr>
-      </w:pPr>
-      <w:r>
-        <w:t>Added passing ‘</w:t>
-      </w:r>
-      <w:proofErr w:type="spellStart"/>
-      <w:r>
-        <w:t>Xrange</w:t>
-      </w:r>
-      <w:proofErr w:type="spellEnd"/>
-      <w:r>
-        <w:t xml:space="preserve">, </w:t>
-      </w:r>
-      <w:proofErr w:type="spellStart"/>
-      <w:r>
-        <w:t>Yrange</w:t>
-      </w:r>
-      <w:proofErr w:type="spellEnd"/>
-      <w:r>
-        <w:t xml:space="preserve">, </w:t>
-      </w:r>
-      <w:proofErr w:type="spellStart"/>
-      <w:r>
-        <w:t>Xsize</w:t>
-      </w:r>
-      <w:proofErr w:type="spellEnd"/>
-      <w:r>
-        <w:t xml:space="preserve">, </w:t>
-      </w:r>
-      <w:proofErr w:type="spellStart"/>
-      <w:r>
-        <w:t>Ysize</w:t>
-      </w:r>
-      <w:proofErr w:type="spellEnd"/>
-      <w:r>
-        <w:t xml:space="preserve">’ in ‘sort-image’ </w:t>
-      </w:r>
-      <w:proofErr w:type="spellStart"/>
-      <w:r>
-        <w:t>pdata</w:t>
-      </w:r>
-      <w:proofErr w:type="spellEnd"/>
-      <w:r>
-        <w:t xml:space="preserve"> to </w:t>
-      </w:r>
-      <w:proofErr w:type="spellStart"/>
-      <w:r>
-        <w:t>Evt</w:t>
-      </w:r>
-      <w:proofErr w:type="spellEnd"/>
-      <w:r>
-        <w:t>.</w:t>
-      </w:r>
-    </w:p>
-    <w:p>
-      <w:pPr>
-        <w:numPr>
-          <w:ilvl w:val="1"/>
-          <w:numId w:val="75"/>
-        </w:numPr>
-      </w:pPr>
-      <w:r>
-        <w:t xml:space="preserve">Version </w:t>
-      </w:r>
-      <w:r>
-        <w:t>9.0</w:t>
-      </w:r>
-    </w:p>
-    <w:p>
-      <w:pPr>
-        <w:numPr>
-          <w:ilvl w:val="0"/>
-          <w:numId w:val="75"/>
-        </w:numPr>
-        <w:rPr>
-          <w:highlight w:val="yellow"/>
-        </w:rPr>
-      </w:pPr>
-      <w:r>
-        <w:rPr>
-          <w:highlight w:val="yellow"/>
-        </w:rPr>
-        <w:t xml:space="preserve">New “tag” added to GitHub for </w:t>
-      </w:r>
-      <w:r>
+          <w:numId w:val="80"/>
+        </w:numPr>
+      </w:pPr>
+      <w:r>
+        <w:t xml:space="preserve">Set this when “Get” used and </w:t>
+      </w:r>
+      <w:proofErr w:type="spellStart"/>
+      <w:r>
+        <w:t>cal</w:t>
+      </w:r>
+      <w:proofErr w:type="spellEnd"/>
+      <w:r>
+        <w:t xml:space="preserve"> read (‘</w:t>
+      </w:r>
+      <w:proofErr w:type="spellStart"/>
+      <w:r>
+        <w:t>evt_getcal</w:t>
+      </w:r>
+      <w:proofErr w:type="spellEnd"/>
+      <w:r>
+        <w:t>’).</w:t>
+      </w:r>
+    </w:p>
+    <w:p>
+      <w:pPr>
+        <w:numPr>
+          <w:ilvl w:val="3"/>
+          <w:numId w:val="80"/>
+        </w:numPr>
+      </w:pPr>
+      <w:r>
+        <w:t>This also happens via Notify and Wizard actions.</w:t>
+      </w:r>
+    </w:p>
+    <w:p>
+      <w:pPr>
+        <w:numPr>
+          <w:ilvl w:val="2"/>
+          <w:numId w:val="80"/>
+        </w:numPr>
+      </w:pPr>
+      <w:r>
+        <w:t>Set ‘</w:t>
+      </w:r>
+      <w:proofErr w:type="spellStart"/>
+      <w:r>
+        <w:t>energy_cal_file</w:t>
+      </w:r>
+      <w:proofErr w:type="spellEnd"/>
+      <w:r>
+        <w:t>’ from template read (scan modes 0,2)</w:t>
+      </w:r>
+    </w:p>
+    <w:p>
+      <w:pPr>
+        <w:numPr>
+          <w:ilvl w:val="1"/>
+          <w:numId w:val="80"/>
+        </w:numPr>
+      </w:pPr>
+      <w:proofErr w:type="spellStart"/>
+      <w:r>
+        <w:t>Evt_start</w:t>
+      </w:r>
+      <w:proofErr w:type="spellEnd"/>
+    </w:p>
+    <w:p>
+      <w:pPr>
+        <w:numPr>
+          <w:ilvl w:val="2"/>
+          <w:numId w:val="80"/>
+        </w:numPr>
+      </w:pPr>
+      <w:r>
+        <w:t>Copy EVT ‘(*p).</w:t>
+      </w:r>
+      <w:proofErr w:type="spellStart"/>
+      <w:r>
+        <w:t>energy_cal_file</w:t>
+      </w:r>
+      <w:proofErr w:type="spellEnd"/>
+      <w:r>
+        <w:t>’ into new ‘(*pp).</w:t>
+      </w:r>
+      <w:proofErr w:type="spellStart"/>
+      <w:r>
+        <w:t>energy_cal_file</w:t>
+      </w:r>
+      <w:proofErr w:type="spellEnd"/>
+      <w:r>
+        <w:t>’ after ‘</w:t>
+      </w:r>
+      <w:proofErr w:type="spellStart"/>
+      <w:r>
+        <w:t>da_evt</w:t>
+      </w:r>
+      <w:proofErr w:type="spellEnd"/>
+      <w:r>
+        <w:t>’, etc.</w:t>
+      </w:r>
+    </w:p>
+    <w:p>
+      <w:pPr>
+        <w:numPr>
+          <w:ilvl w:val="1"/>
+          <w:numId w:val="80"/>
+        </w:numPr>
         <w:rPr>
           <w:b/>
           <w:bCs/>
           <w:highlight w:val="yellow"/>
         </w:rPr>
+      </w:pPr>
+      <w:r>
+        <w:rPr>
+          <w:b/>
+          <w:bCs/>
+          <w:highlight w:val="yellow"/>
+        </w:rPr>
+        <w:t>Version 9.0</w:t>
+      </w:r>
+    </w:p>
+    <w:p>
+      <w:pPr>
+        <w:pStyle w:val="Heading3"/>
+        <w:rPr>
+          <w:lang w:val="en-AU"/>
+        </w:rPr>
+      </w:pPr>
+      <w:r>
+        <w:rPr>
+          <w:lang w:val="en-AU"/>
+        </w:rPr>
+        <w:t>22</w:t>
+      </w:r>
+      <w:r>
+        <w:rPr>
+          <w:lang w:val="en-AU"/>
+        </w:rPr>
+        <w:t xml:space="preserve"> Apr</w:t>
+      </w:r>
+      <w:r>
+        <w:rPr>
+          <w:lang w:val="en-AU"/>
+        </w:rPr>
+        <w:t>, 202</w:t>
+      </w:r>
+      <w:r>
+        <w:rPr>
+          <w:lang w:val="en-AU"/>
+        </w:rPr>
+        <w:t>6</w:t>
+      </w:r>
+    </w:p>
+    <w:p>
+      <w:pPr>
+        <w:numPr>
+          <w:ilvl w:val="0"/>
+          <w:numId w:val="75"/>
+        </w:numPr>
+      </w:pPr>
+      <w:r>
+        <w:t>Main GeoPIXE</w:t>
+      </w:r>
+    </w:p>
+    <w:p>
+      <w:pPr>
+        <w:numPr>
+          <w:ilvl w:val="1"/>
+          <w:numId w:val="75"/>
+        </w:numPr>
+      </w:pPr>
+      <w:proofErr w:type="spellStart"/>
+      <w:r>
+        <w:t>Evt</w:t>
+      </w:r>
+      <w:proofErr w:type="spellEnd"/>
+    </w:p>
+    <w:p>
+      <w:pPr>
+        <w:numPr>
+          <w:ilvl w:val="2"/>
+          <w:numId w:val="75"/>
+        </w:numPr>
+      </w:pPr>
+      <w:r>
+        <w:t xml:space="preserve">Wizard action notify ‘sort-image’ was missing setting these parameters passed in </w:t>
+      </w:r>
+      <w:proofErr w:type="spellStart"/>
+      <w:r>
+        <w:t>pdata</w:t>
+      </w:r>
+      <w:proofErr w:type="spellEnd"/>
+      <w:r>
+        <w:t>, now added:</w:t>
+      </w:r>
+    </w:p>
+    <w:p>
+      <w:pPr>
+        <w:numPr>
+          <w:ilvl w:val="3"/>
+          <w:numId w:val="75"/>
+        </w:numPr>
+      </w:pPr>
+      <w:proofErr w:type="spellStart"/>
+      <w:r>
+        <w:t>Xrange</w:t>
+      </w:r>
+      <w:proofErr w:type="spellEnd"/>
+      <w:r>
+        <w:t xml:space="preserve">, </w:t>
+      </w:r>
+      <w:proofErr w:type="spellStart"/>
+      <w:r>
+        <w:t>Yrange</w:t>
+      </w:r>
+      <w:proofErr w:type="spellEnd"/>
+      <w:r>
+        <w:t xml:space="preserve">, </w:t>
+      </w:r>
+      <w:proofErr w:type="spellStart"/>
+      <w:r>
+        <w:t>Xsize</w:t>
+      </w:r>
+      <w:proofErr w:type="spellEnd"/>
+      <w:r>
+        <w:t xml:space="preserve">, </w:t>
+      </w:r>
+      <w:proofErr w:type="spellStart"/>
+      <w:r>
+        <w:t>Ysize</w:t>
+      </w:r>
+      <w:proofErr w:type="spellEnd"/>
+    </w:p>
+    <w:p>
+      <w:pPr>
+        <w:numPr>
+          <w:ilvl w:val="0"/>
+          <w:numId w:val="75"/>
+        </w:numPr>
+      </w:pPr>
+      <w:r>
+        <w:t>Batch Wizard</w:t>
+      </w:r>
+    </w:p>
+    <w:p>
+      <w:pPr>
+        <w:numPr>
+          <w:ilvl w:val="1"/>
+          <w:numId w:val="75"/>
+        </w:numPr>
+      </w:pPr>
+      <w:proofErr w:type="spellStart"/>
+      <w:r>
+        <w:t>Wizard_batch_process_blog</w:t>
+      </w:r>
+      <w:proofErr w:type="spellEnd"/>
+    </w:p>
+    <w:p>
+      <w:pPr>
+        <w:numPr>
+          <w:ilvl w:val="2"/>
+          <w:numId w:val="75"/>
+        </w:numPr>
+      </w:pPr>
+      <w:r>
+        <w:t>Added passing ‘</w:t>
+      </w:r>
+      <w:proofErr w:type="spellStart"/>
+      <w:r>
+        <w:t>Xrange</w:t>
+      </w:r>
+      <w:proofErr w:type="spellEnd"/>
+      <w:r>
+        <w:t xml:space="preserve">, </w:t>
+      </w:r>
+      <w:proofErr w:type="spellStart"/>
+      <w:r>
+        <w:t>Yrange</w:t>
+      </w:r>
+      <w:proofErr w:type="spellEnd"/>
+      <w:r>
+        <w:t xml:space="preserve">, </w:t>
+      </w:r>
+      <w:proofErr w:type="spellStart"/>
+      <w:r>
+        <w:t>Xsize</w:t>
+      </w:r>
+      <w:proofErr w:type="spellEnd"/>
+      <w:r>
+        <w:t xml:space="preserve">, </w:t>
+      </w:r>
+      <w:proofErr w:type="spellStart"/>
+      <w:r>
+        <w:t>Ysize</w:t>
+      </w:r>
+      <w:proofErr w:type="spellEnd"/>
+      <w:r>
+        <w:t xml:space="preserve">’ in ‘sort-image’ </w:t>
+      </w:r>
+      <w:proofErr w:type="spellStart"/>
+      <w:r>
+        <w:t>pdata</w:t>
+      </w:r>
+      <w:proofErr w:type="spellEnd"/>
+      <w:r>
+        <w:t xml:space="preserve"> to </w:t>
+      </w:r>
+      <w:proofErr w:type="spellStart"/>
+      <w:r>
+        <w:t>Evt</w:t>
+      </w:r>
+      <w:proofErr w:type="spellEnd"/>
+      <w:r>
+        <w:t>.</w:t>
+      </w:r>
+    </w:p>
+    <w:p>
+      <w:pPr>
+        <w:numPr>
+          <w:ilvl w:val="1"/>
+          <w:numId w:val="75"/>
+        </w:numPr>
+      </w:pPr>
+      <w:r>
+        <w:t xml:space="preserve">Version </w:t>
+      </w:r>
+      <w:r>
+        <w:t>9.0</w:t>
+      </w:r>
+    </w:p>
+    <w:p>
+      <w:pPr>
+        <w:numPr>
+          <w:ilvl w:val="0"/>
+          <w:numId w:val="75"/>
+        </w:numPr>
+        <w:rPr>
+          <w:highlight w:val="yellow"/>
+        </w:rPr>
+      </w:pPr>
+      <w:r>
+        <w:rPr>
+          <w:highlight w:val="yellow"/>
+        </w:rPr>
+        <w:t xml:space="preserve">New “tag” added to GitHub for </w:t>
+      </w:r>
+      <w:r>
+        <w:rPr>
+          <w:b/>
+          <w:bCs/>
+          <w:highlight w:val="yellow"/>
+        </w:rPr>
         <w:t>v8.9t</w:t>
       </w:r>
       <w:r>
@@ -1720,418 +2290,418 @@
         </w:numPr>
       </w:pPr>
       <w:r>
+        <w:t>Main GeoPIXE</w:t>
+      </w:r>
+    </w:p>
+    <w:p>
+      <w:pPr>
+        <w:numPr>
+          <w:ilvl w:val="1"/>
+          <w:numId w:val="79"/>
+        </w:numPr>
+      </w:pPr>
+      <w:r>
+        <w:t>Make the logging to files in cluster mode optional.</w:t>
+      </w:r>
+    </w:p>
+    <w:p>
+      <w:pPr>
+        <w:numPr>
+          <w:ilvl w:val="2"/>
+          <w:numId w:val="79"/>
+        </w:numPr>
+      </w:pPr>
+      <w:r>
+        <w:t>Use “cluster log 1” in ‘</w:t>
+      </w:r>
+      <w:proofErr w:type="spellStart"/>
+      <w:r>
+        <w:t>geopixe.conf</w:t>
+      </w:r>
+      <w:proofErr w:type="spellEnd"/>
+      <w:r>
+        <w:t>’ to enable logging to ~/.</w:t>
+      </w:r>
+      <w:proofErr w:type="spellStart"/>
+      <w:r>
+        <w:t>geopixe</w:t>
+      </w:r>
+      <w:proofErr w:type="spellEnd"/>
+      <w:r>
+        <w:t>/</w:t>
+      </w:r>
+    </w:p>
+    <w:p>
+      <w:pPr>
+        <w:numPr>
+          <w:ilvl w:val="1"/>
+          <w:numId w:val="79"/>
+        </w:numPr>
+      </w:pPr>
+      <w:proofErr w:type="spellStart"/>
+      <w:r>
+        <w:t>Geopixe_defaults</w:t>
+      </w:r>
+      <w:proofErr w:type="spellEnd"/>
+    </w:p>
+    <w:p>
+      <w:pPr>
+        <w:numPr>
+          <w:ilvl w:val="2"/>
+          <w:numId w:val="79"/>
+        </w:numPr>
+      </w:pPr>
+      <w:r>
+        <w:t>Add “cluster log”</w:t>
+      </w:r>
+      <w:r>
+        <w:t xml:space="preserve"> capability</w:t>
+      </w:r>
+    </w:p>
+    <w:p>
+      <w:pPr>
+        <w:numPr>
+          <w:ilvl w:val="2"/>
+          <w:numId w:val="79"/>
+        </w:numPr>
+      </w:pPr>
+      <w:r>
+        <w:t xml:space="preserve">also </w:t>
+      </w:r>
+      <w:r>
+        <w:t xml:space="preserve">add </w:t>
+      </w:r>
+      <w:r>
+        <w:t>to default ‘</w:t>
+      </w:r>
+      <w:proofErr w:type="spellStart"/>
+      <w:r>
+        <w:t>geopixe.conf</w:t>
+      </w:r>
+      <w:proofErr w:type="spellEnd"/>
+      <w:r>
+        <w:t>’ file.</w:t>
+      </w:r>
+    </w:p>
+    <w:p>
+      <w:pPr>
+        <w:numPr>
+          <w:ilvl w:val="1"/>
+          <w:numId w:val="79"/>
+        </w:numPr>
+      </w:pPr>
+      <w:proofErr w:type="spellStart"/>
+      <w:r>
+        <w:t>Cluster_client</w:t>
+      </w:r>
+      <w:proofErr w:type="spellEnd"/>
+    </w:p>
+    <w:p>
+      <w:pPr>
+        <w:numPr>
+          <w:ilvl w:val="2"/>
+          <w:numId w:val="79"/>
+        </w:numPr>
+      </w:pPr>
+      <w:r>
+        <w:t>Pass “log=” option to ‘</w:t>
+      </w:r>
+      <w:proofErr w:type="spellStart"/>
+      <w:r>
+        <w:t>parallel_Init</w:t>
+      </w:r>
+      <w:proofErr w:type="spellEnd"/>
+      <w:r>
+        <w:t>’</w:t>
+      </w:r>
+    </w:p>
+    <w:p>
+      <w:pPr>
+        <w:numPr>
+          <w:ilvl w:val="1"/>
+          <w:numId w:val="79"/>
+        </w:numPr>
+      </w:pPr>
+      <w:proofErr w:type="spellStart"/>
+      <w:r>
+        <w:t>Parallel_client</w:t>
+      </w:r>
+      <w:proofErr w:type="spellEnd"/>
+    </w:p>
+    <w:p>
+      <w:pPr>
+        <w:numPr>
+          <w:ilvl w:val="2"/>
+          <w:numId w:val="79"/>
+        </w:numPr>
+      </w:pPr>
+      <w:r>
+        <w:t>Accept “log=” keyword in ‘</w:t>
+      </w:r>
+      <w:proofErr w:type="spellStart"/>
+      <w:r>
+        <w:t>parallel_Init</w:t>
+      </w:r>
+      <w:proofErr w:type="spellEnd"/>
+      <w:r>
+        <w:t>’ and add it to the ‘</w:t>
+      </w:r>
+      <w:proofErr w:type="spellStart"/>
+      <w:r>
+        <w:t>args</w:t>
+      </w:r>
+      <w:proofErr w:type="spellEnd"/>
+      <w:r>
+        <w:t>’ passed through the IDL bridge (to ‘</w:t>
+      </w:r>
+      <w:proofErr w:type="spellStart"/>
+      <w:r>
+        <w:t>spawn_bridge_object</w:t>
+      </w:r>
+      <w:proofErr w:type="spellEnd"/>
+      <w:r>
+        <w:t>’), which calls ‘</w:t>
+      </w:r>
+      <w:proofErr w:type="spellStart"/>
+      <w:r>
+        <w:t>geopixe_parallel</w:t>
+      </w:r>
+      <w:proofErr w:type="spellEnd"/>
+      <w:r>
+        <w:t>’.</w:t>
+      </w:r>
+    </w:p>
+    <w:p>
+      <w:pPr>
+        <w:numPr>
+          <w:ilvl w:val="1"/>
+          <w:numId w:val="79"/>
+        </w:numPr>
+      </w:pPr>
+      <w:proofErr w:type="spellStart"/>
+      <w:r>
+        <w:t>Parallel_worker</w:t>
+      </w:r>
+      <w:proofErr w:type="spellEnd"/>
+      <w:r>
+        <w:t xml:space="preserve"> – </w:t>
+      </w:r>
+      <w:proofErr w:type="spellStart"/>
+      <w:r>
+        <w:t>worker_init</w:t>
+      </w:r>
+      <w:proofErr w:type="spellEnd"/>
+    </w:p>
+    <w:p>
+      <w:pPr>
+        <w:numPr>
+          <w:ilvl w:val="2"/>
+          <w:numId w:val="79"/>
+        </w:numPr>
+      </w:pPr>
+      <w:r>
+        <w:t xml:space="preserve">Accept new log </w:t>
+      </w:r>
+      <w:proofErr w:type="spellStart"/>
+      <w:r>
+        <w:t>arg</w:t>
+      </w:r>
+      <w:proofErr w:type="spellEnd"/>
+      <w:r>
+        <w:t xml:space="preserve"> from ‘</w:t>
+      </w:r>
+      <w:proofErr w:type="spellStart"/>
+      <w:r>
+        <w:t>geopixe_parallel</w:t>
+      </w:r>
+      <w:proofErr w:type="spellEnd"/>
+      <w:r>
+        <w:t>’.</w:t>
+      </w:r>
+    </w:p>
+    <w:p>
+      <w:pPr>
+        <w:numPr>
+          <w:ilvl w:val="1"/>
+          <w:numId w:val="79"/>
+        </w:numPr>
+      </w:pPr>
+      <w:proofErr w:type="spellStart"/>
+      <w:r>
+        <w:t>Geopixe_execute</w:t>
+      </w:r>
+      <w:proofErr w:type="spellEnd"/>
+    </w:p>
+    <w:p>
+      <w:pPr>
+        <w:numPr>
+          <w:ilvl w:val="2"/>
+          <w:numId w:val="79"/>
+        </w:numPr>
+      </w:pPr>
+      <w:r>
+        <w:t>Pass ‘</w:t>
+      </w:r>
+      <w:proofErr w:type="spellStart"/>
+      <w:r>
+        <w:t>cluster_debug</w:t>
+      </w:r>
+      <w:proofErr w:type="spellEnd"/>
+      <w:r>
+        <w:t>=-2’ to ‘command’ indicate no logging.</w:t>
+      </w:r>
+    </w:p>
+    <w:p>
+      <w:pPr>
+        <w:numPr>
+          <w:ilvl w:val="1"/>
+          <w:numId w:val="79"/>
+        </w:numPr>
+      </w:pPr>
+      <w:proofErr w:type="spellStart"/>
+      <w:r>
+        <w:t>Da_evt</w:t>
+      </w:r>
+      <w:proofErr w:type="spellEnd"/>
+      <w:r>
+        <w:t xml:space="preserve">, </w:t>
+      </w:r>
+      <w:proofErr w:type="spellStart"/>
+      <w:r>
+        <w:t>cut_evt</w:t>
+      </w:r>
+      <w:proofErr w:type="spellEnd"/>
+      <w:r>
+        <w:t xml:space="preserve">, </w:t>
+      </w:r>
+      <w:proofErr w:type="spellStart"/>
+      <w:r>
+        <w:t>cube_evt</w:t>
+      </w:r>
+      <w:proofErr w:type="spellEnd"/>
+      <w:r>
+        <w:t xml:space="preserve">, </w:t>
+      </w:r>
+      <w:proofErr w:type="spellStart"/>
+      <w:r>
+        <w:t>da_evt_tomo</w:t>
+      </w:r>
+      <w:proofErr w:type="spellEnd"/>
+      <w:r>
+        <w:t xml:space="preserve">, </w:t>
+      </w:r>
+      <w:proofErr w:type="spellStart"/>
+      <w:r>
+        <w:t>da_evt_stack</w:t>
+      </w:r>
+      <w:proofErr w:type="spellEnd"/>
+      <w:r>
+        <w:t xml:space="preserve">, </w:t>
+      </w:r>
+      <w:proofErr w:type="spellStart"/>
+      <w:r>
+        <w:t>spec_evt</w:t>
+      </w:r>
+      <w:proofErr w:type="spellEnd"/>
+    </w:p>
+    <w:p>
+      <w:pPr>
+        <w:numPr>
+          <w:ilvl w:val="2"/>
+          <w:numId w:val="79"/>
+        </w:numPr>
+      </w:pPr>
+      <w:r>
+        <w:t>Use ‘</w:t>
+      </w:r>
+      <w:proofErr w:type="spellStart"/>
+      <w:r>
+        <w:t>cluster_debug</w:t>
+      </w:r>
+      <w:proofErr w:type="spellEnd"/>
+      <w:r>
+        <w:t>=-2’ to indicate no logging.</w:t>
+      </w:r>
+    </w:p>
+    <w:p>
+      <w:pPr>
+        <w:numPr>
+          <w:ilvl w:val="2"/>
+          <w:numId w:val="79"/>
+        </w:numPr>
+      </w:pPr>
+      <w:r>
+        <w:t>If ‘log’ is not set, then use ‘</w:t>
+      </w:r>
+      <w:proofErr w:type="spellStart"/>
+      <w:r>
+        <w:t>gprint</w:t>
+      </w:r>
+      <w:proofErr w:type="spellEnd"/>
+      <w:r>
+        <w:t xml:space="preserve">, active=0’ to disable </w:t>
+      </w:r>
+      <w:proofErr w:type="spellStart"/>
+      <w:r>
+        <w:t>gprints</w:t>
+      </w:r>
+      <w:proofErr w:type="spellEnd"/>
+      <w:r>
+        <w:t>.</w:t>
+      </w:r>
+    </w:p>
+    <w:p>
+      <w:pPr>
+        <w:numPr>
+          <w:ilvl w:val="1"/>
+          <w:numId w:val="79"/>
+        </w:numPr>
+      </w:pPr>
+      <w:r>
+        <w:t>Use explicit “group=</w:t>
+      </w:r>
+      <w:proofErr w:type="spellStart"/>
+      <w:r>
+        <w:t>event.top</w:t>
+      </w:r>
+      <w:proofErr w:type="spellEnd"/>
+      <w:r>
+        <w:t>” or “group=(*</w:t>
+      </w:r>
+      <w:proofErr w:type="spellStart"/>
+      <w:r>
+        <w:t>pstate</w:t>
+      </w:r>
+      <w:proofErr w:type="spellEnd"/>
+      <w:r>
+        <w:t>).</w:t>
+      </w:r>
+      <w:proofErr w:type="spellStart"/>
+      <w:r>
+        <w:t>tlb</w:t>
+      </w:r>
+      <w:proofErr w:type="spellEnd"/>
+      <w:r>
+        <w:t>” in calls to ‘</w:t>
+      </w:r>
+      <w:proofErr w:type="spellStart"/>
+      <w:r>
+        <w:t>options_popup</w:t>
+      </w:r>
+      <w:proofErr w:type="spellEnd"/>
+      <w:r>
+        <w:t>’</w:t>
+      </w:r>
+    </w:p>
+    <w:p>
+      <w:pPr>
+        <w:numPr>
+          <w:ilvl w:val="2"/>
+          <w:numId w:val="79"/>
+        </w:numPr>
+      </w:pPr>
+      <w:r>
         <w:lastRenderedPageBreak/>
-        <w:t>Main GeoPIXE</w:t>
-      </w:r>
-    </w:p>
-    <w:p>
-      <w:pPr>
-        <w:numPr>
-          <w:ilvl w:val="1"/>
-          <w:numId w:val="79"/>
-        </w:numPr>
-      </w:pPr>
-      <w:r>
-        <w:t>Make the logging to files in cluster mode optional.</w:t>
-      </w:r>
-    </w:p>
-    <w:p>
-      <w:pPr>
-        <w:numPr>
-          <w:ilvl w:val="2"/>
-          <w:numId w:val="79"/>
-        </w:numPr>
-      </w:pPr>
-      <w:r>
-        <w:t>Use “cluster log 1” in ‘</w:t>
-      </w:r>
-      <w:proofErr w:type="spellStart"/>
-      <w:r>
-        <w:t>geopixe.conf</w:t>
-      </w:r>
-      <w:proofErr w:type="spellEnd"/>
-      <w:r>
-        <w:t>’ to enable logging to ~/.</w:t>
-      </w:r>
-      <w:proofErr w:type="spellStart"/>
-      <w:r>
-        <w:t>geopixe</w:t>
-      </w:r>
-      <w:proofErr w:type="spellEnd"/>
-      <w:r>
-        <w:t>/</w:t>
-      </w:r>
-    </w:p>
-    <w:p>
-      <w:pPr>
-        <w:numPr>
-          <w:ilvl w:val="1"/>
-          <w:numId w:val="79"/>
-        </w:numPr>
-      </w:pPr>
-      <w:proofErr w:type="spellStart"/>
-      <w:r>
-        <w:t>Geopixe_defaults</w:t>
-      </w:r>
-      <w:proofErr w:type="spellEnd"/>
-    </w:p>
-    <w:p>
-      <w:pPr>
-        <w:numPr>
-          <w:ilvl w:val="2"/>
-          <w:numId w:val="79"/>
-        </w:numPr>
-      </w:pPr>
-      <w:r>
-        <w:t>Add “cluster log”</w:t>
-      </w:r>
-      <w:r>
-        <w:t xml:space="preserve"> capability</w:t>
-      </w:r>
-    </w:p>
-    <w:p>
-      <w:pPr>
-        <w:numPr>
-          <w:ilvl w:val="2"/>
-          <w:numId w:val="79"/>
-        </w:numPr>
-      </w:pPr>
-      <w:r>
-        <w:t xml:space="preserve">also </w:t>
-      </w:r>
-      <w:r>
-        <w:t xml:space="preserve">add </w:t>
-      </w:r>
-      <w:r>
-        <w:t>to default ‘</w:t>
-      </w:r>
-      <w:proofErr w:type="spellStart"/>
-      <w:r>
-        <w:t>geopixe.conf</w:t>
-      </w:r>
-      <w:proofErr w:type="spellEnd"/>
-      <w:r>
-        <w:t>’ file.</w:t>
-      </w:r>
-    </w:p>
-    <w:p>
-      <w:pPr>
-        <w:numPr>
-          <w:ilvl w:val="1"/>
-          <w:numId w:val="79"/>
-        </w:numPr>
-      </w:pPr>
-      <w:proofErr w:type="spellStart"/>
-      <w:r>
-        <w:t>Cluster_client</w:t>
-      </w:r>
-      <w:proofErr w:type="spellEnd"/>
-    </w:p>
-    <w:p>
-      <w:pPr>
-        <w:numPr>
-          <w:ilvl w:val="2"/>
-          <w:numId w:val="79"/>
-        </w:numPr>
-      </w:pPr>
-      <w:r>
-        <w:t>Pass “log=” option to ‘</w:t>
-      </w:r>
-      <w:proofErr w:type="spellStart"/>
-      <w:r>
-        <w:t>parallel_Init</w:t>
-      </w:r>
-      <w:proofErr w:type="spellEnd"/>
-      <w:r>
-        <w:t>’</w:t>
-      </w:r>
-    </w:p>
-    <w:p>
-      <w:pPr>
-        <w:numPr>
-          <w:ilvl w:val="1"/>
-          <w:numId w:val="79"/>
-        </w:numPr>
-      </w:pPr>
-      <w:proofErr w:type="spellStart"/>
-      <w:r>
-        <w:t>Parallel_client</w:t>
-      </w:r>
-      <w:proofErr w:type="spellEnd"/>
-    </w:p>
-    <w:p>
-      <w:pPr>
-        <w:numPr>
-          <w:ilvl w:val="2"/>
-          <w:numId w:val="79"/>
-        </w:numPr>
-      </w:pPr>
-      <w:r>
-        <w:t>Accept “log=” keyword in ‘</w:t>
-      </w:r>
-      <w:proofErr w:type="spellStart"/>
-      <w:r>
-        <w:t>parallel_Init</w:t>
-      </w:r>
-      <w:proofErr w:type="spellEnd"/>
-      <w:r>
-        <w:t>’ and add it to the ‘</w:t>
-      </w:r>
-      <w:proofErr w:type="spellStart"/>
-      <w:r>
-        <w:t>args</w:t>
-      </w:r>
-      <w:proofErr w:type="spellEnd"/>
-      <w:r>
-        <w:t>’ passed through the IDL bridge (to ‘</w:t>
-      </w:r>
-      <w:proofErr w:type="spellStart"/>
-      <w:r>
-        <w:t>spawn_bridge_object</w:t>
-      </w:r>
-      <w:proofErr w:type="spellEnd"/>
-      <w:r>
-        <w:t>’), which calls ‘</w:t>
-      </w:r>
-      <w:proofErr w:type="spellStart"/>
-      <w:r>
-        <w:t>geopixe_parallel</w:t>
-      </w:r>
-      <w:proofErr w:type="spellEnd"/>
-      <w:r>
-        <w:t>’.</w:t>
-      </w:r>
-    </w:p>
-    <w:p>
-      <w:pPr>
-        <w:numPr>
-          <w:ilvl w:val="1"/>
-          <w:numId w:val="79"/>
-        </w:numPr>
-      </w:pPr>
-      <w:proofErr w:type="spellStart"/>
-      <w:r>
-        <w:t>Parallel_worker</w:t>
-      </w:r>
-      <w:proofErr w:type="spellEnd"/>
-      <w:r>
-        <w:t xml:space="preserve"> – </w:t>
-      </w:r>
-      <w:proofErr w:type="spellStart"/>
-      <w:r>
-        <w:t>worker_init</w:t>
-      </w:r>
-      <w:proofErr w:type="spellEnd"/>
-    </w:p>
-    <w:p>
-      <w:pPr>
-        <w:numPr>
-          <w:ilvl w:val="2"/>
-          <w:numId w:val="79"/>
-        </w:numPr>
-      </w:pPr>
-      <w:r>
-        <w:t xml:space="preserve">Accept new log </w:t>
-      </w:r>
-      <w:proofErr w:type="spellStart"/>
-      <w:r>
-        <w:t>arg</w:t>
-      </w:r>
-      <w:proofErr w:type="spellEnd"/>
-      <w:r>
-        <w:t xml:space="preserve"> from ‘</w:t>
-      </w:r>
-      <w:proofErr w:type="spellStart"/>
-      <w:r>
-        <w:t>geopixe_parallel</w:t>
-      </w:r>
-      <w:proofErr w:type="spellEnd"/>
-      <w:r>
-        <w:t>’.</w:t>
-      </w:r>
-    </w:p>
-    <w:p>
-      <w:pPr>
-        <w:numPr>
-          <w:ilvl w:val="1"/>
-          <w:numId w:val="79"/>
-        </w:numPr>
-      </w:pPr>
-      <w:proofErr w:type="spellStart"/>
-      <w:r>
-        <w:t>Geopixe_execute</w:t>
-      </w:r>
-      <w:proofErr w:type="spellEnd"/>
-    </w:p>
-    <w:p>
-      <w:pPr>
-        <w:numPr>
-          <w:ilvl w:val="2"/>
-          <w:numId w:val="79"/>
-        </w:numPr>
-      </w:pPr>
-      <w:r>
-        <w:t>Pass ‘</w:t>
-      </w:r>
-      <w:proofErr w:type="spellStart"/>
-      <w:r>
-        <w:t>cluster_debug</w:t>
-      </w:r>
-      <w:proofErr w:type="spellEnd"/>
-      <w:r>
-        <w:t>=-2’ to ‘command’ indicate no logging.</w:t>
-      </w:r>
-    </w:p>
-    <w:p>
-      <w:pPr>
-        <w:numPr>
-          <w:ilvl w:val="1"/>
-          <w:numId w:val="79"/>
-        </w:numPr>
-      </w:pPr>
-      <w:proofErr w:type="spellStart"/>
-      <w:r>
-        <w:t>Da_evt</w:t>
-      </w:r>
-      <w:proofErr w:type="spellEnd"/>
-      <w:r>
-        <w:t xml:space="preserve">, </w:t>
-      </w:r>
-      <w:proofErr w:type="spellStart"/>
-      <w:r>
-        <w:t>cut_evt</w:t>
-      </w:r>
-      <w:proofErr w:type="spellEnd"/>
-      <w:r>
-        <w:t xml:space="preserve">, </w:t>
-      </w:r>
-      <w:proofErr w:type="spellStart"/>
-      <w:r>
-        <w:t>cube_evt</w:t>
-      </w:r>
-      <w:proofErr w:type="spellEnd"/>
-      <w:r>
-        <w:t xml:space="preserve">, </w:t>
-      </w:r>
-      <w:proofErr w:type="spellStart"/>
-      <w:r>
-        <w:t>da_evt_tomo</w:t>
-      </w:r>
-      <w:proofErr w:type="spellEnd"/>
-      <w:r>
-        <w:t xml:space="preserve">, </w:t>
-      </w:r>
-      <w:proofErr w:type="spellStart"/>
-      <w:r>
-        <w:t>da_evt_stack</w:t>
-      </w:r>
-      <w:proofErr w:type="spellEnd"/>
-      <w:r>
-        <w:t xml:space="preserve">, </w:t>
-      </w:r>
-      <w:proofErr w:type="spellStart"/>
-      <w:r>
-        <w:t>spec_evt</w:t>
-      </w:r>
-      <w:proofErr w:type="spellEnd"/>
-    </w:p>
-    <w:p>
-      <w:pPr>
-        <w:numPr>
-          <w:ilvl w:val="2"/>
-          <w:numId w:val="79"/>
-        </w:numPr>
-      </w:pPr>
-      <w:r>
-        <w:t>Use ‘</w:t>
-      </w:r>
-      <w:proofErr w:type="spellStart"/>
-      <w:r>
-        <w:t>cluster_debug</w:t>
-      </w:r>
-      <w:proofErr w:type="spellEnd"/>
-      <w:r>
-        <w:t>=-2’ to indicate no logging.</w:t>
-      </w:r>
-    </w:p>
-    <w:p>
-      <w:pPr>
-        <w:numPr>
-          <w:ilvl w:val="2"/>
-          <w:numId w:val="79"/>
-        </w:numPr>
-      </w:pPr>
-      <w:r>
-        <w:t>If ‘log’ is not set, then use ‘</w:t>
-      </w:r>
-      <w:proofErr w:type="spellStart"/>
-      <w:r>
-        <w:t>gprint</w:t>
-      </w:r>
-      <w:proofErr w:type="spellEnd"/>
-      <w:r>
-        <w:t xml:space="preserve">, active=0’ to disable </w:t>
-      </w:r>
-      <w:proofErr w:type="spellStart"/>
-      <w:r>
-        <w:t>gprints</w:t>
-      </w:r>
-      <w:proofErr w:type="spellEnd"/>
-      <w:r>
-        <w:t>.</w:t>
-      </w:r>
-    </w:p>
-    <w:p>
-      <w:pPr>
-        <w:numPr>
-          <w:ilvl w:val="1"/>
-          <w:numId w:val="79"/>
-        </w:numPr>
-      </w:pPr>
-      <w:r>
-        <w:t>Use explicit “group=</w:t>
-      </w:r>
-      <w:proofErr w:type="spellStart"/>
-      <w:r>
-        <w:t>event.top</w:t>
-      </w:r>
-      <w:proofErr w:type="spellEnd"/>
-      <w:r>
-        <w:t>” or “group=(*</w:t>
-      </w:r>
-      <w:proofErr w:type="spellStart"/>
-      <w:r>
-        <w:t>pstate</w:t>
-      </w:r>
-      <w:proofErr w:type="spellEnd"/>
-      <w:r>
-        <w:t>).</w:t>
-      </w:r>
-      <w:proofErr w:type="spellStart"/>
-      <w:r>
-        <w:t>tlb</w:t>
-      </w:r>
-      <w:proofErr w:type="spellEnd"/>
-      <w:r>
-        <w:t>” in calls to ‘</w:t>
-      </w:r>
-      <w:proofErr w:type="spellStart"/>
-      <w:r>
-        <w:t>options_popup</w:t>
-      </w:r>
-      <w:proofErr w:type="spellEnd"/>
-      <w:r>
-        <w:t>’</w:t>
-      </w:r>
-    </w:p>
-    <w:p>
-      <w:pPr>
-        <w:numPr>
-          <w:ilvl w:val="2"/>
-          <w:numId w:val="79"/>
-        </w:numPr>
-      </w:pPr>
-      <w:r>
         <w:t>to prevent large default temporary parent base being used. In some OS the sizing of this to just 1x1 pixel to conceal it does not work.</w:t>
       </w:r>
     </w:p>
@@ -2753,7 +3323,6 @@
         </w:numPr>
       </w:pPr>
       <w:r>
-        <w:lastRenderedPageBreak/>
         <w:t>Version, 8.9r</w:t>
       </w:r>
     </w:p>
@@ -2958,6 +3527,7 @@
         </w:numPr>
       </w:pPr>
       <w:r>
+        <w:lastRenderedPageBreak/>
         <w:t>Update function ‘</w:t>
       </w:r>
       <w:r>
@@ -3729,7 +4299,6 @@
         </w:numPr>
       </w:pPr>
       <w:r>
-        <w:lastRenderedPageBreak/>
         <w:t>A new parameter ‘</w:t>
       </w:r>
       <w:proofErr w:type="spellStart"/>
@@ -3998,6 +4567,7 @@
         </w:numPr>
       </w:pPr>
       <w:r>
+        <w:lastRenderedPageBreak/>
         <w:t>Startup</w:t>
       </w:r>
     </w:p>
@@ -4457,7 +5027,6 @@
         </w:numPr>
       </w:pPr>
       <w:r>
-        <w:lastRenderedPageBreak/>
         <w:t>Version, 8.9</w:t>
       </w:r>
       <w:r>
@@ -4663,6 +5232,7 @@
         </w:numPr>
       </w:pPr>
       <w:r>
+        <w:lastRenderedPageBreak/>
         <w:t>For a ‘Traverse’ (or ‘Curve8’) shape, the resulting spectra will only show the profile values selected by this overlap (and) of ‘qc’ and the traverse selection with error bars that reflect the reduced pixel count.</w:t>
       </w:r>
     </w:p>
@@ -5013,7 +5583,6 @@
       </w:pPr>
       <w:proofErr w:type="spellStart"/>
       <w:r>
-        <w:lastRenderedPageBreak/>
         <w:t>wizard_standards_callback_image_done</w:t>
       </w:r>
       <w:proofErr w:type="spellEnd"/>
@@ -5305,6 +5874,7 @@
         <w:rPr>
           <w:lang w:val="en-AU"/>
         </w:rPr>
+        <w:lastRenderedPageBreak/>
         <w:t>18</w:t>
       </w:r>
       <w:r>
@@ -5862,7 +6432,6 @@
         </w:numPr>
       </w:pPr>
       <w:r>
-        <w:lastRenderedPageBreak/>
         <w:t>New embedded HTML browser in GeoPIXE to display help docs.</w:t>
       </w:r>
       <w:r>
@@ -6130,6 +6699,7 @@
       </w:pPr>
       <w:proofErr w:type="spellStart"/>
       <w:r>
+        <w:lastRenderedPageBreak/>
         <w:t>Postcreate_Image_Base</w:t>
       </w:r>
       <w:proofErr w:type="spellEnd"/>
@@ -6521,7 +7091,6 @@
         <w:rPr>
           <w:lang w:val="en-AU"/>
         </w:rPr>
-        <w:lastRenderedPageBreak/>
         <w:t>20</w:t>
       </w:r>
       <w:r>
@@ -6882,6 +7451,7 @@
       </w:pPr>
       <w:proofErr w:type="spellStart"/>
       <w:r>
+        <w:lastRenderedPageBreak/>
         <w:t>Corr_routines</w:t>
       </w:r>
       <w:proofErr w:type="spellEnd"/>
@@ -7399,7 +7969,6 @@
         <w:rPr>
           <w:lang w:val="en-AU"/>
         </w:rPr>
-        <w:lastRenderedPageBreak/>
         <w:t>28</w:t>
       </w:r>
       <w:r>
@@ -7692,6 +8261,7 @@
         </w:numPr>
       </w:pPr>
       <w:r>
+        <w:lastRenderedPageBreak/>
         <w:t>Do not create output filename here, as it’s done in ‘</w:t>
       </w:r>
       <w:proofErr w:type="spellStart"/>
@@ -8195,7 +8765,6 @@
       </w:pPr>
       <w:proofErr w:type="spellStart"/>
       <w:r>
-        <w:lastRenderedPageBreak/>
         <w:t>Scan_dir_evt</w:t>
       </w:r>
       <w:proofErr w:type="spellEnd"/>
@@ -8546,6 +9115,7 @@
       </w:pPr>
       <w:proofErr w:type="spellStart"/>
       <w:r>
+        <w:lastRenderedPageBreak/>
         <w:t>wizard_batch_process_blog</w:t>
       </w:r>
       <w:proofErr w:type="spellEnd"/>
@@ -8972,7 +9542,6 @@
       </w:pPr>
       <w:proofErr w:type="spellStart"/>
       <w:r>
-        <w:lastRenderedPageBreak/>
         <w:t>Wizard_window_count</w:t>
       </w:r>
       <w:proofErr w:type="spellEnd"/>
@@ -9211,6 +9780,7 @@
         </w:numPr>
       </w:pPr>
       <w:r>
+        <w:lastRenderedPageBreak/>
         <w:t>This is done in the event routine, so no need for a loop check in a callback routine.</w:t>
       </w:r>
     </w:p>
@@ -9607,7 +10177,6 @@
         <w:rPr>
           <w:lang w:val="en-AU"/>
         </w:rPr>
-        <w:lastRenderedPageBreak/>
         <w:t>8</w:t>
       </w:r>
       <w:r>
@@ -9878,6 +10447,7 @@
         </w:numPr>
       </w:pPr>
       <w:r>
+        <w:lastRenderedPageBreak/>
         <w:t>New routine to build a processing operation based on history.</w:t>
       </w:r>
     </w:p>
@@ -10273,7 +10843,6 @@
         </w:numPr>
       </w:pPr>
       <w:r>
-        <w:lastRenderedPageBreak/>
         <w:t>Use a case insensitive compare between operation retrieved from image file and the operations list in ‘</w:t>
       </w:r>
       <w:proofErr w:type="spellStart"/>
@@ -10492,6 +11061,7 @@
         </w:numPr>
       </w:pPr>
       <w:r>
+        <w:lastRenderedPageBreak/>
         <w:t>Uses ‘</w:t>
       </w:r>
       <w:proofErr w:type="spellStart"/>
@@ -10895,7 +11465,6 @@
         </w:numPr>
       </w:pPr>
       <w:r>
-        <w:lastRenderedPageBreak/>
         <w:t>Use ‘</w:t>
       </w:r>
       <w:proofErr w:type="spellStart"/>
@@ -11147,6 +11716,7 @@
         <w:rPr>
           <w:lang w:val="en-AU"/>
         </w:rPr>
+        <w:lastRenderedPageBreak/>
         <w:t>5 Aug, 2025</w:t>
       </w:r>
     </w:p>
@@ -11668,7 +12238,6 @@
         <w:rPr>
           <w:lang w:val="en-AU"/>
         </w:rPr>
-        <w:lastRenderedPageBreak/>
         <w:t>22 July, 2025</w:t>
       </w:r>
     </w:p>
@@ -11898,6 +12467,7 @@
         </w:numPr>
       </w:pPr>
       <w:r>
+        <w:lastRenderedPageBreak/>
         <w:t>Pop-up warning, advising of the need to do an “Update: All” before adding a new region to the table.</w:t>
       </w:r>
     </w:p>
@@ -12302,7 +12872,6 @@
         </w:numPr>
       </w:pPr>
       <w:r>
-        <w:lastRenderedPageBreak/>
         <w:t>Add “c/s” as a special element as alternative to “Rate”.</w:t>
       </w:r>
     </w:p>
@@ -12528,6 +13097,7 @@
         </w:numPr>
       </w:pPr>
       <w:r>
+        <w:lastRenderedPageBreak/>
         <w:t>Now c</w:t>
       </w:r>
       <w:r>
@@ -13132,7 +13702,6 @@
         </w:numPr>
       </w:pPr>
       <w:r>
-        <w:lastRenderedPageBreak/>
         <w:t>Detect ‘</w:t>
       </w:r>
       <w:proofErr w:type="spellStart"/>
@@ -13324,6 +13893,7 @@
         <w:rPr>
           <w:lang w:val="en-AU"/>
         </w:rPr>
+        <w:lastRenderedPageBreak/>
         <w:t>1 Apr, 2025</w:t>
       </w:r>
     </w:p>
@@ -13764,7 +14334,6 @@
       </w:pPr>
       <w:proofErr w:type="spellStart"/>
       <w:r>
-        <w:lastRenderedPageBreak/>
         <w:t>Set_image_view</w:t>
       </w:r>
       <w:proofErr w:type="spellEnd"/>
@@ -13994,6 +14563,7 @@
         </w:numPr>
       </w:pPr>
       <w:r>
+        <w:lastRenderedPageBreak/>
         <w:t>Tested (</w:t>
       </w:r>
       <w:proofErr w:type="spellStart"/>
@@ -14434,7 +15004,6 @@
         </w:numPr>
       </w:pPr>
       <w:r>
-        <w:lastRenderedPageBreak/>
         <w:t>Reads P06 tree of NXS files into spectra.</w:t>
       </w:r>
     </w:p>
@@ -14641,6 +15210,7 @@
         </w:numPr>
       </w:pPr>
       <w:r>
+        <w:lastRenderedPageBreak/>
         <w:t>Check python version against IDL for compatibility.</w:t>
       </w:r>
     </w:p>
@@ -14930,7 +15500,6 @@
         </w:numPr>
       </w:pPr>
       <w:r>
-        <w:lastRenderedPageBreak/>
         <w:t>Make detector Layout behave similarly, inheriting the path for the detector file.</w:t>
       </w:r>
     </w:p>
@@ -15110,6 +15679,7 @@
         </w:numPr>
       </w:pPr>
       <w:r>
+        <w:lastRenderedPageBreak/>
         <w:t>Instead of just reporting an over-leakage event, it now takes action to set the bias back to minimum.</w:t>
       </w:r>
     </w:p>
@@ -15558,7 +16128,6 @@
         </w:numPr>
       </w:pPr>
       <w:r>
-        <w:lastRenderedPageBreak/>
         <w:t>Firstly, I forgot I was in “develop” when upgrading the Workspace in IDL 9.1.</w:t>
       </w:r>
     </w:p>
@@ -15779,6 +16348,7 @@
       </w:pPr>
       <w:proofErr w:type="spellStart"/>
       <w:r>
+        <w:lastRenderedPageBreak/>
         <w:t>Gimage</w:t>
       </w:r>
       <w:proofErr w:type="spellEnd"/>
@@ -16228,7 +16798,6 @@
         </w:numPr>
       </w:pPr>
       <w:r>
-        <w:lastRenderedPageBreak/>
         <w:t>Fortunately, these parameters do not get used - they are for info only. However, the ’</w:t>
       </w:r>
       <w:proofErr w:type="spellStart"/>
@@ -16545,6 +17114,7 @@
         </w:numPr>
       </w:pPr>
       <w:r>
+        <w:lastRenderedPageBreak/>
         <w:t xml:space="preserve">Do not change </w:t>
       </w:r>
       <w:r>
@@ -17082,7 +17652,6 @@
         </w:numPr>
       </w:pPr>
       <w:r>
-        <w:lastRenderedPageBreak/>
         <w:t xml:space="preserve">Remove </w:t>
       </w:r>
       <w:proofErr w:type="spellStart"/>
@@ -17322,6 +17891,7 @@
         </w:numPr>
       </w:pPr>
       <w:r>
+        <w:lastRenderedPageBreak/>
         <w:t>Will now call ‘</w:t>
       </w:r>
       <w:proofErr w:type="spellStart"/>
@@ -17740,7 +18310,6 @@
         <w:rPr>
           <w:lang w:val="en-AU"/>
         </w:rPr>
-        <w:lastRenderedPageBreak/>
         <w:t>4 June, 2024</w:t>
       </w:r>
     </w:p>
@@ -17944,6 +18513,7 @@
         </w:numPr>
       </w:pPr>
       <w:r>
+        <w:lastRenderedPageBreak/>
         <w:t>‘</w:t>
       </w:r>
       <w:proofErr w:type="spellStart"/>
@@ -18396,7 +18966,6 @@
         </w:numPr>
       </w:pPr>
       <w:r>
-        <w:lastRenderedPageBreak/>
         <w:t xml:space="preserve">We don’t want to set </w:t>
       </w:r>
       <w:proofErr w:type="spellStart"/>
@@ -18724,6 +19293,7 @@
       </w:pPr>
       <w:proofErr w:type="spellStart"/>
       <w:r>
+        <w:lastRenderedPageBreak/>
         <w:t>Flux_select</w:t>
       </w:r>
       <w:proofErr w:type="spellEnd"/>
@@ -19214,7 +19784,6 @@
         </w:numPr>
       </w:pPr>
       <w:r>
-        <w:lastRenderedPageBreak/>
         <w:t xml:space="preserve">Set </w:t>
       </w:r>
       <w:r>
@@ -19548,6 +20117,7 @@
       </w:pPr>
       <w:proofErr w:type="spellStart"/>
       <w:r>
+        <w:lastRenderedPageBreak/>
         <w:t>Select_element_lines</w:t>
       </w:r>
       <w:proofErr w:type="spellEnd"/>
@@ -20095,7 +20665,6 @@
       </w:pPr>
       <w:proofErr w:type="spellStart"/>
       <w:r>
-        <w:lastRenderedPageBreak/>
         <w:t>Maia_launch_initial</w:t>
       </w:r>
       <w:proofErr w:type="spellEnd"/>
@@ -20387,6 +20956,7 @@
         </w:numPr>
       </w:pPr>
       <w:r>
+        <w:lastRenderedPageBreak/>
         <w:t>Version 8.8j</w:t>
       </w:r>
     </w:p>
@@ -20793,7 +21363,6 @@
         </w:numPr>
       </w:pPr>
       <w:r>
-        <w:lastRenderedPageBreak/>
         <w:t>These include:</w:t>
       </w:r>
     </w:p>
@@ -21030,6 +21599,7 @@
         </w:numPr>
       </w:pPr>
       <w:r>
+        <w:lastRenderedPageBreak/>
         <w:t>.metadata/.plugins/org.eclipse.ltk.core.refactoring/.refactorings</w:t>
       </w:r>
     </w:p>
@@ -21493,7 +22063,6 @@
         </w:numPr>
       </w:pPr>
       <w:r>
-        <w:lastRenderedPageBreak/>
         <w:t xml:space="preserve">Some get renamed: </w:t>
       </w:r>
       <w:proofErr w:type="spellStart"/>
@@ -26746,6 +27315,92 @@
     </w:lvl>
   </w:abstractNum>
   <w:abstractNum w:abstractNumId="49" w15:restartNumberingAfterBreak="0">
+    <w:nsid w:val="47C63F90"/>
+    <w:multiLevelType w:val="hybridMultilevel"/>
+    <w:tmpl w:val="214CC6C4"/>
+    <w:lvl w:ilvl="0" w:tplc="FFFFFFFF">
+      <w:start w:val="1"/>
+      <w:numFmt w:val="decimal"/>
+      <w:lvlText w:val="%1."/>
+      <w:lvlJc w:val="left"/>
+      <w:pPr>
+        <w:ind w:left="720" w:hanging="360"/>
+      </w:pPr>
+    </w:lvl>
+    <w:lvl w:ilvl="1" w:tplc="FFFFFFFF">
+      <w:start w:val="1"/>
+      <w:numFmt w:val="lowerLetter"/>
+      <w:lvlText w:val="%2."/>
+      <w:lvlJc w:val="left"/>
+      <w:pPr>
+        <w:ind w:left="1440" w:hanging="360"/>
+      </w:pPr>
+    </w:lvl>
+    <w:lvl w:ilvl="2" w:tplc="FFFFFFFF">
+      <w:start w:val="1"/>
+      <w:numFmt w:val="lowerRoman"/>
+      <w:lvlText w:val="%3."/>
+      <w:lvlJc w:val="right"/>
+      <w:pPr>
+        <w:ind w:left="2160" w:hanging="180"/>
+      </w:pPr>
+    </w:lvl>
+    <w:lvl w:ilvl="3" w:tplc="FFFFFFFF">
+      <w:start w:val="1"/>
+      <w:numFmt w:val="decimal"/>
+      <w:lvlText w:val="%4."/>
+      <w:lvlJc w:val="left"/>
+      <w:pPr>
+        <w:ind w:left="2880" w:hanging="360"/>
+      </w:pPr>
+    </w:lvl>
+    <w:lvl w:ilvl="4" w:tplc="FFFFFFFF">
+      <w:start w:val="1"/>
+      <w:numFmt w:val="lowerLetter"/>
+      <w:lvlText w:val="%5."/>
+      <w:lvlJc w:val="left"/>
+      <w:pPr>
+        <w:ind w:left="3600" w:hanging="360"/>
+      </w:pPr>
+    </w:lvl>
+    <w:lvl w:ilvl="5" w:tplc="FFFFFFFF">
+      <w:start w:val="1"/>
+      <w:numFmt w:val="lowerRoman"/>
+      <w:lvlText w:val="%6."/>
+      <w:lvlJc w:val="right"/>
+      <w:pPr>
+        <w:ind w:left="4320" w:hanging="180"/>
+      </w:pPr>
+    </w:lvl>
+    <w:lvl w:ilvl="6" w:tplc="FFFFFFFF" w:tentative="1">
+      <w:start w:val="1"/>
+      <w:numFmt w:val="decimal"/>
+      <w:lvlText w:val="%7."/>
+      <w:lvlJc w:val="left"/>
+      <w:pPr>
+        <w:ind w:left="5040" w:hanging="360"/>
+      </w:pPr>
+    </w:lvl>
+    <w:lvl w:ilvl="7" w:tplc="FFFFFFFF" w:tentative="1">
+      <w:start w:val="1"/>
+      <w:numFmt w:val="lowerLetter"/>
+      <w:lvlText w:val="%8."/>
+      <w:lvlJc w:val="left"/>
+      <w:pPr>
+        <w:ind w:left="5760" w:hanging="360"/>
+      </w:pPr>
+    </w:lvl>
+    <w:lvl w:ilvl="8" w:tplc="FFFFFFFF" w:tentative="1">
+      <w:start w:val="1"/>
+      <w:numFmt w:val="lowerRoman"/>
+      <w:lvlText w:val="%9."/>
+      <w:lvlJc w:val="right"/>
+      <w:pPr>
+        <w:ind w:left="6480" w:hanging="180"/>
+      </w:pPr>
+    </w:lvl>
+  </w:abstractNum>
+  <w:abstractNum w:abstractNumId="50" w15:restartNumberingAfterBreak="0">
     <w:nsid w:val="48424B8D"/>
     <w:multiLevelType w:val="hybridMultilevel"/>
     <w:tmpl w:val="214CC6C4"/>
@@ -26831,7 +27486,7 @@
       </w:pPr>
     </w:lvl>
   </w:abstractNum>
-  <w:abstractNum w:abstractNumId="50" w15:restartNumberingAfterBreak="0">
+  <w:abstractNum w:abstractNumId="51" w15:restartNumberingAfterBreak="0">
     <w:nsid w:val="48E719F4"/>
     <w:multiLevelType w:val="hybridMultilevel"/>
     <w:tmpl w:val="214CC6C4"/>
@@ -26917,7 +27572,7 @@
       </w:pPr>
     </w:lvl>
   </w:abstractNum>
-  <w:abstractNum w:abstractNumId="51" w15:restartNumberingAfterBreak="0">
+  <w:abstractNum w:abstractNumId="52" w15:restartNumberingAfterBreak="0">
     <w:nsid w:val="4A276C6F"/>
     <w:multiLevelType w:val="hybridMultilevel"/>
     <w:tmpl w:val="214CC6C4"/>
@@ -27003,7 +27658,7 @@
       </w:pPr>
     </w:lvl>
   </w:abstractNum>
-  <w:abstractNum w:abstractNumId="52" w15:restartNumberingAfterBreak="0">
+  <w:abstractNum w:abstractNumId="53" w15:restartNumberingAfterBreak="0">
     <w:nsid w:val="4ACD66FA"/>
     <w:multiLevelType w:val="hybridMultilevel"/>
     <w:tmpl w:val="214CC6C4"/>
@@ -27089,7 +27744,7 @@
       </w:pPr>
     </w:lvl>
   </w:abstractNum>
-  <w:abstractNum w:abstractNumId="53" w15:restartNumberingAfterBreak="0">
+  <w:abstractNum w:abstractNumId="54" w15:restartNumberingAfterBreak="0">
     <w:nsid w:val="4B205F99"/>
     <w:multiLevelType w:val="hybridMultilevel"/>
     <w:tmpl w:val="214CC6C4"/>
@@ -27175,7 +27830,7 @@
       </w:pPr>
     </w:lvl>
   </w:abstractNum>
-  <w:abstractNum w:abstractNumId="54" w15:restartNumberingAfterBreak="0">
+  <w:abstractNum w:abstractNumId="55" w15:restartNumberingAfterBreak="0">
     <w:nsid w:val="4B7F04E2"/>
     <w:multiLevelType w:val="hybridMultilevel"/>
     <w:tmpl w:val="214CC6C4"/>
@@ -27261,7 +27916,7 @@
       </w:pPr>
     </w:lvl>
   </w:abstractNum>
-  <w:abstractNum w:abstractNumId="55" w15:restartNumberingAfterBreak="0">
+  <w:abstractNum w:abstractNumId="56" w15:restartNumberingAfterBreak="0">
     <w:nsid w:val="4D9A4F4C"/>
     <w:multiLevelType w:val="hybridMultilevel"/>
     <w:tmpl w:val="214CC6C4"/>
@@ -27347,7 +28002,7 @@
       </w:pPr>
     </w:lvl>
   </w:abstractNum>
-  <w:abstractNum w:abstractNumId="56" w15:restartNumberingAfterBreak="0">
+  <w:abstractNum w:abstractNumId="57" w15:restartNumberingAfterBreak="0">
     <w:nsid w:val="4FB81408"/>
     <w:multiLevelType w:val="hybridMultilevel"/>
     <w:tmpl w:val="214CC6C4"/>
@@ -27433,7 +28088,7 @@
       </w:pPr>
     </w:lvl>
   </w:abstractNum>
-  <w:abstractNum w:abstractNumId="57" w15:restartNumberingAfterBreak="0">
+  <w:abstractNum w:abstractNumId="58" w15:restartNumberingAfterBreak="0">
     <w:nsid w:val="56833A85"/>
     <w:multiLevelType w:val="hybridMultilevel"/>
     <w:tmpl w:val="214CC6C4"/>
@@ -27519,7 +28174,7 @@
       </w:pPr>
     </w:lvl>
   </w:abstractNum>
-  <w:abstractNum w:abstractNumId="58" w15:restartNumberingAfterBreak="0">
+  <w:abstractNum w:abstractNumId="59" w15:restartNumberingAfterBreak="0">
     <w:nsid w:val="56C643E7"/>
     <w:multiLevelType w:val="hybridMultilevel"/>
     <w:tmpl w:val="214CC6C4"/>
@@ -27605,7 +28260,7 @@
       </w:pPr>
     </w:lvl>
   </w:abstractNum>
-  <w:abstractNum w:abstractNumId="59" w15:restartNumberingAfterBreak="0">
+  <w:abstractNum w:abstractNumId="60" w15:restartNumberingAfterBreak="0">
     <w:nsid w:val="59654531"/>
     <w:multiLevelType w:val="hybridMultilevel"/>
     <w:tmpl w:val="214CC6C4"/>
@@ -27691,7 +28346,7 @@
       </w:pPr>
     </w:lvl>
   </w:abstractNum>
-  <w:abstractNum w:abstractNumId="60" w15:restartNumberingAfterBreak="0">
+  <w:abstractNum w:abstractNumId="61" w15:restartNumberingAfterBreak="0">
     <w:nsid w:val="59CA6D97"/>
     <w:multiLevelType w:val="hybridMultilevel"/>
     <w:tmpl w:val="214CC6C4"/>
@@ -27777,7 +28432,7 @@
       </w:pPr>
     </w:lvl>
   </w:abstractNum>
-  <w:abstractNum w:abstractNumId="61" w15:restartNumberingAfterBreak="0">
+  <w:abstractNum w:abstractNumId="62" w15:restartNumberingAfterBreak="0">
     <w:nsid w:val="60085356"/>
     <w:multiLevelType w:val="hybridMultilevel"/>
     <w:tmpl w:val="214CC6C4"/>
@@ -27863,7 +28518,7 @@
       </w:pPr>
     </w:lvl>
   </w:abstractNum>
-  <w:abstractNum w:abstractNumId="62" w15:restartNumberingAfterBreak="0">
+  <w:abstractNum w:abstractNumId="63" w15:restartNumberingAfterBreak="0">
     <w:nsid w:val="61513B38"/>
     <w:multiLevelType w:val="hybridMultilevel"/>
     <w:tmpl w:val="4D926568"/>
@@ -27949,7 +28604,7 @@
       </w:pPr>
     </w:lvl>
   </w:abstractNum>
-  <w:abstractNum w:abstractNumId="63" w15:restartNumberingAfterBreak="0">
+  <w:abstractNum w:abstractNumId="64" w15:restartNumberingAfterBreak="0">
     <w:nsid w:val="62686DE9"/>
     <w:multiLevelType w:val="hybridMultilevel"/>
     <w:tmpl w:val="214CC6C4"/>
@@ -28035,7 +28690,7 @@
       </w:pPr>
     </w:lvl>
   </w:abstractNum>
-  <w:abstractNum w:abstractNumId="64" w15:restartNumberingAfterBreak="0">
+  <w:abstractNum w:abstractNumId="65" w15:restartNumberingAfterBreak="0">
     <w:nsid w:val="64B53F9E"/>
     <w:multiLevelType w:val="hybridMultilevel"/>
     <w:tmpl w:val="214CC6C4"/>
@@ -28121,7 +28776,7 @@
       </w:pPr>
     </w:lvl>
   </w:abstractNum>
-  <w:abstractNum w:abstractNumId="65" w15:restartNumberingAfterBreak="0">
+  <w:abstractNum w:abstractNumId="66" w15:restartNumberingAfterBreak="0">
     <w:nsid w:val="64EC6FC0"/>
     <w:multiLevelType w:val="hybridMultilevel"/>
     <w:tmpl w:val="214CC6C4"/>
@@ -28207,7 +28862,7 @@
       </w:pPr>
     </w:lvl>
   </w:abstractNum>
-  <w:abstractNum w:abstractNumId="66" w15:restartNumberingAfterBreak="0">
+  <w:abstractNum w:abstractNumId="67" w15:restartNumberingAfterBreak="0">
     <w:nsid w:val="65466AFA"/>
     <w:multiLevelType w:val="hybridMultilevel"/>
     <w:tmpl w:val="214CC6C4"/>
@@ -28293,7 +28948,7 @@
       </w:pPr>
     </w:lvl>
   </w:abstractNum>
-  <w:abstractNum w:abstractNumId="67" w15:restartNumberingAfterBreak="0">
+  <w:abstractNum w:abstractNumId="68" w15:restartNumberingAfterBreak="0">
     <w:nsid w:val="65972C68"/>
     <w:multiLevelType w:val="hybridMultilevel"/>
     <w:tmpl w:val="214CC6C4"/>
@@ -28379,7 +29034,7 @@
       </w:pPr>
     </w:lvl>
   </w:abstractNum>
-  <w:abstractNum w:abstractNumId="68" w15:restartNumberingAfterBreak="0">
+  <w:abstractNum w:abstractNumId="69" w15:restartNumberingAfterBreak="0">
     <w:nsid w:val="68167485"/>
     <w:multiLevelType w:val="hybridMultilevel"/>
     <w:tmpl w:val="214CC6C4"/>
@@ -28465,7 +29120,7 @@
       </w:pPr>
     </w:lvl>
   </w:abstractNum>
-  <w:abstractNum w:abstractNumId="69" w15:restartNumberingAfterBreak="0">
+  <w:abstractNum w:abstractNumId="70" w15:restartNumberingAfterBreak="0">
     <w:nsid w:val="692A3DFA"/>
     <w:multiLevelType w:val="hybridMultilevel"/>
     <w:tmpl w:val="214CC6C4"/>
@@ -28551,7 +29206,7 @@
       </w:pPr>
     </w:lvl>
   </w:abstractNum>
-  <w:abstractNum w:abstractNumId="70" w15:restartNumberingAfterBreak="0">
+  <w:abstractNum w:abstractNumId="71" w15:restartNumberingAfterBreak="0">
     <w:nsid w:val="6AD95314"/>
     <w:multiLevelType w:val="hybridMultilevel"/>
     <w:tmpl w:val="214CC6C4"/>
@@ -28637,7 +29292,7 @@
       </w:pPr>
     </w:lvl>
   </w:abstractNum>
-  <w:abstractNum w:abstractNumId="71" w15:restartNumberingAfterBreak="0">
+  <w:abstractNum w:abstractNumId="72" w15:restartNumberingAfterBreak="0">
     <w:nsid w:val="6B085590"/>
     <w:multiLevelType w:val="hybridMultilevel"/>
     <w:tmpl w:val="214CC6C4"/>
@@ -28723,7 +29378,7 @@
       </w:pPr>
     </w:lvl>
   </w:abstractNum>
-  <w:abstractNum w:abstractNumId="72" w15:restartNumberingAfterBreak="0">
+  <w:abstractNum w:abstractNumId="73" w15:restartNumberingAfterBreak="0">
     <w:nsid w:val="6C802E67"/>
     <w:multiLevelType w:val="hybridMultilevel"/>
     <w:tmpl w:val="214CC6C4"/>
@@ -28809,7 +29464,7 @@
       </w:pPr>
     </w:lvl>
   </w:abstractNum>
-  <w:abstractNum w:abstractNumId="73" w15:restartNumberingAfterBreak="0">
+  <w:abstractNum w:abstractNumId="74" w15:restartNumberingAfterBreak="0">
     <w:nsid w:val="6EC96476"/>
     <w:multiLevelType w:val="hybridMultilevel"/>
     <w:tmpl w:val="3DFEBE78"/>
@@ -28895,7 +29550,7 @@
       </w:pPr>
     </w:lvl>
   </w:abstractNum>
-  <w:abstractNum w:abstractNumId="74" w15:restartNumberingAfterBreak="0">
+  <w:abstractNum w:abstractNumId="75" w15:restartNumberingAfterBreak="0">
     <w:nsid w:val="726B52C1"/>
     <w:multiLevelType w:val="hybridMultilevel"/>
     <w:tmpl w:val="214CC6C4"/>
@@ -28981,7 +29636,7 @@
       </w:pPr>
     </w:lvl>
   </w:abstractNum>
-  <w:abstractNum w:abstractNumId="75" w15:restartNumberingAfterBreak="0">
+  <w:abstractNum w:abstractNumId="76" w15:restartNumberingAfterBreak="0">
     <w:nsid w:val="728B0421"/>
     <w:multiLevelType w:val="hybridMultilevel"/>
     <w:tmpl w:val="214CC6C4"/>
@@ -29067,7 +29722,7 @@
       </w:pPr>
     </w:lvl>
   </w:abstractNum>
-  <w:abstractNum w:abstractNumId="76" w15:restartNumberingAfterBreak="0">
+  <w:abstractNum w:abstractNumId="77" w15:restartNumberingAfterBreak="0">
     <w:nsid w:val="73401E16"/>
     <w:multiLevelType w:val="hybridMultilevel"/>
     <w:tmpl w:val="214CC6C4"/>
@@ -29153,7 +29808,7 @@
       </w:pPr>
     </w:lvl>
   </w:abstractNum>
-  <w:abstractNum w:abstractNumId="77" w15:restartNumberingAfterBreak="0">
+  <w:abstractNum w:abstractNumId="78" w15:restartNumberingAfterBreak="0">
     <w:nsid w:val="75336A05"/>
     <w:multiLevelType w:val="hybridMultilevel"/>
     <w:tmpl w:val="214CC6C4"/>
@@ -29239,7 +29894,7 @@
       </w:pPr>
     </w:lvl>
   </w:abstractNum>
-  <w:abstractNum w:abstractNumId="78" w15:restartNumberingAfterBreak="0">
+  <w:abstractNum w:abstractNumId="79" w15:restartNumberingAfterBreak="0">
     <w:nsid w:val="779B3DB6"/>
     <w:multiLevelType w:val="hybridMultilevel"/>
     <w:tmpl w:val="214CC6C4"/>
@@ -29325,7 +29980,7 @@
       </w:pPr>
     </w:lvl>
   </w:abstractNum>
-  <w:abstractNum w:abstractNumId="79" w15:restartNumberingAfterBreak="0">
+  <w:abstractNum w:abstractNumId="80" w15:restartNumberingAfterBreak="0">
     <w:nsid w:val="7B23524C"/>
     <w:multiLevelType w:val="hybridMultilevel"/>
     <w:tmpl w:val="214CC6C4"/>
@@ -29411,7 +30066,7 @@
       </w:pPr>
     </w:lvl>
   </w:abstractNum>
-  <w:abstractNum w:abstractNumId="80" w15:restartNumberingAfterBreak="0">
+  <w:abstractNum w:abstractNumId="81" w15:restartNumberingAfterBreak="0">
     <w:nsid w:val="7B8572AA"/>
     <w:multiLevelType w:val="hybridMultilevel"/>
     <w:tmpl w:val="214CC6C4"/>
@@ -29497,7 +30152,7 @@
       </w:pPr>
     </w:lvl>
   </w:abstractNum>
-  <w:abstractNum w:abstractNumId="81" w15:restartNumberingAfterBreak="0">
+  <w:abstractNum w:abstractNumId="82" w15:restartNumberingAfterBreak="0">
     <w:nsid w:val="7BD85F1F"/>
     <w:multiLevelType w:val="hybridMultilevel"/>
     <w:tmpl w:val="214CC6C4"/>
@@ -29583,7 +30238,7 @@
       </w:pPr>
     </w:lvl>
   </w:abstractNum>
-  <w:abstractNum w:abstractNumId="82" w15:restartNumberingAfterBreak="0">
+  <w:abstractNum w:abstractNumId="83" w15:restartNumberingAfterBreak="0">
     <w:nsid w:val="7BE25365"/>
     <w:multiLevelType w:val="hybridMultilevel"/>
     <w:tmpl w:val="214CC6C4"/>
@@ -29673,19 +30328,19 @@
     <w:abstractNumId w:val="41"/>
   </w:num>
   <w:num w:numId="2" w16cid:durableId="1714230517">
-    <w:abstractNumId w:val="57"/>
+    <w:abstractNumId w:val="58"/>
   </w:num>
   <w:num w:numId="3" w16cid:durableId="602418336">
     <w:abstractNumId w:val="34"/>
   </w:num>
   <w:num w:numId="4" w16cid:durableId="319892333">
-    <w:abstractNumId w:val="62"/>
+    <w:abstractNumId w:val="63"/>
   </w:num>
   <w:num w:numId="5" w16cid:durableId="1682078939">
-    <w:abstractNumId w:val="68"/>
+    <w:abstractNumId w:val="69"/>
   </w:num>
   <w:num w:numId="6" w16cid:durableId="69352654">
-    <w:abstractNumId w:val="82"/>
+    <w:abstractNumId w:val="83"/>
   </w:num>
   <w:num w:numId="7" w16cid:durableId="399905843">
     <w:abstractNumId w:val="7"/>
@@ -29700,7 +30355,7 @@
     <w:abstractNumId w:val="5"/>
   </w:num>
   <w:num w:numId="11" w16cid:durableId="618218708">
-    <w:abstractNumId w:val="51"/>
+    <w:abstractNumId w:val="52"/>
   </w:num>
   <w:num w:numId="12" w16cid:durableId="1832019268">
     <w:abstractNumId w:val="38"/>
@@ -29715,25 +30370,25 @@
     <w:abstractNumId w:val="43"/>
   </w:num>
   <w:num w:numId="16" w16cid:durableId="1466973576">
-    <w:abstractNumId w:val="52"/>
+    <w:abstractNumId w:val="53"/>
   </w:num>
   <w:num w:numId="17" w16cid:durableId="1965962244">
-    <w:abstractNumId w:val="54"/>
+    <w:abstractNumId w:val="55"/>
   </w:num>
   <w:num w:numId="18" w16cid:durableId="857428966">
+    <w:abstractNumId w:val="57"/>
+  </w:num>
+  <w:num w:numId="19" w16cid:durableId="1102727235">
+    <w:abstractNumId w:val="81"/>
+  </w:num>
+  <w:num w:numId="20" w16cid:durableId="1825009635">
     <w:abstractNumId w:val="56"/>
   </w:num>
-  <w:num w:numId="19" w16cid:durableId="1102727235">
-    <w:abstractNumId w:val="80"/>
-  </w:num>
-  <w:num w:numId="20" w16cid:durableId="1825009635">
-    <w:abstractNumId w:val="55"/>
-  </w:num>
   <w:num w:numId="21" w16cid:durableId="1057817951">
-    <w:abstractNumId w:val="58"/>
+    <w:abstractNumId w:val="59"/>
   </w:num>
   <w:num w:numId="22" w16cid:durableId="1840851271">
-    <w:abstractNumId w:val="74"/>
+    <w:abstractNumId w:val="75"/>
   </w:num>
   <w:num w:numId="23" w16cid:durableId="31004759">
     <w:abstractNumId w:val="4"/>
@@ -29751,13 +30406,13 @@
     <w:abstractNumId w:val="12"/>
   </w:num>
   <w:num w:numId="28" w16cid:durableId="1531380620">
+    <w:abstractNumId w:val="77"/>
+  </w:num>
+  <w:num w:numId="29" w16cid:durableId="557712069">
     <w:abstractNumId w:val="76"/>
   </w:num>
-  <w:num w:numId="29" w16cid:durableId="557712069">
-    <w:abstractNumId w:val="75"/>
-  </w:num>
   <w:num w:numId="30" w16cid:durableId="1426002138">
-    <w:abstractNumId w:val="61"/>
+    <w:abstractNumId w:val="62"/>
   </w:num>
   <w:num w:numId="31" w16cid:durableId="1782995960">
     <w:abstractNumId w:val="9"/>
@@ -29766,7 +30421,7 @@
     <w:abstractNumId w:val="0"/>
   </w:num>
   <w:num w:numId="33" w16cid:durableId="1618559931">
-    <w:abstractNumId w:val="67"/>
+    <w:abstractNumId w:val="68"/>
   </w:num>
   <w:num w:numId="34" w16cid:durableId="1400901532">
     <w:abstractNumId w:val="16"/>
@@ -29781,19 +30436,19 @@
     <w:abstractNumId w:val="25"/>
   </w:num>
   <w:num w:numId="38" w16cid:durableId="649556783">
-    <w:abstractNumId w:val="78"/>
+    <w:abstractNumId w:val="79"/>
   </w:num>
   <w:num w:numId="39" w16cid:durableId="1653750230">
-    <w:abstractNumId w:val="70"/>
+    <w:abstractNumId w:val="71"/>
   </w:num>
   <w:num w:numId="40" w16cid:durableId="938491575">
-    <w:abstractNumId w:val="59"/>
+    <w:abstractNumId w:val="60"/>
   </w:num>
   <w:num w:numId="41" w16cid:durableId="282228440">
-    <w:abstractNumId w:val="60"/>
+    <w:abstractNumId w:val="61"/>
   </w:num>
   <w:num w:numId="42" w16cid:durableId="1852640132">
-    <w:abstractNumId w:val="72"/>
+    <w:abstractNumId w:val="73"/>
   </w:num>
   <w:num w:numId="43" w16cid:durableId="1346899273">
     <w:abstractNumId w:val="13"/>
@@ -29802,13 +30457,13 @@
     <w:abstractNumId w:val="36"/>
   </w:num>
   <w:num w:numId="45" w16cid:durableId="1180044402">
-    <w:abstractNumId w:val="71"/>
+    <w:abstractNumId w:val="72"/>
   </w:num>
   <w:num w:numId="46" w16cid:durableId="581186852">
-    <w:abstractNumId w:val="49"/>
+    <w:abstractNumId w:val="50"/>
   </w:num>
   <w:num w:numId="47" w16cid:durableId="114033196">
-    <w:abstractNumId w:val="77"/>
+    <w:abstractNumId w:val="78"/>
   </w:num>
   <w:num w:numId="48" w16cid:durableId="1500274313">
     <w:abstractNumId w:val="23"/>
@@ -29835,7 +30490,7 @@
     <w:abstractNumId w:val="42"/>
   </w:num>
   <w:num w:numId="56" w16cid:durableId="1084959942">
-    <w:abstractNumId w:val="53"/>
+    <w:abstractNumId w:val="54"/>
   </w:num>
   <w:num w:numId="57" w16cid:durableId="551775919">
     <w:abstractNumId w:val="15"/>
@@ -29853,7 +30508,7 @@
     <w:abstractNumId w:val="30"/>
   </w:num>
   <w:num w:numId="62" w16cid:durableId="1481843890">
-    <w:abstractNumId w:val="66"/>
+    <w:abstractNumId w:val="67"/>
   </w:num>
   <w:num w:numId="63" w16cid:durableId="410079372">
     <w:abstractNumId w:val="37"/>
@@ -29868,34 +30523,34 @@
     <w:abstractNumId w:val="48"/>
   </w:num>
   <w:num w:numId="67" w16cid:durableId="1726219145">
-    <w:abstractNumId w:val="79"/>
+    <w:abstractNumId w:val="80"/>
   </w:num>
   <w:num w:numId="68" w16cid:durableId="1766615434">
-    <w:abstractNumId w:val="65"/>
+    <w:abstractNumId w:val="66"/>
   </w:num>
   <w:num w:numId="69" w16cid:durableId="280234627">
     <w:abstractNumId w:val="29"/>
   </w:num>
   <w:num w:numId="70" w16cid:durableId="1207910607">
-    <w:abstractNumId w:val="63"/>
+    <w:abstractNumId w:val="64"/>
   </w:num>
   <w:num w:numId="71" w16cid:durableId="1640526067">
     <w:abstractNumId w:val="3"/>
   </w:num>
   <w:num w:numId="72" w16cid:durableId="1480685150">
-    <w:abstractNumId w:val="50"/>
+    <w:abstractNumId w:val="51"/>
   </w:num>
   <w:num w:numId="73" w16cid:durableId="1902905193">
     <w:abstractNumId w:val="33"/>
   </w:num>
   <w:num w:numId="74" w16cid:durableId="1699814716">
-    <w:abstractNumId w:val="69"/>
+    <w:abstractNumId w:val="70"/>
   </w:num>
   <w:num w:numId="75" w16cid:durableId="1095246353">
     <w:abstractNumId w:val="20"/>
   </w:num>
   <w:num w:numId="76" w16cid:durableId="1478064906">
-    <w:abstractNumId w:val="64"/>
+    <w:abstractNumId w:val="65"/>
   </w:num>
   <w:num w:numId="77" w16cid:durableId="153382077">
     <w:abstractNumId w:val="6"/>
@@ -29907,16 +30562,19 @@
     <w:abstractNumId w:val="47"/>
   </w:num>
   <w:num w:numId="80" w16cid:durableId="1923443751">
-    <w:abstractNumId w:val="81"/>
+    <w:abstractNumId w:val="82"/>
   </w:num>
   <w:num w:numId="81" w16cid:durableId="1046220979">
     <w:abstractNumId w:val="46"/>
   </w:num>
   <w:num w:numId="82" w16cid:durableId="1474832525">
-    <w:abstractNumId w:val="73"/>
+    <w:abstractNumId w:val="74"/>
   </w:num>
   <w:num w:numId="83" w16cid:durableId="1246305922">
     <w:abstractNumId w:val="19"/>
+  </w:num>
+  <w:num w:numId="84" w16cid:durableId="769273119">
+    <w:abstractNumId w:val="49"/>
   </w:num>
   <w:numIdMacAtCleanup w:val="82"/>
 </w:numbering>

--- a/doc/Change log.docx
+++ b/doc/Change log.docx
@@ -58,19 +58,19 @@
         <w:rPr>
           <w:lang w:val="en-AU"/>
         </w:rPr>
-        <w:t>20</w:t>
-      </w:r>
-      <w:r>
-        <w:rPr>
-          <w:lang w:val="en-AU"/>
-        </w:rPr>
-        <w:t>-25</w:t>
-      </w:r>
-      <w:r>
-        <w:rPr>
-          <w:lang w:val="en-AU"/>
-        </w:rPr>
-        <w:t xml:space="preserve"> May, 2026</w:t>
+        <w:t>2</w:t>
+      </w:r>
+      <w:r>
+        <w:rPr>
+          <w:lang w:val="en-AU"/>
+        </w:rPr>
+        <w:t>7</w:t>
+      </w:r>
+      <w:r>
+        <w:rPr>
+          <w:lang w:val="en-AU"/>
+        </w:rPr>
+        <w:t xml:space="preserve"> May, 2026 (branch “main”)</w:t>
       </w:r>
     </w:p>
     <w:p>
@@ -92,6 +92,198 @@
         </w:numPr>
       </w:pPr>
       <w:r>
+        <w:t>E</w:t>
+      </w:r>
+      <w:r>
+        <w:t>vt</w:t>
+      </w:r>
+    </w:p>
+    <w:p>
+      <w:pPr>
+        <w:numPr>
+          <w:ilvl w:val="2"/>
+          <w:numId w:val="78"/>
+        </w:numPr>
+      </w:pPr>
+      <w:r>
+        <w:t xml:space="preserve">Use new ‘evt_fix_output’ in template read (2D and 3D), </w:t>
+      </w:r>
+      <w:r>
+        <w:t>'charge-scan'</w:t>
+      </w:r>
+      <w:r>
+        <w:t xml:space="preserve"> </w:t>
+      </w:r>
+      <w:r>
+        <w:t>event, ‘finish’ after event code, ‘evt_set_evt_file’ and ‘evt_set_output_file’.</w:t>
+      </w:r>
+    </w:p>
+    <w:p>
+      <w:pPr>
+        <w:numPr>
+          <w:ilvl w:val="1"/>
+          <w:numId w:val="78"/>
+        </w:numPr>
+      </w:pPr>
+      <w:r>
+        <w:t>evt_fix_output</w:t>
+      </w:r>
+    </w:p>
+    <w:p>
+      <w:pPr>
+        <w:numPr>
+          <w:ilvl w:val="2"/>
+          <w:numId w:val="78"/>
+        </w:numPr>
+      </w:pPr>
+      <w:r>
+        <w:t>Fix output filename to add ending for mode “cuts”, “MPDA”.</w:t>
+      </w:r>
+    </w:p>
+    <w:p>
+      <w:pPr>
+        <w:numPr>
+          <w:ilvl w:val="1"/>
+          <w:numId w:val="78"/>
+        </w:numPr>
+      </w:pPr>
+      <w:r>
+        <w:t>Image_details</w:t>
+      </w:r>
+    </w:p>
+    <w:p>
+      <w:pPr>
+        <w:numPr>
+          <w:ilvl w:val="2"/>
+          <w:numId w:val="78"/>
+        </w:numPr>
+      </w:pPr>
+      <w:r>
+        <w:t>Added “All counts” mode, which was missing.</w:t>
+      </w:r>
+    </w:p>
+    <w:p>
+      <w:pPr>
+        <w:numPr>
+          <w:ilvl w:val="1"/>
+          <w:numId w:val="78"/>
+        </w:numPr>
+      </w:pPr>
+      <w:r>
+        <w:t>Version 9.0a</w:t>
+      </w:r>
+    </w:p>
+    <w:p>
+      <w:pPr>
+        <w:pStyle w:val="Heading3"/>
+        <w:rPr>
+          <w:lang w:val="en-AU"/>
+        </w:rPr>
+      </w:pPr>
+      <w:r>
+        <w:rPr>
+          <w:lang w:val="en-AU"/>
+        </w:rPr>
+        <w:t>2</w:t>
+      </w:r>
+      <w:r>
+        <w:rPr>
+          <w:lang w:val="en-AU"/>
+        </w:rPr>
+        <w:t>6</w:t>
+      </w:r>
+      <w:r>
+        <w:rPr>
+          <w:lang w:val="en-AU"/>
+        </w:rPr>
+        <w:t xml:space="preserve"> May, 2026 (branch “m</w:t>
+      </w:r>
+      <w:r>
+        <w:rPr>
+          <w:lang w:val="en-AU"/>
+        </w:rPr>
+        <w:t>bda</w:t>
+      </w:r>
+      <w:r>
+        <w:rPr>
+          <w:lang w:val="en-AU"/>
+        </w:rPr>
+        <w:t>”)</w:t>
+      </w:r>
+    </w:p>
+    <w:p>
+      <w:pPr>
+        <w:numPr>
+          <w:ilvl w:val="0"/>
+          <w:numId w:val="85"/>
+        </w:numPr>
+      </w:pPr>
+      <w:r>
+        <w:t>Experimental side-branch “mbda” to trial a “MultiBack DA” (MBDA) method as a way to target background shape primarily. See branch “mbda” and this file there.</w:t>
+      </w:r>
+    </w:p>
+    <w:p>
+      <w:pPr>
+        <w:numPr>
+          <w:ilvl w:val="0"/>
+          <w:numId w:val="85"/>
+        </w:numPr>
+      </w:pPr>
+      <w:r>
+        <w:t>Conclusion: May be better to stick with MPDA and use it differently to track large variation in background shapes using suitable empirical endmembers set on extreme hot spots.</w:t>
+      </w:r>
+    </w:p>
+    <w:p>
+      <w:pPr>
+        <w:pStyle w:val="Heading3"/>
+        <w:rPr>
+          <w:lang w:val="en-AU"/>
+        </w:rPr>
+      </w:pPr>
+      <w:r>
+        <w:rPr>
+          <w:lang w:val="en-AU"/>
+        </w:rPr>
+        <w:t>20</w:t>
+      </w:r>
+      <w:r>
+        <w:rPr>
+          <w:lang w:val="en-AU"/>
+        </w:rPr>
+        <w:t>-25</w:t>
+      </w:r>
+      <w:r>
+        <w:rPr>
+          <w:lang w:val="en-AU"/>
+        </w:rPr>
+        <w:t xml:space="preserve"> May, 2026</w:t>
+      </w:r>
+      <w:r>
+        <w:rPr>
+          <w:lang w:val="en-AU"/>
+        </w:rPr>
+        <w:t xml:space="preserve"> (branch “main”)</w:t>
+      </w:r>
+    </w:p>
+    <w:p>
+      <w:pPr>
+        <w:numPr>
+          <w:ilvl w:val="0"/>
+          <w:numId w:val="86"/>
+        </w:numPr>
+      </w:pPr>
+      <w:r>
+        <w:t>Main GeoPIXE</w:t>
+      </w:r>
+    </w:p>
+    <w:p>
+      <w:pPr>
+        <w:numPr>
+          <w:ilvl w:val="1"/>
+          <w:numId w:val="86"/>
+        </w:numPr>
+      </w:pPr>
+      <w:r>
         <w:t>Da_evt</w:t>
       </w:r>
     </w:p>
@@ -99,7 +291,7 @@
       <w:pPr>
         <w:numPr>
           <w:ilvl w:val="2"/>
-          <w:numId w:val="78"/>
+          <w:numId w:val="86"/>
         </w:numPr>
       </w:pPr>
       <w:r>
@@ -110,7 +302,7 @@
       <w:pPr>
         <w:numPr>
           <w:ilvl w:val="2"/>
-          <w:numId w:val="78"/>
+          <w:numId w:val="86"/>
         </w:numPr>
       </w:pPr>
       <w:r>
@@ -121,7 +313,7 @@
       <w:pPr>
         <w:numPr>
           <w:ilvl w:val="1"/>
-          <w:numId w:val="78"/>
+          <w:numId w:val="86"/>
         </w:numPr>
       </w:pPr>
       <w:r>
@@ -147,7 +339,7 @@
       <w:pPr>
         <w:numPr>
           <w:ilvl w:val="2"/>
-          <w:numId w:val="78"/>
+          <w:numId w:val="86"/>
         </w:numPr>
       </w:pPr>
       <w:r>
@@ -158,7 +350,7 @@
       <w:pPr>
         <w:numPr>
           <w:ilvl w:val="1"/>
-          <w:numId w:val="78"/>
+          <w:numId w:val="86"/>
         </w:numPr>
       </w:pPr>
       <w:r>
@@ -169,7 +361,7 @@
       <w:pPr>
         <w:numPr>
           <w:ilvl w:val="2"/>
-          <w:numId w:val="78"/>
+          <w:numId w:val="86"/>
         </w:numPr>
       </w:pPr>
       <w:r>
@@ -180,7 +372,7 @@
       <w:pPr>
         <w:numPr>
           <w:ilvl w:val="1"/>
-          <w:numId w:val="78"/>
+          <w:numId w:val="86"/>
         </w:numPr>
       </w:pPr>
       <w:r>
@@ -191,7 +383,7 @@
       <w:pPr>
         <w:numPr>
           <w:ilvl w:val="2"/>
-          <w:numId w:val="78"/>
+          <w:numId w:val="86"/>
         </w:numPr>
       </w:pPr>
       <w:r>
@@ -202,7 +394,7 @@
       <w:pPr>
         <w:numPr>
           <w:ilvl w:val="1"/>
-          <w:numId w:val="78"/>
+          <w:numId w:val="86"/>
         </w:numPr>
       </w:pPr>
       <w:r>
@@ -213,7 +405,7 @@
       <w:pPr>
         <w:numPr>
           <w:ilvl w:val="2"/>
-          <w:numId w:val="78"/>
+          <w:numId w:val="86"/>
         </w:numPr>
       </w:pPr>
       <w:r>
@@ -224,7 +416,7 @@
       <w:pPr>
         <w:numPr>
           <w:ilvl w:val="2"/>
-          <w:numId w:val="78"/>
+          <w:numId w:val="86"/>
         </w:numPr>
       </w:pPr>
       <w:r>
@@ -238,7 +430,7 @@
       <w:pPr>
         <w:numPr>
           <w:ilvl w:val="1"/>
-          <w:numId w:val="78"/>
+          <w:numId w:val="86"/>
         </w:numPr>
       </w:pPr>
       <w:r>
@@ -249,7 +441,7 @@
       <w:pPr>
         <w:numPr>
           <w:ilvl w:val="2"/>
-          <w:numId w:val="78"/>
+          <w:numId w:val="86"/>
         </w:numPr>
       </w:pPr>
       <w:r>
@@ -266,7 +458,7 @@
       <w:pPr>
         <w:numPr>
           <w:ilvl w:val="1"/>
-          <w:numId w:val="78"/>
+          <w:numId w:val="86"/>
         </w:numPr>
       </w:pPr>
       <w:r>
@@ -277,7 +469,7 @@
       <w:pPr>
         <w:numPr>
           <w:ilvl w:val="0"/>
-          <w:numId w:val="78"/>
+          <w:numId w:val="86"/>
         </w:numPr>
       </w:pPr>
       <w:r>
@@ -288,7 +480,7 @@
       <w:pPr>
         <w:numPr>
           <w:ilvl w:val="1"/>
-          <w:numId w:val="78"/>
+          <w:numId w:val="86"/>
         </w:numPr>
       </w:pPr>
       <w:r>
@@ -299,21 +491,18 @@
       <w:pPr>
         <w:numPr>
           <w:ilvl w:val="0"/>
-          <w:numId w:val="78"/>
-        </w:numPr>
-      </w:pPr>
-      <w:r>
-        <w:t>FalconX</w:t>
-      </w:r>
-      <w:r>
-        <w:t xml:space="preserve"> device</w:t>
-      </w:r>
-    </w:p>
-    <w:p>
-      <w:pPr>
-        <w:numPr>
-          <w:ilvl w:val="1"/>
-          <w:numId w:val="78"/>
+          <w:numId w:val="86"/>
+        </w:numPr>
+      </w:pPr>
+      <w:r>
+        <w:t>FalconX device</w:t>
+      </w:r>
+    </w:p>
+    <w:p>
+      <w:pPr>
+        <w:numPr>
+          <w:ilvl w:val="1"/>
+          <w:numId w:val="86"/>
         </w:numPr>
       </w:pPr>
       <w:r>
@@ -324,7 +513,7 @@
       <w:pPr>
         <w:numPr>
           <w:ilvl w:val="0"/>
-          <w:numId w:val="78"/>
+          <w:numId w:val="86"/>
         </w:numPr>
         <w:rPr>
           <w:b/>
@@ -352,7 +541,7 @@
       <w:pPr>
         <w:numPr>
           <w:ilvl w:val="1"/>
-          <w:numId w:val="78"/>
+          <w:numId w:val="86"/>
         </w:numPr>
       </w:pPr>
       <w:r>
@@ -372,10 +561,11 @@
       <w:pPr>
         <w:numPr>
           <w:ilvl w:val="1"/>
-          <w:numId w:val="78"/>
-        </w:numPr>
-      </w:pPr>
-      <w:r>
+          <w:numId w:val="86"/>
+        </w:numPr>
+      </w:pPr>
+      <w:r>
+        <w:lastRenderedPageBreak/>
         <w:t>If this happens, enable log mode. A helpful trick is to add a prefix to any lines printed by ‘gprint’</w:t>
       </w:r>
       <w:r>
@@ -404,7 +594,7 @@
       <w:pPr>
         <w:numPr>
           <w:ilvl w:val="1"/>
-          <w:numId w:val="78"/>
+          <w:numId w:val="86"/>
         </w:numPr>
       </w:pPr>
       <w:r>
@@ -424,7 +614,7 @@
       <w:pPr>
         <w:numPr>
           <w:ilvl w:val="1"/>
-          <w:numId w:val="78"/>
+          <w:numId w:val="86"/>
         </w:numPr>
       </w:pPr>
       <w:r>
@@ -444,7 +634,7 @@
       <w:pPr>
         <w:numPr>
           <w:ilvl w:val="1"/>
-          <w:numId w:val="78"/>
+          <w:numId w:val="86"/>
         </w:numPr>
       </w:pPr>
       <w:r>
@@ -455,7 +645,7 @@
       <w:pPr>
         <w:numPr>
           <w:ilvl w:val="1"/>
-          <w:numId w:val="78"/>
+          <w:numId w:val="86"/>
         </w:numPr>
         <w:rPr>
           <w:highlight w:val="yellow"/>
@@ -472,7 +662,7 @@
       <w:pPr>
         <w:numPr>
           <w:ilvl w:val="2"/>
-          <w:numId w:val="78"/>
+          <w:numId w:val="86"/>
         </w:numPr>
       </w:pPr>
       <w:r>
@@ -489,7 +679,7 @@
       <w:pPr>
         <w:numPr>
           <w:ilvl w:val="2"/>
-          <w:numId w:val="78"/>
+          <w:numId w:val="86"/>
         </w:numPr>
       </w:pPr>
       <w:r>
@@ -618,7 +808,6 @@
         </w:numPr>
       </w:pPr>
       <w:r>
-        <w:lastRenderedPageBreak/>
         <w:t>Evt_start</w:t>
       </w:r>
     </w:p>
@@ -1025,6 +1214,7 @@
         </w:numPr>
       </w:pPr>
       <w:r>
+        <w:lastRenderedPageBreak/>
         <w:t>Fit_setup</w:t>
       </w:r>
     </w:p>
@@ -1228,7 +1418,6 @@
         </w:numPr>
       </w:pPr>
       <w:r>
-        <w:lastRenderedPageBreak/>
         <w:t>Define</w:t>
       </w:r>
     </w:p>
@@ -1663,6 +1852,7 @@
         </w:numPr>
       </w:pPr>
       <w:r>
+        <w:lastRenderedPageBreak/>
         <w:t>Changed tab name to “XFM(AS)” to distinguish it from other XFM plugins.</w:t>
       </w:r>
     </w:p>
@@ -1871,7 +2061,6 @@
         </w:numPr>
       </w:pPr>
       <w:r>
-        <w:lastRenderedPageBreak/>
         <w:t>Geopixe_execute</w:t>
       </w:r>
     </w:p>
@@ -2281,6 +2470,7 @@
         </w:numPr>
       </w:pPr>
       <w:r>
+        <w:lastRenderedPageBreak/>
         <w:t>Potentially, may still cancel a non-XY scan mode in a special template.</w:t>
       </w:r>
     </w:p>
@@ -2483,7 +2673,6 @@
         </w:numPr>
       </w:pPr>
       <w:r>
-        <w:lastRenderedPageBreak/>
         <w:t>Occasional X=0 when near X maximum turn-around</w:t>
       </w:r>
     </w:p>
@@ -3167,6 +3356,7 @@
         </w:numPr>
       </w:pPr>
       <w:r>
+        <w:lastRenderedPageBreak/>
         <w:t>Add code for a “Correct Y” option, to correct for wandering Y axis after turn-around.</w:t>
       </w:r>
     </w:p>
@@ -3388,7 +3578,6 @@
         </w:numPr>
       </w:pPr>
       <w:r>
-        <w:lastRenderedPageBreak/>
         <w:t>Add code to veto tiny periodic table, only for Linux, due to display bug.</w:t>
       </w:r>
     </w:p>
@@ -3740,6 +3929,7 @@
         </w:numPr>
       </w:pPr>
       <w:r>
+        <w:lastRenderedPageBreak/>
         <w:t>Image_eventcb</w:t>
       </w:r>
     </w:p>
@@ -3984,7 +4174,6 @@
         </w:numPr>
       </w:pPr>
       <w:r>
-        <w:lastRenderedPageBreak/>
         <w:t xml:space="preserve">Has a new keyword /refine, to </w:t>
       </w:r>
       <w:r>
@@ -4232,6 +4421,7 @@
         <w:rPr>
           <w:lang w:val="en-AU"/>
         </w:rPr>
+        <w:lastRenderedPageBreak/>
         <w:t>26</w:t>
       </w:r>
       <w:r>
@@ -4440,7 +4630,6 @@
         <w:rPr>
           <w:lang w:val="en-AU"/>
         </w:rPr>
-        <w:lastRenderedPageBreak/>
         <w:t>24</w:t>
       </w:r>
       <w:r>
@@ -4876,6 +5065,7 @@
         </w:numPr>
       </w:pPr>
       <w:r>
+        <w:lastRenderedPageBreak/>
         <w:t>Use ‘size=1.2’ to “Plot_maia_parameters” to make detector labels larger.</w:t>
       </w:r>
     </w:p>
@@ -5072,7 +5262,6 @@
         </w:numPr>
       </w:pPr>
       <w:r>
-        <w:lastRenderedPageBreak/>
         <w:t xml:space="preserve">Middle mouse button </w:t>
       </w:r>
       <w:r>
@@ -5455,6 +5644,7 @@
         </w:numPr>
       </w:pPr>
       <w:r>
+        <w:lastRenderedPageBreak/>
         <w:t>Detector_setup</w:t>
       </w:r>
     </w:p>
@@ -5672,7 +5862,6 @@
         </w:numPr>
       </w:pPr>
       <w:r>
-        <w:lastRenderedPageBreak/>
         <w:t>Corr</w:t>
       </w:r>
     </w:p>
@@ -6132,6 +6321,7 @@
         </w:numPr>
       </w:pPr>
       <w:r>
+        <w:lastRenderedPageBreak/>
         <w:t>In its Timer event code, call  “</w:t>
       </w:r>
       <w:r>
@@ -6376,7 +6566,6 @@
         <w:rPr>
           <w:lang w:val="en-AU"/>
         </w:rPr>
-        <w:lastRenderedPageBreak/>
         <w:t>21</w:t>
       </w:r>
       <w:r>
@@ -6781,6 +6970,7 @@
         </w:numPr>
       </w:pPr>
       <w:r>
+        <w:lastRenderedPageBreak/>
         <w:t xml:space="preserve">Wizard actions: </w:t>
       </w:r>
       <w:r>
@@ -6998,7 +7188,6 @@
         </w:numPr>
       </w:pPr>
       <w:r>
-        <w:lastRenderedPageBreak/>
         <w:t>Send a new action (‘sort-setup’) to EVT when a template sort DAI is opened to set initial settings, which a user may modify before starting processing. Do not send the default/template pdai settings later when processing loop is running.</w:t>
       </w:r>
     </w:p>
@@ -7322,6 +7511,7 @@
         </w:numPr>
       </w:pPr>
       <w:r>
+        <w:lastRenderedPageBreak/>
         <w:t xml:space="preserve">The (*pd).pnew return is now a struct  {files:sret, stats:{}}. </w:t>
       </w:r>
     </w:p>
@@ -7492,7 +7682,6 @@
         </w:numPr>
       </w:pPr>
       <w:r>
-        <w:lastRenderedPageBreak/>
         <w:t>This is done in the event routine, so no need for a loop check in a callback routine.</w:t>
       </w:r>
     </w:p>
@@ -7870,6 +8059,7 @@
         </w:numPr>
       </w:pPr>
       <w:r>
+        <w:lastRenderedPageBreak/>
         <w:t>OnNotify</w:t>
       </w:r>
     </w:p>
@@ -8075,7 +8265,6 @@
         </w:numPr>
       </w:pPr>
       <w:r>
-        <w:lastRenderedPageBreak/>
         <w:t>‘image-process’ Notify event now uses ‘image_do_operations’, to apply incoming ops coming from the “Get” button in ‘image_process’.</w:t>
       </w:r>
     </w:p>
@@ -8421,6 +8610,7 @@
         </w:numPr>
       </w:pPr>
       <w:r>
+        <w:lastRenderedPageBreak/>
         <w:t>Image_Process_Shift_rows</w:t>
       </w:r>
       <w:r>
@@ -8567,7 +8757,6 @@
         </w:numPr>
       </w:pPr>
       <w:r>
-        <w:lastRenderedPageBreak/>
         <w:t>Added ‘dai_dir’ keyword to be able to select a different dir for output DAI files.</w:t>
       </w:r>
     </w:p>
@@ -8960,6 +9149,7 @@
         </w:numPr>
       </w:pPr>
       <w:r>
+        <w:lastRenderedPageBreak/>
         <w:t>Version 8.9</w:t>
       </w:r>
     </w:p>
@@ -9109,7 +9299,6 @@
         </w:numPr>
       </w:pPr>
       <w:r>
-        <w:lastRenderedPageBreak/>
         <w:t xml:space="preserve">“Find” used to just show </w:t>
       </w:r>
       <w:r>
@@ -9498,6 +9687,7 @@
         </w:numPr>
       </w:pPr>
       <w:r>
+        <w:lastRenderedPageBreak/>
         <w:t>Add a Device droplist to select the raw data device. Tested for “MAIA_DEVICE” and “FALCONX_MERGE_DEVICE”.</w:t>
       </w:r>
     </w:p>
@@ -9664,7 +9854,6 @@
         </w:numPr>
       </w:pPr>
       <w:r>
-        <w:lastRenderedPageBreak/>
         <w:t>APS Regolith-82 (APS List)</w:t>
       </w:r>
     </w:p>
@@ -9996,6 +10185,7 @@
         </w:numPr>
       </w:pPr>
       <w:r>
+        <w:lastRenderedPageBreak/>
         <w:t>Use same approach as for “areas” on line profiles (traverse, project, project, Spline8, etc.) to detect non-elemental image planes and great these ‘as is’ in counts, such as for “Rate” and specials as listed in “special_elements” function.</w:t>
       </w:r>
     </w:p>
@@ -10131,7 +10321,6 @@
         <w:rPr>
           <w:lang w:val="en-AU"/>
         </w:rPr>
-        <w:lastRenderedPageBreak/>
         <w:t>10 June, 2025</w:t>
       </w:r>
     </w:p>
@@ -10476,6 +10665,7 @@
         </w:numPr>
       </w:pPr>
       <w:r>
+        <w:lastRenderedPageBreak/>
         <w:t xml:space="preserve">Add ‘ShowALLregions’ to </w:t>
       </w:r>
       <w:r>
@@ -10653,7 +10843,6 @@
         </w:numPr>
       </w:pPr>
       <w:r>
-        <w:lastRenderedPageBreak/>
         <w:t>build_ebel_data</w:t>
       </w:r>
       <w:r>
@@ -11026,6 +11215,7 @@
         </w:numPr>
       </w:pPr>
       <w:r>
+        <w:lastRenderedPageBreak/>
         <w:t>And only if the Y scroll bar disappear</w:t>
       </w:r>
       <w:r>
@@ -11178,7 +11368,6 @@
         </w:numPr>
       </w:pPr>
       <w:r>
-        <w:lastRenderedPageBreak/>
         <w:t>Problem arose if manual enter parameters into layer setup (not restore from LCM).</w:t>
       </w:r>
     </w:p>
@@ -11534,6 +11723,7 @@
         </w:numPr>
       </w:pPr>
       <w:r>
+        <w:lastRenderedPageBreak/>
         <w:t>Hence, in ‘plot_maia_parameters’, do not call ‘file_requester’ between opening a new window and plotting to it.</w:t>
       </w:r>
     </w:p>
@@ -11683,7 +11873,6 @@
         <w:rPr>
           <w:lang w:val="en-AU"/>
         </w:rPr>
-        <w:lastRenderedPageBreak/>
         <w:t>12 Feb, 2025</w:t>
       </w:r>
     </w:p>
@@ -11899,6 +12088,7 @@
         </w:numPr>
       </w:pPr>
       <w:r>
+        <w:lastRenderedPageBreak/>
         <w:t>If a detector is not found on path1 (geopixe_root)</w:t>
       </w:r>
       <w:r>
@@ -12037,7 +12227,6 @@
         </w:numPr>
       </w:pPr>
       <w:r>
-        <w:lastRenderedPageBreak/>
         <w:t>On running GeoPIXE, these SAV files get loaded and write over newer versions of many routines that have been compiled (into GeoPIXE.sav) since the plugin. This of course a really bad thing, and confusing for debugging.</w:t>
       </w:r>
     </w:p>
@@ -12389,6 +12578,7 @@
         <w:rPr>
           <w:lang w:val="en-AU"/>
         </w:rPr>
+        <w:lastRenderedPageBreak/>
         <w:t>7 Jan, 2025</w:t>
       </w:r>
     </w:p>
@@ -12522,7 +12712,6 @@
         <w:rPr>
           <w:lang w:val="en-AU"/>
         </w:rPr>
-        <w:lastRenderedPageBreak/>
         <w:t>3 Dec, 2024</w:t>
       </w:r>
     </w:p>
@@ -12935,6 +13124,7 @@
         <w:rPr>
           <w:lang w:val="en-AU"/>
         </w:rPr>
+        <w:lastRenderedPageBreak/>
         <w:t>28 Oct, 2024</w:t>
       </w:r>
     </w:p>
@@ -13073,7 +13263,6 @@
         </w:numPr>
       </w:pPr>
       <w:r>
-        <w:lastRenderedPageBreak/>
         <w:t>But do these cIn lines inherit normal In rel-ints, rather than from beam lines?</w:t>
       </w:r>
     </w:p>
@@ -13527,6 +13716,7 @@
         </w:numPr>
       </w:pPr>
       <w:r>
+        <w:lastRenderedPageBreak/>
         <w:t>Compare_yields</w:t>
       </w:r>
     </w:p>
@@ -13693,7 +13883,6 @@
         </w:numPr>
       </w:pPr>
       <w:r>
-        <w:lastRenderedPageBreak/>
         <w:t xml:space="preserve">Simply prints out any inconsistencies found </w:t>
       </w:r>
       <w:r>
@@ -14049,6 +14238,7 @@
         </w:numPr>
       </w:pPr>
       <w:r>
+        <w:lastRenderedPageBreak/>
         <w:t>Add “Exp” button next to DA matrix file fields to call ‘export_DA2’ to export the chosen DA matrix for use in a data acquisition system for realtime imaging and spectra analysis.</w:t>
       </w:r>
     </w:p>
@@ -14176,7 +14366,6 @@
         </w:numPr>
       </w:pPr>
       <w:r>
-        <w:lastRenderedPageBreak/>
         <w:t>NSLS MARS Ge device</w:t>
       </w:r>
     </w:p>
@@ -14559,6 +14748,7 @@
         </w:numPr>
       </w:pPr>
       <w:r>
+        <w:lastRenderedPageBreak/>
         <w:t>Users who add plugins can also resolve their own added routines before saving a SAV file. But many basic ones can be added here</w:t>
       </w:r>
       <w:r>
@@ -14724,7 +14914,6 @@
         </w:numPr>
       </w:pPr>
       <w:r>
-        <w:lastRenderedPageBreak/>
         <w:t xml:space="preserve">i.e. It was found that you could use modal=0, floating=1 on the top base widget and </w:t>
       </w:r>
       <w:r>
@@ -15071,6 +15260,7 @@
         </w:numPr>
       </w:pPr>
       <w:r>
+        <w:lastRenderedPageBreak/>
         <w:t>Delete “continuum_Source” plugin project.</w:t>
       </w:r>
     </w:p>
@@ -15263,7 +15453,6 @@
         </w:numPr>
       </w:pPr>
       <w:r>
-        <w:lastRenderedPageBreak/>
         <w:t>‘load-source’ now handles cases of 6:lab, 7:pink beam.</w:t>
       </w:r>
     </w:p>
@@ -15638,6 +15827,7 @@
         </w:numPr>
       </w:pPr>
       <w:r>
+        <w:lastRenderedPageBreak/>
         <w:t>Add case to either ‘source_calculate’ or ‘pink_calculate’ based on beam.model</w:t>
       </w:r>
     </w:p>
@@ -15816,7 +16006,6 @@
         </w:numPr>
       </w:pPr>
       <w:r>
-        <w:lastRenderedPageBreak/>
         <w:t>Spawn_blog_parameters</w:t>
       </w:r>
     </w:p>
@@ -16227,6 +16416,7 @@
         </w:numPr>
       </w:pPr>
       <w:r>
+        <w:lastRenderedPageBreak/>
         <w:t>Image_Save_GIF</w:t>
       </w:r>
     </w:p>
@@ -16362,7 +16552,6 @@
         </w:numPr>
       </w:pPr>
       <w:r>
-        <w:lastRenderedPageBreak/>
         <w:t>Bayes.</w:t>
       </w:r>
     </w:p>
@@ -16742,6 +16931,7 @@
         </w:numPr>
       </w:pPr>
       <w:r>
+        <w:lastRenderedPageBreak/>
         <w:t>image_table_evt</w:t>
       </w:r>
     </w:p>
@@ -16958,7 +17148,6 @@
         </w:numPr>
       </w:pPr>
       <w:r>
-        <w:lastRenderedPageBreak/>
         <w:t>Use ‘builder’ (pops up index selection) to select which classes to build, which creates “build.spro” (note: this will be in “geopixe” for runtime execution and “main” for IDLDE execution).</w:t>
       </w:r>
       <w:r>
@@ -19696,6 +19885,92 @@
     </w:lvl>
   </w:abstractNum>
   <w:abstractNum w:abstractNumId="22" w15:restartNumberingAfterBreak="0">
+    <w:nsid w:val="25957A5E"/>
+    <w:multiLevelType w:val="hybridMultilevel"/>
+    <w:tmpl w:val="214CC6C4"/>
+    <w:lvl w:ilvl="0" w:tplc="FFFFFFFF">
+      <w:start w:val="1"/>
+      <w:numFmt w:val="decimal"/>
+      <w:lvlText w:val="%1."/>
+      <w:lvlJc w:val="left"/>
+      <w:pPr>
+        <w:ind w:left="720" w:hanging="360"/>
+      </w:pPr>
+    </w:lvl>
+    <w:lvl w:ilvl="1" w:tplc="FFFFFFFF">
+      <w:start w:val="1"/>
+      <w:numFmt w:val="lowerLetter"/>
+      <w:lvlText w:val="%2."/>
+      <w:lvlJc w:val="left"/>
+      <w:pPr>
+        <w:ind w:left="1440" w:hanging="360"/>
+      </w:pPr>
+    </w:lvl>
+    <w:lvl w:ilvl="2" w:tplc="FFFFFFFF">
+      <w:start w:val="1"/>
+      <w:numFmt w:val="lowerRoman"/>
+      <w:lvlText w:val="%3."/>
+      <w:lvlJc w:val="right"/>
+      <w:pPr>
+        <w:ind w:left="2160" w:hanging="180"/>
+      </w:pPr>
+    </w:lvl>
+    <w:lvl w:ilvl="3" w:tplc="FFFFFFFF">
+      <w:start w:val="1"/>
+      <w:numFmt w:val="decimal"/>
+      <w:lvlText w:val="%4."/>
+      <w:lvlJc w:val="left"/>
+      <w:pPr>
+        <w:ind w:left="2880" w:hanging="360"/>
+      </w:pPr>
+    </w:lvl>
+    <w:lvl w:ilvl="4" w:tplc="FFFFFFFF">
+      <w:start w:val="1"/>
+      <w:numFmt w:val="lowerLetter"/>
+      <w:lvlText w:val="%5."/>
+      <w:lvlJc w:val="left"/>
+      <w:pPr>
+        <w:ind w:left="3600" w:hanging="360"/>
+      </w:pPr>
+    </w:lvl>
+    <w:lvl w:ilvl="5" w:tplc="FFFFFFFF">
+      <w:start w:val="1"/>
+      <w:numFmt w:val="lowerRoman"/>
+      <w:lvlText w:val="%6."/>
+      <w:lvlJc w:val="right"/>
+      <w:pPr>
+        <w:ind w:left="4320" w:hanging="180"/>
+      </w:pPr>
+    </w:lvl>
+    <w:lvl w:ilvl="6" w:tplc="FFFFFFFF" w:tentative="1">
+      <w:start w:val="1"/>
+      <w:numFmt w:val="decimal"/>
+      <w:lvlText w:val="%7."/>
+      <w:lvlJc w:val="left"/>
+      <w:pPr>
+        <w:ind w:left="5040" w:hanging="360"/>
+      </w:pPr>
+    </w:lvl>
+    <w:lvl w:ilvl="7" w:tplc="FFFFFFFF" w:tentative="1">
+      <w:start w:val="1"/>
+      <w:numFmt w:val="lowerLetter"/>
+      <w:lvlText w:val="%8."/>
+      <w:lvlJc w:val="left"/>
+      <w:pPr>
+        <w:ind w:left="5760" w:hanging="360"/>
+      </w:pPr>
+    </w:lvl>
+    <w:lvl w:ilvl="8" w:tplc="FFFFFFFF" w:tentative="1">
+      <w:start w:val="1"/>
+      <w:numFmt w:val="lowerRoman"/>
+      <w:lvlText w:val="%9."/>
+      <w:lvlJc w:val="right"/>
+      <w:pPr>
+        <w:ind w:left="6480" w:hanging="180"/>
+      </w:pPr>
+    </w:lvl>
+  </w:abstractNum>
+  <w:abstractNum w:abstractNumId="23" w15:restartNumberingAfterBreak="0">
     <w:nsid w:val="275B156F"/>
     <w:multiLevelType w:val="hybridMultilevel"/>
     <w:tmpl w:val="214CC6C4"/>
@@ -19781,7 +20056,7 @@
       </w:pPr>
     </w:lvl>
   </w:abstractNum>
-  <w:abstractNum w:abstractNumId="23" w15:restartNumberingAfterBreak="0">
+  <w:abstractNum w:abstractNumId="24" w15:restartNumberingAfterBreak="0">
     <w:nsid w:val="28090D24"/>
     <w:multiLevelType w:val="hybridMultilevel"/>
     <w:tmpl w:val="214CC6C4"/>
@@ -19867,7 +20142,7 @@
       </w:pPr>
     </w:lvl>
   </w:abstractNum>
-  <w:abstractNum w:abstractNumId="24" w15:restartNumberingAfterBreak="0">
+  <w:abstractNum w:abstractNumId="25" w15:restartNumberingAfterBreak="0">
     <w:nsid w:val="2BBE5C5D"/>
     <w:multiLevelType w:val="hybridMultilevel"/>
     <w:tmpl w:val="214CC6C4"/>
@@ -19953,7 +20228,7 @@
       </w:pPr>
     </w:lvl>
   </w:abstractNum>
-  <w:abstractNum w:abstractNumId="25" w15:restartNumberingAfterBreak="0">
+  <w:abstractNum w:abstractNumId="26" w15:restartNumberingAfterBreak="0">
     <w:nsid w:val="2ED42603"/>
     <w:multiLevelType w:val="hybridMultilevel"/>
     <w:tmpl w:val="214CC6C4"/>
@@ -20039,7 +20314,7 @@
       </w:pPr>
     </w:lvl>
   </w:abstractNum>
-  <w:abstractNum w:abstractNumId="26" w15:restartNumberingAfterBreak="0">
+  <w:abstractNum w:abstractNumId="27" w15:restartNumberingAfterBreak="0">
     <w:nsid w:val="2F545F49"/>
     <w:multiLevelType w:val="hybridMultilevel"/>
     <w:tmpl w:val="214CC6C4"/>
@@ -20125,7 +20400,7 @@
       </w:pPr>
     </w:lvl>
   </w:abstractNum>
-  <w:abstractNum w:abstractNumId="27" w15:restartNumberingAfterBreak="0">
+  <w:abstractNum w:abstractNumId="28" w15:restartNumberingAfterBreak="0">
     <w:nsid w:val="2F731835"/>
     <w:multiLevelType w:val="hybridMultilevel"/>
     <w:tmpl w:val="214CC6C4"/>
@@ -20211,7 +20486,7 @@
       </w:pPr>
     </w:lvl>
   </w:abstractNum>
-  <w:abstractNum w:abstractNumId="28" w15:restartNumberingAfterBreak="0">
+  <w:abstractNum w:abstractNumId="29" w15:restartNumberingAfterBreak="0">
     <w:nsid w:val="32326CBE"/>
     <w:multiLevelType w:val="hybridMultilevel"/>
     <w:tmpl w:val="214CC6C4"/>
@@ -20297,7 +20572,7 @@
       </w:pPr>
     </w:lvl>
   </w:abstractNum>
-  <w:abstractNum w:abstractNumId="29" w15:restartNumberingAfterBreak="0">
+  <w:abstractNum w:abstractNumId="30" w15:restartNumberingAfterBreak="0">
     <w:nsid w:val="32A949EB"/>
     <w:multiLevelType w:val="hybridMultilevel"/>
     <w:tmpl w:val="214CC6C4"/>
@@ -20383,7 +20658,7 @@
       </w:pPr>
     </w:lvl>
   </w:abstractNum>
-  <w:abstractNum w:abstractNumId="30" w15:restartNumberingAfterBreak="0">
+  <w:abstractNum w:abstractNumId="31" w15:restartNumberingAfterBreak="0">
     <w:nsid w:val="33231170"/>
     <w:multiLevelType w:val="hybridMultilevel"/>
     <w:tmpl w:val="214CC6C4"/>
@@ -20469,7 +20744,7 @@
       </w:pPr>
     </w:lvl>
   </w:abstractNum>
-  <w:abstractNum w:abstractNumId="31" w15:restartNumberingAfterBreak="0">
+  <w:abstractNum w:abstractNumId="32" w15:restartNumberingAfterBreak="0">
     <w:nsid w:val="335B6E8D"/>
     <w:multiLevelType w:val="hybridMultilevel"/>
     <w:tmpl w:val="214CC6C4"/>
@@ -20555,7 +20830,7 @@
       </w:pPr>
     </w:lvl>
   </w:abstractNum>
-  <w:abstractNum w:abstractNumId="32" w15:restartNumberingAfterBreak="0">
+  <w:abstractNum w:abstractNumId="33" w15:restartNumberingAfterBreak="0">
     <w:nsid w:val="355B2568"/>
     <w:multiLevelType w:val="hybridMultilevel"/>
     <w:tmpl w:val="214CC6C4"/>
@@ -20641,7 +20916,7 @@
       </w:pPr>
     </w:lvl>
   </w:abstractNum>
-  <w:abstractNum w:abstractNumId="33" w15:restartNumberingAfterBreak="0">
+  <w:abstractNum w:abstractNumId="34" w15:restartNumberingAfterBreak="0">
     <w:nsid w:val="356645B8"/>
     <w:multiLevelType w:val="hybridMultilevel"/>
     <w:tmpl w:val="214CC6C4"/>
@@ -20727,7 +21002,7 @@
       </w:pPr>
     </w:lvl>
   </w:abstractNum>
-  <w:abstractNum w:abstractNumId="34" w15:restartNumberingAfterBreak="0">
+  <w:abstractNum w:abstractNumId="35" w15:restartNumberingAfterBreak="0">
     <w:nsid w:val="35B806D1"/>
     <w:multiLevelType w:val="hybridMultilevel"/>
     <w:tmpl w:val="214CC6C4"/>
@@ -20813,7 +21088,93 @@
       </w:pPr>
     </w:lvl>
   </w:abstractNum>
-  <w:abstractNum w:abstractNumId="35" w15:restartNumberingAfterBreak="0">
+  <w:abstractNum w:abstractNumId="36" w15:restartNumberingAfterBreak="0">
+    <w:nsid w:val="364E1BD1"/>
+    <w:multiLevelType w:val="hybridMultilevel"/>
+    <w:tmpl w:val="214CC6C4"/>
+    <w:lvl w:ilvl="0" w:tplc="FFFFFFFF">
+      <w:start w:val="1"/>
+      <w:numFmt w:val="decimal"/>
+      <w:lvlText w:val="%1."/>
+      <w:lvlJc w:val="left"/>
+      <w:pPr>
+        <w:ind w:left="720" w:hanging="360"/>
+      </w:pPr>
+    </w:lvl>
+    <w:lvl w:ilvl="1" w:tplc="FFFFFFFF">
+      <w:start w:val="1"/>
+      <w:numFmt w:val="lowerLetter"/>
+      <w:lvlText w:val="%2."/>
+      <w:lvlJc w:val="left"/>
+      <w:pPr>
+        <w:ind w:left="1440" w:hanging="360"/>
+      </w:pPr>
+    </w:lvl>
+    <w:lvl w:ilvl="2" w:tplc="FFFFFFFF">
+      <w:start w:val="1"/>
+      <w:numFmt w:val="lowerRoman"/>
+      <w:lvlText w:val="%3."/>
+      <w:lvlJc w:val="right"/>
+      <w:pPr>
+        <w:ind w:left="2160" w:hanging="180"/>
+      </w:pPr>
+    </w:lvl>
+    <w:lvl w:ilvl="3" w:tplc="FFFFFFFF">
+      <w:start w:val="1"/>
+      <w:numFmt w:val="decimal"/>
+      <w:lvlText w:val="%4."/>
+      <w:lvlJc w:val="left"/>
+      <w:pPr>
+        <w:ind w:left="2880" w:hanging="360"/>
+      </w:pPr>
+    </w:lvl>
+    <w:lvl w:ilvl="4" w:tplc="FFFFFFFF">
+      <w:start w:val="1"/>
+      <w:numFmt w:val="lowerLetter"/>
+      <w:lvlText w:val="%5."/>
+      <w:lvlJc w:val="left"/>
+      <w:pPr>
+        <w:ind w:left="3600" w:hanging="360"/>
+      </w:pPr>
+    </w:lvl>
+    <w:lvl w:ilvl="5" w:tplc="FFFFFFFF">
+      <w:start w:val="1"/>
+      <w:numFmt w:val="lowerRoman"/>
+      <w:lvlText w:val="%6."/>
+      <w:lvlJc w:val="right"/>
+      <w:pPr>
+        <w:ind w:left="4320" w:hanging="180"/>
+      </w:pPr>
+    </w:lvl>
+    <w:lvl w:ilvl="6" w:tplc="FFFFFFFF" w:tentative="1">
+      <w:start w:val="1"/>
+      <w:numFmt w:val="decimal"/>
+      <w:lvlText w:val="%7."/>
+      <w:lvlJc w:val="left"/>
+      <w:pPr>
+        <w:ind w:left="5040" w:hanging="360"/>
+      </w:pPr>
+    </w:lvl>
+    <w:lvl w:ilvl="7" w:tplc="FFFFFFFF" w:tentative="1">
+      <w:start w:val="1"/>
+      <w:numFmt w:val="lowerLetter"/>
+      <w:lvlText w:val="%8."/>
+      <w:lvlJc w:val="left"/>
+      <w:pPr>
+        <w:ind w:left="5760" w:hanging="360"/>
+      </w:pPr>
+    </w:lvl>
+    <w:lvl w:ilvl="8" w:tplc="FFFFFFFF" w:tentative="1">
+      <w:start w:val="1"/>
+      <w:numFmt w:val="lowerRoman"/>
+      <w:lvlText w:val="%9."/>
+      <w:lvlJc w:val="right"/>
+      <w:pPr>
+        <w:ind w:left="6480" w:hanging="180"/>
+      </w:pPr>
+    </w:lvl>
+  </w:abstractNum>
+  <w:abstractNum w:abstractNumId="37" w15:restartNumberingAfterBreak="0">
     <w:nsid w:val="37C0055A"/>
     <w:multiLevelType w:val="hybridMultilevel"/>
     <w:tmpl w:val="214CC6C4"/>
@@ -20899,7 +21260,7 @@
       </w:pPr>
     </w:lvl>
   </w:abstractNum>
-  <w:abstractNum w:abstractNumId="36" w15:restartNumberingAfterBreak="0">
+  <w:abstractNum w:abstractNumId="38" w15:restartNumberingAfterBreak="0">
     <w:nsid w:val="383C1F2F"/>
     <w:multiLevelType w:val="hybridMultilevel"/>
     <w:tmpl w:val="214CC6C4"/>
@@ -20985,7 +21346,7 @@
       </w:pPr>
     </w:lvl>
   </w:abstractNum>
-  <w:abstractNum w:abstractNumId="37" w15:restartNumberingAfterBreak="0">
+  <w:abstractNum w:abstractNumId="39" w15:restartNumberingAfterBreak="0">
     <w:nsid w:val="38677977"/>
     <w:multiLevelType w:val="hybridMultilevel"/>
     <w:tmpl w:val="214CC6C4"/>
@@ -21071,7 +21432,7 @@
       </w:pPr>
     </w:lvl>
   </w:abstractNum>
-  <w:abstractNum w:abstractNumId="38" w15:restartNumberingAfterBreak="0">
+  <w:abstractNum w:abstractNumId="40" w15:restartNumberingAfterBreak="0">
     <w:nsid w:val="39E017C7"/>
     <w:multiLevelType w:val="hybridMultilevel"/>
     <w:tmpl w:val="214CC6C4"/>
@@ -21157,7 +21518,7 @@
       </w:pPr>
     </w:lvl>
   </w:abstractNum>
-  <w:abstractNum w:abstractNumId="39" w15:restartNumberingAfterBreak="0">
+  <w:abstractNum w:abstractNumId="41" w15:restartNumberingAfterBreak="0">
     <w:nsid w:val="3A906D54"/>
     <w:multiLevelType w:val="hybridMultilevel"/>
     <w:tmpl w:val="214CC6C4"/>
@@ -21243,7 +21604,7 @@
       </w:pPr>
     </w:lvl>
   </w:abstractNum>
-  <w:abstractNum w:abstractNumId="40" w15:restartNumberingAfterBreak="0">
+  <w:abstractNum w:abstractNumId="42" w15:restartNumberingAfterBreak="0">
     <w:nsid w:val="3D360724"/>
     <w:multiLevelType w:val="hybridMultilevel"/>
     <w:tmpl w:val="214CC6C4"/>
@@ -21329,7 +21690,7 @@
       </w:pPr>
     </w:lvl>
   </w:abstractNum>
-  <w:abstractNum w:abstractNumId="41" w15:restartNumberingAfterBreak="0">
+  <w:abstractNum w:abstractNumId="43" w15:restartNumberingAfterBreak="0">
     <w:nsid w:val="3DF10524"/>
     <w:multiLevelType w:val="hybridMultilevel"/>
     <w:tmpl w:val="214CC6C4"/>
@@ -21415,7 +21776,7 @@
       </w:pPr>
     </w:lvl>
   </w:abstractNum>
-  <w:abstractNum w:abstractNumId="42" w15:restartNumberingAfterBreak="0">
+  <w:abstractNum w:abstractNumId="44" w15:restartNumberingAfterBreak="0">
     <w:nsid w:val="3F097101"/>
     <w:multiLevelType w:val="hybridMultilevel"/>
     <w:tmpl w:val="214CC6C4"/>
@@ -21501,7 +21862,7 @@
       </w:pPr>
     </w:lvl>
   </w:abstractNum>
-  <w:abstractNum w:abstractNumId="43" w15:restartNumberingAfterBreak="0">
+  <w:abstractNum w:abstractNumId="45" w15:restartNumberingAfterBreak="0">
     <w:nsid w:val="41A638B2"/>
     <w:multiLevelType w:val="hybridMultilevel"/>
     <w:tmpl w:val="214CC6C4"/>
@@ -21587,7 +21948,7 @@
       </w:pPr>
     </w:lvl>
   </w:abstractNum>
-  <w:abstractNum w:abstractNumId="44" w15:restartNumberingAfterBreak="0">
+  <w:abstractNum w:abstractNumId="46" w15:restartNumberingAfterBreak="0">
     <w:nsid w:val="420D41AB"/>
     <w:multiLevelType w:val="hybridMultilevel"/>
     <w:tmpl w:val="214CC6C4"/>
@@ -21673,7 +22034,7 @@
       </w:pPr>
     </w:lvl>
   </w:abstractNum>
-  <w:abstractNum w:abstractNumId="45" w15:restartNumberingAfterBreak="0">
+  <w:abstractNum w:abstractNumId="47" w15:restartNumberingAfterBreak="0">
     <w:nsid w:val="436129C1"/>
     <w:multiLevelType w:val="hybridMultilevel"/>
     <w:tmpl w:val="214CC6C4"/>
@@ -21759,7 +22120,7 @@
       </w:pPr>
     </w:lvl>
   </w:abstractNum>
-  <w:abstractNum w:abstractNumId="46" w15:restartNumberingAfterBreak="0">
+  <w:abstractNum w:abstractNumId="48" w15:restartNumberingAfterBreak="0">
     <w:nsid w:val="438D310E"/>
     <w:multiLevelType w:val="hybridMultilevel"/>
     <w:tmpl w:val="3DFEBE78"/>
@@ -21845,7 +22206,7 @@
       </w:pPr>
     </w:lvl>
   </w:abstractNum>
-  <w:abstractNum w:abstractNumId="47" w15:restartNumberingAfterBreak="0">
+  <w:abstractNum w:abstractNumId="49" w15:restartNumberingAfterBreak="0">
     <w:nsid w:val="45F80AA2"/>
     <w:multiLevelType w:val="hybridMultilevel"/>
     <w:tmpl w:val="214CC6C4"/>
@@ -21931,7 +22292,7 @@
       </w:pPr>
     </w:lvl>
   </w:abstractNum>
-  <w:abstractNum w:abstractNumId="48" w15:restartNumberingAfterBreak="0">
+  <w:abstractNum w:abstractNumId="50" w15:restartNumberingAfterBreak="0">
     <w:nsid w:val="46D104B0"/>
     <w:multiLevelType w:val="hybridMultilevel"/>
     <w:tmpl w:val="214CC6C4"/>
@@ -22017,7 +22378,7 @@
       </w:pPr>
     </w:lvl>
   </w:abstractNum>
-  <w:abstractNum w:abstractNumId="49" w15:restartNumberingAfterBreak="0">
+  <w:abstractNum w:abstractNumId="51" w15:restartNumberingAfterBreak="0">
     <w:nsid w:val="47C63F90"/>
     <w:multiLevelType w:val="hybridMultilevel"/>
     <w:tmpl w:val="214CC6C4"/>
@@ -22103,7 +22464,7 @@
       </w:pPr>
     </w:lvl>
   </w:abstractNum>
-  <w:abstractNum w:abstractNumId="50" w15:restartNumberingAfterBreak="0">
+  <w:abstractNum w:abstractNumId="52" w15:restartNumberingAfterBreak="0">
     <w:nsid w:val="48424B8D"/>
     <w:multiLevelType w:val="hybridMultilevel"/>
     <w:tmpl w:val="214CC6C4"/>
@@ -22189,7 +22550,7 @@
       </w:pPr>
     </w:lvl>
   </w:abstractNum>
-  <w:abstractNum w:abstractNumId="51" w15:restartNumberingAfterBreak="0">
+  <w:abstractNum w:abstractNumId="53" w15:restartNumberingAfterBreak="0">
     <w:nsid w:val="48E719F4"/>
     <w:multiLevelType w:val="hybridMultilevel"/>
     <w:tmpl w:val="214CC6C4"/>
@@ -22275,7 +22636,7 @@
       </w:pPr>
     </w:lvl>
   </w:abstractNum>
-  <w:abstractNum w:abstractNumId="52" w15:restartNumberingAfterBreak="0">
+  <w:abstractNum w:abstractNumId="54" w15:restartNumberingAfterBreak="0">
     <w:nsid w:val="4A276C6F"/>
     <w:multiLevelType w:val="hybridMultilevel"/>
     <w:tmpl w:val="214CC6C4"/>
@@ -22361,7 +22722,7 @@
       </w:pPr>
     </w:lvl>
   </w:abstractNum>
-  <w:abstractNum w:abstractNumId="53" w15:restartNumberingAfterBreak="0">
+  <w:abstractNum w:abstractNumId="55" w15:restartNumberingAfterBreak="0">
     <w:nsid w:val="4ACD66FA"/>
     <w:multiLevelType w:val="hybridMultilevel"/>
     <w:tmpl w:val="214CC6C4"/>
@@ -22447,7 +22808,7 @@
       </w:pPr>
     </w:lvl>
   </w:abstractNum>
-  <w:abstractNum w:abstractNumId="54" w15:restartNumberingAfterBreak="0">
+  <w:abstractNum w:abstractNumId="56" w15:restartNumberingAfterBreak="0">
     <w:nsid w:val="4B205F99"/>
     <w:multiLevelType w:val="hybridMultilevel"/>
     <w:tmpl w:val="214CC6C4"/>
@@ -22533,7 +22894,7 @@
       </w:pPr>
     </w:lvl>
   </w:abstractNum>
-  <w:abstractNum w:abstractNumId="55" w15:restartNumberingAfterBreak="0">
+  <w:abstractNum w:abstractNumId="57" w15:restartNumberingAfterBreak="0">
     <w:nsid w:val="4B7F04E2"/>
     <w:multiLevelType w:val="hybridMultilevel"/>
     <w:tmpl w:val="214CC6C4"/>
@@ -22619,7 +22980,7 @@
       </w:pPr>
     </w:lvl>
   </w:abstractNum>
-  <w:abstractNum w:abstractNumId="56" w15:restartNumberingAfterBreak="0">
+  <w:abstractNum w:abstractNumId="58" w15:restartNumberingAfterBreak="0">
     <w:nsid w:val="4D9A4F4C"/>
     <w:multiLevelType w:val="hybridMultilevel"/>
     <w:tmpl w:val="214CC6C4"/>
@@ -22705,7 +23066,7 @@
       </w:pPr>
     </w:lvl>
   </w:abstractNum>
-  <w:abstractNum w:abstractNumId="57" w15:restartNumberingAfterBreak="0">
+  <w:abstractNum w:abstractNumId="59" w15:restartNumberingAfterBreak="0">
     <w:nsid w:val="4FB81408"/>
     <w:multiLevelType w:val="hybridMultilevel"/>
     <w:tmpl w:val="214CC6C4"/>
@@ -22791,7 +23152,7 @@
       </w:pPr>
     </w:lvl>
   </w:abstractNum>
-  <w:abstractNum w:abstractNumId="58" w15:restartNumberingAfterBreak="0">
+  <w:abstractNum w:abstractNumId="60" w15:restartNumberingAfterBreak="0">
     <w:nsid w:val="56833A85"/>
     <w:multiLevelType w:val="hybridMultilevel"/>
     <w:tmpl w:val="214CC6C4"/>
@@ -22877,7 +23238,7 @@
       </w:pPr>
     </w:lvl>
   </w:abstractNum>
-  <w:abstractNum w:abstractNumId="59" w15:restartNumberingAfterBreak="0">
+  <w:abstractNum w:abstractNumId="61" w15:restartNumberingAfterBreak="0">
     <w:nsid w:val="56C643E7"/>
     <w:multiLevelType w:val="hybridMultilevel"/>
     <w:tmpl w:val="214CC6C4"/>
@@ -22963,7 +23324,7 @@
       </w:pPr>
     </w:lvl>
   </w:abstractNum>
-  <w:abstractNum w:abstractNumId="60" w15:restartNumberingAfterBreak="0">
+  <w:abstractNum w:abstractNumId="62" w15:restartNumberingAfterBreak="0">
     <w:nsid w:val="59654531"/>
     <w:multiLevelType w:val="hybridMultilevel"/>
     <w:tmpl w:val="214CC6C4"/>
@@ -23049,7 +23410,7 @@
       </w:pPr>
     </w:lvl>
   </w:abstractNum>
-  <w:abstractNum w:abstractNumId="61" w15:restartNumberingAfterBreak="0">
+  <w:abstractNum w:abstractNumId="63" w15:restartNumberingAfterBreak="0">
     <w:nsid w:val="59CA6D97"/>
     <w:multiLevelType w:val="hybridMultilevel"/>
     <w:tmpl w:val="214CC6C4"/>
@@ -23135,7 +23496,7 @@
       </w:pPr>
     </w:lvl>
   </w:abstractNum>
-  <w:abstractNum w:abstractNumId="62" w15:restartNumberingAfterBreak="0">
+  <w:abstractNum w:abstractNumId="64" w15:restartNumberingAfterBreak="0">
     <w:nsid w:val="60085356"/>
     <w:multiLevelType w:val="hybridMultilevel"/>
     <w:tmpl w:val="214CC6C4"/>
@@ -23221,7 +23582,7 @@
       </w:pPr>
     </w:lvl>
   </w:abstractNum>
-  <w:abstractNum w:abstractNumId="63" w15:restartNumberingAfterBreak="0">
+  <w:abstractNum w:abstractNumId="65" w15:restartNumberingAfterBreak="0">
     <w:nsid w:val="61513B38"/>
     <w:multiLevelType w:val="hybridMultilevel"/>
     <w:tmpl w:val="4D926568"/>
@@ -23307,7 +23668,7 @@
       </w:pPr>
     </w:lvl>
   </w:abstractNum>
-  <w:abstractNum w:abstractNumId="64" w15:restartNumberingAfterBreak="0">
+  <w:abstractNum w:abstractNumId="66" w15:restartNumberingAfterBreak="0">
     <w:nsid w:val="62686DE9"/>
     <w:multiLevelType w:val="hybridMultilevel"/>
     <w:tmpl w:val="214CC6C4"/>
@@ -23393,7 +23754,7 @@
       </w:pPr>
     </w:lvl>
   </w:abstractNum>
-  <w:abstractNum w:abstractNumId="65" w15:restartNumberingAfterBreak="0">
+  <w:abstractNum w:abstractNumId="67" w15:restartNumberingAfterBreak="0">
     <w:nsid w:val="64B53F9E"/>
     <w:multiLevelType w:val="hybridMultilevel"/>
     <w:tmpl w:val="214CC6C4"/>
@@ -23479,7 +23840,7 @@
       </w:pPr>
     </w:lvl>
   </w:abstractNum>
-  <w:abstractNum w:abstractNumId="66" w15:restartNumberingAfterBreak="0">
+  <w:abstractNum w:abstractNumId="68" w15:restartNumberingAfterBreak="0">
     <w:nsid w:val="64EC6FC0"/>
     <w:multiLevelType w:val="hybridMultilevel"/>
     <w:tmpl w:val="214CC6C4"/>
@@ -23565,7 +23926,7 @@
       </w:pPr>
     </w:lvl>
   </w:abstractNum>
-  <w:abstractNum w:abstractNumId="67" w15:restartNumberingAfterBreak="0">
+  <w:abstractNum w:abstractNumId="69" w15:restartNumberingAfterBreak="0">
     <w:nsid w:val="65466AFA"/>
     <w:multiLevelType w:val="hybridMultilevel"/>
     <w:tmpl w:val="214CC6C4"/>
@@ -23651,7 +24012,7 @@
       </w:pPr>
     </w:lvl>
   </w:abstractNum>
-  <w:abstractNum w:abstractNumId="68" w15:restartNumberingAfterBreak="0">
+  <w:abstractNum w:abstractNumId="70" w15:restartNumberingAfterBreak="0">
     <w:nsid w:val="65972C68"/>
     <w:multiLevelType w:val="hybridMultilevel"/>
     <w:tmpl w:val="214CC6C4"/>
@@ -23737,7 +24098,7 @@
       </w:pPr>
     </w:lvl>
   </w:abstractNum>
-  <w:abstractNum w:abstractNumId="69" w15:restartNumberingAfterBreak="0">
+  <w:abstractNum w:abstractNumId="71" w15:restartNumberingAfterBreak="0">
     <w:nsid w:val="68167485"/>
     <w:multiLevelType w:val="hybridMultilevel"/>
     <w:tmpl w:val="214CC6C4"/>
@@ -23823,7 +24184,7 @@
       </w:pPr>
     </w:lvl>
   </w:abstractNum>
-  <w:abstractNum w:abstractNumId="70" w15:restartNumberingAfterBreak="0">
+  <w:abstractNum w:abstractNumId="72" w15:restartNumberingAfterBreak="0">
     <w:nsid w:val="692A3DFA"/>
     <w:multiLevelType w:val="hybridMultilevel"/>
     <w:tmpl w:val="214CC6C4"/>
@@ -23909,7 +24270,7 @@
       </w:pPr>
     </w:lvl>
   </w:abstractNum>
-  <w:abstractNum w:abstractNumId="71" w15:restartNumberingAfterBreak="0">
+  <w:abstractNum w:abstractNumId="73" w15:restartNumberingAfterBreak="0">
     <w:nsid w:val="6AD95314"/>
     <w:multiLevelType w:val="hybridMultilevel"/>
     <w:tmpl w:val="214CC6C4"/>
@@ -23995,7 +24356,7 @@
       </w:pPr>
     </w:lvl>
   </w:abstractNum>
-  <w:abstractNum w:abstractNumId="72" w15:restartNumberingAfterBreak="0">
+  <w:abstractNum w:abstractNumId="74" w15:restartNumberingAfterBreak="0">
     <w:nsid w:val="6B085590"/>
     <w:multiLevelType w:val="hybridMultilevel"/>
     <w:tmpl w:val="214CC6C4"/>
@@ -24081,7 +24442,7 @@
       </w:pPr>
     </w:lvl>
   </w:abstractNum>
-  <w:abstractNum w:abstractNumId="73" w15:restartNumberingAfterBreak="0">
+  <w:abstractNum w:abstractNumId="75" w15:restartNumberingAfterBreak="0">
     <w:nsid w:val="6C802E67"/>
     <w:multiLevelType w:val="hybridMultilevel"/>
     <w:tmpl w:val="214CC6C4"/>
@@ -24167,7 +24528,7 @@
       </w:pPr>
     </w:lvl>
   </w:abstractNum>
-  <w:abstractNum w:abstractNumId="74" w15:restartNumberingAfterBreak="0">
+  <w:abstractNum w:abstractNumId="76" w15:restartNumberingAfterBreak="0">
     <w:nsid w:val="6EC96476"/>
     <w:multiLevelType w:val="hybridMultilevel"/>
     <w:tmpl w:val="3DFEBE78"/>
@@ -24253,7 +24614,7 @@
       </w:pPr>
     </w:lvl>
   </w:abstractNum>
-  <w:abstractNum w:abstractNumId="75" w15:restartNumberingAfterBreak="0">
+  <w:abstractNum w:abstractNumId="77" w15:restartNumberingAfterBreak="0">
     <w:nsid w:val="726B52C1"/>
     <w:multiLevelType w:val="hybridMultilevel"/>
     <w:tmpl w:val="214CC6C4"/>
@@ -24339,7 +24700,7 @@
       </w:pPr>
     </w:lvl>
   </w:abstractNum>
-  <w:abstractNum w:abstractNumId="76" w15:restartNumberingAfterBreak="0">
+  <w:abstractNum w:abstractNumId="78" w15:restartNumberingAfterBreak="0">
     <w:nsid w:val="728B0421"/>
     <w:multiLevelType w:val="hybridMultilevel"/>
     <w:tmpl w:val="214CC6C4"/>
@@ -24425,7 +24786,7 @@
       </w:pPr>
     </w:lvl>
   </w:abstractNum>
-  <w:abstractNum w:abstractNumId="77" w15:restartNumberingAfterBreak="0">
+  <w:abstractNum w:abstractNumId="79" w15:restartNumberingAfterBreak="0">
     <w:nsid w:val="73401E16"/>
     <w:multiLevelType w:val="hybridMultilevel"/>
     <w:tmpl w:val="214CC6C4"/>
@@ -24511,7 +24872,7 @@
       </w:pPr>
     </w:lvl>
   </w:abstractNum>
-  <w:abstractNum w:abstractNumId="78" w15:restartNumberingAfterBreak="0">
+  <w:abstractNum w:abstractNumId="80" w15:restartNumberingAfterBreak="0">
     <w:nsid w:val="75336A05"/>
     <w:multiLevelType w:val="hybridMultilevel"/>
     <w:tmpl w:val="214CC6C4"/>
@@ -24597,7 +24958,7 @@
       </w:pPr>
     </w:lvl>
   </w:abstractNum>
-  <w:abstractNum w:abstractNumId="79" w15:restartNumberingAfterBreak="0">
+  <w:abstractNum w:abstractNumId="81" w15:restartNumberingAfterBreak="0">
     <w:nsid w:val="779B3DB6"/>
     <w:multiLevelType w:val="hybridMultilevel"/>
     <w:tmpl w:val="214CC6C4"/>
@@ -24683,7 +25044,7 @@
       </w:pPr>
     </w:lvl>
   </w:abstractNum>
-  <w:abstractNum w:abstractNumId="80" w15:restartNumberingAfterBreak="0">
+  <w:abstractNum w:abstractNumId="82" w15:restartNumberingAfterBreak="0">
     <w:nsid w:val="7B23524C"/>
     <w:multiLevelType w:val="hybridMultilevel"/>
     <w:tmpl w:val="214CC6C4"/>
@@ -24769,7 +25130,7 @@
       </w:pPr>
     </w:lvl>
   </w:abstractNum>
-  <w:abstractNum w:abstractNumId="81" w15:restartNumberingAfterBreak="0">
+  <w:abstractNum w:abstractNumId="83" w15:restartNumberingAfterBreak="0">
     <w:nsid w:val="7B8572AA"/>
     <w:multiLevelType w:val="hybridMultilevel"/>
     <w:tmpl w:val="214CC6C4"/>
@@ -24855,7 +25216,7 @@
       </w:pPr>
     </w:lvl>
   </w:abstractNum>
-  <w:abstractNum w:abstractNumId="82" w15:restartNumberingAfterBreak="0">
+  <w:abstractNum w:abstractNumId="84" w15:restartNumberingAfterBreak="0">
     <w:nsid w:val="7BD85F1F"/>
     <w:multiLevelType w:val="hybridMultilevel"/>
     <w:tmpl w:val="214CC6C4"/>
@@ -24941,7 +25302,7 @@
       </w:pPr>
     </w:lvl>
   </w:abstractNum>
-  <w:abstractNum w:abstractNumId="83" w15:restartNumberingAfterBreak="0">
+  <w:abstractNum w:abstractNumId="85" w15:restartNumberingAfterBreak="0">
     <w:nsid w:val="7BE25365"/>
     <w:multiLevelType w:val="hybridMultilevel"/>
     <w:tmpl w:val="214CC6C4"/>
@@ -25028,22 +25389,22 @@
     </w:lvl>
   </w:abstractNum>
   <w:num w:numId="1" w16cid:durableId="689641893">
-    <w:abstractNumId w:val="41"/>
+    <w:abstractNumId w:val="43"/>
   </w:num>
   <w:num w:numId="2" w16cid:durableId="1714230517">
-    <w:abstractNumId w:val="58"/>
+    <w:abstractNumId w:val="60"/>
   </w:num>
   <w:num w:numId="3" w16cid:durableId="602418336">
-    <w:abstractNumId w:val="34"/>
+    <w:abstractNumId w:val="35"/>
   </w:num>
   <w:num w:numId="4" w16cid:durableId="319892333">
-    <w:abstractNumId w:val="63"/>
+    <w:abstractNumId w:val="65"/>
   </w:num>
   <w:num w:numId="5" w16cid:durableId="1682078939">
-    <w:abstractNumId w:val="69"/>
+    <w:abstractNumId w:val="71"/>
   </w:num>
   <w:num w:numId="6" w16cid:durableId="69352654">
-    <w:abstractNumId w:val="83"/>
+    <w:abstractNumId w:val="85"/>
   </w:num>
   <w:num w:numId="7" w16cid:durableId="399905843">
     <w:abstractNumId w:val="7"/>
@@ -25058,49 +25419,49 @@
     <w:abstractNumId w:val="5"/>
   </w:num>
   <w:num w:numId="11" w16cid:durableId="618218708">
-    <w:abstractNumId w:val="52"/>
+    <w:abstractNumId w:val="54"/>
   </w:num>
   <w:num w:numId="12" w16cid:durableId="1832019268">
-    <w:abstractNumId w:val="38"/>
+    <w:abstractNumId w:val="40"/>
   </w:num>
   <w:num w:numId="13" w16cid:durableId="2082213922">
-    <w:abstractNumId w:val="39"/>
+    <w:abstractNumId w:val="41"/>
   </w:num>
   <w:num w:numId="14" w16cid:durableId="1738477231">
-    <w:abstractNumId w:val="31"/>
+    <w:abstractNumId w:val="32"/>
   </w:num>
   <w:num w:numId="15" w16cid:durableId="1288660286">
-    <w:abstractNumId w:val="43"/>
+    <w:abstractNumId w:val="45"/>
   </w:num>
   <w:num w:numId="16" w16cid:durableId="1466973576">
-    <w:abstractNumId w:val="53"/>
+    <w:abstractNumId w:val="55"/>
   </w:num>
   <w:num w:numId="17" w16cid:durableId="1965962244">
-    <w:abstractNumId w:val="55"/>
+    <w:abstractNumId w:val="57"/>
   </w:num>
   <w:num w:numId="18" w16cid:durableId="857428966">
-    <w:abstractNumId w:val="57"/>
+    <w:abstractNumId w:val="59"/>
   </w:num>
   <w:num w:numId="19" w16cid:durableId="1102727235">
-    <w:abstractNumId w:val="81"/>
+    <w:abstractNumId w:val="83"/>
   </w:num>
   <w:num w:numId="20" w16cid:durableId="1825009635">
-    <w:abstractNumId w:val="56"/>
+    <w:abstractNumId w:val="58"/>
   </w:num>
   <w:num w:numId="21" w16cid:durableId="1057817951">
-    <w:abstractNumId w:val="59"/>
+    <w:abstractNumId w:val="61"/>
   </w:num>
   <w:num w:numId="22" w16cid:durableId="1840851271">
-    <w:abstractNumId w:val="75"/>
+    <w:abstractNumId w:val="77"/>
   </w:num>
   <w:num w:numId="23" w16cid:durableId="31004759">
     <w:abstractNumId w:val="4"/>
   </w:num>
   <w:num w:numId="24" w16cid:durableId="196084434">
-    <w:abstractNumId w:val="45"/>
+    <w:abstractNumId w:val="47"/>
   </w:num>
   <w:num w:numId="25" w16cid:durableId="1765566772">
-    <w:abstractNumId w:val="22"/>
+    <w:abstractNumId w:val="23"/>
   </w:num>
   <w:num w:numId="26" w16cid:durableId="2051343699">
     <w:abstractNumId w:val="18"/>
@@ -25109,13 +25470,13 @@
     <w:abstractNumId w:val="12"/>
   </w:num>
   <w:num w:numId="28" w16cid:durableId="1531380620">
-    <w:abstractNumId w:val="77"/>
+    <w:abstractNumId w:val="79"/>
   </w:num>
   <w:num w:numId="29" w16cid:durableId="557712069">
-    <w:abstractNumId w:val="76"/>
+    <w:abstractNumId w:val="78"/>
   </w:num>
   <w:num w:numId="30" w16cid:durableId="1426002138">
-    <w:abstractNumId w:val="62"/>
+    <w:abstractNumId w:val="64"/>
   </w:num>
   <w:num w:numId="31" w16cid:durableId="1782995960">
     <w:abstractNumId w:val="9"/>
@@ -25124,7 +25485,7 @@
     <w:abstractNumId w:val="0"/>
   </w:num>
   <w:num w:numId="33" w16cid:durableId="1618559931">
-    <w:abstractNumId w:val="68"/>
+    <w:abstractNumId w:val="70"/>
   </w:num>
   <w:num w:numId="34" w16cid:durableId="1400901532">
     <w:abstractNumId w:val="16"/>
@@ -25136,40 +25497,40 @@
     <w:abstractNumId w:val="8"/>
   </w:num>
   <w:num w:numId="37" w16cid:durableId="2038775239">
-    <w:abstractNumId w:val="25"/>
+    <w:abstractNumId w:val="26"/>
   </w:num>
   <w:num w:numId="38" w16cid:durableId="649556783">
-    <w:abstractNumId w:val="79"/>
+    <w:abstractNumId w:val="81"/>
   </w:num>
   <w:num w:numId="39" w16cid:durableId="1653750230">
-    <w:abstractNumId w:val="71"/>
+    <w:abstractNumId w:val="73"/>
   </w:num>
   <w:num w:numId="40" w16cid:durableId="938491575">
-    <w:abstractNumId w:val="60"/>
+    <w:abstractNumId w:val="62"/>
   </w:num>
   <w:num w:numId="41" w16cid:durableId="282228440">
-    <w:abstractNumId w:val="61"/>
+    <w:abstractNumId w:val="63"/>
   </w:num>
   <w:num w:numId="42" w16cid:durableId="1852640132">
-    <w:abstractNumId w:val="73"/>
+    <w:abstractNumId w:val="75"/>
   </w:num>
   <w:num w:numId="43" w16cid:durableId="1346899273">
     <w:abstractNumId w:val="13"/>
   </w:num>
   <w:num w:numId="44" w16cid:durableId="209463670">
-    <w:abstractNumId w:val="36"/>
+    <w:abstractNumId w:val="38"/>
   </w:num>
   <w:num w:numId="45" w16cid:durableId="1180044402">
-    <w:abstractNumId w:val="72"/>
+    <w:abstractNumId w:val="74"/>
   </w:num>
   <w:num w:numId="46" w16cid:durableId="581186852">
-    <w:abstractNumId w:val="50"/>
+    <w:abstractNumId w:val="52"/>
   </w:num>
   <w:num w:numId="47" w16cid:durableId="114033196">
-    <w:abstractNumId w:val="78"/>
+    <w:abstractNumId w:val="80"/>
   </w:num>
   <w:num w:numId="48" w16cid:durableId="1500274313">
-    <w:abstractNumId w:val="23"/>
+    <w:abstractNumId w:val="24"/>
   </w:num>
   <w:num w:numId="49" w16cid:durableId="1362121190">
     <w:abstractNumId w:val="17"/>
@@ -25178,106 +25539,112 @@
     <w:abstractNumId w:val="2"/>
   </w:num>
   <w:num w:numId="51" w16cid:durableId="71323068">
-    <w:abstractNumId w:val="44"/>
+    <w:abstractNumId w:val="46"/>
   </w:num>
   <w:num w:numId="52" w16cid:durableId="791824026">
     <w:abstractNumId w:val="11"/>
   </w:num>
   <w:num w:numId="53" w16cid:durableId="1858884855">
-    <w:abstractNumId w:val="27"/>
+    <w:abstractNumId w:val="28"/>
   </w:num>
   <w:num w:numId="54" w16cid:durableId="743839652">
     <w:abstractNumId w:val="14"/>
   </w:num>
   <w:num w:numId="55" w16cid:durableId="319189279">
-    <w:abstractNumId w:val="42"/>
+    <w:abstractNumId w:val="44"/>
   </w:num>
   <w:num w:numId="56" w16cid:durableId="1084959942">
-    <w:abstractNumId w:val="54"/>
+    <w:abstractNumId w:val="56"/>
   </w:num>
   <w:num w:numId="57" w16cid:durableId="551775919">
     <w:abstractNumId w:val="15"/>
   </w:num>
   <w:num w:numId="58" w16cid:durableId="449978646">
-    <w:abstractNumId w:val="24"/>
+    <w:abstractNumId w:val="25"/>
   </w:num>
   <w:num w:numId="59" w16cid:durableId="147091717">
-    <w:abstractNumId w:val="35"/>
+    <w:abstractNumId w:val="37"/>
   </w:num>
   <w:num w:numId="60" w16cid:durableId="83651720">
-    <w:abstractNumId w:val="28"/>
+    <w:abstractNumId w:val="29"/>
   </w:num>
   <w:num w:numId="61" w16cid:durableId="669069174">
+    <w:abstractNumId w:val="31"/>
+  </w:num>
+  <w:num w:numId="62" w16cid:durableId="1481843890">
+    <w:abstractNumId w:val="69"/>
+  </w:num>
+  <w:num w:numId="63" w16cid:durableId="410079372">
+    <w:abstractNumId w:val="39"/>
+  </w:num>
+  <w:num w:numId="64" w16cid:durableId="811677477">
+    <w:abstractNumId w:val="27"/>
+  </w:num>
+  <w:num w:numId="65" w16cid:durableId="817649347">
+    <w:abstractNumId w:val="42"/>
+  </w:num>
+  <w:num w:numId="66" w16cid:durableId="2128037891">
+    <w:abstractNumId w:val="50"/>
+  </w:num>
+  <w:num w:numId="67" w16cid:durableId="1726219145">
+    <w:abstractNumId w:val="82"/>
+  </w:num>
+  <w:num w:numId="68" w16cid:durableId="1766615434">
+    <w:abstractNumId w:val="68"/>
+  </w:num>
+  <w:num w:numId="69" w16cid:durableId="280234627">
     <w:abstractNumId w:val="30"/>
   </w:num>
-  <w:num w:numId="62" w16cid:durableId="1481843890">
-    <w:abstractNumId w:val="67"/>
-  </w:num>
-  <w:num w:numId="63" w16cid:durableId="410079372">
-    <w:abstractNumId w:val="37"/>
-  </w:num>
-  <w:num w:numId="64" w16cid:durableId="811677477">
-    <w:abstractNumId w:val="26"/>
-  </w:num>
-  <w:num w:numId="65" w16cid:durableId="817649347">
-    <w:abstractNumId w:val="40"/>
-  </w:num>
-  <w:num w:numId="66" w16cid:durableId="2128037891">
-    <w:abstractNumId w:val="48"/>
-  </w:num>
-  <w:num w:numId="67" w16cid:durableId="1726219145">
-    <w:abstractNumId w:val="80"/>
-  </w:num>
-  <w:num w:numId="68" w16cid:durableId="1766615434">
+  <w:num w:numId="70" w16cid:durableId="1207910607">
     <w:abstractNumId w:val="66"/>
-  </w:num>
-  <w:num w:numId="69" w16cid:durableId="280234627">
-    <w:abstractNumId w:val="29"/>
-  </w:num>
-  <w:num w:numId="70" w16cid:durableId="1207910607">
-    <w:abstractNumId w:val="64"/>
   </w:num>
   <w:num w:numId="71" w16cid:durableId="1640526067">
     <w:abstractNumId w:val="3"/>
   </w:num>
   <w:num w:numId="72" w16cid:durableId="1480685150">
-    <w:abstractNumId w:val="51"/>
+    <w:abstractNumId w:val="53"/>
   </w:num>
   <w:num w:numId="73" w16cid:durableId="1902905193">
-    <w:abstractNumId w:val="33"/>
+    <w:abstractNumId w:val="34"/>
   </w:num>
   <w:num w:numId="74" w16cid:durableId="1699814716">
-    <w:abstractNumId w:val="70"/>
+    <w:abstractNumId w:val="72"/>
   </w:num>
   <w:num w:numId="75" w16cid:durableId="1095246353">
     <w:abstractNumId w:val="20"/>
   </w:num>
   <w:num w:numId="76" w16cid:durableId="1478064906">
-    <w:abstractNumId w:val="65"/>
+    <w:abstractNumId w:val="67"/>
   </w:num>
   <w:num w:numId="77" w16cid:durableId="153382077">
     <w:abstractNumId w:val="6"/>
   </w:num>
   <w:num w:numId="78" w16cid:durableId="1038506737">
-    <w:abstractNumId w:val="32"/>
+    <w:abstractNumId w:val="33"/>
   </w:num>
   <w:num w:numId="79" w16cid:durableId="370769239">
-    <w:abstractNumId w:val="47"/>
+    <w:abstractNumId w:val="49"/>
   </w:num>
   <w:num w:numId="80" w16cid:durableId="1923443751">
-    <w:abstractNumId w:val="82"/>
+    <w:abstractNumId w:val="84"/>
   </w:num>
   <w:num w:numId="81" w16cid:durableId="1046220979">
-    <w:abstractNumId w:val="46"/>
+    <w:abstractNumId w:val="48"/>
   </w:num>
   <w:num w:numId="82" w16cid:durableId="1474832525">
-    <w:abstractNumId w:val="74"/>
+    <w:abstractNumId w:val="76"/>
   </w:num>
   <w:num w:numId="83" w16cid:durableId="1246305922">
     <w:abstractNumId w:val="19"/>
   </w:num>
   <w:num w:numId="84" w16cid:durableId="769273119">
-    <w:abstractNumId w:val="49"/>
+    <w:abstractNumId w:val="51"/>
+  </w:num>
+  <w:num w:numId="85" w16cid:durableId="1243024461">
+    <w:abstractNumId w:val="36"/>
+  </w:num>
+  <w:num w:numId="86" w16cid:durableId="1116098005">
+    <w:abstractNumId w:val="22"/>
   </w:num>
   <w:numIdMacAtCleanup w:val="82"/>
 </w:numbering>
@@ -25779,7 +26146,6 @@
   <w:style w:type="character" w:default="1" w:styleId="DefaultParagraphFont">
     <w:name w:val="Default Paragraph Font"/>
     <w:uiPriority w:val="1"/>
-    <w:semiHidden/>
     <w:unhideWhenUsed/>
   </w:style>
   <w:style w:type="table" w:default="1" w:styleId="TableNormal">

--- a/doc/Change log.docx
+++ b/doc/Change log.docx
@@ -58,7 +58,25 @@
         <w:rPr>
           <w:lang w:val="en-AU"/>
         </w:rPr>
-        <w:t>27 May, 2026 (branch “main”)</w:t>
+        <w:t>10</w:t>
+      </w:r>
+      <w:r>
+        <w:rPr>
+          <w:lang w:val="en-AU"/>
+        </w:rPr>
+        <w:t xml:space="preserve"> </w:t>
+      </w:r>
+      <w:r>
+        <w:rPr>
+          <w:lang w:val="en-AU"/>
+        </w:rPr>
+        <w:t>June</w:t>
+      </w:r>
+      <w:r>
+        <w:rPr>
+          <w:lang w:val="en-AU"/>
+        </w:rPr>
+        <w:t>, 2026 (branch “main”)</w:t>
       </w:r>
     </w:p>
     <w:p>
@@ -69,6 +87,427 @@
         </w:numPr>
       </w:pPr>
       <w:r>
+        <w:t>‘</w:t>
+      </w:r>
+      <w:proofErr w:type="spellStart"/>
+      <w:r>
+        <w:t>Dead_fraction</w:t>
+      </w:r>
+      <w:proofErr w:type="spellEnd"/>
+      <w:r>
+        <w:t>’ weighting issue in some devices</w:t>
+      </w:r>
+    </w:p>
+    <w:p>
+      <w:pPr>
+        <w:numPr>
+          <w:ilvl w:val="1"/>
+          <w:numId w:val="78"/>
+        </w:numPr>
+      </w:pPr>
+      <w:r>
+        <w:t>These devices implement ‘</w:t>
+      </w:r>
+      <w:proofErr w:type="spellStart"/>
+      <w:r>
+        <w:t>get_dead_weight</w:t>
+      </w:r>
+      <w:proofErr w:type="spellEnd"/>
+      <w:r>
+        <w:t>’ and ‘</w:t>
+      </w:r>
+      <w:proofErr w:type="spellStart"/>
+      <w:r>
+        <w:t>get_dead_weight_mode</w:t>
+      </w:r>
+      <w:proofErr w:type="spellEnd"/>
+      <w:r>
+        <w:t>’:</w:t>
+      </w:r>
+    </w:p>
+    <w:p>
+      <w:pPr>
+        <w:numPr>
+          <w:ilvl w:val="2"/>
+          <w:numId w:val="78"/>
+        </w:numPr>
+      </w:pPr>
+      <w:r>
+        <w:t xml:space="preserve">FalconX, </w:t>
+      </w:r>
+      <w:proofErr w:type="spellStart"/>
+      <w:r>
+        <w:t>Fastcom</w:t>
+      </w:r>
+      <w:proofErr w:type="spellEnd"/>
+      <w:r>
+        <w:t xml:space="preserve"> MPA4, </w:t>
+      </w:r>
+      <w:proofErr w:type="spellStart"/>
+      <w:r>
+        <w:t>iXRF</w:t>
+      </w:r>
+      <w:proofErr w:type="spellEnd"/>
+      <w:r>
+        <w:t>, Maia, MDAQ2.</w:t>
+      </w:r>
+    </w:p>
+    <w:p>
+      <w:pPr>
+        <w:numPr>
+          <w:ilvl w:val="2"/>
+          <w:numId w:val="78"/>
+        </w:numPr>
+      </w:pPr>
+      <w:r>
+        <w:t>These all set ‘mode’ in ‘</w:t>
+      </w:r>
+      <w:proofErr w:type="spellStart"/>
+      <w:r>
+        <w:t>da_evt</w:t>
+      </w:r>
+      <w:proofErr w:type="spellEnd"/>
+      <w:r>
+        <w:t>’ to 0,1,2.</w:t>
+      </w:r>
+    </w:p>
+    <w:p>
+      <w:pPr>
+        <w:numPr>
+          <w:ilvl w:val="2"/>
+          <w:numId w:val="78"/>
+        </w:numPr>
+      </w:pPr>
+      <w:r>
+        <w:t>These behave correctly.</w:t>
+      </w:r>
+    </w:p>
+    <w:p>
+      <w:pPr>
+        <w:numPr>
+          <w:ilvl w:val="1"/>
+          <w:numId w:val="78"/>
+        </w:numPr>
+      </w:pPr>
+      <w:r>
+        <w:t>Default ‘mode in ‘</w:t>
+      </w:r>
+      <w:proofErr w:type="spellStart"/>
+      <w:r>
+        <w:t>da_evt</w:t>
+      </w:r>
+      <w:proofErr w:type="spellEnd"/>
+      <w:r>
+        <w:t>’ set to -1</w:t>
+      </w:r>
+    </w:p>
+    <w:p>
+      <w:pPr>
+        <w:numPr>
+          <w:ilvl w:val="2"/>
+          <w:numId w:val="78"/>
+        </w:numPr>
+      </w:pPr>
+      <w:r>
+        <w:t>This causes ‘</w:t>
+      </w:r>
+      <w:proofErr w:type="spellStart"/>
+      <w:r>
+        <w:t>dead_fraction</w:t>
+      </w:r>
+      <w:proofErr w:type="spellEnd"/>
+      <w:r>
+        <w:t>’ to be scaled down by ‘dwell’, when dwell present.</w:t>
+      </w:r>
+    </w:p>
+    <w:p>
+      <w:pPr>
+        <w:numPr>
+          <w:ilvl w:val="1"/>
+          <w:numId w:val="78"/>
+        </w:numPr>
+      </w:pPr>
+      <w:r>
+        <w:t>Devices that implement ‘</w:t>
+      </w:r>
+      <w:proofErr w:type="spellStart"/>
+      <w:r>
+        <w:t>get_dwell</w:t>
+      </w:r>
+      <w:proofErr w:type="spellEnd"/>
+      <w:r>
+        <w:t>’:</w:t>
+      </w:r>
+    </w:p>
+    <w:p>
+      <w:pPr>
+        <w:numPr>
+          <w:ilvl w:val="2"/>
+          <w:numId w:val="78"/>
+        </w:numPr>
+      </w:pPr>
+      <w:r>
+        <w:t>AS MEX_H</w:t>
+      </w:r>
+      <w:r>
+        <w:t>5</w:t>
+      </w:r>
+      <w:r>
+        <w:t xml:space="preserve">, DAQ, FalconX, </w:t>
+      </w:r>
+      <w:proofErr w:type="spellStart"/>
+      <w:r>
+        <w:t>Fastcom</w:t>
+      </w:r>
+      <w:proofErr w:type="spellEnd"/>
+      <w:r>
+        <w:t xml:space="preserve"> MPA4, </w:t>
+      </w:r>
+      <w:proofErr w:type="spellStart"/>
+      <w:r>
+        <w:t>iXRF</w:t>
+      </w:r>
+      <w:proofErr w:type="spellEnd"/>
+      <w:r>
+        <w:t>, Maia, Mdaq2, Midas, NSLS MCA, NSLS XFM_H5, Petra_P06_H5, PNC_CAT HDF</w:t>
+      </w:r>
+    </w:p>
+    <w:p>
+      <w:pPr>
+        <w:numPr>
+          <w:ilvl w:val="1"/>
+          <w:numId w:val="78"/>
+        </w:numPr>
+      </w:pPr>
+      <w:r>
+        <w:t xml:space="preserve">Of these, these do </w:t>
+      </w:r>
+      <w:r>
+        <w:rPr>
+          <w:u w:val="single"/>
+        </w:rPr>
+        <w:t>not</w:t>
+      </w:r>
+      <w:r>
+        <w:t xml:space="preserve"> implement ‘</w:t>
+      </w:r>
+      <w:proofErr w:type="spellStart"/>
+      <w:r>
+        <w:t>get_dead_weight_mode</w:t>
+      </w:r>
+      <w:proofErr w:type="spellEnd"/>
+      <w:r>
+        <w:t>’ (so ‘mode’= -1)</w:t>
+      </w:r>
+    </w:p>
+    <w:p>
+      <w:pPr>
+        <w:numPr>
+          <w:ilvl w:val="2"/>
+          <w:numId w:val="78"/>
+        </w:numPr>
+      </w:pPr>
+      <w:r>
+        <w:t>AS MEX_H</w:t>
+      </w:r>
+      <w:r>
+        <w:t>5</w:t>
+      </w:r>
+      <w:r>
+        <w:t>, DAQ, Midas, NSLS MCA, NSLS XFM_H5, Petra_P06_H5, PNC_CAT HDF</w:t>
+      </w:r>
+    </w:p>
+    <w:p>
+      <w:pPr>
+        <w:numPr>
+          <w:ilvl w:val="1"/>
+          <w:numId w:val="78"/>
+        </w:numPr>
+      </w:pPr>
+      <w:r>
+        <w:t xml:space="preserve">Do any of these </w:t>
+      </w:r>
+      <w:r>
+        <w:rPr>
+          <w:u w:val="single"/>
+        </w:rPr>
+        <w:t>require</w:t>
+      </w:r>
+      <w:r>
+        <w:t xml:space="preserve"> returned ‘</w:t>
+      </w:r>
+      <w:proofErr w:type="spellStart"/>
+      <w:r>
+        <w:t>dead_fraction</w:t>
+      </w:r>
+      <w:proofErr w:type="spellEnd"/>
+      <w:r>
+        <w:t>’ to be divided by ‘dwell’? In other words, do they accumulate dead time into ‘</w:t>
+      </w:r>
+      <w:proofErr w:type="spellStart"/>
+      <w:r>
+        <w:t>dead_fraction</w:t>
+      </w:r>
+      <w:proofErr w:type="spellEnd"/>
+      <w:r>
+        <w:t>’ over event loop?</w:t>
+      </w:r>
+    </w:p>
+    <w:p>
+      <w:pPr>
+        <w:numPr>
+          <w:ilvl w:val="2"/>
+          <w:numId w:val="78"/>
+        </w:numPr>
+      </w:pPr>
+      <w:r>
+        <w:t>Yes: DAQ, Midas</w:t>
+      </w:r>
+    </w:p>
+    <w:p>
+      <w:pPr>
+        <w:numPr>
+          <w:ilvl w:val="2"/>
+          <w:numId w:val="78"/>
+        </w:numPr>
+      </w:pPr>
+      <w:r>
+        <w:t>No: NSLS MCA</w:t>
+      </w:r>
+    </w:p>
+    <w:p>
+      <w:pPr>
+        <w:numPr>
+          <w:ilvl w:val="2"/>
+          <w:numId w:val="78"/>
+        </w:numPr>
+      </w:pPr>
+      <w:r>
+        <w:t>Not sure: AS MEX_H</w:t>
+      </w:r>
+      <w:r>
+        <w:t>5</w:t>
+      </w:r>
+      <w:r>
+        <w:t>, NSLS XFM_H5, Petra_P06_H5, PNC_CAT HDF</w:t>
+      </w:r>
+    </w:p>
+    <w:p>
+      <w:pPr>
+        <w:numPr>
+          <w:ilvl w:val="3"/>
+          <w:numId w:val="78"/>
+        </w:numPr>
+      </w:pPr>
+      <w:r>
+        <w:t>Probably No. Dead-time is not implemented yet.</w:t>
+      </w:r>
+    </w:p>
+    <w:p>
+      <w:pPr>
+        <w:numPr>
+          <w:ilvl w:val="3"/>
+          <w:numId w:val="78"/>
+        </w:numPr>
+      </w:pPr>
+      <w:r>
+        <w:t xml:space="preserve">They should be implemented to return dead </w:t>
+      </w:r>
+      <w:r>
+        <w:rPr>
+          <w:u w:val="single"/>
+        </w:rPr>
+        <w:t>fraction</w:t>
+      </w:r>
+      <w:r>
+        <w:t>.</w:t>
+      </w:r>
+    </w:p>
+    <w:p>
+      <w:pPr>
+        <w:numPr>
+          <w:ilvl w:val="1"/>
+          <w:numId w:val="78"/>
+        </w:numPr>
+      </w:pPr>
+      <w:r>
+        <w:t>The “Yes” devices should implement:</w:t>
+      </w:r>
+    </w:p>
+    <w:p>
+      <w:pPr>
+        <w:numPr>
+          <w:ilvl w:val="2"/>
+          <w:numId w:val="78"/>
+        </w:numPr>
+      </w:pPr>
+      <w:r>
+        <w:t>‘</w:t>
+      </w:r>
+      <w:proofErr w:type="spellStart"/>
+      <w:r>
+        <w:t>get_dead_weight_mode</w:t>
+      </w:r>
+      <w:proofErr w:type="spellEnd"/>
+      <w:r>
+        <w:t>’ and return ‘mode’=0</w:t>
+      </w:r>
+    </w:p>
+    <w:p>
+      <w:pPr>
+        <w:numPr>
+          <w:ilvl w:val="2"/>
+          <w:numId w:val="78"/>
+        </w:numPr>
+      </w:pPr>
+      <w:r>
+        <w:t>‘</w:t>
+      </w:r>
+      <w:proofErr w:type="spellStart"/>
+      <w:r>
+        <w:t>get_dead_weight</w:t>
+      </w:r>
+      <w:proofErr w:type="spellEnd"/>
+      <w:r>
+        <w:t>’ and return weight = dwell map.</w:t>
+      </w:r>
+    </w:p>
+    <w:p>
+      <w:pPr>
+        <w:numPr>
+          <w:ilvl w:val="2"/>
+          <w:numId w:val="78"/>
+        </w:numPr>
+      </w:pPr>
+      <w:r>
+        <w:t>With this done, the default ‘mode’= -1 in ‘</w:t>
+      </w:r>
+      <w:proofErr w:type="spellStart"/>
+      <w:r>
+        <w:t>da_evt</w:t>
+      </w:r>
+      <w:proofErr w:type="spellEnd"/>
+      <w:r>
+        <w:t xml:space="preserve">’ should now </w:t>
+      </w:r>
+      <w:r>
+        <w:rPr>
+          <w:u w:val="single"/>
+        </w:rPr>
+        <w:t>not</w:t>
+      </w:r>
+      <w:r>
+        <w:t xml:space="preserve"> divide by dwell.</w:t>
+      </w:r>
+    </w:p>
+    <w:p>
+      <w:pPr>
+        <w:numPr>
+          <w:ilvl w:val="0"/>
+          <w:numId w:val="78"/>
+        </w:numPr>
+      </w:pPr>
+      <w:r>
         <w:t>Main GeoPIXE</w:t>
       </w:r>
     </w:p>
@@ -81,6 +520,255 @@
       </w:pPr>
       <w:proofErr w:type="spellStart"/>
       <w:r>
+        <w:t>multiplicity_scale</w:t>
+      </w:r>
+      <w:proofErr w:type="spellEnd"/>
+    </w:p>
+    <w:p>
+      <w:pPr>
+        <w:numPr>
+          <w:ilvl w:val="2"/>
+          <w:numId w:val="78"/>
+        </w:numPr>
+      </w:pPr>
+      <w:r>
+        <w:t xml:space="preserve">The default value for ‘multiplicity’ should be </w:t>
+      </w:r>
+      <w:proofErr w:type="spellStart"/>
+      <w:r>
+        <w:t>n_elements</w:t>
+      </w:r>
+      <w:proofErr w:type="spellEnd"/>
+      <w:r>
+        <w:t>(</w:t>
+      </w:r>
+      <w:proofErr w:type="spellStart"/>
+      <w:r>
+        <w:t>pactive</w:t>
+      </w:r>
+      <w:proofErr w:type="spellEnd"/>
+      <w:r>
+        <w:t>), if multiplicity is not passed in as a value</w:t>
+      </w:r>
+      <w:r>
+        <w:t>.</w:t>
+      </w:r>
+    </w:p>
+    <w:p>
+      <w:pPr>
+        <w:numPr>
+          <w:ilvl w:val="2"/>
+          <w:numId w:val="78"/>
+        </w:numPr>
+      </w:pPr>
+      <w:r>
+        <w:t>Tagged line with “@6-26”</w:t>
+      </w:r>
+    </w:p>
+    <w:p>
+      <w:pPr>
+        <w:numPr>
+          <w:ilvl w:val="1"/>
+          <w:numId w:val="78"/>
+        </w:numPr>
+      </w:pPr>
+      <w:proofErr w:type="spellStart"/>
+      <w:r>
+        <w:t>Da_evt</w:t>
+      </w:r>
+      <w:proofErr w:type="spellEnd"/>
+    </w:p>
+    <w:p>
+      <w:pPr>
+        <w:numPr>
+          <w:ilvl w:val="2"/>
+          <w:numId w:val="78"/>
+        </w:numPr>
+      </w:pPr>
+      <w:r>
+        <w:t>Remove divide by dwell map for ‘mode’= -1 case.</w:t>
+      </w:r>
+    </w:p>
+    <w:p>
+      <w:pPr>
+        <w:numPr>
+          <w:ilvl w:val="2"/>
+          <w:numId w:val="78"/>
+        </w:numPr>
+      </w:pPr>
+      <w:r>
+        <w:t>Need to fix affected devices: DAQ, Midas.</w:t>
+      </w:r>
+    </w:p>
+    <w:p>
+      <w:pPr>
+        <w:numPr>
+          <w:ilvl w:val="2"/>
+          <w:numId w:val="78"/>
+        </w:numPr>
+      </w:pPr>
+      <w:r>
+        <w:t>Tagged line with “@6-26”</w:t>
+      </w:r>
+    </w:p>
+    <w:p>
+      <w:pPr>
+        <w:numPr>
+          <w:ilvl w:val="1"/>
+          <w:numId w:val="78"/>
+        </w:numPr>
+      </w:pPr>
+      <w:r>
+        <w:t>Version 9.0</w:t>
+      </w:r>
+      <w:r>
+        <w:t>b</w:t>
+      </w:r>
+    </w:p>
+    <w:p>
+      <w:pPr>
+        <w:numPr>
+          <w:ilvl w:val="0"/>
+          <w:numId w:val="78"/>
+        </w:numPr>
+      </w:pPr>
+      <w:r>
+        <w:t>DAQ device object</w:t>
+      </w:r>
+    </w:p>
+    <w:p>
+      <w:pPr>
+        <w:numPr>
+          <w:ilvl w:val="1"/>
+          <w:numId w:val="78"/>
+        </w:numPr>
+      </w:pPr>
+      <w:r>
+        <w:t xml:space="preserve">Add methods: </w:t>
+      </w:r>
+      <w:r>
+        <w:t>‘</w:t>
+      </w:r>
+      <w:proofErr w:type="spellStart"/>
+      <w:r>
+        <w:t>get_dead_weight_mode</w:t>
+      </w:r>
+      <w:proofErr w:type="spellEnd"/>
+      <w:r>
+        <w:t>’ and return ‘mode’=0</w:t>
+      </w:r>
+      <w:r>
+        <w:t xml:space="preserve"> and </w:t>
+      </w:r>
+      <w:r>
+        <w:t>‘</w:t>
+      </w:r>
+      <w:proofErr w:type="spellStart"/>
+      <w:r>
+        <w:t>get_dead_weight</w:t>
+      </w:r>
+      <w:proofErr w:type="spellEnd"/>
+      <w:r>
+        <w:t>’ and return weight = dwell map.</w:t>
+      </w:r>
+    </w:p>
+    <w:p>
+      <w:pPr>
+        <w:numPr>
+          <w:ilvl w:val="1"/>
+          <w:numId w:val="78"/>
+        </w:numPr>
+      </w:pPr>
+      <w:r>
+        <w:t>Tagged line with “@6-26”</w:t>
+      </w:r>
+    </w:p>
+    <w:p>
+      <w:pPr>
+        <w:numPr>
+          <w:ilvl w:val="0"/>
+          <w:numId w:val="78"/>
+        </w:numPr>
+      </w:pPr>
+      <w:r>
+        <w:t>Midas</w:t>
+      </w:r>
+      <w:r>
+        <w:t xml:space="preserve"> device object</w:t>
+      </w:r>
+    </w:p>
+    <w:p>
+      <w:pPr>
+        <w:numPr>
+          <w:ilvl w:val="1"/>
+          <w:numId w:val="78"/>
+        </w:numPr>
+      </w:pPr>
+      <w:r>
+        <w:t>Add methods: ‘</w:t>
+      </w:r>
+      <w:proofErr w:type="spellStart"/>
+      <w:r>
+        <w:t>get_dead_weight_mode</w:t>
+      </w:r>
+      <w:proofErr w:type="spellEnd"/>
+      <w:r>
+        <w:t>’ and return ‘mode’=0 and ‘</w:t>
+      </w:r>
+      <w:proofErr w:type="spellStart"/>
+      <w:r>
+        <w:t>get_dead_weight</w:t>
+      </w:r>
+      <w:proofErr w:type="spellEnd"/>
+      <w:r>
+        <w:t>’ and return weight = dwell map.</w:t>
+      </w:r>
+    </w:p>
+    <w:p>
+      <w:pPr>
+        <w:numPr>
+          <w:ilvl w:val="1"/>
+          <w:numId w:val="78"/>
+        </w:numPr>
+      </w:pPr>
+      <w:r>
+        <w:t>Tagged line with “@6-26”</w:t>
+      </w:r>
+    </w:p>
+    <w:p>
+      <w:pPr>
+        <w:pStyle w:val="Heading3"/>
+        <w:rPr>
+          <w:lang w:val="en-AU"/>
+        </w:rPr>
+      </w:pPr>
+      <w:r>
+        <w:rPr>
+          <w:lang w:val="en-AU"/>
+        </w:rPr>
+        <w:t>27 May, 2026 (branch “main”)</w:t>
+      </w:r>
+    </w:p>
+    <w:p>
+      <w:pPr>
+        <w:numPr>
+          <w:ilvl w:val="0"/>
+          <w:numId w:val="87"/>
+        </w:numPr>
+      </w:pPr>
+      <w:r>
+        <w:t>Main GeoPIXE</w:t>
+      </w:r>
+    </w:p>
+    <w:p>
+      <w:pPr>
+        <w:numPr>
+          <w:ilvl w:val="1"/>
+          <w:numId w:val="87"/>
+        </w:numPr>
+      </w:pPr>
+      <w:proofErr w:type="spellStart"/>
+      <w:r>
         <w:t>Evt</w:t>
       </w:r>
       <w:proofErr w:type="spellEnd"/>
@@ -89,10 +777,11 @@
       <w:pPr>
         <w:numPr>
           <w:ilvl w:val="2"/>
-          <w:numId w:val="78"/>
-        </w:numPr>
-      </w:pPr>
-      <w:r>
+          <w:numId w:val="87"/>
+        </w:numPr>
+      </w:pPr>
+      <w:r>
+        <w:lastRenderedPageBreak/>
         <w:t>Use new ‘</w:t>
       </w:r>
       <w:proofErr w:type="spellStart"/>
@@ -130,7 +819,7 @@
       <w:pPr>
         <w:numPr>
           <w:ilvl w:val="1"/>
-          <w:numId w:val="78"/>
+          <w:numId w:val="87"/>
         </w:numPr>
       </w:pPr>
       <w:proofErr w:type="spellStart"/>
@@ -143,7 +832,7 @@
       <w:pPr>
         <w:numPr>
           <w:ilvl w:val="2"/>
-          <w:numId w:val="78"/>
+          <w:numId w:val="87"/>
         </w:numPr>
       </w:pPr>
       <w:r>
@@ -154,7 +843,7 @@
       <w:pPr>
         <w:numPr>
           <w:ilvl w:val="1"/>
-          <w:numId w:val="78"/>
+          <w:numId w:val="87"/>
         </w:numPr>
       </w:pPr>
       <w:proofErr w:type="spellStart"/>
@@ -167,7 +856,7 @@
       <w:pPr>
         <w:numPr>
           <w:ilvl w:val="2"/>
-          <w:numId w:val="78"/>
+          <w:numId w:val="87"/>
         </w:numPr>
       </w:pPr>
       <w:r>
@@ -178,7 +867,7 @@
       <w:pPr>
         <w:numPr>
           <w:ilvl w:val="1"/>
-          <w:numId w:val="78"/>
+          <w:numId w:val="87"/>
         </w:numPr>
       </w:pPr>
       <w:proofErr w:type="spellStart"/>
@@ -191,7 +880,7 @@
       <w:pPr>
         <w:numPr>
           <w:ilvl w:val="2"/>
-          <w:numId w:val="78"/>
+          <w:numId w:val="87"/>
         </w:numPr>
       </w:pPr>
       <w:r>
@@ -210,7 +899,7 @@
       <w:pPr>
         <w:numPr>
           <w:ilvl w:val="1"/>
-          <w:numId w:val="78"/>
+          <w:numId w:val="87"/>
         </w:numPr>
       </w:pPr>
       <w:proofErr w:type="spellStart"/>
@@ -223,7 +912,7 @@
       <w:pPr>
         <w:numPr>
           <w:ilvl w:val="2"/>
-          <w:numId w:val="78"/>
+          <w:numId w:val="87"/>
         </w:numPr>
       </w:pPr>
       <w:r>
@@ -250,7 +939,7 @@
       <w:pPr>
         <w:numPr>
           <w:ilvl w:val="2"/>
-          <w:numId w:val="78"/>
+          <w:numId w:val="87"/>
         </w:numPr>
       </w:pPr>
       <w:r>
@@ -277,7 +966,7 @@
       <w:pPr>
         <w:numPr>
           <w:ilvl w:val="1"/>
-          <w:numId w:val="78"/>
+          <w:numId w:val="87"/>
         </w:numPr>
       </w:pPr>
       <w:r>
@@ -828,7 +1517,6 @@
           <w:bCs/>
           <w:highlight w:val="yellow"/>
         </w:rPr>
-        <w:lastRenderedPageBreak/>
         <w:t>Log file option danger</w:t>
       </w:r>
       <w:r>
@@ -967,6 +1655,7 @@
         </w:numPr>
       </w:pPr>
       <w:r>
+        <w:lastRenderedPageBreak/>
         <w:t>Remember that</w:t>
       </w:r>
       <w:r>
@@ -1741,164 +2430,164 @@
         </w:numPr>
       </w:pPr>
       <w:r>
+        <w:t>Responds to a Notify, ‘spectrum-load’ to load a SPEC file.</w:t>
+      </w:r>
+    </w:p>
+    <w:p>
+      <w:pPr>
+        <w:numPr>
+          <w:ilvl w:val="1"/>
+          <w:numId w:val="83"/>
+        </w:numPr>
+      </w:pPr>
+      <w:proofErr w:type="spellStart"/>
+      <w:r>
+        <w:t>Spectrum_load</w:t>
+      </w:r>
+      <w:proofErr w:type="spellEnd"/>
+    </w:p>
+    <w:p>
+      <w:pPr>
+        <w:numPr>
+          <w:ilvl w:val="2"/>
+          <w:numId w:val="83"/>
+        </w:numPr>
+      </w:pPr>
+      <w:r>
+        <w:t>Can pass a filename ‘F1’ now.</w:t>
+      </w:r>
+    </w:p>
+    <w:p>
+      <w:pPr>
+        <w:numPr>
+          <w:ilvl w:val="1"/>
+          <w:numId w:val="83"/>
+        </w:numPr>
+      </w:pPr>
+      <w:proofErr w:type="spellStart"/>
+      <w:r>
+        <w:t>Spec</w:t>
+      </w:r>
+      <w:r>
+        <w:t>trum</w:t>
+      </w:r>
+      <w:r>
+        <w:t>_load_prep</w:t>
+      </w:r>
+      <w:proofErr w:type="spellEnd"/>
+    </w:p>
+    <w:p>
+      <w:pPr>
+        <w:numPr>
+          <w:ilvl w:val="2"/>
+          <w:numId w:val="83"/>
+        </w:numPr>
+      </w:pPr>
+      <w:r>
+        <w:t>If passed ‘F’ is present, use this</w:t>
+      </w:r>
+      <w:r>
+        <w:t xml:space="preserve"> and /</w:t>
+      </w:r>
+      <w:proofErr w:type="spellStart"/>
+      <w:r>
+        <w:t>skip_if_exists</w:t>
+      </w:r>
+      <w:proofErr w:type="spellEnd"/>
+      <w:r>
+        <w:t xml:space="preserve"> in ‘</w:t>
+      </w:r>
+      <w:proofErr w:type="spellStart"/>
+      <w:r>
+        <w:t>file_requester</w:t>
+      </w:r>
+      <w:proofErr w:type="spellEnd"/>
+      <w:r>
+        <w:t>’.</w:t>
+      </w:r>
+    </w:p>
+    <w:p>
+      <w:pPr>
+        <w:numPr>
+          <w:ilvl w:val="1"/>
+          <w:numId w:val="83"/>
+        </w:numPr>
+      </w:pPr>
+      <w:proofErr w:type="spellStart"/>
+      <w:r>
+        <w:t>Fit_setup</w:t>
+      </w:r>
+      <w:proofErr w:type="spellEnd"/>
+    </w:p>
+    <w:p>
+      <w:pPr>
+        <w:numPr>
+          <w:ilvl w:val="2"/>
+          <w:numId w:val="83"/>
+        </w:numPr>
+      </w:pPr>
+      <w:r>
+        <w:t xml:space="preserve">Register this for new </w:t>
+      </w:r>
+      <w:proofErr w:type="spellStart"/>
+      <w:r>
+        <w:t>Notifys</w:t>
+      </w:r>
+      <w:proofErr w:type="spellEnd"/>
+      <w:r>
+        <w:t>: “</w:t>
+      </w:r>
+      <w:r>
+        <w:t>fit-setup-load</w:t>
+      </w:r>
+      <w:r>
+        <w:t>” to load a PCM file.</w:t>
+      </w:r>
+    </w:p>
+    <w:p>
+      <w:pPr>
+        <w:numPr>
+          <w:ilvl w:val="2"/>
+          <w:numId w:val="83"/>
+        </w:numPr>
+      </w:pPr>
+      <w:r>
+        <w:t>Responds to a Notify, ‘fit-setup-load’ to load a PCM.</w:t>
+      </w:r>
+    </w:p>
+    <w:p>
+      <w:pPr>
+        <w:numPr>
+          <w:ilvl w:val="2"/>
+          <w:numId w:val="83"/>
+        </w:numPr>
+      </w:pPr>
+      <w:r>
+        <w:t>After a DA save, it will advise to also save PCM with same name.</w:t>
+      </w:r>
+    </w:p>
+    <w:p>
+      <w:pPr>
+        <w:numPr>
+          <w:ilvl w:val="1"/>
+          <w:numId w:val="83"/>
+        </w:numPr>
+      </w:pPr>
+      <w:proofErr w:type="spellStart"/>
+      <w:r>
+        <w:t>Layer_setup</w:t>
+      </w:r>
+      <w:proofErr w:type="spellEnd"/>
+    </w:p>
+    <w:p>
+      <w:pPr>
+        <w:numPr>
+          <w:ilvl w:val="2"/>
+          <w:numId w:val="83"/>
+        </w:numPr>
+      </w:pPr>
+      <w:r>
         <w:lastRenderedPageBreak/>
-        <w:t>Responds to a Notify, ‘spectrum-load’ to load a SPEC file.</w:t>
-      </w:r>
-    </w:p>
-    <w:p>
-      <w:pPr>
-        <w:numPr>
-          <w:ilvl w:val="1"/>
-          <w:numId w:val="83"/>
-        </w:numPr>
-      </w:pPr>
-      <w:proofErr w:type="spellStart"/>
-      <w:r>
-        <w:t>Spectrum_load</w:t>
-      </w:r>
-      <w:proofErr w:type="spellEnd"/>
-    </w:p>
-    <w:p>
-      <w:pPr>
-        <w:numPr>
-          <w:ilvl w:val="2"/>
-          <w:numId w:val="83"/>
-        </w:numPr>
-      </w:pPr>
-      <w:r>
-        <w:t>Can pass a filename ‘F1’ now.</w:t>
-      </w:r>
-    </w:p>
-    <w:p>
-      <w:pPr>
-        <w:numPr>
-          <w:ilvl w:val="1"/>
-          <w:numId w:val="83"/>
-        </w:numPr>
-      </w:pPr>
-      <w:proofErr w:type="spellStart"/>
-      <w:r>
-        <w:t>Spec</w:t>
-      </w:r>
-      <w:r>
-        <w:t>trum</w:t>
-      </w:r>
-      <w:r>
-        <w:t>_load_prep</w:t>
-      </w:r>
-      <w:proofErr w:type="spellEnd"/>
-    </w:p>
-    <w:p>
-      <w:pPr>
-        <w:numPr>
-          <w:ilvl w:val="2"/>
-          <w:numId w:val="83"/>
-        </w:numPr>
-      </w:pPr>
-      <w:r>
-        <w:t>If passed ‘F’ is present, use this</w:t>
-      </w:r>
-      <w:r>
-        <w:t xml:space="preserve"> and /</w:t>
-      </w:r>
-      <w:proofErr w:type="spellStart"/>
-      <w:r>
-        <w:t>skip_if_exists</w:t>
-      </w:r>
-      <w:proofErr w:type="spellEnd"/>
-      <w:r>
-        <w:t xml:space="preserve"> in ‘</w:t>
-      </w:r>
-      <w:proofErr w:type="spellStart"/>
-      <w:r>
-        <w:t>file_requester</w:t>
-      </w:r>
-      <w:proofErr w:type="spellEnd"/>
-      <w:r>
-        <w:t>’.</w:t>
-      </w:r>
-    </w:p>
-    <w:p>
-      <w:pPr>
-        <w:numPr>
-          <w:ilvl w:val="1"/>
-          <w:numId w:val="83"/>
-        </w:numPr>
-      </w:pPr>
-      <w:proofErr w:type="spellStart"/>
-      <w:r>
-        <w:t>Fit_setup</w:t>
-      </w:r>
-      <w:proofErr w:type="spellEnd"/>
-    </w:p>
-    <w:p>
-      <w:pPr>
-        <w:numPr>
-          <w:ilvl w:val="2"/>
-          <w:numId w:val="83"/>
-        </w:numPr>
-      </w:pPr>
-      <w:r>
-        <w:t xml:space="preserve">Register this for new </w:t>
-      </w:r>
-      <w:proofErr w:type="spellStart"/>
-      <w:r>
-        <w:t>Notifys</w:t>
-      </w:r>
-      <w:proofErr w:type="spellEnd"/>
-      <w:r>
-        <w:t>: “</w:t>
-      </w:r>
-      <w:r>
-        <w:t>fit-setup-load</w:t>
-      </w:r>
-      <w:r>
-        <w:t>” to load a PCM file.</w:t>
-      </w:r>
-    </w:p>
-    <w:p>
-      <w:pPr>
-        <w:numPr>
-          <w:ilvl w:val="2"/>
-          <w:numId w:val="83"/>
-        </w:numPr>
-      </w:pPr>
-      <w:r>
-        <w:t>Responds to a Notify, ‘fit-setup-load’ to load a PCM.</w:t>
-      </w:r>
-    </w:p>
-    <w:p>
-      <w:pPr>
-        <w:numPr>
-          <w:ilvl w:val="2"/>
-          <w:numId w:val="83"/>
-        </w:numPr>
-      </w:pPr>
-      <w:r>
-        <w:t>After a DA save, it will advise to also save PCM with same name.</w:t>
-      </w:r>
-    </w:p>
-    <w:p>
-      <w:pPr>
-        <w:numPr>
-          <w:ilvl w:val="1"/>
-          <w:numId w:val="83"/>
-        </w:numPr>
-      </w:pPr>
-      <w:proofErr w:type="spellStart"/>
-      <w:r>
-        <w:t>Layer_setup</w:t>
-      </w:r>
-      <w:proofErr w:type="spellEnd"/>
-    </w:p>
-    <w:p>
-      <w:pPr>
-        <w:numPr>
-          <w:ilvl w:val="2"/>
-          <w:numId w:val="83"/>
-        </w:numPr>
-      </w:pPr>
-      <w:r>
         <w:t>After a YIELD save, it will advise to also save LCM with same name.</w:t>
       </w:r>
     </w:p>
@@ -2614,7 +3303,6 @@
         <w:rPr>
           <w:lang w:val="en-AU"/>
         </w:rPr>
-        <w:lastRenderedPageBreak/>
         <w:t>8 Apr</w:t>
       </w:r>
       <w:r>
@@ -2739,6 +3427,7 @@
         </w:numPr>
       </w:pPr>
       <w:r>
+        <w:lastRenderedPageBreak/>
         <w:t>Main GeoPIXE</w:t>
       </w:r>
     </w:p>
@@ -3641,7 +4330,6 @@
         </w:numPr>
       </w:pPr>
       <w:r>
-        <w:lastRenderedPageBreak/>
         <w:t>Replace all ‘</w:t>
       </w:r>
       <w:proofErr w:type="spellStart"/>
@@ -3772,6 +4460,7 @@
         </w:numPr>
       </w:pPr>
       <w:r>
+        <w:lastRenderedPageBreak/>
         <w:t>Version, 8.9r</w:t>
       </w:r>
     </w:p>
@@ -4635,7 +5324,6 @@
         </w:numPr>
       </w:pPr>
       <w:r>
-        <w:lastRenderedPageBreak/>
         <w:t>New function to return relative graphics scaling for widgets if system font change effects widget sizes. See ‘</w:t>
       </w:r>
       <w:proofErr w:type="spellStart"/>
@@ -4748,6 +5436,7 @@
         </w:numPr>
       </w:pPr>
       <w:r>
+        <w:lastRenderedPageBreak/>
         <w:t>A new parameter ‘</w:t>
       </w:r>
       <w:proofErr w:type="spellStart"/>
@@ -5279,7 +5968,6 @@
         <w:rPr>
           <w:lang w:val="en-AU"/>
         </w:rPr>
-        <w:lastRenderedPageBreak/>
         <w:t>10 Mar</w:t>
       </w:r>
       <w:r>
@@ -5476,6 +6164,7 @@
         </w:numPr>
       </w:pPr>
       <w:r>
+        <w:lastRenderedPageBreak/>
         <w:t>Version, 8.9</w:t>
       </w:r>
       <w:r>
@@ -5879,7 +6568,6 @@
         </w:numPr>
       </w:pPr>
       <w:r>
-        <w:lastRenderedPageBreak/>
         <w:t>New menu “Analyze</w:t>
       </w:r>
       <w:r>
@@ -6032,6 +6720,7 @@
       </w:pPr>
       <w:proofErr w:type="spellStart"/>
       <w:r>
+        <w:lastRenderedPageBreak/>
         <w:t>wizard_standards_callback_image_done</w:t>
       </w:r>
       <w:proofErr w:type="spellEnd"/>
@@ -6740,7 +7429,6 @@
         <w:rPr>
           <w:lang w:val="en-AU"/>
         </w:rPr>
-        <w:lastRenderedPageBreak/>
         <w:t>9</w:t>
       </w:r>
       <w:r>
@@ -6881,6 +7569,7 @@
         </w:numPr>
       </w:pPr>
       <w:r>
+        <w:lastRenderedPageBreak/>
         <w:t>New embedded HTML browser in GeoPIXE to display help docs.</w:t>
       </w:r>
       <w:r>
@@ -7433,113 +8122,113 @@
         </w:numPr>
       </w:pPr>
       <w:r>
+        <w:t xml:space="preserve">Take care using </w:t>
+      </w:r>
+      <w:proofErr w:type="spellStart"/>
+      <w:r>
+        <w:t>detector_update</w:t>
+      </w:r>
+      <w:proofErr w:type="spellEnd"/>
+      <w:r>
+        <w:t>, as it may return a different list order each call. Only use the returned lists initially</w:t>
+      </w:r>
+      <w:r>
+        <w:t xml:space="preserve"> to make droplist</w:t>
+      </w:r>
+      <w:r>
+        <w:t>.</w:t>
+      </w:r>
+      <w:r>
+        <w:t xml:space="preserve"> Use it after that just to find the matching filename.</w:t>
+      </w:r>
+    </w:p>
+    <w:p>
+      <w:pPr>
+        <w:numPr>
+          <w:ilvl w:val="1"/>
+          <w:numId w:val="65"/>
+        </w:numPr>
+      </w:pPr>
+      <w:proofErr w:type="spellStart"/>
+      <w:r>
+        <w:t>Plot_maia_parameter</w:t>
+      </w:r>
+      <w:proofErr w:type="spellEnd"/>
+    </w:p>
+    <w:p>
+      <w:pPr>
+        <w:numPr>
+          <w:ilvl w:val="2"/>
+          <w:numId w:val="65"/>
+        </w:numPr>
+      </w:pPr>
+      <w:r>
+        <w:t>If /</w:t>
+      </w:r>
+      <w:proofErr w:type="spellStart"/>
+      <w:r>
+        <w:t>wset_done</w:t>
+      </w:r>
+      <w:proofErr w:type="spellEnd"/>
+      <w:r>
+        <w:t xml:space="preserve"> then adjust plot region.</w:t>
+      </w:r>
+    </w:p>
+    <w:p>
+      <w:pPr>
+        <w:numPr>
+          <w:ilvl w:val="2"/>
+          <w:numId w:val="65"/>
+        </w:numPr>
+      </w:pPr>
+      <w:r>
+        <w:t xml:space="preserve">Only load colour maps, etc. if </w:t>
+      </w:r>
+      <w:proofErr w:type="spellStart"/>
+      <w:r>
+        <w:t>west_done</w:t>
+      </w:r>
+      <w:proofErr w:type="spellEnd"/>
+      <w:r>
+        <w:t xml:space="preserve"> false.</w:t>
+      </w:r>
+    </w:p>
+    <w:p>
+      <w:pPr>
+        <w:numPr>
+          <w:ilvl w:val="1"/>
+          <w:numId w:val="65"/>
+        </w:numPr>
+      </w:pPr>
+      <w:proofErr w:type="spellStart"/>
+      <w:r>
+        <w:t>Detector_setup</w:t>
+      </w:r>
+      <w:proofErr w:type="spellEnd"/>
+    </w:p>
+    <w:p>
+      <w:pPr>
+        <w:numPr>
+          <w:ilvl w:val="2"/>
+          <w:numId w:val="65"/>
+        </w:numPr>
+      </w:pPr>
+      <w:r>
+        <w:t>Fixed plot colours, which may get mixed up by other windows.</w:t>
+      </w:r>
+    </w:p>
+    <w:p>
+      <w:pPr>
+        <w:pStyle w:val="Heading3"/>
+        <w:rPr>
+          <w:lang w:val="en-AU"/>
+        </w:rPr>
+      </w:pPr>
+      <w:r>
+        <w:rPr>
+          <w:lang w:val="en-AU"/>
+        </w:rPr>
         <w:lastRenderedPageBreak/>
-        <w:t xml:space="preserve">Take care using </w:t>
-      </w:r>
-      <w:proofErr w:type="spellStart"/>
-      <w:r>
-        <w:t>detector_update</w:t>
-      </w:r>
-      <w:proofErr w:type="spellEnd"/>
-      <w:r>
-        <w:t>, as it may return a different list order each call. Only use the returned lists initially</w:t>
-      </w:r>
-      <w:r>
-        <w:t xml:space="preserve"> to make droplist</w:t>
-      </w:r>
-      <w:r>
-        <w:t>.</w:t>
-      </w:r>
-      <w:r>
-        <w:t xml:space="preserve"> Use it after that just to find the matching filename.</w:t>
-      </w:r>
-    </w:p>
-    <w:p>
-      <w:pPr>
-        <w:numPr>
-          <w:ilvl w:val="1"/>
-          <w:numId w:val="65"/>
-        </w:numPr>
-      </w:pPr>
-      <w:proofErr w:type="spellStart"/>
-      <w:r>
-        <w:t>Plot_maia_parameter</w:t>
-      </w:r>
-      <w:proofErr w:type="spellEnd"/>
-    </w:p>
-    <w:p>
-      <w:pPr>
-        <w:numPr>
-          <w:ilvl w:val="2"/>
-          <w:numId w:val="65"/>
-        </w:numPr>
-      </w:pPr>
-      <w:r>
-        <w:t>If /</w:t>
-      </w:r>
-      <w:proofErr w:type="spellStart"/>
-      <w:r>
-        <w:t>wset_done</w:t>
-      </w:r>
-      <w:proofErr w:type="spellEnd"/>
-      <w:r>
-        <w:t xml:space="preserve"> then adjust plot region.</w:t>
-      </w:r>
-    </w:p>
-    <w:p>
-      <w:pPr>
-        <w:numPr>
-          <w:ilvl w:val="2"/>
-          <w:numId w:val="65"/>
-        </w:numPr>
-      </w:pPr>
-      <w:r>
-        <w:t xml:space="preserve">Only load colour maps, etc. if </w:t>
-      </w:r>
-      <w:proofErr w:type="spellStart"/>
-      <w:r>
-        <w:t>west_done</w:t>
-      </w:r>
-      <w:proofErr w:type="spellEnd"/>
-      <w:r>
-        <w:t xml:space="preserve"> false.</w:t>
-      </w:r>
-    </w:p>
-    <w:p>
-      <w:pPr>
-        <w:numPr>
-          <w:ilvl w:val="1"/>
-          <w:numId w:val="65"/>
-        </w:numPr>
-      </w:pPr>
-      <w:proofErr w:type="spellStart"/>
-      <w:r>
-        <w:t>Detector_setup</w:t>
-      </w:r>
-      <w:proofErr w:type="spellEnd"/>
-    </w:p>
-    <w:p>
-      <w:pPr>
-        <w:numPr>
-          <w:ilvl w:val="2"/>
-          <w:numId w:val="65"/>
-        </w:numPr>
-      </w:pPr>
-      <w:r>
-        <w:t>Fixed plot colours, which may get mixed up by other windows.</w:t>
-      </w:r>
-    </w:p>
-    <w:p>
-      <w:pPr>
-        <w:pStyle w:val="Heading3"/>
-        <w:rPr>
-          <w:lang w:val="en-AU"/>
-        </w:rPr>
-      </w:pPr>
-      <w:r>
-        <w:rPr>
-          <w:lang w:val="en-AU"/>
-        </w:rPr>
         <w:t>20</w:t>
       </w:r>
       <w:r>
@@ -8274,7 +8963,6 @@
         </w:numPr>
       </w:pPr>
       <w:r>
-        <w:lastRenderedPageBreak/>
         <w:t xml:space="preserve">Move these Register Notify to the main </w:t>
       </w:r>
       <w:r>
@@ -8418,6 +9106,7 @@
         <w:rPr>
           <w:lang w:val="en-AU"/>
         </w:rPr>
+        <w:lastRenderedPageBreak/>
         <w:t>28</w:t>
       </w:r>
       <w:r>
@@ -9020,7 +9709,6 @@
         </w:numPr>
       </w:pPr>
       <w:r>
-        <w:lastRenderedPageBreak/>
         <w:t xml:space="preserve">Add extra condition for setting /numeric on </w:t>
       </w:r>
       <w:proofErr w:type="spellStart"/>
@@ -9214,6 +9902,7 @@
       </w:pPr>
       <w:proofErr w:type="spellStart"/>
       <w:r>
+        <w:lastRenderedPageBreak/>
         <w:t>Scan_dir_evt</w:t>
       </w:r>
       <w:proofErr w:type="spellEnd"/>
@@ -9867,7 +10556,6 @@
         </w:numPr>
       </w:pPr>
       <w:r>
-        <w:lastRenderedPageBreak/>
         <w:t>Only in the Timer event code are these popped up as Warnings, and message cleared, before the Timer is restarted, to avoid timer overrun.</w:t>
       </w:r>
     </w:p>
@@ -9991,6 +10679,7 @@
       </w:pPr>
       <w:proofErr w:type="spellStart"/>
       <w:r>
+        <w:lastRenderedPageBreak/>
         <w:t>Wizard_window_count</w:t>
       </w:r>
       <w:proofErr w:type="spellEnd"/>
@@ -10487,7 +11176,6 @@
       </w:pPr>
       <w:proofErr w:type="spellStart"/>
       <w:r>
-        <w:lastRenderedPageBreak/>
         <w:t>ImageEventcb</w:t>
       </w:r>
       <w:proofErr w:type="spellEnd"/>
@@ -10626,6 +11314,7 @@
         <w:rPr>
           <w:lang w:val="en-AU"/>
         </w:rPr>
+        <w:lastRenderedPageBreak/>
         <w:t>8</w:t>
       </w:r>
       <w:r>
@@ -11128,170 +11817,170 @@
       </w:pPr>
       <w:proofErr w:type="spellStart"/>
       <w:r>
+        <w:t>Image_Process_Clear_sides</w:t>
+      </w:r>
+      <w:proofErr w:type="spellEnd"/>
+      <w:r>
+        <w:t xml:space="preserve">, </w:t>
+      </w:r>
+      <w:proofErr w:type="spellStart"/>
+      <w:r>
+        <w:t>Image_Process_Shift_even_columns</w:t>
+      </w:r>
+      <w:proofErr w:type="spellEnd"/>
+      <w:r>
+        <w:t xml:space="preserve">, </w:t>
+      </w:r>
+      <w:proofErr w:type="spellStart"/>
+      <w:r>
+        <w:t>Image_Process_Shift_odd_columns</w:t>
+      </w:r>
+      <w:proofErr w:type="spellEnd"/>
+      <w:r>
+        <w:t xml:space="preserve">, </w:t>
+      </w:r>
+      <w:proofErr w:type="spellStart"/>
+      <w:r>
+        <w:t>Image_Process_Shift_even_rows</w:t>
+      </w:r>
+      <w:proofErr w:type="spellEnd"/>
+      <w:r>
+        <w:t xml:space="preserve">, </w:t>
+      </w:r>
+      <w:proofErr w:type="spellStart"/>
+      <w:r>
+        <w:t>Image_Process_Shift_odd_rows</w:t>
+      </w:r>
+      <w:proofErr w:type="spellEnd"/>
+    </w:p>
+    <w:p>
+      <w:pPr>
+        <w:numPr>
+          <w:ilvl w:val="2"/>
+          <w:numId w:val="54"/>
+        </w:numPr>
+      </w:pPr>
+      <w:r>
+        <w:t>Some things are still missing, such as the X and Y scaling menus.</w:t>
+      </w:r>
+    </w:p>
+    <w:p>
+      <w:pPr>
+        <w:numPr>
+          <w:ilvl w:val="2"/>
+          <w:numId w:val="54"/>
+        </w:numPr>
+      </w:pPr>
+      <w:r>
+        <w:t>Using keyword “</w:t>
+      </w:r>
+      <w:proofErr w:type="spellStart"/>
+      <w:r>
+        <w:t>return_list</w:t>
+      </w:r>
+      <w:proofErr w:type="spellEnd"/>
+      <w:r>
+        <w:t>” in call will just return the processing commands list struct. Use to use this list elsewhere (e.g. in Wizard).</w:t>
+      </w:r>
+    </w:p>
+    <w:p>
+      <w:pPr>
+        <w:numPr>
+          <w:ilvl w:val="2"/>
+          <w:numId w:val="54"/>
+        </w:numPr>
+      </w:pPr>
+      <w:r>
+        <w:t>Rearranged to put list definition at the top.</w:t>
+      </w:r>
+    </w:p>
+    <w:p>
+      <w:pPr>
+        <w:numPr>
+          <w:ilvl w:val="1"/>
+          <w:numId w:val="54"/>
+        </w:numPr>
+      </w:pPr>
+      <w:proofErr w:type="spellStart"/>
+      <w:r>
+        <w:t>Image_Process_Shift_rows</w:t>
+      </w:r>
+      <w:proofErr w:type="spellEnd"/>
+      <w:r>
+        <w:t xml:space="preserve">, </w:t>
+      </w:r>
+      <w:proofErr w:type="spellStart"/>
+      <w:r>
+        <w:t>Image_Process_Shift</w:t>
+      </w:r>
+      <w:proofErr w:type="spellEnd"/>
+    </w:p>
+    <w:p>
+      <w:pPr>
+        <w:numPr>
+          <w:ilvl w:val="2"/>
+          <w:numId w:val="54"/>
+        </w:numPr>
+      </w:pPr>
+      <w:r>
+        <w:t>Add “[</w:t>
+      </w:r>
+      <w:proofErr w:type="spellStart"/>
+      <w:r>
+        <w:t>el</w:t>
+      </w:r>
+      <w:proofErr w:type="spellEnd"/>
+      <w:r>
+        <w:t>]” to History, as for any “*” operation on al planes.</w:t>
+      </w:r>
+    </w:p>
+    <w:p>
+      <w:pPr>
+        <w:numPr>
+          <w:ilvl w:val="1"/>
+          <w:numId w:val="54"/>
+        </w:numPr>
+      </w:pPr>
+      <w:proofErr w:type="spellStart"/>
+      <w:r>
+        <w:t>OnButton_Image_Process_Get</w:t>
+      </w:r>
+      <w:proofErr w:type="spellEnd"/>
+    </w:p>
+    <w:p>
+      <w:pPr>
+        <w:numPr>
+          <w:ilvl w:val="2"/>
+          <w:numId w:val="54"/>
+        </w:numPr>
+      </w:pPr>
+      <w:r>
+        <w:t xml:space="preserve">In </w:t>
+      </w:r>
+      <w:r>
+        <w:t xml:space="preserve">the </w:t>
+      </w:r>
+      <w:r>
+        <w:t xml:space="preserve">loop for the normal process operations, added “if not start then </w:t>
+      </w:r>
+      <w:proofErr w:type="spellStart"/>
+      <w:r>
+        <w:t>skip_el</w:t>
+      </w:r>
+      <w:proofErr w:type="spellEnd"/>
+      <w:r>
+        <w:t>=1” for “*” operations (applied to all element planes), so they get applied once (to all).</w:t>
+      </w:r>
+    </w:p>
+    <w:p>
+      <w:pPr>
+        <w:numPr>
+          <w:ilvl w:val="2"/>
+          <w:numId w:val="54"/>
+        </w:numPr>
+      </w:pPr>
+      <w:r>
         <w:lastRenderedPageBreak/>
-        <w:t>Image_Process_Clear_sides</w:t>
-      </w:r>
-      <w:proofErr w:type="spellEnd"/>
-      <w:r>
-        <w:t xml:space="preserve">, </w:t>
-      </w:r>
-      <w:proofErr w:type="spellStart"/>
-      <w:r>
-        <w:t>Image_Process_Shift_even_columns</w:t>
-      </w:r>
-      <w:proofErr w:type="spellEnd"/>
-      <w:r>
-        <w:t xml:space="preserve">, </w:t>
-      </w:r>
-      <w:proofErr w:type="spellStart"/>
-      <w:r>
-        <w:t>Image_Process_Shift_odd_columns</w:t>
-      </w:r>
-      <w:proofErr w:type="spellEnd"/>
-      <w:r>
-        <w:t xml:space="preserve">, </w:t>
-      </w:r>
-      <w:proofErr w:type="spellStart"/>
-      <w:r>
-        <w:t>Image_Process_Shift_even_rows</w:t>
-      </w:r>
-      <w:proofErr w:type="spellEnd"/>
-      <w:r>
-        <w:t xml:space="preserve">, </w:t>
-      </w:r>
-      <w:proofErr w:type="spellStart"/>
-      <w:r>
-        <w:t>Image_Process_Shift_odd_rows</w:t>
-      </w:r>
-      <w:proofErr w:type="spellEnd"/>
-    </w:p>
-    <w:p>
-      <w:pPr>
-        <w:numPr>
-          <w:ilvl w:val="2"/>
-          <w:numId w:val="54"/>
-        </w:numPr>
-      </w:pPr>
-      <w:r>
-        <w:t>Some things are still missing, such as the X and Y scaling menus.</w:t>
-      </w:r>
-    </w:p>
-    <w:p>
-      <w:pPr>
-        <w:numPr>
-          <w:ilvl w:val="2"/>
-          <w:numId w:val="54"/>
-        </w:numPr>
-      </w:pPr>
-      <w:r>
-        <w:t>Using keyword “</w:t>
-      </w:r>
-      <w:proofErr w:type="spellStart"/>
-      <w:r>
-        <w:t>return_list</w:t>
-      </w:r>
-      <w:proofErr w:type="spellEnd"/>
-      <w:r>
-        <w:t>” in call will just return the processing commands list struct. Use to use this list elsewhere (e.g. in Wizard).</w:t>
-      </w:r>
-    </w:p>
-    <w:p>
-      <w:pPr>
-        <w:numPr>
-          <w:ilvl w:val="2"/>
-          <w:numId w:val="54"/>
-        </w:numPr>
-      </w:pPr>
-      <w:r>
-        <w:t>Rearranged to put list definition at the top.</w:t>
-      </w:r>
-    </w:p>
-    <w:p>
-      <w:pPr>
-        <w:numPr>
-          <w:ilvl w:val="1"/>
-          <w:numId w:val="54"/>
-        </w:numPr>
-      </w:pPr>
-      <w:proofErr w:type="spellStart"/>
-      <w:r>
-        <w:t>Image_Process_Shift_rows</w:t>
-      </w:r>
-      <w:proofErr w:type="spellEnd"/>
-      <w:r>
-        <w:t xml:space="preserve">, </w:t>
-      </w:r>
-      <w:proofErr w:type="spellStart"/>
-      <w:r>
-        <w:t>Image_Process_Shift</w:t>
-      </w:r>
-      <w:proofErr w:type="spellEnd"/>
-    </w:p>
-    <w:p>
-      <w:pPr>
-        <w:numPr>
-          <w:ilvl w:val="2"/>
-          <w:numId w:val="54"/>
-        </w:numPr>
-      </w:pPr>
-      <w:r>
-        <w:t>Add “[</w:t>
-      </w:r>
-      <w:proofErr w:type="spellStart"/>
-      <w:r>
-        <w:t>el</w:t>
-      </w:r>
-      <w:proofErr w:type="spellEnd"/>
-      <w:r>
-        <w:t>]” to History, as for any “*” operation on al planes.</w:t>
-      </w:r>
-    </w:p>
-    <w:p>
-      <w:pPr>
-        <w:numPr>
-          <w:ilvl w:val="1"/>
-          <w:numId w:val="54"/>
-        </w:numPr>
-      </w:pPr>
-      <w:proofErr w:type="spellStart"/>
-      <w:r>
-        <w:t>OnButton_Image_Process_Get</w:t>
-      </w:r>
-      <w:proofErr w:type="spellEnd"/>
-    </w:p>
-    <w:p>
-      <w:pPr>
-        <w:numPr>
-          <w:ilvl w:val="2"/>
-          <w:numId w:val="54"/>
-        </w:numPr>
-      </w:pPr>
-      <w:r>
-        <w:t xml:space="preserve">In </w:t>
-      </w:r>
-      <w:r>
-        <w:t xml:space="preserve">the </w:t>
-      </w:r>
-      <w:r>
-        <w:t xml:space="preserve">loop for the normal process operations, added “if not start then </w:t>
-      </w:r>
-      <w:proofErr w:type="spellStart"/>
-      <w:r>
-        <w:t>skip_el</w:t>
-      </w:r>
-      <w:proofErr w:type="spellEnd"/>
-      <w:r>
-        <w:t>=1” for “*” operations (applied to all element planes), so they get applied once (to all).</w:t>
-      </w:r>
-    </w:p>
-    <w:p>
-      <w:pPr>
-        <w:numPr>
-          <w:ilvl w:val="2"/>
-          <w:numId w:val="54"/>
-        </w:numPr>
-      </w:pPr>
-      <w:r>
         <w:t>Use a case insensitive compare between operation retrieved from image file and the operations list in ‘</w:t>
       </w:r>
       <w:proofErr w:type="spellStart"/>
@@ -11792,7 +12481,6 @@
         </w:numPr>
       </w:pPr>
       <w:r>
-        <w:lastRenderedPageBreak/>
         <w:t>Tested, and works with Batch-Sort, as one of a set of “digital filte</w:t>
       </w:r>
       <w:r>
@@ -11914,6 +12602,7 @@
         </w:numPr>
       </w:pPr>
       <w:r>
+        <w:lastRenderedPageBreak/>
         <w:t>Use ‘</w:t>
       </w:r>
       <w:proofErr w:type="spellStart"/>
@@ -12518,7 +13207,6 @@
         </w:numPr>
       </w:pPr>
       <w:r>
-        <w:lastRenderedPageBreak/>
         <w:t>Version 8.8y</w:t>
       </w:r>
     </w:p>
@@ -12687,6 +13375,7 @@
         <w:rPr>
           <w:lang w:val="en-AU"/>
         </w:rPr>
+        <w:lastRenderedPageBreak/>
         <w:t>22 July, 2025</w:t>
       </w:r>
     </w:p>
@@ -13175,7 +13864,6 @@
         </w:numPr>
       </w:pPr>
       <w:r>
-        <w:lastRenderedPageBreak/>
         <w:t>Version 8.8x</w:t>
       </w:r>
     </w:p>
@@ -13321,6 +14009,7 @@
         </w:numPr>
       </w:pPr>
       <w:r>
+        <w:lastRenderedPageBreak/>
         <w:t>Add “c/s” as a special element as alternative to “Rate”.</w:t>
       </w:r>
     </w:p>
@@ -13966,7 +14655,6 @@
         </w:numPr>
       </w:pPr>
       <w:r>
-        <w:lastRenderedPageBreak/>
         <w:t>Version 8.8v</w:t>
       </w:r>
     </w:p>
@@ -14151,6 +14839,7 @@
         </w:numPr>
       </w:pPr>
       <w:r>
+        <w:lastRenderedPageBreak/>
         <w:t>Detect ‘</w:t>
       </w:r>
       <w:proofErr w:type="spellStart"/>
@@ -14656,7 +15345,6 @@
         </w:numPr>
       </w:pPr>
       <w:r>
-        <w:lastRenderedPageBreak/>
         <w:t xml:space="preserve">In the main </w:t>
       </w:r>
       <w:proofErr w:type="spellStart"/>
@@ -14783,6 +15471,7 @@
       </w:pPr>
       <w:proofErr w:type="spellStart"/>
       <w:r>
+        <w:lastRenderedPageBreak/>
         <w:t>Set_image_view</w:t>
       </w:r>
       <w:proofErr w:type="spellEnd"/>
@@ -15325,7 +16014,6 @@
         <w:rPr>
           <w:lang w:val="en-AU"/>
         </w:rPr>
-        <w:lastRenderedPageBreak/>
         <w:t>4 Mar, 2025</w:t>
       </w:r>
     </w:p>
@@ -15453,6 +16141,7 @@
         </w:numPr>
       </w:pPr>
       <w:r>
+        <w:lastRenderedPageBreak/>
         <w:t>Reads P06 tree of NXS files into spectra.</w:t>
       </w:r>
     </w:p>
@@ -15771,7 +16460,6 @@
         <w:rPr>
           <w:lang w:val="en-AU"/>
         </w:rPr>
-        <w:lastRenderedPageBreak/>
         <w:t>27 Jan, 2025</w:t>
       </w:r>
     </w:p>
@@ -15949,6 +16637,7 @@
         </w:numPr>
       </w:pPr>
       <w:r>
+        <w:lastRenderedPageBreak/>
         <w:t>Make detector Layout behave similarly, inheriting the path for the detector file.</w:t>
       </w:r>
     </w:p>
@@ -16410,7 +17099,6 @@
         </w:numPr>
       </w:pPr>
       <w:r>
-        <w:lastRenderedPageBreak/>
         <w:t>Can’t spawn “activate” in IDL v9, as it does not exist; skip.</w:t>
       </w:r>
     </w:p>
@@ -16577,6 +17265,7 @@
         </w:numPr>
       </w:pPr>
       <w:r>
+        <w:lastRenderedPageBreak/>
         <w:t>Firstly, I forgot I was in “develop” when upgrading the Workspace in IDL 9.1.</w:t>
       </w:r>
     </w:p>
@@ -17127,7 +17816,6 @@
         </w:numPr>
       </w:pPr>
       <w:r>
-        <w:lastRenderedPageBreak/>
         <w:t>Add a “tests” menu for the ‘compare’ routines.</w:t>
       </w:r>
     </w:p>
@@ -17247,6 +17935,7 @@
         </w:numPr>
       </w:pPr>
       <w:r>
+        <w:lastRenderedPageBreak/>
         <w:t>Fortunately, these parameters do not get used - they are for info only. However, the ’</w:t>
       </w:r>
       <w:proofErr w:type="spellStart"/>
@@ -17930,7 +18619,6 @@
         </w:numPr>
       </w:pPr>
       <w:r>
-        <w:lastRenderedPageBreak/>
         <w:t>Simply prints out any inconsistencies found to the ‘output’ file</w:t>
       </w:r>
       <w:r>
@@ -18101,6 +18789,7 @@
         </w:numPr>
       </w:pPr>
       <w:r>
+        <w:lastRenderedPageBreak/>
         <w:t xml:space="preserve">Remove </w:t>
       </w:r>
       <w:proofErr w:type="spellStart"/>
@@ -18655,7 +19344,6 @@
         </w:numPr>
       </w:pPr>
       <w:r>
-        <w:lastRenderedPageBreak/>
         <w:t>EVT</w:t>
       </w:r>
     </w:p>
@@ -18759,6 +19447,7 @@
         <w:rPr>
           <w:lang w:val="en-AU"/>
         </w:rPr>
+        <w:lastRenderedPageBreak/>
         <w:t>4 June, 2024</w:t>
       </w:r>
     </w:p>
@@ -19291,7 +19980,6 @@
         </w:numPr>
       </w:pPr>
       <w:r>
-        <w:lastRenderedPageBreak/>
         <w:t xml:space="preserve">Resolve routines: </w:t>
       </w:r>
       <w:proofErr w:type="spellStart"/>
@@ -19415,6 +20103,7 @@
         </w:numPr>
       </w:pPr>
       <w:r>
+        <w:lastRenderedPageBreak/>
         <w:t xml:space="preserve">We don’t want to set </w:t>
       </w:r>
       <w:proofErr w:type="spellStart"/>
@@ -20072,7 +20761,6 @@
         </w:numPr>
       </w:pPr>
       <w:r>
-        <w:lastRenderedPageBreak/>
         <w:t>Moved back into ‘main/</w:t>
       </w:r>
       <w:proofErr w:type="spellStart"/>
@@ -20233,6 +20921,7 @@
         </w:numPr>
       </w:pPr>
       <w:r>
+        <w:lastRenderedPageBreak/>
         <w:t xml:space="preserve">Set </w:t>
       </w:r>
       <w:r>
@@ -20966,7 +21655,6 @@
       </w:pPr>
       <w:proofErr w:type="spellStart"/>
       <w:r>
-        <w:lastRenderedPageBreak/>
         <w:t>fit_recalculate_yields</w:t>
       </w:r>
       <w:proofErr w:type="spellEnd"/>
@@ -21114,6 +21802,7 @@
       </w:pPr>
       <w:proofErr w:type="spellStart"/>
       <w:r>
+        <w:lastRenderedPageBreak/>
         <w:t>Maia_launch_initial</w:t>
       </w:r>
       <w:proofErr w:type="spellEnd"/>
@@ -21713,7 +22402,6 @@
         </w:numPr>
       </w:pPr>
       <w:r>
-        <w:lastRenderedPageBreak/>
         <w:t xml:space="preserve">Call </w:t>
       </w:r>
       <w:proofErr w:type="spellStart"/>
@@ -21812,6 +22500,7 @@
         </w:numPr>
       </w:pPr>
       <w:r>
+        <w:lastRenderedPageBreak/>
         <w:t>These include:</w:t>
       </w:r>
     </w:p>
@@ -22359,7 +23048,6 @@
         </w:numPr>
       </w:pPr>
       <w:r>
-        <w:lastRenderedPageBreak/>
         <w:t>Deleted some projects not needed for open source, such as junk tests, etc.</w:t>
       </w:r>
     </w:p>
@@ -22512,6 +23200,7 @@
         </w:numPr>
       </w:pPr>
       <w:r>
+        <w:lastRenderedPageBreak/>
         <w:t xml:space="preserve">Some get renamed: </w:t>
       </w:r>
       <w:proofErr w:type="spellStart"/>
@@ -25786,6 +26475,92 @@
     </w:lvl>
   </w:abstractNum>
   <w:abstractNum w:abstractNumId="26" w15:restartNumberingAfterBreak="0">
+    <w:nsid w:val="2EB504E3"/>
+    <w:multiLevelType w:val="hybridMultilevel"/>
+    <w:tmpl w:val="214CC6C4"/>
+    <w:lvl w:ilvl="0" w:tplc="FFFFFFFF">
+      <w:start w:val="1"/>
+      <w:numFmt w:val="decimal"/>
+      <w:lvlText w:val="%1."/>
+      <w:lvlJc w:val="left"/>
+      <w:pPr>
+        <w:ind w:left="720" w:hanging="360"/>
+      </w:pPr>
+    </w:lvl>
+    <w:lvl w:ilvl="1" w:tplc="FFFFFFFF">
+      <w:start w:val="1"/>
+      <w:numFmt w:val="lowerLetter"/>
+      <w:lvlText w:val="%2."/>
+      <w:lvlJc w:val="left"/>
+      <w:pPr>
+        <w:ind w:left="1440" w:hanging="360"/>
+      </w:pPr>
+    </w:lvl>
+    <w:lvl w:ilvl="2" w:tplc="FFFFFFFF">
+      <w:start w:val="1"/>
+      <w:numFmt w:val="lowerRoman"/>
+      <w:lvlText w:val="%3."/>
+      <w:lvlJc w:val="right"/>
+      <w:pPr>
+        <w:ind w:left="2160" w:hanging="180"/>
+      </w:pPr>
+    </w:lvl>
+    <w:lvl w:ilvl="3" w:tplc="FFFFFFFF">
+      <w:start w:val="1"/>
+      <w:numFmt w:val="decimal"/>
+      <w:lvlText w:val="%4."/>
+      <w:lvlJc w:val="left"/>
+      <w:pPr>
+        <w:ind w:left="2880" w:hanging="360"/>
+      </w:pPr>
+    </w:lvl>
+    <w:lvl w:ilvl="4" w:tplc="FFFFFFFF">
+      <w:start w:val="1"/>
+      <w:numFmt w:val="lowerLetter"/>
+      <w:lvlText w:val="%5."/>
+      <w:lvlJc w:val="left"/>
+      <w:pPr>
+        <w:ind w:left="3600" w:hanging="360"/>
+      </w:pPr>
+    </w:lvl>
+    <w:lvl w:ilvl="5" w:tplc="FFFFFFFF">
+      <w:start w:val="1"/>
+      <w:numFmt w:val="lowerRoman"/>
+      <w:lvlText w:val="%6."/>
+      <w:lvlJc w:val="right"/>
+      <w:pPr>
+        <w:ind w:left="4320" w:hanging="180"/>
+      </w:pPr>
+    </w:lvl>
+    <w:lvl w:ilvl="6" w:tplc="FFFFFFFF" w:tentative="1">
+      <w:start w:val="1"/>
+      <w:numFmt w:val="decimal"/>
+      <w:lvlText w:val="%7."/>
+      <w:lvlJc w:val="left"/>
+      <w:pPr>
+        <w:ind w:left="5040" w:hanging="360"/>
+      </w:pPr>
+    </w:lvl>
+    <w:lvl w:ilvl="7" w:tplc="FFFFFFFF" w:tentative="1">
+      <w:start w:val="1"/>
+      <w:numFmt w:val="lowerLetter"/>
+      <w:lvlText w:val="%8."/>
+      <w:lvlJc w:val="left"/>
+      <w:pPr>
+        <w:ind w:left="5760" w:hanging="360"/>
+      </w:pPr>
+    </w:lvl>
+    <w:lvl w:ilvl="8" w:tplc="FFFFFFFF" w:tentative="1">
+      <w:start w:val="1"/>
+      <w:numFmt w:val="lowerRoman"/>
+      <w:lvlText w:val="%9."/>
+      <w:lvlJc w:val="right"/>
+      <w:pPr>
+        <w:ind w:left="6480" w:hanging="180"/>
+      </w:pPr>
+    </w:lvl>
+  </w:abstractNum>
+  <w:abstractNum w:abstractNumId="27" w15:restartNumberingAfterBreak="0">
     <w:nsid w:val="2ED42603"/>
     <w:multiLevelType w:val="hybridMultilevel"/>
     <w:tmpl w:val="214CC6C4"/>
@@ -25871,7 +26646,7 @@
       </w:pPr>
     </w:lvl>
   </w:abstractNum>
-  <w:abstractNum w:abstractNumId="27" w15:restartNumberingAfterBreak="0">
+  <w:abstractNum w:abstractNumId="28" w15:restartNumberingAfterBreak="0">
     <w:nsid w:val="2F545F49"/>
     <w:multiLevelType w:val="hybridMultilevel"/>
     <w:tmpl w:val="214CC6C4"/>
@@ -25957,7 +26732,7 @@
       </w:pPr>
     </w:lvl>
   </w:abstractNum>
-  <w:abstractNum w:abstractNumId="28" w15:restartNumberingAfterBreak="0">
+  <w:abstractNum w:abstractNumId="29" w15:restartNumberingAfterBreak="0">
     <w:nsid w:val="2F731835"/>
     <w:multiLevelType w:val="hybridMultilevel"/>
     <w:tmpl w:val="214CC6C4"/>
@@ -26043,7 +26818,7 @@
       </w:pPr>
     </w:lvl>
   </w:abstractNum>
-  <w:abstractNum w:abstractNumId="29" w15:restartNumberingAfterBreak="0">
+  <w:abstractNum w:abstractNumId="30" w15:restartNumberingAfterBreak="0">
     <w:nsid w:val="32326CBE"/>
     <w:multiLevelType w:val="hybridMultilevel"/>
     <w:tmpl w:val="214CC6C4"/>
@@ -26129,7 +26904,7 @@
       </w:pPr>
     </w:lvl>
   </w:abstractNum>
-  <w:abstractNum w:abstractNumId="30" w15:restartNumberingAfterBreak="0">
+  <w:abstractNum w:abstractNumId="31" w15:restartNumberingAfterBreak="0">
     <w:nsid w:val="32A949EB"/>
     <w:multiLevelType w:val="hybridMultilevel"/>
     <w:tmpl w:val="214CC6C4"/>
@@ -26215,7 +26990,7 @@
       </w:pPr>
     </w:lvl>
   </w:abstractNum>
-  <w:abstractNum w:abstractNumId="31" w15:restartNumberingAfterBreak="0">
+  <w:abstractNum w:abstractNumId="32" w15:restartNumberingAfterBreak="0">
     <w:nsid w:val="33231170"/>
     <w:multiLevelType w:val="hybridMultilevel"/>
     <w:tmpl w:val="214CC6C4"/>
@@ -26301,7 +27076,7 @@
       </w:pPr>
     </w:lvl>
   </w:abstractNum>
-  <w:abstractNum w:abstractNumId="32" w15:restartNumberingAfterBreak="0">
+  <w:abstractNum w:abstractNumId="33" w15:restartNumberingAfterBreak="0">
     <w:nsid w:val="335B6E8D"/>
     <w:multiLevelType w:val="hybridMultilevel"/>
     <w:tmpl w:val="214CC6C4"/>
@@ -26387,7 +27162,7 @@
       </w:pPr>
     </w:lvl>
   </w:abstractNum>
-  <w:abstractNum w:abstractNumId="33" w15:restartNumberingAfterBreak="0">
+  <w:abstractNum w:abstractNumId="34" w15:restartNumberingAfterBreak="0">
     <w:nsid w:val="355B2568"/>
     <w:multiLevelType w:val="hybridMultilevel"/>
     <w:tmpl w:val="214CC6C4"/>
@@ -26473,7 +27248,7 @@
       </w:pPr>
     </w:lvl>
   </w:abstractNum>
-  <w:abstractNum w:abstractNumId="34" w15:restartNumberingAfterBreak="0">
+  <w:abstractNum w:abstractNumId="35" w15:restartNumberingAfterBreak="0">
     <w:nsid w:val="356645B8"/>
     <w:multiLevelType w:val="hybridMultilevel"/>
     <w:tmpl w:val="214CC6C4"/>
@@ -26559,7 +27334,7 @@
       </w:pPr>
     </w:lvl>
   </w:abstractNum>
-  <w:abstractNum w:abstractNumId="35" w15:restartNumberingAfterBreak="0">
+  <w:abstractNum w:abstractNumId="36" w15:restartNumberingAfterBreak="0">
     <w:nsid w:val="35B806D1"/>
     <w:multiLevelType w:val="hybridMultilevel"/>
     <w:tmpl w:val="214CC6C4"/>
@@ -26645,7 +27420,7 @@
       </w:pPr>
     </w:lvl>
   </w:abstractNum>
-  <w:abstractNum w:abstractNumId="36" w15:restartNumberingAfterBreak="0">
+  <w:abstractNum w:abstractNumId="37" w15:restartNumberingAfterBreak="0">
     <w:nsid w:val="364E1BD1"/>
     <w:multiLevelType w:val="hybridMultilevel"/>
     <w:tmpl w:val="214CC6C4"/>
@@ -26731,7 +27506,7 @@
       </w:pPr>
     </w:lvl>
   </w:abstractNum>
-  <w:abstractNum w:abstractNumId="37" w15:restartNumberingAfterBreak="0">
+  <w:abstractNum w:abstractNumId="38" w15:restartNumberingAfterBreak="0">
     <w:nsid w:val="37C0055A"/>
     <w:multiLevelType w:val="hybridMultilevel"/>
     <w:tmpl w:val="214CC6C4"/>
@@ -26817,7 +27592,7 @@
       </w:pPr>
     </w:lvl>
   </w:abstractNum>
-  <w:abstractNum w:abstractNumId="38" w15:restartNumberingAfterBreak="0">
+  <w:abstractNum w:abstractNumId="39" w15:restartNumberingAfterBreak="0">
     <w:nsid w:val="383C1F2F"/>
     <w:multiLevelType w:val="hybridMultilevel"/>
     <w:tmpl w:val="214CC6C4"/>
@@ -26903,7 +27678,7 @@
       </w:pPr>
     </w:lvl>
   </w:abstractNum>
-  <w:abstractNum w:abstractNumId="39" w15:restartNumberingAfterBreak="0">
+  <w:abstractNum w:abstractNumId="40" w15:restartNumberingAfterBreak="0">
     <w:nsid w:val="38677977"/>
     <w:multiLevelType w:val="hybridMultilevel"/>
     <w:tmpl w:val="214CC6C4"/>
@@ -26989,7 +27764,7 @@
       </w:pPr>
     </w:lvl>
   </w:abstractNum>
-  <w:abstractNum w:abstractNumId="40" w15:restartNumberingAfterBreak="0">
+  <w:abstractNum w:abstractNumId="41" w15:restartNumberingAfterBreak="0">
     <w:nsid w:val="39E017C7"/>
     <w:multiLevelType w:val="hybridMultilevel"/>
     <w:tmpl w:val="214CC6C4"/>
@@ -27075,7 +27850,7 @@
       </w:pPr>
     </w:lvl>
   </w:abstractNum>
-  <w:abstractNum w:abstractNumId="41" w15:restartNumberingAfterBreak="0">
+  <w:abstractNum w:abstractNumId="42" w15:restartNumberingAfterBreak="0">
     <w:nsid w:val="3A906D54"/>
     <w:multiLevelType w:val="hybridMultilevel"/>
     <w:tmpl w:val="214CC6C4"/>
@@ -27161,7 +27936,7 @@
       </w:pPr>
     </w:lvl>
   </w:abstractNum>
-  <w:abstractNum w:abstractNumId="42" w15:restartNumberingAfterBreak="0">
+  <w:abstractNum w:abstractNumId="43" w15:restartNumberingAfterBreak="0">
     <w:nsid w:val="3D360724"/>
     <w:multiLevelType w:val="hybridMultilevel"/>
     <w:tmpl w:val="214CC6C4"/>
@@ -27247,7 +28022,7 @@
       </w:pPr>
     </w:lvl>
   </w:abstractNum>
-  <w:abstractNum w:abstractNumId="43" w15:restartNumberingAfterBreak="0">
+  <w:abstractNum w:abstractNumId="44" w15:restartNumberingAfterBreak="0">
     <w:nsid w:val="3DF10524"/>
     <w:multiLevelType w:val="hybridMultilevel"/>
     <w:tmpl w:val="214CC6C4"/>
@@ -27333,7 +28108,7 @@
       </w:pPr>
     </w:lvl>
   </w:abstractNum>
-  <w:abstractNum w:abstractNumId="44" w15:restartNumberingAfterBreak="0">
+  <w:abstractNum w:abstractNumId="45" w15:restartNumberingAfterBreak="0">
     <w:nsid w:val="3F097101"/>
     <w:multiLevelType w:val="hybridMultilevel"/>
     <w:tmpl w:val="214CC6C4"/>
@@ -27419,7 +28194,7 @@
       </w:pPr>
     </w:lvl>
   </w:abstractNum>
-  <w:abstractNum w:abstractNumId="45" w15:restartNumberingAfterBreak="0">
+  <w:abstractNum w:abstractNumId="46" w15:restartNumberingAfterBreak="0">
     <w:nsid w:val="41A638B2"/>
     <w:multiLevelType w:val="hybridMultilevel"/>
     <w:tmpl w:val="214CC6C4"/>
@@ -27505,7 +28280,7 @@
       </w:pPr>
     </w:lvl>
   </w:abstractNum>
-  <w:abstractNum w:abstractNumId="46" w15:restartNumberingAfterBreak="0">
+  <w:abstractNum w:abstractNumId="47" w15:restartNumberingAfterBreak="0">
     <w:nsid w:val="420D41AB"/>
     <w:multiLevelType w:val="hybridMultilevel"/>
     <w:tmpl w:val="214CC6C4"/>
@@ -27591,7 +28366,7 @@
       </w:pPr>
     </w:lvl>
   </w:abstractNum>
-  <w:abstractNum w:abstractNumId="47" w15:restartNumberingAfterBreak="0">
+  <w:abstractNum w:abstractNumId="48" w15:restartNumberingAfterBreak="0">
     <w:nsid w:val="436129C1"/>
     <w:multiLevelType w:val="hybridMultilevel"/>
     <w:tmpl w:val="214CC6C4"/>
@@ -27677,7 +28452,7 @@
       </w:pPr>
     </w:lvl>
   </w:abstractNum>
-  <w:abstractNum w:abstractNumId="48" w15:restartNumberingAfterBreak="0">
+  <w:abstractNum w:abstractNumId="49" w15:restartNumberingAfterBreak="0">
     <w:nsid w:val="438D310E"/>
     <w:multiLevelType w:val="hybridMultilevel"/>
     <w:tmpl w:val="3DFEBE78"/>
@@ -27763,7 +28538,7 @@
       </w:pPr>
     </w:lvl>
   </w:abstractNum>
-  <w:abstractNum w:abstractNumId="49" w15:restartNumberingAfterBreak="0">
+  <w:abstractNum w:abstractNumId="50" w15:restartNumberingAfterBreak="0">
     <w:nsid w:val="45F80AA2"/>
     <w:multiLevelType w:val="hybridMultilevel"/>
     <w:tmpl w:val="214CC6C4"/>
@@ -27849,7 +28624,7 @@
       </w:pPr>
     </w:lvl>
   </w:abstractNum>
-  <w:abstractNum w:abstractNumId="50" w15:restartNumberingAfterBreak="0">
+  <w:abstractNum w:abstractNumId="51" w15:restartNumberingAfterBreak="0">
     <w:nsid w:val="46D104B0"/>
     <w:multiLevelType w:val="hybridMultilevel"/>
     <w:tmpl w:val="214CC6C4"/>
@@ -27935,7 +28710,7 @@
       </w:pPr>
     </w:lvl>
   </w:abstractNum>
-  <w:abstractNum w:abstractNumId="51" w15:restartNumberingAfterBreak="0">
+  <w:abstractNum w:abstractNumId="52" w15:restartNumberingAfterBreak="0">
     <w:nsid w:val="47C63F90"/>
     <w:multiLevelType w:val="hybridMultilevel"/>
     <w:tmpl w:val="214CC6C4"/>
@@ -28021,7 +28796,7 @@
       </w:pPr>
     </w:lvl>
   </w:abstractNum>
-  <w:abstractNum w:abstractNumId="52" w15:restartNumberingAfterBreak="0">
+  <w:abstractNum w:abstractNumId="53" w15:restartNumberingAfterBreak="0">
     <w:nsid w:val="48424B8D"/>
     <w:multiLevelType w:val="hybridMultilevel"/>
     <w:tmpl w:val="214CC6C4"/>
@@ -28107,7 +28882,7 @@
       </w:pPr>
     </w:lvl>
   </w:abstractNum>
-  <w:abstractNum w:abstractNumId="53" w15:restartNumberingAfterBreak="0">
+  <w:abstractNum w:abstractNumId="54" w15:restartNumberingAfterBreak="0">
     <w:nsid w:val="48E719F4"/>
     <w:multiLevelType w:val="hybridMultilevel"/>
     <w:tmpl w:val="214CC6C4"/>
@@ -28193,7 +28968,7 @@
       </w:pPr>
     </w:lvl>
   </w:abstractNum>
-  <w:abstractNum w:abstractNumId="54" w15:restartNumberingAfterBreak="0">
+  <w:abstractNum w:abstractNumId="55" w15:restartNumberingAfterBreak="0">
     <w:nsid w:val="4A276C6F"/>
     <w:multiLevelType w:val="hybridMultilevel"/>
     <w:tmpl w:val="214CC6C4"/>
@@ -28279,7 +29054,7 @@
       </w:pPr>
     </w:lvl>
   </w:abstractNum>
-  <w:abstractNum w:abstractNumId="55" w15:restartNumberingAfterBreak="0">
+  <w:abstractNum w:abstractNumId="56" w15:restartNumberingAfterBreak="0">
     <w:nsid w:val="4ACD66FA"/>
     <w:multiLevelType w:val="hybridMultilevel"/>
     <w:tmpl w:val="214CC6C4"/>
@@ -28365,7 +29140,7 @@
       </w:pPr>
     </w:lvl>
   </w:abstractNum>
-  <w:abstractNum w:abstractNumId="56" w15:restartNumberingAfterBreak="0">
+  <w:abstractNum w:abstractNumId="57" w15:restartNumberingAfterBreak="0">
     <w:nsid w:val="4B205F99"/>
     <w:multiLevelType w:val="hybridMultilevel"/>
     <w:tmpl w:val="214CC6C4"/>
@@ -28451,7 +29226,7 @@
       </w:pPr>
     </w:lvl>
   </w:abstractNum>
-  <w:abstractNum w:abstractNumId="57" w15:restartNumberingAfterBreak="0">
+  <w:abstractNum w:abstractNumId="58" w15:restartNumberingAfterBreak="0">
     <w:nsid w:val="4B7F04E2"/>
     <w:multiLevelType w:val="hybridMultilevel"/>
     <w:tmpl w:val="214CC6C4"/>
@@ -28537,7 +29312,7 @@
       </w:pPr>
     </w:lvl>
   </w:abstractNum>
-  <w:abstractNum w:abstractNumId="58" w15:restartNumberingAfterBreak="0">
+  <w:abstractNum w:abstractNumId="59" w15:restartNumberingAfterBreak="0">
     <w:nsid w:val="4D9A4F4C"/>
     <w:multiLevelType w:val="hybridMultilevel"/>
     <w:tmpl w:val="214CC6C4"/>
@@ -28623,7 +29398,7 @@
       </w:pPr>
     </w:lvl>
   </w:abstractNum>
-  <w:abstractNum w:abstractNumId="59" w15:restartNumberingAfterBreak="0">
+  <w:abstractNum w:abstractNumId="60" w15:restartNumberingAfterBreak="0">
     <w:nsid w:val="4FB81408"/>
     <w:multiLevelType w:val="hybridMultilevel"/>
     <w:tmpl w:val="214CC6C4"/>
@@ -28709,7 +29484,7 @@
       </w:pPr>
     </w:lvl>
   </w:abstractNum>
-  <w:abstractNum w:abstractNumId="60" w15:restartNumberingAfterBreak="0">
+  <w:abstractNum w:abstractNumId="61" w15:restartNumberingAfterBreak="0">
     <w:nsid w:val="56833A85"/>
     <w:multiLevelType w:val="hybridMultilevel"/>
     <w:tmpl w:val="214CC6C4"/>
@@ -28795,7 +29570,7 @@
       </w:pPr>
     </w:lvl>
   </w:abstractNum>
-  <w:abstractNum w:abstractNumId="61" w15:restartNumberingAfterBreak="0">
+  <w:abstractNum w:abstractNumId="62" w15:restartNumberingAfterBreak="0">
     <w:nsid w:val="56C643E7"/>
     <w:multiLevelType w:val="hybridMultilevel"/>
     <w:tmpl w:val="214CC6C4"/>
@@ -28881,7 +29656,7 @@
       </w:pPr>
     </w:lvl>
   </w:abstractNum>
-  <w:abstractNum w:abstractNumId="62" w15:restartNumberingAfterBreak="0">
+  <w:abstractNum w:abstractNumId="63" w15:restartNumberingAfterBreak="0">
     <w:nsid w:val="59654531"/>
     <w:multiLevelType w:val="hybridMultilevel"/>
     <w:tmpl w:val="214CC6C4"/>
@@ -28967,7 +29742,7 @@
       </w:pPr>
     </w:lvl>
   </w:abstractNum>
-  <w:abstractNum w:abstractNumId="63" w15:restartNumberingAfterBreak="0">
+  <w:abstractNum w:abstractNumId="64" w15:restartNumberingAfterBreak="0">
     <w:nsid w:val="59CA6D97"/>
     <w:multiLevelType w:val="hybridMultilevel"/>
     <w:tmpl w:val="214CC6C4"/>
@@ -29053,7 +29828,7 @@
       </w:pPr>
     </w:lvl>
   </w:abstractNum>
-  <w:abstractNum w:abstractNumId="64" w15:restartNumberingAfterBreak="0">
+  <w:abstractNum w:abstractNumId="65" w15:restartNumberingAfterBreak="0">
     <w:nsid w:val="60085356"/>
     <w:multiLevelType w:val="hybridMultilevel"/>
     <w:tmpl w:val="214CC6C4"/>
@@ -29139,7 +29914,7 @@
       </w:pPr>
     </w:lvl>
   </w:abstractNum>
-  <w:abstractNum w:abstractNumId="65" w15:restartNumberingAfterBreak="0">
+  <w:abstractNum w:abstractNumId="66" w15:restartNumberingAfterBreak="0">
     <w:nsid w:val="61513B38"/>
     <w:multiLevelType w:val="hybridMultilevel"/>
     <w:tmpl w:val="4D926568"/>
@@ -29225,7 +30000,7 @@
       </w:pPr>
     </w:lvl>
   </w:abstractNum>
-  <w:abstractNum w:abstractNumId="66" w15:restartNumberingAfterBreak="0">
+  <w:abstractNum w:abstractNumId="67" w15:restartNumberingAfterBreak="0">
     <w:nsid w:val="62686DE9"/>
     <w:multiLevelType w:val="hybridMultilevel"/>
     <w:tmpl w:val="214CC6C4"/>
@@ -29311,7 +30086,7 @@
       </w:pPr>
     </w:lvl>
   </w:abstractNum>
-  <w:abstractNum w:abstractNumId="67" w15:restartNumberingAfterBreak="0">
+  <w:abstractNum w:abstractNumId="68" w15:restartNumberingAfterBreak="0">
     <w:nsid w:val="64B53F9E"/>
     <w:multiLevelType w:val="hybridMultilevel"/>
     <w:tmpl w:val="214CC6C4"/>
@@ -29397,7 +30172,7 @@
       </w:pPr>
     </w:lvl>
   </w:abstractNum>
-  <w:abstractNum w:abstractNumId="68" w15:restartNumberingAfterBreak="0">
+  <w:abstractNum w:abstractNumId="69" w15:restartNumberingAfterBreak="0">
     <w:nsid w:val="64EC6FC0"/>
     <w:multiLevelType w:val="hybridMultilevel"/>
     <w:tmpl w:val="214CC6C4"/>
@@ -29483,7 +30258,7 @@
       </w:pPr>
     </w:lvl>
   </w:abstractNum>
-  <w:abstractNum w:abstractNumId="69" w15:restartNumberingAfterBreak="0">
+  <w:abstractNum w:abstractNumId="70" w15:restartNumberingAfterBreak="0">
     <w:nsid w:val="65466AFA"/>
     <w:multiLevelType w:val="hybridMultilevel"/>
     <w:tmpl w:val="214CC6C4"/>
@@ -29569,7 +30344,7 @@
       </w:pPr>
     </w:lvl>
   </w:abstractNum>
-  <w:abstractNum w:abstractNumId="70" w15:restartNumberingAfterBreak="0">
+  <w:abstractNum w:abstractNumId="71" w15:restartNumberingAfterBreak="0">
     <w:nsid w:val="65972C68"/>
     <w:multiLevelType w:val="hybridMultilevel"/>
     <w:tmpl w:val="214CC6C4"/>
@@ -29655,7 +30430,7 @@
       </w:pPr>
     </w:lvl>
   </w:abstractNum>
-  <w:abstractNum w:abstractNumId="71" w15:restartNumberingAfterBreak="0">
+  <w:abstractNum w:abstractNumId="72" w15:restartNumberingAfterBreak="0">
     <w:nsid w:val="68167485"/>
     <w:multiLevelType w:val="hybridMultilevel"/>
     <w:tmpl w:val="214CC6C4"/>
@@ -29741,7 +30516,7 @@
       </w:pPr>
     </w:lvl>
   </w:abstractNum>
-  <w:abstractNum w:abstractNumId="72" w15:restartNumberingAfterBreak="0">
+  <w:abstractNum w:abstractNumId="73" w15:restartNumberingAfterBreak="0">
     <w:nsid w:val="692A3DFA"/>
     <w:multiLevelType w:val="hybridMultilevel"/>
     <w:tmpl w:val="214CC6C4"/>
@@ -29827,7 +30602,7 @@
       </w:pPr>
     </w:lvl>
   </w:abstractNum>
-  <w:abstractNum w:abstractNumId="73" w15:restartNumberingAfterBreak="0">
+  <w:abstractNum w:abstractNumId="74" w15:restartNumberingAfterBreak="0">
     <w:nsid w:val="6AD95314"/>
     <w:multiLevelType w:val="hybridMultilevel"/>
     <w:tmpl w:val="214CC6C4"/>
@@ -29913,7 +30688,7 @@
       </w:pPr>
     </w:lvl>
   </w:abstractNum>
-  <w:abstractNum w:abstractNumId="74" w15:restartNumberingAfterBreak="0">
+  <w:abstractNum w:abstractNumId="75" w15:restartNumberingAfterBreak="0">
     <w:nsid w:val="6B085590"/>
     <w:multiLevelType w:val="hybridMultilevel"/>
     <w:tmpl w:val="214CC6C4"/>
@@ -29999,7 +30774,7 @@
       </w:pPr>
     </w:lvl>
   </w:abstractNum>
-  <w:abstractNum w:abstractNumId="75" w15:restartNumberingAfterBreak="0">
+  <w:abstractNum w:abstractNumId="76" w15:restartNumberingAfterBreak="0">
     <w:nsid w:val="6C802E67"/>
     <w:multiLevelType w:val="hybridMultilevel"/>
     <w:tmpl w:val="214CC6C4"/>
@@ -30085,7 +30860,7 @@
       </w:pPr>
     </w:lvl>
   </w:abstractNum>
-  <w:abstractNum w:abstractNumId="76" w15:restartNumberingAfterBreak="0">
+  <w:abstractNum w:abstractNumId="77" w15:restartNumberingAfterBreak="0">
     <w:nsid w:val="6EC96476"/>
     <w:multiLevelType w:val="hybridMultilevel"/>
     <w:tmpl w:val="3DFEBE78"/>
@@ -30171,7 +30946,7 @@
       </w:pPr>
     </w:lvl>
   </w:abstractNum>
-  <w:abstractNum w:abstractNumId="77" w15:restartNumberingAfterBreak="0">
+  <w:abstractNum w:abstractNumId="78" w15:restartNumberingAfterBreak="0">
     <w:nsid w:val="726B52C1"/>
     <w:multiLevelType w:val="hybridMultilevel"/>
     <w:tmpl w:val="214CC6C4"/>
@@ -30257,7 +31032,7 @@
       </w:pPr>
     </w:lvl>
   </w:abstractNum>
-  <w:abstractNum w:abstractNumId="78" w15:restartNumberingAfterBreak="0">
+  <w:abstractNum w:abstractNumId="79" w15:restartNumberingAfterBreak="0">
     <w:nsid w:val="728B0421"/>
     <w:multiLevelType w:val="hybridMultilevel"/>
     <w:tmpl w:val="214CC6C4"/>
@@ -30343,7 +31118,7 @@
       </w:pPr>
     </w:lvl>
   </w:abstractNum>
-  <w:abstractNum w:abstractNumId="79" w15:restartNumberingAfterBreak="0">
+  <w:abstractNum w:abstractNumId="80" w15:restartNumberingAfterBreak="0">
     <w:nsid w:val="73401E16"/>
     <w:multiLevelType w:val="hybridMultilevel"/>
     <w:tmpl w:val="214CC6C4"/>
@@ -30429,7 +31204,7 @@
       </w:pPr>
     </w:lvl>
   </w:abstractNum>
-  <w:abstractNum w:abstractNumId="80" w15:restartNumberingAfterBreak="0">
+  <w:abstractNum w:abstractNumId="81" w15:restartNumberingAfterBreak="0">
     <w:nsid w:val="75336A05"/>
     <w:multiLevelType w:val="hybridMultilevel"/>
     <w:tmpl w:val="214CC6C4"/>
@@ -30515,7 +31290,7 @@
       </w:pPr>
     </w:lvl>
   </w:abstractNum>
-  <w:abstractNum w:abstractNumId="81" w15:restartNumberingAfterBreak="0">
+  <w:abstractNum w:abstractNumId="82" w15:restartNumberingAfterBreak="0">
     <w:nsid w:val="779B3DB6"/>
     <w:multiLevelType w:val="hybridMultilevel"/>
     <w:tmpl w:val="214CC6C4"/>
@@ -30601,7 +31376,7 @@
       </w:pPr>
     </w:lvl>
   </w:abstractNum>
-  <w:abstractNum w:abstractNumId="82" w15:restartNumberingAfterBreak="0">
+  <w:abstractNum w:abstractNumId="83" w15:restartNumberingAfterBreak="0">
     <w:nsid w:val="7B23524C"/>
     <w:multiLevelType w:val="hybridMultilevel"/>
     <w:tmpl w:val="214CC6C4"/>
@@ -30687,7 +31462,7 @@
       </w:pPr>
     </w:lvl>
   </w:abstractNum>
-  <w:abstractNum w:abstractNumId="83" w15:restartNumberingAfterBreak="0">
+  <w:abstractNum w:abstractNumId="84" w15:restartNumberingAfterBreak="0">
     <w:nsid w:val="7B8572AA"/>
     <w:multiLevelType w:val="hybridMultilevel"/>
     <w:tmpl w:val="214CC6C4"/>
@@ -30773,7 +31548,7 @@
       </w:pPr>
     </w:lvl>
   </w:abstractNum>
-  <w:abstractNum w:abstractNumId="84" w15:restartNumberingAfterBreak="0">
+  <w:abstractNum w:abstractNumId="85" w15:restartNumberingAfterBreak="0">
     <w:nsid w:val="7BD85F1F"/>
     <w:multiLevelType w:val="hybridMultilevel"/>
     <w:tmpl w:val="214CC6C4"/>
@@ -30859,7 +31634,7 @@
       </w:pPr>
     </w:lvl>
   </w:abstractNum>
-  <w:abstractNum w:abstractNumId="85" w15:restartNumberingAfterBreak="0">
+  <w:abstractNum w:abstractNumId="86" w15:restartNumberingAfterBreak="0">
     <w:nsid w:val="7BE25365"/>
     <w:multiLevelType w:val="hybridMultilevel"/>
     <w:tmpl w:val="214CC6C4"/>
@@ -30946,22 +31721,22 @@
     </w:lvl>
   </w:abstractNum>
   <w:num w:numId="1" w16cid:durableId="689641893">
-    <w:abstractNumId w:val="43"/>
+    <w:abstractNumId w:val="44"/>
   </w:num>
   <w:num w:numId="2" w16cid:durableId="1714230517">
-    <w:abstractNumId w:val="60"/>
+    <w:abstractNumId w:val="61"/>
   </w:num>
   <w:num w:numId="3" w16cid:durableId="602418336">
-    <w:abstractNumId w:val="35"/>
+    <w:abstractNumId w:val="36"/>
   </w:num>
   <w:num w:numId="4" w16cid:durableId="319892333">
-    <w:abstractNumId w:val="65"/>
+    <w:abstractNumId w:val="66"/>
   </w:num>
   <w:num w:numId="5" w16cid:durableId="1682078939">
-    <w:abstractNumId w:val="71"/>
+    <w:abstractNumId w:val="72"/>
   </w:num>
   <w:num w:numId="6" w16cid:durableId="69352654">
-    <w:abstractNumId w:val="85"/>
+    <w:abstractNumId w:val="86"/>
   </w:num>
   <w:num w:numId="7" w16cid:durableId="399905843">
     <w:abstractNumId w:val="7"/>
@@ -30976,46 +31751,46 @@
     <w:abstractNumId w:val="5"/>
   </w:num>
   <w:num w:numId="11" w16cid:durableId="618218708">
-    <w:abstractNumId w:val="54"/>
+    <w:abstractNumId w:val="55"/>
   </w:num>
   <w:num w:numId="12" w16cid:durableId="1832019268">
-    <w:abstractNumId w:val="40"/>
+    <w:abstractNumId w:val="41"/>
   </w:num>
   <w:num w:numId="13" w16cid:durableId="2082213922">
-    <w:abstractNumId w:val="41"/>
+    <w:abstractNumId w:val="42"/>
   </w:num>
   <w:num w:numId="14" w16cid:durableId="1738477231">
-    <w:abstractNumId w:val="32"/>
+    <w:abstractNumId w:val="33"/>
   </w:num>
   <w:num w:numId="15" w16cid:durableId="1288660286">
-    <w:abstractNumId w:val="45"/>
+    <w:abstractNumId w:val="46"/>
   </w:num>
   <w:num w:numId="16" w16cid:durableId="1466973576">
-    <w:abstractNumId w:val="55"/>
+    <w:abstractNumId w:val="56"/>
   </w:num>
   <w:num w:numId="17" w16cid:durableId="1965962244">
-    <w:abstractNumId w:val="57"/>
+    <w:abstractNumId w:val="58"/>
   </w:num>
   <w:num w:numId="18" w16cid:durableId="857428966">
+    <w:abstractNumId w:val="60"/>
+  </w:num>
+  <w:num w:numId="19" w16cid:durableId="1102727235">
+    <w:abstractNumId w:val="84"/>
+  </w:num>
+  <w:num w:numId="20" w16cid:durableId="1825009635">
     <w:abstractNumId w:val="59"/>
   </w:num>
-  <w:num w:numId="19" w16cid:durableId="1102727235">
-    <w:abstractNumId w:val="83"/>
-  </w:num>
-  <w:num w:numId="20" w16cid:durableId="1825009635">
-    <w:abstractNumId w:val="58"/>
-  </w:num>
   <w:num w:numId="21" w16cid:durableId="1057817951">
-    <w:abstractNumId w:val="61"/>
+    <w:abstractNumId w:val="62"/>
   </w:num>
   <w:num w:numId="22" w16cid:durableId="1840851271">
-    <w:abstractNumId w:val="77"/>
+    <w:abstractNumId w:val="78"/>
   </w:num>
   <w:num w:numId="23" w16cid:durableId="31004759">
     <w:abstractNumId w:val="4"/>
   </w:num>
   <w:num w:numId="24" w16cid:durableId="196084434">
-    <w:abstractNumId w:val="47"/>
+    <w:abstractNumId w:val="48"/>
   </w:num>
   <w:num w:numId="25" w16cid:durableId="1765566772">
     <w:abstractNumId w:val="23"/>
@@ -31027,13 +31802,13 @@
     <w:abstractNumId w:val="12"/>
   </w:num>
   <w:num w:numId="28" w16cid:durableId="1531380620">
+    <w:abstractNumId w:val="80"/>
+  </w:num>
+  <w:num w:numId="29" w16cid:durableId="557712069">
     <w:abstractNumId w:val="79"/>
   </w:num>
-  <w:num w:numId="29" w16cid:durableId="557712069">
-    <w:abstractNumId w:val="78"/>
-  </w:num>
   <w:num w:numId="30" w16cid:durableId="1426002138">
-    <w:abstractNumId w:val="64"/>
+    <w:abstractNumId w:val="65"/>
   </w:num>
   <w:num w:numId="31" w16cid:durableId="1782995960">
     <w:abstractNumId w:val="9"/>
@@ -31042,7 +31817,7 @@
     <w:abstractNumId w:val="0"/>
   </w:num>
   <w:num w:numId="33" w16cid:durableId="1618559931">
-    <w:abstractNumId w:val="70"/>
+    <w:abstractNumId w:val="71"/>
   </w:num>
   <w:num w:numId="34" w16cid:durableId="1400901532">
     <w:abstractNumId w:val="16"/>
@@ -31054,37 +31829,37 @@
     <w:abstractNumId w:val="8"/>
   </w:num>
   <w:num w:numId="37" w16cid:durableId="2038775239">
-    <w:abstractNumId w:val="26"/>
+    <w:abstractNumId w:val="27"/>
   </w:num>
   <w:num w:numId="38" w16cid:durableId="649556783">
-    <w:abstractNumId w:val="81"/>
+    <w:abstractNumId w:val="82"/>
   </w:num>
   <w:num w:numId="39" w16cid:durableId="1653750230">
-    <w:abstractNumId w:val="73"/>
+    <w:abstractNumId w:val="74"/>
   </w:num>
   <w:num w:numId="40" w16cid:durableId="938491575">
-    <w:abstractNumId w:val="62"/>
+    <w:abstractNumId w:val="63"/>
   </w:num>
   <w:num w:numId="41" w16cid:durableId="282228440">
-    <w:abstractNumId w:val="63"/>
+    <w:abstractNumId w:val="64"/>
   </w:num>
   <w:num w:numId="42" w16cid:durableId="1852640132">
-    <w:abstractNumId w:val="75"/>
+    <w:abstractNumId w:val="76"/>
   </w:num>
   <w:num w:numId="43" w16cid:durableId="1346899273">
     <w:abstractNumId w:val="13"/>
   </w:num>
   <w:num w:numId="44" w16cid:durableId="209463670">
-    <w:abstractNumId w:val="38"/>
+    <w:abstractNumId w:val="39"/>
   </w:num>
   <w:num w:numId="45" w16cid:durableId="1180044402">
-    <w:abstractNumId w:val="74"/>
+    <w:abstractNumId w:val="75"/>
   </w:num>
   <w:num w:numId="46" w16cid:durableId="581186852">
-    <w:abstractNumId w:val="52"/>
+    <w:abstractNumId w:val="53"/>
   </w:num>
   <w:num w:numId="47" w16cid:durableId="114033196">
-    <w:abstractNumId w:val="80"/>
+    <w:abstractNumId w:val="81"/>
   </w:num>
   <w:num w:numId="48" w16cid:durableId="1500274313">
     <w:abstractNumId w:val="24"/>
@@ -31096,22 +31871,22 @@
     <w:abstractNumId w:val="2"/>
   </w:num>
   <w:num w:numId="51" w16cid:durableId="71323068">
-    <w:abstractNumId w:val="46"/>
+    <w:abstractNumId w:val="47"/>
   </w:num>
   <w:num w:numId="52" w16cid:durableId="791824026">
     <w:abstractNumId w:val="11"/>
   </w:num>
   <w:num w:numId="53" w16cid:durableId="1858884855">
-    <w:abstractNumId w:val="28"/>
+    <w:abstractNumId w:val="29"/>
   </w:num>
   <w:num w:numId="54" w16cid:durableId="743839652">
     <w:abstractNumId w:val="14"/>
   </w:num>
   <w:num w:numId="55" w16cid:durableId="319189279">
-    <w:abstractNumId w:val="44"/>
+    <w:abstractNumId w:val="45"/>
   </w:num>
   <w:num w:numId="56" w16cid:durableId="1084959942">
-    <w:abstractNumId w:val="56"/>
+    <w:abstractNumId w:val="57"/>
   </w:num>
   <w:num w:numId="57" w16cid:durableId="551775919">
     <w:abstractNumId w:val="15"/>
@@ -31120,88 +31895,91 @@
     <w:abstractNumId w:val="25"/>
   </w:num>
   <w:num w:numId="59" w16cid:durableId="147091717">
-    <w:abstractNumId w:val="37"/>
+    <w:abstractNumId w:val="38"/>
   </w:num>
   <w:num w:numId="60" w16cid:durableId="83651720">
-    <w:abstractNumId w:val="29"/>
+    <w:abstractNumId w:val="30"/>
   </w:num>
   <w:num w:numId="61" w16cid:durableId="669069174">
+    <w:abstractNumId w:val="32"/>
+  </w:num>
+  <w:num w:numId="62" w16cid:durableId="1481843890">
+    <w:abstractNumId w:val="70"/>
+  </w:num>
+  <w:num w:numId="63" w16cid:durableId="410079372">
+    <w:abstractNumId w:val="40"/>
+  </w:num>
+  <w:num w:numId="64" w16cid:durableId="811677477">
+    <w:abstractNumId w:val="28"/>
+  </w:num>
+  <w:num w:numId="65" w16cid:durableId="817649347">
+    <w:abstractNumId w:val="43"/>
+  </w:num>
+  <w:num w:numId="66" w16cid:durableId="2128037891">
+    <w:abstractNumId w:val="51"/>
+  </w:num>
+  <w:num w:numId="67" w16cid:durableId="1726219145">
+    <w:abstractNumId w:val="83"/>
+  </w:num>
+  <w:num w:numId="68" w16cid:durableId="1766615434">
+    <w:abstractNumId w:val="69"/>
+  </w:num>
+  <w:num w:numId="69" w16cid:durableId="280234627">
     <w:abstractNumId w:val="31"/>
   </w:num>
-  <w:num w:numId="62" w16cid:durableId="1481843890">
-    <w:abstractNumId w:val="69"/>
-  </w:num>
-  <w:num w:numId="63" w16cid:durableId="410079372">
-    <w:abstractNumId w:val="39"/>
-  </w:num>
-  <w:num w:numId="64" w16cid:durableId="811677477">
-    <w:abstractNumId w:val="27"/>
-  </w:num>
-  <w:num w:numId="65" w16cid:durableId="817649347">
-    <w:abstractNumId w:val="42"/>
-  </w:num>
-  <w:num w:numId="66" w16cid:durableId="2128037891">
-    <w:abstractNumId w:val="50"/>
-  </w:num>
-  <w:num w:numId="67" w16cid:durableId="1726219145">
-    <w:abstractNumId w:val="82"/>
-  </w:num>
-  <w:num w:numId="68" w16cid:durableId="1766615434">
-    <w:abstractNumId w:val="68"/>
-  </w:num>
-  <w:num w:numId="69" w16cid:durableId="280234627">
-    <w:abstractNumId w:val="30"/>
-  </w:num>
   <w:num w:numId="70" w16cid:durableId="1207910607">
-    <w:abstractNumId w:val="66"/>
+    <w:abstractNumId w:val="67"/>
   </w:num>
   <w:num w:numId="71" w16cid:durableId="1640526067">
     <w:abstractNumId w:val="3"/>
   </w:num>
   <w:num w:numId="72" w16cid:durableId="1480685150">
-    <w:abstractNumId w:val="53"/>
+    <w:abstractNumId w:val="54"/>
   </w:num>
   <w:num w:numId="73" w16cid:durableId="1902905193">
-    <w:abstractNumId w:val="34"/>
+    <w:abstractNumId w:val="35"/>
   </w:num>
   <w:num w:numId="74" w16cid:durableId="1699814716">
-    <w:abstractNumId w:val="72"/>
+    <w:abstractNumId w:val="73"/>
   </w:num>
   <w:num w:numId="75" w16cid:durableId="1095246353">
     <w:abstractNumId w:val="20"/>
   </w:num>
   <w:num w:numId="76" w16cid:durableId="1478064906">
-    <w:abstractNumId w:val="67"/>
+    <w:abstractNumId w:val="68"/>
   </w:num>
   <w:num w:numId="77" w16cid:durableId="153382077">
     <w:abstractNumId w:val="6"/>
   </w:num>
   <w:num w:numId="78" w16cid:durableId="1038506737">
-    <w:abstractNumId w:val="33"/>
+    <w:abstractNumId w:val="34"/>
   </w:num>
   <w:num w:numId="79" w16cid:durableId="370769239">
+    <w:abstractNumId w:val="50"/>
+  </w:num>
+  <w:num w:numId="80" w16cid:durableId="1923443751">
+    <w:abstractNumId w:val="85"/>
+  </w:num>
+  <w:num w:numId="81" w16cid:durableId="1046220979">
     <w:abstractNumId w:val="49"/>
   </w:num>
-  <w:num w:numId="80" w16cid:durableId="1923443751">
-    <w:abstractNumId w:val="84"/>
-  </w:num>
-  <w:num w:numId="81" w16cid:durableId="1046220979">
-    <w:abstractNumId w:val="48"/>
-  </w:num>
   <w:num w:numId="82" w16cid:durableId="1474832525">
-    <w:abstractNumId w:val="76"/>
+    <w:abstractNumId w:val="77"/>
   </w:num>
   <w:num w:numId="83" w16cid:durableId="1246305922">
     <w:abstractNumId w:val="19"/>
   </w:num>
   <w:num w:numId="84" w16cid:durableId="769273119">
-    <w:abstractNumId w:val="51"/>
+    <w:abstractNumId w:val="52"/>
   </w:num>
   <w:num w:numId="85" w16cid:durableId="1243024461">
-    <w:abstractNumId w:val="36"/>
+    <w:abstractNumId w:val="37"/>
   </w:num>
   <w:num w:numId="86" w16cid:durableId="1116098005">
     <w:abstractNumId w:val="22"/>
+  </w:num>
+  <w:num w:numId="87" w16cid:durableId="640186409">
+    <w:abstractNumId w:val="26"/>
   </w:num>
   <w:numIdMacAtCleanup w:val="82"/>
 </w:numbering>
@@ -31703,7 +32481,6 @@
   <w:style w:type="character" w:default="1" w:styleId="DefaultParagraphFont">
     <w:name w:val="Default Paragraph Font"/>
     <w:uiPriority w:val="1"/>
-    <w:semiHidden/>
     <w:unhideWhenUsed/>
   </w:style>
   <w:style w:type="table" w:default="1" w:styleId="TableNormal">

--- a/doc/Change log.docx
+++ b/doc/Change log.docx
@@ -44,7 +44,23 @@
     </w:p>
     <w:p>
       <w:r>
-        <w:t xml:space="preserve">Note: For complex changes, tag the source file lines with:  ;@month-year (e.g. ;@3-16). </w:t>
+        <w:t>Note: For complex changes, tag the source file lines with:</w:t>
+      </w:r>
+      <w:proofErr w:type="gramStart"/>
+      <w:r>
+        <w:t xml:space="preserve">  ;</w:t>
+      </w:r>
+      <w:proofErr w:type="gramEnd"/>
+      <w:r>
+        <w:t>@month-year (</w:t>
+      </w:r>
+      <w:proofErr w:type="gramStart"/>
+      <w:r>
+        <w:t>e.g. ;</w:t>
+      </w:r>
+      <w:proofErr w:type="gramEnd"/>
+      <w:r>
+        <w:t xml:space="preserve">@3-16). </w:t>
       </w:r>
     </w:p>
     <w:p>
@@ -58,25 +74,21 @@
         <w:rPr>
           <w:lang w:val="en-AU"/>
         </w:rPr>
-        <w:t>10</w:t>
-      </w:r>
-      <w:r>
-        <w:rPr>
-          <w:lang w:val="en-AU"/>
-        </w:rPr>
-        <w:t xml:space="preserve"> </w:t>
-      </w:r>
-      <w:r>
-        <w:rPr>
-          <w:lang w:val="en-AU"/>
-        </w:rPr>
-        <w:t>June</w:t>
-      </w:r>
-      <w:r>
-        <w:rPr>
-          <w:lang w:val="en-AU"/>
-        </w:rPr>
-        <w:t>, 2026 (branch “main”)</w:t>
+        <w:t xml:space="preserve">10 </w:t>
+      </w:r>
+      <w:proofErr w:type="gramStart"/>
+      <w:r>
+        <w:rPr>
+          <w:lang w:val="en-AU"/>
+        </w:rPr>
+        <w:t>June,</w:t>
+      </w:r>
+      <w:proofErr w:type="gramEnd"/>
+      <w:r>
+        <w:rPr>
+          <w:lang w:val="en-AU"/>
+        </w:rPr>
+        <w:t xml:space="preserve"> 2026 (branch “main”)</w:t>
       </w:r>
     </w:p>
     <w:p>
@@ -445,8 +457,13 @@
         <w:t>‘</w:t>
       </w:r>
       <w:proofErr w:type="spellStart"/>
-      <w:r>
-        <w:t>get_dead_weight_mode</w:t>
+      <w:proofErr w:type="gramStart"/>
+      <w:r>
+        <w:t>get</w:t>
+      </w:r>
+      <w:proofErr w:type="gramEnd"/>
+      <w:r>
+        <w:t>_dead_weight_mode</w:t>
       </w:r>
       <w:proofErr w:type="spellEnd"/>
       <w:r>
@@ -464,8 +481,13 @@
         <w:t>‘</w:t>
       </w:r>
       <w:proofErr w:type="spellStart"/>
-      <w:r>
-        <w:t>get_dead_weight</w:t>
+      <w:proofErr w:type="gramStart"/>
+      <w:r>
+        <w:t>get</w:t>
+      </w:r>
+      <w:proofErr w:type="gramEnd"/>
+      <w:r>
+        <w:t>_dead_weight</w:t>
       </w:r>
       <w:proofErr w:type="spellEnd"/>
       <w:r>
@@ -548,10 +570,7 @@
       </w:r>
       <w:proofErr w:type="spellEnd"/>
       <w:r>
-        <w:t>), if multiplicity is not passed in as a value</w:t>
-      </w:r>
-      <w:r>
-        <w:t>.</w:t>
+        <w:t>), if multiplicity is not passed in as a value.</w:t>
       </w:r>
     </w:p>
     <w:p>
@@ -619,10 +638,7 @@
         </w:numPr>
       </w:pPr>
       <w:r>
-        <w:t>Version 9.0</w:t>
-      </w:r>
-      <w:r>
-        <w:t>b</w:t>
+        <w:t>Version 9.0b</w:t>
       </w:r>
     </w:p>
     <w:p>
@@ -644,10 +660,7 @@
         </w:numPr>
       </w:pPr>
       <w:r>
-        <w:t xml:space="preserve">Add methods: </w:t>
-      </w:r>
-      <w:r>
-        <w:t>‘</w:t>
+        <w:t>Add methods: ‘</w:t>
       </w:r>
       <w:proofErr w:type="spellStart"/>
       <w:r>
@@ -655,13 +668,7 @@
       </w:r>
       <w:proofErr w:type="spellEnd"/>
       <w:r>
-        <w:t>’ and return ‘mode’=0</w:t>
-      </w:r>
-      <w:r>
-        <w:t xml:space="preserve"> and </w:t>
-      </w:r>
-      <w:r>
-        <w:t>‘</w:t>
+        <w:t>’ and return ‘mode’=0 and ‘</w:t>
       </w:r>
       <w:proofErr w:type="spellStart"/>
       <w:r>
@@ -691,10 +698,7 @@
         </w:numPr>
       </w:pPr>
       <w:r>
-        <w:t>Midas</w:t>
-      </w:r>
-      <w:r>
-        <w:t xml:space="preserve"> device object</w:t>
+        <w:t>Midas device object</w:t>
       </w:r>
     </w:p>
     <w:p>
@@ -737,6 +741,33 @@
     </w:p>
     <w:p>
       <w:pPr>
+        <w:numPr>
+          <w:ilvl w:val="1"/>
+          <w:numId w:val="78"/>
+        </w:numPr>
+      </w:pPr>
+      <w:r>
+        <w:t>Problems with JSON format, as IDL ‘</w:t>
+      </w:r>
+      <w:proofErr w:type="spellStart"/>
+      <w:r>
+        <w:t>json_parse</w:t>
+      </w:r>
+      <w:proofErr w:type="spellEnd"/>
+      <w:r>
+        <w:t xml:space="preserve">’ changed in v9.1. Now the header JSON throws an IDL error. It may be </w:t>
+      </w:r>
+      <w:proofErr w:type="gramStart"/>
+      <w:r>
+        <w:t>more strict</w:t>
+      </w:r>
+      <w:proofErr w:type="gramEnd"/>
+      <w:r>
+        <w:t xml:space="preserve"> on JSON format.</w:t>
+      </w:r>
+    </w:p>
+    <w:p>
+      <w:pPr>
         <w:pStyle w:val="Heading3"/>
         <w:rPr>
           <w:lang w:val="en-AU"/>
@@ -746,7 +777,22 @@
         <w:rPr>
           <w:lang w:val="en-AU"/>
         </w:rPr>
-        <w:t>27 May, 2026 (branch “main”)</w:t>
+        <w:lastRenderedPageBreak/>
+        <w:t xml:space="preserve">27 </w:t>
+      </w:r>
+      <w:proofErr w:type="gramStart"/>
+      <w:r>
+        <w:rPr>
+          <w:lang w:val="en-AU"/>
+        </w:rPr>
+        <w:t>May,</w:t>
+      </w:r>
+      <w:proofErr w:type="gramEnd"/>
+      <w:r>
+        <w:rPr>
+          <w:lang w:val="en-AU"/>
+        </w:rPr>
+        <w:t xml:space="preserve"> 2026 (branch “main”)</w:t>
       </w:r>
     </w:p>
     <w:p>
@@ -781,7 +827,6 @@
         </w:numPr>
       </w:pPr>
       <w:r>
-        <w:lastRenderedPageBreak/>
         <w:t>Use new ‘</w:t>
       </w:r>
       <w:proofErr w:type="spellStart"/>
@@ -984,7 +1029,21 @@
         <w:rPr>
           <w:lang w:val="en-AU"/>
         </w:rPr>
-        <w:t>26 May, 2026 (branch “</w:t>
+        <w:t xml:space="preserve">26 </w:t>
+      </w:r>
+      <w:proofErr w:type="gramStart"/>
+      <w:r>
+        <w:rPr>
+          <w:lang w:val="en-AU"/>
+        </w:rPr>
+        <w:t>May,</w:t>
+      </w:r>
+      <w:proofErr w:type="gramEnd"/>
+      <w:r>
+        <w:rPr>
+          <w:lang w:val="en-AU"/>
+        </w:rPr>
+        <w:t xml:space="preserve"> 2026 (branch “</w:t>
       </w:r>
       <w:proofErr w:type="spellStart"/>
       <w:r>
@@ -1025,7 +1084,15 @@
       </w:r>
       <w:proofErr w:type="spellEnd"/>
       <w:r>
-        <w:t xml:space="preserve"> DA” (MBDA) method as a way to target background shape primarily. See branch “</w:t>
+        <w:t xml:space="preserve"> DA” (MBDA) method </w:t>
+      </w:r>
+      <w:proofErr w:type="gramStart"/>
+      <w:r>
+        <w:t>as a way to</w:t>
+      </w:r>
+      <w:proofErr w:type="gramEnd"/>
+      <w:r>
+        <w:t xml:space="preserve"> target background shape primarily. See branch “</w:t>
       </w:r>
       <w:proofErr w:type="spellStart"/>
       <w:r>
@@ -1070,7 +1137,21 @@
         <w:rPr>
           <w:lang w:val="en-AU"/>
         </w:rPr>
-        <w:t xml:space="preserve"> May, 2026</w:t>
+        <w:t xml:space="preserve"> </w:t>
+      </w:r>
+      <w:proofErr w:type="gramStart"/>
+      <w:r>
+        <w:rPr>
+          <w:lang w:val="en-AU"/>
+        </w:rPr>
+        <w:t>May,</w:t>
+      </w:r>
+      <w:proofErr w:type="gramEnd"/>
+      <w:r>
+        <w:rPr>
+          <w:lang w:val="en-AU"/>
+        </w:rPr>
+        <w:t xml:space="preserve"> 2026</w:t>
       </w:r>
       <w:r>
         <w:rPr>
@@ -1149,8 +1230,13 @@
         <w:t xml:space="preserve">, </w:t>
       </w:r>
       <w:proofErr w:type="spellStart"/>
-      <w:r>
-        <w:t>Read_maia</w:t>
+      <w:proofErr w:type="gramStart"/>
+      <w:r>
+        <w:t>Read</w:t>
+      </w:r>
+      <w:proofErr w:type="gramEnd"/>
+      <w:r>
+        <w:t>_maia</w:t>
       </w:r>
       <w:proofErr w:type="spellEnd"/>
       <w:r>
@@ -1579,6 +1665,7 @@
         </w:numPr>
       </w:pPr>
       <w:r>
+        <w:lastRenderedPageBreak/>
         <w:t>If this happens, enable log mode. A helpful trick is to add a prefix to any lines printed by ‘</w:t>
       </w:r>
       <w:proofErr w:type="spellStart"/>
@@ -1655,14 +1742,21 @@
         </w:numPr>
       </w:pPr>
       <w:r>
-        <w:lastRenderedPageBreak/>
         <w:t>Remember that</w:t>
       </w:r>
       <w:r>
         <w:t xml:space="preserve"> ‘help’</w:t>
       </w:r>
       <w:r>
-        <w:t xml:space="preserve"> is  print too</w:t>
+        <w:t xml:space="preserve"> </w:t>
+      </w:r>
+      <w:proofErr w:type="gramStart"/>
+      <w:r>
+        <w:t>is  print</w:t>
+      </w:r>
+      <w:proofErr w:type="gramEnd"/>
+      <w:r>
+        <w:t xml:space="preserve"> too</w:t>
       </w:r>
       <w:r>
         <w:t>.</w:t>
@@ -1757,7 +1851,21 @@
         <w:rPr>
           <w:lang w:val="en-AU"/>
         </w:rPr>
-        <w:t xml:space="preserve"> May, 2026</w:t>
+        <w:t xml:space="preserve"> </w:t>
+      </w:r>
+      <w:proofErr w:type="gramStart"/>
+      <w:r>
+        <w:rPr>
+          <w:lang w:val="en-AU"/>
+        </w:rPr>
+        <w:t>May,</w:t>
+      </w:r>
+      <w:proofErr w:type="gramEnd"/>
+      <w:r>
+        <w:rPr>
+          <w:lang w:val="en-AU"/>
+        </w:rPr>
+        <w:t xml:space="preserve"> 2026</w:t>
       </w:r>
     </w:p>
     <w:p>
@@ -1800,13 +1908,27 @@
         <w:rPr>
           <w:lang w:val="en-AU"/>
         </w:rPr>
-        <w:t xml:space="preserve"> - 5 May</w:t>
-      </w:r>
-      <w:r>
-        <w:rPr>
-          <w:lang w:val="en-AU"/>
-        </w:rPr>
-        <w:t>, 202</w:t>
+        <w:t xml:space="preserve"> - 5 </w:t>
+      </w:r>
+      <w:proofErr w:type="gramStart"/>
+      <w:r>
+        <w:rPr>
+          <w:lang w:val="en-AU"/>
+        </w:rPr>
+        <w:t>May</w:t>
+      </w:r>
+      <w:r>
+        <w:rPr>
+          <w:lang w:val="en-AU"/>
+        </w:rPr>
+        <w:t>,</w:t>
+      </w:r>
+      <w:proofErr w:type="gramEnd"/>
+      <w:r>
+        <w:rPr>
+          <w:lang w:val="en-AU"/>
+        </w:rPr>
+        <w:t xml:space="preserve"> 202</w:t>
       </w:r>
       <w:r>
         <w:rPr>
@@ -1887,11 +2009,19 @@
         </w:numPr>
       </w:pPr>
       <w:r>
-        <w:t>Remove (*pp).</w:t>
-      </w:r>
-      <w:proofErr w:type="spellStart"/>
-      <w:r>
-        <w:t>energy_cal_file</w:t>
+        <w:t>Remove (*pp</w:t>
+      </w:r>
+      <w:proofErr w:type="gramStart"/>
+      <w:r>
+        <w:t>).</w:t>
+      </w:r>
+      <w:proofErr w:type="spellStart"/>
+      <w:r>
+        <w:t>energy</w:t>
+      </w:r>
+      <w:proofErr w:type="gramEnd"/>
+      <w:r>
+        <w:t>_cal_file</w:t>
       </w:r>
       <w:proofErr w:type="spellEnd"/>
       <w:r>
@@ -2515,6 +2645,7 @@
       </w:pPr>
       <w:proofErr w:type="spellStart"/>
       <w:r>
+        <w:lastRenderedPageBreak/>
         <w:t>Fit_setup</w:t>
       </w:r>
       <w:proofErr w:type="spellEnd"/>
@@ -2587,7 +2718,6 @@
         </w:numPr>
       </w:pPr>
       <w:r>
-        <w:lastRenderedPageBreak/>
         <w:t>After a YIELD save, it will advise to also save LCM with same name.</w:t>
       </w:r>
     </w:p>
@@ -2704,13 +2834,27 @@
         <w:rPr>
           <w:lang w:val="en-AU"/>
         </w:rPr>
-        <w:t>24 Apr</w:t>
-      </w:r>
-      <w:r>
-        <w:rPr>
-          <w:lang w:val="en-AU"/>
-        </w:rPr>
-        <w:t>, 202</w:t>
+        <w:t xml:space="preserve">24 </w:t>
+      </w:r>
+      <w:proofErr w:type="gramStart"/>
+      <w:r>
+        <w:rPr>
+          <w:lang w:val="en-AU"/>
+        </w:rPr>
+        <w:t>Apr</w:t>
+      </w:r>
+      <w:r>
+        <w:rPr>
+          <w:lang w:val="en-AU"/>
+        </w:rPr>
+        <w:t>,</w:t>
+      </w:r>
+      <w:proofErr w:type="gramEnd"/>
+      <w:r>
+        <w:rPr>
+          <w:lang w:val="en-AU"/>
+        </w:rPr>
+        <w:t xml:space="preserve"> 202</w:t>
       </w:r>
       <w:r>
         <w:rPr>
@@ -3004,19 +3148,35 @@
         </w:numPr>
       </w:pPr>
       <w:r>
-        <w:t>Copy EVT ‘(*p).</w:t>
-      </w:r>
-      <w:proofErr w:type="spellStart"/>
-      <w:r>
-        <w:t>energy_cal_file</w:t>
-      </w:r>
-      <w:proofErr w:type="spellEnd"/>
-      <w:r>
-        <w:t>’ into new ‘(*pp).</w:t>
-      </w:r>
-      <w:proofErr w:type="spellStart"/>
-      <w:r>
-        <w:t>energy_cal_file</w:t>
+        <w:t>Copy EVT ‘(*p</w:t>
+      </w:r>
+      <w:proofErr w:type="gramStart"/>
+      <w:r>
+        <w:t>).</w:t>
+      </w:r>
+      <w:proofErr w:type="spellStart"/>
+      <w:r>
+        <w:t>energy</w:t>
+      </w:r>
+      <w:proofErr w:type="gramEnd"/>
+      <w:r>
+        <w:t>_cal_file</w:t>
+      </w:r>
+      <w:proofErr w:type="spellEnd"/>
+      <w:r>
+        <w:t>’ into new ‘(*pp</w:t>
+      </w:r>
+      <w:proofErr w:type="gramStart"/>
+      <w:r>
+        <w:t>).</w:t>
+      </w:r>
+      <w:proofErr w:type="spellStart"/>
+      <w:r>
+        <w:t>energy</w:t>
+      </w:r>
+      <w:proofErr w:type="gramEnd"/>
+      <w:r>
+        <w:t>_cal_file</w:t>
       </w:r>
       <w:proofErr w:type="spellEnd"/>
       <w:r>
@@ -3069,13 +3229,27 @@
         <w:rPr>
           <w:lang w:val="en-AU"/>
         </w:rPr>
-        <w:t xml:space="preserve"> Apr</w:t>
-      </w:r>
-      <w:r>
-        <w:rPr>
-          <w:lang w:val="en-AU"/>
-        </w:rPr>
-        <w:t>, 202</w:t>
+        <w:t xml:space="preserve"> </w:t>
+      </w:r>
+      <w:proofErr w:type="gramStart"/>
+      <w:r>
+        <w:rPr>
+          <w:lang w:val="en-AU"/>
+        </w:rPr>
+        <w:t>Apr</w:t>
+      </w:r>
+      <w:r>
+        <w:rPr>
+          <w:lang w:val="en-AU"/>
+        </w:rPr>
+        <w:t>,</w:t>
+      </w:r>
+      <w:proofErr w:type="gramEnd"/>
+      <w:r>
+        <w:rPr>
+          <w:lang w:val="en-AU"/>
+        </w:rPr>
+        <w:t xml:space="preserve"> 202</w:t>
       </w:r>
       <w:r>
         <w:rPr>
@@ -3303,13 +3477,27 @@
         <w:rPr>
           <w:lang w:val="en-AU"/>
         </w:rPr>
-        <w:t>8 Apr</w:t>
-      </w:r>
-      <w:r>
-        <w:rPr>
-          <w:lang w:val="en-AU"/>
-        </w:rPr>
-        <w:t>, 202</w:t>
+        <w:t xml:space="preserve">8 </w:t>
+      </w:r>
+      <w:proofErr w:type="gramStart"/>
+      <w:r>
+        <w:rPr>
+          <w:lang w:val="en-AU"/>
+        </w:rPr>
+        <w:t>Apr</w:t>
+      </w:r>
+      <w:r>
+        <w:rPr>
+          <w:lang w:val="en-AU"/>
+        </w:rPr>
+        <w:t>,</w:t>
+      </w:r>
+      <w:proofErr w:type="gramEnd"/>
+      <w:r>
+        <w:rPr>
+          <w:lang w:val="en-AU"/>
+        </w:rPr>
+        <w:t xml:space="preserve"> 202</w:t>
       </w:r>
       <w:r>
         <w:rPr>
@@ -3356,6 +3544,7 @@
         </w:numPr>
       </w:pPr>
       <w:r>
+        <w:lastRenderedPageBreak/>
         <w:t>Changed tab name to “XFM(AS)” to distinguish it from other XFM plugins.</w:t>
       </w:r>
     </w:p>
@@ -3427,7 +3616,6 @@
         </w:numPr>
       </w:pPr>
       <w:r>
-        <w:lastRenderedPageBreak/>
         <w:t>Main GeoPIXE</w:t>
       </w:r>
     </w:p>
@@ -3458,13 +3646,18 @@
       </w:r>
       <w:proofErr w:type="spellEnd"/>
       <w:r>
-        <w:t>’ to enable logging to ~/.</w:t>
+        <w:t>’ to enable logging to ~</w:t>
+      </w:r>
+      <w:proofErr w:type="gramStart"/>
+      <w:r>
+        <w:t>/.</w:t>
       </w:r>
       <w:proofErr w:type="spellStart"/>
       <w:r>
         <w:t>geopixe</w:t>
       </w:r>
       <w:proofErr w:type="spellEnd"/>
+      <w:proofErr w:type="gramEnd"/>
       <w:r>
         <w:t>/</w:t>
       </w:r>
@@ -4007,13 +4200,27 @@
         <w:rPr>
           <w:lang w:val="en-AU"/>
         </w:rPr>
-        <w:t>2 Apr</w:t>
-      </w:r>
-      <w:r>
-        <w:rPr>
-          <w:lang w:val="en-AU"/>
-        </w:rPr>
-        <w:t>, 202</w:t>
+        <w:t xml:space="preserve">2 </w:t>
+      </w:r>
+      <w:proofErr w:type="gramStart"/>
+      <w:r>
+        <w:rPr>
+          <w:lang w:val="en-AU"/>
+        </w:rPr>
+        <w:t>Apr</w:t>
+      </w:r>
+      <w:r>
+        <w:rPr>
+          <w:lang w:val="en-AU"/>
+        </w:rPr>
+        <w:t>,</w:t>
+      </w:r>
+      <w:proofErr w:type="gramEnd"/>
+      <w:r>
+        <w:rPr>
+          <w:lang w:val="en-AU"/>
+        </w:rPr>
+        <w:t xml:space="preserve"> 202</w:t>
       </w:r>
       <w:r>
         <w:rPr>
@@ -4045,11 +4252,19 @@
       </w:r>
       <w:proofErr w:type="spellStart"/>
       <w:r>
-        <w:t>geopixe_scale</w:t>
-      </w:r>
-      <w:proofErr w:type="spellEnd"/>
-      <w:r>
-        <w:t>()’ to scale all GUIs to default font</w:t>
+        <w:t>geopixe_</w:t>
+      </w:r>
+      <w:proofErr w:type="gramStart"/>
+      <w:r>
+        <w:t>scale</w:t>
+      </w:r>
+      <w:proofErr w:type="spellEnd"/>
+      <w:r>
+        <w:t>(</w:t>
+      </w:r>
+      <w:proofErr w:type="gramEnd"/>
+      <w:r>
+        <w:t>)’ to scale all GUIs to default font</w:t>
       </w:r>
     </w:p>
     <w:p>
@@ -4072,11 +4287,19 @@
       </w:r>
       <w:proofErr w:type="spellStart"/>
       <w:r>
-        <w:t>graphics_y_scale</w:t>
-      </w:r>
-      <w:proofErr w:type="spellEnd"/>
-      <w:r>
-        <w:t>()</w:t>
+        <w:t>graphics_y_</w:t>
+      </w:r>
+      <w:proofErr w:type="gramStart"/>
+      <w:r>
+        <w:t>scale</w:t>
+      </w:r>
+      <w:proofErr w:type="spellEnd"/>
+      <w:r>
+        <w:t>(</w:t>
+      </w:r>
+      <w:proofErr w:type="gramEnd"/>
+      <w:r>
+        <w:t>)</w:t>
       </w:r>
       <w:r>
         <w:t>’ in ‘</w:t>
@@ -4148,13 +4371,27 @@
         <w:rPr>
           <w:lang w:val="en-AU"/>
         </w:rPr>
-        <w:t xml:space="preserve"> Mar</w:t>
-      </w:r>
-      <w:r>
-        <w:rPr>
-          <w:lang w:val="en-AU"/>
-        </w:rPr>
-        <w:t>, 202</w:t>
+        <w:t xml:space="preserve"> </w:t>
+      </w:r>
+      <w:proofErr w:type="gramStart"/>
+      <w:r>
+        <w:rPr>
+          <w:lang w:val="en-AU"/>
+        </w:rPr>
+        <w:t>Mar</w:t>
+      </w:r>
+      <w:r>
+        <w:rPr>
+          <w:lang w:val="en-AU"/>
+        </w:rPr>
+        <w:t>,</w:t>
+      </w:r>
+      <w:proofErr w:type="gramEnd"/>
+      <w:r>
+        <w:rPr>
+          <w:lang w:val="en-AU"/>
+        </w:rPr>
+        <w:t xml:space="preserve"> 202</w:t>
       </w:r>
       <w:r>
         <w:rPr>
@@ -4403,6 +4640,7 @@
         </w:numPr>
       </w:pPr>
       <w:r>
+        <w:lastRenderedPageBreak/>
         <w:t>Potentially, may still cancel a non-XY scan mode in a special template.</w:t>
       </w:r>
     </w:p>
@@ -4460,7 +4698,6 @@
         </w:numPr>
       </w:pPr>
       <w:r>
-        <w:lastRenderedPageBreak/>
         <w:t>Version, 8.9r</w:t>
       </w:r>
     </w:p>
@@ -4532,13 +4769,27 @@
         <w:rPr>
           <w:lang w:val="en-AU"/>
         </w:rPr>
-        <w:t>24 Mar</w:t>
-      </w:r>
-      <w:r>
-        <w:rPr>
-          <w:lang w:val="en-AU"/>
-        </w:rPr>
-        <w:t>, 202</w:t>
+        <w:t xml:space="preserve">24 </w:t>
+      </w:r>
+      <w:proofErr w:type="gramStart"/>
+      <w:r>
+        <w:rPr>
+          <w:lang w:val="en-AU"/>
+        </w:rPr>
+        <w:t>Mar</w:t>
+      </w:r>
+      <w:r>
+        <w:rPr>
+          <w:lang w:val="en-AU"/>
+        </w:rPr>
+        <w:t>,</w:t>
+      </w:r>
+      <w:proofErr w:type="gramEnd"/>
+      <w:r>
+        <w:rPr>
+          <w:lang w:val="en-AU"/>
+        </w:rPr>
+        <w:t xml:space="preserve"> 202</w:t>
       </w:r>
       <w:r>
         <w:rPr>
@@ -4577,7 +4828,15 @@
         </w:numPr>
       </w:pPr>
       <w:r>
-        <w:t>Constrains Clear X  border to at least 1 for this to work.</w:t>
+        <w:t xml:space="preserve">Constrains Clear </w:t>
+      </w:r>
+      <w:proofErr w:type="gramStart"/>
+      <w:r>
+        <w:t>X  border</w:t>
+      </w:r>
+      <w:proofErr w:type="gramEnd"/>
+      <w:r>
+        <w:t xml:space="preserve"> to at least 1 for this to work.</w:t>
       </w:r>
     </w:p>
     <w:p>
@@ -4643,7 +4902,15 @@
         </w:numPr>
       </w:pPr>
       <w:r>
-        <w:t>Restrict Y increment action to windows between [2,xmargin] only (and similar at X max margin). This ignores spurious X=0 values.</w:t>
+        <w:t>Restrict Y increment action to windows between [</w:t>
+      </w:r>
+      <w:proofErr w:type="gramStart"/>
+      <w:r>
+        <w:t>2,xmargin</w:t>
+      </w:r>
+      <w:proofErr w:type="gramEnd"/>
+      <w:r>
+        <w:t>] only (and similar at X max margin). This ignores spurious X=0 values.</w:t>
       </w:r>
     </w:p>
     <w:p>
@@ -4736,13 +5003,27 @@
         <w:rPr>
           <w:lang w:val="en-AU"/>
         </w:rPr>
-        <w:t xml:space="preserve"> Mar</w:t>
-      </w:r>
-      <w:r>
-        <w:rPr>
-          <w:lang w:val="en-AU"/>
-        </w:rPr>
-        <w:t>, 202</w:t>
+        <w:t xml:space="preserve"> </w:t>
+      </w:r>
+      <w:proofErr w:type="gramStart"/>
+      <w:r>
+        <w:rPr>
+          <w:lang w:val="en-AU"/>
+        </w:rPr>
+        <w:t>Mar</w:t>
+      </w:r>
+      <w:r>
+        <w:rPr>
+          <w:lang w:val="en-AU"/>
+        </w:rPr>
+        <w:t>,</w:t>
+      </w:r>
+      <w:proofErr w:type="gramEnd"/>
+      <w:r>
+        <w:rPr>
+          <w:lang w:val="en-AU"/>
+        </w:rPr>
+        <w:t xml:space="preserve"> 202</w:t>
       </w:r>
       <w:r>
         <w:rPr>
@@ -4836,11 +5117,19 @@
       </w:r>
       <w:proofErr w:type="spellStart"/>
       <w:r>
-        <w:t>geopixe_scale</w:t>
-      </w:r>
-      <w:proofErr w:type="spellEnd"/>
-      <w:r>
-        <w:t>() function to scale size and offsets in widgets.</w:t>
+        <w:t>geopixe_</w:t>
+      </w:r>
+      <w:proofErr w:type="gramStart"/>
+      <w:r>
+        <w:t>scale</w:t>
+      </w:r>
+      <w:proofErr w:type="spellEnd"/>
+      <w:r>
+        <w:t>(</w:t>
+      </w:r>
+      <w:proofErr w:type="gramEnd"/>
+      <w:r>
+        <w:t>) function to scale size and offsets in widgets.</w:t>
       </w:r>
     </w:p>
     <w:p>
@@ -4853,11 +5142,19 @@
       </w:pPr>
       <w:proofErr w:type="spellStart"/>
       <w:r>
-        <w:t>Os_type</w:t>
-      </w:r>
-      <w:proofErr w:type="spellEnd"/>
-      <w:r>
-        <w:t>()</w:t>
+        <w:t>Os_</w:t>
+      </w:r>
+      <w:proofErr w:type="gramStart"/>
+      <w:r>
+        <w:t>type</w:t>
+      </w:r>
+      <w:proofErr w:type="spellEnd"/>
+      <w:r>
+        <w:t>(</w:t>
+      </w:r>
+      <w:proofErr w:type="gramEnd"/>
+      <w:r>
+        <w:t>)</w:t>
       </w:r>
     </w:p>
     <w:p>
@@ -5065,11 +5362,19 @@
         <w:rPr>
           <w:u w:val="single"/>
         </w:rPr>
-        <w:t xml:space="preserve">                    arch     </w:t>
+        <w:t xml:space="preserve">                    arch   </w:t>
+      </w:r>
+      <w:proofErr w:type="gramStart"/>
+      <w:r>
+        <w:rPr>
+          <w:u w:val="single"/>
+        </w:rPr>
+        <w:t xml:space="preserve">  </w:t>
       </w:r>
       <w:r>
         <w:t>.</w:t>
       </w:r>
+      <w:proofErr w:type="gramEnd"/>
       <w:r>
         <w:t xml:space="preserve">      </w:t>
       </w:r>
@@ -5308,11 +5613,19 @@
         <w:t>G</w:t>
       </w:r>
       <w:r>
-        <w:t>eopixe_scale</w:t>
-      </w:r>
-      <w:proofErr w:type="spellEnd"/>
-      <w:r>
-        <w:t>()</w:t>
+        <w:t>eopixe_</w:t>
+      </w:r>
+      <w:proofErr w:type="gramStart"/>
+      <w:r>
+        <w:t>scale</w:t>
+      </w:r>
+      <w:proofErr w:type="spellEnd"/>
+      <w:r>
+        <w:t>(</w:t>
+      </w:r>
+      <w:proofErr w:type="gramEnd"/>
+      <w:r>
+        <w:t>)</w:t>
       </w:r>
     </w:p>
     <w:p>
@@ -5365,6 +5678,7 @@
         </w:numPr>
       </w:pPr>
       <w:r>
+        <w:lastRenderedPageBreak/>
         <w:t>Add code for a “Correct Y” option, to correct for wandering Y axis after turn-around.</w:t>
       </w:r>
     </w:p>
@@ -5376,7 +5690,15 @@
         </w:numPr>
       </w:pPr>
       <w:r>
-        <w:t>Constrains Clear X  border to at least 1 for this to work.</w:t>
+        <w:t xml:space="preserve">Constrains Clear </w:t>
+      </w:r>
+      <w:proofErr w:type="gramStart"/>
+      <w:r>
+        <w:t>X  border</w:t>
+      </w:r>
+      <w:proofErr w:type="gramEnd"/>
+      <w:r>
+        <w:t xml:space="preserve"> to at least 1 for this to work.</w:t>
       </w:r>
     </w:p>
     <w:p>
@@ -5402,13 +5724,27 @@
         <w:rPr>
           <w:lang w:val="en-AU"/>
         </w:rPr>
-        <w:t xml:space="preserve"> Mar</w:t>
-      </w:r>
-      <w:r>
-        <w:rPr>
-          <w:lang w:val="en-AU"/>
-        </w:rPr>
-        <w:t>, 202</w:t>
+        <w:t xml:space="preserve"> </w:t>
+      </w:r>
+      <w:proofErr w:type="gramStart"/>
+      <w:r>
+        <w:rPr>
+          <w:lang w:val="en-AU"/>
+        </w:rPr>
+        <w:t>Mar</w:t>
+      </w:r>
+      <w:r>
+        <w:rPr>
+          <w:lang w:val="en-AU"/>
+        </w:rPr>
+        <w:t>,</w:t>
+      </w:r>
+      <w:proofErr w:type="gramEnd"/>
+      <w:r>
+        <w:rPr>
+          <w:lang w:val="en-AU"/>
+        </w:rPr>
+        <w:t xml:space="preserve"> 202</w:t>
       </w:r>
       <w:r>
         <w:rPr>
@@ -5436,7 +5772,6 @@
         </w:numPr>
       </w:pPr>
       <w:r>
-        <w:lastRenderedPageBreak/>
         <w:t>A new parameter ‘</w:t>
       </w:r>
       <w:proofErr w:type="spellStart"/>
@@ -5457,11 +5792,19 @@
       </w:r>
       <w:proofErr w:type="spellStart"/>
       <w:r>
-        <w:t>Graphics_y_scale</w:t>
-      </w:r>
-      <w:proofErr w:type="spellEnd"/>
-      <w:r>
-        <w:t>()’) is defined on startup, which gives a scaling of widgets from normal OS behaviour.</w:t>
+        <w:t>Graphics_y_</w:t>
+      </w:r>
+      <w:proofErr w:type="gramStart"/>
+      <w:r>
+        <w:t>scale</w:t>
+      </w:r>
+      <w:proofErr w:type="spellEnd"/>
+      <w:r>
+        <w:t>(</w:t>
+      </w:r>
+      <w:proofErr w:type="gramEnd"/>
+      <w:r>
+        <w:t>)’) is defined on startup, which gives a scaling of widgets from normal OS behaviour.</w:t>
       </w:r>
     </w:p>
     <w:p>
@@ -5524,7 +5867,15 @@
         </w:numPr>
       </w:pPr>
       <w:r>
-        <w:t xml:space="preserve">Try retain=0, expose=1 on </w:t>
+        <w:t xml:space="preserve">Try </w:t>
+      </w:r>
+      <w:proofErr w:type="gramStart"/>
+      <w:r>
+        <w:t>retain</w:t>
+      </w:r>
+      <w:proofErr w:type="gramEnd"/>
+      <w:r>
+        <w:t xml:space="preserve">=0, expose=1 on </w:t>
       </w:r>
       <w:proofErr w:type="spellStart"/>
       <w:r>
@@ -5535,10 +5886,12 @@
         <w:t xml:space="preserve"> and detect </w:t>
       </w:r>
       <w:proofErr w:type="spellStart"/>
+      <w:proofErr w:type="gramStart"/>
       <w:r>
         <w:t>event.type</w:t>
       </w:r>
       <w:proofErr w:type="spellEnd"/>
+      <w:proofErr w:type="gramEnd"/>
       <w:r>
         <w:t xml:space="preserve"> = 3,4 to redraw.</w:t>
       </w:r>
@@ -5745,11 +6098,19 @@
       </w:r>
       <w:proofErr w:type="spellStart"/>
       <w:r>
-        <w:t>Graphics_y_scale</w:t>
-      </w:r>
-      <w:proofErr w:type="spellEnd"/>
-      <w:r>
-        <w:t>()’), which gives a scaling of widgets from normal OS behaviour.</w:t>
+        <w:t>Graphics_y_</w:t>
+      </w:r>
+      <w:proofErr w:type="gramStart"/>
+      <w:r>
+        <w:t>scale</w:t>
+      </w:r>
+      <w:proofErr w:type="spellEnd"/>
+      <w:r>
+        <w:t>(</w:t>
+      </w:r>
+      <w:proofErr w:type="gramEnd"/>
+      <w:r>
+        <w:t>)’), which gives a scaling of widgets from normal OS behaviour.</w:t>
       </w:r>
     </w:p>
     <w:p>
@@ -5968,13 +6329,27 @@
         <w:rPr>
           <w:lang w:val="en-AU"/>
         </w:rPr>
-        <w:t>10 Mar</w:t>
-      </w:r>
-      <w:r>
-        <w:rPr>
-          <w:lang w:val="en-AU"/>
-        </w:rPr>
-        <w:t>, 202</w:t>
+        <w:t xml:space="preserve">10 </w:t>
+      </w:r>
+      <w:proofErr w:type="gramStart"/>
+      <w:r>
+        <w:rPr>
+          <w:lang w:val="en-AU"/>
+        </w:rPr>
+        <w:t>Mar</w:t>
+      </w:r>
+      <w:r>
+        <w:rPr>
+          <w:lang w:val="en-AU"/>
+        </w:rPr>
+        <w:t>,</w:t>
+      </w:r>
+      <w:proofErr w:type="gramEnd"/>
+      <w:r>
+        <w:rPr>
+          <w:lang w:val="en-AU"/>
+        </w:rPr>
+        <w:t xml:space="preserve"> 202</w:t>
       </w:r>
       <w:r>
         <w:rPr>
@@ -6059,6 +6434,7 @@
       </w:pPr>
       <w:proofErr w:type="spellStart"/>
       <w:r>
+        <w:lastRenderedPageBreak/>
         <w:t>Image_eventcb</w:t>
       </w:r>
       <w:proofErr w:type="spellEnd"/>
@@ -6137,7 +6513,11 @@
         </w:numPr>
       </w:pPr>
       <w:r>
-        <w:t xml:space="preserve">Also sends </w:t>
+        <w:t xml:space="preserve">Also </w:t>
+      </w:r>
+      <w:proofErr w:type="gramStart"/>
+      <w:r>
+        <w:t xml:space="preserve">sends </w:t>
       </w:r>
       <w:r>
         <w:t xml:space="preserve"> </w:t>
@@ -6149,6 +6529,7 @@
         </w:rPr>
         <w:t>notify</w:t>
       </w:r>
+      <w:proofErr w:type="gramEnd"/>
       <w:r>
         <w:t>, 'image-analyze-mark'</w:t>
       </w:r>
@@ -6164,7 +6545,6 @@
         </w:numPr>
       </w:pPr>
       <w:r>
-        <w:lastRenderedPageBreak/>
         <w:t>Version, 8.9</w:t>
       </w:r>
       <w:r>
@@ -6182,13 +6562,27 @@
         <w:rPr>
           <w:lang w:val="en-AU"/>
         </w:rPr>
-        <w:t>5 Mar</w:t>
-      </w:r>
-      <w:r>
-        <w:rPr>
-          <w:lang w:val="en-AU"/>
-        </w:rPr>
-        <w:t>, 202</w:t>
+        <w:t xml:space="preserve">5 </w:t>
+      </w:r>
+      <w:proofErr w:type="gramStart"/>
+      <w:r>
+        <w:rPr>
+          <w:lang w:val="en-AU"/>
+        </w:rPr>
+        <w:t>Mar</w:t>
+      </w:r>
+      <w:r>
+        <w:rPr>
+          <w:lang w:val="en-AU"/>
+        </w:rPr>
+        <w:t>,</w:t>
+      </w:r>
+      <w:proofErr w:type="gramEnd"/>
+      <w:r>
+        <w:rPr>
+          <w:lang w:val="en-AU"/>
+        </w:rPr>
+        <w:t xml:space="preserve"> 202</w:t>
       </w:r>
       <w:r>
         <w:rPr>
@@ -6265,13 +6659,27 @@
         <w:rPr>
           <w:lang w:val="en-AU"/>
         </w:rPr>
-        <w:t>2 Mar</w:t>
-      </w:r>
-      <w:r>
-        <w:rPr>
-          <w:lang w:val="en-AU"/>
-        </w:rPr>
-        <w:t>, 202</w:t>
+        <w:t xml:space="preserve">2 </w:t>
+      </w:r>
+      <w:proofErr w:type="gramStart"/>
+      <w:r>
+        <w:rPr>
+          <w:lang w:val="en-AU"/>
+        </w:rPr>
+        <w:t>Mar</w:t>
+      </w:r>
+      <w:r>
+        <w:rPr>
+          <w:lang w:val="en-AU"/>
+        </w:rPr>
+        <w:t>,</w:t>
+      </w:r>
+      <w:proofErr w:type="gramEnd"/>
+      <w:r>
+        <w:rPr>
+          <w:lang w:val="en-AU"/>
+        </w:rPr>
+        <w:t xml:space="preserve"> 202</w:t>
       </w:r>
       <w:r>
         <w:rPr>
@@ -6348,16 +6756,26 @@
         </w:numPr>
       </w:pPr>
       <w:r>
-        <w:t>Care was needed because, now, some points along the ‘z’ projection may have zero conc or charge values.</w:t>
+        <w:t xml:space="preserve">Care was needed </w:t>
+      </w:r>
+      <w:proofErr w:type="gramStart"/>
+      <w:r>
+        <w:t>because,</w:t>
+      </w:r>
+      <w:proofErr w:type="gramEnd"/>
+      <w:r>
+        <w:t xml:space="preserve"> now, some points along the ‘z’ projection may have zero conc or charge values.</w:t>
       </w:r>
       <w:r>
         <w:t xml:space="preserve"> This was done by keeping the original ‘q’ from the shape as ‘q0’ to provide the starting </w:t>
       </w:r>
       <w:proofErr w:type="spellStart"/>
+      <w:proofErr w:type="gramStart"/>
       <w:r>
         <w:t>x,y</w:t>
       </w:r>
       <w:proofErr w:type="spellEnd"/>
+      <w:proofErr w:type="gramEnd"/>
       <w:r>
         <w:t xml:space="preserve"> and hence z for the profile.</w:t>
       </w:r>
@@ -6630,6 +7048,7 @@
         <w:rPr>
           <w:lang w:val="en-AU"/>
         </w:rPr>
+        <w:lastRenderedPageBreak/>
         <w:t>26</w:t>
       </w:r>
       <w:r>
@@ -6638,6 +7057,7 @@
         </w:rPr>
         <w:t xml:space="preserve"> </w:t>
       </w:r>
+      <w:proofErr w:type="gramStart"/>
       <w:r>
         <w:rPr>
           <w:lang w:val="en-AU"/>
@@ -6648,7 +7068,14 @@
         <w:rPr>
           <w:lang w:val="en-AU"/>
         </w:rPr>
-        <w:t>, 202</w:t>
+        <w:t>,</w:t>
+      </w:r>
+      <w:proofErr w:type="gramEnd"/>
+      <w:r>
+        <w:rPr>
+          <w:lang w:val="en-AU"/>
+        </w:rPr>
+        <w:t xml:space="preserve"> 202</w:t>
       </w:r>
       <w:r>
         <w:rPr>
@@ -6720,7 +7147,6 @@
       </w:pPr>
       <w:proofErr w:type="spellStart"/>
       <w:r>
-        <w:lastRenderedPageBreak/>
         <w:t>wizard_standards_callback_image_done</w:t>
       </w:r>
       <w:proofErr w:type="spellEnd"/>
@@ -6806,6 +7232,7 @@
         </w:rPr>
         <w:t xml:space="preserve"> </w:t>
       </w:r>
+      <w:proofErr w:type="gramStart"/>
       <w:r>
         <w:rPr>
           <w:lang w:val="en-AU"/>
@@ -6816,7 +7243,14 @@
         <w:rPr>
           <w:lang w:val="en-AU"/>
         </w:rPr>
-        <w:t>, 202</w:t>
+        <w:t>,</w:t>
+      </w:r>
+      <w:proofErr w:type="gramEnd"/>
+      <w:r>
+        <w:rPr>
+          <w:lang w:val="en-AU"/>
+        </w:rPr>
+        <w:t xml:space="preserve"> 202</w:t>
       </w:r>
       <w:r>
         <w:rPr>
@@ -6844,7 +7278,15 @@
         </w:numPr>
       </w:pPr>
       <w:r>
-        <w:t>The Fortran libs were missing additions for the FalconX since 2023. The Open Source version was older (v53).</w:t>
+        <w:t xml:space="preserve">The Fortran libs were missing additions for the FalconX since 2023. The </w:t>
+      </w:r>
+      <w:proofErr w:type="gramStart"/>
+      <w:r>
+        <w:t>Open Source</w:t>
+      </w:r>
+      <w:proofErr w:type="gramEnd"/>
+      <w:r>
+        <w:t xml:space="preserve"> version was older (v53).</w:t>
       </w:r>
     </w:p>
     <w:p>
@@ -6907,6 +7349,7 @@
         </w:rPr>
         <w:t xml:space="preserve"> </w:t>
       </w:r>
+      <w:proofErr w:type="gramStart"/>
       <w:r>
         <w:rPr>
           <w:lang w:val="en-AU"/>
@@ -6917,7 +7360,14 @@
         <w:rPr>
           <w:lang w:val="en-AU"/>
         </w:rPr>
-        <w:t>, 202</w:t>
+        <w:t>,</w:t>
+      </w:r>
+      <w:proofErr w:type="gramEnd"/>
+      <w:r>
+        <w:rPr>
+          <w:lang w:val="en-AU"/>
+        </w:rPr>
+        <w:t xml:space="preserve"> 202</w:t>
       </w:r>
       <w:r>
         <w:rPr>
@@ -7020,6 +7470,7 @@
         </w:rPr>
         <w:t xml:space="preserve"> </w:t>
       </w:r>
+      <w:proofErr w:type="gramStart"/>
       <w:r>
         <w:rPr>
           <w:lang w:val="en-AU"/>
@@ -7030,7 +7481,14 @@
         <w:rPr>
           <w:lang w:val="en-AU"/>
         </w:rPr>
-        <w:t>, 202</w:t>
+        <w:t>,</w:t>
+      </w:r>
+      <w:proofErr w:type="gramEnd"/>
+      <w:r>
+        <w:rPr>
+          <w:lang w:val="en-AU"/>
+        </w:rPr>
+        <w:t xml:space="preserve"> 202</w:t>
       </w:r>
       <w:r>
         <w:rPr>
@@ -7313,6 +7771,7 @@
         </w:rPr>
         <w:t xml:space="preserve"> </w:t>
       </w:r>
+      <w:proofErr w:type="gramStart"/>
       <w:r>
         <w:rPr>
           <w:lang w:val="en-AU"/>
@@ -7323,7 +7782,14 @@
         <w:rPr>
           <w:lang w:val="en-AU"/>
         </w:rPr>
-        <w:t>, 202</w:t>
+        <w:t>,</w:t>
+      </w:r>
+      <w:proofErr w:type="gramEnd"/>
+      <w:r>
+        <w:rPr>
+          <w:lang w:val="en-AU"/>
+        </w:rPr>
+        <w:t xml:space="preserve"> 202</w:t>
       </w:r>
       <w:r>
         <w:rPr>
@@ -7443,6 +7909,7 @@
         </w:rPr>
         <w:t xml:space="preserve"> </w:t>
       </w:r>
+      <w:proofErr w:type="gramStart"/>
       <w:r>
         <w:rPr>
           <w:lang w:val="en-AU"/>
@@ -7453,7 +7920,14 @@
         <w:rPr>
           <w:lang w:val="en-AU"/>
         </w:rPr>
-        <w:t>, 202</w:t>
+        <w:t>,</w:t>
+      </w:r>
+      <w:proofErr w:type="gramEnd"/>
+      <w:r>
+        <w:rPr>
+          <w:lang w:val="en-AU"/>
+        </w:rPr>
+        <w:t xml:space="preserve"> 202</w:t>
       </w:r>
       <w:r>
         <w:rPr>
@@ -7505,6 +7979,7 @@
         </w:numPr>
       </w:pPr>
       <w:r>
+        <w:lastRenderedPageBreak/>
         <w:t>Use ‘size=1.2’ to “</w:t>
       </w:r>
       <w:proofErr w:type="spellStart"/>
@@ -7537,11 +8012,19 @@
         </w:numPr>
       </w:pPr>
       <w:r>
-        <w:t>Add ‘size’ keyword to be able to adjust !</w:t>
-      </w:r>
-      <w:proofErr w:type="spellStart"/>
-      <w:r>
-        <w:t>p.charsize</w:t>
+        <w:t xml:space="preserve">Add ‘size’ keyword to be able to </w:t>
+      </w:r>
+      <w:proofErr w:type="gramStart"/>
+      <w:r>
+        <w:t>adjust !</w:t>
+      </w:r>
+      <w:proofErr w:type="spellStart"/>
+      <w:r>
+        <w:t>p</w:t>
+      </w:r>
+      <w:proofErr w:type="gramEnd"/>
+      <w:r>
+        <w:t>.charsize</w:t>
       </w:r>
       <w:proofErr w:type="spellEnd"/>
       <w:r>
@@ -7569,7 +8052,6 @@
         </w:numPr>
       </w:pPr>
       <w:r>
-        <w:lastRenderedPageBreak/>
         <w:t>New embedded HTML browser in GeoPIXE to display help docs.</w:t>
       </w:r>
       <w:r>
@@ -7669,6 +8151,7 @@
         </w:rPr>
         <w:t xml:space="preserve"> </w:t>
       </w:r>
+      <w:proofErr w:type="gramStart"/>
       <w:r>
         <w:rPr>
           <w:lang w:val="en-AU"/>
@@ -7679,7 +8162,14 @@
         <w:rPr>
           <w:lang w:val="en-AU"/>
         </w:rPr>
-        <w:t>, 202</w:t>
+        <w:t>,</w:t>
+      </w:r>
+      <w:proofErr w:type="gramEnd"/>
+      <w:r>
+        <w:rPr>
+          <w:lang w:val="en-AU"/>
+        </w:rPr>
+        <w:t xml:space="preserve"> 202</w:t>
       </w:r>
       <w:r>
         <w:rPr>
@@ -7950,14 +8440,35 @@
       </w:r>
       <w:proofErr w:type="spellStart"/>
       <w:r>
-        <w:t>image_lib.dylib</w:t>
-      </w:r>
-      <w:proofErr w:type="spellEnd"/>
-      <w:r>
-        <w:t xml:space="preserve">’ first, then based on architecture: 'image_lib.arm64.dylib' or </w:t>
-      </w:r>
-      <w:r>
-        <w:t>'image_lib.64bit.dylib'</w:t>
+        <w:t>image_</w:t>
+      </w:r>
+      <w:proofErr w:type="gramStart"/>
+      <w:r>
+        <w:t>lib.dylib</w:t>
+      </w:r>
+      <w:proofErr w:type="spellEnd"/>
+      <w:proofErr w:type="gramEnd"/>
+      <w:r>
+        <w:t>’ first, then based on architecture: 'image_</w:t>
+      </w:r>
+      <w:proofErr w:type="gramStart"/>
+      <w:r>
+        <w:t>lib.arm64.dylib</w:t>
+      </w:r>
+      <w:proofErr w:type="gramEnd"/>
+      <w:r>
+        <w:t xml:space="preserve">' or </w:t>
+      </w:r>
+      <w:r>
+        <w:t>'image_</w:t>
+      </w:r>
+      <w:proofErr w:type="gramStart"/>
+      <w:r>
+        <w:t>lib.64bit.dylib</w:t>
+      </w:r>
+      <w:proofErr w:type="gramEnd"/>
+      <w:r>
+        <w:t>'</w:t>
       </w:r>
       <w:r>
         <w:t>.</w:t>
@@ -7999,11 +8510,19 @@
       </w:r>
       <w:proofErr w:type="spellStart"/>
       <w:r>
-        <w:t>geopixe_environment</w:t>
-      </w:r>
-      <w:proofErr w:type="spellEnd"/>
-      <w:r>
-        <w:t>().</w:t>
+        <w:t>geopixe_</w:t>
+      </w:r>
+      <w:proofErr w:type="gramStart"/>
+      <w:r>
+        <w:t>environment</w:t>
+      </w:r>
+      <w:proofErr w:type="spellEnd"/>
+      <w:r>
+        <w:t>(</w:t>
+      </w:r>
+      <w:proofErr w:type="gramEnd"/>
+      <w:r>
+        <w:t>).</w:t>
       </w:r>
     </w:p>
     <w:p>
@@ -8060,6 +8579,7 @@
         </w:rPr>
         <w:t xml:space="preserve"> </w:t>
       </w:r>
+      <w:proofErr w:type="gramStart"/>
       <w:r>
         <w:rPr>
           <w:lang w:val="en-AU"/>
@@ -8070,7 +8590,14 @@
         <w:rPr>
           <w:lang w:val="en-AU"/>
         </w:rPr>
-        <w:t>, 202</w:t>
+        <w:t>,</w:t>
+      </w:r>
+      <w:proofErr w:type="gramEnd"/>
+      <w:r>
+        <w:rPr>
+          <w:lang w:val="en-AU"/>
+        </w:rPr>
+        <w:t xml:space="preserve"> 202</w:t>
       </w:r>
       <w:r>
         <w:rPr>
@@ -8167,9 +8694,14 @@
       </w:r>
       <w:proofErr w:type="spellStart"/>
       <w:r>
-        <w:t>wset_done</w:t>
-      </w:r>
-      <w:proofErr w:type="spellEnd"/>
+        <w:t>wset_</w:t>
+      </w:r>
+      <w:proofErr w:type="gramStart"/>
+      <w:r>
+        <w:t>done</w:t>
+      </w:r>
+      <w:proofErr w:type="spellEnd"/>
+      <w:proofErr w:type="gramEnd"/>
       <w:r>
         <w:t xml:space="preserve"> then adjust plot region.</w:t>
       </w:r>
@@ -8202,6 +8734,7 @@
       </w:pPr>
       <w:proofErr w:type="spellStart"/>
       <w:r>
+        <w:lastRenderedPageBreak/>
         <w:t>Detector_setup</w:t>
       </w:r>
       <w:proofErr w:type="spellEnd"/>
@@ -8228,7 +8761,6 @@
         <w:rPr>
           <w:lang w:val="en-AU"/>
         </w:rPr>
-        <w:lastRenderedPageBreak/>
         <w:t>20</w:t>
       </w:r>
       <w:r>
@@ -8237,6 +8769,7 @@
         </w:rPr>
         <w:t xml:space="preserve"> </w:t>
       </w:r>
+      <w:proofErr w:type="gramStart"/>
       <w:r>
         <w:rPr>
           <w:lang w:val="en-AU"/>
@@ -8247,7 +8780,14 @@
         <w:rPr>
           <w:lang w:val="en-AU"/>
         </w:rPr>
-        <w:t>, 202</w:t>
+        <w:t>,</w:t>
+      </w:r>
+      <w:proofErr w:type="gramEnd"/>
+      <w:r>
+        <w:rPr>
+          <w:lang w:val="en-AU"/>
+        </w:rPr>
+        <w:t xml:space="preserve"> 202</w:t>
       </w:r>
       <w:r>
         <w:rPr>
@@ -8326,6 +8866,7 @@
         </w:rPr>
         <w:t xml:space="preserve"> </w:t>
       </w:r>
+      <w:proofErr w:type="gramStart"/>
       <w:r>
         <w:rPr>
           <w:lang w:val="en-AU"/>
@@ -8336,7 +8877,14 @@
         <w:rPr>
           <w:lang w:val="en-AU"/>
         </w:rPr>
-        <w:t>, 202</w:t>
+        <w:t>,</w:t>
+      </w:r>
+      <w:proofErr w:type="gramEnd"/>
+      <w:r>
+        <w:rPr>
+          <w:lang w:val="en-AU"/>
+        </w:rPr>
+        <w:t xml:space="preserve"> 202</w:t>
       </w:r>
       <w:r>
         <w:rPr>
@@ -8470,7 +9018,15 @@
         <w:t xml:space="preserve"> </w:t>
       </w:r>
       <w:r>
-        <w:t>for X and Y histograms and the new X,Y draw widgets.</w:t>
+        <w:t xml:space="preserve">for X and Y histograms and the new </w:t>
+      </w:r>
+      <w:proofErr w:type="gramStart"/>
+      <w:r>
+        <w:t>X,Y</w:t>
+      </w:r>
+      <w:proofErr w:type="gramEnd"/>
+      <w:r>
+        <w:t xml:space="preserve"> draw widgets.</w:t>
       </w:r>
     </w:p>
     <w:p>
@@ -8515,7 +9071,15 @@
       </w:r>
       <w:proofErr w:type="spellEnd"/>
       <w:r>
-        <w:t xml:space="preserve"> for X,Y </w:t>
+        <w:t xml:space="preserve"> for </w:t>
+      </w:r>
+      <w:proofErr w:type="gramStart"/>
+      <w:r>
+        <w:t>X,Y</w:t>
+      </w:r>
+      <w:proofErr w:type="gramEnd"/>
+      <w:r>
+        <w:t xml:space="preserve"> </w:t>
       </w:r>
       <w:r>
         <w:t xml:space="preserve">histogram </w:t>
@@ -8566,7 +9130,15 @@
       </w:r>
       <w:proofErr w:type="spellEnd"/>
       <w:r>
-        <w:t xml:space="preserve"> for X,Y </w:t>
+        <w:t xml:space="preserve"> for </w:t>
+      </w:r>
+      <w:proofErr w:type="gramStart"/>
+      <w:r>
+        <w:t>X,Y</w:t>
+      </w:r>
+      <w:proofErr w:type="gramEnd"/>
+      <w:r>
+        <w:t xml:space="preserve"> </w:t>
       </w:r>
       <w:r>
         <w:t xml:space="preserve">histogram </w:t>
@@ -8614,7 +9186,23 @@
         </w:numPr>
       </w:pPr>
       <w:r>
-        <w:t>Added plots for X,Y histograms on the X,Y tabs draw areas.</w:t>
+        <w:t xml:space="preserve">Added plots for </w:t>
+      </w:r>
+      <w:proofErr w:type="gramStart"/>
+      <w:r>
+        <w:t>X,Y</w:t>
+      </w:r>
+      <w:proofErr w:type="gramEnd"/>
+      <w:r>
+        <w:t xml:space="preserve"> histograms on the </w:t>
+      </w:r>
+      <w:proofErr w:type="gramStart"/>
+      <w:r>
+        <w:t>X,Y</w:t>
+      </w:r>
+      <w:proofErr w:type="gramEnd"/>
+      <w:r>
+        <w:t xml:space="preserve"> tabs draw areas.</w:t>
       </w:r>
     </w:p>
     <w:p>
@@ -8625,7 +9213,15 @@
         </w:numPr>
       </w:pPr>
       <w:r>
-        <w:t>Needed to detect image (*p).type and whether element/planes are “</w:t>
+        <w:t>Needed to detect image (*p</w:t>
+      </w:r>
+      <w:proofErr w:type="gramStart"/>
+      <w:r>
+        <w:t>).type</w:t>
+      </w:r>
+      <w:proofErr w:type="gramEnd"/>
+      <w:r>
+        <w:t xml:space="preserve"> and whether element/planes are “</w:t>
       </w:r>
       <w:proofErr w:type="spellStart"/>
       <w:r>
@@ -8667,6 +9263,7 @@
         <w:t>pstate</w:t>
       </w:r>
       <w:proofErr w:type="spellEnd"/>
+      <w:proofErr w:type="gramStart"/>
       <w:r>
         <w:t>).</w:t>
       </w:r>
@@ -8679,6 +9276,7 @@
         <w:t>drawX</w:t>
       </w:r>
       <w:proofErr w:type="spellEnd"/>
+      <w:proofErr w:type="gramEnd"/>
       <w:r>
         <w:rPr>
           <w:i/>
@@ -8702,6 +9300,7 @@
         <w:t>pstate</w:t>
       </w:r>
       <w:proofErr w:type="spellEnd"/>
+      <w:proofErr w:type="gramStart"/>
       <w:r>
         <w:rPr>
           <w:i/>
@@ -8725,12 +9324,18 @@
         <w:t>Y</w:t>
       </w:r>
       <w:proofErr w:type="spellEnd"/>
+      <w:proofErr w:type="gramEnd"/>
       <w:r>
         <w:t xml:space="preserve"> when</w:t>
       </w:r>
       <w:r>
-        <w:t xml:space="preserve"> zoom level changes using “0”, “+”, “-“ buttons</w:t>
-      </w:r>
+        <w:t xml:space="preserve"> zoom level changes using “0”, “+”, “</w:t>
+      </w:r>
+      <w:proofErr w:type="gramStart"/>
+      <w:r>
+        <w:t>-“ buttons</w:t>
+      </w:r>
+      <w:proofErr w:type="gramEnd"/>
     </w:p>
     <w:p>
       <w:pPr>
@@ -8751,6 +9356,7 @@
         </w:rPr>
         <w:t xml:space="preserve"> </w:t>
       </w:r>
+      <w:proofErr w:type="gramStart"/>
       <w:r>
         <w:rPr>
           <w:lang w:val="en-AU"/>
@@ -8761,7 +9367,14 @@
         <w:rPr>
           <w:lang w:val="en-AU"/>
         </w:rPr>
-        <w:t>, 2025</w:t>
+        <w:t>,</w:t>
+      </w:r>
+      <w:proofErr w:type="gramEnd"/>
+      <w:r>
+        <w:rPr>
+          <w:lang w:val="en-AU"/>
+        </w:rPr>
+        <w:t xml:space="preserve"> 2025</w:t>
       </w:r>
     </w:p>
     <w:p>
@@ -9039,8 +9652,14 @@
         </w:numPr>
       </w:pPr>
       <w:r>
-        <w:t>In its Timer event code, call  “</w:t>
-      </w:r>
+        <w:lastRenderedPageBreak/>
+        <w:t xml:space="preserve">In its Timer event code, </w:t>
+      </w:r>
+      <w:proofErr w:type="gramStart"/>
+      <w:r>
+        <w:t>call  “</w:t>
+      </w:r>
+      <w:proofErr w:type="gramEnd"/>
       <w:r>
         <w:t>notify, 'batch-operations-open'</w:t>
       </w:r>
@@ -9106,7 +9725,6 @@
         <w:rPr>
           <w:lang w:val="en-AU"/>
         </w:rPr>
-        <w:lastRenderedPageBreak/>
         <w:t>28</w:t>
       </w:r>
       <w:r>
@@ -9115,6 +9733,7 @@
         </w:rPr>
         <w:t xml:space="preserve"> </w:t>
       </w:r>
+      <w:proofErr w:type="gramStart"/>
       <w:r>
         <w:rPr>
           <w:lang w:val="en-AU"/>
@@ -9125,7 +9744,14 @@
         <w:rPr>
           <w:lang w:val="en-AU"/>
         </w:rPr>
-        <w:t>, 2025</w:t>
+        <w:t>,</w:t>
+      </w:r>
+      <w:proofErr w:type="gramEnd"/>
+      <w:r>
+        <w:rPr>
+          <w:lang w:val="en-AU"/>
+        </w:rPr>
+        <w:t xml:space="preserve"> 2025</w:t>
       </w:r>
     </w:p>
     <w:p>
@@ -9197,13 +9823,18 @@
       </w:r>
       <w:proofErr w:type="spellStart"/>
       <w:r>
-        <w:t>file_requester</w:t>
+        <w:t>file_</w:t>
+      </w:r>
+      <w:proofErr w:type="gramStart"/>
+      <w:r>
+        <w:t>requester</w:t>
       </w:r>
       <w:proofErr w:type="spellEnd"/>
       <w:r>
         <w:t>( /</w:t>
       </w:r>
       <w:proofErr w:type="spellStart"/>
+      <w:proofErr w:type="gramEnd"/>
       <w:r>
         <w:t>skip_if_exists</w:t>
       </w:r>
@@ -9304,6 +9935,7 @@
         </w:rPr>
         <w:t xml:space="preserve"> </w:t>
       </w:r>
+      <w:proofErr w:type="gramStart"/>
       <w:r>
         <w:rPr>
           <w:lang w:val="en-AU"/>
@@ -9314,7 +9946,14 @@
         <w:rPr>
           <w:lang w:val="en-AU"/>
         </w:rPr>
-        <w:t>, 2025</w:t>
+        <w:t>,</w:t>
+      </w:r>
+      <w:proofErr w:type="gramEnd"/>
+      <w:r>
+        <w:rPr>
+          <w:lang w:val="en-AU"/>
+        </w:rPr>
+        <w:t xml:space="preserve"> 2025</w:t>
       </w:r>
     </w:p>
     <w:p>
@@ -9375,7 +10014,23 @@
         </w:numPr>
       </w:pPr>
       <w:r>
-        <w:t>Needs to send (*p)[j].charge for devices that need it specified (i.e. no flux measure).</w:t>
+        <w:t>Needs to send (*</w:t>
+      </w:r>
+      <w:proofErr w:type="gramStart"/>
+      <w:r>
+        <w:t>p)[</w:t>
+      </w:r>
+      <w:proofErr w:type="gramEnd"/>
+      <w:r>
+        <w:t>j</w:t>
+      </w:r>
+      <w:proofErr w:type="gramStart"/>
+      <w:r>
+        <w:t>].charge</w:t>
+      </w:r>
+      <w:proofErr w:type="gramEnd"/>
+      <w:r>
+        <w:t xml:space="preserve"> for devices that need it specified (i.e. no flux measure).</w:t>
       </w:r>
     </w:p>
     <w:p>
@@ -9586,7 +10241,11 @@
         <w:t xml:space="preserve">, or if </w:t>
       </w:r>
       <w:r>
-        <w:t>(*pd).</w:t>
+        <w:t>(*pd</w:t>
+      </w:r>
+      <w:proofErr w:type="gramStart"/>
+      <w:r>
+        <w:t>).</w:t>
       </w:r>
       <w:r>
         <w:rPr>
@@ -9595,6 +10254,7 @@
         </w:rPr>
         <w:t>save</w:t>
       </w:r>
+      <w:proofErr w:type="gramEnd"/>
       <w:r>
         <w:t xml:space="preserve"> gets set in 'save-batch'.</w:t>
       </w:r>
@@ -9698,7 +10358,15 @@
       </w:r>
       <w:proofErr w:type="spellEnd"/>
       <w:r>
-        <w:t>’ with /notify (actually is the default).</w:t>
+        <w:t>’ with /notify (</w:t>
+      </w:r>
+      <w:proofErr w:type="gramStart"/>
+      <w:r>
+        <w:t>actually is</w:t>
+      </w:r>
+      <w:proofErr w:type="gramEnd"/>
+      <w:r>
+        <w:t xml:space="preserve"> the default).</w:t>
       </w:r>
     </w:p>
     <w:p>
@@ -9756,12 +10424,17 @@
       <w:r>
         <w:t>_</w:t>
       </w:r>
+      <w:proofErr w:type="gramStart"/>
       <w:r>
         <w:t>char</w:t>
       </w:r>
       <w:proofErr w:type="spellEnd"/>
       <w:r>
-        <w:t xml:space="preserve">() </w:t>
+        <w:t>(</w:t>
+      </w:r>
+      <w:proofErr w:type="gramEnd"/>
+      <w:r>
+        <w:t xml:space="preserve">) </w:t>
       </w:r>
       <w:r>
         <w:t>eq</w:t>
@@ -9811,11 +10484,19 @@
       </w:r>
       <w:proofErr w:type="spellStart"/>
       <w:r>
-        <w:t>multi_char</w:t>
-      </w:r>
-      <w:proofErr w:type="spellEnd"/>
-      <w:r>
-        <w:t>()</w:t>
+        <w:t>multi_</w:t>
+      </w:r>
+      <w:proofErr w:type="gramStart"/>
+      <w:r>
+        <w:t>char</w:t>
+      </w:r>
+      <w:proofErr w:type="spellEnd"/>
+      <w:r>
+        <w:t>(</w:t>
+      </w:r>
+      <w:proofErr w:type="gramEnd"/>
+      <w:r>
+        <w:t>)</w:t>
       </w:r>
       <w:r>
         <w:t xml:space="preserve"> before detector number.</w:t>
@@ -9829,6 +10510,7 @@
         </w:numPr>
       </w:pPr>
       <w:r>
+        <w:lastRenderedPageBreak/>
         <w:t xml:space="preserve">Wizard actions: </w:t>
       </w:r>
       <w:r>
@@ -9902,7 +10584,6 @@
       </w:pPr>
       <w:proofErr w:type="spellStart"/>
       <w:r>
-        <w:lastRenderedPageBreak/>
         <w:t>Scan_dir_evt</w:t>
       </w:r>
       <w:proofErr w:type="spellEnd"/>
@@ -9935,11 +10616,19 @@
       </w:r>
       <w:proofErr w:type="spellStart"/>
       <w:r>
-        <w:t>multi_char</w:t>
-      </w:r>
-      <w:proofErr w:type="spellEnd"/>
-      <w:r>
-        <w:t>()</w:t>
+        <w:t>multi_</w:t>
+      </w:r>
+      <w:proofErr w:type="gramStart"/>
+      <w:r>
+        <w:t>char</w:t>
+      </w:r>
+      <w:proofErr w:type="spellEnd"/>
+      <w:r>
+        <w:t>(</w:t>
+      </w:r>
+      <w:proofErr w:type="gramEnd"/>
+      <w:r>
+        <w:t>)</w:t>
       </w:r>
       <w:r>
         <w:t xml:space="preserve"> before detector number.</w:t>
@@ -9975,6 +10664,7 @@
         </w:rPr>
         <w:t xml:space="preserve"> </w:t>
       </w:r>
+      <w:proofErr w:type="gramStart"/>
       <w:r>
         <w:rPr>
           <w:lang w:val="en-AU"/>
@@ -9985,7 +10675,14 @@
         <w:rPr>
           <w:lang w:val="en-AU"/>
         </w:rPr>
-        <w:t>, 2025</w:t>
+        <w:t>,</w:t>
+      </w:r>
+      <w:proofErr w:type="gramEnd"/>
+      <w:r>
+        <w:rPr>
+          <w:lang w:val="en-AU"/>
+        </w:rPr>
+        <w:t xml:space="preserve"> 2025</w:t>
       </w:r>
     </w:p>
     <w:p>
@@ -10031,12 +10728,22 @@
         <w:t>’ returned from EVT to be a struct {</w:t>
       </w:r>
       <w:proofErr w:type="spellStart"/>
+      <w:proofErr w:type="gramStart"/>
       <w:r>
         <w:t>files:sret</w:t>
       </w:r>
       <w:proofErr w:type="spellEnd"/>
-      <w:r>
-        <w:t>, stats:{}}</w:t>
+      <w:proofErr w:type="gramEnd"/>
+      <w:r>
+        <w:t xml:space="preserve">, </w:t>
+      </w:r>
+      <w:proofErr w:type="gramStart"/>
+      <w:r>
+        <w:t>stats:{</w:t>
+      </w:r>
+      <w:proofErr w:type="gramEnd"/>
+      <w:r>
+        <w:t>}}</w:t>
       </w:r>
     </w:p>
     <w:p>
@@ -10079,6 +10786,7 @@
         <w:t>pstate</w:t>
       </w:r>
       <w:proofErr w:type="spellEnd"/>
+      <w:proofErr w:type="gramStart"/>
       <w:r>
         <w:t>).</w:t>
       </w:r>
@@ -10087,6 +10795,7 @@
         <w:t>presults</w:t>
       </w:r>
       <w:proofErr w:type="spellEnd"/>
+      <w:proofErr w:type="gramEnd"/>
     </w:p>
     <w:p>
       <w:pPr>
@@ -10143,6 +10852,7 @@
         <w:t>pstate</w:t>
       </w:r>
       <w:proofErr w:type="spellEnd"/>
+      <w:proofErr w:type="gramStart"/>
       <w:r>
         <w:t>).</w:t>
       </w:r>
@@ -10151,6 +10861,7 @@
         <w:t>pDevObj</w:t>
       </w:r>
       <w:proofErr w:type="spellEnd"/>
+      <w:proofErr w:type="gramEnd"/>
       <w:r>
         <w:t>) to those in the loaded DAI file in (*(*</w:t>
       </w:r>
@@ -10159,6 +10870,7 @@
         <w:t>pstate</w:t>
       </w:r>
       <w:proofErr w:type="spellEnd"/>
+      <w:proofErr w:type="gramStart"/>
       <w:r>
         <w:t>).</w:t>
       </w:r>
@@ -10175,6 +10887,7 @@
         <w:t>DevObj</w:t>
       </w:r>
       <w:proofErr w:type="spellEnd"/>
+      <w:proofErr w:type="gramEnd"/>
       <w:r>
         <w:t>.</w:t>
       </w:r>
@@ -10237,8 +10950,13 @@
         <w:t>pstate</w:t>
       </w:r>
       <w:proofErr w:type="spellEnd"/>
-      <w:r>
-        <w:t xml:space="preserve">).busy) </w:t>
+      <w:proofErr w:type="gramStart"/>
+      <w:r>
+        <w:t>).busy</w:t>
+      </w:r>
+      <w:proofErr w:type="gramEnd"/>
+      <w:r>
+        <w:t xml:space="preserve">) </w:t>
       </w:r>
       <w:r>
         <w:t>in table green.</w:t>
@@ -10272,8 +10990,13 @@
         <w:t>pstate</w:t>
       </w:r>
       <w:proofErr w:type="spellEnd"/>
-      <w:r>
-        <w:t>).busy = 1 just before Notify ‘wizard-action’.</w:t>
+      <w:proofErr w:type="gramStart"/>
+      <w:r>
+        <w:t>).busy</w:t>
+      </w:r>
+      <w:proofErr w:type="gramEnd"/>
+      <w:r>
+        <w:t xml:space="preserve"> = 1 just before Notify ‘wizard-action’.</w:t>
       </w:r>
     </w:p>
     <w:p>
@@ -10335,12 +11058,17 @@
         <w:t>pstate</w:t>
       </w:r>
       <w:proofErr w:type="spellEnd"/>
+      <w:proofErr w:type="gramStart"/>
       <w:r>
         <w:t>).</w:t>
       </w:r>
       <w:proofErr w:type="spellStart"/>
       <w:r>
-        <w:t>message.pwizard</w:t>
+        <w:t>message</w:t>
+      </w:r>
+      <w:proofErr w:type="gramEnd"/>
+      <w:r>
+        <w:t>.pwizard</w:t>
       </w:r>
       <w:proofErr w:type="spellEnd"/>
       <w:r>
@@ -10351,12 +11079,17 @@
         <w:t>pstate</w:t>
       </w:r>
       <w:proofErr w:type="spellEnd"/>
+      <w:proofErr w:type="gramStart"/>
       <w:r>
         <w:t>).</w:t>
       </w:r>
       <w:proofErr w:type="spellStart"/>
       <w:r>
-        <w:t>message.pwindow</w:t>
+        <w:t>message</w:t>
+      </w:r>
+      <w:proofErr w:type="gramEnd"/>
+      <w:r>
+        <w:t>.pwindow</w:t>
       </w:r>
       <w:proofErr w:type="spellEnd"/>
       <w:r>
@@ -10422,12 +11155,17 @@
         <w:t>pstate</w:t>
       </w:r>
       <w:proofErr w:type="spellEnd"/>
+      <w:proofErr w:type="gramStart"/>
       <w:r>
         <w:t>).</w:t>
       </w:r>
       <w:proofErr w:type="spellStart"/>
       <w:r>
-        <w:t>message.pwizard</w:t>
+        <w:t>message</w:t>
+      </w:r>
+      <w:proofErr w:type="gramEnd"/>
+      <w:r>
+        <w:t>.pwizard</w:t>
       </w:r>
       <w:proofErr w:type="spellEnd"/>
       <w:r>
@@ -10438,12 +11176,17 @@
         <w:t>pstate</w:t>
       </w:r>
       <w:proofErr w:type="spellEnd"/>
+      <w:proofErr w:type="gramStart"/>
       <w:r>
         <w:t>).</w:t>
       </w:r>
       <w:proofErr w:type="spellStart"/>
       <w:r>
-        <w:t>message.pwindow</w:t>
+        <w:t>message</w:t>
+      </w:r>
+      <w:proofErr w:type="gramEnd"/>
+      <w:r>
+        <w:t>.pwindow</w:t>
       </w:r>
       <w:proofErr w:type="spellEnd"/>
       <w:r>
@@ -10520,12 +11263,17 @@
         <w:t>pstate</w:t>
       </w:r>
       <w:proofErr w:type="spellEnd"/>
+      <w:proofErr w:type="gramStart"/>
       <w:r>
         <w:t>).</w:t>
       </w:r>
       <w:proofErr w:type="spellStart"/>
       <w:r>
-        <w:t>message.pwizard</w:t>
+        <w:t>message</w:t>
+      </w:r>
+      <w:proofErr w:type="gramEnd"/>
+      <w:r>
+        <w:t>.pwizard</w:t>
       </w:r>
       <w:proofErr w:type="spellEnd"/>
       <w:r>
@@ -10536,12 +11284,17 @@
         <w:t>pstate</w:t>
       </w:r>
       <w:proofErr w:type="spellEnd"/>
+      <w:proofErr w:type="gramStart"/>
       <w:r>
         <w:t>).</w:t>
       </w:r>
       <w:proofErr w:type="spellStart"/>
       <w:r>
-        <w:t>message.pwindow</w:t>
+        <w:t>message</w:t>
+      </w:r>
+      <w:proofErr w:type="gramEnd"/>
+      <w:r>
+        <w:t>.pwindow</w:t>
       </w:r>
       <w:proofErr w:type="spellEnd"/>
       <w:r>
@@ -10616,23 +11369,42 @@
         </w:numPr>
       </w:pPr>
       <w:r>
-        <w:t>The (*pd).</w:t>
+        <w:lastRenderedPageBreak/>
+        <w:t>The (*pd</w:t>
+      </w:r>
+      <w:proofErr w:type="gramStart"/>
+      <w:r>
+        <w:t>).</w:t>
       </w:r>
       <w:proofErr w:type="spellStart"/>
       <w:r>
         <w:t>pnew</w:t>
       </w:r>
       <w:proofErr w:type="spellEnd"/>
-      <w:r>
-        <w:t xml:space="preserve"> return is now a struct  {</w:t>
+      <w:proofErr w:type="gramEnd"/>
+      <w:r>
+        <w:t xml:space="preserve"> return is now a </w:t>
+      </w:r>
+      <w:proofErr w:type="gramStart"/>
+      <w:r>
+        <w:t>struct  {</w:t>
       </w:r>
       <w:proofErr w:type="spellStart"/>
       <w:r>
         <w:t>files:sret</w:t>
       </w:r>
       <w:proofErr w:type="spellEnd"/>
-      <w:r>
-        <w:t xml:space="preserve">, stats:{}}. </w:t>
+      <w:proofErr w:type="gramEnd"/>
+      <w:r>
+        <w:t xml:space="preserve">, </w:t>
+      </w:r>
+      <w:proofErr w:type="gramStart"/>
+      <w:r>
+        <w:t>stats:{</w:t>
+      </w:r>
+      <w:proofErr w:type="gramEnd"/>
+      <w:r>
+        <w:t xml:space="preserve">}}. </w:t>
       </w:r>
     </w:p>
     <w:p>
@@ -10679,7 +11451,6 @@
       </w:pPr>
       <w:proofErr w:type="spellStart"/>
       <w:r>
-        <w:lastRenderedPageBreak/>
         <w:t>Wizard_window_count</w:t>
       </w:r>
       <w:proofErr w:type="spellEnd"/>
@@ -10733,6 +11504,7 @@
         </w:rPr>
         <w:t xml:space="preserve"> </w:t>
       </w:r>
+      <w:proofErr w:type="gramStart"/>
       <w:r>
         <w:rPr>
           <w:lang w:val="en-AU"/>
@@ -10743,7 +11515,14 @@
         <w:rPr>
           <w:lang w:val="en-AU"/>
         </w:rPr>
-        <w:t>, 2025</w:t>
+        <w:t>,</w:t>
+      </w:r>
+      <w:proofErr w:type="gramEnd"/>
+      <w:r>
+        <w:rPr>
+          <w:lang w:val="en-AU"/>
+        </w:rPr>
+        <w:t xml:space="preserve"> 2025</w:t>
       </w:r>
     </w:p>
     <w:p>
@@ -10825,7 +11604,15 @@
         </w:numPr>
       </w:pPr>
       <w:r>
-        <w:t>This is done in the event routine, so no need for a loop check in a callback routine.</w:t>
+        <w:t xml:space="preserve">This is done in the event routine, so no need for a loop </w:t>
+      </w:r>
+      <w:proofErr w:type="gramStart"/>
+      <w:r>
+        <w:t>check</w:t>
+      </w:r>
+      <w:proofErr w:type="gramEnd"/>
+      <w:r>
+        <w:t xml:space="preserve"> in a callback routine.</w:t>
       </w:r>
     </w:p>
     <w:p>
@@ -10918,7 +11705,15 @@
         </w:numPr>
       </w:pPr>
       <w:r>
-        <w:t>This is done in the event routine, so no need for a loop check in a callback routine.</w:t>
+        <w:t xml:space="preserve">This is done in the event routine, so no need for a loop </w:t>
+      </w:r>
+      <w:proofErr w:type="gramStart"/>
+      <w:r>
+        <w:t>check</w:t>
+      </w:r>
+      <w:proofErr w:type="gramEnd"/>
+      <w:r>
+        <w:t xml:space="preserve"> in a callback routine.</w:t>
       </w:r>
     </w:p>
     <w:p>
@@ -11023,8 +11818,13 @@
         <w:t>/</w:t>
       </w:r>
       <w:proofErr w:type="spellStart"/>
-      <w:r>
-        <w:t>wizard_notify</w:t>
+      <w:proofErr w:type="gramStart"/>
+      <w:r>
+        <w:t>wizard</w:t>
+      </w:r>
+      <w:proofErr w:type="gramEnd"/>
+      <w:r>
+        <w:t>_notify</w:t>
       </w:r>
       <w:proofErr w:type="spellEnd"/>
     </w:p>
@@ -11118,8 +11918,13 @@
           <w:numId w:val="57"/>
         </w:numPr>
       </w:pPr>
-      <w:r>
-        <w:t>Wizard notify ‘sort-image’ now passes ‘load’ and ‘skip’ flags and returns the ‘output’ filename and ‘charge’.</w:t>
+      <w:proofErr w:type="gramStart"/>
+      <w:r>
+        <w:t>Wizard</w:t>
+      </w:r>
+      <w:proofErr w:type="gramEnd"/>
+      <w:r>
+        <w:t xml:space="preserve"> notify ‘sort-image’ now passes ‘load’ and ‘skip’ flags and returns the ‘output’ filename and ‘charge’.</w:t>
       </w:r>
     </w:p>
     <w:p>
@@ -11232,17 +12037,32 @@
         <w:t>pstate</w:t>
       </w:r>
       <w:proofErr w:type="spellEnd"/>
-      <w:r>
-        <w:t>).file to match (*(*</w:t>
+      <w:proofErr w:type="gramStart"/>
+      <w:r>
+        <w:t>).file</w:t>
+      </w:r>
+      <w:proofErr w:type="gramEnd"/>
+      <w:r>
+        <w:t xml:space="preserve"> to match (*(*</w:t>
       </w:r>
       <w:proofErr w:type="spellStart"/>
       <w:r>
         <w:t>pstate</w:t>
       </w:r>
       <w:proofErr w:type="spellEnd"/>
-      <w:r>
-        <w:t>).p)).file</w:t>
-      </w:r>
+      <w:proofErr w:type="gramStart"/>
+      <w:r>
+        <w:t>).p</w:t>
+      </w:r>
+      <w:proofErr w:type="gramEnd"/>
+      <w:r>
+        <w:t>)</w:t>
+      </w:r>
+      <w:proofErr w:type="gramStart"/>
+      <w:r>
+        <w:t>).file</w:t>
+      </w:r>
+      <w:proofErr w:type="gramEnd"/>
     </w:p>
     <w:p>
       <w:pPr>
@@ -11266,6 +12086,7 @@
       </w:pPr>
       <w:proofErr w:type="spellStart"/>
       <w:r>
+        <w:lastRenderedPageBreak/>
         <w:t>OnNotify</w:t>
       </w:r>
       <w:proofErr w:type="spellEnd"/>
@@ -11314,7 +12135,6 @@
         <w:rPr>
           <w:lang w:val="en-AU"/>
         </w:rPr>
-        <w:lastRenderedPageBreak/>
         <w:t>8</w:t>
       </w:r>
       <w:r>
@@ -11323,6 +12143,7 @@
         </w:rPr>
         <w:t xml:space="preserve"> </w:t>
       </w:r>
+      <w:proofErr w:type="gramStart"/>
       <w:r>
         <w:rPr>
           <w:lang w:val="en-AU"/>
@@ -11333,7 +12154,14 @@
         <w:rPr>
           <w:lang w:val="en-AU"/>
         </w:rPr>
-        <w:t>, 2025</w:t>
+        <w:t>,</w:t>
+      </w:r>
+      <w:proofErr w:type="gramEnd"/>
+      <w:r>
+        <w:rPr>
+          <w:lang w:val="en-AU"/>
+        </w:rPr>
+        <w:t xml:space="preserve"> 2025</w:t>
       </w:r>
     </w:p>
     <w:p>
@@ -11377,6 +12205,7 @@
         </w:rPr>
         <w:t xml:space="preserve"> </w:t>
       </w:r>
+      <w:proofErr w:type="gramStart"/>
       <w:r>
         <w:rPr>
           <w:lang w:val="en-AU"/>
@@ -11387,7 +12216,14 @@
         <w:rPr>
           <w:lang w:val="en-AU"/>
         </w:rPr>
-        <w:t>, 2025</w:t>
+        <w:t>,</w:t>
+      </w:r>
+      <w:proofErr w:type="gramEnd"/>
+      <w:r>
+        <w:rPr>
+          <w:lang w:val="en-AU"/>
+        </w:rPr>
+        <w:t xml:space="preserve"> 2025</w:t>
       </w:r>
     </w:p>
     <w:p>
@@ -11481,7 +12317,15 @@
         </w:numPr>
       </w:pPr>
       <w:r>
-        <w:t>‘image-process’ Notify event now uses ‘</w:t>
+        <w:t>‘</w:t>
+      </w:r>
+      <w:proofErr w:type="gramStart"/>
+      <w:r>
+        <w:t>image</w:t>
+      </w:r>
+      <w:proofErr w:type="gramEnd"/>
+      <w:r>
+        <w:t>-process’ Notify event now uses ‘</w:t>
       </w:r>
       <w:proofErr w:type="spellStart"/>
       <w:r>
@@ -11519,7 +12363,15 @@
         </w:numPr>
       </w:pPr>
       <w:r>
-        <w:t>This sets display parameters in (*p).options for image struct ‘p’</w:t>
+        <w:t>This sets display parameters in (*p</w:t>
+      </w:r>
+      <w:proofErr w:type="gramStart"/>
+      <w:r>
+        <w:t>).options</w:t>
+      </w:r>
+      <w:proofErr w:type="gramEnd"/>
+      <w:r>
+        <w:t xml:space="preserve"> for image struct ‘p’</w:t>
       </w:r>
       <w:r>
         <w:t xml:space="preserve"> from Batch Wizard</w:t>
@@ -11609,7 +12461,15 @@
         </w:numPr>
       </w:pPr>
       <w:r>
-        <w:t>To actually apply the ops.</w:t>
+        <w:t xml:space="preserve">To </w:t>
+      </w:r>
+      <w:proofErr w:type="gramStart"/>
+      <w:r>
+        <w:t>actually apply</w:t>
+      </w:r>
+      <w:proofErr w:type="gramEnd"/>
+      <w:r>
+        <w:t xml:space="preserve"> the ops.</w:t>
       </w:r>
     </w:p>
     <w:p>
@@ -11714,7 +12574,21 @@
         <w:rPr>
           <w:lang w:val="en-AU"/>
         </w:rPr>
-        <w:t>17 Sep, 2025</w:t>
+        <w:t xml:space="preserve">17 </w:t>
+      </w:r>
+      <w:proofErr w:type="gramStart"/>
+      <w:r>
+        <w:rPr>
+          <w:lang w:val="en-AU"/>
+        </w:rPr>
+        <w:t>Sep,</w:t>
+      </w:r>
+      <w:proofErr w:type="gramEnd"/>
+      <w:r>
+        <w:rPr>
+          <w:lang w:val="en-AU"/>
+        </w:rPr>
+        <w:t xml:space="preserve"> 2025</w:t>
       </w:r>
     </w:p>
     <w:p>
@@ -11903,6 +12777,7 @@
       </w:pPr>
       <w:proofErr w:type="spellStart"/>
       <w:r>
+        <w:lastRenderedPageBreak/>
         <w:t>Image_Process_Shift_rows</w:t>
       </w:r>
       <w:proofErr w:type="spellEnd"/>
@@ -11980,7 +12855,6 @@
         </w:numPr>
       </w:pPr>
       <w:r>
-        <w:lastRenderedPageBreak/>
         <w:t>Use a case insensitive compare between operation retrieved from image file and the operations list in ‘</w:t>
       </w:r>
       <w:proofErr w:type="spellStart"/>
@@ -12133,7 +13007,15 @@
         </w:numPr>
       </w:pPr>
       <w:r>
-        <w:t>‘image-process’ Notify event now uses ‘</w:t>
+        <w:t>‘</w:t>
+      </w:r>
+      <w:proofErr w:type="gramStart"/>
+      <w:r>
+        <w:t>image</w:t>
+      </w:r>
+      <w:proofErr w:type="gramEnd"/>
+      <w:r>
+        <w:t>-process’ Notify event now uses ‘</w:t>
       </w:r>
       <w:proofErr w:type="spellStart"/>
       <w:r>
@@ -12171,7 +13053,15 @@
         </w:numPr>
       </w:pPr>
       <w:r>
-        <w:t>This sets display parameters in (*p).options for image struct ‘p’ from Batch Wizard.</w:t>
+        <w:t>This sets display parameters in (*p</w:t>
+      </w:r>
+      <w:proofErr w:type="gramStart"/>
+      <w:r>
+        <w:t>).options</w:t>
+      </w:r>
+      <w:proofErr w:type="gramEnd"/>
+      <w:r>
+        <w:t xml:space="preserve"> for image struct ‘p’ from Batch Wizard.</w:t>
       </w:r>
     </w:p>
     <w:p>
@@ -12255,7 +13145,15 @@
         </w:numPr>
       </w:pPr>
       <w:r>
-        <w:t>To actually apply the ops.</w:t>
+        <w:t xml:space="preserve">To </w:t>
+      </w:r>
+      <w:proofErr w:type="gramStart"/>
+      <w:r>
+        <w:t>actually apply</w:t>
+      </w:r>
+      <w:proofErr w:type="gramEnd"/>
+      <w:r>
+        <w:t xml:space="preserve"> the ops.</w:t>
       </w:r>
     </w:p>
     <w:p>
@@ -12377,7 +13275,21 @@
         <w:rPr>
           <w:lang w:val="en-AU"/>
         </w:rPr>
-        <w:t>9 Sep, 2025</w:t>
+        <w:t xml:space="preserve">9 </w:t>
+      </w:r>
+      <w:proofErr w:type="gramStart"/>
+      <w:r>
+        <w:rPr>
+          <w:lang w:val="en-AU"/>
+        </w:rPr>
+        <w:t>Sep,</w:t>
+      </w:r>
+      <w:proofErr w:type="gramEnd"/>
+      <w:r>
+        <w:rPr>
+          <w:lang w:val="en-AU"/>
+        </w:rPr>
+        <w:t xml:space="preserve"> 2025</w:t>
       </w:r>
     </w:p>
     <w:p>
@@ -12407,7 +13319,15 @@
         <w:t xml:space="preserve">the </w:t>
       </w:r>
       <w:r>
-        <w:t>neighbourhood of zero pixels (using “shift”) breaks down for zeroes on image edges. This  causing “wrapping” which is bad if the left/right or top/bottom edges are greatly contrasting. Used “</w:t>
+        <w:t xml:space="preserve">neighbourhood of zero pixels (using “shift”) breaks down for zeroes on image edges. </w:t>
+      </w:r>
+      <w:proofErr w:type="gramStart"/>
+      <w:r>
+        <w:t>This  causing</w:t>
+      </w:r>
+      <w:proofErr w:type="gramEnd"/>
+      <w:r>
+        <w:t xml:space="preserve"> “wrapping” which is bad if the left/right or top/bottom edges are greatly contrasting. Used “</w:t>
       </w:r>
       <w:proofErr w:type="spellStart"/>
       <w:r>
@@ -12418,10 +13338,12 @@
         <w:t xml:space="preserve">” to extend the image 2 pixels in </w:t>
       </w:r>
       <w:proofErr w:type="spellStart"/>
+      <w:proofErr w:type="gramStart"/>
       <w:r>
         <w:t>x,y</w:t>
       </w:r>
       <w:proofErr w:type="spellEnd"/>
+      <w:proofErr w:type="gramEnd"/>
       <w:r>
         <w:t xml:space="preserve"> (as used for various digital filters). </w:t>
       </w:r>
@@ -12518,7 +13440,21 @@
         <w:rPr>
           <w:lang w:val="en-AU"/>
         </w:rPr>
-        <w:t xml:space="preserve"> Aug, 2025</w:t>
+        <w:t xml:space="preserve"> </w:t>
+      </w:r>
+      <w:proofErr w:type="gramStart"/>
+      <w:r>
+        <w:rPr>
+          <w:lang w:val="en-AU"/>
+        </w:rPr>
+        <w:t>Aug,</w:t>
+      </w:r>
+      <w:proofErr w:type="gramEnd"/>
+      <w:r>
+        <w:rPr>
+          <w:lang w:val="en-AU"/>
+        </w:rPr>
+        <w:t xml:space="preserve"> 2025</w:t>
       </w:r>
     </w:p>
     <w:p>
@@ -12551,6 +13487,7 @@
         </w:numPr>
       </w:pPr>
       <w:r>
+        <w:lastRenderedPageBreak/>
         <w:t>Version 8.9</w:t>
       </w:r>
     </w:p>
@@ -12565,7 +13502,21 @@
         <w:rPr>
           <w:lang w:val="en-AU"/>
         </w:rPr>
-        <w:t>12 Aug, 2025</w:t>
+        <w:t xml:space="preserve">12 </w:t>
+      </w:r>
+      <w:proofErr w:type="gramStart"/>
+      <w:r>
+        <w:rPr>
+          <w:lang w:val="en-AU"/>
+        </w:rPr>
+        <w:t>Aug,</w:t>
+      </w:r>
+      <w:proofErr w:type="gramEnd"/>
+      <w:r>
+        <w:rPr>
+          <w:lang w:val="en-AU"/>
+        </w:rPr>
+        <w:t xml:space="preserve"> 2025</w:t>
       </w:r>
     </w:p>
     <w:p>
@@ -12602,7 +13553,6 @@
         </w:numPr>
       </w:pPr>
       <w:r>
-        <w:lastRenderedPageBreak/>
         <w:t>Use ‘</w:t>
       </w:r>
       <w:proofErr w:type="spellStart"/>
@@ -12753,10 +13703,12 @@
         <w:t>Pass file “</w:t>
       </w:r>
       <w:proofErr w:type="spellStart"/>
+      <w:proofErr w:type="gramStart"/>
       <w:r>
         <w:t>find”pattern</w:t>
       </w:r>
       <w:proofErr w:type="spellEnd"/>
+      <w:proofErr w:type="gramEnd"/>
       <w:r>
         <w:t xml:space="preserve"> to ‘</w:t>
       </w:r>
@@ -12854,7 +13806,21 @@
         <w:rPr>
           <w:lang w:val="en-AU"/>
         </w:rPr>
-        <w:t>5 Aug, 2025</w:t>
+        <w:t xml:space="preserve">5 </w:t>
+      </w:r>
+      <w:proofErr w:type="gramStart"/>
+      <w:r>
+        <w:rPr>
+          <w:lang w:val="en-AU"/>
+        </w:rPr>
+        <w:t>Aug,</w:t>
+      </w:r>
+      <w:proofErr w:type="gramEnd"/>
+      <w:r>
+        <w:rPr>
+          <w:lang w:val="en-AU"/>
+        </w:rPr>
+        <w:t xml:space="preserve"> 2025</w:t>
       </w:r>
     </w:p>
     <w:p>
@@ -13040,7 +14006,15 @@
         </w:numPr>
       </w:pPr>
       <w:r>
-        <w:t>For SXRF (z1=0,a1=0)</w:t>
+        <w:t>For SXRF (z1=</w:t>
+      </w:r>
+      <w:proofErr w:type="gramStart"/>
+      <w:r>
+        <w:t>0,a</w:t>
+      </w:r>
+      <w:proofErr w:type="gramEnd"/>
+      <w:r>
+        <w:t>1=0)</w:t>
       </w:r>
       <w:r>
         <w:t>,</w:t>
@@ -13049,10 +14023,12 @@
         <w:t xml:space="preserve"> a mono beam (</w:t>
       </w:r>
       <w:proofErr w:type="spellStart"/>
+      <w:proofErr w:type="gramStart"/>
       <w:r>
         <w:t>beam.continuum</w:t>
       </w:r>
       <w:proofErr w:type="spellEnd"/>
+      <w:proofErr w:type="gramEnd"/>
       <w:r>
         <w:t>=0)</w:t>
       </w:r>
@@ -13221,7 +14197,21 @@
         <w:rPr>
           <w:lang w:val="en-AU"/>
         </w:rPr>
-        <w:t>27 July, 2025</w:t>
+        <w:t xml:space="preserve">27 </w:t>
+      </w:r>
+      <w:proofErr w:type="gramStart"/>
+      <w:r>
+        <w:rPr>
+          <w:lang w:val="en-AU"/>
+        </w:rPr>
+        <w:t>July,</w:t>
+      </w:r>
+      <w:proofErr w:type="gramEnd"/>
+      <w:r>
+        <w:rPr>
+          <w:lang w:val="en-AU"/>
+        </w:rPr>
+        <w:t xml:space="preserve"> 2025</w:t>
       </w:r>
     </w:p>
     <w:p>
@@ -13279,6 +14269,7 @@
         </w:numPr>
       </w:pPr>
       <w:r>
+        <w:lastRenderedPageBreak/>
         <w:t>Add a Device droplist to select the raw data device. Tested for “MAIA_DEVICE” and “FALCONX_MERGE_DEVICE”.</w:t>
       </w:r>
     </w:p>
@@ -13335,6 +14326,7 @@
         <w:t>pstate</w:t>
       </w:r>
       <w:proofErr w:type="spellEnd"/>
+      <w:proofErr w:type="gramStart"/>
       <w:r>
         <w:t>).</w:t>
       </w:r>
@@ -13343,6 +14335,7 @@
         <w:t>DevObj</w:t>
       </w:r>
       <w:proofErr w:type="spellEnd"/>
+      <w:proofErr w:type="gramEnd"/>
       <w:r>
         <w:t xml:space="preserve"> to *(*</w:t>
       </w:r>
@@ -13351,6 +14344,7 @@
         <w:t>pstate</w:t>
       </w:r>
       <w:proofErr w:type="spellEnd"/>
+      <w:proofErr w:type="gramStart"/>
       <w:r>
         <w:t>).</w:t>
       </w:r>
@@ -13359,6 +14353,7 @@
         <w:t>pDevObj</w:t>
       </w:r>
       <w:proofErr w:type="spellEnd"/>
+      <w:proofErr w:type="gramEnd"/>
       <w:r>
         <w:t xml:space="preserve"> throughout.</w:t>
       </w:r>
@@ -13375,8 +14370,21 @@
         <w:rPr>
           <w:lang w:val="en-AU"/>
         </w:rPr>
-        <w:lastRenderedPageBreak/>
-        <w:t>22 July, 2025</w:t>
+        <w:t xml:space="preserve">22 </w:t>
+      </w:r>
+      <w:proofErr w:type="gramStart"/>
+      <w:r>
+        <w:rPr>
+          <w:lang w:val="en-AU"/>
+        </w:rPr>
+        <w:t>July,</w:t>
+      </w:r>
+      <w:proofErr w:type="gramEnd"/>
+      <w:r>
+        <w:rPr>
+          <w:lang w:val="en-AU"/>
+        </w:rPr>
+        <w:t xml:space="preserve"> 2025</w:t>
       </w:r>
     </w:p>
     <w:p>
@@ -13419,7 +14427,15 @@
       </w:r>
       <w:proofErr w:type="spellEnd"/>
       <w:r>
-        <w:t>’ index (channel) to list of ADC #s found in file (‘n’), needed to add the offset: (*pp[</w:t>
+        <w:t xml:space="preserve">’ index (channel) to list of </w:t>
+      </w:r>
+      <w:proofErr w:type="gramStart"/>
+      <w:r>
+        <w:t>ADC</w:t>
+      </w:r>
+      <w:proofErr w:type="gramEnd"/>
+      <w:r>
+        <w:t xml:space="preserve"> #s found in file (‘n’), needed to add the offset: (*pp[</w:t>
       </w:r>
       <w:r>
         <w:rPr>
@@ -13429,7 +14445,11 @@
         <w:t>0</w:t>
       </w:r>
       <w:r>
-        <w:t>]).</w:t>
+        <w:t>]</w:t>
+      </w:r>
+      <w:proofErr w:type="gramStart"/>
+      <w:r>
+        <w:t>).</w:t>
       </w:r>
       <w:proofErr w:type="spellStart"/>
       <w:r>
@@ -13440,6 +14460,7 @@
         <w:t>DevObj</w:t>
       </w:r>
       <w:proofErr w:type="spellEnd"/>
+      <w:proofErr w:type="gramEnd"/>
       <w:r>
         <w:t>-&gt;</w:t>
       </w:r>
@@ -13449,11 +14470,23 @@
           <w:b/>
           <w:bCs/>
         </w:rPr>
-        <w:t>start_adc</w:t>
-      </w:r>
-      <w:proofErr w:type="spellEnd"/>
-      <w:r>
-        <w:t>()</w:t>
+        <w:t>start_</w:t>
+      </w:r>
+      <w:proofErr w:type="gramStart"/>
+      <w:r>
+        <w:rPr>
+          <w:b/>
+          <w:bCs/>
+        </w:rPr>
+        <w:t>adc</w:t>
+      </w:r>
+      <w:proofErr w:type="spellEnd"/>
+      <w:r>
+        <w:t>(</w:t>
+      </w:r>
+      <w:proofErr w:type="gramEnd"/>
+      <w:r>
+        <w:t>)</w:t>
       </w:r>
     </w:p>
     <w:p>
@@ -13583,7 +14616,15 @@
         </w:numPr>
       </w:pPr>
       <w:r>
-        <w:t xml:space="preserve">Check to see if the filename of the current images match the filename of the images used to create the regions in the image table. </w:t>
+        <w:t xml:space="preserve">Check to see if the filename of the current images </w:t>
+      </w:r>
+      <w:proofErr w:type="gramStart"/>
+      <w:r>
+        <w:t>match</w:t>
+      </w:r>
+      <w:proofErr w:type="gramEnd"/>
+      <w:r>
+        <w:t xml:space="preserve"> the filename of the images used to create the regions in the image table. </w:t>
       </w:r>
     </w:p>
     <w:p>
@@ -13619,7 +14660,21 @@
         <w:rPr>
           <w:lang w:val="en-AU"/>
         </w:rPr>
-        <w:t>10 July, 2025</w:t>
+        <w:t xml:space="preserve">10 </w:t>
+      </w:r>
+      <w:proofErr w:type="gramStart"/>
+      <w:r>
+        <w:rPr>
+          <w:lang w:val="en-AU"/>
+        </w:rPr>
+        <w:t>July,</w:t>
+      </w:r>
+      <w:proofErr w:type="gramEnd"/>
+      <w:r>
+        <w:rPr>
+          <w:lang w:val="en-AU"/>
+        </w:rPr>
+        <w:t xml:space="preserve"> 2025</w:t>
       </w:r>
     </w:p>
     <w:p>
@@ -13692,7 +14747,21 @@
         <w:rPr>
           <w:lang w:val="en-AU"/>
         </w:rPr>
-        <w:t>30 June, 2025</w:t>
+        <w:t xml:space="preserve">30 </w:t>
+      </w:r>
+      <w:proofErr w:type="gramStart"/>
+      <w:r>
+        <w:rPr>
+          <w:lang w:val="en-AU"/>
+        </w:rPr>
+        <w:t>June,</w:t>
+      </w:r>
+      <w:proofErr w:type="gramEnd"/>
+      <w:r>
+        <w:rPr>
+          <w:lang w:val="en-AU"/>
+        </w:rPr>
+        <w:t xml:space="preserve"> 2025</w:t>
       </w:r>
     </w:p>
     <w:p>
@@ -13878,7 +14947,21 @@
         <w:rPr>
           <w:lang w:val="en-AU"/>
         </w:rPr>
-        <w:t>24 June, 2025</w:t>
+        <w:t xml:space="preserve">24 </w:t>
+      </w:r>
+      <w:proofErr w:type="gramStart"/>
+      <w:r>
+        <w:rPr>
+          <w:lang w:val="en-AU"/>
+        </w:rPr>
+        <w:t>June,</w:t>
+      </w:r>
+      <w:proofErr w:type="gramEnd"/>
+      <w:r>
+        <w:rPr>
+          <w:lang w:val="en-AU"/>
+        </w:rPr>
+        <w:t xml:space="preserve"> 2025</w:t>
       </w:r>
     </w:p>
     <w:p>
@@ -13915,7 +14998,16 @@
         </w:numPr>
       </w:pPr>
       <w:r>
-        <w:t>Use same approach as for “areas” on line profiles (traverse, project, project, Spline8, etc.) to detect non-elemental image planes and great these ‘as is’ in counts, such as for “Rate” and specials as listed in “</w:t>
+        <w:lastRenderedPageBreak/>
+        <w:t xml:space="preserve">Use same approach as for “areas” </w:t>
+      </w:r>
+      <w:proofErr w:type="gramStart"/>
+      <w:r>
+        <w:t>on line</w:t>
+      </w:r>
+      <w:proofErr w:type="gramEnd"/>
+      <w:r>
+        <w:t xml:space="preserve"> profiles (traverse, project, project, Spline8, etc.) to detect non-elemental image planes and great these ‘as is’ in counts, such as for “Rate” and specials as listed in “</w:t>
       </w:r>
       <w:proofErr w:type="spellStart"/>
       <w:r>
@@ -13937,8 +15029,13 @@
         <w:t>‘</w:t>
       </w:r>
       <w:proofErr w:type="spellStart"/>
-      <w:r>
-        <w:t>misc_special</w:t>
+      <w:proofErr w:type="gramStart"/>
+      <w:r>
+        <w:t>misc</w:t>
+      </w:r>
+      <w:proofErr w:type="gramEnd"/>
+      <w:r>
+        <w:t>_special</w:t>
       </w:r>
       <w:proofErr w:type="spellEnd"/>
       <w:r>
@@ -14009,7 +15106,6 @@
         </w:numPr>
       </w:pPr>
       <w:r>
-        <w:lastRenderedPageBreak/>
         <w:t>Add “c/s” as a special element as alternative to “Rate”.</w:t>
       </w:r>
     </w:p>
@@ -14147,7 +15243,21 @@
         <w:rPr>
           <w:lang w:val="en-AU"/>
         </w:rPr>
-        <w:t>10 June, 2025</w:t>
+        <w:t xml:space="preserve">10 </w:t>
+      </w:r>
+      <w:proofErr w:type="gramStart"/>
+      <w:r>
+        <w:rPr>
+          <w:lang w:val="en-AU"/>
+        </w:rPr>
+        <w:t>June,</w:t>
+      </w:r>
+      <w:proofErr w:type="gramEnd"/>
+      <w:r>
+        <w:rPr>
+          <w:lang w:val="en-AU"/>
+        </w:rPr>
+        <w:t xml:space="preserve"> 2025</w:t>
       </w:r>
     </w:p>
     <w:p>
@@ -14187,12 +15297,17 @@
         <w:t xml:space="preserve">Try to fix error when doing regions for STIM and ion scattering, where </w:t>
       </w:r>
       <w:proofErr w:type="spellStart"/>
+      <w:proofErr w:type="gramStart"/>
       <w:r>
         <w:t>el</w:t>
       </w:r>
       <w:proofErr w:type="spellEnd"/>
       <w:r>
-        <w:t>[2] index becomes illegal.</w:t>
+        <w:t>[</w:t>
+      </w:r>
+      <w:proofErr w:type="gramEnd"/>
+      <w:r>
+        <w:t>2] index becomes illegal.</w:t>
       </w:r>
     </w:p>
     <w:p>
@@ -14224,7 +15339,23 @@
       </w:r>
       <w:proofErr w:type="spellEnd"/>
       <w:r>
-        <w:t xml:space="preserve"> for lab .source and .pink beam files.</w:t>
+        <w:t xml:space="preserve"> for </w:t>
+      </w:r>
+      <w:proofErr w:type="gramStart"/>
+      <w:r>
+        <w:t>lab .source</w:t>
+      </w:r>
+      <w:proofErr w:type="gramEnd"/>
+      <w:r>
+        <w:t xml:space="preserve"> </w:t>
+      </w:r>
+      <w:proofErr w:type="gramStart"/>
+      <w:r>
+        <w:t>and .pink</w:t>
+      </w:r>
+      <w:proofErr w:type="gramEnd"/>
+      <w:r>
+        <w:t xml:space="preserve"> beam files.</w:t>
       </w:r>
     </w:p>
     <w:p>
@@ -14329,7 +15460,15 @@
       </w:r>
       <w:proofErr w:type="spellEnd"/>
       <w:r>
-        <w:t xml:space="preserve"> for yield calc .yield files.</w:t>
+        <w:t xml:space="preserve"> for yield </w:t>
+      </w:r>
+      <w:proofErr w:type="gramStart"/>
+      <w:r>
+        <w:t>calc .yield</w:t>
+      </w:r>
+      <w:proofErr w:type="gramEnd"/>
+      <w:r>
+        <w:t xml:space="preserve"> files.</w:t>
       </w:r>
     </w:p>
     <w:p>
@@ -14408,7 +15547,21 @@
         <w:rPr>
           <w:lang w:val="en-AU"/>
         </w:rPr>
-        <w:t>3 June, 2025</w:t>
+        <w:t xml:space="preserve">3 </w:t>
+      </w:r>
+      <w:proofErr w:type="gramStart"/>
+      <w:r>
+        <w:rPr>
+          <w:lang w:val="en-AU"/>
+        </w:rPr>
+        <w:t>June,</w:t>
+      </w:r>
+      <w:proofErr w:type="gramEnd"/>
+      <w:r>
+        <w:rPr>
+          <w:lang w:val="en-AU"/>
+        </w:rPr>
+        <w:t xml:space="preserve"> 2025</w:t>
       </w:r>
     </w:p>
     <w:p>
@@ -14669,7 +15822,21 @@
         <w:rPr>
           <w:lang w:val="en-AU"/>
         </w:rPr>
-        <w:t>28 Apr, 2025</w:t>
+        <w:t xml:space="preserve">28 </w:t>
+      </w:r>
+      <w:proofErr w:type="gramStart"/>
+      <w:r>
+        <w:rPr>
+          <w:lang w:val="en-AU"/>
+        </w:rPr>
+        <w:t>Apr,</w:t>
+      </w:r>
+      <w:proofErr w:type="gramEnd"/>
+      <w:r>
+        <w:rPr>
+          <w:lang w:val="en-AU"/>
+        </w:rPr>
+        <w:t xml:space="preserve"> 2025</w:t>
       </w:r>
     </w:p>
     <w:p>
@@ -14708,6 +15875,7 @@
         </w:numPr>
       </w:pPr>
       <w:r>
+        <w:lastRenderedPageBreak/>
         <w:t>Add ‘</w:t>
       </w:r>
       <w:proofErr w:type="spellStart"/>
@@ -14839,14 +16007,15 @@
         </w:numPr>
       </w:pPr>
       <w:r>
-        <w:lastRenderedPageBreak/>
         <w:t>Detect ‘</w:t>
       </w:r>
       <w:proofErr w:type="spellStart"/>
+      <w:proofErr w:type="gramStart"/>
       <w:r>
         <w:t>options.ShowALLregions</w:t>
       </w:r>
       <w:proofErr w:type="spellEnd"/>
+      <w:proofErr w:type="gramEnd"/>
       <w:r>
         <w:t>’ true and loop through all regions (if found) and use ‘</w:t>
       </w:r>
@@ -14881,7 +16050,21 @@
         <w:rPr>
           <w:lang w:val="en-AU"/>
         </w:rPr>
-        <w:t>8 Apr, 2025</w:t>
+        <w:t xml:space="preserve">8 </w:t>
+      </w:r>
+      <w:proofErr w:type="gramStart"/>
+      <w:r>
+        <w:rPr>
+          <w:lang w:val="en-AU"/>
+        </w:rPr>
+        <w:t>Apr,</w:t>
+      </w:r>
+      <w:proofErr w:type="gramEnd"/>
+      <w:r>
+        <w:rPr>
+          <w:lang w:val="en-AU"/>
+        </w:rPr>
+        <w:t xml:space="preserve"> 2025</w:t>
       </w:r>
     </w:p>
     <w:p>
@@ -15031,7 +16214,21 @@
         <w:rPr>
           <w:lang w:val="en-AU"/>
         </w:rPr>
-        <w:t>1 Apr, 2025</w:t>
+        <w:t xml:space="preserve">1 </w:t>
+      </w:r>
+      <w:proofErr w:type="gramStart"/>
+      <w:r>
+        <w:rPr>
+          <w:lang w:val="en-AU"/>
+        </w:rPr>
+        <w:t>Apr,</w:t>
+      </w:r>
+      <w:proofErr w:type="gramEnd"/>
+      <w:r>
+        <w:rPr>
+          <w:lang w:val="en-AU"/>
+        </w:rPr>
+        <w:t xml:space="preserve"> 2025</w:t>
       </w:r>
     </w:p>
     <w:p>
@@ -15115,7 +16312,15 @@
         </w:numPr>
       </w:pPr>
       <w:r>
-        <w:t xml:space="preserve">Bug with the selection of a ADC # in the </w:t>
+        <w:t xml:space="preserve">Bug with the selection of </w:t>
+      </w:r>
+      <w:proofErr w:type="gramStart"/>
+      <w:r>
+        <w:t>a</w:t>
+      </w:r>
+      <w:proofErr w:type="gramEnd"/>
+      <w:r>
+        <w:t xml:space="preserve"> ADC # in the </w:t>
       </w:r>
       <w:r>
         <w:rPr>
@@ -15198,11 +16403,16 @@
       </w:r>
       <w:proofErr w:type="spellEnd"/>
       <w:r>
-        <w:t xml:space="preserve">(obj), </w:t>
+        <w:t>(obj</w:t>
+      </w:r>
+      <w:proofErr w:type="gramStart"/>
+      <w:r>
+        <w:t xml:space="preserve">), </w:t>
       </w:r>
       <w:r>
         <w:t xml:space="preserve">  </w:t>
       </w:r>
+      <w:proofErr w:type="gramEnd"/>
       <w:r>
         <w:t>clipped at zero,</w:t>
       </w:r>
@@ -15312,7 +16522,21 @@
         <w:rPr>
           <w:lang w:val="en-AU"/>
         </w:rPr>
-        <w:t>27 Mar, 2025</w:t>
+        <w:t xml:space="preserve">27 </w:t>
+      </w:r>
+      <w:proofErr w:type="gramStart"/>
+      <w:r>
+        <w:rPr>
+          <w:lang w:val="en-AU"/>
+        </w:rPr>
+        <w:t>Mar,</w:t>
+      </w:r>
+      <w:proofErr w:type="gramEnd"/>
+      <w:r>
+        <w:rPr>
+          <w:lang w:val="en-AU"/>
+        </w:rPr>
+        <w:t xml:space="preserve"> 2025</w:t>
       </w:r>
     </w:p>
     <w:p>
@@ -15357,7 +16581,15 @@
       </w:r>
       <w:proofErr w:type="spellEnd"/>
       <w:r>
-        <w:t xml:space="preserve"> window, when resized (either by dragging the window size or using the “+”, “-“ buttons) it sometimes displays the image offset in Y, with grey beneath and the top of the image truncated. This only happens when the whole image is visible and hence (normally) the scroll bars disappear. </w:t>
+        <w:t xml:space="preserve"> window, when resized (either by dragging the window size or using the “+”, “</w:t>
+      </w:r>
+      <w:proofErr w:type="gramStart"/>
+      <w:r>
+        <w:t>-“ buttons</w:t>
+      </w:r>
+      <w:proofErr w:type="gramEnd"/>
+      <w:r>
+        <w:t xml:space="preserve">) it sometimes displays the image offset in Y, with grey beneath and the top of the image truncated. This only happens when the whole image is visible and hence (normally) the scroll bars disappear. </w:t>
       </w:r>
     </w:p>
     <w:p>
@@ -15368,7 +16600,15 @@
         </w:numPr>
       </w:pPr>
       <w:r>
-        <w:t>This only happens under Linux, and has persisted through IDL 8.8 to 9.1.</w:t>
+        <w:t xml:space="preserve">This only happens under </w:t>
+      </w:r>
+      <w:proofErr w:type="gramStart"/>
+      <w:r>
+        <w:t>Linux, and</w:t>
+      </w:r>
+      <w:proofErr w:type="gramEnd"/>
+      <w:r>
+        <w:t xml:space="preserve"> has persisted through IDL 8.8 to 9.1.</w:t>
       </w:r>
     </w:p>
     <w:p>
@@ -15379,6 +16619,7 @@
         </w:numPr>
       </w:pPr>
       <w:r>
+        <w:lastRenderedPageBreak/>
         <w:t>And only if the Y scroll bar disappear</w:t>
       </w:r>
       <w:r>
@@ -15471,7 +16712,6 @@
       </w:pPr>
       <w:proofErr w:type="spellStart"/>
       <w:r>
-        <w:lastRenderedPageBreak/>
         <w:t>Set_image_view</w:t>
       </w:r>
       <w:proofErr w:type="spellEnd"/>
@@ -15503,10 +16743,12 @@
         <w:t>’ to prevent Y scroll bars going in setting ‘</w:t>
       </w:r>
       <w:proofErr w:type="spellStart"/>
+      <w:proofErr w:type="gramStart"/>
       <w:r>
         <w:t>new.w</w:t>
       </w:r>
       <w:proofErr w:type="spellEnd"/>
+      <w:proofErr w:type="gramEnd"/>
       <w:r>
         <w:t>’, ‘</w:t>
       </w:r>
@@ -15570,7 +16812,21 @@
         <w:rPr>
           <w:lang w:val="en-AU"/>
         </w:rPr>
-        <w:t>24 Mar, 2025</w:t>
+        <w:t xml:space="preserve">24 </w:t>
+      </w:r>
+      <w:proofErr w:type="gramStart"/>
+      <w:r>
+        <w:rPr>
+          <w:lang w:val="en-AU"/>
+        </w:rPr>
+        <w:t>Mar,</w:t>
+      </w:r>
+      <w:proofErr w:type="gramEnd"/>
+      <w:r>
+        <w:rPr>
+          <w:lang w:val="en-AU"/>
+        </w:rPr>
+        <w:t xml:space="preserve"> 2025</w:t>
       </w:r>
     </w:p>
     <w:p>
@@ -15616,7 +16872,15 @@
         </w:numPr>
       </w:pPr>
       <w:r>
-        <w:t>‘calculate-button’ event:</w:t>
+        <w:t>‘</w:t>
+      </w:r>
+      <w:proofErr w:type="gramStart"/>
+      <w:r>
+        <w:t>calculate</w:t>
+      </w:r>
+      <w:proofErr w:type="gramEnd"/>
+      <w:r>
+        <w:t>-button’ event:</w:t>
       </w:r>
     </w:p>
     <w:p>
@@ -15630,18 +16894,22 @@
         <w:t xml:space="preserve">Only assign </w:t>
       </w:r>
       <w:proofErr w:type="spellStart"/>
+      <w:proofErr w:type="gramStart"/>
       <w:r>
         <w:t>beam.continuum</w:t>
       </w:r>
       <w:proofErr w:type="spellEnd"/>
+      <w:proofErr w:type="gramEnd"/>
       <w:r>
         <w:t xml:space="preserve"> and </w:t>
       </w:r>
       <w:proofErr w:type="spellStart"/>
+      <w:proofErr w:type="gramStart"/>
       <w:r>
         <w:t>beam.energy</w:t>
       </w:r>
       <w:proofErr w:type="spellEnd"/>
+      <w:proofErr w:type="gramEnd"/>
       <w:r>
         <w:t xml:space="preserve"> i</w:t>
       </w:r>
@@ -15754,7 +17022,21 @@
         <w:rPr>
           <w:lang w:val="en-AU"/>
         </w:rPr>
-        <w:t>24 Mar, 2025</w:t>
+        <w:t xml:space="preserve">24 </w:t>
+      </w:r>
+      <w:proofErr w:type="gramStart"/>
+      <w:r>
+        <w:rPr>
+          <w:lang w:val="en-AU"/>
+        </w:rPr>
+        <w:t>Mar,</w:t>
+      </w:r>
+      <w:proofErr w:type="gramEnd"/>
+      <w:r>
+        <w:rPr>
+          <w:lang w:val="en-AU"/>
+        </w:rPr>
+        <w:t xml:space="preserve"> 2025</w:t>
       </w:r>
     </w:p>
     <w:p>
@@ -15814,7 +17096,21 @@
         <w:rPr>
           <w:lang w:val="en-AU"/>
         </w:rPr>
-        <w:t xml:space="preserve"> Mar, 2025</w:t>
+        <w:t xml:space="preserve"> </w:t>
+      </w:r>
+      <w:proofErr w:type="gramStart"/>
+      <w:r>
+        <w:rPr>
+          <w:lang w:val="en-AU"/>
+        </w:rPr>
+        <w:t>Mar,</w:t>
+      </w:r>
+      <w:proofErr w:type="gramEnd"/>
+      <w:r>
+        <w:rPr>
+          <w:lang w:val="en-AU"/>
+        </w:rPr>
+        <w:t xml:space="preserve"> 2025</w:t>
       </w:r>
     </w:p>
     <w:p>
@@ -15919,7 +17215,21 @@
         <w:rPr>
           <w:lang w:val="en-AU"/>
         </w:rPr>
-        <w:t>5 Mar, 2025</w:t>
+        <w:t xml:space="preserve">5 </w:t>
+      </w:r>
+      <w:proofErr w:type="gramStart"/>
+      <w:r>
+        <w:rPr>
+          <w:lang w:val="en-AU"/>
+        </w:rPr>
+        <w:t>Mar,</w:t>
+      </w:r>
+      <w:proofErr w:type="gramEnd"/>
+      <w:r>
+        <w:rPr>
+          <w:lang w:val="en-AU"/>
+        </w:rPr>
+        <w:t xml:space="preserve"> 2025</w:t>
       </w:r>
     </w:p>
     <w:p>
@@ -15957,6 +17267,7 @@
         <w:t xml:space="preserve">Add set </w:t>
       </w:r>
       <w:proofErr w:type="spellStart"/>
+      <w:proofErr w:type="gramStart"/>
       <w:r>
         <w:rPr>
           <w:i/>
@@ -15965,6 +17276,7 @@
         <w:t>antialias.enable</w:t>
       </w:r>
       <w:proofErr w:type="spellEnd"/>
+      <w:proofErr w:type="gramEnd"/>
       <w:r>
         <w:t>, once and for all to enable antialiasing in the Maia FPGA pipeline to prevent aliasing using Linearization and Gain-trimming.</w:t>
       </w:r>
@@ -16014,7 +17326,21 @@
         <w:rPr>
           <w:lang w:val="en-AU"/>
         </w:rPr>
-        <w:t>4 Mar, 2025</w:t>
+        <w:t xml:space="preserve">4 </w:t>
+      </w:r>
+      <w:proofErr w:type="gramStart"/>
+      <w:r>
+        <w:rPr>
+          <w:lang w:val="en-AU"/>
+        </w:rPr>
+        <w:t>Mar,</w:t>
+      </w:r>
+      <w:proofErr w:type="gramEnd"/>
+      <w:r>
+        <w:rPr>
+          <w:lang w:val="en-AU"/>
+        </w:rPr>
+        <w:t xml:space="preserve"> 2025</w:t>
       </w:r>
     </w:p>
     <w:p>
@@ -16057,6 +17383,7 @@
         </w:numPr>
       </w:pPr>
       <w:r>
+        <w:lastRenderedPageBreak/>
         <w:t>Hence, in ‘</w:t>
       </w:r>
       <w:proofErr w:type="spellStart"/>
@@ -16119,7 +17446,21 @@
         <w:rPr>
           <w:lang w:val="en-AU"/>
         </w:rPr>
-        <w:t>17 Feb, 2025</w:t>
+        <w:t xml:space="preserve">17 </w:t>
+      </w:r>
+      <w:proofErr w:type="gramStart"/>
+      <w:r>
+        <w:rPr>
+          <w:lang w:val="en-AU"/>
+        </w:rPr>
+        <w:t>Feb,</w:t>
+      </w:r>
+      <w:proofErr w:type="gramEnd"/>
+      <w:r>
+        <w:rPr>
+          <w:lang w:val="en-AU"/>
+        </w:rPr>
+        <w:t xml:space="preserve"> 2025</w:t>
       </w:r>
     </w:p>
     <w:p>
@@ -16141,7 +17482,6 @@
         </w:numPr>
       </w:pPr>
       <w:r>
-        <w:lastRenderedPageBreak/>
         <w:t>Reads P06 tree of NXS files into spectra.</w:t>
       </w:r>
     </w:p>
@@ -16239,7 +17579,15 @@
         </w:numPr>
       </w:pPr>
       <w:r>
-        <w:t>Fixed bug in LED[3] used to flag all background processes running.</w:t>
+        <w:t xml:space="preserve">Fixed bug in </w:t>
+      </w:r>
+      <w:proofErr w:type="gramStart"/>
+      <w:r>
+        <w:t>LED[</w:t>
+      </w:r>
+      <w:proofErr w:type="gramEnd"/>
+      <w:r>
+        <w:t>3] used to flag all background processes running.</w:t>
       </w:r>
     </w:p>
     <w:p>
@@ -16253,7 +17601,21 @@
         <w:rPr>
           <w:lang w:val="en-AU"/>
         </w:rPr>
-        <w:t>12 Feb, 2025</w:t>
+        <w:t xml:space="preserve">12 </w:t>
+      </w:r>
+      <w:proofErr w:type="gramStart"/>
+      <w:r>
+        <w:rPr>
+          <w:lang w:val="en-AU"/>
+        </w:rPr>
+        <w:t>Feb,</w:t>
+      </w:r>
+      <w:proofErr w:type="gramEnd"/>
+      <w:r>
+        <w:rPr>
+          <w:lang w:val="en-AU"/>
+        </w:rPr>
+        <w:t xml:space="preserve"> 2025</w:t>
       </w:r>
     </w:p>
     <w:p>
@@ -16324,7 +17686,21 @@
         <w:rPr>
           <w:lang w:val="en-AU"/>
         </w:rPr>
-        <w:t>4 Feb, 2025</w:t>
+        <w:t xml:space="preserve">4 </w:t>
+      </w:r>
+      <w:proofErr w:type="gramStart"/>
+      <w:r>
+        <w:rPr>
+          <w:lang w:val="en-AU"/>
+        </w:rPr>
+        <w:t>Feb,</w:t>
+      </w:r>
+      <w:proofErr w:type="gramEnd"/>
+      <w:r>
+        <w:rPr>
+          <w:lang w:val="en-AU"/>
+        </w:rPr>
+        <w:t xml:space="preserve"> 2025</w:t>
       </w:r>
     </w:p>
     <w:p>
@@ -16442,11 +17818,19 @@
       </w:r>
       <w:proofErr w:type="spellStart"/>
       <w:r>
-        <w:t>python_valid</w:t>
-      </w:r>
-      <w:proofErr w:type="spellEnd"/>
-      <w:r>
-        <w:t>()’.</w:t>
+        <w:t>python_</w:t>
+      </w:r>
+      <w:proofErr w:type="gramStart"/>
+      <w:r>
+        <w:t>valid</w:t>
+      </w:r>
+      <w:proofErr w:type="spellEnd"/>
+      <w:r>
+        <w:t>(</w:t>
+      </w:r>
+      <w:proofErr w:type="gramEnd"/>
+      <w:r>
+        <w:t>)’.</w:t>
       </w:r>
     </w:p>
     <w:p>
@@ -16460,7 +17844,21 @@
         <w:rPr>
           <w:lang w:val="en-AU"/>
         </w:rPr>
-        <w:t>27 Jan, 2025</w:t>
+        <w:t xml:space="preserve">27 </w:t>
+      </w:r>
+      <w:proofErr w:type="gramStart"/>
+      <w:r>
+        <w:rPr>
+          <w:lang w:val="en-AU"/>
+        </w:rPr>
+        <w:t>Jan,</w:t>
+      </w:r>
+      <w:proofErr w:type="gramEnd"/>
+      <w:r>
+        <w:rPr>
+          <w:lang w:val="en-AU"/>
+        </w:rPr>
+        <w:t xml:space="preserve"> 2025</w:t>
       </w:r>
     </w:p>
     <w:p>
@@ -16516,6 +17914,7 @@
         </w:numPr>
       </w:pPr>
       <w:r>
+        <w:lastRenderedPageBreak/>
         <w:t>If a detector is not found on path1 (</w:t>
       </w:r>
       <w:proofErr w:type="spellStart"/>
@@ -16533,8 +17932,13 @@
         <w:t xml:space="preserve"> path2 (</w:t>
       </w:r>
       <w:proofErr w:type="spellStart"/>
-      <w:r>
-        <w:t>prefs.path.config</w:t>
+      <w:proofErr w:type="gramStart"/>
+      <w:r>
+        <w:t>prefs.path</w:t>
+      </w:r>
+      <w:proofErr w:type="gramEnd"/>
+      <w:r>
+        <w:t>.config</w:t>
       </w:r>
       <w:proofErr w:type="spellEnd"/>
       <w:r>
@@ -16637,7 +18041,6 @@
         </w:numPr>
       </w:pPr>
       <w:r>
-        <w:lastRenderedPageBreak/>
         <w:t>Make detector Layout behave similarly, inheriting the path for the detector file.</w:t>
       </w:r>
     </w:p>
@@ -16793,7 +18196,21 @@
         <w:rPr>
           <w:lang w:val="en-AU"/>
         </w:rPr>
-        <w:t>20 Jan, 2025</w:t>
+        <w:t xml:space="preserve">20 </w:t>
+      </w:r>
+      <w:proofErr w:type="gramStart"/>
+      <w:r>
+        <w:rPr>
+          <w:lang w:val="en-AU"/>
+        </w:rPr>
+        <w:t>Jan,</w:t>
+      </w:r>
+      <w:proofErr w:type="gramEnd"/>
+      <w:r>
+        <w:rPr>
+          <w:lang w:val="en-AU"/>
+        </w:rPr>
+        <w:t xml:space="preserve"> 2025</w:t>
       </w:r>
     </w:p>
     <w:p>
@@ -16855,7 +18272,21 @@
         <w:rPr>
           <w:lang w:val="en-AU"/>
         </w:rPr>
-        <w:t>10 Jan, 2025</w:t>
+        <w:t xml:space="preserve">10 </w:t>
+      </w:r>
+      <w:proofErr w:type="gramStart"/>
+      <w:r>
+        <w:rPr>
+          <w:lang w:val="en-AU"/>
+        </w:rPr>
+        <w:t>Jan,</w:t>
+      </w:r>
+      <w:proofErr w:type="gramEnd"/>
+      <w:r>
+        <w:rPr>
+          <w:lang w:val="en-AU"/>
+        </w:rPr>
+        <w:t xml:space="preserve"> 2025</w:t>
       </w:r>
     </w:p>
     <w:p>
@@ -16931,7 +18362,21 @@
         <w:rPr>
           <w:lang w:val="en-AU"/>
         </w:rPr>
-        <w:t>8 Jan, 2025</w:t>
+        <w:t xml:space="preserve">8 </w:t>
+      </w:r>
+      <w:proofErr w:type="gramStart"/>
+      <w:r>
+        <w:rPr>
+          <w:lang w:val="en-AU"/>
+        </w:rPr>
+        <w:t>Jan,</w:t>
+      </w:r>
+      <w:proofErr w:type="gramEnd"/>
+      <w:r>
+        <w:rPr>
+          <w:lang w:val="en-AU"/>
+        </w:rPr>
+        <w:t xml:space="preserve"> 2025</w:t>
       </w:r>
     </w:p>
     <w:p>
@@ -17124,7 +18569,22 @@
         <w:rPr>
           <w:lang w:val="en-AU"/>
         </w:rPr>
-        <w:t>7 Jan, 2025</w:t>
+        <w:lastRenderedPageBreak/>
+        <w:t xml:space="preserve">7 </w:t>
+      </w:r>
+      <w:proofErr w:type="gramStart"/>
+      <w:r>
+        <w:rPr>
+          <w:lang w:val="en-AU"/>
+        </w:rPr>
+        <w:t>Jan,</w:t>
+      </w:r>
+      <w:proofErr w:type="gramEnd"/>
+      <w:r>
+        <w:rPr>
+          <w:lang w:val="en-AU"/>
+        </w:rPr>
+        <w:t xml:space="preserve"> 2025</w:t>
       </w:r>
     </w:p>
     <w:p>
@@ -17152,11 +18612,19 @@
       </w:r>
       <w:proofErr w:type="spellStart"/>
       <w:r>
-        <w:t>file_requester</w:t>
-      </w:r>
-      <w:proofErr w:type="spellEnd"/>
-      <w:r>
-        <w:t>( /read, /</w:t>
+        <w:t>file_</w:t>
+      </w:r>
+      <w:proofErr w:type="gramStart"/>
+      <w:r>
+        <w:t>requester</w:t>
+      </w:r>
+      <w:proofErr w:type="spellEnd"/>
+      <w:r>
+        <w:t>( /</w:t>
+      </w:r>
+      <w:proofErr w:type="gramEnd"/>
+      <w:r>
+        <w:t>read, /</w:t>
       </w:r>
       <w:proofErr w:type="spellStart"/>
       <w:r>
@@ -17265,7 +18733,6 @@
         </w:numPr>
       </w:pPr>
       <w:r>
-        <w:lastRenderedPageBreak/>
         <w:t>Firstly, I forgot I was in “develop” when upgrading the Workspace in IDL 9.1.</w:t>
       </w:r>
     </w:p>
@@ -17332,7 +18799,21 @@
         <w:rPr>
           <w:lang w:val="en-AU"/>
         </w:rPr>
-        <w:t>3 Dec, 2024</w:t>
+        <w:t xml:space="preserve">3 </w:t>
+      </w:r>
+      <w:proofErr w:type="gramStart"/>
+      <w:r>
+        <w:rPr>
+          <w:lang w:val="en-AU"/>
+        </w:rPr>
+        <w:t>Dec,</w:t>
+      </w:r>
+      <w:proofErr w:type="gramEnd"/>
+      <w:r>
+        <w:rPr>
+          <w:lang w:val="en-AU"/>
+        </w:rPr>
+        <w:t xml:space="preserve"> 2024</w:t>
       </w:r>
     </w:p>
     <w:p>
@@ -17554,7 +19035,21 @@
         <w:rPr>
           <w:lang w:val="en-AU"/>
         </w:rPr>
-        <w:t>20 Nov, 2024</w:t>
+        <w:t xml:space="preserve">20 </w:t>
+      </w:r>
+      <w:proofErr w:type="gramStart"/>
+      <w:r>
+        <w:rPr>
+          <w:lang w:val="en-AU"/>
+        </w:rPr>
+        <w:t>Nov,</w:t>
+      </w:r>
+      <w:proofErr w:type="gramEnd"/>
+      <w:r>
+        <w:rPr>
+          <w:lang w:val="en-AU"/>
+        </w:rPr>
+        <w:t xml:space="preserve"> 2024</w:t>
       </w:r>
     </w:p>
     <w:p>
@@ -17601,7 +19096,21 @@
         <w:rPr>
           <w:lang w:val="en-AU"/>
         </w:rPr>
-        <w:t>11 Nov, 2024</w:t>
+        <w:t xml:space="preserve">11 </w:t>
+      </w:r>
+      <w:proofErr w:type="gramStart"/>
+      <w:r>
+        <w:rPr>
+          <w:lang w:val="en-AU"/>
+        </w:rPr>
+        <w:t>Nov,</w:t>
+      </w:r>
+      <w:proofErr w:type="gramEnd"/>
+      <w:r>
+        <w:rPr>
+          <w:lang w:val="en-AU"/>
+        </w:rPr>
+        <w:t xml:space="preserve"> 2024</w:t>
       </w:r>
     </w:p>
     <w:p>
@@ -17773,7 +19282,15 @@
         </w:numPr>
       </w:pPr>
       <w:r>
-        <w:t>Make sure !path is not cumulative as projects are processed.</w:t>
+        <w:t xml:space="preserve">Make </w:t>
+      </w:r>
+      <w:proofErr w:type="gramStart"/>
+      <w:r>
+        <w:t>sure !path</w:t>
+      </w:r>
+      <w:proofErr w:type="gramEnd"/>
+      <w:r>
+        <w:t xml:space="preserve"> is not cumulative as projects are processed.</w:t>
       </w:r>
     </w:p>
     <w:p>
@@ -17787,10 +19304,12 @@
         <w:t>Output ‘</w:t>
       </w:r>
       <w:proofErr w:type="spellStart"/>
+      <w:proofErr w:type="gramStart"/>
       <w:r>
         <w:t>build.spro</w:t>
       </w:r>
       <w:proofErr w:type="spellEnd"/>
+      <w:proofErr w:type="gramEnd"/>
       <w:r>
         <w:t>’ always to “main” dir.</w:t>
       </w:r>
@@ -17830,7 +19349,22 @@
         <w:rPr>
           <w:lang w:val="en-AU"/>
         </w:rPr>
-        <w:t>28 Oct, 2024</w:t>
+        <w:lastRenderedPageBreak/>
+        <w:t xml:space="preserve">28 </w:t>
+      </w:r>
+      <w:proofErr w:type="gramStart"/>
+      <w:r>
+        <w:rPr>
+          <w:lang w:val="en-AU"/>
+        </w:rPr>
+        <w:t>Oct,</w:t>
+      </w:r>
+      <w:proofErr w:type="gramEnd"/>
+      <w:r>
+        <w:rPr>
+          <w:lang w:val="en-AU"/>
+        </w:rPr>
+        <w:t xml:space="preserve"> 2024</w:t>
       </w:r>
     </w:p>
     <w:p>
@@ -17935,7 +19469,6 @@
         </w:numPr>
       </w:pPr>
       <w:r>
-        <w:lastRenderedPageBreak/>
         <w:t>Fortunately, these parameters do not get used - they are for info only. However, the ’</w:t>
       </w:r>
       <w:proofErr w:type="spellStart"/>
@@ -18039,7 +19572,15 @@
       </w:r>
       <w:proofErr w:type="spellEnd"/>
       <w:r>
-        <w:t xml:space="preserve"> lines inherit normal In </w:t>
+        <w:t xml:space="preserve"> lines inherit normal </w:t>
+      </w:r>
+      <w:proofErr w:type="gramStart"/>
+      <w:r>
+        <w:t>In</w:t>
+      </w:r>
+      <w:proofErr w:type="gramEnd"/>
+      <w:r>
+        <w:t xml:space="preserve"> </w:t>
       </w:r>
       <w:proofErr w:type="spellStart"/>
       <w:r>
@@ -18099,7 +19640,15 @@
       </w:r>
       <w:proofErr w:type="spellEnd"/>
       <w:r>
-        <w:t xml:space="preserve"> at the moment.</w:t>
+        <w:t xml:space="preserve"> </w:t>
+      </w:r>
+      <w:proofErr w:type="gramStart"/>
+      <w:r>
+        <w:t>at the moment</w:t>
+      </w:r>
+      <w:proofErr w:type="gramEnd"/>
+      <w:r>
+        <w:t>.</w:t>
       </w:r>
     </w:p>
     <w:p>
@@ -18194,13 +19743,24 @@
         <w:t>U</w:t>
       </w:r>
       <w:r>
-        <w:t xml:space="preserve">se -Z for Compton peaks from source lines (mark all changes with </w:t>
+        <w:t xml:space="preserve">se -Z for Compton peaks from source lines (mark all changes </w:t>
+      </w:r>
+      <w:proofErr w:type="gramStart"/>
+      <w:r>
+        <w:t xml:space="preserve">with </w:t>
       </w:r>
       <w:r>
         <w:rPr>
           <w:highlight w:val="yellow"/>
         </w:rPr>
-        <w:t>;@10-24</w:t>
+        <w:t>;</w:t>
+      </w:r>
+      <w:proofErr w:type="gramEnd"/>
+      <w:r>
+        <w:rPr>
+          <w:highlight w:val="yellow"/>
+        </w:rPr>
+        <w:t>@10-24</w:t>
       </w:r>
       <w:r>
         <w:t>).</w:t>
@@ -18266,10 +19826,18 @@
       </w:r>
       <w:proofErr w:type="spellEnd"/>
       <w:r>
-        <w:t xml:space="preserve"> int </w:t>
-      </w:r>
-      <w:r>
-        <w:t xml:space="preserve">here </w:t>
+        <w:t xml:space="preserve"> </w:t>
+      </w:r>
+      <w:proofErr w:type="gramStart"/>
+      <w:r>
+        <w:t xml:space="preserve">int </w:t>
+      </w:r>
+      <w:r>
+        <w:t>here</w:t>
+      </w:r>
+      <w:proofErr w:type="gramEnd"/>
+      <w:r>
+        <w:t xml:space="preserve"> </w:t>
       </w:r>
       <w:r>
         <w:t>(done now in ‘</w:t>
@@ -18366,7 +19934,21 @@
         <w:rPr>
           <w:lang w:val="en-AU"/>
         </w:rPr>
-        <w:t xml:space="preserve"> Oct, 2024</w:t>
+        <w:t xml:space="preserve"> </w:t>
+      </w:r>
+      <w:proofErr w:type="gramStart"/>
+      <w:r>
+        <w:rPr>
+          <w:lang w:val="en-AU"/>
+        </w:rPr>
+        <w:t>Oct,</w:t>
+      </w:r>
+      <w:proofErr w:type="gramEnd"/>
+      <w:r>
+        <w:rPr>
+          <w:lang w:val="en-AU"/>
+        </w:rPr>
+        <w:t xml:space="preserve"> 2024</w:t>
       </w:r>
     </w:p>
     <w:p>
@@ -18396,7 +19978,15 @@
         <w:t>Lab source model</w:t>
       </w:r>
       <w:r>
-        <w:t xml:space="preserve"> results (.source files) as a step towards a unit test for the </w:t>
+        <w:t xml:space="preserve"> results </w:t>
+      </w:r>
+      <w:proofErr w:type="gramStart"/>
+      <w:r>
+        <w:t>(.source</w:t>
+      </w:r>
+      <w:proofErr w:type="gramEnd"/>
+      <w:r>
+        <w:t xml:space="preserve"> files) as a step towards a unit test for the </w:t>
       </w:r>
       <w:r>
         <w:t xml:space="preserve">lab </w:t>
@@ -18416,10 +20006,12 @@
         <w:t xml:space="preserve">Checks </w:t>
       </w:r>
       <w:proofErr w:type="spellStart"/>
+      <w:proofErr w:type="gramStart"/>
       <w:r>
         <w:t>beam.model</w:t>
       </w:r>
       <w:proofErr w:type="spellEnd"/>
+      <w:proofErr w:type="gramEnd"/>
       <w:r>
         <w:t xml:space="preserve"> should be “1”.</w:t>
       </w:r>
@@ -18581,10 +20173,12 @@
         <w:t xml:space="preserve">Checks </w:t>
       </w:r>
       <w:proofErr w:type="spellStart"/>
+      <w:proofErr w:type="gramStart"/>
       <w:r>
         <w:t>beam.model</w:t>
       </w:r>
       <w:proofErr w:type="spellEnd"/>
+      <w:proofErr w:type="gramEnd"/>
       <w:r>
         <w:t xml:space="preserve"> should be “2”.</w:t>
       </w:r>
@@ -18645,6 +20239,7 @@
       </w:pPr>
       <w:proofErr w:type="spellStart"/>
       <w:r>
+        <w:lastRenderedPageBreak/>
         <w:t>Compare_yields</w:t>
       </w:r>
       <w:proofErr w:type="spellEnd"/>
@@ -18676,10 +20271,12 @@
         <w:t xml:space="preserve">’ depending on </w:t>
       </w:r>
       <w:proofErr w:type="spellStart"/>
+      <w:proofErr w:type="gramStart"/>
       <w:r>
         <w:t>beam.model</w:t>
       </w:r>
       <w:proofErr w:type="spellEnd"/>
+      <w:proofErr w:type="gramEnd"/>
       <w:r>
         <w:t>.</w:t>
       </w:r>
@@ -18695,10 +20292,12 @@
         <w:t xml:space="preserve">Tests for consistent </w:t>
       </w:r>
       <w:proofErr w:type="spellStart"/>
+      <w:proofErr w:type="gramStart"/>
       <w:r>
         <w:t>beam.model</w:t>
       </w:r>
       <w:proofErr w:type="spellEnd"/>
+      <w:proofErr w:type="gramEnd"/>
       <w:r>
         <w:t>.</w:t>
       </w:r>
@@ -18714,7 +20313,21 @@
         <w:rPr>
           <w:lang w:val="en-AU"/>
         </w:rPr>
-        <w:t>7 Oct, 2024</w:t>
+        <w:t xml:space="preserve">7 </w:t>
+      </w:r>
+      <w:proofErr w:type="gramStart"/>
+      <w:r>
+        <w:rPr>
+          <w:lang w:val="en-AU"/>
+        </w:rPr>
+        <w:t>Oct,</w:t>
+      </w:r>
+      <w:proofErr w:type="gramEnd"/>
+      <w:r>
+        <w:rPr>
+          <w:lang w:val="en-AU"/>
+        </w:rPr>
+        <w:t xml:space="preserve"> 2024</w:t>
       </w:r>
     </w:p>
     <w:p>
@@ -18728,12 +20341,49 @@
         <w:t>/</w:t>
       </w:r>
       <w:proofErr w:type="spellStart"/>
+      <w:proofErr w:type="gramStart"/>
+      <w:r>
+        <w:t>sec</w:t>
+      </w:r>
+      <w:proofErr w:type="gramEnd"/>
+      <w:r>
+        <w:t>_fl</w:t>
+      </w:r>
+      <w:proofErr w:type="spellEnd"/>
+      <w:r>
+        <w:t xml:space="preserve"> in yield calculation - tidy up.</w:t>
+      </w:r>
+    </w:p>
+    <w:p>
+      <w:pPr>
+        <w:numPr>
+          <w:ilvl w:val="1"/>
+          <w:numId w:val="19"/>
+        </w:numPr>
+      </w:pPr>
+      <w:proofErr w:type="spellStart"/>
+      <w:r>
+        <w:t>Geo_array_yield</w:t>
+      </w:r>
+      <w:proofErr w:type="spellEnd"/>
+    </w:p>
+    <w:p>
+      <w:pPr>
+        <w:numPr>
+          <w:ilvl w:val="2"/>
+          <w:numId w:val="19"/>
+        </w:numPr>
+      </w:pPr>
+      <w:r>
+        <w:t>Argument ‘</w:t>
+      </w:r>
+      <w:proofErr w:type="spellStart"/>
       <w:r>
         <w:t>sec_fl</w:t>
       </w:r>
       <w:proofErr w:type="spellEnd"/>
       <w:r>
-        <w:t xml:space="preserve"> in yield calculation - tidy up.</w:t>
+        <w:t>’ not used, remove</w:t>
       </w:r>
     </w:p>
     <w:p>
@@ -18745,7 +20395,7 @@
       </w:pPr>
       <w:proofErr w:type="spellStart"/>
       <w:r>
-        <w:t>Geo_array_yield</w:t>
+        <w:t>Results_properties</w:t>
       </w:r>
       <w:proofErr w:type="spellEnd"/>
     </w:p>
@@ -18757,39 +20407,6 @@
         </w:numPr>
       </w:pPr>
       <w:r>
-        <w:t>Argument ‘</w:t>
-      </w:r>
-      <w:proofErr w:type="spellStart"/>
-      <w:r>
-        <w:t>sec_fl</w:t>
-      </w:r>
-      <w:proofErr w:type="spellEnd"/>
-      <w:r>
-        <w:t>’ not used, remove</w:t>
-      </w:r>
-    </w:p>
-    <w:p>
-      <w:pPr>
-        <w:numPr>
-          <w:ilvl w:val="1"/>
-          <w:numId w:val="19"/>
-        </w:numPr>
-      </w:pPr>
-      <w:proofErr w:type="spellStart"/>
-      <w:r>
-        <w:t>Results_properties</w:t>
-      </w:r>
-      <w:proofErr w:type="spellEnd"/>
-    </w:p>
-    <w:p>
-      <w:pPr>
-        <w:numPr>
-          <w:ilvl w:val="2"/>
-          <w:numId w:val="19"/>
-        </w:numPr>
-      </w:pPr>
-      <w:r>
-        <w:lastRenderedPageBreak/>
         <w:t xml:space="preserve">Remove </w:t>
       </w:r>
       <w:proofErr w:type="spellStart"/>
@@ -18868,7 +20485,15 @@
         </w:numPr>
       </w:pPr>
       <w:r>
-        <w:t>New routine to compare yield calculation results (.yield file</w:t>
+        <w:t xml:space="preserve">New routine to compare yield calculation results </w:t>
+      </w:r>
+      <w:proofErr w:type="gramStart"/>
+      <w:r>
+        <w:t>(.yield</w:t>
+      </w:r>
+      <w:proofErr w:type="gramEnd"/>
+      <w:r>
+        <w:t xml:space="preserve"> file</w:t>
       </w:r>
       <w:r>
         <w:t>s</w:t>
@@ -18932,12 +20557,17 @@
         <w:t xml:space="preserve">If first </w:t>
       </w:r>
       <w:proofErr w:type="spellStart"/>
+      <w:proofErr w:type="gramStart"/>
       <w:r>
         <w:t>agv</w:t>
       </w:r>
       <w:proofErr w:type="spellEnd"/>
       <w:r>
-        <w:t>[0] is NOT a GCF file name, then assume a simple command execution, with three arguments: “command, files (string vector in stringify format), output”.</w:t>
+        <w:t>[</w:t>
+      </w:r>
+      <w:proofErr w:type="gramEnd"/>
+      <w:r>
+        <w:t>0] is NOT a GCF file name, then assume a simple command execution, with three arguments: “command, files (string vector in stringify format), output”.</w:t>
       </w:r>
     </w:p>
     <w:p>
@@ -18992,8 +20622,13 @@
         <w:t xml:space="preserve">Routine to convert index vector ‘q’ into a 3D array to vectors of the indices for </w:t>
       </w:r>
       <w:proofErr w:type="spellStart"/>
-      <w:r>
-        <w:t>x,y,z</w:t>
+      <w:proofErr w:type="gramStart"/>
+      <w:r>
+        <w:t>x,y</w:t>
+      </w:r>
+      <w:proofErr w:type="gramEnd"/>
+      <w:r>
+        <w:t>,z</w:t>
       </w:r>
       <w:proofErr w:type="spellEnd"/>
       <w:r>
@@ -19059,7 +20694,21 @@
         <w:rPr>
           <w:lang w:val="en-AU"/>
         </w:rPr>
-        <w:t>2 Oct, 2024</w:t>
+        <w:t xml:space="preserve">2 </w:t>
+      </w:r>
+      <w:proofErr w:type="gramStart"/>
+      <w:r>
+        <w:rPr>
+          <w:lang w:val="en-AU"/>
+        </w:rPr>
+        <w:t>Oct,</w:t>
+      </w:r>
+      <w:proofErr w:type="gramEnd"/>
+      <w:r>
+        <w:rPr>
+          <w:lang w:val="en-AU"/>
+        </w:rPr>
+        <w:t xml:space="preserve"> 2024</w:t>
       </w:r>
     </w:p>
     <w:p>
@@ -19081,7 +20730,15 @@
         </w:numPr>
       </w:pPr>
       <w:r>
-        <w:t>This is identical with current ‘main’ at the moment.</w:t>
+        <w:t xml:space="preserve">This is identical with current ‘main’ </w:t>
+      </w:r>
+      <w:proofErr w:type="gramStart"/>
+      <w:r>
+        <w:t>at the moment</w:t>
+      </w:r>
+      <w:proofErr w:type="gramEnd"/>
+      <w:r>
+        <w:t>.</w:t>
       </w:r>
     </w:p>
     <w:p>
@@ -19092,7 +20749,15 @@
         </w:numPr>
       </w:pPr>
       <w:r>
-        <w:t>Recommend to make other branches off ‘develop’ for feature additions and other fixes.</w:t>
+        <w:t xml:space="preserve">Recommend </w:t>
+      </w:r>
+      <w:proofErr w:type="gramStart"/>
+      <w:r>
+        <w:t>to make</w:t>
+      </w:r>
+      <w:proofErr w:type="gramEnd"/>
+      <w:r>
+        <w:t xml:space="preserve"> other branches off ‘develop’ for feature additions and other fixes.</w:t>
       </w:r>
     </w:p>
     <w:p>
@@ -19106,7 +20771,21 @@
         <w:rPr>
           <w:lang w:val="en-AU"/>
         </w:rPr>
-        <w:t>1 Oct, 2024</w:t>
+        <w:t xml:space="preserve">1 </w:t>
+      </w:r>
+      <w:proofErr w:type="gramStart"/>
+      <w:r>
+        <w:rPr>
+          <w:lang w:val="en-AU"/>
+        </w:rPr>
+        <w:t>Oct,</w:t>
+      </w:r>
+      <w:proofErr w:type="gramEnd"/>
+      <w:r>
+        <w:rPr>
+          <w:lang w:val="en-AU"/>
+        </w:rPr>
+        <w:t xml:space="preserve"> 2024</w:t>
       </w:r>
     </w:p>
     <w:p>
@@ -19239,8 +20918,13 @@
           <w:numId w:val="17"/>
         </w:numPr>
       </w:pPr>
-      <w:r>
-        <w:t>Similar to DMX binary, but limits size of DA matrix (compressed if necessary).</w:t>
+      <w:proofErr w:type="gramStart"/>
+      <w:r>
+        <w:t>Similar to</w:t>
+      </w:r>
+      <w:proofErr w:type="gramEnd"/>
+      <w:r>
+        <w:t xml:space="preserve"> DMX binary, but limits size of DA matrix (compressed if necessary).</w:t>
       </w:r>
     </w:p>
     <w:p>
@@ -19355,6 +21039,7 @@
         </w:numPr>
       </w:pPr>
       <w:r>
+        <w:lastRenderedPageBreak/>
         <w:t xml:space="preserve">Add “Exp” button next to DA matrix file fields to call ‘export_DA2’ to export the chosen DA matrix for use in a data acquisition system for </w:t>
       </w:r>
       <w:proofErr w:type="spellStart"/>
@@ -19447,8 +21132,21 @@
         <w:rPr>
           <w:lang w:val="en-AU"/>
         </w:rPr>
-        <w:lastRenderedPageBreak/>
-        <w:t>4 June, 2024</w:t>
+        <w:t xml:space="preserve">4 </w:t>
+      </w:r>
+      <w:proofErr w:type="gramStart"/>
+      <w:r>
+        <w:rPr>
+          <w:lang w:val="en-AU"/>
+        </w:rPr>
+        <w:t>June,</w:t>
+      </w:r>
+      <w:proofErr w:type="gramEnd"/>
+      <w:r>
+        <w:rPr>
+          <w:lang w:val="en-AU"/>
+        </w:rPr>
+        <w:t xml:space="preserve"> 2024</w:t>
       </w:r>
     </w:p>
     <w:p>
@@ -19519,8 +21217,13 @@
           <w:numId w:val="16"/>
         </w:numPr>
       </w:pPr>
-      <w:r>
-        <w:t>Do  not set “On” zero if serial is blank.</w:t>
+      <w:proofErr w:type="gramStart"/>
+      <w:r>
+        <w:t>Do  not</w:t>
+      </w:r>
+      <w:proofErr w:type="gramEnd"/>
+      <w:r>
+        <w:t xml:space="preserve"> set “On” zero if serial is blank.</w:t>
       </w:r>
     </w:p>
     <w:p>
@@ -19567,7 +21270,21 @@
         <w:rPr>
           <w:lang w:val="en-AU"/>
         </w:rPr>
-        <w:t>3 June, 2024</w:t>
+        <w:t xml:space="preserve">3 </w:t>
+      </w:r>
+      <w:proofErr w:type="gramStart"/>
+      <w:r>
+        <w:rPr>
+          <w:lang w:val="en-AU"/>
+        </w:rPr>
+        <w:t>June,</w:t>
+      </w:r>
+      <w:proofErr w:type="gramEnd"/>
+      <w:r>
+        <w:rPr>
+          <w:lang w:val="en-AU"/>
+        </w:rPr>
+        <w:t xml:space="preserve"> 2024</w:t>
       </w:r>
     </w:p>
     <w:p>
@@ -19604,7 +21321,15 @@
         <w:t xml:space="preserve">X </w:t>
       </w:r>
       <w:r>
-        <w:t>values, expressed as “correct X by one for every ‘n’ Y rows”, with this set via a droplist</w:t>
+        <w:t xml:space="preserve">values, expressed as “correct X by one for every ‘n’ Y </w:t>
+      </w:r>
+      <w:proofErr w:type="gramStart"/>
+      <w:r>
+        <w:t>rows</w:t>
+      </w:r>
+      <w:proofErr w:type="gramEnd"/>
+      <w:r>
+        <w:t>”, with this set via a droplist</w:t>
       </w:r>
       <w:r>
         <w:t>.</w:t>
@@ -19640,7 +21365,15 @@
         </w:numPr>
       </w:pPr>
       <w:r>
-        <w:t>This will require this new version  Maia device to read DAI file.</w:t>
+        <w:t xml:space="preserve">This will require this new </w:t>
+      </w:r>
+      <w:proofErr w:type="gramStart"/>
+      <w:r>
+        <w:t>version  Maia</w:t>
+      </w:r>
+      <w:proofErr w:type="gramEnd"/>
+      <w:r>
+        <w:t xml:space="preserve"> device to read DAI file.</w:t>
       </w:r>
     </w:p>
     <w:p>
@@ -19662,18 +21395,44 @@
         <w:t xml:space="preserve">’ - corrects x1 by y1 (i.e. </w:t>
       </w:r>
       <w:r>
-        <w:t>x1 = x1 - long( y1 / float(</w:t>
-      </w:r>
-      <w:proofErr w:type="spellStart"/>
-      <w:r>
-        <w:t>self.sort_options.skew.x</w:t>
-      </w:r>
-      <w:proofErr w:type="spellEnd"/>
+        <w:t xml:space="preserve">x1 = x1 - </w:t>
+      </w:r>
+      <w:proofErr w:type="gramStart"/>
+      <w:r>
+        <w:t>long( y</w:t>
+      </w:r>
+      <w:proofErr w:type="gramEnd"/>
+      <w:r>
+        <w:t>1 / float(</w:t>
+      </w:r>
+      <w:proofErr w:type="spellStart"/>
+      <w:proofErr w:type="gramStart"/>
+      <w:r>
+        <w:t>self.sort</w:t>
+      </w:r>
+      <w:proofErr w:type="gramEnd"/>
+      <w:r>
+        <w:t>_</w:t>
+      </w:r>
+      <w:proofErr w:type="gramStart"/>
+      <w:r>
+        <w:t>options.skew</w:t>
+      </w:r>
+      <w:proofErr w:type="gramEnd"/>
+      <w:r>
+        <w:t>.x</w:t>
+      </w:r>
+      <w:proofErr w:type="spellEnd"/>
+      <w:proofErr w:type="gramStart"/>
       <w:r>
         <w:t xml:space="preserve">) </w:t>
       </w:r>
       <w:r>
-        <w:t xml:space="preserve">). This is done before any </w:t>
+        <w:t>)</w:t>
+      </w:r>
+      <w:proofErr w:type="gramEnd"/>
+      <w:r>
+        <w:t xml:space="preserve">. This is done before any </w:t>
       </w:r>
       <w:proofErr w:type="spellStart"/>
       <w:r>
@@ -19684,7 +21443,15 @@
         <w:t>, so should work fine in cluster mode.</w:t>
       </w:r>
       <w:r>
-        <w:t xml:space="preserve"> Also done before any flip axis options, so applies to raw X1,Y1.</w:t>
+        <w:t xml:space="preserve"> Also done before any flip axis options, so applies to raw X</w:t>
+      </w:r>
+      <w:proofErr w:type="gramStart"/>
+      <w:r>
+        <w:t>1,Y</w:t>
+      </w:r>
+      <w:proofErr w:type="gramEnd"/>
+      <w:r>
+        <w:t>1.</w:t>
       </w:r>
     </w:p>
     <w:p>
@@ -19798,7 +21565,21 @@
         <w:rPr>
           <w:lang w:val="en-AU"/>
         </w:rPr>
-        <w:t>31 May, 2024</w:t>
+        <w:t xml:space="preserve">31 </w:t>
+      </w:r>
+      <w:proofErr w:type="gramStart"/>
+      <w:r>
+        <w:rPr>
+          <w:lang w:val="en-AU"/>
+        </w:rPr>
+        <w:t>May,</w:t>
+      </w:r>
+      <w:proofErr w:type="gramEnd"/>
+      <w:r>
+        <w:rPr>
+          <w:lang w:val="en-AU"/>
+        </w:rPr>
+        <w:t xml:space="preserve"> 2024</w:t>
       </w:r>
     </w:p>
     <w:p>
@@ -20003,6 +21784,7 @@
         </w:numPr>
       </w:pPr>
       <w:r>
+        <w:lastRenderedPageBreak/>
         <w:t>Users who add plugins can also resolve their own added routines before saving a SAV file. But many basic ones can be added here</w:t>
       </w:r>
       <w:r>
@@ -20032,7 +21814,21 @@
         <w:rPr>
           <w:lang w:val="en-AU"/>
         </w:rPr>
-        <w:t xml:space="preserve"> May, 2024</w:t>
+        <w:t xml:space="preserve"> </w:t>
+      </w:r>
+      <w:proofErr w:type="gramStart"/>
+      <w:r>
+        <w:rPr>
+          <w:lang w:val="en-AU"/>
+        </w:rPr>
+        <w:t>May,</w:t>
+      </w:r>
+      <w:proofErr w:type="gramEnd"/>
+      <w:r>
+        <w:rPr>
+          <w:lang w:val="en-AU"/>
+        </w:rPr>
+        <w:t xml:space="preserve"> 2024</w:t>
       </w:r>
     </w:p>
     <w:p>
@@ -20103,7 +21899,6 @@
         </w:numPr>
       </w:pPr>
       <w:r>
-        <w:lastRenderedPageBreak/>
         <w:t xml:space="preserve">We don’t want to set </w:t>
       </w:r>
       <w:proofErr w:type="spellStart"/>
@@ -20524,7 +22319,21 @@
         <w:rPr>
           <w:lang w:val="en-AU"/>
         </w:rPr>
-        <w:t>15 May, 2024</w:t>
+        <w:t xml:space="preserve">15 </w:t>
+      </w:r>
+      <w:proofErr w:type="gramStart"/>
+      <w:r>
+        <w:rPr>
+          <w:lang w:val="en-AU"/>
+        </w:rPr>
+        <w:t>May,</w:t>
+      </w:r>
+      <w:proofErr w:type="gramEnd"/>
+      <w:r>
+        <w:rPr>
+          <w:lang w:val="en-AU"/>
+        </w:rPr>
+        <w:t xml:space="preserve"> 2024</w:t>
       </w:r>
     </w:p>
     <w:p>
@@ -20725,7 +22534,15 @@
       </w:r>
       <w:proofErr w:type="spellEnd"/>
       <w:r>
-        <w:t>) to search local tree and also along ‘path’ tree for a file match.</w:t>
+        <w:t xml:space="preserve">) to search local tree </w:t>
+      </w:r>
+      <w:proofErr w:type="gramStart"/>
+      <w:r>
+        <w:t>and also</w:t>
+      </w:r>
+      <w:proofErr w:type="gramEnd"/>
+      <w:r>
+        <w:t xml:space="preserve"> along ‘path’ tree for a file match.</w:t>
       </w:r>
     </w:p>
     <w:p>
@@ -20739,7 +22556,21 @@
         <w:rPr>
           <w:lang w:val="en-AU"/>
         </w:rPr>
-        <w:t>6 May, 2024</w:t>
+        <w:t xml:space="preserve">6 </w:t>
+      </w:r>
+      <w:proofErr w:type="gramStart"/>
+      <w:r>
+        <w:rPr>
+          <w:lang w:val="en-AU"/>
+        </w:rPr>
+        <w:t>May,</w:t>
+      </w:r>
+      <w:proofErr w:type="gramEnd"/>
+      <w:r>
+        <w:rPr>
+          <w:lang w:val="en-AU"/>
+        </w:rPr>
+        <w:t xml:space="preserve"> 2024</w:t>
       </w:r>
     </w:p>
     <w:p>
@@ -20788,6 +22619,7 @@
         </w:numPr>
       </w:pPr>
       <w:r>
+        <w:lastRenderedPageBreak/>
         <w:t>Delete “</w:t>
       </w:r>
       <w:proofErr w:type="spellStart"/>
@@ -20921,7 +22753,6 @@
         </w:numPr>
       </w:pPr>
       <w:r>
-        <w:lastRenderedPageBreak/>
         <w:t xml:space="preserve">Set </w:t>
       </w:r>
       <w:r>
@@ -20967,7 +22798,15 @@
         </w:numPr>
       </w:pPr>
       <w:r>
-        <w:t>(*p).source is now a pointer to either a lab source or pink beam ‘beam’ struct</w:t>
+        <w:t>(*p</w:t>
+      </w:r>
+      <w:proofErr w:type="gramStart"/>
+      <w:r>
+        <w:t>).source</w:t>
+      </w:r>
+      <w:proofErr w:type="gramEnd"/>
+      <w:r>
+        <w:t xml:space="preserve"> is now a pointer to either a lab source or pink beam ‘beam’ struct</w:t>
       </w:r>
     </w:p>
     <w:p>
@@ -20978,13 +22817,29 @@
         </w:numPr>
       </w:pPr>
       <w:r>
-        <w:t xml:space="preserve">(*p).source </w:t>
+        <w:t>(*p</w:t>
+      </w:r>
+      <w:proofErr w:type="gramStart"/>
+      <w:r>
+        <w:t>).source</w:t>
+      </w:r>
+      <w:proofErr w:type="gramEnd"/>
+      <w:r>
+        <w:t xml:space="preserve"> </w:t>
       </w:r>
       <w:r>
         <w:sym w:font="Wingdings" w:char="F0E0"/>
       </w:r>
       <w:r>
-        <w:t xml:space="preserve"> *(*p).source in most places.</w:t>
+        <w:t xml:space="preserve"> *(*p</w:t>
+      </w:r>
+      <w:proofErr w:type="gramStart"/>
+      <w:r>
+        <w:t>).source</w:t>
+      </w:r>
+      <w:proofErr w:type="gramEnd"/>
+      <w:r>
+        <w:t xml:space="preserve"> in most places.</w:t>
       </w:r>
     </w:p>
     <w:p>
@@ -20995,7 +22850,15 @@
         </w:numPr>
       </w:pPr>
       <w:r>
-        <w:t>Cater for ‘new-pink’ Notify event, similar to new-source.</w:t>
+        <w:t xml:space="preserve">Cater for ‘new-pink’ Notify event, </w:t>
+      </w:r>
+      <w:proofErr w:type="gramStart"/>
+      <w:r>
+        <w:t>similar to</w:t>
+      </w:r>
+      <w:proofErr w:type="gramEnd"/>
+      <w:r>
+        <w:t xml:space="preserve"> new-source.</w:t>
       </w:r>
     </w:p>
     <w:p>
@@ -21006,7 +22869,15 @@
         </w:numPr>
       </w:pPr>
       <w:r>
-        <w:t>‘beam-mode’ now just handles lab and pink in “else”.</w:t>
+        <w:t>‘</w:t>
+      </w:r>
+      <w:proofErr w:type="gramStart"/>
+      <w:r>
+        <w:t>beam</w:t>
+      </w:r>
+      <w:proofErr w:type="gramEnd"/>
+      <w:r>
+        <w:t>-mode’ now just handles lab and pink in “else”.</w:t>
       </w:r>
     </w:p>
     <w:p>
@@ -21017,7 +22888,31 @@
         </w:numPr>
       </w:pPr>
       <w:r>
-        <w:t>‘load-source’ now handles cases of 6:lab, 7:pink beam.</w:t>
+        <w:t>‘</w:t>
+      </w:r>
+      <w:proofErr w:type="gramStart"/>
+      <w:r>
+        <w:t>load</w:t>
+      </w:r>
+      <w:proofErr w:type="gramEnd"/>
+      <w:r>
+        <w:t xml:space="preserve">-source’ now handles cases of </w:t>
+      </w:r>
+      <w:proofErr w:type="gramStart"/>
+      <w:r>
+        <w:t>6:lab</w:t>
+      </w:r>
+      <w:proofErr w:type="gramEnd"/>
+      <w:r>
+        <w:t xml:space="preserve">, </w:t>
+      </w:r>
+      <w:proofErr w:type="gramStart"/>
+      <w:r>
+        <w:t>7:pink</w:t>
+      </w:r>
+      <w:proofErr w:type="gramEnd"/>
+      <w:r>
+        <w:t xml:space="preserve"> beam.</w:t>
       </w:r>
     </w:p>
     <w:p>
@@ -21028,7 +22923,15 @@
         </w:numPr>
       </w:pPr>
       <w:r>
-        <w:t>‘new-source’ launches ‘</w:t>
+        <w:t>‘</w:t>
+      </w:r>
+      <w:proofErr w:type="gramStart"/>
+      <w:r>
+        <w:t>new</w:t>
+      </w:r>
+      <w:proofErr w:type="gramEnd"/>
+      <w:r>
+        <w:t>-source’ launches ‘</w:t>
       </w:r>
       <w:proofErr w:type="spellStart"/>
       <w:r>
@@ -21047,10 +22950,12 @@
         <w:t xml:space="preserve">’ according to </w:t>
       </w:r>
       <w:proofErr w:type="spellStart"/>
+      <w:proofErr w:type="gramStart"/>
       <w:r>
         <w:t>beam.mode</w:t>
       </w:r>
       <w:proofErr w:type="spellEnd"/>
+      <w:proofErr w:type="gramEnd"/>
       <w:r>
         <w:t>.</w:t>
       </w:r>
@@ -21117,7 +23022,15 @@
       </w:r>
       <w:proofErr w:type="spellEnd"/>
       <w:r>
-        <w:t xml:space="preserve">[1:*,q] = 0.0” for the zero ‘q’ array, to avoid </w:t>
+        <w:t>[</w:t>
+      </w:r>
+      <w:proofErr w:type="gramStart"/>
+      <w:r>
+        <w:t>1:*</w:t>
+      </w:r>
+      <w:proofErr w:type="gramEnd"/>
+      <w:r>
+        <w:t xml:space="preserve">,q] = 0.0” for the zero ‘q’ array, to avoid </w:t>
       </w:r>
       <w:proofErr w:type="spellStart"/>
       <w:r>
@@ -21155,15 +23068,31 @@
         </w:numPr>
       </w:pPr>
       <w:r>
-        <w:t>Q = where( (zero eq 1) or (finite(</w:t>
-      </w:r>
-      <w:proofErr w:type="spellStart"/>
-      <w:r>
-        <w:t>rel_int</w:t>
-      </w:r>
-      <w:proofErr w:type="spellEnd"/>
-      <w:r>
-        <w:t>[1,*]) eq 0))</w:t>
+        <w:t xml:space="preserve">Q = </w:t>
+      </w:r>
+      <w:proofErr w:type="gramStart"/>
+      <w:r>
+        <w:t>where( (</w:t>
+      </w:r>
+      <w:proofErr w:type="gramEnd"/>
+      <w:r>
+        <w:t>zero eq 1) or (finite(</w:t>
+      </w:r>
+      <w:proofErr w:type="spellStart"/>
+      <w:r>
+        <w:t>rel_</w:t>
+      </w:r>
+      <w:proofErr w:type="gramStart"/>
+      <w:r>
+        <w:t>int</w:t>
+      </w:r>
+      <w:proofErr w:type="spellEnd"/>
+      <w:r>
+        <w:t>[1,*</w:t>
+      </w:r>
+      <w:proofErr w:type="gramEnd"/>
+      <w:r>
+        <w:t>]) eq 0))</w:t>
       </w:r>
     </w:p>
     <w:p>
@@ -21174,7 +23103,15 @@
         </w:numPr>
       </w:pPr>
       <w:r>
-        <w:t xml:space="preserve">Catch all /0 conditions that affect: </w:t>
+        <w:t xml:space="preserve">Catch all /0 conditions that </w:t>
+      </w:r>
+      <w:proofErr w:type="gramStart"/>
+      <w:r>
+        <w:t>affect:</w:t>
+      </w:r>
+      <w:proofErr w:type="gramEnd"/>
+      <w:r>
+        <w:t xml:space="preserve"> </w:t>
       </w:r>
       <w:proofErr w:type="spellStart"/>
       <w:r>
@@ -21302,10 +23239,12 @@
         <w:t xml:space="preserve">Write </w:t>
       </w:r>
       <w:proofErr w:type="spellStart"/>
+      <w:proofErr w:type="gramStart"/>
       <w:r>
         <w:t>beam.model</w:t>
       </w:r>
       <w:proofErr w:type="spellEnd"/>
+      <w:proofErr w:type="gramEnd"/>
       <w:r>
         <w:t xml:space="preserve"> before beam, if ‘</w:t>
       </w:r>
@@ -21426,10 +23365,12 @@
         <w:t xml:space="preserve">=’ to remap </w:t>
       </w:r>
       <w:proofErr w:type="spellStart"/>
+      <w:proofErr w:type="gramStart"/>
       <w:r>
         <w:t>E,data</w:t>
       </w:r>
       <w:proofErr w:type="spellEnd"/>
+      <w:proofErr w:type="gramEnd"/>
       <w:r>
         <w:t xml:space="preserve"> onto a given energy vector.</w:t>
       </w:r>
@@ -21531,12 +23472,30 @@
         </w:numPr>
       </w:pPr>
       <w:proofErr w:type="spellStart"/>
+      <w:proofErr w:type="gramStart"/>
       <w:r>
         <w:t>pink.energy</w:t>
       </w:r>
       <w:proofErr w:type="spellEnd"/>
-      <w:r>
-        <w:t xml:space="preserve"> = E[ max(where(spec </w:t>
+      <w:proofErr w:type="gramEnd"/>
+      <w:r>
+        <w:t xml:space="preserve"> = </w:t>
+      </w:r>
+      <w:proofErr w:type="gramStart"/>
+      <w:r>
+        <w:t>E[</w:t>
+      </w:r>
+      <w:proofErr w:type="gramEnd"/>
+      <w:r>
+        <w:t xml:space="preserve"> </w:t>
+      </w:r>
+      <w:proofErr w:type="gramStart"/>
+      <w:r>
+        <w:t>max(where(</w:t>
+      </w:r>
+      <w:proofErr w:type="gramEnd"/>
+      <w:r>
+        <w:t xml:space="preserve">spec </w:t>
       </w:r>
       <w:proofErr w:type="spellStart"/>
       <w:r>
@@ -21544,8 +23503,13 @@
       </w:r>
       <w:proofErr w:type="spellEnd"/>
       <w:r>
-        <w:t xml:space="preserve"> 1.0e-10)) ]</w:t>
-      </w:r>
+        <w:t xml:space="preserve"> 1.0e-10)</w:t>
+      </w:r>
+      <w:proofErr w:type="gramStart"/>
+      <w:r>
+        <w:t>) ]</w:t>
+      </w:r>
+      <w:proofErr w:type="gramEnd"/>
     </w:p>
     <w:p>
       <w:pPr>
@@ -21667,6 +23631,7 @@
         </w:numPr>
       </w:pPr>
       <w:r>
+        <w:lastRenderedPageBreak/>
         <w:t>Add case to either ‘</w:t>
       </w:r>
       <w:proofErr w:type="spellStart"/>
@@ -21686,10 +23651,12 @@
         <w:t xml:space="preserve">’ based on </w:t>
       </w:r>
       <w:proofErr w:type="spellStart"/>
+      <w:proofErr w:type="gramStart"/>
       <w:r>
         <w:t>beam.model</w:t>
       </w:r>
       <w:proofErr w:type="spellEnd"/>
+      <w:proofErr w:type="gramEnd"/>
     </w:p>
     <w:p>
       <w:pPr>
@@ -21707,7 +23674,15 @@
       </w:r>
       <w:proofErr w:type="spellEnd"/>
       <w:r>
-        <w:t xml:space="preserve"> beam these return passively.</w:t>
+        <w:t xml:space="preserve"> beam </w:t>
+      </w:r>
+      <w:proofErr w:type="gramStart"/>
+      <w:r>
+        <w:t>these return</w:t>
+      </w:r>
+      <w:proofErr w:type="gramEnd"/>
+      <w:r>
+        <w:t xml:space="preserve"> passively.</w:t>
       </w:r>
     </w:p>
     <w:p>
@@ -21732,7 +23707,21 @@
         <w:rPr>
           <w:lang w:val="en-AU"/>
         </w:rPr>
-        <w:t>22 Apr, 2024</w:t>
+        <w:t xml:space="preserve">22 </w:t>
+      </w:r>
+      <w:proofErr w:type="gramStart"/>
+      <w:r>
+        <w:rPr>
+          <w:lang w:val="en-AU"/>
+        </w:rPr>
+        <w:t>Apr,</w:t>
+      </w:r>
+      <w:proofErr w:type="gramEnd"/>
+      <w:r>
+        <w:rPr>
+          <w:lang w:val="en-AU"/>
+        </w:rPr>
+        <w:t xml:space="preserve"> 2024</w:t>
       </w:r>
     </w:p>
     <w:p>
@@ -21802,7 +23791,6 @@
       </w:pPr>
       <w:proofErr w:type="spellStart"/>
       <w:r>
-        <w:lastRenderedPageBreak/>
         <w:t>Maia_launch_initial</w:t>
       </w:r>
       <w:proofErr w:type="spellEnd"/>
@@ -21995,11 +23983,19 @@
         </w:numPr>
       </w:pPr>
       <w:r>
-        <w:t>Test for (*pm).</w:t>
-      </w:r>
-      <w:proofErr w:type="spellStart"/>
-      <w:r>
-        <w:t>number.spectra</w:t>
+        <w:t>Test for (*pm</w:t>
+      </w:r>
+      <w:proofErr w:type="gramStart"/>
+      <w:r>
+        <w:t>).</w:t>
+      </w:r>
+      <w:proofErr w:type="spellStart"/>
+      <w:r>
+        <w:t>number</w:t>
+      </w:r>
+      <w:proofErr w:type="gramEnd"/>
+      <w:r>
+        <w:t>.spectra</w:t>
       </w:r>
       <w:proofErr w:type="spellEnd"/>
       <w:r>
@@ -22108,7 +24104,21 @@
         <w:rPr>
           <w:lang w:val="en-AU"/>
         </w:rPr>
-        <w:t>8 Apr, 2024</w:t>
+        <w:t xml:space="preserve">8 </w:t>
+      </w:r>
+      <w:proofErr w:type="gramStart"/>
+      <w:r>
+        <w:rPr>
+          <w:lang w:val="en-AU"/>
+        </w:rPr>
+        <w:t>Apr,</w:t>
+      </w:r>
+      <w:proofErr w:type="gramEnd"/>
+      <w:r>
+        <w:rPr>
+          <w:lang w:val="en-AU"/>
+        </w:rPr>
+        <w:t xml:space="preserve"> 2024</w:t>
       </w:r>
     </w:p>
     <w:p>
@@ -22150,6 +24160,7 @@
         <w:t>pstate</w:t>
       </w:r>
       <w:proofErr w:type="spellEnd"/>
+      <w:proofErr w:type="gramStart"/>
       <w:r>
         <w:t>).p).</w:t>
       </w:r>
@@ -22158,6 +24169,7 @@
         <w:t>pfile</w:t>
       </w:r>
       <w:proofErr w:type="spellEnd"/>
+      <w:proofErr w:type="gramEnd"/>
       <w:r>
         <w:t xml:space="preserve"> (array) for files, rather than (*</w:t>
       </w:r>
@@ -22166,8 +24178,13 @@
         <w:t>pstate</w:t>
       </w:r>
       <w:proofErr w:type="spellEnd"/>
-      <w:r>
-        <w:t>).file (concatenated list).</w:t>
+      <w:proofErr w:type="gramStart"/>
+      <w:r>
+        <w:t>).file</w:t>
+      </w:r>
+      <w:proofErr w:type="gramEnd"/>
+      <w:r>
+        <w:t xml:space="preserve"> (concatenated list).</w:t>
       </w:r>
     </w:p>
     <w:p>
@@ -22181,7 +24198,21 @@
         <w:rPr>
           <w:lang w:val="en-AU"/>
         </w:rPr>
-        <w:t>14 Feb, 2024</w:t>
+        <w:t xml:space="preserve">14 </w:t>
+      </w:r>
+      <w:proofErr w:type="gramStart"/>
+      <w:r>
+        <w:rPr>
+          <w:lang w:val="en-AU"/>
+        </w:rPr>
+        <w:t>Feb,</w:t>
+      </w:r>
+      <w:proofErr w:type="gramEnd"/>
+      <w:r>
+        <w:rPr>
+          <w:lang w:val="en-AU"/>
+        </w:rPr>
+        <w:t xml:space="preserve"> 2024</w:t>
       </w:r>
     </w:p>
     <w:p>
@@ -22260,6 +24291,7 @@
         </w:rPr>
         <w:t xml:space="preserve">27 </w:t>
       </w:r>
+      <w:proofErr w:type="gramStart"/>
       <w:r>
         <w:rPr>
           <w:lang w:val="en-AU"/>
@@ -22270,7 +24302,14 @@
         <w:rPr>
           <w:lang w:val="en-AU"/>
         </w:rPr>
-        <w:t>, 2023</w:t>
+        <w:t>,</w:t>
+      </w:r>
+      <w:proofErr w:type="gramEnd"/>
+      <w:r>
+        <w:rPr>
+          <w:lang w:val="en-AU"/>
+        </w:rPr>
+        <w:t xml:space="preserve"> 2023</w:t>
       </w:r>
     </w:p>
     <w:p>
@@ -22350,7 +24389,21 @@
         <w:rPr>
           <w:lang w:val="en-AU"/>
         </w:rPr>
-        <w:t>24 Nov, 2023</w:t>
+        <w:t xml:space="preserve">24 </w:t>
+      </w:r>
+      <w:proofErr w:type="gramStart"/>
+      <w:r>
+        <w:rPr>
+          <w:lang w:val="en-AU"/>
+        </w:rPr>
+        <w:t>Nov,</w:t>
+      </w:r>
+      <w:proofErr w:type="gramEnd"/>
+      <w:r>
+        <w:rPr>
+          <w:lang w:val="en-AU"/>
+        </w:rPr>
+        <w:t xml:space="preserve"> 2023</w:t>
       </w:r>
     </w:p>
     <w:p>
@@ -22422,6 +24475,7 @@
       </w:pPr>
       <w:proofErr w:type="spellStart"/>
       <w:r>
+        <w:lastRenderedPageBreak/>
         <w:t>Image_Save_GIF</w:t>
       </w:r>
       <w:proofErr w:type="spellEnd"/>
@@ -22467,7 +24521,21 @@
         <w:rPr>
           <w:lang w:val="en-AU"/>
         </w:rPr>
-        <w:t>8 May, 2023</w:t>
+        <w:t xml:space="preserve">8 </w:t>
+      </w:r>
+      <w:proofErr w:type="gramStart"/>
+      <w:r>
+        <w:rPr>
+          <w:lang w:val="en-AU"/>
+        </w:rPr>
+        <w:t>May,</w:t>
+      </w:r>
+      <w:proofErr w:type="gramEnd"/>
+      <w:r>
+        <w:rPr>
+          <w:lang w:val="en-AU"/>
+        </w:rPr>
+        <w:t xml:space="preserve"> 2023</w:t>
       </w:r>
     </w:p>
     <w:p>
@@ -22489,7 +24557,15 @@
         </w:numPr>
       </w:pPr>
       <w:r>
-        <w:t>Removed modules with non CSIRO code, although the code had been supplied by the laboratories to enable an import object or plugin to be devised for their data and attribution was included.</w:t>
+        <w:t xml:space="preserve">Removed modules with </w:t>
+      </w:r>
+      <w:proofErr w:type="gramStart"/>
+      <w:r>
+        <w:t>non CSIRO</w:t>
+      </w:r>
+      <w:proofErr w:type="gramEnd"/>
+      <w:r>
+        <w:t xml:space="preserve"> code, although the code had been supplied by the laboratories to enable an import object or plugin to be devised for their data and attribution was included.</w:t>
       </w:r>
     </w:p>
     <w:p>
@@ -22500,7 +24576,6 @@
         </w:numPr>
       </w:pPr>
       <w:r>
-        <w:lastRenderedPageBreak/>
         <w:t>These include:</w:t>
       </w:r>
     </w:p>
@@ -22598,7 +24673,15 @@
         <w:t>c</w:t>
       </w:r>
       <w:r>
-        <w:t>erned at a later time.</w:t>
+        <w:t xml:space="preserve">erned </w:t>
+      </w:r>
+      <w:proofErr w:type="gramStart"/>
+      <w:r>
+        <w:t>at a later time</w:t>
+      </w:r>
+      <w:proofErr w:type="gramEnd"/>
+      <w:r>
+        <w:t>.</w:t>
       </w:r>
     </w:p>
     <w:p>
@@ -22665,9 +24748,11 @@
           <w:numId w:val="3"/>
         </w:numPr>
       </w:pPr>
+      <w:proofErr w:type="gramStart"/>
       <w:r>
         <w:t>.metadata</w:t>
       </w:r>
+      <w:proofErr w:type="gramEnd"/>
     </w:p>
     <w:p>
       <w:pPr>
@@ -22725,9 +24810,11 @@
         <w:t>org.eclipse.core.resources</w:t>
       </w:r>
       <w:proofErr w:type="spellEnd"/>
+      <w:proofErr w:type="gramStart"/>
       <w:r>
         <w:t>/.history</w:t>
       </w:r>
+      <w:proofErr w:type="gramEnd"/>
     </w:p>
     <w:p>
       <w:pPr>
@@ -22737,8 +24824,13 @@
         </w:numPr>
       </w:pPr>
       <w:r>
-        <w:t>.metadata/.plugins/org.eclipse.ltk.core.refactoring/.refactorings</w:t>
-      </w:r>
+        <w:t>.metadata/.plugins/org.eclipse.ltk.core.refactoring</w:t>
+      </w:r>
+      <w:proofErr w:type="gramStart"/>
+      <w:r>
+        <w:t>/.refactorings</w:t>
+      </w:r>
+      <w:proofErr w:type="gramEnd"/>
     </w:p>
     <w:p>
       <w:pPr>
@@ -22751,7 +24843,21 @@
         <w:rPr>
           <w:lang w:val="en-AU"/>
         </w:rPr>
-        <w:t>21 Dec, 2022</w:t>
+        <w:t xml:space="preserve">21 </w:t>
+      </w:r>
+      <w:proofErr w:type="gramStart"/>
+      <w:r>
+        <w:rPr>
+          <w:lang w:val="en-AU"/>
+        </w:rPr>
+        <w:t>Dec,</w:t>
+      </w:r>
+      <w:proofErr w:type="gramEnd"/>
+      <w:r>
+        <w:rPr>
+          <w:lang w:val="en-AU"/>
+        </w:rPr>
+        <w:t xml:space="preserve"> 2022</w:t>
       </w:r>
     </w:p>
     <w:p>
@@ -22777,20 +24883,32 @@
         <w:t>Build a script “</w:t>
       </w:r>
       <w:proofErr w:type="spellStart"/>
+      <w:proofErr w:type="gramStart"/>
       <w:r>
         <w:t>build.spro</w:t>
       </w:r>
       <w:proofErr w:type="spellEnd"/>
+      <w:proofErr w:type="gramEnd"/>
       <w:r>
         <w:t>” to be used (use: “@</w:t>
       </w:r>
       <w:proofErr w:type="spellStart"/>
+      <w:proofErr w:type="gramStart"/>
       <w:r>
         <w:t>build.spro</w:t>
       </w:r>
       <w:proofErr w:type="spellEnd"/>
-      <w:r>
-        <w:t xml:space="preserve">”) to selectively build the SAV files,. by </w:t>
+      <w:proofErr w:type="gramEnd"/>
+      <w:r>
+        <w:t xml:space="preserve">”) to selectively build the SAV </w:t>
+      </w:r>
+      <w:proofErr w:type="gramStart"/>
+      <w:r>
+        <w:t>files,.</w:t>
+      </w:r>
+      <w:proofErr w:type="gramEnd"/>
+      <w:r>
+        <w:t xml:space="preserve"> by </w:t>
       </w:r>
       <w:proofErr w:type="spellStart"/>
       <w:r>
@@ -22825,7 +24943,23 @@
         </w:numPr>
       </w:pPr>
       <w:r>
-        <w:t>This avoids issue with poor control of !PATH and using ‘.compile’ by file-name, rather than ‘</w:t>
+        <w:t xml:space="preserve">This avoids issue with poor control </w:t>
+      </w:r>
+      <w:proofErr w:type="gramStart"/>
+      <w:r>
+        <w:t>of !PATH</w:t>
+      </w:r>
+      <w:proofErr w:type="gramEnd"/>
+      <w:r>
+        <w:t xml:space="preserve"> and using </w:t>
+      </w:r>
+      <w:proofErr w:type="gramStart"/>
+      <w:r>
+        <w:t>‘.compile</w:t>
+      </w:r>
+      <w:proofErr w:type="gramEnd"/>
+      <w:r>
+        <w:t>’ by file-name, rather than ‘</w:t>
       </w:r>
       <w:proofErr w:type="spellStart"/>
       <w:r>
@@ -22843,12 +24977,17 @@
           <w:numId w:val="2"/>
         </w:numPr>
       </w:pPr>
+      <w:proofErr w:type="gramStart"/>
       <w:r>
         <w:t>Does .</w:t>
       </w:r>
       <w:proofErr w:type="spellStart"/>
       <w:r>
-        <w:t>full_reset_session</w:t>
+        <w:t>full</w:t>
+      </w:r>
+      <w:proofErr w:type="gramEnd"/>
+      <w:r>
+        <w:t>_reset_session</w:t>
       </w:r>
       <w:proofErr w:type="spellEnd"/>
       <w:r>
@@ -22885,8 +25024,13 @@
           <w:numId w:val="2"/>
         </w:numPr>
       </w:pPr>
-      <w:r>
-        <w:t>!PATH built afresh for each project build to include whole “main” tree plus the project.</w:t>
+      <w:proofErr w:type="gramStart"/>
+      <w:r>
+        <w:t>!PATH</w:t>
+      </w:r>
+      <w:proofErr w:type="gramEnd"/>
+      <w:r>
+        <w:t xml:space="preserve"> built afresh for each project build to include whole “main” tree plus the project.</w:t>
       </w:r>
     </w:p>
     <w:p>
@@ -23060,6 +25204,7 @@
       </w:pPr>
       <w:proofErr w:type="spellStart"/>
       <w:r>
+        <w:lastRenderedPageBreak/>
         <w:t>image_table_evt</w:t>
       </w:r>
       <w:proofErr w:type="spellEnd"/>
@@ -23200,7 +25345,6 @@
         </w:numPr>
       </w:pPr>
       <w:r>
-        <w:lastRenderedPageBreak/>
         <w:t xml:space="preserve">Some get renamed: </w:t>
       </w:r>
       <w:proofErr w:type="spellStart"/>
@@ -23349,10 +25493,12 @@
         <w:t>Use ‘builder’ (pops up index selection) to select which classes to build, which creates “</w:t>
       </w:r>
       <w:proofErr w:type="spellStart"/>
+      <w:proofErr w:type="gramStart"/>
       <w:r>
         <w:t>build.spro</w:t>
       </w:r>
       <w:proofErr w:type="spellEnd"/>
+      <w:proofErr w:type="gramEnd"/>
       <w:r>
         <w:t>” (note: this will be in “</w:t>
       </w:r>
@@ -23365,21 +25511,28 @@
         <w:t>” for runtime execution and “main” for IDLDE execution).</w:t>
       </w:r>
       <w:r>
-        <w:t xml:space="preserve"> A pop-up reminds the user of  “</w:t>
+        <w:t xml:space="preserve"> A pop-up reminds the user </w:t>
+      </w:r>
+      <w:proofErr w:type="gramStart"/>
+      <w:r>
+        <w:t>of  “</w:t>
       </w:r>
       <w:proofErr w:type="spellStart"/>
       <w:r>
         <w:t>build.spro</w:t>
       </w:r>
       <w:proofErr w:type="spellEnd"/>
+      <w:proofErr w:type="gramEnd"/>
       <w:r>
         <w:t>”, its path and the need to run “@</w:t>
       </w:r>
       <w:proofErr w:type="spellStart"/>
+      <w:proofErr w:type="gramStart"/>
       <w:r>
         <w:t>build.spro</w:t>
       </w:r>
       <w:proofErr w:type="spellEnd"/>
+      <w:proofErr w:type="gramEnd"/>
       <w:r>
         <w:t xml:space="preserve">” from the </w:t>
       </w:r>
@@ -23404,10 +25557,12 @@
         <w:t>“@</w:t>
       </w:r>
       <w:proofErr w:type="spellStart"/>
+      <w:proofErr w:type="gramStart"/>
       <w:r>
         <w:t>build.spro</w:t>
       </w:r>
       <w:proofErr w:type="spellEnd"/>
+      <w:proofErr w:type="gramEnd"/>
       <w:r>
         <w:t>” from IDL command line to build</w:t>
       </w:r>
@@ -32481,6 +34636,7 @@
   <w:style w:type="character" w:default="1" w:styleId="DefaultParagraphFont">
     <w:name w:val="Default Paragraph Font"/>
     <w:uiPriority w:val="1"/>
+    <w:semiHidden/>
     <w:unhideWhenUsed/>
   </w:style>
   <w:style w:type="table" w:default="1" w:styleId="TableNormal">
